--- a/predlog rešenja.docx
+++ b/predlog rešenja.docx
@@ -308,29 +308,19 @@
           <w:szCs w:val="40"/>
         </w:rPr>
         <w:lastRenderedPageBreak/>
-        <w:t>1</w:t>
+        <w:t>1.</w:t>
+      </w:r>
+      <w:r>
+        <w:rPr>
+          <w:b/>
+          <w:bCs/>
+        </w:rPr>
+        <w:t xml:space="preserve"> </w:t>
       </w:r>
       <w:r>
         <w:rPr>
           <w:sz w:val="40"/>
           <w:szCs w:val="40"/>
-          <w:u w:val="single"/>
-        </w:rPr>
-        <w:t>.</w:t>
-      </w:r>
-      <w:r>
-        <w:rPr>
-          <w:b/>
-          <w:bCs/>
-          <w:u w:val="single"/>
-        </w:rPr>
-        <w:t xml:space="preserve"> </w:t>
-      </w:r>
-      <w:r>
-        <w:rPr>
-          <w:sz w:val="40"/>
-          <w:szCs w:val="40"/>
-          <w:u w:val="single"/>
         </w:rPr>
         <w:t>Uvod u predlog rešenja</w:t>
       </w:r>
@@ -563,20 +553,196 @@
         <w:t>. Cilj modelovanja je prikaz ključnih aktivnosti, tokova podataka, resursa i objekata koji učestvuju u realizaciji procesa, počev od prijema zahteva klijenta do realizacije ture i isporuke usluge. Za potrebe modelovanja korišćeni su različiti pristupi, uključujući SSA, DFD, IDEF0 i MOV dijagrame, kako bi se proces sagledao iz više perspektiva.</w:t>
       </w:r>
     </w:p>
+    <w:p>
+      <w:pPr>
+        <w:jc w:val="both"/>
+        <w:rPr>
+          <w:sz w:val="24"/>
+          <w:szCs w:val="24"/>
+        </w:rPr>
+      </w:pPr>
+    </w:p>
+    <w:p>
+      <w:pPr>
+        <w:jc w:val="both"/>
+        <w:rPr>
+          <w:sz w:val="24"/>
+          <w:szCs w:val="24"/>
+        </w:rPr>
+      </w:pPr>
+    </w:p>
+    <w:p>
+      <w:pPr>
+        <w:jc w:val="both"/>
+        <w:rPr>
+          <w:sz w:val="24"/>
+          <w:szCs w:val="24"/>
+        </w:rPr>
+      </w:pPr>
+    </w:p>
+    <w:p>
+      <w:pPr>
+        <w:jc w:val="both"/>
+        <w:rPr>
+          <w:sz w:val="24"/>
+          <w:szCs w:val="24"/>
+        </w:rPr>
+      </w:pPr>
+    </w:p>
+    <w:p>
+      <w:pPr>
+        <w:jc w:val="both"/>
+        <w:rPr>
+          <w:sz w:val="24"/>
+          <w:szCs w:val="24"/>
+        </w:rPr>
+      </w:pPr>
+    </w:p>
     <w:bookmarkEnd w:id="0"/>
     <w:p>
       <w:pPr>
         <w:rPr>
+          <w:sz w:val="40"/>
+          <w:szCs w:val="40"/>
+        </w:rPr>
+      </w:pPr>
+      <w:r>
+        <w:rPr>
+          <w:sz w:val="40"/>
+          <w:szCs w:val="40"/>
+        </w:rPr>
+        <w:lastRenderedPageBreak/>
+        <w:t>2. Opis informacionog sistema</w:t>
+      </w:r>
+    </w:p>
+    <w:p>
+      <w:pPr>
+        <w:rPr>
+          <w:sz w:val="24"/>
+          <w:szCs w:val="24"/>
+        </w:rPr>
+      </w:pPr>
+    </w:p>
+    <w:p>
+      <w:pPr>
+        <w:spacing w:before="100" w:beforeAutospacing="1" w:after="100" w:afterAutospacing="1" w:line="240" w:lineRule="auto"/>
+        <w:jc w:val="both"/>
+        <w:rPr>
+          <w:rFonts w:eastAsia="Times New Roman" w:cstheme="minorHAnsi"/>
+          <w:sz w:val="24"/>
+          <w:szCs w:val="24"/>
+        </w:rPr>
+      </w:pPr>
+      <w:r>
+        <w:rPr>
+          <w:rFonts w:eastAsia="Times New Roman" w:cstheme="minorHAnsi"/>
           <w:b/>
           <w:bCs/>
-        </w:rPr>
-      </w:pPr>
-    </w:p>
-    <w:p>
-      <w:pPr>
-        <w:rPr>
+          <w:sz w:val="24"/>
+          <w:szCs w:val="24"/>
+        </w:rPr>
+        <w:t>MPM Transport</w:t>
+      </w:r>
+      <w:r>
+        <w:rPr>
+          <w:rFonts w:eastAsia="Times New Roman" w:cstheme="minorHAnsi"/>
+          <w:sz w:val="24"/>
+          <w:szCs w:val="24"/>
+        </w:rPr>
+        <w:t xml:space="preserve"> je preduzeće koje se bavi pružanjem usluga transporta robe za svoje klijente. Osnovna delatnost kompanije obuhvata organizaciju i realizaciju transportnih tura, u skladu sa zahtevima i potrebama klijenata.</w:t>
+      </w:r>
+      <w:r>
+        <w:rPr>
+          <w:rFonts w:eastAsia="Times New Roman" w:cstheme="minorHAnsi"/>
+          <w:sz w:val="24"/>
+          <w:szCs w:val="24"/>
+        </w:rPr>
+        <w:t xml:space="preserve"> </w:t>
+      </w:r>
+      <w:r>
+        <w:rPr>
+          <w:rFonts w:eastAsia="Times New Roman" w:cstheme="minorHAnsi"/>
+          <w:sz w:val="24"/>
+          <w:szCs w:val="24"/>
+        </w:rPr>
+        <w:t xml:space="preserve">Informacioni sistem </w:t>
+      </w:r>
+      <w:r>
+        <w:rPr>
+          <w:rFonts w:eastAsia="Times New Roman" w:cstheme="minorHAnsi"/>
           <w:b/>
           <w:bCs/>
+          <w:sz w:val="24"/>
+          <w:szCs w:val="24"/>
+        </w:rPr>
+        <w:t>MPM Transport</w:t>
+      </w:r>
+      <w:r>
+        <w:rPr>
+          <w:rFonts w:eastAsia="Times New Roman" w:cstheme="minorHAnsi"/>
+          <w:sz w:val="24"/>
+          <w:szCs w:val="24"/>
+        </w:rPr>
+        <w:t xml:space="preserve"> namenjen je podršci poslovnim procesima u oblasti organizacije i prodaje transportnih usluga. Sistem omogućava evidentiranje i obradu podataka koji su neophodni za svakodnevno funkcionisanje poslovanja, kao što su podaci o klijentima, transportnim turama, vozilima, vozačima i realizaciji usluga.</w:t>
+      </w:r>
+    </w:p>
+    <w:p>
+      <w:pPr>
+        <w:spacing w:before="100" w:beforeAutospacing="1" w:after="100" w:afterAutospacing="1" w:line="240" w:lineRule="auto"/>
+        <w:jc w:val="both"/>
+        <w:rPr>
+          <w:rFonts w:eastAsia="Times New Roman" w:cstheme="minorHAnsi"/>
+          <w:sz w:val="24"/>
+          <w:szCs w:val="24"/>
+        </w:rPr>
+      </w:pPr>
+      <w:r>
+        <w:rPr>
+          <w:rFonts w:eastAsia="Times New Roman" w:cstheme="minorHAnsi"/>
+          <w:sz w:val="24"/>
+          <w:szCs w:val="24"/>
+        </w:rPr>
+        <w:t>U okviru informacionog sistema posebno je izdvojen proces prodaje transportnih usluga, koji obuhvata prijem i obradu zahteva klijenata, kreiranje i evidenciju transportnih tura, komunikaciju sa klijentima, organizaciju resursa i praćenje realizacije usluga.</w:t>
+      </w:r>
+      <w:r>
+        <w:rPr>
+          <w:rFonts w:eastAsia="Times New Roman" w:cstheme="minorHAnsi"/>
+          <w:sz w:val="24"/>
+          <w:szCs w:val="24"/>
+        </w:rPr>
+        <w:t xml:space="preserve"> </w:t>
+      </w:r>
+      <w:r>
+        <w:rPr>
+          <w:rFonts w:eastAsia="Times New Roman" w:cstheme="minorHAnsi"/>
+          <w:sz w:val="24"/>
+          <w:szCs w:val="24"/>
+        </w:rPr>
+        <w:t>Sistem koriste zaposleni u prodaji i logistici, koji kroz aplikaciju imaju uvid u sve relevantne podatke i mogućnost upravljanja procesom od početka do kraja. Korišćenjem sistema omogućava se centralizacija podataka, brža obrada zahteva i efikasnije upravljanje transportnim resursima.</w:t>
+      </w:r>
+      <w:r>
+        <w:rPr>
+          <w:rFonts w:eastAsia="Times New Roman" w:cstheme="minorHAnsi"/>
+          <w:sz w:val="24"/>
+          <w:szCs w:val="24"/>
+        </w:rPr>
+        <w:t xml:space="preserve"> </w:t>
+      </w:r>
+      <w:r>
+        <w:rPr>
+          <w:rFonts w:eastAsia="Times New Roman" w:cstheme="minorHAnsi"/>
+          <w:sz w:val="24"/>
+          <w:szCs w:val="24"/>
+        </w:rPr>
+        <w:t>Primena informacionog sistema doprinosi smanjenju grešaka nastalih usled manuelnog rada, boljoj organizaciji poslovanja i povećanju efikasnosti u realizaciji transportnih usluga.</w:t>
+      </w:r>
+    </w:p>
+    <w:p>
+      <w:pPr>
+        <w:jc w:val="both"/>
+        <w:rPr>
+          <w:sz w:val="24"/>
+          <w:szCs w:val="24"/>
         </w:rPr>
       </w:pPr>
     </w:p>
@@ -585,56 +751,333 @@
         <w:rPr>
           <w:sz w:val="40"/>
           <w:szCs w:val="40"/>
-          <w:u w:val="single"/>
         </w:rPr>
       </w:pPr>
       <w:r>
         <w:rPr>
           <w:sz w:val="40"/>
           <w:szCs w:val="40"/>
-          <w:u w:val="single"/>
-        </w:rPr>
-        <w:t>2. SSA dijagram</w:t>
-      </w:r>
-    </w:p>
-    <w:p>
-      <w:pPr>
-        <w:rPr>
+        </w:rPr>
+        <w:t>3</w:t>
+      </w:r>
+      <w:r>
+        <w:rPr>
+          <w:sz w:val="40"/>
+          <w:szCs w:val="40"/>
+        </w:rPr>
+        <w:t xml:space="preserve">. </w:t>
+      </w:r>
+      <w:r>
+        <w:rPr>
+          <w:sz w:val="40"/>
+          <w:szCs w:val="40"/>
+        </w:rPr>
+        <w:t>Modelovanje informacionog sistema</w:t>
+      </w:r>
+    </w:p>
+    <w:p>
+      <w:pPr>
+        <w:spacing w:before="100" w:beforeAutospacing="1" w:after="100" w:afterAutospacing="1" w:line="240" w:lineRule="auto"/>
+        <w:jc w:val="both"/>
+        <w:rPr>
+          <w:rFonts w:eastAsia="Times New Roman" w:cstheme="minorHAnsi"/>
+          <w:sz w:val="24"/>
+          <w:szCs w:val="24"/>
+        </w:rPr>
+      </w:pPr>
+      <w:r>
+        <w:rPr>
+          <w:rFonts w:eastAsia="Times New Roman" w:cstheme="minorHAnsi"/>
+          <w:sz w:val="24"/>
+          <w:szCs w:val="24"/>
+        </w:rPr>
+        <w:t xml:space="preserve">U ovom poglavlju prikazuje se modelovanje informacionog sistema </w:t>
+      </w:r>
+      <w:r>
+        <w:rPr>
+          <w:rFonts w:eastAsia="Times New Roman" w:cstheme="minorHAnsi"/>
           <w:b/>
           <w:bCs/>
-          <w:u w:val="single"/>
-        </w:rPr>
-      </w:pPr>
-      <w:r>
-        <w:rPr>
+          <w:sz w:val="24"/>
+          <w:szCs w:val="24"/>
+        </w:rPr>
+        <w:t>MPM Transport</w:t>
+      </w:r>
+      <w:r>
+        <w:rPr>
+          <w:rFonts w:eastAsia="Times New Roman" w:cstheme="minorHAnsi"/>
+          <w:sz w:val="24"/>
+          <w:szCs w:val="24"/>
+        </w:rPr>
+        <w:t xml:space="preserve"> sa ciljem boljeg sagledavanja njegove strukture, funkcija, tokova podataka i objekata koji učestvuju u realizaciji poslovnih procesa. Najpre je prikazana struktura informacionog sistema u celini, nakon čega je izdvojen i detaljnije analiziran proces prodaje transportnih usluga kao predmet ovog rada.</w:t>
+      </w:r>
+      <w:r>
+        <w:rPr>
+          <w:rFonts w:eastAsia="Times New Roman" w:cstheme="minorHAnsi"/>
+          <w:sz w:val="24"/>
+          <w:szCs w:val="24"/>
+        </w:rPr>
+        <w:t xml:space="preserve"> Modelovanje je izvršeno primenom više različitih pristupa, kako bi sistem bi analiziran preciznije i iz više uglova.</w:t>
+      </w:r>
+      <w:r>
+        <w:rPr>
+          <w:rFonts w:eastAsia="Times New Roman" w:cstheme="minorHAnsi"/>
+          <w:sz w:val="24"/>
+          <w:szCs w:val="24"/>
+        </w:rPr>
+        <w:t xml:space="preserve"> </w:t>
+      </w:r>
+      <w:r>
+        <w:rPr>
+          <w:rFonts w:eastAsia="Times New Roman" w:cstheme="minorHAnsi"/>
+          <w:sz w:val="24"/>
+          <w:szCs w:val="24"/>
+        </w:rPr>
+        <w:t>Za potrebe modelovanja korišćeni su</w:t>
+      </w:r>
+      <w:r>
+        <w:rPr>
+          <w:rFonts w:eastAsia="Times New Roman" w:cstheme="minorHAnsi"/>
+          <w:sz w:val="24"/>
+          <w:szCs w:val="24"/>
+        </w:rPr>
+        <w:t xml:space="preserve"> SSA, IDEF0 i MOV dijagrami. Svaki od navedenih dijagrama omogućava drugačiji prikaz sistema i procesa, čime se dobija potpuniji uvid u način funkcionisanja predloženog rešenja.</w:t>
+      </w:r>
+    </w:p>
+    <w:p>
+      <w:pPr>
+        <w:rPr>
+          <w:sz w:val="24"/>
+          <w:szCs w:val="24"/>
+        </w:rPr>
+      </w:pPr>
+    </w:p>
+    <w:p>
+      <w:pPr>
+        <w:rPr>
+          <w:sz w:val="34"/>
+          <w:szCs w:val="34"/>
+        </w:rPr>
+      </w:pPr>
+      <w:r>
+        <w:rPr>
+          <w:sz w:val="34"/>
+          <w:szCs w:val="34"/>
+        </w:rPr>
+        <w:t>3</w:t>
+      </w:r>
+      <w:r>
+        <w:rPr>
+          <w:sz w:val="34"/>
+          <w:szCs w:val="34"/>
+        </w:rPr>
+        <w:t xml:space="preserve">.1 SSA </w:t>
+      </w:r>
+      <w:r>
+        <w:rPr>
+          <w:sz w:val="34"/>
+          <w:szCs w:val="34"/>
+        </w:rPr>
+        <w:t xml:space="preserve">dijagram </w:t>
+      </w:r>
+    </w:p>
+    <w:p>
+      <w:pPr>
+        <w:rPr>
+          <w:sz w:val="24"/>
+          <w:szCs w:val="24"/>
+        </w:rPr>
+      </w:pPr>
+    </w:p>
+    <w:p>
+      <w:pPr>
+        <w:spacing w:before="100" w:beforeAutospacing="1" w:after="100" w:afterAutospacing="1" w:line="240" w:lineRule="auto"/>
+        <w:jc w:val="both"/>
+        <w:rPr>
+          <w:rFonts w:eastAsia="Times New Roman" w:cstheme="minorHAnsi"/>
+          <w:sz w:val="24"/>
+          <w:szCs w:val="24"/>
+        </w:rPr>
+      </w:pPr>
+      <w:r>
+        <w:rPr>
+          <w:rFonts w:eastAsia="Times New Roman" w:cstheme="minorHAnsi"/>
+          <w:sz w:val="24"/>
+          <w:szCs w:val="24"/>
+        </w:rPr>
+        <w:t xml:space="preserve">Prvobitno je odrađeno modelovanje celokupnog informacionog sistema pomoću </w:t>
+      </w:r>
+      <w:r>
+        <w:rPr>
+          <w:rFonts w:eastAsia="Times New Roman" w:cstheme="minorHAnsi"/>
+          <w:sz w:val="24"/>
+          <w:szCs w:val="24"/>
+        </w:rPr>
+        <w:t>SSA dijagram</w:t>
+      </w:r>
+      <w:r>
+        <w:rPr>
+          <w:rFonts w:eastAsia="Times New Roman" w:cstheme="minorHAnsi"/>
+          <w:sz w:val="24"/>
+          <w:szCs w:val="24"/>
+        </w:rPr>
+        <w:t xml:space="preserve">a, </w:t>
+      </w:r>
+      <w:r>
+        <w:rPr>
+          <w:rFonts w:eastAsia="Times New Roman" w:cstheme="minorHAnsi"/>
+          <w:sz w:val="24"/>
+          <w:szCs w:val="24"/>
+        </w:rPr>
+        <w:t>s</w:t>
+      </w:r>
+      <w:r>
+        <w:rPr>
+          <w:rFonts w:eastAsia="Times New Roman" w:cstheme="minorHAnsi"/>
+          <w:sz w:val="24"/>
+          <w:szCs w:val="24"/>
+        </w:rPr>
+        <w:t>a</w:t>
+      </w:r>
+      <w:r>
+        <w:rPr>
+          <w:rFonts w:eastAsia="Times New Roman" w:cstheme="minorHAnsi"/>
+          <w:sz w:val="24"/>
+          <w:szCs w:val="24"/>
+        </w:rPr>
+        <w:t xml:space="preserve"> ciljem prikaza osnovne strukture informacionog sistema MPM Transport. Informacioni sistem posmatra se kao jedinstvena celina koja podržava više međusobno povezanih poslovnih aktivnosti. </w:t>
+      </w:r>
+      <w:r>
+        <w:rPr>
+          <w:rFonts w:eastAsia="Times New Roman" w:cstheme="minorHAnsi"/>
+          <w:sz w:val="24"/>
+          <w:szCs w:val="24"/>
+        </w:rPr>
+        <w:t xml:space="preserve">U okviru modelovanja celog informacionog sistema pomoću SSA dijagrama, urađen je </w:t>
+      </w:r>
+      <w:r>
+        <w:rPr>
+          <w:rFonts w:eastAsia="Times New Roman" w:cstheme="minorHAnsi"/>
+          <w:sz w:val="24"/>
+          <w:szCs w:val="24"/>
+        </w:rPr>
+        <w:lastRenderedPageBreak/>
+        <w:t xml:space="preserve">početni nivo I prvi nivo dekompozicije, odakle je kasnije izdvojen poslovni proces prodaje I urađeno njegovo modelovanje.  </w:t>
+      </w:r>
+    </w:p>
+    <w:p>
+      <w:pPr>
+        <w:spacing w:before="100" w:beforeAutospacing="1" w:after="100" w:afterAutospacing="1" w:line="240" w:lineRule="auto"/>
+        <w:rPr>
+          <w:rFonts w:eastAsia="Times New Roman" w:cstheme="minorHAnsi"/>
+          <w:sz w:val="24"/>
+          <w:szCs w:val="24"/>
+        </w:rPr>
+      </w:pPr>
+      <w:r>
+        <w:rPr>
+          <w:rFonts w:eastAsia="Times New Roman" w:cstheme="minorHAnsi"/>
+          <w:sz w:val="24"/>
+          <w:szCs w:val="24"/>
+        </w:rPr>
+        <w:t xml:space="preserve">Na početnom root nivou, informacioni sistem je prikazan kao centralna aktivnost, koja komunicira sa spoljnim entitetima(Servisni partneri, državne službe, Dobavljači). </w:t>
+      </w:r>
+      <w:r>
+        <w:rPr>
+          <w:rFonts w:eastAsia="Times New Roman" w:cstheme="minorHAnsi"/>
+          <w:sz w:val="24"/>
+          <w:szCs w:val="24"/>
+        </w:rPr>
+        <w:t>Komuniciraju p</w:t>
+      </w:r>
+      <w:r>
+        <w:rPr>
+          <w:rFonts w:eastAsia="Times New Roman" w:cstheme="minorHAnsi"/>
+          <w:sz w:val="24"/>
+          <w:szCs w:val="24"/>
+        </w:rPr>
+        <w:t>reko tokova podataka</w:t>
+      </w:r>
+      <w:r>
+        <w:rPr>
+          <w:rFonts w:eastAsia="Times New Roman" w:cstheme="minorHAnsi"/>
+          <w:sz w:val="24"/>
+          <w:szCs w:val="24"/>
+        </w:rPr>
+        <w:t>, koji predstavljaju</w:t>
+      </w:r>
+      <w:r>
+        <w:rPr>
+          <w:rFonts w:eastAsia="Times New Roman" w:cstheme="minorHAnsi"/>
+          <w:sz w:val="24"/>
+          <w:szCs w:val="24"/>
+        </w:rPr>
+        <w:t xml:space="preserve"> informacije</w:t>
+      </w:r>
+      <w:r>
+        <w:rPr>
+          <w:rFonts w:eastAsia="Times New Roman" w:cstheme="minorHAnsi"/>
+          <w:sz w:val="24"/>
+          <w:szCs w:val="24"/>
+        </w:rPr>
+        <w:t xml:space="preserve"> </w:t>
+      </w:r>
+      <w:r>
+        <w:rPr>
+          <w:rFonts w:eastAsia="Times New Roman" w:cstheme="minorHAnsi"/>
+          <w:sz w:val="24"/>
+          <w:szCs w:val="24"/>
+        </w:rPr>
+        <w:t xml:space="preserve">potrebne za registraciju vozila, popravku vozila, putarine, opremu, narudžbine,… </w:t>
+      </w:r>
+    </w:p>
+    <w:p>
+      <w:pPr>
+        <w:spacing w:before="100" w:beforeAutospacing="1" w:after="100" w:afterAutospacing="1" w:line="240" w:lineRule="auto"/>
+        <w:rPr>
+          <w:rFonts w:eastAsia="Times New Roman" w:cstheme="minorHAnsi"/>
+          <w:sz w:val="24"/>
+          <w:szCs w:val="24"/>
+        </w:rPr>
+      </w:pPr>
+      <w:r>
+        <w:rPr>
+          <w:rFonts w:eastAsia="Times New Roman" w:cstheme="minorHAnsi"/>
+          <w:sz w:val="24"/>
+          <w:szCs w:val="24"/>
+        </w:rPr>
+        <w:t>Prikaz root dijagrama informacionog sistema dat je u nastavku.</w:t>
+      </w:r>
+    </w:p>
+    <w:p>
+      <w:pPr>
+        <w:spacing w:before="100" w:beforeAutospacing="1" w:after="100" w:afterAutospacing="1" w:line="240" w:lineRule="auto"/>
+        <w:rPr>
+          <w:rFonts w:eastAsia="Times New Roman" w:cstheme="minorHAnsi"/>
+          <w:sz w:val="24"/>
+          <w:szCs w:val="24"/>
+        </w:rPr>
+      </w:pPr>
+      <w:r>
+        <w:rPr>
+          <w:rFonts w:eastAsia="Times New Roman" w:cstheme="minorHAnsi"/>
           <w:noProof/>
-          <w:u w:val="single"/>
-        </w:rPr>
-        <w:lastRenderedPageBreak/>
+          <w:sz w:val="24"/>
+          <w:szCs w:val="24"/>
+        </w:rPr>
         <w:drawing>
-          <wp:anchor distT="0" distB="0" distL="114300" distR="114300" simplePos="0" relativeHeight="251658240" behindDoc="1" locked="0" layoutInCell="1" allowOverlap="1" wp14:anchorId="24907182" wp14:editId="441C84F6">
+          <wp:anchor distT="0" distB="0" distL="114300" distR="114300" simplePos="0" relativeHeight="251665408" behindDoc="1" locked="0" layoutInCell="1" allowOverlap="1" wp14:anchorId="344FA774" wp14:editId="79FD3CD4">
             <wp:simplePos x="0" y="0"/>
             <wp:positionH relativeFrom="margin">
               <wp:align>right</wp:align>
             </wp:positionH>
             <wp:positionV relativeFrom="paragraph">
-              <wp:posOffset>606425</wp:posOffset>
+              <wp:posOffset>198755</wp:posOffset>
             </wp:positionV>
-            <wp:extent cx="5943600" cy="907415"/>
-            <wp:effectExtent l="0" t="0" r="0" b="6985"/>
-            <wp:wrapThrough wrapText="bothSides">
-              <wp:wrapPolygon edited="0">
-                <wp:start x="0" y="0"/>
-                <wp:lineTo x="0" y="17685"/>
-                <wp:lineTo x="9969" y="21313"/>
-                <wp:lineTo x="11908" y="21313"/>
-                <wp:lineTo x="21531" y="18592"/>
-                <wp:lineTo x="21531" y="2721"/>
-                <wp:lineTo x="11908" y="0"/>
-                <wp:lineTo x="0" y="0"/>
-              </wp:wrapPolygon>
-            </wp:wrapThrough>
-            <wp:docPr id="1" name="Picture 1"/>
+            <wp:extent cx="5943600" cy="3009900"/>
+            <wp:effectExtent l="0" t="0" r="0" b="0"/>
+            <wp:wrapSquare wrapText="bothSides"/>
+            <wp:docPr id="9" name="Picture 9"/>
             <wp:cNvGraphicFramePr>
               <a:graphicFrameLocks xmlns:a="http://schemas.openxmlformats.org/drawingml/2006/main" noChangeAspect="1"/>
             </wp:cNvGraphicFramePr>
@@ -663,7 +1106,7 @@
                   <pic:spPr bwMode="auto">
                     <a:xfrm>
                       <a:off x="0" y="0"/>
-                      <a:ext cx="5943600" cy="907415"/>
+                      <a:ext cx="5943600" cy="3009900"/>
                     </a:xfrm>
                     <a:prstGeom prst="rect">
                       <a:avLst/>
@@ -679,114 +1122,530 @@
           </wp:anchor>
         </w:drawing>
       </w:r>
-      <w:r>
+    </w:p>
+    <w:p>
+      <w:pPr>
+        <w:rPr>
+          <w:sz w:val="24"/>
+          <w:szCs w:val="24"/>
+        </w:rPr>
+      </w:pPr>
+      <w:r>
+        <w:rPr>
+          <w:rFonts w:eastAsia="Times New Roman" w:cstheme="minorHAnsi"/>
+          <w:noProof/>
+          <w:sz w:val="24"/>
+          <w:szCs w:val="24"/>
+        </w:rPr>
+        <mc:AlternateContent>
+          <mc:Choice Requires="wps">
+            <w:drawing>
+              <wp:anchor distT="45720" distB="45720" distL="114300" distR="114300" simplePos="0" relativeHeight="251667456" behindDoc="0" locked="0" layoutInCell="1" allowOverlap="1" wp14:anchorId="6A6AB608" wp14:editId="504993C4">
+                <wp:simplePos x="0" y="0"/>
+                <wp:positionH relativeFrom="margin">
+                  <wp:align>center</wp:align>
+                </wp:positionH>
+                <wp:positionV relativeFrom="paragraph">
+                  <wp:posOffset>2921000</wp:posOffset>
+                </wp:positionV>
+                <wp:extent cx="3055620" cy="312420"/>
+                <wp:effectExtent l="0" t="0" r="11430" b="11430"/>
+                <wp:wrapSquare wrapText="bothSides"/>
+                <wp:docPr id="217" name="Text Box 2"/>
+                <wp:cNvGraphicFramePr>
+                  <a:graphicFrameLocks xmlns:a="http://schemas.openxmlformats.org/drawingml/2006/main"/>
+                </wp:cNvGraphicFramePr>
+                <a:graphic xmlns:a="http://schemas.openxmlformats.org/drawingml/2006/main">
+                  <a:graphicData uri="http://schemas.microsoft.com/office/word/2010/wordprocessingShape">
+                    <wps:wsp>
+                      <wps:cNvSpPr txBox="1">
+                        <a:spLocks noChangeArrowheads="1"/>
+                      </wps:cNvSpPr>
+                      <wps:spPr bwMode="auto">
+                        <a:xfrm>
+                          <a:off x="0" y="0"/>
+                          <a:ext cx="3055620" cy="312420"/>
+                        </a:xfrm>
+                        <a:prstGeom prst="rect">
+                          <a:avLst/>
+                        </a:prstGeom>
+                        <a:solidFill>
+                          <a:srgbClr val="FFFFFF"/>
+                        </a:solidFill>
+                        <a:ln w="9525">
+                          <a:solidFill>
+                            <a:schemeClr val="bg1"/>
+                          </a:solidFill>
+                          <a:miter lim="800000"/>
+                          <a:headEnd/>
+                          <a:tailEnd/>
+                        </a:ln>
+                      </wps:spPr>
+                      <wps:txbx>
+                        <w:txbxContent>
+                          <w:p>
+                            <w:pPr>
+                              <w:jc w:val="center"/>
+                              <w:rPr>
+                                <w:lang w:val="sr-Latn-RS"/>
+                              </w:rPr>
+                            </w:pPr>
+                            <w:r>
+                              <w:rPr>
+                                <w:lang w:val="sr-Latn-RS"/>
+                              </w:rPr>
+                              <w:t>S</w:t>
+                            </w:r>
+                            <w:r>
+                              <w:rPr>
+                                <w:lang w:val="sr-Latn-RS"/>
+                              </w:rPr>
+                              <w:t>lika</w:t>
+                            </w:r>
+                            <w:r>
+                              <w:rPr>
+                                <w:lang w:val="sr-Latn-RS"/>
+                              </w:rPr>
+                              <w:t xml:space="preserve"> 1.</w:t>
+                            </w:r>
+                            <w:r>
+                              <w:rPr>
+                                <w:lang w:val="sr-Latn-RS"/>
+                              </w:rPr>
+                              <w:t xml:space="preserve"> SSA root celog IS</w:t>
+                            </w:r>
+                          </w:p>
+                        </w:txbxContent>
+                      </wps:txbx>
+                      <wps:bodyPr rot="0" vert="horz" wrap="square" lIns="91440" tIns="45720" rIns="91440" bIns="45720" anchor="t" anchorCtr="0">
+                        <a:noAutofit/>
+                      </wps:bodyPr>
+                    </wps:wsp>
+                  </a:graphicData>
+                </a:graphic>
+                <wp14:sizeRelH relativeFrom="margin">
+                  <wp14:pctWidth>0</wp14:pctWidth>
+                </wp14:sizeRelH>
+                <wp14:sizeRelV relativeFrom="margin">
+                  <wp14:pctHeight>0</wp14:pctHeight>
+                </wp14:sizeRelV>
+              </wp:anchor>
+            </w:drawing>
+          </mc:Choice>
+          <mc:Fallback>
+            <w:pict>
+              <v:shapetype w14:anchorId="6A6AB608" id="_x0000_t202" coordsize="21600,21600" o:spt="202" path="m,l,21600r21600,l21600,xe">
+                <v:stroke joinstyle="miter"/>
+                <v:path gradientshapeok="t" o:connecttype="rect"/>
+              </v:shapetype>
+              <v:shape id="Text Box 2" o:spid="_x0000_s1026" type="#_x0000_t202" style="position:absolute;margin-left:0;margin-top:230pt;width:240.6pt;height:24.6pt;z-index:251667456;visibility:visible;mso-wrap-style:square;mso-width-percent:0;mso-height-percent:0;mso-wrap-distance-left:9pt;mso-wrap-distance-top:3.6pt;mso-wrap-distance-right:9pt;mso-wrap-distance-bottom:3.6pt;mso-position-horizontal:center;mso-position-horizontal-relative:margin;mso-position-vertical:absolute;mso-position-vertical-relative:text;mso-width-percent:0;mso-height-percent:0;mso-width-relative:margin;mso-height-relative:margin;v-text-anchor:top" o:gfxdata="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" strokecolor="white [3212]">
+                <v:textbox>
+                  <w:txbxContent>
+                    <w:p>
+                      <w:pPr>
+                        <w:jc w:val="center"/>
+                        <w:rPr>
+                          <w:lang w:val="sr-Latn-RS"/>
+                        </w:rPr>
+                      </w:pPr>
+                      <w:r>
+                        <w:rPr>
+                          <w:lang w:val="sr-Latn-RS"/>
+                        </w:rPr>
+                        <w:t>S</w:t>
+                      </w:r>
+                      <w:r>
+                        <w:rPr>
+                          <w:lang w:val="sr-Latn-RS"/>
+                        </w:rPr>
+                        <w:t>lika</w:t>
+                      </w:r>
+                      <w:r>
+                        <w:rPr>
+                          <w:lang w:val="sr-Latn-RS"/>
+                        </w:rPr>
+                        <w:t xml:space="preserve"> 1.</w:t>
+                      </w:r>
+                      <w:r>
+                        <w:rPr>
+                          <w:lang w:val="sr-Latn-RS"/>
+                        </w:rPr>
+                        <w:t xml:space="preserve"> SSA root celog IS</w:t>
+                      </w:r>
+                    </w:p>
+                  </w:txbxContent>
+                </v:textbox>
+                <w10:wrap type="square" anchorx="margin"/>
+              </v:shape>
+            </w:pict>
+          </mc:Fallback>
+        </mc:AlternateContent>
+      </w:r>
+    </w:p>
+    <w:p>
+      <w:pPr>
         <w:rPr>
           <w:sz w:val="36"/>
           <w:szCs w:val="36"/>
-          <w:u w:val="single"/>
-        </w:rPr>
-        <w:t>2.1 SSA root</w:t>
+        </w:rPr>
+      </w:pPr>
+    </w:p>
+    <w:p>
+      <w:pPr>
+        <w:spacing w:before="100" w:beforeAutospacing="1" w:after="100" w:afterAutospacing="1" w:line="240" w:lineRule="auto"/>
+        <w:jc w:val="both"/>
+        <w:rPr>
+          <w:rFonts w:eastAsia="Times New Roman" w:cstheme="minorHAnsi"/>
+          <w:sz w:val="24"/>
+          <w:szCs w:val="24"/>
+        </w:rPr>
+      </w:pPr>
+      <w:r>
+        <w:rPr>
+          <w:rFonts w:eastAsia="Times New Roman" w:cstheme="minorHAnsi"/>
+          <w:sz w:val="24"/>
+          <w:szCs w:val="24"/>
+        </w:rPr>
+        <w:t>Na prvom nivou funkcionalne dekompozicije SSA dijagrama informacioni sistem MPM Transport razložen je na osnovne funkcionalne celine koje učestvuju u realizaciji poslovanja.</w:t>
+      </w:r>
+      <w:r>
+        <w:rPr>
+          <w:rFonts w:eastAsia="Times New Roman" w:cstheme="minorHAnsi"/>
+          <w:sz w:val="24"/>
+          <w:szCs w:val="24"/>
+        </w:rPr>
+        <w:t xml:space="preserve"> </w:t>
+      </w:r>
+      <w:r>
+        <w:rPr>
+          <w:rFonts w:eastAsia="Times New Roman" w:cstheme="minorHAnsi"/>
+          <w:sz w:val="24"/>
+          <w:szCs w:val="24"/>
+        </w:rPr>
+        <w:t>Jedna od ključnih funkcionalnih celina predstavlja proces planiranja i realizacije transporta, koji obuhvata aktivnosti vezane za prijem zahteva klijenata, organizaciju transportnih tura, koordinaciju resursa i realizaciju usluge. Ovaj proces u najvećoj meri odgovara procesu prodaje transportnih usluga, zbog čega je u okviru ovog rada izdvojen i detaljnije modelovan.</w:t>
+      </w:r>
+    </w:p>
+    <w:p>
+      <w:pPr>
+        <w:spacing w:before="100" w:beforeAutospacing="1" w:after="100" w:afterAutospacing="1" w:line="240" w:lineRule="auto"/>
+        <w:jc w:val="both"/>
+        <w:rPr>
+          <w:rFonts w:eastAsia="Times New Roman" w:cstheme="minorHAnsi"/>
+          <w:sz w:val="24"/>
+          <w:szCs w:val="24"/>
+        </w:rPr>
+      </w:pPr>
+      <w:r>
+        <w:rPr>
+          <w:rFonts w:eastAsia="Times New Roman" w:cstheme="minorHAnsi"/>
+          <w:sz w:val="24"/>
+          <w:szCs w:val="24"/>
+        </w:rPr>
+        <w:t>Prikaz prvog nivoa dekompozicije SSA dijagrama dat je u nastavku.</w:t>
+      </w:r>
+    </w:p>
+    <w:p>
+      <w:pPr>
+        <w:rPr>
+          <w:sz w:val="36"/>
+          <w:szCs w:val="36"/>
+        </w:rPr>
+      </w:pPr>
+      <w:r>
+        <w:rPr>
+          <w:noProof/>
+          <w:sz w:val="36"/>
+          <w:szCs w:val="36"/>
+        </w:rPr>
+        <w:lastRenderedPageBreak/>
+        <mc:AlternateContent>
+          <mc:Choice Requires="wps">
+            <w:drawing>
+              <wp:anchor distT="45720" distB="45720" distL="114300" distR="114300" simplePos="0" relativeHeight="251670528" behindDoc="0" locked="0" layoutInCell="1" allowOverlap="1" wp14:anchorId="3D2E435B" wp14:editId="77EB8F92">
+                <wp:simplePos x="0" y="0"/>
+                <wp:positionH relativeFrom="margin">
+                  <wp:align>center</wp:align>
+                </wp:positionH>
+                <wp:positionV relativeFrom="paragraph">
+                  <wp:posOffset>4455160</wp:posOffset>
+                </wp:positionV>
+                <wp:extent cx="2360930" cy="1404620"/>
+                <wp:effectExtent l="0" t="0" r="22860" b="13970"/>
+                <wp:wrapSquare wrapText="bothSides"/>
+                <wp:docPr id="13" name="Text Box 2"/>
+                <wp:cNvGraphicFramePr>
+                  <a:graphicFrameLocks xmlns:a="http://schemas.openxmlformats.org/drawingml/2006/main"/>
+                </wp:cNvGraphicFramePr>
+                <a:graphic xmlns:a="http://schemas.openxmlformats.org/drawingml/2006/main">
+                  <a:graphicData uri="http://schemas.microsoft.com/office/word/2010/wordprocessingShape">
+                    <wps:wsp>
+                      <wps:cNvSpPr txBox="1">
+                        <a:spLocks noChangeArrowheads="1"/>
+                      </wps:cNvSpPr>
+                      <wps:spPr bwMode="auto">
+                        <a:xfrm>
+                          <a:off x="0" y="0"/>
+                          <a:ext cx="2360930" cy="1404620"/>
+                        </a:xfrm>
+                        <a:prstGeom prst="rect">
+                          <a:avLst/>
+                        </a:prstGeom>
+                        <a:solidFill>
+                          <a:srgbClr val="FFFFFF"/>
+                        </a:solidFill>
+                        <a:ln w="9525">
+                          <a:solidFill>
+                            <a:schemeClr val="bg1"/>
+                          </a:solidFill>
+                          <a:miter lim="800000"/>
+                          <a:headEnd/>
+                          <a:tailEnd/>
+                        </a:ln>
+                      </wps:spPr>
+                      <wps:txbx>
+                        <w:txbxContent>
+                          <w:p>
+                            <w:pPr>
+                              <w:jc w:val="both"/>
+                            </w:pPr>
+                            <w:r>
+                              <w:t>Slika 2. Prvi nivo dekompozicije SSA</w:t>
+                            </w:r>
+                          </w:p>
+                        </w:txbxContent>
+                      </wps:txbx>
+                      <wps:bodyPr rot="0" vert="horz" wrap="square" lIns="91440" tIns="45720" rIns="91440" bIns="45720" anchor="t" anchorCtr="0">
+                        <a:spAutoFit/>
+                      </wps:bodyPr>
+                    </wps:wsp>
+                  </a:graphicData>
+                </a:graphic>
+                <wp14:sizeRelH relativeFrom="margin">
+                  <wp14:pctWidth>40000</wp14:pctWidth>
+                </wp14:sizeRelH>
+                <wp14:sizeRelV relativeFrom="margin">
+                  <wp14:pctHeight>20000</wp14:pctHeight>
+                </wp14:sizeRelV>
+              </wp:anchor>
+            </w:drawing>
+          </mc:Choice>
+          <mc:Fallback>
+            <w:pict>
+              <v:shape w14:anchorId="3D2E435B" id="_x0000_s1027" type="#_x0000_t202" style="position:absolute;margin-left:0;margin-top:350.8pt;width:185.9pt;height:110.6pt;z-index:251670528;visibility:visible;mso-wrap-style:square;mso-width-percent:400;mso-height-percent:200;mso-wrap-distance-left:9pt;mso-wrap-distance-top:3.6pt;mso-wrap-distance-right:9pt;mso-wrap-distance-bottom:3.6pt;mso-position-horizontal:center;mso-position-horizontal-relative:margin;mso-position-vertical:absolute;mso-position-vertical-relative:text;mso-width-percent:400;mso-height-percent:200;mso-width-relative:margin;mso-height-relative:margin;v-text-anchor:top" o:gfxdata="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" strokecolor="white [3212]">
+                <v:textbox style="mso-fit-shape-to-text:t">
+                  <w:txbxContent>
+                    <w:p>
+                      <w:pPr>
+                        <w:jc w:val="both"/>
+                      </w:pPr>
+                      <w:r>
+                        <w:t>Slika 2. Prvi nivo dekompozicije SSA</w:t>
+                      </w:r>
+                    </w:p>
+                  </w:txbxContent>
+                </v:textbox>
+                <w10:wrap type="square" anchorx="margin"/>
+              </v:shape>
+            </w:pict>
+          </mc:Fallback>
+        </mc:AlternateContent>
+      </w:r>
+      <w:r>
+        <w:rPr>
+          <w:noProof/>
+        </w:rPr>
+        <w:drawing>
+          <wp:anchor distT="0" distB="0" distL="114300" distR="114300" simplePos="0" relativeHeight="251672576" behindDoc="0" locked="0" layoutInCell="1" allowOverlap="0" wp14:anchorId="681FA8E4" wp14:editId="335AC679">
+            <wp:simplePos x="0" y="0"/>
+            <wp:positionH relativeFrom="margin">
+              <wp:align>center</wp:align>
+            </wp:positionH>
+            <wp:positionV relativeFrom="page">
+              <wp:posOffset>266700</wp:posOffset>
+            </wp:positionV>
+            <wp:extent cx="7505700" cy="4881245"/>
+            <wp:effectExtent l="0" t="0" r="0" b="0"/>
+            <wp:wrapTopAndBottom/>
+            <wp:docPr id="457" name="Picture 457"/>
+            <wp:cNvGraphicFramePr/>
+            <a:graphic xmlns:a="http://schemas.openxmlformats.org/drawingml/2006/main">
+              <a:graphicData uri="http://schemas.openxmlformats.org/drawingml/2006/picture">
+                <pic:pic xmlns:pic="http://schemas.openxmlformats.org/drawingml/2006/picture">
+                  <pic:nvPicPr>
+                    <pic:cNvPr id="457" name="Picture 457"/>
+                    <pic:cNvPicPr/>
+                  </pic:nvPicPr>
+                  <pic:blipFill>
+                    <a:blip r:embed="rId9"/>
+                    <a:stretch>
+                      <a:fillRect/>
+                    </a:stretch>
+                  </pic:blipFill>
+                  <pic:spPr>
+                    <a:xfrm>
+                      <a:off x="0" y="0"/>
+                      <a:ext cx="7505700" cy="4881245"/>
+                    </a:xfrm>
+                    <a:prstGeom prst="rect">
+                      <a:avLst/>
+                    </a:prstGeom>
+                  </pic:spPr>
+                </pic:pic>
+              </a:graphicData>
+            </a:graphic>
+          </wp:anchor>
+        </w:drawing>
       </w:r>
     </w:p>
     <w:p/>
     <w:p/>
     <w:p>
       <w:pPr>
-        <w:jc w:val="both"/>
-        <w:rPr>
-          <w:sz w:val="28"/>
-          <w:szCs w:val="28"/>
-        </w:rPr>
-      </w:pPr>
-      <w:r>
-        <w:rPr>
-          <w:sz w:val="28"/>
-          <w:szCs w:val="28"/>
-        </w:rPr>
-        <w:t>SSA root dijagram prikazuje proces prodaje transportnih usluga kao jedinstven proces koji komunicira sa spoljnim entitetima – klijentom i vozačem. Klijent šalje zahtev za transport, a sistem vraća ponudu i potvrdu rezervacije. Nakon toga, proces dodeljuje turu vozaču koji izvršava transport i šalje status isporuke nazad sistemu.</w:t>
-      </w:r>
-    </w:p>
-    <w:p>
-      <w:pPr>
-        <w:jc w:val="both"/>
-        <w:rPr>
-          <w:sz w:val="28"/>
-          <w:szCs w:val="28"/>
-        </w:rPr>
-      </w:pPr>
-    </w:p>
-    <w:p>
-      <w:pPr>
-        <w:jc w:val="both"/>
-        <w:rPr>
-          <w:sz w:val="28"/>
-          <w:szCs w:val="28"/>
-        </w:rPr>
-      </w:pPr>
-    </w:p>
-    <w:p>
-      <w:pPr>
-        <w:jc w:val="both"/>
-        <w:rPr>
-          <w:sz w:val="28"/>
-          <w:szCs w:val="28"/>
-        </w:rPr>
-      </w:pPr>
-    </w:p>
-    <w:p>
-      <w:pPr>
-        <w:jc w:val="both"/>
-        <w:rPr>
-          <w:sz w:val="28"/>
-          <w:szCs w:val="28"/>
-        </w:rPr>
-      </w:pPr>
-    </w:p>
-    <w:p>
-      <w:pPr>
-        <w:jc w:val="both"/>
-        <w:rPr>
-          <w:sz w:val="28"/>
-          <w:szCs w:val="28"/>
-        </w:rPr>
-      </w:pPr>
-    </w:p>
-    <w:p>
-      <w:pPr>
-        <w:rPr>
-          <w:sz w:val="36"/>
-          <w:szCs w:val="36"/>
-          <w:u w:val="single"/>
-        </w:rPr>
-      </w:pPr>
-      <w:r>
-        <w:rPr>
-          <w:sz w:val="36"/>
-          <w:szCs w:val="36"/>
-          <w:u w:val="single"/>
-        </w:rPr>
-        <w:t>2.2 SSA DFD1</w:t>
-      </w:r>
-    </w:p>
-    <w:p>
-      <w:pPr>
-        <w:rPr>
-          <w:sz w:val="36"/>
-          <w:szCs w:val="36"/>
-          <w:u w:val="single"/>
-        </w:rPr>
-      </w:pPr>
+        <w:spacing w:before="100" w:beforeAutospacing="1" w:after="100" w:afterAutospacing="1" w:line="240" w:lineRule="auto"/>
+        <w:jc w:val="both"/>
+        <w:rPr>
+          <w:rFonts w:eastAsia="Times New Roman" w:cstheme="minorHAnsi"/>
+          <w:sz w:val="24"/>
+          <w:szCs w:val="24"/>
+        </w:rPr>
+      </w:pPr>
+      <w:r>
+        <w:rPr>
+          <w:rFonts w:eastAsia="Times New Roman" w:cstheme="minorHAnsi"/>
+          <w:sz w:val="24"/>
+          <w:szCs w:val="24"/>
+        </w:rPr>
+        <w:t>Na drugom nivou funkcionalne dekompozicije izvršena je detaljnija razrada procesa planiranja i realizacije transporta</w:t>
+      </w:r>
+      <w:r>
+        <w:rPr>
+          <w:rFonts w:eastAsia="Times New Roman" w:cstheme="minorHAnsi"/>
+          <w:sz w:val="24"/>
+          <w:szCs w:val="24"/>
+        </w:rPr>
+        <w:t xml:space="preserve">. </w:t>
+      </w:r>
+      <w:r>
+        <w:rPr>
+          <w:sz w:val="24"/>
+          <w:szCs w:val="24"/>
+        </w:rPr>
+        <w:t>Iako je u okviru SSA modela proces definisan kao planiranje i realizacija transporta, u kontekstu ovog rada on se posmatra kao proces prodaje transportnih usluga, s obzirom na to da obuhvata sve ključne aktivnosti koje čine booking transportnih tura, od inicijalnog kontakta sa klijentom do realizacije i praćenja usluge.</w:t>
+      </w:r>
+    </w:p>
+    <w:p>
+      <w:pPr>
+        <w:spacing w:before="100" w:beforeAutospacing="1" w:after="100" w:afterAutospacing="1" w:line="240" w:lineRule="auto"/>
+        <w:jc w:val="both"/>
+        <w:rPr>
+          <w:rFonts w:eastAsia="Times New Roman" w:cstheme="minorHAnsi"/>
+          <w:sz w:val="24"/>
+          <w:szCs w:val="24"/>
+        </w:rPr>
+      </w:pPr>
+      <w:r>
+        <w:rPr>
+          <w:rFonts w:eastAsia="Times New Roman" w:cstheme="minorHAnsi"/>
+          <w:sz w:val="24"/>
+          <w:szCs w:val="24"/>
+        </w:rPr>
+        <w:t>Proces je razložen na više međusobno povezanih aktivnosti koje obuhvataju prijem i obradu zahteva klijenta, proveru dostupnosti resursa, kreiranje i slanje ponude, obradu rezervacije, kao i realizaciju i praćenje transportne ture.</w:t>
+      </w:r>
+      <w:r>
+        <w:rPr>
+          <w:rFonts w:eastAsia="Times New Roman" w:cstheme="minorHAnsi"/>
+          <w:sz w:val="24"/>
+          <w:szCs w:val="24"/>
+        </w:rPr>
+        <w:t xml:space="preserve"> </w:t>
+      </w:r>
+      <w:r>
+        <w:rPr>
+          <w:rFonts w:eastAsia="Times New Roman" w:cstheme="minorHAnsi"/>
+          <w:sz w:val="24"/>
+          <w:szCs w:val="24"/>
+        </w:rPr>
+        <w:t>U okviru ovog procesa učestvuju različiti podaci, kao što su podaci o klijentu, zahtevi za transport, podaci o raspoloživim vozilima i vozačima, kao i informacije o statusu ture i realizaciji usluge. Razmena ovih podataka omogućava nesmetano odvijanje procesa i koordinaciju svih aktivnosti neophodnih za uspešnu realizaciju transportne usluge.</w:t>
+      </w:r>
+    </w:p>
+    <w:p>
+      <w:pPr>
+        <w:spacing w:before="100" w:beforeAutospacing="1" w:after="100" w:afterAutospacing="1" w:line="240" w:lineRule="auto"/>
+        <w:jc w:val="both"/>
+        <w:rPr>
+          <w:rFonts w:eastAsia="Times New Roman" w:cstheme="minorHAnsi"/>
+          <w:sz w:val="24"/>
+          <w:szCs w:val="24"/>
+        </w:rPr>
+      </w:pPr>
+      <w:r>
+        <w:rPr>
+          <w:rFonts w:eastAsia="Times New Roman" w:cstheme="minorHAnsi"/>
+          <w:sz w:val="24"/>
+          <w:szCs w:val="24"/>
+        </w:rPr>
+        <w:lastRenderedPageBreak/>
+        <w:t>Prikaz drugog nivoa dekompozicije procesa planiranja i realizacije transporta dat je na SSA dijagramu u nastavku.</w:t>
+      </w:r>
     </w:p>
     <w:p>
       <w:r>
         <w:rPr>
           <w:noProof/>
         </w:rPr>
-        <w:lastRenderedPageBreak/>
         <w:drawing>
-          <wp:inline distT="0" distB="0" distL="0" distR="0" wp14:anchorId="1E775004" wp14:editId="57195377">
-            <wp:extent cx="5936615" cy="4156075"/>
-            <wp:effectExtent l="0" t="0" r="6985" b="0"/>
+          <wp:anchor distT="0" distB="0" distL="114300" distR="114300" simplePos="0" relativeHeight="251673600" behindDoc="1" locked="0" layoutInCell="1" allowOverlap="1" wp14:anchorId="750B8DDA" wp14:editId="69B125DD">
+            <wp:simplePos x="0" y="0"/>
+            <wp:positionH relativeFrom="margin">
+              <wp:align>center</wp:align>
+            </wp:positionH>
+            <wp:positionV relativeFrom="page">
+              <wp:posOffset>1619250</wp:posOffset>
+            </wp:positionV>
+            <wp:extent cx="6550025" cy="4585335"/>
+            <wp:effectExtent l="0" t="0" r="3175" b="5715"/>
+            <wp:wrapTight wrapText="bothSides">
+              <wp:wrapPolygon edited="0">
+                <wp:start x="5277" y="0"/>
+                <wp:lineTo x="3518" y="1346"/>
+                <wp:lineTo x="2262" y="2872"/>
+                <wp:lineTo x="1633" y="3051"/>
+                <wp:lineTo x="754" y="3948"/>
+                <wp:lineTo x="879" y="5743"/>
+                <wp:lineTo x="377" y="7179"/>
+                <wp:lineTo x="377" y="7538"/>
+                <wp:lineTo x="1508" y="8615"/>
+                <wp:lineTo x="1885" y="8615"/>
+                <wp:lineTo x="0" y="9333"/>
+                <wp:lineTo x="0" y="12474"/>
+                <wp:lineTo x="1759" y="12922"/>
+                <wp:lineTo x="1759" y="20730"/>
+                <wp:lineTo x="11182" y="21537"/>
+                <wp:lineTo x="17653" y="21537"/>
+                <wp:lineTo x="20605" y="21537"/>
+                <wp:lineTo x="20731" y="19832"/>
+                <wp:lineTo x="20480" y="19473"/>
+                <wp:lineTo x="19600" y="18666"/>
+                <wp:lineTo x="19663" y="17230"/>
+                <wp:lineTo x="21171" y="15794"/>
+                <wp:lineTo x="21422" y="14717"/>
+                <wp:lineTo x="21359" y="14358"/>
+                <wp:lineTo x="20605" y="12922"/>
+                <wp:lineTo x="20605" y="7179"/>
+                <wp:lineTo x="21548" y="6641"/>
+                <wp:lineTo x="21548" y="6012"/>
+                <wp:lineTo x="20605" y="5743"/>
+                <wp:lineTo x="20731" y="5205"/>
+                <wp:lineTo x="19475" y="5025"/>
+                <wp:lineTo x="12062" y="4307"/>
+                <wp:lineTo x="11496" y="2872"/>
+                <wp:lineTo x="11496" y="1436"/>
+                <wp:lineTo x="11873" y="269"/>
+                <wp:lineTo x="11559" y="179"/>
+                <wp:lineTo x="8230" y="0"/>
+                <wp:lineTo x="5277" y="0"/>
+              </wp:wrapPolygon>
+            </wp:wrapTight>
             <wp:docPr id="2" name="Picture 2"/>
             <wp:cNvGraphicFramePr>
               <a:graphicFrameLocks xmlns:a="http://schemas.openxmlformats.org/drawingml/2006/main" noChangeAspect="1"/>
@@ -801,7 +1660,7 @@
                     </pic:cNvPicPr>
                   </pic:nvPicPr>
                   <pic:blipFill>
-                    <a:blip r:embed="rId9">
+                    <a:blip r:embed="rId10">
                       <a:extLst>
                         <a:ext uri="{28A0092B-C50C-407E-A947-70E740481C1C}">
                           <a14:useLocalDpi xmlns:a14="http://schemas.microsoft.com/office/drawing/2010/main" val="0"/>
@@ -816,7 +1675,7 @@
                   <pic:spPr bwMode="auto">
                     <a:xfrm>
                       <a:off x="0" y="0"/>
-                      <a:ext cx="5936615" cy="4156075"/>
+                      <a:ext cx="6550025" cy="4585335"/>
                     </a:xfrm>
                     <a:prstGeom prst="rect">
                       <a:avLst/>
@@ -829,113 +1688,243 @@
                 </pic:pic>
               </a:graphicData>
             </a:graphic>
-          </wp:inline>
+            <wp14:sizeRelH relativeFrom="margin">
+              <wp14:pctWidth>0</wp14:pctWidth>
+            </wp14:sizeRelH>
+            <wp14:sizeRelV relativeFrom="margin">
+              <wp14:pctHeight>0</wp14:pctHeight>
+            </wp14:sizeRelV>
+          </wp:anchor>
         </w:drawing>
-      </w:r>
-    </w:p>
-    <w:p>
-      <w:pPr>
-        <w:jc w:val="both"/>
-        <w:rPr>
-          <w:sz w:val="28"/>
-          <w:szCs w:val="28"/>
-        </w:rPr>
-      </w:pPr>
-      <w:r>
-        <w:rPr>
-          <w:sz w:val="28"/>
-          <w:szCs w:val="28"/>
-        </w:rPr>
-        <w:t xml:space="preserve">Dijagram prikazuje tokove podataka u procesu prodaje tura, gde svi procesi međusobno komuniciraju </w:t>
-      </w:r>
-      <w:r>
-        <w:rPr>
-          <w:rStyle w:val="Strong"/>
-          <w:b w:val="0"/>
-          <w:bCs w:val="0"/>
-          <w:sz w:val="28"/>
-          <w:szCs w:val="28"/>
-        </w:rPr>
-        <w:t>isključivo preko skladišta podataka</w:t>
-      </w:r>
-      <w:r>
-        <w:rPr>
-          <w:b/>
-          <w:bCs/>
-          <w:sz w:val="28"/>
-          <w:szCs w:val="28"/>
-        </w:rPr>
-        <w:t>.</w:t>
-      </w:r>
-      <w:r>
-        <w:rPr>
-          <w:sz w:val="28"/>
-          <w:szCs w:val="28"/>
-        </w:rPr>
-        <w:t xml:space="preserve"> Baze klijenata, vozila, vozača i ture služe za čuvanje informacija, dok privremena skladišta omogućavaju razmenu podataka između procesa bez direktnog povezivanja.</w:t>
       </w:r>
     </w:p>
     <w:p/>
     <w:p/>
     <w:p/>
+    <w:p>
+      <w:r>
+        <w:rPr>
+          <w:noProof/>
+          <w:sz w:val="36"/>
+          <w:szCs w:val="36"/>
+        </w:rPr>
+        <mc:AlternateContent>
+          <mc:Choice Requires="wps">
+            <w:drawing>
+              <wp:anchor distT="45720" distB="45720" distL="114300" distR="114300" simplePos="0" relativeHeight="251675648" behindDoc="0" locked="0" layoutInCell="1" allowOverlap="1" wp14:anchorId="512B857C" wp14:editId="5572D980">
+                <wp:simplePos x="0" y="0"/>
+                <wp:positionH relativeFrom="margin">
+                  <wp:align>center</wp:align>
+                </wp:positionH>
+                <wp:positionV relativeFrom="paragraph">
+                  <wp:posOffset>3818890</wp:posOffset>
+                </wp:positionV>
+                <wp:extent cx="2360930" cy="1404620"/>
+                <wp:effectExtent l="0" t="0" r="22860" b="13970"/>
+                <wp:wrapSquare wrapText="bothSides"/>
+                <wp:docPr id="14" name="Text Box 2"/>
+                <wp:cNvGraphicFramePr>
+                  <a:graphicFrameLocks xmlns:a="http://schemas.openxmlformats.org/drawingml/2006/main"/>
+                </wp:cNvGraphicFramePr>
+                <a:graphic xmlns:a="http://schemas.openxmlformats.org/drawingml/2006/main">
+                  <a:graphicData uri="http://schemas.microsoft.com/office/word/2010/wordprocessingShape">
+                    <wps:wsp>
+                      <wps:cNvSpPr txBox="1">
+                        <a:spLocks noChangeArrowheads="1"/>
+                      </wps:cNvSpPr>
+                      <wps:spPr bwMode="auto">
+                        <a:xfrm>
+                          <a:off x="0" y="0"/>
+                          <a:ext cx="2360930" cy="1404620"/>
+                        </a:xfrm>
+                        <a:prstGeom prst="rect">
+                          <a:avLst/>
+                        </a:prstGeom>
+                        <a:solidFill>
+                          <a:srgbClr val="FFFFFF"/>
+                        </a:solidFill>
+                        <a:ln w="9525">
+                          <a:solidFill>
+                            <a:schemeClr val="bg1"/>
+                          </a:solidFill>
+                          <a:miter lim="800000"/>
+                          <a:headEnd/>
+                          <a:tailEnd/>
+                        </a:ln>
+                      </wps:spPr>
+                      <wps:txbx>
+                        <w:txbxContent>
+                          <w:p>
+                            <w:pPr>
+                              <w:jc w:val="both"/>
+                            </w:pPr>
+                            <w:r>
+                              <w:t xml:space="preserve">Slika </w:t>
+                            </w:r>
+                            <w:r>
+                              <w:t>3</w:t>
+                            </w:r>
+                            <w:r>
+                              <w:t xml:space="preserve">. </w:t>
+                            </w:r>
+                            <w:r>
+                              <w:t>Drug</w:t>
+                            </w:r>
+                            <w:r>
+                              <w:t>i nivo dekompozicije SSA</w:t>
+                            </w:r>
+                          </w:p>
+                        </w:txbxContent>
+                      </wps:txbx>
+                      <wps:bodyPr rot="0" vert="horz" wrap="square" lIns="91440" tIns="45720" rIns="91440" bIns="45720" anchor="t" anchorCtr="0">
+                        <a:spAutoFit/>
+                      </wps:bodyPr>
+                    </wps:wsp>
+                  </a:graphicData>
+                </a:graphic>
+                <wp14:sizeRelH relativeFrom="margin">
+                  <wp14:pctWidth>40000</wp14:pctWidth>
+                </wp14:sizeRelH>
+                <wp14:sizeRelV relativeFrom="margin">
+                  <wp14:pctHeight>20000</wp14:pctHeight>
+                </wp14:sizeRelV>
+              </wp:anchor>
+            </w:drawing>
+          </mc:Choice>
+          <mc:Fallback>
+            <w:pict>
+              <v:shape w14:anchorId="512B857C" id="_x0000_s1028" type="#_x0000_t202" style="position:absolute;margin-left:0;margin-top:300.7pt;width:185.9pt;height:110.6pt;z-index:251675648;visibility:visible;mso-wrap-style:square;mso-width-percent:400;mso-height-percent:200;mso-wrap-distance-left:9pt;mso-wrap-distance-top:3.6pt;mso-wrap-distance-right:9pt;mso-wrap-distance-bottom:3.6pt;mso-position-horizontal:center;mso-position-horizontal-relative:margin;mso-position-vertical:absolute;mso-position-vertical-relative:text;mso-width-percent:400;mso-height-percent:200;mso-width-relative:margin;mso-height-relative:margin;v-text-anchor:top" o:gfxdata="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" strokecolor="white [3212]">
+                <v:textbox style="mso-fit-shape-to-text:t">
+                  <w:txbxContent>
+                    <w:p>
+                      <w:pPr>
+                        <w:jc w:val="both"/>
+                      </w:pPr>
+                      <w:r>
+                        <w:t xml:space="preserve">Slika </w:t>
+                      </w:r>
+                      <w:r>
+                        <w:t>3</w:t>
+                      </w:r>
+                      <w:r>
+                        <w:t xml:space="preserve">. </w:t>
+                      </w:r>
+                      <w:r>
+                        <w:t>Drug</w:t>
+                      </w:r>
+                      <w:r>
+                        <w:t>i nivo dekompozicije SSA</w:t>
+                      </w:r>
+                    </w:p>
+                  </w:txbxContent>
+                </v:textbox>
+                <w10:wrap type="square" anchorx="margin"/>
+              </v:shape>
+            </w:pict>
+          </mc:Fallback>
+        </mc:AlternateContent>
+      </w:r>
+    </w:p>
     <w:p/>
     <w:p/>
     <w:p>
       <w:pPr>
-        <w:ind w:firstLine="720"/>
-      </w:pPr>
-    </w:p>
-    <w:p>
-      <w:pPr>
-        <w:ind w:firstLine="720"/>
-      </w:pPr>
-    </w:p>
-    <w:p>
-      <w:pPr>
-        <w:ind w:firstLine="720"/>
-      </w:pPr>
-    </w:p>
-    <w:p>
-      <w:pPr>
-        <w:ind w:firstLine="720"/>
-      </w:pPr>
-    </w:p>
-    <w:p>
-      <w:pPr>
-        <w:ind w:firstLine="720"/>
+        <w:jc w:val="both"/>
+        <w:rPr>
+          <w:sz w:val="24"/>
+          <w:szCs w:val="24"/>
+        </w:rPr>
+      </w:pPr>
+      <w:r>
+        <w:rPr>
+          <w:sz w:val="24"/>
+          <w:szCs w:val="24"/>
+        </w:rPr>
+        <w:t>Nakon dekompozicije poslovnog procesa prodaje(Booking tura), odrađena je i dekompozicija procesa koji se nalaze unutar procesa prodaje.</w:t>
+      </w:r>
+    </w:p>
+    <w:p>
+      <w:pPr>
+        <w:jc w:val="both"/>
+        <w:rPr>
+          <w:sz w:val="24"/>
+          <w:szCs w:val="24"/>
+        </w:rPr>
+      </w:pPr>
+      <w:r>
+        <w:rPr>
+          <w:sz w:val="24"/>
+          <w:szCs w:val="24"/>
+        </w:rPr>
+        <w:t>Proces prijema I obrade zahteva je dekomponovan na prijem, proveru i upis zahteva, pri čemu se razmena podataka između podprocesa vrši preko skladišta</w:t>
+      </w:r>
+      <w:r>
+        <w:rPr>
+          <w:sz w:val="24"/>
+          <w:szCs w:val="24"/>
+        </w:rPr>
+        <w:t>.</w:t>
+      </w:r>
+    </w:p>
+    <w:p>
+      <w:pPr>
+        <w:jc w:val="both"/>
+        <w:rPr>
+          <w:sz w:val="24"/>
+          <w:szCs w:val="24"/>
+        </w:rPr>
+      </w:pPr>
+      <w:r>
+        <w:rPr>
+          <w:sz w:val="24"/>
+          <w:szCs w:val="24"/>
+        </w:rPr>
+        <w:t>Dekompozicija podprocesa je prikazana u nastavku.</w:t>
+      </w:r>
+    </w:p>
+    <w:p>
+      <w:pPr>
+        <w:jc w:val="both"/>
+        <w:rPr>
+          <w:sz w:val="28"/>
+          <w:szCs w:val="28"/>
+        </w:rPr>
+      </w:pPr>
+    </w:p>
+    <w:p>
+      <w:pPr>
         <w:rPr>
           <w:sz w:val="36"/>
           <w:szCs w:val="36"/>
           <w:u w:val="single"/>
         </w:rPr>
       </w:pPr>
-      <w:r>
+    </w:p>
+    <w:p>
+      <w:pPr>
         <w:rPr>
           <w:sz w:val="36"/>
           <w:szCs w:val="36"/>
           <w:u w:val="single"/>
         </w:rPr>
-        <w:t>2.2.1 Dekompozicija prvog procesa</w:t>
-      </w:r>
-    </w:p>
-    <w:p>
-      <w:pPr>
-        <w:ind w:firstLine="720"/>
-        <w:rPr>
-          <w:sz w:val="36"/>
-          <w:szCs w:val="36"/>
-        </w:rPr>
-      </w:pPr>
-    </w:p>
-    <w:p>
+      </w:pPr>
       <w:r>
         <w:rPr>
           <w:noProof/>
         </w:rPr>
+        <w:lastRenderedPageBreak/>
         <w:drawing>
-          <wp:inline distT="0" distB="0" distL="0" distR="0" wp14:anchorId="3E61F59D" wp14:editId="69CA4D00">
+          <wp:anchor distT="0" distB="0" distL="114300" distR="114300" simplePos="0" relativeHeight="251676672" behindDoc="0" locked="0" layoutInCell="1" allowOverlap="1" wp14:anchorId="54A66CC4" wp14:editId="02EC0F06">
+            <wp:simplePos x="0" y="0"/>
+            <wp:positionH relativeFrom="margin">
+              <wp:posOffset>190500</wp:posOffset>
+            </wp:positionH>
+            <wp:positionV relativeFrom="page">
+              <wp:posOffset>314325</wp:posOffset>
+            </wp:positionV>
             <wp:extent cx="5934075" cy="2838450"/>
             <wp:effectExtent l="0" t="0" r="9525" b="0"/>
+            <wp:wrapSquare wrapText="bothSides"/>
             <wp:docPr id="3" name="Picture 3"/>
             <wp:cNvGraphicFramePr>
               <a:graphicFrameLocks xmlns:a="http://schemas.openxmlformats.org/drawingml/2006/main" noChangeAspect="1"/>
@@ -950,7 +1939,7 @@
                     </pic:cNvPicPr>
                   </pic:nvPicPr>
                   <pic:blipFill>
-                    <a:blip r:embed="rId10">
+                    <a:blip r:embed="rId11">
                       <a:extLst>
                         <a:ext uri="{28A0092B-C50C-407E-A947-70E740481C1C}">
                           <a14:useLocalDpi xmlns:a14="http://schemas.microsoft.com/office/drawing/2010/main" val="0"/>
@@ -978,82 +1967,263 @@
                 </pic:pic>
               </a:graphicData>
             </a:graphic>
-          </wp:inline>
+          </wp:anchor>
         </w:drawing>
       </w:r>
     </w:p>
-    <w:p/>
-    <w:p>
-      <w:pPr>
-        <w:jc w:val="both"/>
-        <w:rPr>
-          <w:sz w:val="28"/>
-          <w:szCs w:val="28"/>
-        </w:rPr>
-      </w:pPr>
-      <w:r>
-        <w:rPr>
-          <w:sz w:val="28"/>
-          <w:szCs w:val="28"/>
-        </w:rPr>
-        <w:t>Proces</w:t>
-      </w:r>
-      <w:r>
-        <w:rPr>
-          <w:sz w:val="28"/>
-          <w:szCs w:val="28"/>
-        </w:rPr>
-        <w:t xml:space="preserve"> prijema I obrade zahteva</w:t>
-      </w:r>
-      <w:r>
-        <w:rPr>
-          <w:sz w:val="28"/>
-          <w:szCs w:val="28"/>
-        </w:rPr>
-        <w:t xml:space="preserve"> je dekomponovan na prijem, proveru i </w:t>
-      </w:r>
-      <w:r>
-        <w:rPr>
-          <w:sz w:val="28"/>
-          <w:szCs w:val="28"/>
-        </w:rPr>
-        <w:t xml:space="preserve">upis </w:t>
-      </w:r>
-      <w:r>
-        <w:rPr>
-          <w:sz w:val="28"/>
-          <w:szCs w:val="28"/>
-        </w:rPr>
-        <w:t>zahteva, pri čemu se razmena podataka između podprocesa vrši preko skladišta kako bi se obezbedila konzistentnost i kontrola podataka.</w:t>
-      </w:r>
-    </w:p>
-    <w:p/>
-    <w:p>
-      <w:pPr>
-        <w:rPr>
+    <w:p>
+      <w:r>
+        <w:rPr>
+          <w:noProof/>
           <w:sz w:val="36"/>
           <w:szCs w:val="36"/>
-          <w:u w:val="single"/>
-        </w:rPr>
-      </w:pPr>
-      <w:r>
-        <w:rPr>
-          <w:sz w:val="36"/>
-          <w:szCs w:val="36"/>
-          <w:u w:val="single"/>
-        </w:rPr>
-        <w:t>2.2.2 Dekompozicija drugog procesa</w:t>
-      </w:r>
-    </w:p>
-    <w:p>
+        </w:rPr>
+        <mc:AlternateContent>
+          <mc:Choice Requires="wps">
+            <w:drawing>
+              <wp:anchor distT="45720" distB="45720" distL="114300" distR="114300" simplePos="0" relativeHeight="251678720" behindDoc="0" locked="0" layoutInCell="1" allowOverlap="1" wp14:anchorId="71DB729F" wp14:editId="6FC3FCC3">
+                <wp:simplePos x="0" y="0"/>
+                <wp:positionH relativeFrom="margin">
+                  <wp:posOffset>1295400</wp:posOffset>
+                </wp:positionH>
+                <wp:positionV relativeFrom="paragraph">
+                  <wp:posOffset>6985</wp:posOffset>
+                </wp:positionV>
+                <wp:extent cx="3562350" cy="1404620"/>
+                <wp:effectExtent l="0" t="0" r="19050" b="13970"/>
+                <wp:wrapSquare wrapText="bothSides"/>
+                <wp:docPr id="15" name="Text Box 2"/>
+                <wp:cNvGraphicFramePr>
+                  <a:graphicFrameLocks xmlns:a="http://schemas.openxmlformats.org/drawingml/2006/main"/>
+                </wp:cNvGraphicFramePr>
+                <a:graphic xmlns:a="http://schemas.openxmlformats.org/drawingml/2006/main">
+                  <a:graphicData uri="http://schemas.microsoft.com/office/word/2010/wordprocessingShape">
+                    <wps:wsp>
+                      <wps:cNvSpPr txBox="1">
+                        <a:spLocks noChangeArrowheads="1"/>
+                      </wps:cNvSpPr>
+                      <wps:spPr bwMode="auto">
+                        <a:xfrm>
+                          <a:off x="0" y="0"/>
+                          <a:ext cx="3562350" cy="1404620"/>
+                        </a:xfrm>
+                        <a:prstGeom prst="rect">
+                          <a:avLst/>
+                        </a:prstGeom>
+                        <a:solidFill>
+                          <a:srgbClr val="FFFFFF"/>
+                        </a:solidFill>
+                        <a:ln w="9525">
+                          <a:solidFill>
+                            <a:schemeClr val="bg1"/>
+                          </a:solidFill>
+                          <a:miter lim="800000"/>
+                          <a:headEnd/>
+                          <a:tailEnd/>
+                        </a:ln>
+                      </wps:spPr>
+                      <wps:txbx>
+                        <w:txbxContent>
+                          <w:p>
+                            <w:pPr>
+                              <w:jc w:val="both"/>
+                            </w:pPr>
+                            <w:r>
+                              <w:t xml:space="preserve">Slika </w:t>
+                            </w:r>
+                            <w:r>
+                              <w:t>4</w:t>
+                            </w:r>
+                            <w:r>
+                              <w:t>. dekompozicij</w:t>
+                            </w:r>
+                            <w:r>
+                              <w:t xml:space="preserve">a podprocesa </w:t>
+                            </w:r>
+                            <w:r>
+                              <w:rPr>
+                                <w:b/>
+                                <w:bCs/>
+                              </w:rPr>
+                              <w:t>Prijem I obrada zahteva</w:t>
+                            </w:r>
+                          </w:p>
+                        </w:txbxContent>
+                      </wps:txbx>
+                      <wps:bodyPr rot="0" vert="horz" wrap="square" lIns="91440" tIns="45720" rIns="91440" bIns="45720" anchor="t" anchorCtr="0">
+                        <a:spAutoFit/>
+                      </wps:bodyPr>
+                    </wps:wsp>
+                  </a:graphicData>
+                </a:graphic>
+                <wp14:sizeRelH relativeFrom="margin">
+                  <wp14:pctWidth>0</wp14:pctWidth>
+                </wp14:sizeRelH>
+                <wp14:sizeRelV relativeFrom="margin">
+                  <wp14:pctHeight>20000</wp14:pctHeight>
+                </wp14:sizeRelV>
+              </wp:anchor>
+            </w:drawing>
+          </mc:Choice>
+          <mc:Fallback>
+            <w:pict>
+              <v:shape w14:anchorId="71DB729F" id="_x0000_s1029" type="#_x0000_t202" style="position:absolute;margin-left:102pt;margin-top:.55pt;width:280.5pt;height:110.6pt;z-index:251678720;visibility:visible;mso-wrap-style:square;mso-width-percent:0;mso-height-percent:200;mso-wrap-distance-left:9pt;mso-wrap-distance-top:3.6pt;mso-wrap-distance-right:9pt;mso-wrap-distance-bottom:3.6pt;mso-position-horizontal:absolute;mso-position-horizontal-relative:margin;mso-position-vertical:absolute;mso-position-vertical-relative:text;mso-width-percent:0;mso-height-percent:200;mso-width-relative:margin;mso-height-relative:margin;v-text-anchor:top" o:gfxdata="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" strokecolor="white [3212]">
+                <v:textbox style="mso-fit-shape-to-text:t">
+                  <w:txbxContent>
+                    <w:p>
+                      <w:pPr>
+                        <w:jc w:val="both"/>
+                      </w:pPr>
+                      <w:r>
+                        <w:t xml:space="preserve">Slika </w:t>
+                      </w:r>
+                      <w:r>
+                        <w:t>4</w:t>
+                      </w:r>
+                      <w:r>
+                        <w:t>. dekompozicij</w:t>
+                      </w:r>
+                      <w:r>
+                        <w:t xml:space="preserve">a podprocesa </w:t>
+                      </w:r>
+                      <w:r>
+                        <w:rPr>
+                          <w:b/>
+                          <w:bCs/>
+                        </w:rPr>
+                        <w:t>Prijem I obrada zahteva</w:t>
+                      </w:r>
+                    </w:p>
+                  </w:txbxContent>
+                </v:textbox>
+                <w10:wrap type="square" anchorx="margin"/>
+              </v:shape>
+            </w:pict>
+          </mc:Fallback>
+        </mc:AlternateContent>
+      </w:r>
+    </w:p>
+    <w:p/>
+    <w:p>
+      <w:pPr>
+        <w:jc w:val="both"/>
+        <w:rPr>
+          <w:sz w:val="24"/>
+          <w:szCs w:val="24"/>
+        </w:rPr>
+      </w:pPr>
+      <w:r>
+        <w:rPr>
+          <w:sz w:val="24"/>
+          <w:szCs w:val="24"/>
+        </w:rPr>
+        <w:t>Naredni podp</w:t>
+      </w:r>
+      <w:r>
+        <w:rPr>
+          <w:sz w:val="24"/>
+          <w:szCs w:val="24"/>
+        </w:rPr>
+        <w:t>roces provere dostupnosti resursa dekomponovan je na proveru dostupnosti vozila,</w:t>
+      </w:r>
+      <w:r>
+        <w:rPr>
+          <w:sz w:val="24"/>
+          <w:szCs w:val="24"/>
+        </w:rPr>
+        <w:t xml:space="preserve"> </w:t>
+      </w:r>
+      <w:r>
+        <w:rPr>
+          <w:sz w:val="24"/>
+          <w:szCs w:val="24"/>
+        </w:rPr>
+        <w:t>vozača i formiranje podataka o raspoloživosti resursa. Razmena podataka između podprocesa vrši se preko skladišta podataka. Skladište D6 koristi se kao privremeno skladište za razmenu podataka između podprocesa u okviru procesa prodaje</w:t>
+      </w:r>
+    </w:p>
+    <w:p>
+      <w:pPr>
+        <w:jc w:val="both"/>
+        <w:rPr>
+          <w:sz w:val="24"/>
+          <w:szCs w:val="24"/>
+        </w:rPr>
+      </w:pPr>
+      <w:r>
+        <w:rPr>
+          <w:sz w:val="24"/>
+          <w:szCs w:val="24"/>
+        </w:rPr>
+        <w:t>Dekompozicija podprocesa je prikazana u nastavku.</w:t>
+      </w:r>
+    </w:p>
+    <w:p>
+      <w:pPr>
+        <w:jc w:val="both"/>
+        <w:rPr>
+          <w:sz w:val="24"/>
+          <w:szCs w:val="24"/>
+        </w:rPr>
+      </w:pPr>
       <w:r>
         <w:rPr>
           <w:noProof/>
         </w:rPr>
         <w:drawing>
-          <wp:inline distT="0" distB="0" distL="0" distR="0" wp14:anchorId="18779EEC" wp14:editId="6A1CDD5B">
+          <wp:anchor distT="0" distB="0" distL="114300" distR="114300" simplePos="0" relativeHeight="251679744" behindDoc="0" locked="0" layoutInCell="1" allowOverlap="1" wp14:anchorId="18779EEC" wp14:editId="539D7B12">
+            <wp:simplePos x="0" y="0"/>
+            <wp:positionH relativeFrom="margin">
+              <wp:align>right</wp:align>
+            </wp:positionH>
+            <wp:positionV relativeFrom="page">
+              <wp:posOffset>5514975</wp:posOffset>
+            </wp:positionV>
             <wp:extent cx="5936615" cy="2784475"/>
             <wp:effectExtent l="0" t="0" r="6985" b="0"/>
+            <wp:wrapThrough wrapText="bothSides">
+              <wp:wrapPolygon edited="0">
+                <wp:start x="10466" y="0"/>
+                <wp:lineTo x="762" y="1034"/>
+                <wp:lineTo x="624" y="1330"/>
+                <wp:lineTo x="1456" y="2364"/>
+                <wp:lineTo x="1456" y="3990"/>
+                <wp:lineTo x="3951" y="4729"/>
+                <wp:lineTo x="762" y="4877"/>
+                <wp:lineTo x="624" y="5320"/>
+                <wp:lineTo x="2426" y="7093"/>
+                <wp:lineTo x="1248" y="7241"/>
+                <wp:lineTo x="1248" y="8275"/>
+                <wp:lineTo x="2426" y="9458"/>
+                <wp:lineTo x="208" y="11674"/>
+                <wp:lineTo x="0" y="12561"/>
+                <wp:lineTo x="0" y="15517"/>
+                <wp:lineTo x="1109" y="16551"/>
+                <wp:lineTo x="1109" y="16847"/>
+                <wp:lineTo x="11437" y="18915"/>
+                <wp:lineTo x="13031" y="18915"/>
+                <wp:lineTo x="13031" y="19506"/>
+                <wp:lineTo x="14209" y="21280"/>
+                <wp:lineTo x="14833" y="21428"/>
+                <wp:lineTo x="16704" y="21428"/>
+                <wp:lineTo x="17397" y="21280"/>
+                <wp:lineTo x="18506" y="19506"/>
+                <wp:lineTo x="18437" y="18915"/>
+                <wp:lineTo x="18853" y="18915"/>
+                <wp:lineTo x="19546" y="17438"/>
+                <wp:lineTo x="19615" y="7980"/>
+                <wp:lineTo x="19338" y="7684"/>
+                <wp:lineTo x="17120" y="7093"/>
+                <wp:lineTo x="21556" y="5468"/>
+                <wp:lineTo x="21556" y="4877"/>
+                <wp:lineTo x="21002" y="4581"/>
+                <wp:lineTo x="21002" y="2660"/>
+                <wp:lineTo x="14278" y="2364"/>
+                <wp:lineTo x="21556" y="1478"/>
+                <wp:lineTo x="21556" y="1034"/>
+                <wp:lineTo x="12476" y="0"/>
+                <wp:lineTo x="10466" y="0"/>
+              </wp:wrapPolygon>
+            </wp:wrapThrough>
             <wp:docPr id="4" name="Picture 4"/>
             <wp:cNvGraphicFramePr>
               <a:graphicFrameLocks xmlns:a="http://schemas.openxmlformats.org/drawingml/2006/main" noChangeAspect="1"/>
@@ -1068,7 +2238,7 @@
                     </pic:cNvPicPr>
                   </pic:nvPicPr>
                   <pic:blipFill>
-                    <a:blip r:embed="rId11">
+                    <a:blip r:embed="rId12">
                       <a:extLst>
                         <a:ext uri="{28A0092B-C50C-407E-A947-70E740481C1C}">
                           <a14:useLocalDpi xmlns:a14="http://schemas.microsoft.com/office/drawing/2010/main" val="0"/>
@@ -1096,63 +2266,325 @@
                 </pic:pic>
               </a:graphicData>
             </a:graphic>
-          </wp:inline>
+          </wp:anchor>
         </w:drawing>
       </w:r>
     </w:p>
     <w:p>
       <w:pPr>
-        <w:jc w:val="both"/>
-        <w:rPr>
+        <w:rPr>
+          <w:sz w:val="24"/>
+          <w:szCs w:val="24"/>
+        </w:rPr>
+      </w:pPr>
+    </w:p>
+    <w:p/>
+    <w:p/>
+    <w:p/>
+    <w:p>
+      <w:pPr>
+        <w:ind w:firstLine="720"/>
+      </w:pPr>
+    </w:p>
+    <w:p>
+      <w:pPr>
+        <w:ind w:firstLine="720"/>
+      </w:pPr>
+    </w:p>
+    <w:p>
+      <w:pPr>
+        <w:ind w:firstLine="720"/>
+      </w:pPr>
+      <w:r>
+        <w:rPr>
+          <w:noProof/>
+          <w:sz w:val="36"/>
+          <w:szCs w:val="36"/>
+        </w:rPr>
+        <mc:AlternateContent>
+          <mc:Choice Requires="wps">
+            <w:drawing>
+              <wp:anchor distT="45720" distB="45720" distL="114300" distR="114300" simplePos="0" relativeHeight="251681792" behindDoc="0" locked="0" layoutInCell="1" allowOverlap="1" wp14:anchorId="1FA59C56" wp14:editId="4565732A">
+                <wp:simplePos x="0" y="0"/>
+                <wp:positionH relativeFrom="margin">
+                  <wp:align>center</wp:align>
+                </wp:positionH>
+                <wp:positionV relativeFrom="paragraph">
+                  <wp:posOffset>147955</wp:posOffset>
+                </wp:positionV>
+                <wp:extent cx="3895725" cy="1404620"/>
+                <wp:effectExtent l="0" t="0" r="28575" b="13970"/>
+                <wp:wrapSquare wrapText="bothSides"/>
+                <wp:docPr id="16" name="Text Box 2"/>
+                <wp:cNvGraphicFramePr>
+                  <a:graphicFrameLocks xmlns:a="http://schemas.openxmlformats.org/drawingml/2006/main"/>
+                </wp:cNvGraphicFramePr>
+                <a:graphic xmlns:a="http://schemas.openxmlformats.org/drawingml/2006/main">
+                  <a:graphicData uri="http://schemas.microsoft.com/office/word/2010/wordprocessingShape">
+                    <wps:wsp>
+                      <wps:cNvSpPr txBox="1">
+                        <a:spLocks noChangeArrowheads="1"/>
+                      </wps:cNvSpPr>
+                      <wps:spPr bwMode="auto">
+                        <a:xfrm>
+                          <a:off x="0" y="0"/>
+                          <a:ext cx="3895725" cy="1404620"/>
+                        </a:xfrm>
+                        <a:prstGeom prst="rect">
+                          <a:avLst/>
+                        </a:prstGeom>
+                        <a:solidFill>
+                          <a:srgbClr val="FFFFFF"/>
+                        </a:solidFill>
+                        <a:ln w="9525">
+                          <a:solidFill>
+                            <a:schemeClr val="bg1"/>
+                          </a:solidFill>
+                          <a:miter lim="800000"/>
+                          <a:headEnd/>
+                          <a:tailEnd/>
+                        </a:ln>
+                      </wps:spPr>
+                      <wps:txbx>
+                        <w:txbxContent>
+                          <w:p>
+                            <w:pPr>
+                              <w:jc w:val="both"/>
+                            </w:pPr>
+                            <w:r>
+                              <w:t xml:space="preserve">Slika </w:t>
+                            </w:r>
+                            <w:r>
+                              <w:t>5</w:t>
+                            </w:r>
+                            <w:r>
+                              <w:t xml:space="preserve">. dekompozicija podprocesa </w:t>
+                            </w:r>
+                            <w:r>
+                              <w:rPr>
+                                <w:b/>
+                                <w:bCs/>
+                              </w:rPr>
+                              <w:t>Pr</w:t>
+                            </w:r>
+                            <w:r>
+                              <w:rPr>
+                                <w:b/>
+                                <w:bCs/>
+                              </w:rPr>
+                              <w:t>overa dostupnosti resursa</w:t>
+                            </w:r>
+                          </w:p>
+                        </w:txbxContent>
+                      </wps:txbx>
+                      <wps:bodyPr rot="0" vert="horz" wrap="square" lIns="91440" tIns="45720" rIns="91440" bIns="45720" anchor="t" anchorCtr="0">
+                        <a:spAutoFit/>
+                      </wps:bodyPr>
+                    </wps:wsp>
+                  </a:graphicData>
+                </a:graphic>
+                <wp14:sizeRelH relativeFrom="margin">
+                  <wp14:pctWidth>0</wp14:pctWidth>
+                </wp14:sizeRelH>
+                <wp14:sizeRelV relativeFrom="margin">
+                  <wp14:pctHeight>20000</wp14:pctHeight>
+                </wp14:sizeRelV>
+              </wp:anchor>
+            </w:drawing>
+          </mc:Choice>
+          <mc:Fallback>
+            <w:pict>
+              <v:shape w14:anchorId="1FA59C56" id="_x0000_s1030" type="#_x0000_t202" style="position:absolute;left:0;text-align:left;margin-left:0;margin-top:11.65pt;width:306.75pt;height:110.6pt;z-index:251681792;visibility:visible;mso-wrap-style:square;mso-width-percent:0;mso-height-percent:200;mso-wrap-distance-left:9pt;mso-wrap-distance-top:3.6pt;mso-wrap-distance-right:9pt;mso-wrap-distance-bottom:3.6pt;mso-position-horizontal:center;mso-position-horizontal-relative:margin;mso-position-vertical:absolute;mso-position-vertical-relative:text;mso-width-percent:0;mso-height-percent:200;mso-width-relative:margin;mso-height-relative:margin;v-text-anchor:top" o:gfxdata="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" strokecolor="white [3212]">
+                <v:textbox style="mso-fit-shape-to-text:t">
+                  <w:txbxContent>
+                    <w:p>
+                      <w:pPr>
+                        <w:jc w:val="both"/>
+                      </w:pPr>
+                      <w:r>
+                        <w:t xml:space="preserve">Slika </w:t>
+                      </w:r>
+                      <w:r>
+                        <w:t>5</w:t>
+                      </w:r>
+                      <w:r>
+                        <w:t xml:space="preserve">. dekompozicija podprocesa </w:t>
+                      </w:r>
+                      <w:r>
+                        <w:rPr>
+                          <w:b/>
+                          <w:bCs/>
+                        </w:rPr>
+                        <w:t>Pr</w:t>
+                      </w:r>
+                      <w:r>
+                        <w:rPr>
+                          <w:b/>
+                          <w:bCs/>
+                        </w:rPr>
+                        <w:t>overa dostupnosti resursa</w:t>
+                      </w:r>
+                    </w:p>
+                  </w:txbxContent>
+                </v:textbox>
+                <w10:wrap type="square" anchorx="margin"/>
+              </v:shape>
+            </w:pict>
+          </mc:Fallback>
+        </mc:AlternateContent>
+      </w:r>
+    </w:p>
+    <w:p>
+      <w:pPr>
+        <w:rPr>
+          <w:noProof/>
+        </w:rPr>
+      </w:pPr>
+    </w:p>
+    <w:p>
+      <w:pPr>
+        <w:pStyle w:val="NormalWeb"/>
+        <w:jc w:val="both"/>
+        <w:rPr>
+          <w:rStyle w:val="Emphasis"/>
+          <w:rFonts w:asciiTheme="minorHAnsi" w:hAnsiTheme="minorHAnsi" w:cstheme="minorHAnsi"/>
+          <w:i w:val="0"/>
+          <w:iCs w:val="0"/>
           <w:sz w:val="28"/>
           <w:szCs w:val="28"/>
         </w:rPr>
       </w:pPr>
       <w:r>
         <w:rPr>
+          <w:rStyle w:val="Emphasis"/>
+          <w:rFonts w:asciiTheme="minorHAnsi" w:hAnsiTheme="minorHAnsi" w:cstheme="minorHAnsi"/>
+          <w:i w:val="0"/>
+          <w:iCs w:val="0"/>
+        </w:rPr>
+        <w:lastRenderedPageBreak/>
+        <w:t>Sledeći podproces</w:t>
+      </w:r>
+      <w:r>
+        <w:rPr>
+          <w:rStyle w:val="Emphasis"/>
+          <w:rFonts w:asciiTheme="minorHAnsi" w:hAnsiTheme="minorHAnsi" w:cstheme="minorHAnsi"/>
+          <w:i w:val="0"/>
+          <w:iCs w:val="0"/>
           <w:sz w:val="28"/>
           <w:szCs w:val="28"/>
         </w:rPr>
-        <w:lastRenderedPageBreak/>
-        <w:t>Proces provere dostupnosti resursa dekomponovan je na proveru dostupnosti vozila, proveru dostupnosti vozača i formiranje podataka o raspoloživosti resursa. Razmena podataka između podprocesa vrši se preko skladišta podataka. Skladište D6 koristi se kao privremeno skladište za razmenu podataka između podprocesa u okviru procesa prodaje</w:t>
-      </w:r>
-    </w:p>
-    <w:p/>
-    <w:p>
-      <w:pPr>
-        <w:rPr>
-          <w:sz w:val="36"/>
-          <w:szCs w:val="36"/>
-          <w:u w:val="single"/>
-        </w:rPr>
-      </w:pPr>
-      <w:r>
-        <w:rPr>
-          <w:sz w:val="36"/>
-          <w:szCs w:val="36"/>
-          <w:u w:val="single"/>
-        </w:rPr>
-        <w:t>2.2.3 Dekompozicija trećeg procesa</w:t>
-      </w:r>
-    </w:p>
-    <w:p>
-      <w:pPr>
+        <w:t xml:space="preserve"> </w:t>
+      </w:r>
+      <w:r>
+        <w:rPr>
+          <w:rStyle w:val="Emphasis"/>
+          <w:rFonts w:asciiTheme="minorHAnsi" w:hAnsiTheme="minorHAnsi" w:cstheme="minorHAnsi"/>
+          <w:i w:val="0"/>
+          <w:iCs w:val="0"/>
+        </w:rPr>
+        <w:t>K</w:t>
+      </w:r>
+      <w:r>
+        <w:rPr>
+          <w:rStyle w:val="Emphasis"/>
+          <w:rFonts w:asciiTheme="minorHAnsi" w:hAnsiTheme="minorHAnsi" w:cstheme="minorHAnsi"/>
+          <w:i w:val="0"/>
+          <w:iCs w:val="0"/>
+        </w:rPr>
+        <w:t>reiranj</w:t>
+      </w:r>
+      <w:r>
+        <w:rPr>
+          <w:rStyle w:val="Emphasis"/>
+          <w:rFonts w:asciiTheme="minorHAnsi" w:hAnsiTheme="minorHAnsi" w:cstheme="minorHAnsi"/>
+          <w:i w:val="0"/>
+          <w:iCs w:val="0"/>
+        </w:rPr>
+        <w:t>e</w:t>
+      </w:r>
+      <w:r>
+        <w:rPr>
+          <w:rStyle w:val="Emphasis"/>
+          <w:rFonts w:asciiTheme="minorHAnsi" w:hAnsiTheme="minorHAnsi" w:cstheme="minorHAnsi"/>
+          <w:i w:val="0"/>
+          <w:iCs w:val="0"/>
+        </w:rPr>
+        <w:t xml:space="preserve"> i slanj</w:t>
+      </w:r>
+      <w:r>
+        <w:rPr>
+          <w:rStyle w:val="Emphasis"/>
+          <w:rFonts w:asciiTheme="minorHAnsi" w:hAnsiTheme="minorHAnsi" w:cstheme="minorHAnsi"/>
+          <w:i w:val="0"/>
+          <w:iCs w:val="0"/>
+        </w:rPr>
+        <w:t>e</w:t>
+      </w:r>
+      <w:r>
+        <w:rPr>
+          <w:rStyle w:val="Emphasis"/>
+          <w:rFonts w:asciiTheme="minorHAnsi" w:hAnsiTheme="minorHAnsi" w:cstheme="minorHAnsi"/>
+          <w:i w:val="0"/>
+          <w:iCs w:val="0"/>
+        </w:rPr>
+        <w:t xml:space="preserve"> ponude dekomponovan je na formiranje ponude, slanje ponude klijentu i evidentiranje odluke klijenta.</w:t>
+      </w:r>
+      <w:r>
+        <w:rPr>
+          <w:rStyle w:val="Emphasis"/>
+          <w:rFonts w:asciiTheme="minorHAnsi" w:hAnsiTheme="minorHAnsi" w:cstheme="minorHAnsi"/>
+          <w:i w:val="0"/>
+          <w:iCs w:val="0"/>
+          <w:sz w:val="28"/>
+          <w:szCs w:val="28"/>
+        </w:rPr>
+        <w:t xml:space="preserve"> </w:t>
+      </w:r>
+    </w:p>
+    <w:p>
+      <w:pPr>
+        <w:pStyle w:val="NormalWeb"/>
+        <w:jc w:val="both"/>
+        <w:rPr>
+          <w:rStyle w:val="Emphasis"/>
+          <w:rFonts w:asciiTheme="minorHAnsi" w:hAnsiTheme="minorHAnsi" w:cstheme="minorHAnsi"/>
+          <w:i w:val="0"/>
+          <w:iCs w:val="0"/>
+        </w:rPr>
+      </w:pPr>
+      <w:r>
+        <w:rPr>
+          <w:rStyle w:val="Emphasis"/>
+          <w:rFonts w:asciiTheme="minorHAnsi" w:hAnsiTheme="minorHAnsi" w:cstheme="minorHAnsi"/>
+          <w:i w:val="0"/>
+          <w:iCs w:val="0"/>
+        </w:rPr>
+        <w:t>Dekompozicija podprocesa je prikazana u nastavku.</w:t>
+      </w:r>
+    </w:p>
+    <w:p>
+      <w:pPr>
+        <w:pStyle w:val="NormalWeb"/>
+        <w:jc w:val="both"/>
+        <w:rPr>
+          <w:rStyle w:val="Emphasis"/>
+          <w:rFonts w:asciiTheme="minorHAnsi" w:hAnsiTheme="minorHAnsi" w:cstheme="minorHAnsi"/>
+          <w:i w:val="0"/>
+          <w:iCs w:val="0"/>
+        </w:rPr>
+      </w:pPr>
+      <w:r>
         <w:rPr>
           <w:noProof/>
         </w:rPr>
-      </w:pPr>
-      <w:r>
-        <w:rPr>
-          <w:noProof/>
-        </w:rPr>
         <w:drawing>
-          <wp:anchor distT="0" distB="0" distL="114300" distR="114300" simplePos="0" relativeHeight="251662336" behindDoc="0" locked="0" layoutInCell="1" allowOverlap="1" wp14:anchorId="6425C5FF" wp14:editId="3F885225">
+          <wp:anchor distT="0" distB="0" distL="114300" distR="114300" simplePos="0" relativeHeight="251662336" behindDoc="0" locked="0" layoutInCell="1" allowOverlap="1" wp14:anchorId="6425C5FF" wp14:editId="5E0B0EC0">
             <wp:simplePos x="0" y="0"/>
             <wp:positionH relativeFrom="margin">
-              <wp:posOffset>819150</wp:posOffset>
+              <wp:posOffset>800100</wp:posOffset>
             </wp:positionH>
             <wp:positionV relativeFrom="paragraph">
-              <wp:posOffset>171450</wp:posOffset>
+              <wp:posOffset>187960</wp:posOffset>
             </wp:positionV>
             <wp:extent cx="4029075" cy="2762250"/>
             <wp:effectExtent l="0" t="0" r="9525" b="0"/>
@@ -1207,7 +2639,7 @@
                     </pic:cNvPicPr>
                   </pic:nvPicPr>
                   <pic:blipFill>
-                    <a:blip r:embed="rId12">
+                    <a:blip r:embed="rId13">
                       <a:extLst>
                         <a:ext uri="{28A0092B-C50C-407E-A947-70E740481C1C}">
                           <a14:useLocalDpi xmlns:a14="http://schemas.microsoft.com/office/drawing/2010/main" val="0"/>
@@ -1332,71 +2764,172 @@
     <w:p>
       <w:pPr>
         <w:pStyle w:val="NormalWeb"/>
-        <w:jc w:val="both"/>
-        <w:rPr>
-          <w:rStyle w:val="Emphasis"/>
-          <w:rFonts w:asciiTheme="minorHAnsi" w:hAnsiTheme="minorHAnsi" w:cstheme="minorHAnsi"/>
-          <w:i w:val="0"/>
-          <w:iCs w:val="0"/>
-          <w:sz w:val="28"/>
-          <w:szCs w:val="28"/>
-        </w:rPr>
       </w:pPr>
     </w:p>
     <w:p>
       <w:pPr>
         <w:pStyle w:val="NormalWeb"/>
-        <w:jc w:val="both"/>
-        <w:rPr>
-          <w:rStyle w:val="Emphasis"/>
-          <w:rFonts w:asciiTheme="minorHAnsi" w:hAnsiTheme="minorHAnsi" w:cstheme="minorHAnsi"/>
-          <w:i w:val="0"/>
-          <w:iCs w:val="0"/>
-          <w:sz w:val="28"/>
-          <w:szCs w:val="28"/>
-        </w:rPr>
-      </w:pPr>
-      <w:r>
-        <w:rPr>
-          <w:rStyle w:val="Emphasis"/>
-          <w:rFonts w:asciiTheme="minorHAnsi" w:hAnsiTheme="minorHAnsi" w:cstheme="minorHAnsi"/>
-          <w:i w:val="0"/>
-          <w:iCs w:val="0"/>
-          <w:sz w:val="28"/>
-          <w:szCs w:val="28"/>
-        </w:rPr>
-        <w:t xml:space="preserve">Proces kreiranja i slanja ponude dekomponovan je na formiranje ponude, slanje ponude klijentu i evidentiranje odluke klijenta. </w:t>
-      </w:r>
-    </w:p>
-    <w:p>
-      <w:pPr>
-        <w:pStyle w:val="NormalWeb"/>
-      </w:pPr>
-    </w:p>
-    <w:p>
-      <w:pPr>
-        <w:pStyle w:val="NormalWeb"/>
-        <w:rPr>
-          <w:rFonts w:asciiTheme="minorHAnsi" w:hAnsiTheme="minorHAnsi" w:cstheme="minorHAnsi"/>
+      </w:pPr>
+      <w:r>
+        <w:rPr>
+          <w:noProof/>
           <w:sz w:val="36"/>
           <w:szCs w:val="36"/>
-          <w:u w:val="single"/>
-        </w:rPr>
-      </w:pPr>
-      <w:r>
-        <w:rPr>
-          <w:rFonts w:asciiTheme="minorHAnsi" w:hAnsiTheme="minorHAnsi" w:cstheme="minorHAnsi"/>
-          <w:sz w:val="36"/>
-          <w:szCs w:val="36"/>
-          <w:u w:val="single"/>
-        </w:rPr>
-        <w:t>2.2.4 Dekompozicija četvrtog procesa</w:t>
+        </w:rPr>
+        <mc:AlternateContent>
+          <mc:Choice Requires="wps">
+            <w:drawing>
+              <wp:anchor distT="45720" distB="45720" distL="114300" distR="114300" simplePos="0" relativeHeight="251683840" behindDoc="0" locked="0" layoutInCell="1" allowOverlap="1" wp14:anchorId="656B9881" wp14:editId="57DC1FBC">
+                <wp:simplePos x="0" y="0"/>
+                <wp:positionH relativeFrom="margin">
+                  <wp:align>center</wp:align>
+                </wp:positionH>
+                <wp:positionV relativeFrom="paragraph">
+                  <wp:posOffset>184785</wp:posOffset>
+                </wp:positionV>
+                <wp:extent cx="3895725" cy="1404620"/>
+                <wp:effectExtent l="0" t="0" r="28575" b="13970"/>
+                <wp:wrapSquare wrapText="bothSides"/>
+                <wp:docPr id="17" name="Text Box 2"/>
+                <wp:cNvGraphicFramePr>
+                  <a:graphicFrameLocks xmlns:a="http://schemas.openxmlformats.org/drawingml/2006/main"/>
+                </wp:cNvGraphicFramePr>
+                <a:graphic xmlns:a="http://schemas.openxmlformats.org/drawingml/2006/main">
+                  <a:graphicData uri="http://schemas.microsoft.com/office/word/2010/wordprocessingShape">
+                    <wps:wsp>
+                      <wps:cNvSpPr txBox="1">
+                        <a:spLocks noChangeArrowheads="1"/>
+                      </wps:cNvSpPr>
+                      <wps:spPr bwMode="auto">
+                        <a:xfrm>
+                          <a:off x="0" y="0"/>
+                          <a:ext cx="3895725" cy="1404620"/>
+                        </a:xfrm>
+                        <a:prstGeom prst="rect">
+                          <a:avLst/>
+                        </a:prstGeom>
+                        <a:solidFill>
+                          <a:srgbClr val="FFFFFF"/>
+                        </a:solidFill>
+                        <a:ln w="9525">
+                          <a:solidFill>
+                            <a:schemeClr val="bg1"/>
+                          </a:solidFill>
+                          <a:miter lim="800000"/>
+                          <a:headEnd/>
+                          <a:tailEnd/>
+                        </a:ln>
+                      </wps:spPr>
+                      <wps:txbx>
+                        <w:txbxContent>
+                          <w:p>
+                            <w:pPr>
+                              <w:jc w:val="both"/>
+                            </w:pPr>
+                            <w:r>
+                              <w:t xml:space="preserve">Slika </w:t>
+                            </w:r>
+                            <w:r>
+                              <w:t>6</w:t>
+                            </w:r>
+                            <w:r>
+                              <w:t xml:space="preserve">. dekompozicija podprocesa </w:t>
+                            </w:r>
+                            <w:r>
+                              <w:rPr>
+                                <w:b/>
+                                <w:bCs/>
+                              </w:rPr>
+                              <w:t>Kreiranje I slanje ponude</w:t>
+                            </w:r>
+                          </w:p>
+                        </w:txbxContent>
+                      </wps:txbx>
+                      <wps:bodyPr rot="0" vert="horz" wrap="square" lIns="91440" tIns="45720" rIns="91440" bIns="45720" anchor="t" anchorCtr="0">
+                        <a:spAutoFit/>
+                      </wps:bodyPr>
+                    </wps:wsp>
+                  </a:graphicData>
+                </a:graphic>
+                <wp14:sizeRelH relativeFrom="margin">
+                  <wp14:pctWidth>0</wp14:pctWidth>
+                </wp14:sizeRelH>
+                <wp14:sizeRelV relativeFrom="margin">
+                  <wp14:pctHeight>20000</wp14:pctHeight>
+                </wp14:sizeRelV>
+              </wp:anchor>
+            </w:drawing>
+          </mc:Choice>
+          <mc:Fallback>
+            <w:pict>
+              <v:shape w14:anchorId="656B9881" id="_x0000_s1031" type="#_x0000_t202" style="position:absolute;margin-left:0;margin-top:14.55pt;width:306.75pt;height:110.6pt;z-index:251683840;visibility:visible;mso-wrap-style:square;mso-width-percent:0;mso-height-percent:200;mso-wrap-distance-left:9pt;mso-wrap-distance-top:3.6pt;mso-wrap-distance-right:9pt;mso-wrap-distance-bottom:3.6pt;mso-position-horizontal:center;mso-position-horizontal-relative:margin;mso-position-vertical:absolute;mso-position-vertical-relative:text;mso-width-percent:0;mso-height-percent:200;mso-width-relative:margin;mso-height-relative:margin;v-text-anchor:top" o:gfxdata="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" strokecolor="white [3212]">
+                <v:textbox style="mso-fit-shape-to-text:t">
+                  <w:txbxContent>
+                    <w:p>
+                      <w:pPr>
+                        <w:jc w:val="both"/>
+                      </w:pPr>
+                      <w:r>
+                        <w:t xml:space="preserve">Slika </w:t>
+                      </w:r>
+                      <w:r>
+                        <w:t>6</w:t>
+                      </w:r>
+                      <w:r>
+                        <w:t xml:space="preserve">. dekompozicija podprocesa </w:t>
+                      </w:r>
+                      <w:r>
+                        <w:rPr>
+                          <w:b/>
+                          <w:bCs/>
+                        </w:rPr>
+                        <w:t>Kreiranje I slanje ponude</w:t>
+                      </w:r>
+                    </w:p>
+                  </w:txbxContent>
+                </v:textbox>
+                <w10:wrap type="square" anchorx="margin"/>
+              </v:shape>
+            </w:pict>
+          </mc:Fallback>
+        </mc:AlternateContent>
       </w:r>
     </w:p>
     <w:p>
       <w:pPr>
         <w:pStyle w:val="NormalWeb"/>
-      </w:pPr>
+        <w:jc w:val="both"/>
+      </w:pPr>
+    </w:p>
+    <w:p>
+      <w:pPr>
+        <w:jc w:val="both"/>
+        <w:rPr>
+          <w:sz w:val="24"/>
+          <w:szCs w:val="24"/>
+        </w:rPr>
+      </w:pPr>
+      <w:r>
+        <w:rPr>
+          <w:sz w:val="24"/>
+          <w:szCs w:val="24"/>
+        </w:rPr>
+        <w:t>Podpr</w:t>
+      </w:r>
+      <w:r>
+        <w:rPr>
+          <w:sz w:val="24"/>
+          <w:szCs w:val="24"/>
+        </w:rPr>
+        <w:t>oces obrade rezervacije dekomponovan je na proveru odluke klijenta, kreiranje rezervacije i evidentiranje rezervacije. Nakon prihvatanja ponude, rezervacija se upisuje u bazu tura i prosleđuje procesu realizacije ture.</w:t>
+      </w:r>
+      <w:r>
+        <w:rPr>
+          <w:sz w:val="24"/>
+          <w:szCs w:val="24"/>
+        </w:rPr>
+        <w:t xml:space="preserve"> Dekompozicija podprocesa je prikazana u nastavku.</w:t>
+      </w:r>
     </w:p>
     <w:p>
       <w:pPr>
@@ -1407,16 +2940,16 @@
           <w:noProof/>
         </w:rPr>
         <w:drawing>
-          <wp:anchor distT="0" distB="0" distL="114300" distR="114300" simplePos="0" relativeHeight="251663360" behindDoc="0" locked="0" layoutInCell="1" allowOverlap="1" wp14:anchorId="16C2A8EC" wp14:editId="28160315">
+          <wp:anchor distT="0" distB="0" distL="114300" distR="114300" simplePos="0" relativeHeight="251663360" behindDoc="0" locked="0" layoutInCell="1" allowOverlap="1" wp14:anchorId="16C2A8EC" wp14:editId="20EFEB82">
             <wp:simplePos x="0" y="0"/>
             <wp:positionH relativeFrom="margin">
-              <wp:align>right</wp:align>
+              <wp:align>center</wp:align>
             </wp:positionH>
             <wp:positionV relativeFrom="paragraph">
-              <wp:posOffset>217805</wp:posOffset>
+              <wp:posOffset>81915</wp:posOffset>
             </wp:positionV>
-            <wp:extent cx="5936615" cy="2660015"/>
-            <wp:effectExtent l="0" t="0" r="6985" b="6985"/>
+            <wp:extent cx="5516880" cy="2471945"/>
+            <wp:effectExtent l="0" t="0" r="7620" b="5080"/>
             <wp:wrapNone/>
             <wp:docPr id="6" name="Picture 6"/>
             <wp:cNvGraphicFramePr>
@@ -1432,7 +2965,7 @@
                     </pic:cNvPicPr>
                   </pic:nvPicPr>
                   <pic:blipFill>
-                    <a:blip r:embed="rId13">
+                    <a:blip r:embed="rId14">
                       <a:extLst>
                         <a:ext uri="{28A0092B-C50C-407E-A947-70E740481C1C}">
                           <a14:useLocalDpi xmlns:a14="http://schemas.microsoft.com/office/drawing/2010/main" val="0"/>
@@ -1447,7 +2980,7 @@
                   <pic:spPr bwMode="auto">
                     <a:xfrm>
                       <a:off x="0" y="0"/>
-                      <a:ext cx="5936615" cy="2660015"/>
+                      <a:ext cx="5516880" cy="2471945"/>
                     </a:xfrm>
                     <a:prstGeom prst="rect">
                       <a:avLst/>
@@ -1460,6 +2993,12 @@
                 </pic:pic>
               </a:graphicData>
             </a:graphic>
+            <wp14:sizeRelH relativeFrom="margin">
+              <wp14:pctWidth>0</wp14:pctWidth>
+            </wp14:sizeRelH>
+            <wp14:sizeRelV relativeFrom="margin">
+              <wp14:pctHeight>0</wp14:pctHeight>
+            </wp14:sizeRelV>
           </wp:anchor>
         </w:drawing>
       </w:r>
@@ -1498,62 +3037,146 @@
       <w:pPr>
         <w:pStyle w:val="NormalWeb"/>
       </w:pPr>
-    </w:p>
-    <w:p>
-      <w:pPr>
-        <w:pStyle w:val="NormalWeb"/>
-      </w:pPr>
-    </w:p>
-    <w:p>
-      <w:pPr>
-        <w:jc w:val="both"/>
-        <w:rPr>
-          <w:sz w:val="28"/>
-          <w:szCs w:val="28"/>
-        </w:rPr>
-      </w:pPr>
-      <w:r>
-        <w:rPr>
-          <w:sz w:val="28"/>
-          <w:szCs w:val="28"/>
-        </w:rPr>
-        <w:t>Proces obrade rezervacije dekomponovan je na proveru odluke klijenta, kreiranje rezervacije i evidentiranje rezervacije. Nakon prihvatanja ponude, rezervacija se upisuje u bazu tura i prosleđuje procesu realizacije ture.</w:t>
-      </w:r>
-    </w:p>
-    <w:p>
-      <w:pPr>
-        <w:jc w:val="both"/>
-        <w:rPr>
-          <w:sz w:val="28"/>
-          <w:szCs w:val="28"/>
-        </w:rPr>
-      </w:pPr>
-    </w:p>
-    <w:p>
-      <w:pPr>
-        <w:jc w:val="both"/>
+      <w:r>
         <w:rPr>
           <w:noProof/>
           <w:sz w:val="36"/>
           <w:szCs w:val="36"/>
-          <w:u w:val="single"/>
-        </w:rPr>
-      </w:pPr>
-      <w:r>
-        <w:rPr>
-          <w:sz w:val="36"/>
-          <w:szCs w:val="36"/>
-          <w:u w:val="single"/>
-        </w:rPr>
-        <w:t>2.2.5 Dekompozicija petog procesa</w:t>
-      </w:r>
-    </w:p>
-    <w:p>
-      <w:pPr>
-        <w:rPr>
-          <w:noProof/>
-        </w:rPr>
-      </w:pPr>
+        </w:rPr>
+        <mc:AlternateContent>
+          <mc:Choice Requires="wps">
+            <w:drawing>
+              <wp:anchor distT="45720" distB="45720" distL="114300" distR="114300" simplePos="0" relativeHeight="251685888" behindDoc="0" locked="0" layoutInCell="1" allowOverlap="1" wp14:anchorId="4174D66D" wp14:editId="4DCFF1DB">
+                <wp:simplePos x="0" y="0"/>
+                <wp:positionH relativeFrom="margin">
+                  <wp:posOffset>1168400</wp:posOffset>
+                </wp:positionH>
+                <wp:positionV relativeFrom="page">
+                  <wp:posOffset>9105900</wp:posOffset>
+                </wp:positionV>
+                <wp:extent cx="3895725" cy="386080"/>
+                <wp:effectExtent l="0" t="0" r="28575" b="13970"/>
+                <wp:wrapSquare wrapText="bothSides"/>
+                <wp:docPr id="18" name="Text Box 2"/>
+                <wp:cNvGraphicFramePr>
+                  <a:graphicFrameLocks xmlns:a="http://schemas.openxmlformats.org/drawingml/2006/main"/>
+                </wp:cNvGraphicFramePr>
+                <a:graphic xmlns:a="http://schemas.openxmlformats.org/drawingml/2006/main">
+                  <a:graphicData uri="http://schemas.microsoft.com/office/word/2010/wordprocessingShape">
+                    <wps:wsp>
+                      <wps:cNvSpPr txBox="1">
+                        <a:spLocks noChangeArrowheads="1"/>
+                      </wps:cNvSpPr>
+                      <wps:spPr bwMode="auto">
+                        <a:xfrm>
+                          <a:off x="0" y="0"/>
+                          <a:ext cx="3895725" cy="386080"/>
+                        </a:xfrm>
+                        <a:prstGeom prst="rect">
+                          <a:avLst/>
+                        </a:prstGeom>
+                        <a:solidFill>
+                          <a:srgbClr val="FFFFFF"/>
+                        </a:solidFill>
+                        <a:ln w="9525">
+                          <a:solidFill>
+                            <a:schemeClr val="bg1"/>
+                          </a:solidFill>
+                          <a:miter lim="800000"/>
+                          <a:headEnd/>
+                          <a:tailEnd/>
+                        </a:ln>
+                      </wps:spPr>
+                      <wps:txbx>
+                        <w:txbxContent>
+                          <w:p>
+                            <w:pPr>
+                              <w:jc w:val="both"/>
+                            </w:pPr>
+                            <w:r>
+                              <w:t xml:space="preserve">Slika </w:t>
+                            </w:r>
+                            <w:r>
+                              <w:t>7</w:t>
+                            </w:r>
+                            <w:r>
+                              <w:t xml:space="preserve">. dekompozicija podprocesa </w:t>
+                            </w:r>
+                            <w:r>
+                              <w:rPr>
+                                <w:b/>
+                                <w:bCs/>
+                              </w:rPr>
+                              <w:t>Obrada rezervacija</w:t>
+                            </w:r>
+                          </w:p>
+                        </w:txbxContent>
+                      </wps:txbx>
+                      <wps:bodyPr rot="0" vert="horz" wrap="square" lIns="91440" tIns="45720" rIns="91440" bIns="45720" anchor="t" anchorCtr="0">
+                        <a:spAutoFit/>
+                      </wps:bodyPr>
+                    </wps:wsp>
+                  </a:graphicData>
+                </a:graphic>
+                <wp14:sizeRelH relativeFrom="margin">
+                  <wp14:pctWidth>0</wp14:pctWidth>
+                </wp14:sizeRelH>
+                <wp14:sizeRelV relativeFrom="margin">
+                  <wp14:pctHeight>20000</wp14:pctHeight>
+                </wp14:sizeRelV>
+              </wp:anchor>
+            </w:drawing>
+          </mc:Choice>
+          <mc:Fallback>
+            <w:pict>
+              <v:shape w14:anchorId="4174D66D" id="_x0000_s1032" type="#_x0000_t202" style="position:absolute;margin-left:92pt;margin-top:717pt;width:306.75pt;height:30.4pt;z-index:251685888;visibility:visible;mso-wrap-style:square;mso-width-percent:0;mso-height-percent:200;mso-wrap-distance-left:9pt;mso-wrap-distance-top:3.6pt;mso-wrap-distance-right:9pt;mso-wrap-distance-bottom:3.6pt;mso-position-horizontal:absolute;mso-position-horizontal-relative:margin;mso-position-vertical:absolute;mso-position-vertical-relative:page;mso-width-percent:0;mso-height-percent:200;mso-width-relative:margin;mso-height-relative:margin;v-text-anchor:top" o:gfxdata="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" strokecolor="white [3212]">
+                <v:textbox style="mso-fit-shape-to-text:t">
+                  <w:txbxContent>
+                    <w:p>
+                      <w:pPr>
+                        <w:jc w:val="both"/>
+                      </w:pPr>
+                      <w:r>
+                        <w:t xml:space="preserve">Slika </w:t>
+                      </w:r>
+                      <w:r>
+                        <w:t>7</w:t>
+                      </w:r>
+                      <w:r>
+                        <w:t xml:space="preserve">. dekompozicija podprocesa </w:t>
+                      </w:r>
+                      <w:r>
+                        <w:rPr>
+                          <w:b/>
+                          <w:bCs/>
+                        </w:rPr>
+                        <w:t>Obrada rezervacija</w:t>
+                      </w:r>
+                    </w:p>
+                  </w:txbxContent>
+                </v:textbox>
+                <w10:wrap type="square" anchorx="margin" anchory="page"/>
+              </v:shape>
+            </w:pict>
+          </mc:Fallback>
+        </mc:AlternateContent>
+      </w:r>
+    </w:p>
+    <w:p>
+      <w:pPr>
+        <w:pStyle w:val="NormalWeb"/>
+        <w:jc w:val="both"/>
+        <w:rPr>
+          <w:rFonts w:asciiTheme="minorHAnsi" w:hAnsiTheme="minorHAnsi" w:cstheme="minorHAnsi"/>
+        </w:rPr>
+      </w:pPr>
+      <w:r>
+        <w:rPr>
+          <w:rFonts w:asciiTheme="minorHAnsi" w:hAnsiTheme="minorHAnsi" w:cstheme="minorHAnsi"/>
+        </w:rPr>
+        <w:lastRenderedPageBreak/>
+        <w:t>Poslednji podproces realizacija I praćenje tura dekomponovan je na dodelu ture vozaču, praćenje realizacije te ture I posle ažuriranje statusa ture. Korišćeno je skladište D4 prvobitno za slanje podataka o turi vozaču, a kasnije za upis statusa te ture. Dekompozicija je prikazana u nastavku.</w:t>
+      </w:r>
     </w:p>
     <w:p>
       <w:pPr>
@@ -1629,7 +3252,7 @@
                     </pic:cNvPicPr>
                   </pic:nvPicPr>
                   <pic:blipFill>
-                    <a:blip r:embed="rId14">
+                    <a:blip r:embed="rId15">
                       <a:extLst>
                         <a:ext uri="{28A0092B-C50C-407E-A947-70E740481C1C}">
                           <a14:useLocalDpi xmlns:a14="http://schemas.microsoft.com/office/drawing/2010/main" val="0"/>
@@ -1686,10 +3309,127 @@
       </w:pPr>
       <w:r>
         <w:rPr>
-          <w:sz w:val="28"/>
-          <w:szCs w:val="28"/>
-        </w:rPr>
-        <w:t>Proces obrade rezervacije dekomponovan je na proveru odluke klijenta, kreiranje rezervacije i evidentiranje rezervacije. Nakon prihvatanja ponude, rezervacija se upisuje u bazu tura i prosleđuje procesu realizacije ture.</w:t>
+          <w:noProof/>
+          <w:sz w:val="36"/>
+          <w:szCs w:val="36"/>
+        </w:rPr>
+        <mc:AlternateContent>
+          <mc:Choice Requires="wps">
+            <w:drawing>
+              <wp:anchor distT="45720" distB="45720" distL="114300" distR="114300" simplePos="0" relativeHeight="251687936" behindDoc="0" locked="0" layoutInCell="1" allowOverlap="1" wp14:anchorId="39D08A0F" wp14:editId="4E636B79">
+                <wp:simplePos x="0" y="0"/>
+                <wp:positionH relativeFrom="margin">
+                  <wp:align>center</wp:align>
+                </wp:positionH>
+                <wp:positionV relativeFrom="page">
+                  <wp:posOffset>5376545</wp:posOffset>
+                </wp:positionV>
+                <wp:extent cx="3895725" cy="386080"/>
+                <wp:effectExtent l="0" t="0" r="28575" b="13970"/>
+                <wp:wrapSquare wrapText="bothSides"/>
+                <wp:docPr id="19" name="Text Box 2"/>
+                <wp:cNvGraphicFramePr>
+                  <a:graphicFrameLocks xmlns:a="http://schemas.openxmlformats.org/drawingml/2006/main"/>
+                </wp:cNvGraphicFramePr>
+                <a:graphic xmlns:a="http://schemas.openxmlformats.org/drawingml/2006/main">
+                  <a:graphicData uri="http://schemas.microsoft.com/office/word/2010/wordprocessingShape">
+                    <wps:wsp>
+                      <wps:cNvSpPr txBox="1">
+                        <a:spLocks noChangeArrowheads="1"/>
+                      </wps:cNvSpPr>
+                      <wps:spPr bwMode="auto">
+                        <a:xfrm>
+                          <a:off x="0" y="0"/>
+                          <a:ext cx="3895725" cy="386080"/>
+                        </a:xfrm>
+                        <a:prstGeom prst="rect">
+                          <a:avLst/>
+                        </a:prstGeom>
+                        <a:solidFill>
+                          <a:srgbClr val="FFFFFF"/>
+                        </a:solidFill>
+                        <a:ln w="9525">
+                          <a:solidFill>
+                            <a:schemeClr val="bg1"/>
+                          </a:solidFill>
+                          <a:miter lim="800000"/>
+                          <a:headEnd/>
+                          <a:tailEnd/>
+                        </a:ln>
+                      </wps:spPr>
+                      <wps:txbx>
+                        <w:txbxContent>
+                          <w:p>
+                            <w:pPr>
+                              <w:jc w:val="both"/>
+                            </w:pPr>
+                            <w:r>
+                              <w:t xml:space="preserve">Slika </w:t>
+                            </w:r>
+                            <w:r>
+                              <w:t>8</w:t>
+                            </w:r>
+                            <w:r>
+                              <w:t xml:space="preserve">. dekompozicija podprocesa </w:t>
+                            </w:r>
+                            <w:r>
+                              <w:rPr>
+                                <w:b/>
+                                <w:bCs/>
+                              </w:rPr>
+                              <w:t>Realizacija I praćenje tura</w:t>
+                            </w:r>
+                          </w:p>
+                        </w:txbxContent>
+                      </wps:txbx>
+                      <wps:bodyPr rot="0" vert="horz" wrap="square" lIns="91440" tIns="45720" rIns="91440" bIns="45720" anchor="t" anchorCtr="0">
+                        <a:spAutoFit/>
+                      </wps:bodyPr>
+                    </wps:wsp>
+                  </a:graphicData>
+                </a:graphic>
+                <wp14:sizeRelH relativeFrom="margin">
+                  <wp14:pctWidth>0</wp14:pctWidth>
+                </wp14:sizeRelH>
+                <wp14:sizeRelV relativeFrom="margin">
+                  <wp14:pctHeight>20000</wp14:pctHeight>
+                </wp14:sizeRelV>
+              </wp:anchor>
+            </w:drawing>
+          </mc:Choice>
+          <mc:Fallback>
+            <w:pict>
+              <v:shape w14:anchorId="39D08A0F" id="_x0000_s1033" type="#_x0000_t202" style="position:absolute;left:0;text-align:left;margin-left:0;margin-top:423.35pt;width:306.75pt;height:30.4pt;z-index:251687936;visibility:visible;mso-wrap-style:square;mso-width-percent:0;mso-height-percent:200;mso-wrap-distance-left:9pt;mso-wrap-distance-top:3.6pt;mso-wrap-distance-right:9pt;mso-wrap-distance-bottom:3.6pt;mso-position-horizontal:center;mso-position-horizontal-relative:margin;mso-position-vertical:absolute;mso-position-vertical-relative:page;mso-width-percent:0;mso-height-percent:200;mso-width-relative:margin;mso-height-relative:margin;v-text-anchor:top" o:gfxdata="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" strokecolor="white [3212]">
+                <v:textbox style="mso-fit-shape-to-text:t">
+                  <w:txbxContent>
+                    <w:p>
+                      <w:pPr>
+                        <w:jc w:val="both"/>
+                      </w:pPr>
+                      <w:r>
+                        <w:t xml:space="preserve">Slika </w:t>
+                      </w:r>
+                      <w:r>
+                        <w:t>8</w:t>
+                      </w:r>
+                      <w:r>
+                        <w:t xml:space="preserve">. dekompozicija podprocesa </w:t>
+                      </w:r>
+                      <w:r>
+                        <w:rPr>
+                          <w:b/>
+                          <w:bCs/>
+                        </w:rPr>
+                        <w:t>Realizacija I praćenje tura</w:t>
+                      </w:r>
+                    </w:p>
+                  </w:txbxContent>
+                </v:textbox>
+                <w10:wrap type="square" anchorx="margin" anchory="page"/>
+              </v:shape>
+            </w:pict>
+          </mc:Fallback>
+        </mc:AlternateContent>
       </w:r>
     </w:p>
     <w:p>
@@ -1711,65 +3451,152 @@
         </w:tabs>
         <w:jc w:val="both"/>
         <w:rPr>
-          <w:sz w:val="40"/>
-          <w:szCs w:val="40"/>
-          <w:u w:val="single"/>
-        </w:rPr>
-      </w:pPr>
-      <w:r>
-        <w:rPr>
-          <w:sz w:val="40"/>
-          <w:szCs w:val="40"/>
-          <w:u w:val="single"/>
-        </w:rPr>
-        <w:t>3. IDEF dijagram</w:t>
-      </w:r>
-    </w:p>
-    <w:p>
-      <w:pPr>
-        <w:tabs>
-          <w:tab w:val="left" w:pos="1353"/>
-        </w:tabs>
-        <w:jc w:val="both"/>
-        <w:rPr>
-          <w:sz w:val="36"/>
-          <w:szCs w:val="36"/>
-          <w:u w:val="single"/>
-        </w:rPr>
-      </w:pPr>
-      <w:r>
-        <w:rPr>
-          <w:sz w:val="36"/>
-          <w:szCs w:val="36"/>
-          <w:u w:val="single"/>
-        </w:rPr>
-        <w:t xml:space="preserve">3.1 </w:t>
-      </w:r>
-      <w:r>
-        <w:rPr>
-          <w:sz w:val="36"/>
-          <w:szCs w:val="36"/>
-          <w:u w:val="single"/>
-        </w:rPr>
-        <w:t>IDEF Kontekstni dijagram</w:t>
-      </w:r>
-    </w:p>
-    <w:p>
-      <w:pPr>
-        <w:tabs>
-          <w:tab w:val="left" w:pos="1353"/>
-        </w:tabs>
-        <w:jc w:val="both"/>
-        <w:rPr>
-          <w:sz w:val="40"/>
-          <w:szCs w:val="40"/>
-          <w:u w:val="single"/>
+          <w:sz w:val="34"/>
+          <w:szCs w:val="34"/>
+        </w:rPr>
+      </w:pPr>
+      <w:r>
+        <w:rPr>
+          <w:sz w:val="34"/>
+          <w:szCs w:val="34"/>
+        </w:rPr>
+        <w:t xml:space="preserve">3. </w:t>
+      </w:r>
+      <w:r>
+        <w:rPr>
+          <w:sz w:val="34"/>
+          <w:szCs w:val="34"/>
+        </w:rPr>
+        <w:t xml:space="preserve">2 </w:t>
+      </w:r>
+      <w:r>
+        <w:rPr>
+          <w:sz w:val="34"/>
+          <w:szCs w:val="34"/>
+        </w:rPr>
+        <w:t>IDEF dijagram</w:t>
+      </w:r>
+    </w:p>
+    <w:p>
+      <w:pPr>
+        <w:spacing w:before="100" w:beforeAutospacing="1" w:after="100" w:afterAutospacing="1" w:line="240" w:lineRule="auto"/>
+        <w:jc w:val="both"/>
+        <w:rPr>
+          <w:rFonts w:eastAsia="Times New Roman" w:cstheme="minorHAnsi"/>
+          <w:sz w:val="24"/>
+          <w:szCs w:val="24"/>
+        </w:rPr>
+      </w:pPr>
+      <w:r>
+        <w:rPr>
+          <w:rFonts w:eastAsia="Times New Roman" w:cstheme="minorHAnsi"/>
+          <w:sz w:val="24"/>
+          <w:szCs w:val="24"/>
+        </w:rPr>
+        <w:t xml:space="preserve">Za modelovanje procesa prodaje transportnih usluga korišćen je </w:t>
+      </w:r>
+      <w:r>
+        <w:rPr>
+          <w:rFonts w:eastAsia="Times New Roman" w:cstheme="minorHAnsi"/>
+          <w:sz w:val="24"/>
+          <w:szCs w:val="24"/>
+        </w:rPr>
+        <w:t xml:space="preserve">I </w:t>
+      </w:r>
+      <w:r>
+        <w:rPr>
+          <w:rFonts w:eastAsia="Times New Roman" w:cstheme="minorHAnsi"/>
+          <w:sz w:val="24"/>
+          <w:szCs w:val="24"/>
+        </w:rPr>
+        <w:t>IDEF0 dijagram, kojim se prikazuju aktivnosti procesa, kao i elementi koji utiču na njihovu realizaciju, odnosno ulazi, izlazi, kontrole i mehanizmi.</w:t>
+      </w:r>
+      <w:r>
+        <w:rPr>
+          <w:rFonts w:eastAsia="Times New Roman" w:cstheme="minorHAnsi"/>
+          <w:sz w:val="24"/>
+          <w:szCs w:val="24"/>
+        </w:rPr>
+        <w:t xml:space="preserve"> </w:t>
+      </w:r>
+    </w:p>
+    <w:p>
+      <w:pPr>
+        <w:spacing w:before="100" w:beforeAutospacing="1" w:after="100" w:afterAutospacing="1" w:line="240" w:lineRule="auto"/>
+        <w:jc w:val="both"/>
+        <w:rPr>
+          <w:rFonts w:eastAsia="Times New Roman" w:cstheme="minorHAnsi"/>
+          <w:sz w:val="24"/>
+          <w:szCs w:val="24"/>
+        </w:rPr>
+      </w:pPr>
+      <w:r>
+        <w:rPr>
+          <w:rFonts w:eastAsia="Times New Roman" w:cstheme="minorHAnsi"/>
+          <w:sz w:val="24"/>
+          <w:szCs w:val="24"/>
+        </w:rPr>
+        <w:t>U okviru modelovanja pomoću IDEF dijagrama, odrađen je IDEF kontekstni dijagram kao početni nivo I IDEF dijagram dekompozicije. Na kontekstnom dijagramu je</w:t>
+      </w:r>
+      <w:r>
+        <w:rPr>
+          <w:rFonts w:eastAsia="Times New Roman" w:cstheme="minorHAnsi"/>
+          <w:sz w:val="24"/>
+          <w:szCs w:val="24"/>
+        </w:rPr>
+        <w:t xml:space="preserve"> proces prodaje</w:t>
+      </w:r>
+      <w:r>
+        <w:rPr>
+          <w:rFonts w:eastAsia="Times New Roman" w:cstheme="minorHAnsi"/>
+          <w:sz w:val="24"/>
+          <w:szCs w:val="24"/>
+        </w:rPr>
+        <w:t xml:space="preserve"> prikazan kao centralna aktivnost, kod koje se</w:t>
+      </w:r>
+      <w:r>
+        <w:rPr>
+          <w:rFonts w:eastAsia="Times New Roman" w:cstheme="minorHAnsi"/>
+          <w:sz w:val="24"/>
+          <w:szCs w:val="24"/>
+        </w:rPr>
+        <w:t xml:space="preserve"> kao ulaz javlja zahtev za transport, dok kao rezultat procesa nastaju realizovana transportna tura, status isporuke i potvrđena rezervacija. Na izvršenje procesa utiču različiti elementi, kao što su poslovna pravila, cenovnik usluga, ugovori sa klijentima i raspoloživost resursa.Realizacija procesa omogućena je korišćenjem odgovarajućih resursa, među kojima su dispečer, vozač, vozila i informacioni sistem, koji zajedno omogućavaju izvršenje svih aktivnosti u okviru procesa.</w:t>
+      </w:r>
+    </w:p>
+    <w:p>
+      <w:pPr>
+        <w:spacing w:before="100" w:beforeAutospacing="1" w:after="100" w:afterAutospacing="1" w:line="240" w:lineRule="auto"/>
+        <w:jc w:val="both"/>
+        <w:rPr>
+          <w:rFonts w:eastAsia="Times New Roman" w:cstheme="minorHAnsi"/>
+          <w:sz w:val="24"/>
+          <w:szCs w:val="24"/>
+        </w:rPr>
+      </w:pPr>
+      <w:r>
+        <w:rPr>
+          <w:rFonts w:eastAsia="Times New Roman" w:cstheme="minorHAnsi"/>
+          <w:sz w:val="24"/>
+          <w:szCs w:val="24"/>
+        </w:rPr>
+        <w:t>Prikaz IDEF0 dijagrama procesa prodaje dat je u nastavku.</w:t>
+      </w:r>
+    </w:p>
+    <w:p>
+      <w:pPr>
+        <w:spacing w:before="100" w:beforeAutospacing="1" w:after="100" w:afterAutospacing="1" w:line="240" w:lineRule="auto"/>
+        <w:jc w:val="both"/>
+        <w:rPr>
+          <w:rFonts w:eastAsia="Times New Roman" w:cstheme="minorHAnsi"/>
+          <w:sz w:val="24"/>
+          <w:szCs w:val="24"/>
         </w:rPr>
       </w:pPr>
       <w:r>
         <w:rPr>
           <w:noProof/>
         </w:rPr>
+        <w:lastRenderedPageBreak/>
         <w:drawing>
           <wp:anchor distT="0" distB="0" distL="114300" distR="114300" simplePos="0" relativeHeight="251664384" behindDoc="0" locked="0" layoutInCell="1" allowOverlap="1" wp14:anchorId="46BE0433" wp14:editId="1C725403">
             <wp:simplePos x="0" y="0"/>
@@ -1796,7 +3623,7 @@
                     </pic:cNvPicPr>
                   </pic:nvPicPr>
                   <pic:blipFill>
-                    <a:blip r:embed="rId15">
+                    <a:blip r:embed="rId16">
                       <a:extLst>
                         <a:ext uri="{28A0092B-C50C-407E-A947-70E740481C1C}">
                           <a14:useLocalDpi xmlns:a14="http://schemas.microsoft.com/office/drawing/2010/main" val="0"/>
@@ -1879,6 +3706,10 @@
         <w:tabs>
           <w:tab w:val="left" w:pos="927"/>
         </w:tabs>
+        <w:rPr>
+          <w:sz w:val="28"/>
+          <w:szCs w:val="28"/>
+        </w:rPr>
       </w:pPr>
     </w:p>
     <w:p>
@@ -1886,46 +3717,159 @@
         <w:tabs>
           <w:tab w:val="left" w:pos="927"/>
         </w:tabs>
-        <w:jc w:val="both"/>
         <w:rPr>
           <w:sz w:val="28"/>
           <w:szCs w:val="28"/>
         </w:rPr>
       </w:pPr>
-      <w:r>
+    </w:p>
+    <w:p>
+      <w:pPr>
+        <w:tabs>
+          <w:tab w:val="left" w:pos="927"/>
+        </w:tabs>
         <w:rPr>
           <w:sz w:val="28"/>
           <w:szCs w:val="28"/>
         </w:rPr>
-        <w:t xml:space="preserve">IDEF0 </w:t>
-      </w:r>
-      <w:r>
+      </w:pPr>
+    </w:p>
+    <w:p>
+      <w:pPr>
+        <w:tabs>
+          <w:tab w:val="left" w:pos="927"/>
+        </w:tabs>
         <w:rPr>
           <w:sz w:val="28"/>
           <w:szCs w:val="28"/>
         </w:rPr>
-        <w:t>kontekstni</w:t>
-      </w:r>
-      <w:r>
+      </w:pPr>
+    </w:p>
+    <w:p>
+      <w:pPr>
+        <w:tabs>
+          <w:tab w:val="left" w:pos="927"/>
+        </w:tabs>
         <w:rPr>
           <w:sz w:val="28"/>
           <w:szCs w:val="28"/>
         </w:rPr>
-        <w:t xml:space="preserve"> dijagram prikazuje funkciju upravljanja procesom prodaje transportnih usluga. Proces započinje prijemom zahteva za transport, a kao rezultat daje potvrđenu rezervaciju, realizovanu turu i status isporuke. Na proces utiču kontrolni faktori kao što su poslovna pravila, cenovnik usluga, raspoloživost resursa i informacije o tržištu, dok se njegova realizacija vrši uz pomoć informaciono</w:t>
-      </w:r>
-      <w:r>
-        <w:rPr>
-          <w:sz w:val="28"/>
-          <w:szCs w:val="28"/>
-        </w:rPr>
-        <w:t xml:space="preserve">g </w:t>
-      </w:r>
-      <w:r>
-        <w:rPr>
-          <w:sz w:val="28"/>
-          <w:szCs w:val="28"/>
-        </w:rPr>
-        <w:t>sistema, dispečera, vozača i vozila.</w:t>
+      </w:pPr>
+      <w:r>
+        <w:rPr>
+          <w:noProof/>
+          <w:sz w:val="36"/>
+          <w:szCs w:val="36"/>
+        </w:rPr>
+        <mc:AlternateContent>
+          <mc:Choice Requires="wps">
+            <w:drawing>
+              <wp:anchor distT="45720" distB="45720" distL="114300" distR="114300" simplePos="0" relativeHeight="251689984" behindDoc="0" locked="0" layoutInCell="1" allowOverlap="1" wp14:anchorId="160E43B4" wp14:editId="53F6F51A">
+                <wp:simplePos x="0" y="0"/>
+                <wp:positionH relativeFrom="margin">
+                  <wp:align>center</wp:align>
+                </wp:positionH>
+                <wp:positionV relativeFrom="paragraph">
+                  <wp:posOffset>15240</wp:posOffset>
+                </wp:positionV>
+                <wp:extent cx="3895725" cy="1404620"/>
+                <wp:effectExtent l="0" t="0" r="28575" b="13970"/>
+                <wp:wrapSquare wrapText="bothSides"/>
+                <wp:docPr id="20" name="Text Box 2"/>
+                <wp:cNvGraphicFramePr>
+                  <a:graphicFrameLocks xmlns:a="http://schemas.openxmlformats.org/drawingml/2006/main"/>
+                </wp:cNvGraphicFramePr>
+                <a:graphic xmlns:a="http://schemas.openxmlformats.org/drawingml/2006/main">
+                  <a:graphicData uri="http://schemas.microsoft.com/office/word/2010/wordprocessingShape">
+                    <wps:wsp>
+                      <wps:cNvSpPr txBox="1">
+                        <a:spLocks noChangeArrowheads="1"/>
+                      </wps:cNvSpPr>
+                      <wps:spPr bwMode="auto">
+                        <a:xfrm>
+                          <a:off x="0" y="0"/>
+                          <a:ext cx="3895725" cy="1404620"/>
+                        </a:xfrm>
+                        <a:prstGeom prst="rect">
+                          <a:avLst/>
+                        </a:prstGeom>
+                        <a:solidFill>
+                          <a:srgbClr val="FFFFFF"/>
+                        </a:solidFill>
+                        <a:ln w="9525">
+                          <a:solidFill>
+                            <a:schemeClr val="bg1"/>
+                          </a:solidFill>
+                          <a:miter lim="800000"/>
+                          <a:headEnd/>
+                          <a:tailEnd/>
+                        </a:ln>
+                      </wps:spPr>
+                      <wps:txbx>
+                        <w:txbxContent>
+                          <w:p>
+                            <w:pPr>
+                              <w:jc w:val="center"/>
+                            </w:pPr>
+                            <w:r>
+                              <w:t xml:space="preserve">Slika </w:t>
+                            </w:r>
+                            <w:r>
+                              <w:t>9</w:t>
+                            </w:r>
+                            <w:r>
+                              <w:t xml:space="preserve">. </w:t>
+                            </w:r>
+                            <w:r>
+                              <w:t>IDEF kontekstni dijagram</w:t>
+                            </w:r>
+                          </w:p>
+                        </w:txbxContent>
+                      </wps:txbx>
+                      <wps:bodyPr rot="0" vert="horz" wrap="square" lIns="91440" tIns="45720" rIns="91440" bIns="45720" anchor="t" anchorCtr="0">
+                        <a:spAutoFit/>
+                      </wps:bodyPr>
+                    </wps:wsp>
+                  </a:graphicData>
+                </a:graphic>
+                <wp14:sizeRelH relativeFrom="margin">
+                  <wp14:pctWidth>0</wp14:pctWidth>
+                </wp14:sizeRelH>
+                <wp14:sizeRelV relativeFrom="margin">
+                  <wp14:pctHeight>20000</wp14:pctHeight>
+                </wp14:sizeRelV>
+              </wp:anchor>
+            </w:drawing>
+          </mc:Choice>
+          <mc:Fallback>
+            <w:pict>
+              <v:shape w14:anchorId="160E43B4" id="_x0000_s1034" type="#_x0000_t202" style="position:absolute;margin-left:0;margin-top:1.2pt;width:306.75pt;height:110.6pt;z-index:251689984;visibility:visible;mso-wrap-style:square;mso-width-percent:0;mso-height-percent:200;mso-wrap-distance-left:9pt;mso-wrap-distance-top:3.6pt;mso-wrap-distance-right:9pt;mso-wrap-distance-bottom:3.6pt;mso-position-horizontal:center;mso-position-horizontal-relative:margin;mso-position-vertical:absolute;mso-position-vertical-relative:text;mso-width-percent:0;mso-height-percent:200;mso-width-relative:margin;mso-height-relative:margin;v-text-anchor:top" o:gfxdata="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" strokecolor="white [3212]">
+                <v:textbox style="mso-fit-shape-to-text:t">
+                  <w:txbxContent>
+                    <w:p>
+                      <w:pPr>
+                        <w:jc w:val="center"/>
+                      </w:pPr>
+                      <w:r>
+                        <w:t xml:space="preserve">Slika </w:t>
+                      </w:r>
+                      <w:r>
+                        <w:t>9</w:t>
+                      </w:r>
+                      <w:r>
+                        <w:t xml:space="preserve">. </w:t>
+                      </w:r>
+                      <w:r>
+                        <w:t>IDEF kontekstni dijagram</w:t>
+                      </w:r>
+                    </w:p>
+                  </w:txbxContent>
+                </v:textbox>
+                <w10:wrap type="square" anchorx="margin"/>
+              </v:shape>
+            </w:pict>
+          </mc:Fallback>
+        </mc:AlternateContent>
       </w:r>
     </w:p>
     <w:p>
@@ -1999,7 +3943,7 @@
                     </pic:cNvPicPr>
                   </pic:nvPicPr>
                   <pic:blipFill>
-                    <a:blip r:embed="rId16">
+                    <a:blip r:embed="rId17">
                       <a:extLst>
                         <a:ext uri="{28A0092B-C50C-407E-A947-70E740481C1C}">
                           <a14:useLocalDpi xmlns:a14="http://schemas.microsoft.com/office/drawing/2010/main" val="0"/>
@@ -2118,7 +4062,7 @@
                     </pic:cNvPicPr>
                   </pic:nvPicPr>
                   <pic:blipFill>
-                    <a:blip r:embed="rId17">
+                    <a:blip r:embed="rId18">
                       <a:extLst>
                         <a:ext uri="{28A0092B-C50C-407E-A947-70E740481C1C}">
                           <a14:useLocalDpi xmlns:a14="http://schemas.microsoft.com/office/drawing/2010/main" val="0"/>
@@ -2338,6 +4282,184 @@
 <file path=word/numbering.xml><?xml version="1.0" encoding="utf-8"?>
 <w:numbering xmlns:wpc="http://schemas.microsoft.com/office/word/2010/wordprocessingCanvas" xmlns:cx="http://schemas.microsoft.com/office/drawing/2014/chartex" xmlns:cx1="http://schemas.microsoft.com/office/drawing/2015/9/8/chartex" xmlns:cx2="http://schemas.microsoft.com/office/drawing/2015/10/21/chartex" xmlns:cx3="http://schemas.microsoft.com/office/drawing/2016/5/9/chartex" xmlns:cx4="http://schemas.microsoft.com/office/drawing/2016/5/10/chartex" xmlns:cx5="http://schemas.microsoft.com/office/drawing/2016/5/11/chartex" xmlns:cx6="http://schemas.microsoft.com/office/drawing/2016/5/12/chartex" xmlns:cx7="http://schemas.microsoft.com/office/drawing/2016/5/13/chartex" xmlns:cx8="http://schemas.microsoft.com/office/drawing/2016/5/14/chartex" xmlns:mc="http://schemas.openxmlformats.org/markup-compatibility/2006" xmlns:aink="http://schemas.microsoft.com/office/drawing/2016/ink" xmlns:am3d="http://schemas.microsoft.com/office/drawing/2017/model3d" xmlns:o="urn:schemas-microsoft-com:office:office" xmlns:r="http://schemas.openxmlformats.org/officeDocument/2006/relationships" xmlns:m="http://schemas.openxmlformats.org/officeDocument/2006/math" xmlns:v="urn:schemas-microsoft-com:vml" xmlns:wp14="http://schemas.microsoft.com/office/word/2010/wordprocessingDrawing" xmlns:wp="http://schemas.openxmlformats.org/drawingml/2006/wordprocessingDrawing" xmlns:w10="urn:schemas-microsoft-com:office:word" xmlns:w="http://schemas.openxmlformats.org/wordprocessingml/2006/main" xmlns:w14="http://schemas.microsoft.com/office/word/2010/wordml" xmlns:w15="http://schemas.microsoft.com/office/word/2012/wordml" xmlns:w16cex="http://schemas.microsoft.com/office/word/2018/wordml/cex" xmlns:w16cid="http://schemas.microsoft.com/office/word/2016/wordml/cid" xmlns:w16="http://schemas.microsoft.com/office/word/2018/wordml" xmlns:w16sdtdh="http://schemas.microsoft.com/office/word/2020/wordml/sdtdatahash" xmlns:w16se="http://schemas.microsoft.com/office/word/2015/wordml/symex" xmlns:wpg="http://schemas.microsoft.com/office/word/2010/wordprocessingGroup" xmlns:wpi="http://schemas.microsoft.com/office/word/2010/wordprocessingInk" xmlns:wne="http://schemas.microsoft.com/office/word/2006/wordml" xmlns:wps="http://schemas.microsoft.com/office/word/2010/wordprocessingShape" mc:Ignorable="w14 w15 w16se w16cid w16 w16cex w16sdtdh wp14">
   <w:abstractNum w:abstractNumId="0" w15:restartNumberingAfterBreak="0">
+    <w:nsid w:val="0C8D30EC"/>
+    <w:multiLevelType w:val="hybridMultilevel"/>
+    <w:tmpl w:val="15BC3132"/>
+    <w:lvl w:ilvl="0" w:tplc="BCCEA750">
+      <w:start w:val="1"/>
+      <w:numFmt w:val="decimal"/>
+      <w:lvlText w:val="%1."/>
+      <w:lvlJc w:val="left"/>
+      <w:pPr>
+        <w:ind w:left="1080" w:hanging="360"/>
+      </w:pPr>
+      <w:rPr>
+        <w:rFonts w:hint="default"/>
+      </w:rPr>
+    </w:lvl>
+    <w:lvl w:ilvl="1" w:tplc="04090019" w:tentative="1">
+      <w:start w:val="1"/>
+      <w:numFmt w:val="lowerLetter"/>
+      <w:lvlText w:val="%2."/>
+      <w:lvlJc w:val="left"/>
+      <w:pPr>
+        <w:ind w:left="1800" w:hanging="360"/>
+      </w:pPr>
+    </w:lvl>
+    <w:lvl w:ilvl="2" w:tplc="0409001B" w:tentative="1">
+      <w:start w:val="1"/>
+      <w:numFmt w:val="lowerRoman"/>
+      <w:lvlText w:val="%3."/>
+      <w:lvlJc w:val="right"/>
+      <w:pPr>
+        <w:ind w:left="2520" w:hanging="180"/>
+      </w:pPr>
+    </w:lvl>
+    <w:lvl w:ilvl="3" w:tplc="0409000F" w:tentative="1">
+      <w:start w:val="1"/>
+      <w:numFmt w:val="decimal"/>
+      <w:lvlText w:val="%4."/>
+      <w:lvlJc w:val="left"/>
+      <w:pPr>
+        <w:ind w:left="3240" w:hanging="360"/>
+      </w:pPr>
+    </w:lvl>
+    <w:lvl w:ilvl="4" w:tplc="04090019" w:tentative="1">
+      <w:start w:val="1"/>
+      <w:numFmt w:val="lowerLetter"/>
+      <w:lvlText w:val="%5."/>
+      <w:lvlJc w:val="left"/>
+      <w:pPr>
+        <w:ind w:left="3960" w:hanging="360"/>
+      </w:pPr>
+    </w:lvl>
+    <w:lvl w:ilvl="5" w:tplc="0409001B" w:tentative="1">
+      <w:start w:val="1"/>
+      <w:numFmt w:val="lowerRoman"/>
+      <w:lvlText w:val="%6."/>
+      <w:lvlJc w:val="right"/>
+      <w:pPr>
+        <w:ind w:left="4680" w:hanging="180"/>
+      </w:pPr>
+    </w:lvl>
+    <w:lvl w:ilvl="6" w:tplc="0409000F" w:tentative="1">
+      <w:start w:val="1"/>
+      <w:numFmt w:val="decimal"/>
+      <w:lvlText w:val="%7."/>
+      <w:lvlJc w:val="left"/>
+      <w:pPr>
+        <w:ind w:left="5400" w:hanging="360"/>
+      </w:pPr>
+    </w:lvl>
+    <w:lvl w:ilvl="7" w:tplc="04090019" w:tentative="1">
+      <w:start w:val="1"/>
+      <w:numFmt w:val="lowerLetter"/>
+      <w:lvlText w:val="%8."/>
+      <w:lvlJc w:val="left"/>
+      <w:pPr>
+        <w:ind w:left="6120" w:hanging="360"/>
+      </w:pPr>
+    </w:lvl>
+    <w:lvl w:ilvl="8" w:tplc="0409001B" w:tentative="1">
+      <w:start w:val="1"/>
+      <w:numFmt w:val="lowerRoman"/>
+      <w:lvlText w:val="%9."/>
+      <w:lvlJc w:val="right"/>
+      <w:pPr>
+        <w:ind w:left="6840" w:hanging="180"/>
+      </w:pPr>
+    </w:lvl>
+  </w:abstractNum>
+  <w:abstractNum w:abstractNumId="1" w15:restartNumberingAfterBreak="0">
+    <w:nsid w:val="23D67632"/>
+    <w:multiLevelType w:val="hybridMultilevel"/>
+    <w:tmpl w:val="0122BDA8"/>
+    <w:lvl w:ilvl="0" w:tplc="0409000F">
+      <w:start w:val="1"/>
+      <w:numFmt w:val="decimal"/>
+      <w:lvlText w:val="%1."/>
+      <w:lvlJc w:val="left"/>
+      <w:pPr>
+        <w:ind w:left="720" w:hanging="360"/>
+      </w:pPr>
+      <w:rPr>
+        <w:rFonts w:hint="default"/>
+      </w:rPr>
+    </w:lvl>
+    <w:lvl w:ilvl="1" w:tplc="04090019" w:tentative="1">
+      <w:start w:val="1"/>
+      <w:numFmt w:val="lowerLetter"/>
+      <w:lvlText w:val="%2."/>
+      <w:lvlJc w:val="left"/>
+      <w:pPr>
+        <w:ind w:left="1440" w:hanging="360"/>
+      </w:pPr>
+    </w:lvl>
+    <w:lvl w:ilvl="2" w:tplc="0409001B" w:tentative="1">
+      <w:start w:val="1"/>
+      <w:numFmt w:val="lowerRoman"/>
+      <w:lvlText w:val="%3."/>
+      <w:lvlJc w:val="right"/>
+      <w:pPr>
+        <w:ind w:left="2160" w:hanging="180"/>
+      </w:pPr>
+    </w:lvl>
+    <w:lvl w:ilvl="3" w:tplc="0409000F" w:tentative="1">
+      <w:start w:val="1"/>
+      <w:numFmt w:val="decimal"/>
+      <w:lvlText w:val="%4."/>
+      <w:lvlJc w:val="left"/>
+      <w:pPr>
+        <w:ind w:left="2880" w:hanging="360"/>
+      </w:pPr>
+    </w:lvl>
+    <w:lvl w:ilvl="4" w:tplc="04090019" w:tentative="1">
+      <w:start w:val="1"/>
+      <w:numFmt w:val="lowerLetter"/>
+      <w:lvlText w:val="%5."/>
+      <w:lvlJc w:val="left"/>
+      <w:pPr>
+        <w:ind w:left="3600" w:hanging="360"/>
+      </w:pPr>
+    </w:lvl>
+    <w:lvl w:ilvl="5" w:tplc="0409001B" w:tentative="1">
+      <w:start w:val="1"/>
+      <w:numFmt w:val="lowerRoman"/>
+      <w:lvlText w:val="%6."/>
+      <w:lvlJc w:val="right"/>
+      <w:pPr>
+        <w:ind w:left="4320" w:hanging="180"/>
+      </w:pPr>
+    </w:lvl>
+    <w:lvl w:ilvl="6" w:tplc="0409000F" w:tentative="1">
+      <w:start w:val="1"/>
+      <w:numFmt w:val="decimal"/>
+      <w:lvlText w:val="%7."/>
+      <w:lvlJc w:val="left"/>
+      <w:pPr>
+        <w:ind w:left="5040" w:hanging="360"/>
+      </w:pPr>
+    </w:lvl>
+    <w:lvl w:ilvl="7" w:tplc="04090019" w:tentative="1">
+      <w:start w:val="1"/>
+      <w:numFmt w:val="lowerLetter"/>
+      <w:lvlText w:val="%8."/>
+      <w:lvlJc w:val="left"/>
+      <w:pPr>
+        <w:ind w:left="5760" w:hanging="360"/>
+      </w:pPr>
+    </w:lvl>
+    <w:lvl w:ilvl="8" w:tplc="0409001B" w:tentative="1">
+      <w:start w:val="1"/>
+      <w:numFmt w:val="lowerRoman"/>
+      <w:lvlText w:val="%9."/>
+      <w:lvlJc w:val="right"/>
+      <w:pPr>
+        <w:ind w:left="6480" w:hanging="180"/>
+      </w:pPr>
+    </w:lvl>
+  </w:abstractNum>
+  <w:abstractNum w:abstractNumId="2" w15:restartNumberingAfterBreak="0">
     <w:nsid w:val="6E0052BB"/>
     <w:multiLevelType w:val="hybridMultilevel"/>
     <w:tmpl w:val="19DC8262"/>
@@ -2450,17 +4572,106 @@
       </w:rPr>
     </w:lvl>
   </w:abstractNum>
+  <w:abstractNum w:abstractNumId="3" w15:restartNumberingAfterBreak="0">
+    <w:nsid w:val="7AF9693D"/>
+    <w:multiLevelType w:val="hybridMultilevel"/>
+    <w:tmpl w:val="CCE2AA36"/>
+    <w:lvl w:ilvl="0" w:tplc="4A74D3AA">
+      <w:start w:val="1"/>
+      <w:numFmt w:val="decimal"/>
+      <w:lvlText w:val="%1."/>
+      <w:lvlJc w:val="left"/>
+      <w:pPr>
+        <w:ind w:left="1440" w:hanging="360"/>
+      </w:pPr>
+      <w:rPr>
+        <w:rFonts w:hint="default"/>
+      </w:rPr>
+    </w:lvl>
+    <w:lvl w:ilvl="1" w:tplc="04090019" w:tentative="1">
+      <w:start w:val="1"/>
+      <w:numFmt w:val="lowerLetter"/>
+      <w:lvlText w:val="%2."/>
+      <w:lvlJc w:val="left"/>
+      <w:pPr>
+        <w:ind w:left="2160" w:hanging="360"/>
+      </w:pPr>
+    </w:lvl>
+    <w:lvl w:ilvl="2" w:tplc="0409001B" w:tentative="1">
+      <w:start w:val="1"/>
+      <w:numFmt w:val="lowerRoman"/>
+      <w:lvlText w:val="%3."/>
+      <w:lvlJc w:val="right"/>
+      <w:pPr>
+        <w:ind w:left="2880" w:hanging="180"/>
+      </w:pPr>
+    </w:lvl>
+    <w:lvl w:ilvl="3" w:tplc="0409000F" w:tentative="1">
+      <w:start w:val="1"/>
+      <w:numFmt w:val="decimal"/>
+      <w:lvlText w:val="%4."/>
+      <w:lvlJc w:val="left"/>
+      <w:pPr>
+        <w:ind w:left="3600" w:hanging="360"/>
+      </w:pPr>
+    </w:lvl>
+    <w:lvl w:ilvl="4" w:tplc="04090019" w:tentative="1">
+      <w:start w:val="1"/>
+      <w:numFmt w:val="lowerLetter"/>
+      <w:lvlText w:val="%5."/>
+      <w:lvlJc w:val="left"/>
+      <w:pPr>
+        <w:ind w:left="4320" w:hanging="360"/>
+      </w:pPr>
+    </w:lvl>
+    <w:lvl w:ilvl="5" w:tplc="0409001B" w:tentative="1">
+      <w:start w:val="1"/>
+      <w:numFmt w:val="lowerRoman"/>
+      <w:lvlText w:val="%6."/>
+      <w:lvlJc w:val="right"/>
+      <w:pPr>
+        <w:ind w:left="5040" w:hanging="180"/>
+      </w:pPr>
+    </w:lvl>
+    <w:lvl w:ilvl="6" w:tplc="0409000F" w:tentative="1">
+      <w:start w:val="1"/>
+      <w:numFmt w:val="decimal"/>
+      <w:lvlText w:val="%7."/>
+      <w:lvlJc w:val="left"/>
+      <w:pPr>
+        <w:ind w:left="5760" w:hanging="360"/>
+      </w:pPr>
+    </w:lvl>
+    <w:lvl w:ilvl="7" w:tplc="04090019" w:tentative="1">
+      <w:start w:val="1"/>
+      <w:numFmt w:val="lowerLetter"/>
+      <w:lvlText w:val="%8."/>
+      <w:lvlJc w:val="left"/>
+      <w:pPr>
+        <w:ind w:left="6480" w:hanging="360"/>
+      </w:pPr>
+    </w:lvl>
+    <w:lvl w:ilvl="8" w:tplc="0409001B" w:tentative="1">
+      <w:start w:val="1"/>
+      <w:numFmt w:val="lowerRoman"/>
+      <w:lvlText w:val="%9."/>
+      <w:lvlJc w:val="right"/>
+      <w:pPr>
+        <w:ind w:left="7200" w:hanging="180"/>
+      </w:pPr>
+    </w:lvl>
+  </w:abstractNum>
   <w:num w:numId="1">
+    <w:abstractNumId w:val="2"/>
+  </w:num>
+  <w:num w:numId="2">
+    <w:abstractNumId w:val="1"/>
+  </w:num>
+  <w:num w:numId="3">
     <w:abstractNumId w:val="0"/>
-    <w:lvlOverride w:ilvl="0"/>
-    <w:lvlOverride w:ilvl="1"/>
-    <w:lvlOverride w:ilvl="2"/>
-    <w:lvlOverride w:ilvl="3"/>
-    <w:lvlOverride w:ilvl="4"/>
-    <w:lvlOverride w:ilvl="5"/>
-    <w:lvlOverride w:ilvl="6"/>
-    <w:lvlOverride w:ilvl="7"/>
-    <w:lvlOverride w:ilvl="8"/>
+  </w:num>
+  <w:num w:numId="4">
+    <w:abstractNumId w:val="3"/>
   </w:num>
 </w:numbering>
 </file>
@@ -2906,7 +5117,6 @@
     <w:name w:val="Normal (Web)"/>
     <w:basedOn w:val="Normal"/>
     <w:uiPriority w:val="99"/>
-    <w:semiHidden/>
     <w:unhideWhenUsed/>
     <w:rsid w:val="00FC2F97"/>
     <w:pPr>
@@ -2984,6 +5194,19 @@
       <w:ind w:left="720"/>
       <w:contextualSpacing/>
     </w:pPr>
+  </w:style>
+  <w:style w:type="paragraph" w:customStyle="1" w:styleId="isselectedend">
+    <w:name w:val="isselectedend"/>
+    <w:basedOn w:val="Normal"/>
+    <w:rsid w:val="009D347F"/>
+    <w:pPr>
+      <w:spacing w:before="100" w:beforeAutospacing="1" w:after="100" w:afterAutospacing="1" w:line="240" w:lineRule="auto"/>
+    </w:pPr>
+    <w:rPr>
+      <w:rFonts w:ascii="Times New Roman" w:eastAsia="Times New Roman" w:hAnsi="Times New Roman" w:cs="Times New Roman"/>
+      <w:sz w:val="24"/>
+      <w:szCs w:val="24"/>
+    </w:rPr>
   </w:style>
 </w:styles>
 </file>

--- a/predlog rešenja.docx
+++ b/predlog rešenja.docx
@@ -1759,19 +1759,7 @@
                               <w:jc w:val="both"/>
                             </w:pPr>
                             <w:r>
-                              <w:t xml:space="preserve">Slika </w:t>
-                            </w:r>
-                            <w:r>
-                              <w:t>3</w:t>
-                            </w:r>
-                            <w:r>
-                              <w:t xml:space="preserve">. </w:t>
-                            </w:r>
-                            <w:r>
-                              <w:t>Drug</w:t>
-                            </w:r>
-                            <w:r>
-                              <w:t>i nivo dekompozicije SSA</w:t>
+                              <w:t>Slika 3. Drugi nivo dekompozicije SSA</w:t>
                             </w:r>
                           </w:p>
                         </w:txbxContent>
@@ -1801,19 +1789,7 @@
                         <w:jc w:val="both"/>
                       </w:pPr>
                       <w:r>
-                        <w:t xml:space="preserve">Slika </w:t>
-                      </w:r>
-                      <w:r>
-                        <w:t>3</w:t>
-                      </w:r>
-                      <w:r>
-                        <w:t xml:space="preserve">. </w:t>
-                      </w:r>
-                      <w:r>
-                        <w:t>Drug</w:t>
-                      </w:r>
-                      <w:r>
-                        <w:t>i nivo dekompozicije SSA</w:t>
+                        <w:t>Slika 3. Drugi nivo dekompozicije SSA</w:t>
                       </w:r>
                     </w:p>
                   </w:txbxContent>
@@ -2029,16 +2005,7 @@
                               <w:jc w:val="both"/>
                             </w:pPr>
                             <w:r>
-                              <w:t xml:space="preserve">Slika </w:t>
-                            </w:r>
-                            <w:r>
-                              <w:t>4</w:t>
-                            </w:r>
-                            <w:r>
-                              <w:t>. dekompozicij</w:t>
-                            </w:r>
-                            <w:r>
-                              <w:t xml:space="preserve">a podprocesa </w:t>
+                              <w:t xml:space="preserve">Slika 4. dekompozicija podprocesa </w:t>
                             </w:r>
                             <w:r>
                               <w:rPr>
@@ -2075,16 +2042,7 @@
                         <w:jc w:val="both"/>
                       </w:pPr>
                       <w:r>
-                        <w:t xml:space="preserve">Slika </w:t>
-                      </w:r>
-                      <w:r>
-                        <w:t>4</w:t>
-                      </w:r>
-                      <w:r>
-                        <w:t>. dekompozicij</w:t>
-                      </w:r>
-                      <w:r>
-                        <w:t xml:space="preserve">a podprocesa </w:t>
+                        <w:t xml:space="preserve">Slika 4. dekompozicija podprocesa </w:t>
                       </w:r>
                       <w:r>
                         <w:rPr>
@@ -2352,13 +2310,7 @@
                               <w:jc w:val="both"/>
                             </w:pPr>
                             <w:r>
-                              <w:t xml:space="preserve">Slika </w:t>
-                            </w:r>
-                            <w:r>
-                              <w:t>5</w:t>
-                            </w:r>
-                            <w:r>
-                              <w:t xml:space="preserve">. dekompozicija podprocesa </w:t>
+                              <w:t xml:space="preserve">Slika 5. dekompozicija podprocesa </w:t>
                             </w:r>
                             <w:r>
                               <w:rPr>
@@ -2402,13 +2354,7 @@
                         <w:jc w:val="both"/>
                       </w:pPr>
                       <w:r>
-                        <w:t xml:space="preserve">Slika </w:t>
-                      </w:r>
-                      <w:r>
-                        <w:t>5</w:t>
-                      </w:r>
-                      <w:r>
-                        <w:t xml:space="preserve">. dekompozicija podprocesa </w:t>
+                        <w:t xml:space="preserve">Slika 5. dekompozicija podprocesa </w:t>
                       </w:r>
                       <w:r>
                         <w:rPr>
@@ -2827,13 +2773,7 @@
                               <w:jc w:val="both"/>
                             </w:pPr>
                             <w:r>
-                              <w:t xml:space="preserve">Slika </w:t>
-                            </w:r>
-                            <w:r>
-                              <w:t>6</w:t>
-                            </w:r>
-                            <w:r>
-                              <w:t xml:space="preserve">. dekompozicija podprocesa </w:t>
+                              <w:t xml:space="preserve">Slika 6. dekompozicija podprocesa </w:t>
                             </w:r>
                             <w:r>
                               <w:rPr>
@@ -2870,13 +2810,7 @@
                         <w:jc w:val="both"/>
                       </w:pPr>
                       <w:r>
-                        <w:t xml:space="preserve">Slika </w:t>
-                      </w:r>
-                      <w:r>
-                        <w:t>6</w:t>
-                      </w:r>
-                      <w:r>
-                        <w:t xml:space="preserve">. dekompozicija podprocesa </w:t>
+                        <w:t xml:space="preserve">Slika 6. dekompozicija podprocesa </w:t>
                       </w:r>
                       <w:r>
                         <w:rPr>
@@ -3094,13 +3028,7 @@
                               <w:jc w:val="both"/>
                             </w:pPr>
                             <w:r>
-                              <w:t xml:space="preserve">Slika </w:t>
-                            </w:r>
-                            <w:r>
-                              <w:t>7</w:t>
-                            </w:r>
-                            <w:r>
-                              <w:t xml:space="preserve">. dekompozicija podprocesa </w:t>
+                              <w:t xml:space="preserve">Slika 7. dekompozicija podprocesa </w:t>
                             </w:r>
                             <w:r>
                               <w:rPr>
@@ -3137,13 +3065,7 @@
                         <w:jc w:val="both"/>
                       </w:pPr>
                       <w:r>
-                        <w:t xml:space="preserve">Slika </w:t>
-                      </w:r>
-                      <w:r>
-                        <w:t>7</w:t>
-                      </w:r>
-                      <w:r>
-                        <w:t xml:space="preserve">. dekompozicija podprocesa </w:t>
+                        <w:t xml:space="preserve">Slika 7. dekompozicija podprocesa </w:t>
                       </w:r>
                       <w:r>
                         <w:rPr>
@@ -3364,13 +3286,7 @@
                               <w:jc w:val="both"/>
                             </w:pPr>
                             <w:r>
-                              <w:t xml:space="preserve">Slika </w:t>
-                            </w:r>
-                            <w:r>
-                              <w:t>8</w:t>
-                            </w:r>
-                            <w:r>
-                              <w:t xml:space="preserve">. dekompozicija podprocesa </w:t>
+                              <w:t xml:space="preserve">Slika 8. dekompozicija podprocesa </w:t>
                             </w:r>
                             <w:r>
                               <w:rPr>
@@ -3407,13 +3323,7 @@
                         <w:jc w:val="both"/>
                       </w:pPr>
                       <w:r>
-                        <w:t xml:space="preserve">Slika </w:t>
-                      </w:r>
-                      <w:r>
-                        <w:t>8</w:t>
-                      </w:r>
-                      <w:r>
-                        <w:t xml:space="preserve">. dekompozicija podprocesa </w:t>
+                        <w:t xml:space="preserve">Slika 8. dekompozicija podprocesa </w:t>
                       </w:r>
                       <w:r>
                         <w:rPr>
@@ -3474,7 +3384,21 @@
           <w:sz w:val="34"/>
           <w:szCs w:val="34"/>
         </w:rPr>
-        <w:t>IDEF dijagram</w:t>
+        <w:t>IDEF</w:t>
+      </w:r>
+      <w:r>
+        <w:rPr>
+          <w:sz w:val="34"/>
+          <w:szCs w:val="34"/>
+        </w:rPr>
+        <w:t>0</w:t>
+      </w:r>
+      <w:r>
+        <w:rPr>
+          <w:sz w:val="34"/>
+          <w:szCs w:val="34"/>
+        </w:rPr>
+        <w:t xml:space="preserve"> dijagram</w:t>
       </w:r>
     </w:p>
     <w:p>
@@ -3536,7 +3460,39 @@
           <w:sz w:val="24"/>
           <w:szCs w:val="24"/>
         </w:rPr>
-        <w:t>U okviru modelovanja pomoću IDEF dijagrama, odrađen je IDEF kontekstni dijagram kao početni nivo I IDEF dijagram dekompozicije. Na kontekstnom dijagramu je</w:t>
+        <w:t>U okviru modelovanja pomoću IDEF dijagrama, odrađen je IDEF</w:t>
+      </w:r>
+      <w:r>
+        <w:rPr>
+          <w:rFonts w:eastAsia="Times New Roman" w:cstheme="minorHAnsi"/>
+          <w:sz w:val="24"/>
+          <w:szCs w:val="24"/>
+        </w:rPr>
+        <w:t>0</w:t>
+      </w:r>
+      <w:r>
+        <w:rPr>
+          <w:rFonts w:eastAsia="Times New Roman" w:cstheme="minorHAnsi"/>
+          <w:sz w:val="24"/>
+          <w:szCs w:val="24"/>
+        </w:rPr>
+        <w:t xml:space="preserve"> kontekstni dijagram kao početni nivo I IDEF</w:t>
+      </w:r>
+      <w:r>
+        <w:rPr>
+          <w:rFonts w:eastAsia="Times New Roman" w:cstheme="minorHAnsi"/>
+          <w:sz w:val="24"/>
+          <w:szCs w:val="24"/>
+        </w:rPr>
+        <w:t>0</w:t>
+      </w:r>
+      <w:r>
+        <w:rPr>
+          <w:rFonts w:eastAsia="Times New Roman" w:cstheme="minorHAnsi"/>
+          <w:sz w:val="24"/>
+          <w:szCs w:val="24"/>
+        </w:rPr>
+        <w:t xml:space="preserve"> dijagram dekompozicije. Na kontekstnom dijagramu je</w:t>
       </w:r>
       <w:r>
         <w:rPr>
@@ -3812,16 +3768,13 @@
                               <w:jc w:val="center"/>
                             </w:pPr>
                             <w:r>
-                              <w:t xml:space="preserve">Slika </w:t>
+                              <w:t>Slika 9. IDEF</w:t>
                             </w:r>
                             <w:r>
-                              <w:t>9</w:t>
+                              <w:t>0</w:t>
                             </w:r>
                             <w:r>
-                              <w:t xml:space="preserve">. </w:t>
-                            </w:r>
-                            <w:r>
-                              <w:t>IDEF kontekstni dijagram</w:t>
+                              <w:t xml:space="preserve"> kontekstni dijagram</w:t>
                             </w:r>
                           </w:p>
                         </w:txbxContent>
@@ -3851,16 +3804,13 @@
                         <w:jc w:val="center"/>
                       </w:pPr>
                       <w:r>
-                        <w:t xml:space="preserve">Slika </w:t>
+                        <w:t>Slika 9. IDEF</w:t>
                       </w:r>
                       <w:r>
-                        <w:t>9</w:t>
+                        <w:t>0</w:t>
                       </w:r>
                       <w:r>
-                        <w:t xml:space="preserve">. </w:t>
-                      </w:r>
-                      <w:r>
-                        <w:t>IDEF kontekstni dijagram</w:t>
+                        <w:t xml:space="preserve"> kontekstni dijagram</w:t>
                       </w:r>
                     </w:p>
                   </w:txbxContent>
@@ -3874,9 +3824,111 @@
     </w:p>
     <w:p>
       <w:pPr>
+        <w:spacing w:before="100" w:beforeAutospacing="1" w:after="100" w:afterAutospacing="1" w:line="240" w:lineRule="auto"/>
+        <w:rPr>
+          <w:rFonts w:ascii="Times New Roman" w:eastAsia="Times New Roman" w:hAnsi="Times New Roman" w:cs="Times New Roman"/>
+          <w:sz w:val="24"/>
+          <w:szCs w:val="24"/>
+        </w:rPr>
+      </w:pPr>
+    </w:p>
+    <w:p>
+      <w:pPr>
+        <w:jc w:val="both"/>
+        <w:rPr>
+          <w:sz w:val="24"/>
+          <w:szCs w:val="24"/>
+        </w:rPr>
+      </w:pPr>
+      <w:r>
+        <w:rPr>
+          <w:rFonts w:eastAsia="Times New Roman" w:cstheme="minorHAnsi"/>
+          <w:sz w:val="24"/>
+          <w:szCs w:val="24"/>
+        </w:rPr>
+        <w:t>Nakon prikaza procesa prodaje na kontekstnom nivou (A-0), izvršena je njegova dekompozicija na prvom nivou, čime je dobijen detaljniji prikaz aktivnosti koje čine ovaj proces.</w:t>
+      </w:r>
+      <w:r>
+        <w:rPr>
+          <w:rFonts w:eastAsia="Times New Roman" w:cstheme="minorHAnsi"/>
+          <w:sz w:val="24"/>
+          <w:szCs w:val="24"/>
+        </w:rPr>
+        <w:t xml:space="preserve"> </w:t>
+      </w:r>
+      <w:r>
+        <w:rPr>
+          <w:sz w:val="24"/>
+          <w:szCs w:val="24"/>
+        </w:rPr>
+        <w:t>P</w:t>
+      </w:r>
+      <w:r>
+        <w:rPr>
+          <w:sz w:val="24"/>
+          <w:szCs w:val="24"/>
+        </w:rPr>
+        <w:t>roces</w:t>
+      </w:r>
+      <w:r>
+        <w:rPr>
+          <w:sz w:val="24"/>
+          <w:szCs w:val="24"/>
+        </w:rPr>
+        <w:t xml:space="preserve"> </w:t>
+      </w:r>
+      <w:r>
+        <w:rPr>
+          <w:sz w:val="24"/>
+          <w:szCs w:val="24"/>
+        </w:rPr>
+        <w:t>prodaje transportnih usluga</w:t>
+      </w:r>
+      <w:r>
+        <w:rPr>
+          <w:sz w:val="24"/>
+          <w:szCs w:val="24"/>
+        </w:rPr>
+        <w:t xml:space="preserve"> je razložen</w:t>
+      </w:r>
+      <w:r>
+        <w:rPr>
+          <w:sz w:val="24"/>
+          <w:szCs w:val="24"/>
+        </w:rPr>
+        <w:t xml:space="preserve"> na osnovne funkcije prijema zahteva, provere dostupnosti resursa, kreiranja ponude, obrade rezervacije i realizacije ture, pri čemu su funkcije povezane odgovarajućim ulazima i izlazima, uz uticaj kontrolnih faktora i korišćenje potrebnih resursa. Podaci o realizaciji prodaje koriste se za izradu analize uspešnosti, koja predstavlja kontrolni faktor za unapređenje budućih aktivnosti, naročito u procesu kreiranja ponude</w:t>
+      </w:r>
+    </w:p>
+    <w:p>
+      <w:pPr>
+        <w:spacing w:before="100" w:beforeAutospacing="1" w:after="100" w:afterAutospacing="1" w:line="240" w:lineRule="auto"/>
+        <w:jc w:val="both"/>
+        <w:rPr>
+          <w:rFonts w:eastAsia="Times New Roman" w:cstheme="minorHAnsi"/>
+          <w:sz w:val="24"/>
+          <w:szCs w:val="24"/>
+        </w:rPr>
+      </w:pPr>
+      <w:r>
+        <w:rPr>
+          <w:rFonts w:eastAsia="Times New Roman" w:cstheme="minorHAnsi"/>
+          <w:sz w:val="24"/>
+          <w:szCs w:val="24"/>
+        </w:rPr>
+        <w:t>Prikaz dekompozicije procesa prodaje na prvom nivou dat je na IDEF0 dijagramu u nastavku.</w:t>
+      </w:r>
+    </w:p>
+    <w:p>
+      <w:pPr>
         <w:tabs>
           <w:tab w:val="left" w:pos="927"/>
         </w:tabs>
+        <w:jc w:val="both"/>
+        <w:rPr>
+          <w:sz w:val="24"/>
+          <w:szCs w:val="24"/>
+          <w:u w:val="single"/>
+        </w:rPr>
       </w:pPr>
     </w:p>
     <w:p>
@@ -3890,14 +3942,6 @@
           <w:u w:val="single"/>
         </w:rPr>
       </w:pPr>
-      <w:r>
-        <w:rPr>
-          <w:sz w:val="36"/>
-          <w:szCs w:val="36"/>
-          <w:u w:val="single"/>
-        </w:rPr>
-        <w:t>3.2 Dijagram dekompozicije</w:t>
-      </w:r>
     </w:p>
     <w:p>
       <w:pPr>
@@ -3905,30 +3949,142 @@
           <w:tab w:val="left" w:pos="927"/>
         </w:tabs>
         <w:rPr>
+          <w:noProof/>
+        </w:rPr>
+      </w:pPr>
+      <w:r>
+        <w:rPr>
+          <w:noProof/>
           <w:sz w:val="36"/>
           <w:szCs w:val="36"/>
-          <w:u w:val="single"/>
-        </w:rPr>
-      </w:pPr>
-    </w:p>
-    <w:p>
-      <w:pPr>
-        <w:tabs>
-          <w:tab w:val="left" w:pos="927"/>
-        </w:tabs>
+        </w:rPr>
+        <w:lastRenderedPageBreak/>
+        <mc:AlternateContent>
+          <mc:Choice Requires="wps">
+            <w:drawing>
+              <wp:anchor distT="45720" distB="45720" distL="114300" distR="114300" simplePos="0" relativeHeight="251693056" behindDoc="0" locked="0" layoutInCell="1" allowOverlap="1" wp14:anchorId="0D50899D" wp14:editId="2D0785E3">
+                <wp:simplePos x="0" y="0"/>
+                <wp:positionH relativeFrom="margin">
+                  <wp:align>center</wp:align>
+                </wp:positionH>
+                <wp:positionV relativeFrom="page">
+                  <wp:posOffset>4060008</wp:posOffset>
+                </wp:positionV>
+                <wp:extent cx="2089785" cy="386080"/>
+                <wp:effectExtent l="0" t="0" r="24765" b="13970"/>
+                <wp:wrapSquare wrapText="bothSides"/>
+                <wp:docPr id="1" name="Text Box 2"/>
+                <wp:cNvGraphicFramePr>
+                  <a:graphicFrameLocks xmlns:a="http://schemas.openxmlformats.org/drawingml/2006/main"/>
+                </wp:cNvGraphicFramePr>
+                <a:graphic xmlns:a="http://schemas.openxmlformats.org/drawingml/2006/main">
+                  <a:graphicData uri="http://schemas.microsoft.com/office/word/2010/wordprocessingShape">
+                    <wps:wsp>
+                      <wps:cNvSpPr txBox="1">
+                        <a:spLocks noChangeArrowheads="1"/>
+                      </wps:cNvSpPr>
+                      <wps:spPr bwMode="auto">
+                        <a:xfrm>
+                          <a:off x="0" y="0"/>
+                          <a:ext cx="2089785" cy="386080"/>
+                        </a:xfrm>
+                        <a:prstGeom prst="rect">
+                          <a:avLst/>
+                        </a:prstGeom>
+                        <a:solidFill>
+                          <a:srgbClr val="FFFFFF"/>
+                        </a:solidFill>
+                        <a:ln w="9525">
+                          <a:solidFill>
+                            <a:schemeClr val="bg1"/>
+                          </a:solidFill>
+                          <a:miter lim="800000"/>
+                          <a:headEnd/>
+                          <a:tailEnd/>
+                        </a:ln>
+                      </wps:spPr>
+                      <wps:txbx>
+                        <w:txbxContent>
+                          <w:p>
+                            <w:pPr>
+                              <w:jc w:val="both"/>
+                            </w:pPr>
+                            <w:r>
+                              <w:t xml:space="preserve">Slika </w:t>
+                            </w:r>
+                            <w:r>
+                              <w:t>10</w:t>
+                            </w:r>
+                            <w:r>
+                              <w:t xml:space="preserve">. dekompozicija </w:t>
+                            </w:r>
+                            <w:r>
+                              <w:t>IDEF0</w:t>
+                            </w:r>
+                          </w:p>
+                        </w:txbxContent>
+                      </wps:txbx>
+                      <wps:bodyPr rot="0" vert="horz" wrap="square" lIns="91440" tIns="45720" rIns="91440" bIns="45720" anchor="t" anchorCtr="0">
+                        <a:spAutoFit/>
+                      </wps:bodyPr>
+                    </wps:wsp>
+                  </a:graphicData>
+                </a:graphic>
+                <wp14:sizeRelH relativeFrom="margin">
+                  <wp14:pctWidth>0</wp14:pctWidth>
+                </wp14:sizeRelH>
+                <wp14:sizeRelV relativeFrom="margin">
+                  <wp14:pctHeight>20000</wp14:pctHeight>
+                </wp14:sizeRelV>
+              </wp:anchor>
+            </w:drawing>
+          </mc:Choice>
+          <mc:Fallback>
+            <w:pict>
+              <v:shape w14:anchorId="0D50899D" id="_x0000_s1035" type="#_x0000_t202" style="position:absolute;margin-left:0;margin-top:319.7pt;width:164.55pt;height:30.4pt;z-index:251693056;visibility:visible;mso-wrap-style:square;mso-width-percent:0;mso-height-percent:200;mso-wrap-distance-left:9pt;mso-wrap-distance-top:3.6pt;mso-wrap-distance-right:9pt;mso-wrap-distance-bottom:3.6pt;mso-position-horizontal:center;mso-position-horizontal-relative:margin;mso-position-vertical:absolute;mso-position-vertical-relative:page;mso-width-percent:0;mso-height-percent:200;mso-width-relative:margin;mso-height-relative:margin;v-text-anchor:top" o:gfxdata="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" strokecolor="white [3212]">
+                <v:textbox style="mso-fit-shape-to-text:t">
+                  <w:txbxContent>
+                    <w:p>
+                      <w:pPr>
+                        <w:jc w:val="both"/>
+                      </w:pPr>
+                      <w:r>
+                        <w:t xml:space="preserve">Slika </w:t>
+                      </w:r>
+                      <w:r>
+                        <w:t>10</w:t>
+                      </w:r>
+                      <w:r>
+                        <w:t xml:space="preserve">. dekompozicija </w:t>
+                      </w:r>
+                      <w:r>
+                        <w:t>IDEF0</w:t>
+                      </w:r>
+                    </w:p>
+                  </w:txbxContent>
+                </v:textbox>
+                <w10:wrap type="square" anchorx="margin" anchory="page"/>
+              </v:shape>
+            </w:pict>
+          </mc:Fallback>
+        </mc:AlternateContent>
+      </w:r>
+      <w:r>
         <w:rPr>
           <w:noProof/>
         </w:rPr>
-      </w:pPr>
-      <w:r>
-        <w:rPr>
-          <w:noProof/>
-        </w:rPr>
-        <w:lastRenderedPageBreak/>
         <w:drawing>
-          <wp:inline distT="0" distB="0" distL="0" distR="0" wp14:anchorId="4114E50C" wp14:editId="22BA641B">
-            <wp:extent cx="5936615" cy="3276600"/>
-            <wp:effectExtent l="0" t="0" r="6985" b="0"/>
+          <wp:anchor distT="0" distB="0" distL="114300" distR="114300" simplePos="0" relativeHeight="251691008" behindDoc="0" locked="0" layoutInCell="1" allowOverlap="1" wp14:anchorId="4114E50C" wp14:editId="5779173A">
+            <wp:simplePos x="0" y="0"/>
+            <wp:positionH relativeFrom="margin">
+              <wp:align>center</wp:align>
+            </wp:positionH>
+            <wp:positionV relativeFrom="page">
+              <wp:posOffset>172085</wp:posOffset>
+            </wp:positionV>
+            <wp:extent cx="6944995" cy="3832860"/>
+            <wp:effectExtent l="0" t="0" r="8255" b="0"/>
+            <wp:wrapSquare wrapText="bothSides"/>
             <wp:docPr id="10" name="Picture 10"/>
             <wp:cNvGraphicFramePr>
               <a:graphicFrameLocks xmlns:a="http://schemas.openxmlformats.org/drawingml/2006/main" noChangeAspect="1"/>
@@ -3958,7 +4114,7 @@
                   <pic:spPr bwMode="auto">
                     <a:xfrm>
                       <a:off x="0" y="0"/>
-                      <a:ext cx="5936615" cy="3276600"/>
+                      <a:ext cx="6944995" cy="3832860"/>
                     </a:xfrm>
                     <a:prstGeom prst="rect">
                       <a:avLst/>
@@ -3971,7 +4127,13 @@
                 </pic:pic>
               </a:graphicData>
             </a:graphic>
-          </wp:inline>
+            <wp14:sizeRelH relativeFrom="margin">
+              <wp14:pctWidth>0</wp14:pctWidth>
+            </wp14:sizeRelH>
+            <wp14:sizeRelV relativeFrom="margin">
+              <wp14:pctHeight>0</wp14:pctHeight>
+            </wp14:sizeRelV>
+          </wp:anchor>
         </w:drawing>
       </w:r>
     </w:p>
@@ -3986,29 +4148,164 @@
       <w:pPr>
         <w:jc w:val="both"/>
         <w:rPr>
-          <w:sz w:val="28"/>
-          <w:szCs w:val="28"/>
-        </w:rPr>
-      </w:pPr>
-      <w:r>
-        <w:rPr>
-          <w:sz w:val="28"/>
-          <w:szCs w:val="28"/>
-        </w:rPr>
-        <w:t>IDEF0 dijagram prvog nivoa dekompozicije prikazuje razlaganje procesa prodaje transportnih usluga na osnovne funkcije prijema zahteva, provere dostupnosti resursa, kreiranja ponude, obrade rezervacije i realizacije ture, pri čemu su funkcije povezane odgovarajućim ulazima i izlazima, uz uticaj kontrolnih faktora i korišćenje potrebnih resursa.</w:t>
-      </w:r>
-      <w:r>
-        <w:rPr>
-          <w:sz w:val="28"/>
-          <w:szCs w:val="28"/>
-        </w:rPr>
-        <w:t xml:space="preserve"> Podaci o realizaciji prodaje koriste se za izradu analize uspešnosti, koja predstavlja kontrolni faktor za unapređenje budućih aktivnosti, naročito u procesu kreiranja ponude</w:t>
-      </w:r>
-    </w:p>
-    <w:p>
-      <w:pPr>
-        <w:jc w:val="both"/>
-        <w:rPr>
+          <w:sz w:val="34"/>
+          <w:szCs w:val="34"/>
+        </w:rPr>
+      </w:pPr>
+    </w:p>
+    <w:p>
+      <w:pPr>
+        <w:jc w:val="both"/>
+        <w:rPr>
+          <w:sz w:val="34"/>
+          <w:szCs w:val="34"/>
+        </w:rPr>
+      </w:pPr>
+      <w:r>
+        <w:rPr>
+          <w:sz w:val="34"/>
+          <w:szCs w:val="34"/>
+        </w:rPr>
+        <w:t>3.3</w:t>
+      </w:r>
+      <w:r>
+        <w:rPr>
+          <w:sz w:val="34"/>
+          <w:szCs w:val="34"/>
+        </w:rPr>
+        <w:t>. MOV Dijagram</w:t>
+      </w:r>
+    </w:p>
+    <w:p>
+      <w:pPr>
+        <w:spacing w:before="100" w:beforeAutospacing="1" w:after="100" w:afterAutospacing="1" w:line="240" w:lineRule="auto"/>
+        <w:jc w:val="both"/>
+        <w:rPr>
+          <w:rFonts w:eastAsia="Times New Roman" w:cstheme="minorHAnsi"/>
+          <w:sz w:val="24"/>
+          <w:szCs w:val="24"/>
+        </w:rPr>
+      </w:pPr>
+      <w:r>
+        <w:rPr>
+          <w:rFonts w:eastAsia="Times New Roman" w:cstheme="minorHAnsi"/>
+          <w:sz w:val="24"/>
+          <w:szCs w:val="24"/>
+        </w:rPr>
+        <w:t xml:space="preserve">Za potrebe modelovanja procesa prodaje transportnih usluga korišćen je </w:t>
+      </w:r>
+      <w:r>
+        <w:rPr>
+          <w:rFonts w:eastAsia="Times New Roman" w:cstheme="minorHAnsi"/>
+          <w:sz w:val="24"/>
+          <w:szCs w:val="24"/>
+        </w:rPr>
+        <w:t xml:space="preserve">I </w:t>
+      </w:r>
+      <w:r>
+        <w:rPr>
+          <w:rFonts w:eastAsia="Times New Roman" w:cstheme="minorHAnsi"/>
+          <w:sz w:val="24"/>
+          <w:szCs w:val="24"/>
+        </w:rPr>
+        <w:t>MOV dijagram, kojim se prikazuju objekti koji učestvuju u realizaciji procesa, kao i njihove međusobne veze.</w:t>
+      </w:r>
+      <w:r>
+        <w:rPr>
+          <w:rFonts w:eastAsia="Times New Roman" w:cstheme="minorHAnsi"/>
+          <w:sz w:val="24"/>
+          <w:szCs w:val="24"/>
+        </w:rPr>
+        <w:t xml:space="preserve"> </w:t>
+      </w:r>
+      <w:r>
+        <w:rPr>
+          <w:rFonts w:eastAsia="Times New Roman" w:cstheme="minorHAnsi"/>
+          <w:sz w:val="24"/>
+          <w:szCs w:val="24"/>
+        </w:rPr>
+        <w:t>U okviru modela identifikovani su ključni objekti sistema, među kojima su klijent, zahtev za transport, ponuda, rezervacija, transportna tura, realizacija ture, vozač i vozilo. Svaki od navedenih objekata sadrži skup atributa koji opisuju njegove osnovne karakteristike i omogućavaju evidenciju podataka u informacionom sistemu.</w:t>
+      </w:r>
+      <w:r>
+        <w:rPr>
+          <w:rFonts w:eastAsia="Times New Roman" w:cstheme="minorHAnsi"/>
+          <w:sz w:val="24"/>
+          <w:szCs w:val="24"/>
+        </w:rPr>
+        <w:t xml:space="preserve"> </w:t>
+      </w:r>
+      <w:r>
+        <w:rPr>
+          <w:rFonts w:eastAsia="Times New Roman" w:cstheme="minorHAnsi"/>
+          <w:sz w:val="24"/>
+          <w:szCs w:val="24"/>
+        </w:rPr>
+        <w:t>Između objekata uspostavljene su odgovarajuće veze koje prikazuju način na koji oni međusobno komuniciraju i učestvuju u realizaciji procesa prodaje. Klijent podnosi zahtev za transport, na osnovu kojeg se formira ponuda. Prihvatanjem ponude dolazi do formiranja rezervacije, nakon čega se organizuje transportna tura koja se dodeljuje odgovarajućem vozaču i vozilu, a zatim se vrši realizacija usluge.</w:t>
+      </w:r>
+    </w:p>
+    <w:p>
+      <w:pPr>
+        <w:spacing w:before="100" w:beforeAutospacing="1" w:after="100" w:afterAutospacing="1" w:line="240" w:lineRule="auto"/>
+        <w:jc w:val="both"/>
+        <w:rPr>
+          <w:rFonts w:eastAsia="Times New Roman" w:cstheme="minorHAnsi"/>
+          <w:sz w:val="24"/>
+          <w:szCs w:val="24"/>
+        </w:rPr>
+      </w:pPr>
+      <w:r>
+        <w:rPr>
+          <w:rFonts w:eastAsia="Times New Roman" w:cstheme="minorHAnsi"/>
+          <w:sz w:val="24"/>
+          <w:szCs w:val="24"/>
+        </w:rPr>
+        <w:t>Modelovanjem objekata i njihovih odnosa omogućava se bolje razumevanje strukture podataka i logike poslovnog procesa, što predstavlja osnovu za dalju razradu informacionog sistema i implementaciju aplikacije.</w:t>
+      </w:r>
+    </w:p>
+    <w:p>
+      <w:pPr>
+        <w:spacing w:before="100" w:beforeAutospacing="1" w:after="100" w:afterAutospacing="1" w:line="240" w:lineRule="auto"/>
+        <w:jc w:val="both"/>
+        <w:rPr>
+          <w:rFonts w:eastAsia="Times New Roman" w:cstheme="minorHAnsi"/>
+          <w:sz w:val="24"/>
+          <w:szCs w:val="24"/>
+        </w:rPr>
+      </w:pPr>
+      <w:r>
+        <w:rPr>
+          <w:rFonts w:eastAsia="Times New Roman" w:cstheme="minorHAnsi"/>
+          <w:sz w:val="24"/>
+          <w:szCs w:val="24"/>
+        </w:rPr>
+        <w:t>Prikaz MOV dijagrama dat je u nastavku.</w:t>
+      </w:r>
+    </w:p>
+    <w:p>
+      <w:pPr>
+        <w:jc w:val="both"/>
+        <w:rPr>
+          <w:sz w:val="24"/>
+          <w:szCs w:val="24"/>
+        </w:rPr>
+      </w:pPr>
+    </w:p>
+    <w:p>
+      <w:pPr>
+        <w:jc w:val="both"/>
+        <w:rPr>
+          <w:sz w:val="34"/>
+          <w:szCs w:val="34"/>
+        </w:rPr>
+      </w:pPr>
+    </w:p>
+    <w:p>
+      <w:pPr>
+        <w:jc w:val="both"/>
+        <w:rPr>
+          <w:rStyle w:val="Strong"/>
+          <w:b w:val="0"/>
+          <w:bCs w:val="0"/>
           <w:sz w:val="40"/>
           <w:szCs w:val="40"/>
           <w:u w:val="single"/>
@@ -4016,38 +4313,137 @@
       </w:pPr>
       <w:r>
         <w:rPr>
-          <w:sz w:val="40"/>
-          <w:szCs w:val="40"/>
-          <w:u w:val="single"/>
-        </w:rPr>
-        <w:t>4. MOV Dijagram</w:t>
-      </w:r>
-    </w:p>
-    <w:p>
-      <w:pPr>
-        <w:jc w:val="both"/>
-        <w:rPr>
-          <w:sz w:val="40"/>
-          <w:szCs w:val="40"/>
-          <w:u w:val="single"/>
-        </w:rPr>
-      </w:pPr>
-    </w:p>
-    <w:p>
-      <w:pPr>
-        <w:rPr>
           <w:noProof/>
-        </w:rPr>
-      </w:pPr>
+          <w:sz w:val="36"/>
+          <w:szCs w:val="36"/>
+        </w:rPr>
+        <w:lastRenderedPageBreak/>
+        <mc:AlternateContent>
+          <mc:Choice Requires="wps">
+            <w:drawing>
+              <wp:anchor distT="45720" distB="45720" distL="114300" distR="114300" simplePos="0" relativeHeight="251696128" behindDoc="0" locked="0" layoutInCell="1" allowOverlap="1" wp14:anchorId="2C5563B8" wp14:editId="65ECD119">
+                <wp:simplePos x="0" y="0"/>
+                <wp:positionH relativeFrom="margin">
+                  <wp:align>center</wp:align>
+                </wp:positionH>
+                <wp:positionV relativeFrom="page">
+                  <wp:posOffset>4206240</wp:posOffset>
+                </wp:positionV>
+                <wp:extent cx="2089785" cy="386080"/>
+                <wp:effectExtent l="0" t="0" r="24765" b="13970"/>
+                <wp:wrapSquare wrapText="bothSides"/>
+                <wp:docPr id="21" name="Text Box 2"/>
+                <wp:cNvGraphicFramePr>
+                  <a:graphicFrameLocks xmlns:a="http://schemas.openxmlformats.org/drawingml/2006/main"/>
+                </wp:cNvGraphicFramePr>
+                <a:graphic xmlns:a="http://schemas.openxmlformats.org/drawingml/2006/main">
+                  <a:graphicData uri="http://schemas.microsoft.com/office/word/2010/wordprocessingShape">
+                    <wps:wsp>
+                      <wps:cNvSpPr txBox="1">
+                        <a:spLocks noChangeArrowheads="1"/>
+                      </wps:cNvSpPr>
+                      <wps:spPr bwMode="auto">
+                        <a:xfrm>
+                          <a:off x="0" y="0"/>
+                          <a:ext cx="2089785" cy="386080"/>
+                        </a:xfrm>
+                        <a:prstGeom prst="rect">
+                          <a:avLst/>
+                        </a:prstGeom>
+                        <a:solidFill>
+                          <a:srgbClr val="FFFFFF"/>
+                        </a:solidFill>
+                        <a:ln w="9525">
+                          <a:solidFill>
+                            <a:schemeClr val="bg1"/>
+                          </a:solidFill>
+                          <a:miter lim="800000"/>
+                          <a:headEnd/>
+                          <a:tailEnd/>
+                        </a:ln>
+                      </wps:spPr>
+                      <wps:txbx>
+                        <w:txbxContent>
+                          <w:p>
+                            <w:pPr>
+                              <w:jc w:val="center"/>
+                            </w:pPr>
+                            <w:r>
+                              <w:t>Slika 1</w:t>
+                            </w:r>
+                            <w:r>
+                              <w:t>1</w:t>
+                            </w:r>
+                            <w:r>
+                              <w:t xml:space="preserve">. </w:t>
+                            </w:r>
+                            <w:r>
+                              <w:t>MOV dijagram</w:t>
+                            </w:r>
+                          </w:p>
+                        </w:txbxContent>
+                      </wps:txbx>
+                      <wps:bodyPr rot="0" vert="horz" wrap="square" lIns="91440" tIns="45720" rIns="91440" bIns="45720" anchor="t" anchorCtr="0">
+                        <a:spAutoFit/>
+                      </wps:bodyPr>
+                    </wps:wsp>
+                  </a:graphicData>
+                </a:graphic>
+                <wp14:sizeRelH relativeFrom="margin">
+                  <wp14:pctWidth>0</wp14:pctWidth>
+                </wp14:sizeRelH>
+                <wp14:sizeRelV relativeFrom="margin">
+                  <wp14:pctHeight>20000</wp14:pctHeight>
+                </wp14:sizeRelV>
+              </wp:anchor>
+            </w:drawing>
+          </mc:Choice>
+          <mc:Fallback>
+            <w:pict>
+              <v:shape w14:anchorId="2C5563B8" id="_x0000_s1036" type="#_x0000_t202" style="position:absolute;left:0;text-align:left;margin-left:0;margin-top:331.2pt;width:164.55pt;height:30.4pt;z-index:251696128;visibility:visible;mso-wrap-style:square;mso-width-percent:0;mso-height-percent:200;mso-wrap-distance-left:9pt;mso-wrap-distance-top:3.6pt;mso-wrap-distance-right:9pt;mso-wrap-distance-bottom:3.6pt;mso-position-horizontal:center;mso-position-horizontal-relative:margin;mso-position-vertical:absolute;mso-position-vertical-relative:page;mso-width-percent:0;mso-height-percent:200;mso-width-relative:margin;mso-height-relative:margin;v-text-anchor:top" o:gfxdata="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" strokecolor="white [3212]">
+                <v:textbox style="mso-fit-shape-to-text:t">
+                  <w:txbxContent>
+                    <w:p>
+                      <w:pPr>
+                        <w:jc w:val="center"/>
+                      </w:pPr>
+                      <w:r>
+                        <w:t>Slika 1</w:t>
+                      </w:r>
+                      <w:r>
+                        <w:t>1</w:t>
+                      </w:r>
+                      <w:r>
+                        <w:t xml:space="preserve">. </w:t>
+                      </w:r>
+                      <w:r>
+                        <w:t>MOV dijagram</w:t>
+                      </w:r>
+                    </w:p>
+                  </w:txbxContent>
+                </v:textbox>
+                <w10:wrap type="square" anchorx="margin" anchory="page"/>
+              </v:shape>
+            </w:pict>
+          </mc:Fallback>
+        </mc:AlternateContent>
+      </w:r>
       <w:r>
         <w:rPr>
           <w:noProof/>
         </w:rPr>
-        <w:lastRenderedPageBreak/>
         <w:drawing>
-          <wp:inline distT="0" distB="0" distL="0" distR="0" wp14:anchorId="5E5654BD" wp14:editId="7FAD6155">
-            <wp:extent cx="5943600" cy="3331845"/>
-            <wp:effectExtent l="0" t="0" r="0" b="1905"/>
+          <wp:anchor distT="0" distB="0" distL="114300" distR="114300" simplePos="0" relativeHeight="251694080" behindDoc="0" locked="0" layoutInCell="1" allowOverlap="1" wp14:anchorId="5E5654BD" wp14:editId="178EC99E">
+            <wp:simplePos x="0" y="0"/>
+            <wp:positionH relativeFrom="margin">
+              <wp:align>center</wp:align>
+            </wp:positionH>
+            <wp:positionV relativeFrom="page">
+              <wp:posOffset>259080</wp:posOffset>
+            </wp:positionV>
+            <wp:extent cx="6623050" cy="3712845"/>
+            <wp:effectExtent l="0" t="0" r="6350" b="1905"/>
+            <wp:wrapSquare wrapText="bothSides"/>
             <wp:docPr id="11" name="Picture 11"/>
             <wp:cNvGraphicFramePr>
               <a:graphicFrameLocks xmlns:a="http://schemas.openxmlformats.org/drawingml/2006/main" noChangeAspect="1"/>
@@ -4077,7 +4473,7 @@
                   <pic:spPr bwMode="auto">
                     <a:xfrm>
                       <a:off x="0" y="0"/>
-                      <a:ext cx="5943600" cy="3331845"/>
+                      <a:ext cx="6623050" cy="3712845"/>
                     </a:xfrm>
                     <a:prstGeom prst="rect">
                       <a:avLst/>
@@ -4090,86 +4486,21 @@
                 </pic:pic>
               </a:graphicData>
             </a:graphic>
-          </wp:inline>
+            <wp14:sizeRelH relativeFrom="margin">
+              <wp14:pctWidth>0</wp14:pctWidth>
+            </wp14:sizeRelH>
+            <wp14:sizeRelV relativeFrom="margin">
+              <wp14:pctHeight>0</wp14:pctHeight>
+            </wp14:sizeRelV>
+          </wp:anchor>
         </w:drawing>
       </w:r>
     </w:p>
-    <w:p/>
-    <w:p>
-      <w:pPr>
-        <w:rPr>
-          <w:noProof/>
-        </w:rPr>
-      </w:pPr>
-    </w:p>
-    <w:p>
-      <w:pPr>
-        <w:pStyle w:val="NormalWeb"/>
+    <w:p>
+      <w:pPr>
         <w:jc w:val="both"/>
         <w:rPr>
           <w:rStyle w:val="Strong"/>
-          <w:rFonts w:asciiTheme="minorHAnsi" w:hAnsiTheme="minorHAnsi" w:cstheme="minorHAnsi"/>
-          <w:b w:val="0"/>
-          <w:bCs w:val="0"/>
-          <w:sz w:val="28"/>
-          <w:szCs w:val="28"/>
-        </w:rPr>
-      </w:pPr>
-      <w:r>
-        <w:rPr>
-          <w:rStyle w:val="Strong"/>
-          <w:rFonts w:asciiTheme="minorHAnsi" w:hAnsiTheme="minorHAnsi" w:cstheme="minorHAnsi"/>
-          <w:b w:val="0"/>
-          <w:bCs w:val="0"/>
-          <w:sz w:val="28"/>
-          <w:szCs w:val="28"/>
-        </w:rPr>
-        <w:t>MOV dijagram prikazuje ključne objekte koji učestvuju u procesu prodaje transportnih usluga i njihove međusobne odnose. Proces započinje objektom Klijent, koji podnosi Zahtev za transport. Na osnovu zahteva formira se Ponuda, a njenim prihvatanjem nastaje Rezervacija. Rezervacija dalje generiše Turu, kojoj se dodeljuju Vozač i Vozilo radi realizacije transportne usluge.</w:t>
-      </w:r>
-      <w:r>
-        <w:rPr>
-          <w:rStyle w:val="Strong"/>
-          <w:rFonts w:asciiTheme="minorHAnsi" w:hAnsiTheme="minorHAnsi" w:cstheme="minorHAnsi"/>
-          <w:b w:val="0"/>
-          <w:bCs w:val="0"/>
-          <w:sz w:val="28"/>
-          <w:szCs w:val="28"/>
-        </w:rPr>
-        <w:t xml:space="preserve"> </w:t>
-      </w:r>
-      <w:r>
-        <w:rPr>
-          <w:rStyle w:val="Strong"/>
-          <w:rFonts w:asciiTheme="minorHAnsi" w:hAnsiTheme="minorHAnsi" w:cstheme="minorHAnsi"/>
-          <w:b w:val="0"/>
-          <w:bCs w:val="0"/>
-          <w:sz w:val="28"/>
-          <w:szCs w:val="28"/>
-        </w:rPr>
-        <w:t>Nakon izvršenja transporta evidentira se realizacija ture, čime se proces prodaje zaokružuje.</w:t>
-      </w:r>
-    </w:p>
-    <w:p>
-      <w:pPr>
-        <w:pStyle w:val="NormalWeb"/>
-        <w:jc w:val="both"/>
-        <w:rPr>
-          <w:rStyle w:val="Strong"/>
-          <w:rFonts w:asciiTheme="minorHAnsi" w:hAnsiTheme="minorHAnsi" w:cstheme="minorHAnsi"/>
-          <w:b w:val="0"/>
-          <w:bCs w:val="0"/>
-          <w:sz w:val="28"/>
-          <w:szCs w:val="28"/>
-        </w:rPr>
-      </w:pPr>
-    </w:p>
-    <w:p>
-      <w:pPr>
-        <w:pStyle w:val="NormalWeb"/>
-        <w:jc w:val="both"/>
-        <w:rPr>
-          <w:rStyle w:val="Strong"/>
-          <w:rFonts w:asciiTheme="minorHAnsi" w:hAnsiTheme="minorHAnsi" w:cstheme="minorHAnsi"/>
           <w:b w:val="0"/>
           <w:bCs w:val="0"/>
           <w:sz w:val="40"/>
@@ -4177,40 +4508,6 @@
           <w:u w:val="single"/>
         </w:rPr>
       </w:pPr>
-      <w:r>
-        <w:rPr>
-          <w:rStyle w:val="Strong"/>
-          <w:rFonts w:asciiTheme="minorHAnsi" w:hAnsiTheme="minorHAnsi" w:cstheme="minorHAnsi"/>
-          <w:b w:val="0"/>
-          <w:bCs w:val="0"/>
-          <w:sz w:val="40"/>
-          <w:szCs w:val="40"/>
-          <w:u w:val="single"/>
-        </w:rPr>
-        <w:t>5. Zaključak</w:t>
-      </w:r>
-    </w:p>
-    <w:p>
-      <w:pPr>
-        <w:pStyle w:val="NormalWeb"/>
-        <w:jc w:val="both"/>
-        <w:rPr>
-          <w:rFonts w:asciiTheme="minorHAnsi" w:hAnsiTheme="minorHAnsi" w:cstheme="minorHAnsi"/>
-          <w:b/>
-          <w:bCs/>
-          <w:sz w:val="28"/>
-          <w:szCs w:val="28"/>
-          <w:u w:val="single"/>
-        </w:rPr>
-      </w:pPr>
-      <w:r>
-        <w:rPr>
-          <w:rFonts w:asciiTheme="minorHAnsi" w:hAnsiTheme="minorHAnsi" w:cstheme="minorHAnsi"/>
-          <w:sz w:val="28"/>
-          <w:szCs w:val="28"/>
-        </w:rPr>
-        <w:t>Predloženi model omogućava jasno sagledavanje procesa prodaje transportnih usluga kroz različite aspekte – funkcionalni, informacioni i objektni. Integracijom SSA, DFD, IDEF0 i MOV dijagrama obezbeđeno je sveobuhvatno razumevanje procesa, što predstavlja osnovu za dalji razvoj i unapređenje informacionog sistema.</w:t>
-      </w:r>
     </w:p>
     <w:p>
       <w:pPr>
@@ -4218,6 +4515,3321 @@
           <w:tab w:val="left" w:pos="1265"/>
         </w:tabs>
       </w:pPr>
+    </w:p>
+    <w:p>
+      <w:pPr>
+        <w:tabs>
+          <w:tab w:val="left" w:pos="1265"/>
+        </w:tabs>
+        <w:rPr>
+          <w:sz w:val="40"/>
+          <w:szCs w:val="40"/>
+        </w:rPr>
+      </w:pPr>
+      <w:r>
+        <w:rPr>
+          <w:sz w:val="40"/>
+          <w:szCs w:val="40"/>
+        </w:rPr>
+        <w:t>4. Opis funkcionalnosti aplikacije</w:t>
+      </w:r>
+    </w:p>
+    <w:p>
+      <w:pPr>
+        <w:tabs>
+          <w:tab w:val="left" w:pos="1265"/>
+        </w:tabs>
+        <w:rPr>
+          <w:sz w:val="40"/>
+          <w:szCs w:val="40"/>
+        </w:rPr>
+      </w:pPr>
+    </w:p>
+    <w:p>
+      <w:pPr>
+        <w:pStyle w:val="isselectedend"/>
+        <w:jc w:val="both"/>
+        <w:rPr>
+          <w:rFonts w:asciiTheme="minorHAnsi" w:hAnsiTheme="minorHAnsi" w:cstheme="minorHAnsi"/>
+        </w:rPr>
+      </w:pPr>
+      <w:r>
+        <w:rPr>
+          <w:rFonts w:asciiTheme="minorHAnsi" w:hAnsiTheme="minorHAnsi" w:cstheme="minorHAnsi"/>
+        </w:rPr>
+        <w:t>Predložena aplikacija namenjena je podršci procesu prodaje transportnih usluga u okviru sistema MPM Transport.</w:t>
+      </w:r>
+      <w:r>
+        <w:rPr>
+          <w:rFonts w:asciiTheme="minorHAnsi" w:hAnsiTheme="minorHAnsi" w:cstheme="minorHAnsi"/>
+        </w:rPr>
+        <w:t xml:space="preserve"> </w:t>
+      </w:r>
+      <w:r>
+        <w:rPr>
+          <w:rFonts w:asciiTheme="minorHAnsi" w:hAnsiTheme="minorHAnsi" w:cstheme="minorHAnsi"/>
+        </w:rPr>
+        <w:t>Aplikacija je namenjena zaposlenima u prodaji i logistici, sa ciljem da omogući jednostavno i efikasno upravljanje procesom prodaje transportnih usluga. Kroz aplikaciju korisnici imaju mogućnost da unose i obrađuju zahteve za transport, kreiraju ponude, evidentiraju rezervacije i prate realizaciju transportnih tura.</w:t>
+      </w:r>
+      <w:r>
+        <w:rPr>
+          <w:rFonts w:asciiTheme="minorHAnsi" w:hAnsiTheme="minorHAnsi" w:cstheme="minorHAnsi"/>
+        </w:rPr>
+        <w:t xml:space="preserve"> </w:t>
+      </w:r>
+      <w:r>
+        <w:rPr>
+          <w:rFonts w:asciiTheme="minorHAnsi" w:hAnsiTheme="minorHAnsi" w:cstheme="minorHAnsi"/>
+        </w:rPr>
+        <w:t>Korišćenje aplikacije zasniva se na radu kroz jasno definisane funkcionalnosti i ekrane, koji omogućavaju pregled podataka i izvršavanje potrebnih aktivnosti u okviru procesa. Svaka funkcionalnost aplikacije podržava određenu fazu procesa prodaje, čime se omogućava kontinuitet rada i bolja organizacija poslovanja.</w:t>
+      </w:r>
+    </w:p>
+    <w:p>
+      <w:pPr>
+        <w:spacing w:before="100" w:beforeAutospacing="1" w:after="100" w:afterAutospacing="1" w:line="240" w:lineRule="auto"/>
+        <w:jc w:val="both"/>
+        <w:rPr>
+          <w:rFonts w:eastAsia="Times New Roman" w:cstheme="minorHAnsi"/>
+          <w:sz w:val="24"/>
+          <w:szCs w:val="24"/>
+        </w:rPr>
+      </w:pPr>
+      <w:r>
+        <w:rPr>
+          <w:rFonts w:eastAsia="Times New Roman" w:cstheme="minorHAnsi"/>
+          <w:sz w:val="24"/>
+          <w:szCs w:val="24"/>
+        </w:rPr>
+        <w:t>U nastavku poglavlja biće detaljno prikazan način korišćenja aplikacije kroz opis osnovnih funkcionalnosti i koraka koje korisnik izvršava u sistemu.</w:t>
+      </w:r>
+    </w:p>
+    <w:p>
+      <w:pPr>
+        <w:spacing w:before="100" w:beforeAutospacing="1" w:after="100" w:afterAutospacing="1" w:line="240" w:lineRule="auto"/>
+        <w:jc w:val="both"/>
+        <w:rPr>
+          <w:rFonts w:eastAsia="Times New Roman" w:cstheme="minorHAnsi"/>
+          <w:sz w:val="24"/>
+          <w:szCs w:val="24"/>
+        </w:rPr>
+      </w:pPr>
+    </w:p>
+    <w:p>
+      <w:pPr>
+        <w:spacing w:before="100" w:beforeAutospacing="1" w:after="100" w:afterAutospacing="1" w:line="240" w:lineRule="auto"/>
+        <w:jc w:val="both"/>
+        <w:rPr>
+          <w:rFonts w:eastAsia="Times New Roman" w:cstheme="minorHAnsi"/>
+          <w:sz w:val="34"/>
+          <w:szCs w:val="34"/>
+        </w:rPr>
+      </w:pPr>
+      <w:r>
+        <w:rPr>
+          <w:rFonts w:eastAsia="Times New Roman" w:cstheme="minorHAnsi"/>
+          <w:sz w:val="34"/>
+          <w:szCs w:val="34"/>
+        </w:rPr>
+        <w:t>4.1 Prijava korisni</w:t>
+      </w:r>
+      <w:r>
+        <w:rPr>
+          <w:rFonts w:eastAsia="Times New Roman" w:cstheme="minorHAnsi"/>
+          <w:sz w:val="34"/>
+          <w:szCs w:val="34"/>
+        </w:rPr>
+        <w:t>ka</w:t>
+      </w:r>
+    </w:p>
+    <w:p>
+      <w:pPr>
+        <w:spacing w:before="100" w:beforeAutospacing="1" w:after="100" w:afterAutospacing="1" w:line="240" w:lineRule="auto"/>
+        <w:jc w:val="both"/>
+        <w:rPr>
+          <w:rFonts w:eastAsia="Times New Roman" w:cstheme="minorHAnsi"/>
+          <w:sz w:val="24"/>
+          <w:szCs w:val="24"/>
+        </w:rPr>
+      </w:pPr>
+      <w:r>
+        <w:rPr>
+          <w:rFonts w:eastAsia="Times New Roman" w:cstheme="minorHAnsi"/>
+          <w:sz w:val="24"/>
+          <w:szCs w:val="24"/>
+        </w:rPr>
+        <w:lastRenderedPageBreak/>
+        <w:t xml:space="preserve">Proces prijave korisnika predstavlja prvi korak u korišćenju aplikacije I omogućava pristup svim funkcionalnostima sistema. U ovom predlogu rešenja, tema je implementacija poslovnog procesa prodaje(booking tura), ali kako bi došli do same suštine, moraju se prvo objasniti početni koraci. </w:t>
+      </w:r>
+    </w:p>
+    <w:p>
+      <w:pPr>
+        <w:spacing w:before="100" w:beforeAutospacing="1" w:after="100" w:afterAutospacing="1" w:line="240" w:lineRule="auto"/>
+        <w:jc w:val="both"/>
+        <w:rPr>
+          <w:sz w:val="24"/>
+          <w:szCs w:val="24"/>
+        </w:rPr>
+      </w:pPr>
+      <w:r>
+        <w:rPr>
+          <w:rFonts w:eastAsia="Times New Roman" w:cstheme="minorHAnsi"/>
+          <w:sz w:val="24"/>
+          <w:szCs w:val="24"/>
+        </w:rPr>
+        <w:t>Nakon pokretanja aplikacije, korisniku se prikazuje početni ekran</w:t>
+      </w:r>
+      <w:r>
+        <w:rPr>
+          <w:rFonts w:eastAsia="Times New Roman" w:cstheme="minorHAnsi"/>
+          <w:sz w:val="24"/>
+          <w:szCs w:val="24"/>
+        </w:rPr>
+        <w:t>(Slika 12.)</w:t>
+      </w:r>
+      <w:r>
+        <w:rPr>
+          <w:rFonts w:eastAsia="Times New Roman" w:cstheme="minorHAnsi"/>
+          <w:sz w:val="24"/>
+          <w:szCs w:val="24"/>
+        </w:rPr>
+        <w:t xml:space="preserve"> sa logotipom kompanije MPM Tranport I dugmetom </w:t>
+      </w:r>
+      <w:r>
+        <w:rPr>
+          <w:sz w:val="24"/>
+          <w:szCs w:val="24"/>
+        </w:rPr>
+        <w:t>„Prijavi se“.</w:t>
+      </w:r>
+      <w:r>
+        <w:rPr>
+          <w:sz w:val="24"/>
+          <w:szCs w:val="24"/>
+        </w:rPr>
+        <w:t xml:space="preserve"> Klikom na dugme </w:t>
+      </w:r>
+      <w:r>
+        <w:rPr>
+          <w:sz w:val="24"/>
+          <w:szCs w:val="24"/>
+        </w:rPr>
+        <w:t>„Prijavi se“</w:t>
+      </w:r>
+      <w:r>
+        <w:rPr>
+          <w:sz w:val="24"/>
+          <w:szCs w:val="24"/>
+        </w:rPr>
+        <w:t xml:space="preserve"> korisnik prelazi na ekran za unos podataka za prijavu. Na ekranu za prijavu</w:t>
+      </w:r>
+      <w:r>
+        <w:rPr>
+          <w:sz w:val="24"/>
+          <w:szCs w:val="24"/>
+        </w:rPr>
+        <w:t>(Slika 13.)</w:t>
+      </w:r>
+      <w:r>
+        <w:rPr>
+          <w:sz w:val="24"/>
+          <w:szCs w:val="24"/>
+        </w:rPr>
+        <w:t xml:space="preserve">, korisnik unosi svoje korisničko ime i lozinku u odgovarajuća polja. Podatke za prijavu, korisnici dobijaju od administratora. Nakon unosa svih potrebnih podataka, korisnik klikom na dugme “Nastavi” pokreće proces prijave. </w:t>
+      </w:r>
+      <w:r>
+        <w:rPr>
+          <w:sz w:val="24"/>
+          <w:szCs w:val="24"/>
+        </w:rPr>
+        <w:t xml:space="preserve">Proces prijave I puštanje korisnika u sistem podrazumeva automatsko upoređivanje podataka koji su uneti u polja I podataka iz baze podataka. Ukoliko se podaci poklapaju, sistem pušta korisnika, a ukoliko se ne poklope podaci, izlazi obaveštenje da su podaci pogrešno uneti. </w:t>
+      </w:r>
+      <w:r>
+        <w:rPr>
+          <w:sz w:val="24"/>
+          <w:szCs w:val="24"/>
+        </w:rPr>
+        <w:t xml:space="preserve">Na prikazanom ekranu za prijavu, stoji I lista pod nazivom “Tip korisnika”. Ta lista </w:t>
+      </w:r>
+      <w:r>
+        <w:rPr>
+          <w:sz w:val="24"/>
+          <w:szCs w:val="24"/>
+        </w:rPr>
+        <w:t>predstavlja prototip kroz koji je prikazana navigacija između ekrana u Figmi</w:t>
+      </w:r>
+      <w:r>
+        <w:rPr>
+          <w:sz w:val="24"/>
+          <w:szCs w:val="24"/>
+        </w:rPr>
+        <w:t xml:space="preserve">, </w:t>
+      </w:r>
+      <w:r>
+        <w:rPr>
+          <w:sz w:val="24"/>
+          <w:szCs w:val="24"/>
+        </w:rPr>
+        <w:t>dok je logika rada u samoj aplikaciji drugačija I bezbednija</w:t>
+      </w:r>
+      <w:r>
+        <w:rPr>
+          <w:sz w:val="24"/>
+          <w:szCs w:val="24"/>
+        </w:rPr>
+        <w:t xml:space="preserve"> </w:t>
+      </w:r>
+    </w:p>
+    <w:p>
+      <w:pPr>
+        <w:spacing w:before="100" w:beforeAutospacing="1" w:after="100" w:afterAutospacing="1" w:line="240" w:lineRule="auto"/>
+        <w:jc w:val="both"/>
+        <w:rPr>
+          <w:sz w:val="24"/>
+          <w:szCs w:val="24"/>
+        </w:rPr>
+      </w:pPr>
+      <w:r>
+        <w:rPr>
+          <w:noProof/>
+        </w:rPr>
+        <w:drawing>
+          <wp:anchor distT="0" distB="0" distL="114300" distR="114300" simplePos="0" relativeHeight="251700224" behindDoc="1" locked="0" layoutInCell="1" allowOverlap="1" wp14:anchorId="15EE57C8" wp14:editId="76BD68A8">
+            <wp:simplePos x="0" y="0"/>
+            <wp:positionH relativeFrom="margin">
+              <wp:posOffset>4897120</wp:posOffset>
+            </wp:positionH>
+            <wp:positionV relativeFrom="page">
+              <wp:posOffset>3993515</wp:posOffset>
+            </wp:positionV>
+            <wp:extent cx="1408816" cy="3048000"/>
+            <wp:effectExtent l="0" t="0" r="1270" b="0"/>
+            <wp:wrapNone/>
+            <wp:docPr id="26" name="Picture 26"/>
+            <wp:cNvGraphicFramePr>
+              <a:graphicFrameLocks xmlns:a="http://schemas.openxmlformats.org/drawingml/2006/main" noChangeAspect="1"/>
+            </wp:cNvGraphicFramePr>
+            <a:graphic xmlns:a="http://schemas.openxmlformats.org/drawingml/2006/main">
+              <a:graphicData uri="http://schemas.openxmlformats.org/drawingml/2006/picture">
+                <pic:pic xmlns:pic="http://schemas.openxmlformats.org/drawingml/2006/picture">
+                  <pic:nvPicPr>
+                    <pic:cNvPr id="0" name="Picture 8"/>
+                    <pic:cNvPicPr>
+                      <a:picLocks noChangeAspect="1" noChangeArrowheads="1"/>
+                    </pic:cNvPicPr>
+                  </pic:nvPicPr>
+                  <pic:blipFill>
+                    <a:blip r:embed="rId19" cstate="print">
+                      <a:extLst>
+                        <a:ext uri="{28A0092B-C50C-407E-A947-70E740481C1C}">
+                          <a14:useLocalDpi xmlns:a14="http://schemas.microsoft.com/office/drawing/2010/main" val="0"/>
+                        </a:ext>
+                      </a:extLst>
+                    </a:blip>
+                    <a:srcRect/>
+                    <a:stretch>
+                      <a:fillRect/>
+                    </a:stretch>
+                  </pic:blipFill>
+                  <pic:spPr bwMode="auto">
+                    <a:xfrm>
+                      <a:off x="0" y="0"/>
+                      <a:ext cx="1408816" cy="3048000"/>
+                    </a:xfrm>
+                    <a:prstGeom prst="rect">
+                      <a:avLst/>
+                    </a:prstGeom>
+                    <a:noFill/>
+                    <a:ln>
+                      <a:noFill/>
+                    </a:ln>
+                  </pic:spPr>
+                </pic:pic>
+              </a:graphicData>
+            </a:graphic>
+            <wp14:sizeRelH relativeFrom="margin">
+              <wp14:pctWidth>0</wp14:pctWidth>
+            </wp14:sizeRelH>
+            <wp14:sizeRelV relativeFrom="margin">
+              <wp14:pctHeight>0</wp14:pctHeight>
+            </wp14:sizeRelV>
+          </wp:anchor>
+        </w:drawing>
+      </w:r>
+      <w:r>
+        <w:rPr>
+          <w:noProof/>
+        </w:rPr>
+        <w:drawing>
+          <wp:anchor distT="0" distB="0" distL="114300" distR="114300" simplePos="0" relativeHeight="251699200" behindDoc="1" locked="0" layoutInCell="1" allowOverlap="1" wp14:anchorId="4EF71B4E" wp14:editId="413F2DEF">
+            <wp:simplePos x="0" y="0"/>
+            <wp:positionH relativeFrom="column">
+              <wp:posOffset>3323590</wp:posOffset>
+            </wp:positionH>
+            <wp:positionV relativeFrom="page">
+              <wp:posOffset>3980180</wp:posOffset>
+            </wp:positionV>
+            <wp:extent cx="1415415" cy="3062605"/>
+            <wp:effectExtent l="0" t="0" r="0" b="4445"/>
+            <wp:wrapTight wrapText="bothSides">
+              <wp:wrapPolygon edited="0">
+                <wp:start x="0" y="0"/>
+                <wp:lineTo x="0" y="21497"/>
+                <wp:lineTo x="21222" y="21497"/>
+                <wp:lineTo x="21222" y="0"/>
+                <wp:lineTo x="0" y="0"/>
+              </wp:wrapPolygon>
+            </wp:wrapTight>
+            <wp:docPr id="25" name="Picture 25"/>
+            <wp:cNvGraphicFramePr>
+              <a:graphicFrameLocks xmlns:a="http://schemas.openxmlformats.org/drawingml/2006/main" noChangeAspect="1"/>
+            </wp:cNvGraphicFramePr>
+            <a:graphic xmlns:a="http://schemas.openxmlformats.org/drawingml/2006/main">
+              <a:graphicData uri="http://schemas.openxmlformats.org/drawingml/2006/picture">
+                <pic:pic xmlns:pic="http://schemas.openxmlformats.org/drawingml/2006/picture">
+                  <pic:nvPicPr>
+                    <pic:cNvPr id="0" name="Picture 6"/>
+                    <pic:cNvPicPr>
+                      <a:picLocks noChangeAspect="1" noChangeArrowheads="1"/>
+                    </pic:cNvPicPr>
+                  </pic:nvPicPr>
+                  <pic:blipFill>
+                    <a:blip r:embed="rId20" cstate="print">
+                      <a:extLst>
+                        <a:ext uri="{28A0092B-C50C-407E-A947-70E740481C1C}">
+                          <a14:useLocalDpi xmlns:a14="http://schemas.microsoft.com/office/drawing/2010/main" val="0"/>
+                        </a:ext>
+                      </a:extLst>
+                    </a:blip>
+                    <a:srcRect/>
+                    <a:stretch>
+                      <a:fillRect/>
+                    </a:stretch>
+                  </pic:blipFill>
+                  <pic:spPr bwMode="auto">
+                    <a:xfrm>
+                      <a:off x="0" y="0"/>
+                      <a:ext cx="1415415" cy="3062605"/>
+                    </a:xfrm>
+                    <a:prstGeom prst="rect">
+                      <a:avLst/>
+                    </a:prstGeom>
+                    <a:noFill/>
+                    <a:ln>
+                      <a:noFill/>
+                    </a:ln>
+                  </pic:spPr>
+                </pic:pic>
+              </a:graphicData>
+            </a:graphic>
+            <wp14:sizeRelH relativeFrom="margin">
+              <wp14:pctWidth>0</wp14:pctWidth>
+            </wp14:sizeRelH>
+            <wp14:sizeRelV relativeFrom="margin">
+              <wp14:pctHeight>0</wp14:pctHeight>
+            </wp14:sizeRelV>
+          </wp:anchor>
+        </w:drawing>
+      </w:r>
+      <w:r>
+        <w:rPr>
+          <w:noProof/>
+        </w:rPr>
+        <w:drawing>
+          <wp:anchor distT="0" distB="0" distL="114300" distR="114300" simplePos="0" relativeHeight="251698176" behindDoc="1" locked="0" layoutInCell="1" allowOverlap="1" wp14:anchorId="4C900B32" wp14:editId="1A4B8877">
+            <wp:simplePos x="0" y="0"/>
+            <wp:positionH relativeFrom="margin">
+              <wp:posOffset>1179195</wp:posOffset>
+            </wp:positionH>
+            <wp:positionV relativeFrom="page">
+              <wp:posOffset>3983355</wp:posOffset>
+            </wp:positionV>
+            <wp:extent cx="1402080" cy="3034665"/>
+            <wp:effectExtent l="0" t="0" r="7620" b="0"/>
+            <wp:wrapTight wrapText="bothSides">
+              <wp:wrapPolygon edited="0">
+                <wp:start x="0" y="0"/>
+                <wp:lineTo x="0" y="21424"/>
+                <wp:lineTo x="21424" y="21424"/>
+                <wp:lineTo x="21424" y="0"/>
+                <wp:lineTo x="0" y="0"/>
+              </wp:wrapPolygon>
+            </wp:wrapTight>
+            <wp:docPr id="24" name="Picture 24"/>
+            <wp:cNvGraphicFramePr>
+              <a:graphicFrameLocks xmlns:a="http://schemas.openxmlformats.org/drawingml/2006/main" noChangeAspect="1"/>
+            </wp:cNvGraphicFramePr>
+            <a:graphic xmlns:a="http://schemas.openxmlformats.org/drawingml/2006/main">
+              <a:graphicData uri="http://schemas.openxmlformats.org/drawingml/2006/picture">
+                <pic:pic xmlns:pic="http://schemas.openxmlformats.org/drawingml/2006/picture">
+                  <pic:nvPicPr>
+                    <pic:cNvPr id="0" name="Picture 4"/>
+                    <pic:cNvPicPr>
+                      <a:picLocks noChangeAspect="1" noChangeArrowheads="1"/>
+                    </pic:cNvPicPr>
+                  </pic:nvPicPr>
+                  <pic:blipFill>
+                    <a:blip r:embed="rId21" cstate="print">
+                      <a:extLst>
+                        <a:ext uri="{28A0092B-C50C-407E-A947-70E740481C1C}">
+                          <a14:useLocalDpi xmlns:a14="http://schemas.microsoft.com/office/drawing/2010/main" val="0"/>
+                        </a:ext>
+                      </a:extLst>
+                    </a:blip>
+                    <a:srcRect/>
+                    <a:stretch>
+                      <a:fillRect/>
+                    </a:stretch>
+                  </pic:blipFill>
+                  <pic:spPr bwMode="auto">
+                    <a:xfrm>
+                      <a:off x="0" y="0"/>
+                      <a:ext cx="1402080" cy="3034665"/>
+                    </a:xfrm>
+                    <a:prstGeom prst="rect">
+                      <a:avLst/>
+                    </a:prstGeom>
+                    <a:noFill/>
+                    <a:ln>
+                      <a:noFill/>
+                    </a:ln>
+                  </pic:spPr>
+                </pic:pic>
+              </a:graphicData>
+            </a:graphic>
+            <wp14:sizeRelH relativeFrom="margin">
+              <wp14:pctWidth>0</wp14:pctWidth>
+            </wp14:sizeRelH>
+            <wp14:sizeRelV relativeFrom="margin">
+              <wp14:pctHeight>0</wp14:pctHeight>
+            </wp14:sizeRelV>
+          </wp:anchor>
+        </w:drawing>
+      </w:r>
+      <w:r>
+        <w:rPr>
+          <w:noProof/>
+        </w:rPr>
+        <w:drawing>
+          <wp:anchor distT="0" distB="0" distL="114300" distR="114300" simplePos="0" relativeHeight="251697152" behindDoc="0" locked="0" layoutInCell="1" allowOverlap="1" wp14:anchorId="1AD19A02" wp14:editId="2D76B714">
+            <wp:simplePos x="0" y="0"/>
+            <wp:positionH relativeFrom="margin">
+              <wp:posOffset>-575310</wp:posOffset>
+            </wp:positionH>
+            <wp:positionV relativeFrom="margin">
+              <wp:posOffset>3042920</wp:posOffset>
+            </wp:positionV>
+            <wp:extent cx="1399540" cy="3028950"/>
+            <wp:effectExtent l="0" t="0" r="0" b="0"/>
+            <wp:wrapSquare wrapText="bothSides"/>
+            <wp:docPr id="23" name="Picture 23"/>
+            <wp:cNvGraphicFramePr>
+              <a:graphicFrameLocks xmlns:a="http://schemas.openxmlformats.org/drawingml/2006/main" noChangeAspect="1"/>
+            </wp:cNvGraphicFramePr>
+            <a:graphic xmlns:a="http://schemas.openxmlformats.org/drawingml/2006/main">
+              <a:graphicData uri="http://schemas.openxmlformats.org/drawingml/2006/picture">
+                <pic:pic xmlns:pic="http://schemas.openxmlformats.org/drawingml/2006/picture">
+                  <pic:nvPicPr>
+                    <pic:cNvPr id="0" name="Picture 2"/>
+                    <pic:cNvPicPr>
+                      <a:picLocks noChangeAspect="1" noChangeArrowheads="1"/>
+                    </pic:cNvPicPr>
+                  </pic:nvPicPr>
+                  <pic:blipFill>
+                    <a:blip r:embed="rId22" cstate="print">
+                      <a:extLst>
+                        <a:ext uri="{28A0092B-C50C-407E-A947-70E740481C1C}">
+                          <a14:useLocalDpi xmlns:a14="http://schemas.microsoft.com/office/drawing/2010/main" val="0"/>
+                        </a:ext>
+                      </a:extLst>
+                    </a:blip>
+                    <a:srcRect/>
+                    <a:stretch>
+                      <a:fillRect/>
+                    </a:stretch>
+                  </pic:blipFill>
+                  <pic:spPr bwMode="auto">
+                    <a:xfrm>
+                      <a:off x="0" y="0"/>
+                      <a:ext cx="1399540" cy="3028950"/>
+                    </a:xfrm>
+                    <a:prstGeom prst="rect">
+                      <a:avLst/>
+                    </a:prstGeom>
+                    <a:noFill/>
+                    <a:ln>
+                      <a:noFill/>
+                    </a:ln>
+                  </pic:spPr>
+                </pic:pic>
+              </a:graphicData>
+            </a:graphic>
+            <wp14:sizeRelH relativeFrom="margin">
+              <wp14:pctWidth>0</wp14:pctWidth>
+            </wp14:sizeRelH>
+            <wp14:sizeRelV relativeFrom="margin">
+              <wp14:pctHeight>0</wp14:pctHeight>
+            </wp14:sizeRelV>
+          </wp:anchor>
+        </w:drawing>
+      </w:r>
+    </w:p>
+    <w:p>
+      <w:pPr>
+        <w:spacing w:before="100" w:beforeAutospacing="1" w:after="100" w:afterAutospacing="1" w:line="240" w:lineRule="auto"/>
+        <w:jc w:val="both"/>
+        <w:rPr>
+          <w:sz w:val="24"/>
+          <w:szCs w:val="24"/>
+        </w:rPr>
+      </w:pPr>
+    </w:p>
+    <w:p>
+      <w:pPr>
+        <w:spacing w:before="100" w:beforeAutospacing="1" w:after="100" w:afterAutospacing="1" w:line="240" w:lineRule="auto"/>
+        <w:jc w:val="both"/>
+        <w:rPr>
+          <w:sz w:val="24"/>
+          <w:szCs w:val="24"/>
+        </w:rPr>
+      </w:pPr>
+    </w:p>
+    <w:p>
+      <w:pPr>
+        <w:spacing w:before="100" w:beforeAutospacing="1" w:after="100" w:afterAutospacing="1" w:line="240" w:lineRule="auto"/>
+        <w:jc w:val="both"/>
+        <w:rPr>
+          <w:sz w:val="24"/>
+          <w:szCs w:val="24"/>
+        </w:rPr>
+      </w:pPr>
+    </w:p>
+    <w:p>
+      <w:pPr>
+        <w:spacing w:before="100" w:beforeAutospacing="1" w:after="100" w:afterAutospacing="1" w:line="240" w:lineRule="auto"/>
+        <w:jc w:val="both"/>
+        <w:rPr>
+          <w:sz w:val="24"/>
+          <w:szCs w:val="24"/>
+        </w:rPr>
+      </w:pPr>
+    </w:p>
+    <w:p>
+      <w:pPr>
+        <w:spacing w:before="100" w:beforeAutospacing="1" w:after="100" w:afterAutospacing="1" w:line="240" w:lineRule="auto"/>
+        <w:jc w:val="both"/>
+        <w:rPr>
+          <w:sz w:val="24"/>
+          <w:szCs w:val="24"/>
+        </w:rPr>
+      </w:pPr>
+    </w:p>
+    <w:p>
+      <w:pPr>
+        <w:spacing w:before="100" w:beforeAutospacing="1" w:after="100" w:afterAutospacing="1" w:line="240" w:lineRule="auto"/>
+        <w:jc w:val="both"/>
+        <w:rPr>
+          <w:sz w:val="24"/>
+          <w:szCs w:val="24"/>
+        </w:rPr>
+      </w:pPr>
+    </w:p>
+    <w:p>
+      <w:pPr>
+        <w:spacing w:before="100" w:beforeAutospacing="1" w:after="100" w:afterAutospacing="1" w:line="240" w:lineRule="auto"/>
+        <w:jc w:val="both"/>
+        <w:rPr>
+          <w:sz w:val="24"/>
+          <w:szCs w:val="24"/>
+        </w:rPr>
+      </w:pPr>
+    </w:p>
+    <w:p>
+      <w:pPr>
+        <w:spacing w:before="100" w:beforeAutospacing="1" w:after="100" w:afterAutospacing="1" w:line="240" w:lineRule="auto"/>
+        <w:jc w:val="both"/>
+        <w:rPr>
+          <w:sz w:val="24"/>
+          <w:szCs w:val="24"/>
+        </w:rPr>
+      </w:pPr>
+      <w:r>
+        <w:rPr>
+          <w:noProof/>
+          <w:sz w:val="36"/>
+          <w:szCs w:val="36"/>
+        </w:rPr>
+        <mc:AlternateContent>
+          <mc:Choice Requires="wps">
+            <w:drawing>
+              <wp:anchor distT="45720" distB="45720" distL="114300" distR="114300" simplePos="0" relativeHeight="251704320" behindDoc="0" locked="0" layoutInCell="1" allowOverlap="1" wp14:anchorId="2BD312ED" wp14:editId="00C5EB3A">
+                <wp:simplePos x="0" y="0"/>
+                <wp:positionH relativeFrom="margin">
+                  <wp:posOffset>4878705</wp:posOffset>
+                </wp:positionH>
+                <wp:positionV relativeFrom="page">
+                  <wp:posOffset>7018655</wp:posOffset>
+                </wp:positionV>
+                <wp:extent cx="1638300" cy="386080"/>
+                <wp:effectExtent l="0" t="0" r="19050" b="13970"/>
+                <wp:wrapSquare wrapText="bothSides"/>
+                <wp:docPr id="28" name="Text Box 2"/>
+                <wp:cNvGraphicFramePr>
+                  <a:graphicFrameLocks xmlns:a="http://schemas.openxmlformats.org/drawingml/2006/main"/>
+                </wp:cNvGraphicFramePr>
+                <a:graphic xmlns:a="http://schemas.openxmlformats.org/drawingml/2006/main">
+                  <a:graphicData uri="http://schemas.microsoft.com/office/word/2010/wordprocessingShape">
+                    <wps:wsp>
+                      <wps:cNvSpPr txBox="1">
+                        <a:spLocks noChangeArrowheads="1"/>
+                      </wps:cNvSpPr>
+                      <wps:spPr bwMode="auto">
+                        <a:xfrm>
+                          <a:off x="0" y="0"/>
+                          <a:ext cx="1638300" cy="386080"/>
+                        </a:xfrm>
+                        <a:prstGeom prst="rect">
+                          <a:avLst/>
+                        </a:prstGeom>
+                        <a:solidFill>
+                          <a:srgbClr val="FFFFFF"/>
+                        </a:solidFill>
+                        <a:ln w="9525">
+                          <a:solidFill>
+                            <a:schemeClr val="bg1"/>
+                          </a:solidFill>
+                          <a:miter lim="800000"/>
+                          <a:headEnd/>
+                          <a:tailEnd/>
+                        </a:ln>
+                      </wps:spPr>
+                      <wps:txbx>
+                        <w:txbxContent>
+                          <w:p>
+                            <w:pPr>
+                              <w:jc w:val="center"/>
+                            </w:pPr>
+                            <w:r>
+                              <w:t>Slik</w:t>
+                            </w:r>
+                            <w:r>
+                              <w:t>a 15.</w:t>
+                            </w:r>
+                          </w:p>
+                        </w:txbxContent>
+                      </wps:txbx>
+                      <wps:bodyPr rot="0" vert="horz" wrap="square" lIns="91440" tIns="45720" rIns="91440" bIns="45720" anchor="t" anchorCtr="0">
+                        <a:spAutoFit/>
+                      </wps:bodyPr>
+                    </wps:wsp>
+                  </a:graphicData>
+                </a:graphic>
+                <wp14:sizeRelH relativeFrom="margin">
+                  <wp14:pctWidth>0</wp14:pctWidth>
+                </wp14:sizeRelH>
+                <wp14:sizeRelV relativeFrom="margin">
+                  <wp14:pctHeight>20000</wp14:pctHeight>
+                </wp14:sizeRelV>
+              </wp:anchor>
+            </w:drawing>
+          </mc:Choice>
+          <mc:Fallback>
+            <w:pict>
+              <v:shape w14:anchorId="2BD312ED" id="_x0000_s1037" type="#_x0000_t202" style="position:absolute;left:0;text-align:left;margin-left:384.15pt;margin-top:552.65pt;width:129pt;height:30.4pt;z-index:251704320;visibility:visible;mso-wrap-style:square;mso-width-percent:0;mso-height-percent:200;mso-wrap-distance-left:9pt;mso-wrap-distance-top:3.6pt;mso-wrap-distance-right:9pt;mso-wrap-distance-bottom:3.6pt;mso-position-horizontal:absolute;mso-position-horizontal-relative:margin;mso-position-vertical:absolute;mso-position-vertical-relative:page;mso-width-percent:0;mso-height-percent:200;mso-width-relative:margin;mso-height-relative:margin;v-text-anchor:top" o:gfxdata="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" strokecolor="white [3212]">
+                <v:textbox style="mso-fit-shape-to-text:t">
+                  <w:txbxContent>
+                    <w:p>
+                      <w:pPr>
+                        <w:jc w:val="center"/>
+                      </w:pPr>
+                      <w:r>
+                        <w:t>Slik</w:t>
+                      </w:r>
+                      <w:r>
+                        <w:t>a 15.</w:t>
+                      </w:r>
+                    </w:p>
+                  </w:txbxContent>
+                </v:textbox>
+                <w10:wrap type="square" anchorx="margin" anchory="page"/>
+              </v:shape>
+            </w:pict>
+          </mc:Fallback>
+        </mc:AlternateContent>
+      </w:r>
+      <w:r>
+        <w:rPr>
+          <w:noProof/>
+          <w:sz w:val="36"/>
+          <w:szCs w:val="36"/>
+        </w:rPr>
+        <mc:AlternateContent>
+          <mc:Choice Requires="wps">
+            <w:drawing>
+              <wp:anchor distT="45720" distB="45720" distL="114300" distR="114300" simplePos="0" relativeHeight="251706368" behindDoc="0" locked="0" layoutInCell="1" allowOverlap="1" wp14:anchorId="5CC36AB8" wp14:editId="3008AA08">
+                <wp:simplePos x="0" y="0"/>
+                <wp:positionH relativeFrom="margin">
+                  <wp:posOffset>3227705</wp:posOffset>
+                </wp:positionH>
+                <wp:positionV relativeFrom="page">
+                  <wp:posOffset>7034530</wp:posOffset>
+                </wp:positionV>
+                <wp:extent cx="1638300" cy="386080"/>
+                <wp:effectExtent l="0" t="0" r="19050" b="13970"/>
+                <wp:wrapSquare wrapText="bothSides"/>
+                <wp:docPr id="29" name="Text Box 2"/>
+                <wp:cNvGraphicFramePr>
+                  <a:graphicFrameLocks xmlns:a="http://schemas.openxmlformats.org/drawingml/2006/main"/>
+                </wp:cNvGraphicFramePr>
+                <a:graphic xmlns:a="http://schemas.openxmlformats.org/drawingml/2006/main">
+                  <a:graphicData uri="http://schemas.microsoft.com/office/word/2010/wordprocessingShape">
+                    <wps:wsp>
+                      <wps:cNvSpPr txBox="1">
+                        <a:spLocks noChangeArrowheads="1"/>
+                      </wps:cNvSpPr>
+                      <wps:spPr bwMode="auto">
+                        <a:xfrm>
+                          <a:off x="0" y="0"/>
+                          <a:ext cx="1638300" cy="386080"/>
+                        </a:xfrm>
+                        <a:prstGeom prst="rect">
+                          <a:avLst/>
+                        </a:prstGeom>
+                        <a:solidFill>
+                          <a:srgbClr val="FFFFFF"/>
+                        </a:solidFill>
+                        <a:ln w="9525">
+                          <a:solidFill>
+                            <a:schemeClr val="bg1"/>
+                          </a:solidFill>
+                          <a:miter lim="800000"/>
+                          <a:headEnd/>
+                          <a:tailEnd/>
+                        </a:ln>
+                      </wps:spPr>
+                      <wps:txbx>
+                        <w:txbxContent>
+                          <w:p>
+                            <w:pPr>
+                              <w:jc w:val="center"/>
+                            </w:pPr>
+                            <w:r>
+                              <w:t>Slika 1</w:t>
+                            </w:r>
+                            <w:r>
+                              <w:t>4</w:t>
+                            </w:r>
+                            <w:r>
+                              <w:t xml:space="preserve">. </w:t>
+                            </w:r>
+                          </w:p>
+                        </w:txbxContent>
+                      </wps:txbx>
+                      <wps:bodyPr rot="0" vert="horz" wrap="square" lIns="91440" tIns="45720" rIns="91440" bIns="45720" anchor="t" anchorCtr="0">
+                        <a:spAutoFit/>
+                      </wps:bodyPr>
+                    </wps:wsp>
+                  </a:graphicData>
+                </a:graphic>
+                <wp14:sizeRelH relativeFrom="margin">
+                  <wp14:pctWidth>0</wp14:pctWidth>
+                </wp14:sizeRelH>
+                <wp14:sizeRelV relativeFrom="margin">
+                  <wp14:pctHeight>20000</wp14:pctHeight>
+                </wp14:sizeRelV>
+              </wp:anchor>
+            </w:drawing>
+          </mc:Choice>
+          <mc:Fallback>
+            <w:pict>
+              <v:shape w14:anchorId="5CC36AB8" id="_x0000_s1038" type="#_x0000_t202" style="position:absolute;left:0;text-align:left;margin-left:254.15pt;margin-top:553.9pt;width:129pt;height:30.4pt;z-index:251706368;visibility:visible;mso-wrap-style:square;mso-width-percent:0;mso-height-percent:200;mso-wrap-distance-left:9pt;mso-wrap-distance-top:3.6pt;mso-wrap-distance-right:9pt;mso-wrap-distance-bottom:3.6pt;mso-position-horizontal:absolute;mso-position-horizontal-relative:margin;mso-position-vertical:absolute;mso-position-vertical-relative:page;mso-width-percent:0;mso-height-percent:200;mso-width-relative:margin;mso-height-relative:margin;v-text-anchor:top" o:gfxdata="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" strokecolor="white [3212]">
+                <v:textbox style="mso-fit-shape-to-text:t">
+                  <w:txbxContent>
+                    <w:p>
+                      <w:pPr>
+                        <w:jc w:val="center"/>
+                      </w:pPr>
+                      <w:r>
+                        <w:t>Slika 1</w:t>
+                      </w:r>
+                      <w:r>
+                        <w:t>4</w:t>
+                      </w:r>
+                      <w:r>
+                        <w:t xml:space="preserve">. </w:t>
+                      </w:r>
+                    </w:p>
+                  </w:txbxContent>
+                </v:textbox>
+                <w10:wrap type="square" anchorx="margin" anchory="page"/>
+              </v:shape>
+            </w:pict>
+          </mc:Fallback>
+        </mc:AlternateContent>
+      </w:r>
+      <w:r>
+        <w:rPr>
+          <w:noProof/>
+          <w:sz w:val="36"/>
+          <w:szCs w:val="36"/>
+        </w:rPr>
+        <mc:AlternateContent>
+          <mc:Choice Requires="wps">
+            <w:drawing>
+              <wp:anchor distT="45720" distB="45720" distL="114300" distR="114300" simplePos="0" relativeHeight="251708416" behindDoc="1" locked="0" layoutInCell="1" allowOverlap="1" wp14:anchorId="6ACFF1A2" wp14:editId="551E0BA1">
+                <wp:simplePos x="0" y="0"/>
+                <wp:positionH relativeFrom="margin">
+                  <wp:posOffset>1071245</wp:posOffset>
+                </wp:positionH>
+                <wp:positionV relativeFrom="page">
+                  <wp:posOffset>7018655</wp:posOffset>
+                </wp:positionV>
+                <wp:extent cx="1638300" cy="386080"/>
+                <wp:effectExtent l="0" t="0" r="19050" b="13970"/>
+                <wp:wrapTight wrapText="bothSides">
+                  <wp:wrapPolygon edited="0">
+                    <wp:start x="0" y="0"/>
+                    <wp:lineTo x="0" y="21316"/>
+                    <wp:lineTo x="21600" y="21316"/>
+                    <wp:lineTo x="21600" y="0"/>
+                    <wp:lineTo x="0" y="0"/>
+                  </wp:wrapPolygon>
+                </wp:wrapTight>
+                <wp:docPr id="30" name="Text Box 2"/>
+                <wp:cNvGraphicFramePr>
+                  <a:graphicFrameLocks xmlns:a="http://schemas.openxmlformats.org/drawingml/2006/main"/>
+                </wp:cNvGraphicFramePr>
+                <a:graphic xmlns:a="http://schemas.openxmlformats.org/drawingml/2006/main">
+                  <a:graphicData uri="http://schemas.microsoft.com/office/word/2010/wordprocessingShape">
+                    <wps:wsp>
+                      <wps:cNvSpPr txBox="1">
+                        <a:spLocks noChangeArrowheads="1"/>
+                      </wps:cNvSpPr>
+                      <wps:spPr bwMode="auto">
+                        <a:xfrm>
+                          <a:off x="0" y="0"/>
+                          <a:ext cx="1638300" cy="386080"/>
+                        </a:xfrm>
+                        <a:prstGeom prst="rect">
+                          <a:avLst/>
+                        </a:prstGeom>
+                        <a:solidFill>
+                          <a:srgbClr val="FFFFFF"/>
+                        </a:solidFill>
+                        <a:ln w="9525">
+                          <a:solidFill>
+                            <a:schemeClr val="bg1"/>
+                          </a:solidFill>
+                          <a:miter lim="800000"/>
+                          <a:headEnd/>
+                          <a:tailEnd/>
+                        </a:ln>
+                      </wps:spPr>
+                      <wps:txbx>
+                        <w:txbxContent>
+                          <w:p>
+                            <w:pPr>
+                              <w:jc w:val="center"/>
+                            </w:pPr>
+                            <w:r>
+                              <w:t>Slika 1</w:t>
+                            </w:r>
+                            <w:r>
+                              <w:t>3</w:t>
+                            </w:r>
+                            <w:r>
+                              <w:t xml:space="preserve">. </w:t>
+                            </w:r>
+                            <w:r>
+                              <w:t>Ekran za prijavu</w:t>
+                            </w:r>
+                          </w:p>
+                        </w:txbxContent>
+                      </wps:txbx>
+                      <wps:bodyPr rot="0" vert="horz" wrap="square" lIns="91440" tIns="45720" rIns="91440" bIns="45720" anchor="t" anchorCtr="0">
+                        <a:spAutoFit/>
+                      </wps:bodyPr>
+                    </wps:wsp>
+                  </a:graphicData>
+                </a:graphic>
+                <wp14:sizeRelH relativeFrom="margin">
+                  <wp14:pctWidth>0</wp14:pctWidth>
+                </wp14:sizeRelH>
+                <wp14:sizeRelV relativeFrom="margin">
+                  <wp14:pctHeight>20000</wp14:pctHeight>
+                </wp14:sizeRelV>
+              </wp:anchor>
+            </w:drawing>
+          </mc:Choice>
+          <mc:Fallback>
+            <w:pict>
+              <v:shape w14:anchorId="6ACFF1A2" id="_x0000_s1039" type="#_x0000_t202" style="position:absolute;left:0;text-align:left;margin-left:84.35pt;margin-top:552.65pt;width:129pt;height:30.4pt;z-index:-251608064;visibility:visible;mso-wrap-style:square;mso-width-percent:0;mso-height-percent:200;mso-wrap-distance-left:9pt;mso-wrap-distance-top:3.6pt;mso-wrap-distance-right:9pt;mso-wrap-distance-bottom:3.6pt;mso-position-horizontal:absolute;mso-position-horizontal-relative:margin;mso-position-vertical:absolute;mso-position-vertical-relative:page;mso-width-percent:0;mso-height-percent:200;mso-width-relative:margin;mso-height-relative:margin;v-text-anchor:top" o:gfxdata="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" strokecolor="white [3212]">
+                <v:textbox style="mso-fit-shape-to-text:t">
+                  <w:txbxContent>
+                    <w:p>
+                      <w:pPr>
+                        <w:jc w:val="center"/>
+                      </w:pPr>
+                      <w:r>
+                        <w:t>Slika 1</w:t>
+                      </w:r>
+                      <w:r>
+                        <w:t>3</w:t>
+                      </w:r>
+                      <w:r>
+                        <w:t xml:space="preserve">. </w:t>
+                      </w:r>
+                      <w:r>
+                        <w:t>Ekran za prijavu</w:t>
+                      </w:r>
+                    </w:p>
+                  </w:txbxContent>
+                </v:textbox>
+                <w10:wrap type="tight" anchorx="margin" anchory="page"/>
+              </v:shape>
+            </w:pict>
+          </mc:Fallback>
+        </mc:AlternateContent>
+      </w:r>
+      <w:r>
+        <w:rPr>
+          <w:noProof/>
+          <w:sz w:val="36"/>
+          <w:szCs w:val="36"/>
+        </w:rPr>
+        <mc:AlternateContent>
+          <mc:Choice Requires="wps">
+            <w:drawing>
+              <wp:anchor distT="45720" distB="45720" distL="114300" distR="114300" simplePos="0" relativeHeight="251702272" behindDoc="0" locked="0" layoutInCell="1" allowOverlap="1" wp14:anchorId="5BDC88EA" wp14:editId="2A186B6A">
+                <wp:simplePos x="0" y="0"/>
+                <wp:positionH relativeFrom="margin">
+                  <wp:posOffset>-708660</wp:posOffset>
+                </wp:positionH>
+                <wp:positionV relativeFrom="page">
+                  <wp:posOffset>7019925</wp:posOffset>
+                </wp:positionV>
+                <wp:extent cx="1638300" cy="386080"/>
+                <wp:effectExtent l="0" t="0" r="19050" b="13970"/>
+                <wp:wrapSquare wrapText="bothSides"/>
+                <wp:docPr id="27" name="Text Box 2"/>
+                <wp:cNvGraphicFramePr>
+                  <a:graphicFrameLocks xmlns:a="http://schemas.openxmlformats.org/drawingml/2006/main"/>
+                </wp:cNvGraphicFramePr>
+                <a:graphic xmlns:a="http://schemas.openxmlformats.org/drawingml/2006/main">
+                  <a:graphicData uri="http://schemas.microsoft.com/office/word/2010/wordprocessingShape">
+                    <wps:wsp>
+                      <wps:cNvSpPr txBox="1">
+                        <a:spLocks noChangeArrowheads="1"/>
+                      </wps:cNvSpPr>
+                      <wps:spPr bwMode="auto">
+                        <a:xfrm>
+                          <a:off x="0" y="0"/>
+                          <a:ext cx="1638300" cy="386080"/>
+                        </a:xfrm>
+                        <a:prstGeom prst="rect">
+                          <a:avLst/>
+                        </a:prstGeom>
+                        <a:solidFill>
+                          <a:srgbClr val="FFFFFF"/>
+                        </a:solidFill>
+                        <a:ln w="9525">
+                          <a:solidFill>
+                            <a:schemeClr val="bg1"/>
+                          </a:solidFill>
+                          <a:miter lim="800000"/>
+                          <a:headEnd/>
+                          <a:tailEnd/>
+                        </a:ln>
+                      </wps:spPr>
+                      <wps:txbx>
+                        <w:txbxContent>
+                          <w:p>
+                            <w:pPr>
+                              <w:jc w:val="center"/>
+                            </w:pPr>
+                            <w:r>
+                              <w:t>Slika 1</w:t>
+                            </w:r>
+                            <w:r>
+                              <w:t>2</w:t>
+                            </w:r>
+                            <w:r>
+                              <w:t>.</w:t>
+                            </w:r>
+                            <w:r>
+                              <w:t xml:space="preserve"> Početni ekran</w:t>
+                            </w:r>
+                          </w:p>
+                        </w:txbxContent>
+                      </wps:txbx>
+                      <wps:bodyPr rot="0" vert="horz" wrap="square" lIns="91440" tIns="45720" rIns="91440" bIns="45720" anchor="t" anchorCtr="0">
+                        <a:spAutoFit/>
+                      </wps:bodyPr>
+                    </wps:wsp>
+                  </a:graphicData>
+                </a:graphic>
+                <wp14:sizeRelH relativeFrom="margin">
+                  <wp14:pctWidth>0</wp14:pctWidth>
+                </wp14:sizeRelH>
+                <wp14:sizeRelV relativeFrom="margin">
+                  <wp14:pctHeight>20000</wp14:pctHeight>
+                </wp14:sizeRelV>
+              </wp:anchor>
+            </w:drawing>
+          </mc:Choice>
+          <mc:Fallback>
+            <w:pict>
+              <v:shape w14:anchorId="5BDC88EA" id="_x0000_s1040" type="#_x0000_t202" style="position:absolute;left:0;text-align:left;margin-left:-55.8pt;margin-top:552.75pt;width:129pt;height:30.4pt;z-index:251702272;visibility:visible;mso-wrap-style:square;mso-width-percent:0;mso-height-percent:200;mso-wrap-distance-left:9pt;mso-wrap-distance-top:3.6pt;mso-wrap-distance-right:9pt;mso-wrap-distance-bottom:3.6pt;mso-position-horizontal:absolute;mso-position-horizontal-relative:margin;mso-position-vertical:absolute;mso-position-vertical-relative:page;mso-width-percent:0;mso-height-percent:200;mso-width-relative:margin;mso-height-relative:margin;v-text-anchor:top" o:gfxdata="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" strokecolor="white [3212]">
+                <v:textbox style="mso-fit-shape-to-text:t">
+                  <w:txbxContent>
+                    <w:p>
+                      <w:pPr>
+                        <w:jc w:val="center"/>
+                      </w:pPr>
+                      <w:r>
+                        <w:t>Slika 1</w:t>
+                      </w:r>
+                      <w:r>
+                        <w:t>2</w:t>
+                      </w:r>
+                      <w:r>
+                        <w:t>.</w:t>
+                      </w:r>
+                      <w:r>
+                        <w:t xml:space="preserve"> Početni ekran</w:t>
+                      </w:r>
+                    </w:p>
+                  </w:txbxContent>
+                </v:textbox>
+                <w10:wrap type="square" anchorx="margin" anchory="page"/>
+              </v:shape>
+            </w:pict>
+          </mc:Fallback>
+        </mc:AlternateContent>
+      </w:r>
+    </w:p>
+    <w:p>
+      <w:pPr>
+        <w:spacing w:before="100" w:beforeAutospacing="1" w:after="100" w:afterAutospacing="1" w:line="240" w:lineRule="auto"/>
+        <w:jc w:val="both"/>
+        <w:rPr>
+          <w:sz w:val="24"/>
+          <w:szCs w:val="24"/>
+        </w:rPr>
+      </w:pPr>
+    </w:p>
+    <w:p>
+      <w:pPr>
+        <w:spacing w:before="100" w:beforeAutospacing="1" w:after="100" w:afterAutospacing="1" w:line="240" w:lineRule="auto"/>
+        <w:jc w:val="both"/>
+        <w:rPr>
+          <w:sz w:val="24"/>
+          <w:szCs w:val="24"/>
+        </w:rPr>
+      </w:pPr>
+      <w:r>
+        <w:rPr>
+          <w:sz w:val="24"/>
+          <w:szCs w:val="24"/>
+        </w:rPr>
+        <w:t>U slučaju da korisnik ne poseduje ispravne podatke ili je zaboravio lozinku, može izabrati opciju “Šifra zaboravljena?”. Klikom na to dugme, korisnik se preusmerava na odgovarajući ekran</w:t>
+      </w:r>
+      <w:r>
+        <w:rPr>
+          <w:sz w:val="24"/>
+          <w:szCs w:val="24"/>
+        </w:rPr>
+        <w:t>(Slika 14.)</w:t>
+      </w:r>
+      <w:r>
+        <w:rPr>
+          <w:sz w:val="24"/>
+          <w:szCs w:val="24"/>
+        </w:rPr>
+        <w:t xml:space="preserve"> gde je potrebno da unese svoju e-mail adresu. Nakon unosa adrese i klika na dugme “Pošalji zahtev”, sistem obrađuje zahtev I šalje instrukcije za resetovanje lozinke. Po uspešnom slanju zahteva, korisniku se prikazuje poruka o uspešnoj izvršenoj akciji, uz mogućnost povratka na ekran za prijavu putem dugmeta “Nazad na prijavu”</w:t>
+      </w:r>
+      <w:r>
+        <w:rPr>
+          <w:sz w:val="24"/>
+          <w:szCs w:val="24"/>
+        </w:rPr>
+        <w:t>(Slika 15.)</w:t>
+      </w:r>
+      <w:r>
+        <w:rPr>
+          <w:sz w:val="24"/>
+          <w:szCs w:val="24"/>
+        </w:rPr>
+        <w:t xml:space="preserve">. </w:t>
+      </w:r>
+    </w:p>
+    <w:p>
+      <w:pPr>
+        <w:spacing w:before="100" w:beforeAutospacing="1" w:after="100" w:afterAutospacing="1" w:line="240" w:lineRule="auto"/>
+        <w:jc w:val="both"/>
+        <w:rPr>
+          <w:sz w:val="24"/>
+          <w:szCs w:val="24"/>
+        </w:rPr>
+      </w:pPr>
+    </w:p>
+    <w:p>
+      <w:pPr>
+        <w:spacing w:before="100" w:beforeAutospacing="1" w:after="100" w:afterAutospacing="1" w:line="240" w:lineRule="auto"/>
+        <w:jc w:val="both"/>
+        <w:rPr>
+          <w:sz w:val="34"/>
+          <w:szCs w:val="34"/>
+        </w:rPr>
+      </w:pPr>
+      <w:r>
+        <w:rPr>
+          <w:sz w:val="34"/>
+          <w:szCs w:val="34"/>
+        </w:rPr>
+        <w:lastRenderedPageBreak/>
+        <w:t>4.2 Korisnički interfejsi</w:t>
+      </w:r>
+    </w:p>
+    <w:p>
+      <w:pPr>
+        <w:spacing w:before="100" w:beforeAutospacing="1" w:after="100" w:afterAutospacing="1" w:line="240" w:lineRule="auto"/>
+        <w:jc w:val="both"/>
+        <w:rPr>
+          <w:rFonts w:eastAsia="Times New Roman" w:cstheme="minorHAnsi"/>
+          <w:sz w:val="24"/>
+          <w:szCs w:val="24"/>
+        </w:rPr>
+      </w:pPr>
+      <w:r>
+        <w:rPr>
+          <w:rFonts w:eastAsia="Times New Roman" w:cstheme="minorHAnsi"/>
+          <w:sz w:val="24"/>
+          <w:szCs w:val="24"/>
+        </w:rPr>
+        <w:t>Nakon uspešne prijave korisnika, prikazuje se početna stranica aplikacije</w:t>
+      </w:r>
+      <w:r>
+        <w:rPr>
+          <w:rFonts w:eastAsia="Times New Roman" w:cstheme="minorHAnsi"/>
+          <w:sz w:val="24"/>
+          <w:szCs w:val="24"/>
+        </w:rPr>
+        <w:t xml:space="preserve">. </w:t>
+      </w:r>
+      <w:r>
+        <w:rPr>
+          <w:rFonts w:eastAsia="Times New Roman" w:cstheme="minorHAnsi"/>
+          <w:sz w:val="24"/>
+          <w:szCs w:val="24"/>
+        </w:rPr>
+        <w:t>S obzirom na to da informacioni sistem podržava različite poslovne procese, korisnicima se prikazuju različiti interfejsi u zavisnosti od njihovih nadležnosti.</w:t>
+      </w:r>
+      <w:r>
+        <w:rPr>
+          <w:rFonts w:eastAsia="Times New Roman" w:cstheme="minorHAnsi"/>
+          <w:sz w:val="24"/>
+          <w:szCs w:val="24"/>
+        </w:rPr>
+        <w:t xml:space="preserve"> </w:t>
+      </w:r>
+    </w:p>
+    <w:p>
+      <w:pPr>
+        <w:spacing w:before="100" w:beforeAutospacing="1" w:after="100" w:afterAutospacing="1" w:line="240" w:lineRule="auto"/>
+        <w:jc w:val="both"/>
+        <w:rPr>
+          <w:rFonts w:eastAsia="Times New Roman" w:cstheme="minorHAnsi"/>
+          <w:sz w:val="24"/>
+          <w:szCs w:val="24"/>
+        </w:rPr>
+      </w:pPr>
+      <w:r>
+        <w:rPr>
+          <w:noProof/>
+          <w:sz w:val="36"/>
+          <w:szCs w:val="36"/>
+        </w:rPr>
+        <mc:AlternateContent>
+          <mc:Choice Requires="wps">
+            <w:drawing>
+              <wp:anchor distT="45720" distB="45720" distL="114300" distR="114300" simplePos="0" relativeHeight="251721728" behindDoc="0" locked="0" layoutInCell="1" allowOverlap="1" wp14:anchorId="33E94B8A" wp14:editId="716EC7D7">
+                <wp:simplePos x="0" y="0"/>
+                <wp:positionH relativeFrom="page">
+                  <wp:posOffset>42122</wp:posOffset>
+                </wp:positionH>
+                <wp:positionV relativeFrom="page">
+                  <wp:posOffset>5130800</wp:posOffset>
+                </wp:positionV>
+                <wp:extent cx="1540933" cy="386080"/>
+                <wp:effectExtent l="0" t="0" r="21590" b="13970"/>
+                <wp:wrapSquare wrapText="bothSides"/>
+                <wp:docPr id="39" name="Text Box 2"/>
+                <wp:cNvGraphicFramePr>
+                  <a:graphicFrameLocks xmlns:a="http://schemas.openxmlformats.org/drawingml/2006/main"/>
+                </wp:cNvGraphicFramePr>
+                <a:graphic xmlns:a="http://schemas.openxmlformats.org/drawingml/2006/main">
+                  <a:graphicData uri="http://schemas.microsoft.com/office/word/2010/wordprocessingShape">
+                    <wps:wsp>
+                      <wps:cNvSpPr txBox="1">
+                        <a:spLocks noChangeArrowheads="1"/>
+                      </wps:cNvSpPr>
+                      <wps:spPr bwMode="auto">
+                        <a:xfrm>
+                          <a:off x="0" y="0"/>
+                          <a:ext cx="1540933" cy="386080"/>
+                        </a:xfrm>
+                        <a:prstGeom prst="rect">
+                          <a:avLst/>
+                        </a:prstGeom>
+                        <a:solidFill>
+                          <a:srgbClr val="FFFFFF"/>
+                        </a:solidFill>
+                        <a:ln w="9525">
+                          <a:solidFill>
+                            <a:schemeClr val="bg1"/>
+                          </a:solidFill>
+                          <a:miter lim="800000"/>
+                          <a:headEnd/>
+                          <a:tailEnd/>
+                        </a:ln>
+                      </wps:spPr>
+                      <wps:txbx>
+                        <w:txbxContent>
+                          <w:p>
+                            <w:pPr>
+                              <w:jc w:val="center"/>
+                            </w:pPr>
+                            <w:r>
+                              <w:t>Slika 1</w:t>
+                            </w:r>
+                            <w:r>
+                              <w:t>6</w:t>
+                            </w:r>
+                            <w:r>
+                              <w:t>.</w:t>
+                            </w:r>
+                            <w:r>
+                              <w:t xml:space="preserve"> Administrator</w:t>
+                            </w:r>
+                          </w:p>
+                        </w:txbxContent>
+                      </wps:txbx>
+                      <wps:bodyPr rot="0" vert="horz" wrap="square" lIns="91440" tIns="45720" rIns="91440" bIns="45720" anchor="t" anchorCtr="0">
+                        <a:spAutoFit/>
+                      </wps:bodyPr>
+                    </wps:wsp>
+                  </a:graphicData>
+                </a:graphic>
+                <wp14:sizeRelH relativeFrom="margin">
+                  <wp14:pctWidth>0</wp14:pctWidth>
+                </wp14:sizeRelH>
+                <wp14:sizeRelV relativeFrom="margin">
+                  <wp14:pctHeight>20000</wp14:pctHeight>
+                </wp14:sizeRelV>
+              </wp:anchor>
+            </w:drawing>
+          </mc:Choice>
+          <mc:Fallback>
+            <w:pict>
+              <v:shape w14:anchorId="33E94B8A" id="_x0000_s1041" type="#_x0000_t202" style="position:absolute;left:0;text-align:left;margin-left:3.3pt;margin-top:404pt;width:121.35pt;height:30.4pt;z-index:251721728;visibility:visible;mso-wrap-style:square;mso-width-percent:0;mso-height-percent:200;mso-wrap-distance-left:9pt;mso-wrap-distance-top:3.6pt;mso-wrap-distance-right:9pt;mso-wrap-distance-bottom:3.6pt;mso-position-horizontal:absolute;mso-position-horizontal-relative:page;mso-position-vertical:absolute;mso-position-vertical-relative:page;mso-width-percent:0;mso-height-percent:200;mso-width-relative:margin;mso-height-relative:margin;v-text-anchor:top" o:gfxdata="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" strokecolor="white [3212]">
+                <v:textbox style="mso-fit-shape-to-text:t">
+                  <w:txbxContent>
+                    <w:p>
+                      <w:pPr>
+                        <w:jc w:val="center"/>
+                      </w:pPr>
+                      <w:r>
+                        <w:t>Slika 1</w:t>
+                      </w:r>
+                      <w:r>
+                        <w:t>6</w:t>
+                      </w:r>
+                      <w:r>
+                        <w:t>.</w:t>
+                      </w:r>
+                      <w:r>
+                        <w:t xml:space="preserve"> Administrator</w:t>
+                      </w:r>
+                    </w:p>
+                  </w:txbxContent>
+                </v:textbox>
+                <w10:wrap type="square" anchorx="page" anchory="page"/>
+              </v:shape>
+            </w:pict>
+          </mc:Fallback>
+        </mc:AlternateContent>
+      </w:r>
+      <w:r>
+        <w:rPr>
+          <w:noProof/>
+          <w:sz w:val="36"/>
+          <w:szCs w:val="36"/>
+        </w:rPr>
+        <mc:AlternateContent>
+          <mc:Choice Requires="wps">
+            <w:drawing>
+              <wp:anchor distT="45720" distB="45720" distL="114300" distR="114300" simplePos="0" relativeHeight="251719680" behindDoc="0" locked="0" layoutInCell="1" allowOverlap="1" wp14:anchorId="7942F201" wp14:editId="4F05EC3E">
+                <wp:simplePos x="0" y="0"/>
+                <wp:positionH relativeFrom="margin">
+                  <wp:posOffset>710989</wp:posOffset>
+                </wp:positionH>
+                <wp:positionV relativeFrom="page">
+                  <wp:posOffset>5113655</wp:posOffset>
+                </wp:positionV>
+                <wp:extent cx="1346200" cy="386080"/>
+                <wp:effectExtent l="0" t="0" r="25400" b="13970"/>
+                <wp:wrapSquare wrapText="bothSides"/>
+                <wp:docPr id="38" name="Text Box 2"/>
+                <wp:cNvGraphicFramePr>
+                  <a:graphicFrameLocks xmlns:a="http://schemas.openxmlformats.org/drawingml/2006/main"/>
+                </wp:cNvGraphicFramePr>
+                <a:graphic xmlns:a="http://schemas.openxmlformats.org/drawingml/2006/main">
+                  <a:graphicData uri="http://schemas.microsoft.com/office/word/2010/wordprocessingShape">
+                    <wps:wsp>
+                      <wps:cNvSpPr txBox="1">
+                        <a:spLocks noChangeArrowheads="1"/>
+                      </wps:cNvSpPr>
+                      <wps:spPr bwMode="auto">
+                        <a:xfrm>
+                          <a:off x="0" y="0"/>
+                          <a:ext cx="1346200" cy="386080"/>
+                        </a:xfrm>
+                        <a:prstGeom prst="rect">
+                          <a:avLst/>
+                        </a:prstGeom>
+                        <a:solidFill>
+                          <a:srgbClr val="FFFFFF"/>
+                        </a:solidFill>
+                        <a:ln w="9525">
+                          <a:solidFill>
+                            <a:schemeClr val="bg1"/>
+                          </a:solidFill>
+                          <a:miter lim="800000"/>
+                          <a:headEnd/>
+                          <a:tailEnd/>
+                        </a:ln>
+                      </wps:spPr>
+                      <wps:txbx>
+                        <w:txbxContent>
+                          <w:p>
+                            <w:pPr>
+                              <w:jc w:val="center"/>
+                            </w:pPr>
+                            <w:r>
+                              <w:t>Slika 1</w:t>
+                            </w:r>
+                            <w:r>
+                              <w:t>7</w:t>
+                            </w:r>
+                            <w:r>
+                              <w:t>.</w:t>
+                            </w:r>
+                            <w:r>
+                              <w:t xml:space="preserve"> Menadžer</w:t>
+                            </w:r>
+                          </w:p>
+                        </w:txbxContent>
+                      </wps:txbx>
+                      <wps:bodyPr rot="0" vert="horz" wrap="square" lIns="91440" tIns="45720" rIns="91440" bIns="45720" anchor="t" anchorCtr="0">
+                        <a:spAutoFit/>
+                      </wps:bodyPr>
+                    </wps:wsp>
+                  </a:graphicData>
+                </a:graphic>
+                <wp14:sizeRelH relativeFrom="margin">
+                  <wp14:pctWidth>0</wp14:pctWidth>
+                </wp14:sizeRelH>
+                <wp14:sizeRelV relativeFrom="margin">
+                  <wp14:pctHeight>20000</wp14:pctHeight>
+                </wp14:sizeRelV>
+              </wp:anchor>
+            </w:drawing>
+          </mc:Choice>
+          <mc:Fallback>
+            <w:pict>
+              <v:shape w14:anchorId="7942F201" id="_x0000_s1042" type="#_x0000_t202" style="position:absolute;left:0;text-align:left;margin-left:56pt;margin-top:402.65pt;width:106pt;height:30.4pt;z-index:251719680;visibility:visible;mso-wrap-style:square;mso-width-percent:0;mso-height-percent:200;mso-wrap-distance-left:9pt;mso-wrap-distance-top:3.6pt;mso-wrap-distance-right:9pt;mso-wrap-distance-bottom:3.6pt;mso-position-horizontal:absolute;mso-position-horizontal-relative:margin;mso-position-vertical:absolute;mso-position-vertical-relative:page;mso-width-percent:0;mso-height-percent:200;mso-width-relative:margin;mso-height-relative:margin;v-text-anchor:top" o:gfxdata="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" strokecolor="white [3212]">
+                <v:textbox style="mso-fit-shape-to-text:t">
+                  <w:txbxContent>
+                    <w:p>
+                      <w:pPr>
+                        <w:jc w:val="center"/>
+                      </w:pPr>
+                      <w:r>
+                        <w:t>Slika 1</w:t>
+                      </w:r>
+                      <w:r>
+                        <w:t>7</w:t>
+                      </w:r>
+                      <w:r>
+                        <w:t>.</w:t>
+                      </w:r>
+                      <w:r>
+                        <w:t xml:space="preserve"> Menadžer</w:t>
+                      </w:r>
+                    </w:p>
+                  </w:txbxContent>
+                </v:textbox>
+                <w10:wrap type="square" anchorx="margin" anchory="page"/>
+              </v:shape>
+            </w:pict>
+          </mc:Fallback>
+        </mc:AlternateContent>
+      </w:r>
+      <w:r>
+        <w:rPr>
+          <w:noProof/>
+          <w:sz w:val="36"/>
+          <w:szCs w:val="36"/>
+        </w:rPr>
+        <mc:AlternateContent>
+          <mc:Choice Requires="wps">
+            <w:drawing>
+              <wp:anchor distT="45720" distB="45720" distL="114300" distR="114300" simplePos="0" relativeHeight="251723776" behindDoc="0" locked="0" layoutInCell="1" allowOverlap="1" wp14:anchorId="11759573" wp14:editId="6B443FF1">
+                <wp:simplePos x="0" y="0"/>
+                <wp:positionH relativeFrom="margin">
+                  <wp:posOffset>5461000</wp:posOffset>
+                </wp:positionH>
+                <wp:positionV relativeFrom="page">
+                  <wp:posOffset>5105400</wp:posOffset>
+                </wp:positionV>
+                <wp:extent cx="1066800" cy="386080"/>
+                <wp:effectExtent l="0" t="0" r="19050" b="13970"/>
+                <wp:wrapSquare wrapText="bothSides"/>
+                <wp:docPr id="40" name="Text Box 2"/>
+                <wp:cNvGraphicFramePr>
+                  <a:graphicFrameLocks xmlns:a="http://schemas.openxmlformats.org/drawingml/2006/main"/>
+                </wp:cNvGraphicFramePr>
+                <a:graphic xmlns:a="http://schemas.openxmlformats.org/drawingml/2006/main">
+                  <a:graphicData uri="http://schemas.microsoft.com/office/word/2010/wordprocessingShape">
+                    <wps:wsp>
+                      <wps:cNvSpPr txBox="1">
+                        <a:spLocks noChangeArrowheads="1"/>
+                      </wps:cNvSpPr>
+                      <wps:spPr bwMode="auto">
+                        <a:xfrm>
+                          <a:off x="0" y="0"/>
+                          <a:ext cx="1066800" cy="386080"/>
+                        </a:xfrm>
+                        <a:prstGeom prst="rect">
+                          <a:avLst/>
+                        </a:prstGeom>
+                        <a:solidFill>
+                          <a:srgbClr val="FFFFFF"/>
+                        </a:solidFill>
+                        <a:ln w="9525">
+                          <a:solidFill>
+                            <a:schemeClr val="bg1"/>
+                          </a:solidFill>
+                          <a:miter lim="800000"/>
+                          <a:headEnd/>
+                          <a:tailEnd/>
+                        </a:ln>
+                      </wps:spPr>
+                      <wps:txbx>
+                        <w:txbxContent>
+                          <w:p>
+                            <w:pPr>
+                              <w:jc w:val="center"/>
+                            </w:pPr>
+                            <w:r>
+                              <w:t xml:space="preserve">Slika </w:t>
+                            </w:r>
+                            <w:r>
+                              <w:t>20</w:t>
+                            </w:r>
+                            <w:r>
+                              <w:t>.</w:t>
+                            </w:r>
+                            <w:r>
+                              <w:t xml:space="preserve"> Vozač</w:t>
+                            </w:r>
+                          </w:p>
+                        </w:txbxContent>
+                      </wps:txbx>
+                      <wps:bodyPr rot="0" vert="horz" wrap="square" lIns="91440" tIns="45720" rIns="91440" bIns="45720" anchor="t" anchorCtr="0">
+                        <a:spAutoFit/>
+                      </wps:bodyPr>
+                    </wps:wsp>
+                  </a:graphicData>
+                </a:graphic>
+                <wp14:sizeRelH relativeFrom="margin">
+                  <wp14:pctWidth>0</wp14:pctWidth>
+                </wp14:sizeRelH>
+                <wp14:sizeRelV relativeFrom="margin">
+                  <wp14:pctHeight>20000</wp14:pctHeight>
+                </wp14:sizeRelV>
+              </wp:anchor>
+            </w:drawing>
+          </mc:Choice>
+          <mc:Fallback>
+            <w:pict>
+              <v:shape w14:anchorId="11759573" id="_x0000_s1043" type="#_x0000_t202" style="position:absolute;left:0;text-align:left;margin-left:430pt;margin-top:402pt;width:84pt;height:30.4pt;z-index:251723776;visibility:visible;mso-wrap-style:square;mso-width-percent:0;mso-height-percent:200;mso-wrap-distance-left:9pt;mso-wrap-distance-top:3.6pt;mso-wrap-distance-right:9pt;mso-wrap-distance-bottom:3.6pt;mso-position-horizontal:absolute;mso-position-horizontal-relative:margin;mso-position-vertical:absolute;mso-position-vertical-relative:page;mso-width-percent:0;mso-height-percent:200;mso-width-relative:margin;mso-height-relative:margin;v-text-anchor:top" o:gfxdata="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" strokecolor="white [3212]">
+                <v:textbox style="mso-fit-shape-to-text:t">
+                  <w:txbxContent>
+                    <w:p>
+                      <w:pPr>
+                        <w:jc w:val="center"/>
+                      </w:pPr>
+                      <w:r>
+                        <w:t xml:space="preserve">Slika </w:t>
+                      </w:r>
+                      <w:r>
+                        <w:t>20</w:t>
+                      </w:r>
+                      <w:r>
+                        <w:t>.</w:t>
+                      </w:r>
+                      <w:r>
+                        <w:t xml:space="preserve"> Vozač</w:t>
+                      </w:r>
+                    </w:p>
+                  </w:txbxContent>
+                </v:textbox>
+                <w10:wrap type="square" anchorx="margin" anchory="page"/>
+              </v:shape>
+            </w:pict>
+          </mc:Fallback>
+        </mc:AlternateContent>
+      </w:r>
+      <w:r>
+        <w:rPr>
+          <w:noProof/>
+          <w:sz w:val="36"/>
+          <w:szCs w:val="36"/>
+        </w:rPr>
+        <mc:AlternateContent>
+          <mc:Choice Requires="wps">
+            <w:drawing>
+              <wp:anchor distT="45720" distB="45720" distL="114300" distR="114300" simplePos="0" relativeHeight="251715584" behindDoc="0" locked="0" layoutInCell="1" allowOverlap="1" wp14:anchorId="632D1222" wp14:editId="77CCC9E9">
+                <wp:simplePos x="0" y="0"/>
+                <wp:positionH relativeFrom="margin">
+                  <wp:posOffset>3742055</wp:posOffset>
+                </wp:positionH>
+                <wp:positionV relativeFrom="page">
+                  <wp:posOffset>5121910</wp:posOffset>
+                </wp:positionV>
+                <wp:extent cx="1270000" cy="386080"/>
+                <wp:effectExtent l="0" t="0" r="25400" b="13970"/>
+                <wp:wrapSquare wrapText="bothSides"/>
+                <wp:docPr id="36" name="Text Box 2"/>
+                <wp:cNvGraphicFramePr>
+                  <a:graphicFrameLocks xmlns:a="http://schemas.openxmlformats.org/drawingml/2006/main"/>
+                </wp:cNvGraphicFramePr>
+                <a:graphic xmlns:a="http://schemas.openxmlformats.org/drawingml/2006/main">
+                  <a:graphicData uri="http://schemas.microsoft.com/office/word/2010/wordprocessingShape">
+                    <wps:wsp>
+                      <wps:cNvSpPr txBox="1">
+                        <a:spLocks noChangeArrowheads="1"/>
+                      </wps:cNvSpPr>
+                      <wps:spPr bwMode="auto">
+                        <a:xfrm>
+                          <a:off x="0" y="0"/>
+                          <a:ext cx="1270000" cy="386080"/>
+                        </a:xfrm>
+                        <a:prstGeom prst="rect">
+                          <a:avLst/>
+                        </a:prstGeom>
+                        <a:solidFill>
+                          <a:srgbClr val="FFFFFF"/>
+                        </a:solidFill>
+                        <a:ln w="9525">
+                          <a:solidFill>
+                            <a:schemeClr val="bg1"/>
+                          </a:solidFill>
+                          <a:miter lim="800000"/>
+                          <a:headEnd/>
+                          <a:tailEnd/>
+                        </a:ln>
+                      </wps:spPr>
+                      <wps:txbx>
+                        <w:txbxContent>
+                          <w:p>
+                            <w:pPr>
+                              <w:jc w:val="center"/>
+                            </w:pPr>
+                            <w:r>
+                              <w:t>Slika 1</w:t>
+                            </w:r>
+                            <w:r>
+                              <w:t>9</w:t>
+                            </w:r>
+                            <w:r>
+                              <w:t>.</w:t>
+                            </w:r>
+                            <w:r>
+                              <w:t xml:space="preserve"> Dispečer</w:t>
+                            </w:r>
+                          </w:p>
+                        </w:txbxContent>
+                      </wps:txbx>
+                      <wps:bodyPr rot="0" vert="horz" wrap="square" lIns="91440" tIns="45720" rIns="91440" bIns="45720" anchor="t" anchorCtr="0">
+                        <a:spAutoFit/>
+                      </wps:bodyPr>
+                    </wps:wsp>
+                  </a:graphicData>
+                </a:graphic>
+                <wp14:sizeRelH relativeFrom="margin">
+                  <wp14:pctWidth>0</wp14:pctWidth>
+                </wp14:sizeRelH>
+                <wp14:sizeRelV relativeFrom="margin">
+                  <wp14:pctHeight>20000</wp14:pctHeight>
+                </wp14:sizeRelV>
+              </wp:anchor>
+            </w:drawing>
+          </mc:Choice>
+          <mc:Fallback>
+            <w:pict>
+              <v:shape w14:anchorId="632D1222" id="_x0000_s1044" type="#_x0000_t202" style="position:absolute;left:0;text-align:left;margin-left:294.65pt;margin-top:403.3pt;width:100pt;height:30.4pt;z-index:251715584;visibility:visible;mso-wrap-style:square;mso-width-percent:0;mso-height-percent:200;mso-wrap-distance-left:9pt;mso-wrap-distance-top:3.6pt;mso-wrap-distance-right:9pt;mso-wrap-distance-bottom:3.6pt;mso-position-horizontal:absolute;mso-position-horizontal-relative:margin;mso-position-vertical:absolute;mso-position-vertical-relative:page;mso-width-percent:0;mso-height-percent:200;mso-width-relative:margin;mso-height-relative:margin;v-text-anchor:top" o:gfxdata="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" strokecolor="white [3212]">
+                <v:textbox style="mso-fit-shape-to-text:t">
+                  <w:txbxContent>
+                    <w:p>
+                      <w:pPr>
+                        <w:jc w:val="center"/>
+                      </w:pPr>
+                      <w:r>
+                        <w:t>Slika 1</w:t>
+                      </w:r>
+                      <w:r>
+                        <w:t>9</w:t>
+                      </w:r>
+                      <w:r>
+                        <w:t>.</w:t>
+                      </w:r>
+                      <w:r>
+                        <w:t xml:space="preserve"> Dispečer</w:t>
+                      </w:r>
+                    </w:p>
+                  </w:txbxContent>
+                </v:textbox>
+                <w10:wrap type="square" anchorx="margin" anchory="page"/>
+              </v:shape>
+            </w:pict>
+          </mc:Fallback>
+        </mc:AlternateContent>
+      </w:r>
+      <w:r>
+        <w:rPr>
+          <w:noProof/>
+          <w:sz w:val="36"/>
+          <w:szCs w:val="36"/>
+        </w:rPr>
+        <mc:AlternateContent>
+          <mc:Choice Requires="wps">
+            <w:drawing>
+              <wp:anchor distT="45720" distB="45720" distL="114300" distR="114300" simplePos="0" relativeHeight="251717632" behindDoc="0" locked="0" layoutInCell="1" allowOverlap="1" wp14:anchorId="7340540F" wp14:editId="4520FA2A">
+                <wp:simplePos x="0" y="0"/>
+                <wp:positionH relativeFrom="margin">
+                  <wp:posOffset>2311188</wp:posOffset>
+                </wp:positionH>
+                <wp:positionV relativeFrom="page">
+                  <wp:posOffset>5121910</wp:posOffset>
+                </wp:positionV>
+                <wp:extent cx="1089660" cy="386080"/>
+                <wp:effectExtent l="0" t="0" r="15240" b="13970"/>
+                <wp:wrapSquare wrapText="bothSides"/>
+                <wp:docPr id="37" name="Text Box 2"/>
+                <wp:cNvGraphicFramePr>
+                  <a:graphicFrameLocks xmlns:a="http://schemas.openxmlformats.org/drawingml/2006/main"/>
+                </wp:cNvGraphicFramePr>
+                <a:graphic xmlns:a="http://schemas.openxmlformats.org/drawingml/2006/main">
+                  <a:graphicData uri="http://schemas.microsoft.com/office/word/2010/wordprocessingShape">
+                    <wps:wsp>
+                      <wps:cNvSpPr txBox="1">
+                        <a:spLocks noChangeArrowheads="1"/>
+                      </wps:cNvSpPr>
+                      <wps:spPr bwMode="auto">
+                        <a:xfrm>
+                          <a:off x="0" y="0"/>
+                          <a:ext cx="1089660" cy="386080"/>
+                        </a:xfrm>
+                        <a:prstGeom prst="rect">
+                          <a:avLst/>
+                        </a:prstGeom>
+                        <a:solidFill>
+                          <a:srgbClr val="FFFFFF"/>
+                        </a:solidFill>
+                        <a:ln w="9525">
+                          <a:solidFill>
+                            <a:schemeClr val="bg1"/>
+                          </a:solidFill>
+                          <a:miter lim="800000"/>
+                          <a:headEnd/>
+                          <a:tailEnd/>
+                        </a:ln>
+                      </wps:spPr>
+                      <wps:txbx>
+                        <w:txbxContent>
+                          <w:p>
+                            <w:pPr>
+                              <w:jc w:val="center"/>
+                            </w:pPr>
+                            <w:r>
+                              <w:t>Slika 1</w:t>
+                            </w:r>
+                            <w:r>
+                              <w:t>8</w:t>
+                            </w:r>
+                            <w:r>
+                              <w:t>.</w:t>
+                            </w:r>
+                            <w:r>
+                              <w:t xml:space="preserve"> Klijent</w:t>
+                            </w:r>
+                          </w:p>
+                        </w:txbxContent>
+                      </wps:txbx>
+                      <wps:bodyPr rot="0" vert="horz" wrap="square" lIns="91440" tIns="45720" rIns="91440" bIns="45720" anchor="t" anchorCtr="0">
+                        <a:spAutoFit/>
+                      </wps:bodyPr>
+                    </wps:wsp>
+                  </a:graphicData>
+                </a:graphic>
+                <wp14:sizeRelH relativeFrom="margin">
+                  <wp14:pctWidth>0</wp14:pctWidth>
+                </wp14:sizeRelH>
+                <wp14:sizeRelV relativeFrom="margin">
+                  <wp14:pctHeight>20000</wp14:pctHeight>
+                </wp14:sizeRelV>
+              </wp:anchor>
+            </w:drawing>
+          </mc:Choice>
+          <mc:Fallback>
+            <w:pict>
+              <v:shape w14:anchorId="7340540F" id="_x0000_s1045" type="#_x0000_t202" style="position:absolute;left:0;text-align:left;margin-left:182pt;margin-top:403.3pt;width:85.8pt;height:30.4pt;z-index:251717632;visibility:visible;mso-wrap-style:square;mso-width-percent:0;mso-height-percent:200;mso-wrap-distance-left:9pt;mso-wrap-distance-top:3.6pt;mso-wrap-distance-right:9pt;mso-wrap-distance-bottom:3.6pt;mso-position-horizontal:absolute;mso-position-horizontal-relative:margin;mso-position-vertical:absolute;mso-position-vertical-relative:page;mso-width-percent:0;mso-height-percent:200;mso-width-relative:margin;mso-height-relative:margin;v-text-anchor:top" o:gfxdata="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" strokecolor="white [3212]">
+                <v:textbox style="mso-fit-shape-to-text:t">
+                  <w:txbxContent>
+                    <w:p>
+                      <w:pPr>
+                        <w:jc w:val="center"/>
+                      </w:pPr>
+                      <w:r>
+                        <w:t>Slika 1</w:t>
+                      </w:r>
+                      <w:r>
+                        <w:t>8</w:t>
+                      </w:r>
+                      <w:r>
+                        <w:t>.</w:t>
+                      </w:r>
+                      <w:r>
+                        <w:t xml:space="preserve"> Klijent</w:t>
+                      </w:r>
+                    </w:p>
+                  </w:txbxContent>
+                </v:textbox>
+                <w10:wrap type="square" anchorx="margin" anchory="page"/>
+              </v:shape>
+            </w:pict>
+          </mc:Fallback>
+        </mc:AlternateContent>
+      </w:r>
+      <w:r>
+        <w:rPr>
+          <w:noProof/>
+        </w:rPr>
+        <w:drawing>
+          <wp:anchor distT="0" distB="0" distL="114300" distR="114300" simplePos="0" relativeHeight="251713536" behindDoc="1" locked="0" layoutInCell="1" allowOverlap="1" wp14:anchorId="29FB9717" wp14:editId="01D542C8">
+            <wp:simplePos x="0" y="0"/>
+            <wp:positionH relativeFrom="column">
+              <wp:posOffset>5274733</wp:posOffset>
+            </wp:positionH>
+            <wp:positionV relativeFrom="page">
+              <wp:posOffset>2278380</wp:posOffset>
+            </wp:positionV>
+            <wp:extent cx="1311275" cy="2838450"/>
+            <wp:effectExtent l="0" t="0" r="3175" b="0"/>
+            <wp:wrapTight wrapText="bothSides">
+              <wp:wrapPolygon edited="0">
+                <wp:start x="0" y="0"/>
+                <wp:lineTo x="0" y="21455"/>
+                <wp:lineTo x="21338" y="21455"/>
+                <wp:lineTo x="21338" y="0"/>
+                <wp:lineTo x="0" y="0"/>
+              </wp:wrapPolygon>
+            </wp:wrapTight>
+            <wp:docPr id="31" name="Picture 31"/>
+            <wp:cNvGraphicFramePr>
+              <a:graphicFrameLocks xmlns:a="http://schemas.openxmlformats.org/drawingml/2006/main" noChangeAspect="1"/>
+            </wp:cNvGraphicFramePr>
+            <a:graphic xmlns:a="http://schemas.openxmlformats.org/drawingml/2006/main">
+              <a:graphicData uri="http://schemas.openxmlformats.org/drawingml/2006/picture">
+                <pic:pic xmlns:pic="http://schemas.openxmlformats.org/drawingml/2006/picture">
+                  <pic:nvPicPr>
+                    <pic:cNvPr id="0" name="Picture 10"/>
+                    <pic:cNvPicPr>
+                      <a:picLocks noChangeAspect="1" noChangeArrowheads="1"/>
+                    </pic:cNvPicPr>
+                  </pic:nvPicPr>
+                  <pic:blipFill>
+                    <a:blip r:embed="rId23" cstate="print">
+                      <a:extLst>
+                        <a:ext uri="{28A0092B-C50C-407E-A947-70E740481C1C}">
+                          <a14:useLocalDpi xmlns:a14="http://schemas.microsoft.com/office/drawing/2010/main" val="0"/>
+                        </a:ext>
+                      </a:extLst>
+                    </a:blip>
+                    <a:srcRect/>
+                    <a:stretch>
+                      <a:fillRect/>
+                    </a:stretch>
+                  </pic:blipFill>
+                  <pic:spPr bwMode="auto">
+                    <a:xfrm flipH="1">
+                      <a:off x="0" y="0"/>
+                      <a:ext cx="1311275" cy="2838450"/>
+                    </a:xfrm>
+                    <a:prstGeom prst="rect">
+                      <a:avLst/>
+                    </a:prstGeom>
+                    <a:noFill/>
+                    <a:ln>
+                      <a:noFill/>
+                    </a:ln>
+                  </pic:spPr>
+                </pic:pic>
+              </a:graphicData>
+            </a:graphic>
+          </wp:anchor>
+        </w:drawing>
+      </w:r>
+      <w:r>
+        <w:rPr>
+          <w:noProof/>
+        </w:rPr>
+        <w:drawing>
+          <wp:anchor distT="0" distB="0" distL="114300" distR="114300" simplePos="0" relativeHeight="251710464" behindDoc="1" locked="0" layoutInCell="1" allowOverlap="1" wp14:anchorId="753FCD7D" wp14:editId="6980E225">
+            <wp:simplePos x="0" y="0"/>
+            <wp:positionH relativeFrom="column">
+              <wp:posOffset>3677708</wp:posOffset>
+            </wp:positionH>
+            <wp:positionV relativeFrom="page">
+              <wp:posOffset>2286635</wp:posOffset>
+            </wp:positionV>
+            <wp:extent cx="1310005" cy="2834640"/>
+            <wp:effectExtent l="0" t="0" r="4445" b="3810"/>
+            <wp:wrapTight wrapText="bothSides">
+              <wp:wrapPolygon edited="0">
+                <wp:start x="0" y="0"/>
+                <wp:lineTo x="0" y="21484"/>
+                <wp:lineTo x="21359" y="21484"/>
+                <wp:lineTo x="21359" y="0"/>
+                <wp:lineTo x="0" y="0"/>
+              </wp:wrapPolygon>
+            </wp:wrapTight>
+            <wp:docPr id="34" name="Picture 34"/>
+            <wp:cNvGraphicFramePr>
+              <a:graphicFrameLocks xmlns:a="http://schemas.openxmlformats.org/drawingml/2006/main" noChangeAspect="1"/>
+            </wp:cNvGraphicFramePr>
+            <a:graphic xmlns:a="http://schemas.openxmlformats.org/drawingml/2006/main">
+              <a:graphicData uri="http://schemas.openxmlformats.org/drawingml/2006/picture">
+                <pic:pic xmlns:pic="http://schemas.openxmlformats.org/drawingml/2006/picture">
+                  <pic:nvPicPr>
+                    <pic:cNvPr id="0" name="Picture 16"/>
+                    <pic:cNvPicPr>
+                      <a:picLocks noChangeAspect="1" noChangeArrowheads="1"/>
+                    </pic:cNvPicPr>
+                  </pic:nvPicPr>
+                  <pic:blipFill>
+                    <a:blip r:embed="rId24" cstate="print">
+                      <a:extLst>
+                        <a:ext uri="{28A0092B-C50C-407E-A947-70E740481C1C}">
+                          <a14:useLocalDpi xmlns:a14="http://schemas.microsoft.com/office/drawing/2010/main" val="0"/>
+                        </a:ext>
+                      </a:extLst>
+                    </a:blip>
+                    <a:srcRect/>
+                    <a:stretch>
+                      <a:fillRect/>
+                    </a:stretch>
+                  </pic:blipFill>
+                  <pic:spPr bwMode="auto">
+                    <a:xfrm>
+                      <a:off x="0" y="0"/>
+                      <a:ext cx="1310005" cy="2834640"/>
+                    </a:xfrm>
+                    <a:prstGeom prst="rect">
+                      <a:avLst/>
+                    </a:prstGeom>
+                    <a:noFill/>
+                    <a:ln>
+                      <a:noFill/>
+                    </a:ln>
+                  </pic:spPr>
+                </pic:pic>
+              </a:graphicData>
+            </a:graphic>
+          </wp:anchor>
+        </w:drawing>
+      </w:r>
+      <w:r>
+        <w:rPr>
+          <w:noProof/>
+        </w:rPr>
+        <w:drawing>
+          <wp:anchor distT="0" distB="0" distL="114300" distR="114300" simplePos="0" relativeHeight="251711488" behindDoc="1" locked="0" layoutInCell="1" allowOverlap="1" wp14:anchorId="218BF0D2" wp14:editId="7A06AB0B">
+            <wp:simplePos x="0" y="0"/>
+            <wp:positionH relativeFrom="margin">
+              <wp:posOffset>2153708</wp:posOffset>
+            </wp:positionH>
+            <wp:positionV relativeFrom="page">
+              <wp:posOffset>2283460</wp:posOffset>
+            </wp:positionV>
+            <wp:extent cx="1310005" cy="2834640"/>
+            <wp:effectExtent l="0" t="0" r="4445" b="3810"/>
+            <wp:wrapTight wrapText="bothSides">
+              <wp:wrapPolygon edited="0">
+                <wp:start x="0" y="0"/>
+                <wp:lineTo x="0" y="21484"/>
+                <wp:lineTo x="21359" y="21484"/>
+                <wp:lineTo x="21359" y="0"/>
+                <wp:lineTo x="0" y="0"/>
+              </wp:wrapPolygon>
+            </wp:wrapTight>
+            <wp:docPr id="35" name="Picture 35"/>
+            <wp:cNvGraphicFramePr>
+              <a:graphicFrameLocks xmlns:a="http://schemas.openxmlformats.org/drawingml/2006/main" noChangeAspect="1"/>
+            </wp:cNvGraphicFramePr>
+            <a:graphic xmlns:a="http://schemas.openxmlformats.org/drawingml/2006/main">
+              <a:graphicData uri="http://schemas.openxmlformats.org/drawingml/2006/picture">
+                <pic:pic xmlns:pic="http://schemas.openxmlformats.org/drawingml/2006/picture">
+                  <pic:nvPicPr>
+                    <pic:cNvPr id="0" name="Picture 18"/>
+                    <pic:cNvPicPr>
+                      <a:picLocks noChangeAspect="1" noChangeArrowheads="1"/>
+                    </pic:cNvPicPr>
+                  </pic:nvPicPr>
+                  <pic:blipFill>
+                    <a:blip r:embed="rId25" cstate="print">
+                      <a:extLst>
+                        <a:ext uri="{28A0092B-C50C-407E-A947-70E740481C1C}">
+                          <a14:useLocalDpi xmlns:a14="http://schemas.microsoft.com/office/drawing/2010/main" val="0"/>
+                        </a:ext>
+                      </a:extLst>
+                    </a:blip>
+                    <a:srcRect/>
+                    <a:stretch>
+                      <a:fillRect/>
+                    </a:stretch>
+                  </pic:blipFill>
+                  <pic:spPr bwMode="auto">
+                    <a:xfrm>
+                      <a:off x="0" y="0"/>
+                      <a:ext cx="1310005" cy="2834640"/>
+                    </a:xfrm>
+                    <a:prstGeom prst="rect">
+                      <a:avLst/>
+                    </a:prstGeom>
+                    <a:noFill/>
+                    <a:ln>
+                      <a:noFill/>
+                    </a:ln>
+                  </pic:spPr>
+                </pic:pic>
+              </a:graphicData>
+            </a:graphic>
+          </wp:anchor>
+        </w:drawing>
+      </w:r>
+      <w:r>
+        <w:rPr>
+          <w:noProof/>
+        </w:rPr>
+        <w:drawing>
+          <wp:anchor distT="0" distB="0" distL="114300" distR="114300" simplePos="0" relativeHeight="251712512" behindDoc="1" locked="0" layoutInCell="1" allowOverlap="1" wp14:anchorId="097816DE" wp14:editId="22EB9334">
+            <wp:simplePos x="0" y="0"/>
+            <wp:positionH relativeFrom="column">
+              <wp:posOffset>668231</wp:posOffset>
+            </wp:positionH>
+            <wp:positionV relativeFrom="page">
+              <wp:posOffset>2287905</wp:posOffset>
+            </wp:positionV>
+            <wp:extent cx="1310005" cy="2834640"/>
+            <wp:effectExtent l="0" t="0" r="4445" b="3810"/>
+            <wp:wrapTight wrapText="bothSides">
+              <wp:wrapPolygon edited="0">
+                <wp:start x="0" y="0"/>
+                <wp:lineTo x="0" y="21484"/>
+                <wp:lineTo x="21359" y="21484"/>
+                <wp:lineTo x="21359" y="0"/>
+                <wp:lineTo x="0" y="0"/>
+              </wp:wrapPolygon>
+            </wp:wrapTight>
+            <wp:docPr id="32" name="Picture 32"/>
+            <wp:cNvGraphicFramePr>
+              <a:graphicFrameLocks xmlns:a="http://schemas.openxmlformats.org/drawingml/2006/main" noChangeAspect="1"/>
+            </wp:cNvGraphicFramePr>
+            <a:graphic xmlns:a="http://schemas.openxmlformats.org/drawingml/2006/main">
+              <a:graphicData uri="http://schemas.openxmlformats.org/drawingml/2006/picture">
+                <pic:pic xmlns:pic="http://schemas.openxmlformats.org/drawingml/2006/picture">
+                  <pic:nvPicPr>
+                    <pic:cNvPr id="0" name="Picture 12"/>
+                    <pic:cNvPicPr>
+                      <a:picLocks noChangeAspect="1" noChangeArrowheads="1"/>
+                    </pic:cNvPicPr>
+                  </pic:nvPicPr>
+                  <pic:blipFill>
+                    <a:blip r:embed="rId26" cstate="print">
+                      <a:extLst>
+                        <a:ext uri="{28A0092B-C50C-407E-A947-70E740481C1C}">
+                          <a14:useLocalDpi xmlns:a14="http://schemas.microsoft.com/office/drawing/2010/main" val="0"/>
+                        </a:ext>
+                      </a:extLst>
+                    </a:blip>
+                    <a:srcRect/>
+                    <a:stretch>
+                      <a:fillRect/>
+                    </a:stretch>
+                  </pic:blipFill>
+                  <pic:spPr bwMode="auto">
+                    <a:xfrm>
+                      <a:off x="0" y="0"/>
+                      <a:ext cx="1310005" cy="2834640"/>
+                    </a:xfrm>
+                    <a:prstGeom prst="rect">
+                      <a:avLst/>
+                    </a:prstGeom>
+                    <a:noFill/>
+                    <a:ln>
+                      <a:noFill/>
+                    </a:ln>
+                  </pic:spPr>
+                </pic:pic>
+              </a:graphicData>
+            </a:graphic>
+          </wp:anchor>
+        </w:drawing>
+      </w:r>
+      <w:r>
+        <w:rPr>
+          <w:noProof/>
+        </w:rPr>
+        <w:drawing>
+          <wp:anchor distT="0" distB="0" distL="114300" distR="114300" simplePos="0" relativeHeight="251709440" behindDoc="1" locked="0" layoutInCell="1" allowOverlap="1" wp14:anchorId="0714CA8B" wp14:editId="3D44A049">
+            <wp:simplePos x="0" y="0"/>
+            <wp:positionH relativeFrom="column">
+              <wp:posOffset>-803275</wp:posOffset>
+            </wp:positionH>
+            <wp:positionV relativeFrom="page">
+              <wp:posOffset>2287058</wp:posOffset>
+            </wp:positionV>
+            <wp:extent cx="1310005" cy="2834640"/>
+            <wp:effectExtent l="0" t="0" r="4445" b="3810"/>
+            <wp:wrapTight wrapText="bothSides">
+              <wp:wrapPolygon edited="0">
+                <wp:start x="0" y="0"/>
+                <wp:lineTo x="0" y="21484"/>
+                <wp:lineTo x="21359" y="21484"/>
+                <wp:lineTo x="21359" y="0"/>
+                <wp:lineTo x="0" y="0"/>
+              </wp:wrapPolygon>
+            </wp:wrapTight>
+            <wp:docPr id="33" name="Picture 33"/>
+            <wp:cNvGraphicFramePr>
+              <a:graphicFrameLocks xmlns:a="http://schemas.openxmlformats.org/drawingml/2006/main" noChangeAspect="1"/>
+            </wp:cNvGraphicFramePr>
+            <a:graphic xmlns:a="http://schemas.openxmlformats.org/drawingml/2006/main">
+              <a:graphicData uri="http://schemas.openxmlformats.org/drawingml/2006/picture">
+                <pic:pic xmlns:pic="http://schemas.openxmlformats.org/drawingml/2006/picture">
+                  <pic:nvPicPr>
+                    <pic:cNvPr id="0" name="Picture 14"/>
+                    <pic:cNvPicPr>
+                      <a:picLocks noChangeAspect="1" noChangeArrowheads="1"/>
+                    </pic:cNvPicPr>
+                  </pic:nvPicPr>
+                  <pic:blipFill>
+                    <a:blip r:embed="rId27" cstate="print">
+                      <a:extLst>
+                        <a:ext uri="{28A0092B-C50C-407E-A947-70E740481C1C}">
+                          <a14:useLocalDpi xmlns:a14="http://schemas.microsoft.com/office/drawing/2010/main" val="0"/>
+                        </a:ext>
+                      </a:extLst>
+                    </a:blip>
+                    <a:srcRect/>
+                    <a:stretch>
+                      <a:fillRect/>
+                    </a:stretch>
+                  </pic:blipFill>
+                  <pic:spPr bwMode="auto">
+                    <a:xfrm>
+                      <a:off x="0" y="0"/>
+                      <a:ext cx="1310005" cy="2834640"/>
+                    </a:xfrm>
+                    <a:prstGeom prst="rect">
+                      <a:avLst/>
+                    </a:prstGeom>
+                    <a:noFill/>
+                    <a:ln>
+                      <a:noFill/>
+                    </a:ln>
+                  </pic:spPr>
+                </pic:pic>
+              </a:graphicData>
+            </a:graphic>
+          </wp:anchor>
+        </w:drawing>
+      </w:r>
+    </w:p>
+    <w:p>
+      <w:pPr>
+        <w:spacing w:before="100" w:beforeAutospacing="1" w:after="100" w:afterAutospacing="1" w:line="240" w:lineRule="auto"/>
+        <w:jc w:val="both"/>
+        <w:rPr>
+          <w:rFonts w:eastAsia="Times New Roman" w:cstheme="minorHAnsi"/>
+          <w:sz w:val="24"/>
+          <w:szCs w:val="24"/>
+        </w:rPr>
+      </w:pPr>
+    </w:p>
+    <w:p>
+      <w:pPr>
+        <w:spacing w:before="100" w:beforeAutospacing="1" w:after="100" w:afterAutospacing="1" w:line="240" w:lineRule="auto"/>
+        <w:jc w:val="both"/>
+        <w:rPr>
+          <w:rFonts w:eastAsia="Times New Roman" w:cstheme="minorHAnsi"/>
+          <w:sz w:val="24"/>
+          <w:szCs w:val="24"/>
+        </w:rPr>
+      </w:pPr>
+      <w:r>
+        <w:rPr>
+          <w:rFonts w:eastAsia="Times New Roman" w:cstheme="minorHAnsi"/>
+          <w:sz w:val="24"/>
+          <w:szCs w:val="24"/>
+        </w:rPr>
+        <w:t xml:space="preserve">Početna stranica kod administratovog interfejsa(Slika 16.) sadrži mapu za praćenje ture, dugme “Otvori nalog”, dugme “Chat” I dugme “Upravljaj nalozima”, kao I dugme za odjavu. Dugme za otvaranje naloga koristi kada imamo novog korisnika I administratorova funkcija je da mu otvori nalog I prosledi potrebne podatke za prijavu. Prilikom otvaranja naloga preko aplikacije, podaci se automatski upisuju u bazu podataka. Dugme “Chat” služi za komunikaciju sa svim ostalim korisnicima, a dugme “Upravljaj nalozima” služi da može da uđe na tuđe interfejse. </w:t>
+      </w:r>
+    </w:p>
+    <w:p>
+      <w:pPr>
+        <w:spacing w:before="100" w:beforeAutospacing="1" w:after="100" w:afterAutospacing="1" w:line="240" w:lineRule="auto"/>
+        <w:jc w:val="both"/>
+        <w:rPr>
+          <w:rFonts w:eastAsia="Times New Roman" w:cstheme="minorHAnsi"/>
+          <w:sz w:val="24"/>
+          <w:szCs w:val="24"/>
+        </w:rPr>
+      </w:pPr>
+      <w:r>
+        <w:rPr>
+          <w:rFonts w:eastAsia="Times New Roman" w:cstheme="minorHAnsi"/>
+          <w:sz w:val="24"/>
+          <w:szCs w:val="24"/>
+        </w:rPr>
+        <w:t>Menažer na svojoj početnoj stranici</w:t>
+      </w:r>
+      <w:r>
+        <w:rPr>
+          <w:rFonts w:eastAsia="Times New Roman" w:cstheme="minorHAnsi"/>
+          <w:sz w:val="24"/>
+          <w:szCs w:val="24"/>
+        </w:rPr>
+        <w:t>(Slika 17.)</w:t>
+      </w:r>
+      <w:r>
+        <w:rPr>
+          <w:rFonts w:eastAsia="Times New Roman" w:cstheme="minorHAnsi"/>
+          <w:sz w:val="24"/>
+          <w:szCs w:val="24"/>
+        </w:rPr>
+        <w:t xml:space="preserve"> ima takođe mapu I dugmad za analize, kao I dugme “Chat”</w:t>
+      </w:r>
+      <w:r>
+        <w:rPr>
+          <w:rFonts w:eastAsia="Times New Roman" w:cstheme="minorHAnsi"/>
+          <w:sz w:val="24"/>
+          <w:szCs w:val="24"/>
+        </w:rPr>
+        <w:t xml:space="preserve"> I “Odjava”</w:t>
+      </w:r>
+      <w:r>
+        <w:rPr>
+          <w:rFonts w:eastAsia="Times New Roman" w:cstheme="minorHAnsi"/>
+          <w:sz w:val="24"/>
+          <w:szCs w:val="24"/>
+        </w:rPr>
+        <w:t xml:space="preserve">. Dugmad za analize su “Isporuke”, “Fakture”, “Analize”, “Finansije”. Pošto menadžer ima nadzor nad svim resursima I dužan je da vrši analize resursa, isporuka, finansija, </w:t>
+      </w:r>
+      <w:r>
+        <w:rPr>
+          <w:rFonts w:eastAsia="Times New Roman" w:cstheme="minorHAnsi"/>
+          <w:sz w:val="24"/>
+          <w:szCs w:val="24"/>
+        </w:rPr>
+        <w:t xml:space="preserve">već napomenuta dugmad su mu najbitnija. </w:t>
+      </w:r>
+    </w:p>
+    <w:p>
+      <w:pPr>
+        <w:spacing w:before="100" w:beforeAutospacing="1" w:after="100" w:afterAutospacing="1" w:line="240" w:lineRule="auto"/>
+        <w:jc w:val="both"/>
+        <w:rPr>
+          <w:rFonts w:eastAsia="Times New Roman" w:cstheme="minorHAnsi"/>
+          <w:sz w:val="24"/>
+          <w:szCs w:val="24"/>
+        </w:rPr>
+      </w:pPr>
+      <w:r>
+        <w:rPr>
+          <w:rFonts w:eastAsia="Times New Roman" w:cstheme="minorHAnsi"/>
+          <w:sz w:val="24"/>
+          <w:szCs w:val="24"/>
+        </w:rPr>
+        <w:t xml:space="preserve">Klijent na svojoj početnoj stranici(Slika 18.) ima mapu I dugme “Chat”, kao I hamburger meni sa leve strane. Na početnoj stranici, takođe ima I kontakt vozača koji vozi njegovu porudžbinu I I ima procenjeno vreme dolaska njegove porudžbine. Klijent preko “Chat” dugmeta pristupa komunikaciji, preko mape može da prati svoju porudžbinu, a klikom na hamburger meni otvara još niz opcija koje su mu potrebne. </w:t>
+      </w:r>
+    </w:p>
+    <w:p>
+      <w:pPr>
+        <w:spacing w:before="100" w:beforeAutospacing="1" w:after="100" w:afterAutospacing="1" w:line="240" w:lineRule="auto"/>
+        <w:jc w:val="both"/>
+        <w:rPr>
+          <w:rFonts w:eastAsia="Times New Roman" w:cstheme="minorHAnsi"/>
+          <w:sz w:val="24"/>
+          <w:szCs w:val="24"/>
+        </w:rPr>
+      </w:pPr>
+      <w:r>
+        <w:rPr>
+          <w:rFonts w:eastAsia="Times New Roman" w:cstheme="minorHAnsi"/>
+          <w:sz w:val="24"/>
+          <w:szCs w:val="24"/>
+        </w:rPr>
+        <w:lastRenderedPageBreak/>
+        <w:t xml:space="preserve">Dispečer nakon prijave otvara svoju početnu stranicu(Slika 19.) na kojoj je prevashodno prikazana operativa – mapa za praćenje vozača, dugme za odjavu I dugme “Chat”. Takođe, ima I 4 kartice koje prikazuju status vozila I broj vozila u nekom stanju. U gornjem desnom uglu, takođe ima I dugme za notifikacije u obliku zvona. Dispečer u levom gornjem uglu ima hamburger meni sa dodatnim opcijama. </w:t>
+      </w:r>
+    </w:p>
+    <w:p>
+      <w:pPr>
+        <w:spacing w:before="100" w:beforeAutospacing="1" w:after="100" w:afterAutospacing="1" w:line="240" w:lineRule="auto"/>
+        <w:jc w:val="both"/>
+        <w:rPr>
+          <w:rFonts w:eastAsia="Times New Roman" w:cstheme="minorHAnsi"/>
+          <w:sz w:val="24"/>
+          <w:szCs w:val="24"/>
+        </w:rPr>
+      </w:pPr>
+      <w:r>
+        <w:rPr>
+          <w:rFonts w:eastAsia="Times New Roman" w:cstheme="minorHAnsi"/>
+          <w:sz w:val="24"/>
+          <w:szCs w:val="24"/>
+        </w:rPr>
+        <w:t>Vozač nakon prijave otvara svoju početnu stranicu(Sika 20.) na kojoj je prikazana velika mapa, jer prilikom realizacije tura, ona mu je najpotrebnija, treba da mu bude pri ruci. U donjem delu stranice, ima 3 dugmeta-dugme za komunikaciju(desno), dugme za otvaranje profila korisnika(levo) I dugme preko kojeg ulazi u trenutnu narudžbinu(sredina).</w:t>
+      </w:r>
+    </w:p>
+    <w:p>
+      <w:pPr>
+        <w:spacing w:before="100" w:beforeAutospacing="1" w:after="100" w:afterAutospacing="1" w:line="240" w:lineRule="auto"/>
+        <w:jc w:val="both"/>
+        <w:rPr>
+          <w:rFonts w:eastAsia="Times New Roman" w:cstheme="minorHAnsi"/>
+          <w:sz w:val="24"/>
+          <w:szCs w:val="24"/>
+        </w:rPr>
+      </w:pPr>
+      <w:r>
+        <w:rPr>
+          <w:rFonts w:eastAsia="Times New Roman" w:cstheme="minorHAnsi"/>
+          <w:sz w:val="24"/>
+          <w:szCs w:val="24"/>
+        </w:rPr>
+        <w:t xml:space="preserve">Prikazani su </w:t>
+      </w:r>
+      <w:r>
+        <w:rPr>
+          <w:rFonts w:eastAsia="Times New Roman" w:cstheme="minorHAnsi"/>
+          <w:sz w:val="24"/>
+          <w:szCs w:val="24"/>
+        </w:rPr>
+        <w:t>osnovni interfejsi za različite tipove korisnika, dok će detaljan prikaz funkcionalnosti biti dat za korisnike koji učestvuju u procesu prodaje transportnih usluga.</w:t>
+      </w:r>
+    </w:p>
+    <w:p>
+      <w:pPr>
+        <w:spacing w:before="100" w:beforeAutospacing="1" w:after="100" w:afterAutospacing="1" w:line="240" w:lineRule="auto"/>
+        <w:jc w:val="both"/>
+        <w:rPr>
+          <w:rFonts w:eastAsia="Times New Roman" w:cstheme="minorHAnsi"/>
+          <w:sz w:val="24"/>
+          <w:szCs w:val="24"/>
+        </w:rPr>
+      </w:pPr>
+    </w:p>
+    <w:p>
+      <w:pPr>
+        <w:spacing w:before="100" w:beforeAutospacing="1" w:after="100" w:afterAutospacing="1" w:line="240" w:lineRule="auto"/>
+        <w:jc w:val="both"/>
+        <w:rPr>
+          <w:rFonts w:eastAsia="Times New Roman" w:cstheme="minorHAnsi"/>
+          <w:sz w:val="34"/>
+          <w:szCs w:val="34"/>
+        </w:rPr>
+      </w:pPr>
+      <w:r>
+        <w:rPr>
+          <w:rFonts w:eastAsia="Times New Roman" w:cstheme="minorHAnsi"/>
+          <w:sz w:val="34"/>
+          <w:szCs w:val="34"/>
+        </w:rPr>
+        <w:t>4.3 Dispečer interfejs</w:t>
+      </w:r>
+    </w:p>
+    <w:p>
+      <w:pPr>
+        <w:spacing w:before="100" w:beforeAutospacing="1" w:after="100" w:afterAutospacing="1" w:line="240" w:lineRule="auto"/>
+        <w:jc w:val="both"/>
+        <w:rPr>
+          <w:rFonts w:eastAsia="Times New Roman" w:cstheme="minorHAnsi"/>
+          <w:sz w:val="24"/>
+          <w:szCs w:val="24"/>
+        </w:rPr>
+      </w:pPr>
+      <w:r>
+        <w:rPr>
+          <w:rFonts w:eastAsia="Times New Roman" w:cstheme="minorHAnsi"/>
+          <w:noProof/>
+          <w:sz w:val="24"/>
+          <w:szCs w:val="24"/>
+        </w:rPr>
+        <w:drawing>
+          <wp:anchor distT="0" distB="0" distL="114300" distR="114300" simplePos="0" relativeHeight="251726848" behindDoc="1" locked="0" layoutInCell="1" allowOverlap="1" wp14:anchorId="7CECAF1B" wp14:editId="016CC200">
+            <wp:simplePos x="0" y="0"/>
+            <wp:positionH relativeFrom="column">
+              <wp:posOffset>-222703</wp:posOffset>
+            </wp:positionH>
+            <wp:positionV relativeFrom="page">
+              <wp:posOffset>7036435</wp:posOffset>
+            </wp:positionV>
+            <wp:extent cx="882650" cy="2698750"/>
+            <wp:effectExtent l="0" t="0" r="0" b="6350"/>
+            <wp:wrapTight wrapText="bothSides">
+              <wp:wrapPolygon edited="0">
+                <wp:start x="932" y="0"/>
+                <wp:lineTo x="0" y="457"/>
+                <wp:lineTo x="0" y="21498"/>
+                <wp:lineTo x="20978" y="21498"/>
+                <wp:lineTo x="20978" y="152"/>
+                <wp:lineTo x="6527" y="0"/>
+                <wp:lineTo x="932" y="0"/>
+              </wp:wrapPolygon>
+            </wp:wrapTight>
+            <wp:docPr id="42" name="Picture 42"/>
+            <wp:cNvGraphicFramePr>
+              <a:graphicFrameLocks xmlns:a="http://schemas.openxmlformats.org/drawingml/2006/main" noChangeAspect="1"/>
+            </wp:cNvGraphicFramePr>
+            <a:graphic xmlns:a="http://schemas.openxmlformats.org/drawingml/2006/main">
+              <a:graphicData uri="http://schemas.openxmlformats.org/drawingml/2006/picture">
+                <pic:pic xmlns:pic="http://schemas.openxmlformats.org/drawingml/2006/picture">
+                  <pic:nvPicPr>
+                    <pic:cNvPr id="0" name="Picture 20"/>
+                    <pic:cNvPicPr>
+                      <a:picLocks noChangeAspect="1" noChangeArrowheads="1"/>
+                    </pic:cNvPicPr>
+                  </pic:nvPicPr>
+                  <pic:blipFill>
+                    <a:blip r:embed="rId28" cstate="print">
+                      <a:extLst>
+                        <a:ext uri="{28A0092B-C50C-407E-A947-70E740481C1C}">
+                          <a14:useLocalDpi xmlns:a14="http://schemas.microsoft.com/office/drawing/2010/main" val="0"/>
+                        </a:ext>
+                      </a:extLst>
+                    </a:blip>
+                    <a:srcRect/>
+                    <a:stretch>
+                      <a:fillRect/>
+                    </a:stretch>
+                  </pic:blipFill>
+                  <pic:spPr bwMode="auto">
+                    <a:xfrm>
+                      <a:off x="0" y="0"/>
+                      <a:ext cx="882650" cy="2698750"/>
+                    </a:xfrm>
+                    <a:prstGeom prst="rect">
+                      <a:avLst/>
+                    </a:prstGeom>
+                    <a:noFill/>
+                    <a:ln>
+                      <a:noFill/>
+                    </a:ln>
+                  </pic:spPr>
+                </pic:pic>
+              </a:graphicData>
+            </a:graphic>
+            <wp14:sizeRelH relativeFrom="margin">
+              <wp14:pctWidth>0</wp14:pctWidth>
+            </wp14:sizeRelH>
+            <wp14:sizeRelV relativeFrom="margin">
+              <wp14:pctHeight>0</wp14:pctHeight>
+            </wp14:sizeRelV>
+          </wp:anchor>
+        </w:drawing>
+      </w:r>
+      <w:r>
+        <w:rPr>
+          <w:rFonts w:eastAsia="Times New Roman" w:cstheme="minorHAnsi"/>
+          <w:noProof/>
+          <w:sz w:val="24"/>
+          <w:szCs w:val="24"/>
+        </w:rPr>
+        <w:drawing>
+          <wp:anchor distT="0" distB="0" distL="114300" distR="114300" simplePos="0" relativeHeight="251727872" behindDoc="1" locked="0" layoutInCell="1" allowOverlap="1" wp14:anchorId="2CEDD61C" wp14:editId="73B9DBB6">
+            <wp:simplePos x="0" y="0"/>
+            <wp:positionH relativeFrom="column">
+              <wp:posOffset>1380762</wp:posOffset>
+            </wp:positionH>
+            <wp:positionV relativeFrom="page">
+              <wp:posOffset>7160441</wp:posOffset>
+            </wp:positionV>
+            <wp:extent cx="1198245" cy="2597150"/>
+            <wp:effectExtent l="0" t="0" r="1905" b="0"/>
+            <wp:wrapTight wrapText="bothSides">
+              <wp:wrapPolygon edited="0">
+                <wp:start x="0" y="0"/>
+                <wp:lineTo x="0" y="21389"/>
+                <wp:lineTo x="21291" y="21389"/>
+                <wp:lineTo x="21291" y="0"/>
+                <wp:lineTo x="0" y="0"/>
+              </wp:wrapPolygon>
+            </wp:wrapTight>
+            <wp:docPr id="43" name="Picture 43"/>
+            <wp:cNvGraphicFramePr>
+              <a:graphicFrameLocks xmlns:a="http://schemas.openxmlformats.org/drawingml/2006/main" noChangeAspect="1"/>
+            </wp:cNvGraphicFramePr>
+            <a:graphic xmlns:a="http://schemas.openxmlformats.org/drawingml/2006/main">
+              <a:graphicData uri="http://schemas.openxmlformats.org/drawingml/2006/picture">
+                <pic:pic xmlns:pic="http://schemas.openxmlformats.org/drawingml/2006/picture">
+                  <pic:nvPicPr>
+                    <pic:cNvPr id="0" name="Picture 21"/>
+                    <pic:cNvPicPr>
+                      <a:picLocks noChangeAspect="1" noChangeArrowheads="1"/>
+                    </pic:cNvPicPr>
+                  </pic:nvPicPr>
+                  <pic:blipFill>
+                    <a:blip r:embed="rId29" cstate="print">
+                      <a:extLst>
+                        <a:ext uri="{28A0092B-C50C-407E-A947-70E740481C1C}">
+                          <a14:useLocalDpi xmlns:a14="http://schemas.microsoft.com/office/drawing/2010/main" val="0"/>
+                        </a:ext>
+                      </a:extLst>
+                    </a:blip>
+                    <a:srcRect/>
+                    <a:stretch>
+                      <a:fillRect/>
+                    </a:stretch>
+                  </pic:blipFill>
+                  <pic:spPr bwMode="auto">
+                    <a:xfrm>
+                      <a:off x="0" y="0"/>
+                      <a:ext cx="1198245" cy="2597150"/>
+                    </a:xfrm>
+                    <a:prstGeom prst="rect">
+                      <a:avLst/>
+                    </a:prstGeom>
+                    <a:noFill/>
+                    <a:ln>
+                      <a:noFill/>
+                    </a:ln>
+                  </pic:spPr>
+                </pic:pic>
+              </a:graphicData>
+            </a:graphic>
+            <wp14:sizeRelH relativeFrom="margin">
+              <wp14:pctWidth>0</wp14:pctWidth>
+            </wp14:sizeRelH>
+            <wp14:sizeRelV relativeFrom="margin">
+              <wp14:pctHeight>0</wp14:pctHeight>
+            </wp14:sizeRelV>
+          </wp:anchor>
+        </w:drawing>
+      </w:r>
+      <w:r>
+        <w:rPr>
+          <w:rFonts w:eastAsia="Times New Roman" w:cstheme="minorHAnsi"/>
+          <w:noProof/>
+          <w:sz w:val="24"/>
+          <w:szCs w:val="24"/>
+        </w:rPr>
+        <w:drawing>
+          <wp:anchor distT="0" distB="0" distL="114300" distR="114300" simplePos="0" relativeHeight="251736064" behindDoc="1" locked="0" layoutInCell="1" allowOverlap="1" wp14:anchorId="0877E826" wp14:editId="6864008D">
+            <wp:simplePos x="0" y="0"/>
+            <wp:positionH relativeFrom="column">
+              <wp:posOffset>3295650</wp:posOffset>
+            </wp:positionH>
+            <wp:positionV relativeFrom="page">
+              <wp:posOffset>7166066</wp:posOffset>
+            </wp:positionV>
+            <wp:extent cx="1198245" cy="2597150"/>
+            <wp:effectExtent l="0" t="0" r="1905" b="0"/>
+            <wp:wrapTight wrapText="bothSides">
+              <wp:wrapPolygon edited="0">
+                <wp:start x="0" y="0"/>
+                <wp:lineTo x="0" y="21389"/>
+                <wp:lineTo x="21291" y="21389"/>
+                <wp:lineTo x="21291" y="0"/>
+                <wp:lineTo x="0" y="0"/>
+              </wp:wrapPolygon>
+            </wp:wrapTight>
+            <wp:docPr id="48" name="Picture 48"/>
+            <wp:cNvGraphicFramePr>
+              <a:graphicFrameLocks xmlns:a="http://schemas.openxmlformats.org/drawingml/2006/main" noChangeAspect="1"/>
+            </wp:cNvGraphicFramePr>
+            <a:graphic xmlns:a="http://schemas.openxmlformats.org/drawingml/2006/main">
+              <a:graphicData uri="http://schemas.openxmlformats.org/drawingml/2006/picture">
+                <pic:pic xmlns:pic="http://schemas.openxmlformats.org/drawingml/2006/picture">
+                  <pic:nvPicPr>
+                    <pic:cNvPr id="0" name="Picture 21"/>
+                    <pic:cNvPicPr>
+                      <a:picLocks noChangeAspect="1" noChangeArrowheads="1"/>
+                    </pic:cNvPicPr>
+                  </pic:nvPicPr>
+                  <pic:blipFill>
+                    <a:blip r:embed="rId29" cstate="print">
+                      <a:extLst>
+                        <a:ext uri="{28A0092B-C50C-407E-A947-70E740481C1C}">
+                          <a14:useLocalDpi xmlns:a14="http://schemas.microsoft.com/office/drawing/2010/main" val="0"/>
+                        </a:ext>
+                      </a:extLst>
+                    </a:blip>
+                    <a:srcRect/>
+                    <a:stretch>
+                      <a:fillRect/>
+                    </a:stretch>
+                  </pic:blipFill>
+                  <pic:spPr bwMode="auto">
+                    <a:xfrm>
+                      <a:off x="0" y="0"/>
+                      <a:ext cx="1198245" cy="2597150"/>
+                    </a:xfrm>
+                    <a:prstGeom prst="rect">
+                      <a:avLst/>
+                    </a:prstGeom>
+                    <a:noFill/>
+                    <a:ln>
+                      <a:noFill/>
+                    </a:ln>
+                  </pic:spPr>
+                </pic:pic>
+              </a:graphicData>
+            </a:graphic>
+            <wp14:sizeRelH relativeFrom="margin">
+              <wp14:pctWidth>0</wp14:pctWidth>
+            </wp14:sizeRelH>
+            <wp14:sizeRelV relativeFrom="margin">
+              <wp14:pctHeight>0</wp14:pctHeight>
+            </wp14:sizeRelV>
+          </wp:anchor>
+        </w:drawing>
+      </w:r>
+      <w:r>
+        <w:rPr>
+          <w:rFonts w:eastAsia="Times New Roman" w:cstheme="minorHAnsi"/>
+          <w:noProof/>
+          <w:sz w:val="24"/>
+          <w:szCs w:val="24"/>
+        </w:rPr>
+        <w:drawing>
+          <wp:anchor distT="0" distB="0" distL="114300" distR="114300" simplePos="0" relativeHeight="251732992" behindDoc="1" locked="0" layoutInCell="1" allowOverlap="1" wp14:anchorId="14895A3C" wp14:editId="03C00615">
+            <wp:simplePos x="0" y="0"/>
+            <wp:positionH relativeFrom="margin">
+              <wp:posOffset>5092065</wp:posOffset>
+            </wp:positionH>
+            <wp:positionV relativeFrom="margin">
+              <wp:posOffset>6259739</wp:posOffset>
+            </wp:positionV>
+            <wp:extent cx="1177925" cy="2548255"/>
+            <wp:effectExtent l="0" t="0" r="3175" b="4445"/>
+            <wp:wrapTight wrapText="bothSides">
+              <wp:wrapPolygon edited="0">
+                <wp:start x="0" y="0"/>
+                <wp:lineTo x="0" y="21476"/>
+                <wp:lineTo x="21309" y="21476"/>
+                <wp:lineTo x="21309" y="0"/>
+                <wp:lineTo x="0" y="0"/>
+              </wp:wrapPolygon>
+            </wp:wrapTight>
+            <wp:docPr id="46" name="Picture 46"/>
+            <wp:cNvGraphicFramePr>
+              <a:graphicFrameLocks xmlns:a="http://schemas.openxmlformats.org/drawingml/2006/main" noChangeAspect="1"/>
+            </wp:cNvGraphicFramePr>
+            <a:graphic xmlns:a="http://schemas.openxmlformats.org/drawingml/2006/main">
+              <a:graphicData uri="http://schemas.openxmlformats.org/drawingml/2006/picture">
+                <pic:pic xmlns:pic="http://schemas.openxmlformats.org/drawingml/2006/picture">
+                  <pic:nvPicPr>
+                    <pic:cNvPr id="0" name="Picture 22"/>
+                    <pic:cNvPicPr>
+                      <a:picLocks noChangeAspect="1" noChangeArrowheads="1"/>
+                    </pic:cNvPicPr>
+                  </pic:nvPicPr>
+                  <pic:blipFill>
+                    <a:blip r:embed="rId30" cstate="print">
+                      <a:extLst>
+                        <a:ext uri="{28A0092B-C50C-407E-A947-70E740481C1C}">
+                          <a14:useLocalDpi xmlns:a14="http://schemas.microsoft.com/office/drawing/2010/main" val="0"/>
+                        </a:ext>
+                      </a:extLst>
+                    </a:blip>
+                    <a:srcRect/>
+                    <a:stretch>
+                      <a:fillRect/>
+                    </a:stretch>
+                  </pic:blipFill>
+                  <pic:spPr bwMode="auto">
+                    <a:xfrm>
+                      <a:off x="0" y="0"/>
+                      <a:ext cx="1177925" cy="2548255"/>
+                    </a:xfrm>
+                    <a:prstGeom prst="rect">
+                      <a:avLst/>
+                    </a:prstGeom>
+                    <a:noFill/>
+                    <a:ln>
+                      <a:noFill/>
+                    </a:ln>
+                  </pic:spPr>
+                </pic:pic>
+              </a:graphicData>
+            </a:graphic>
+            <wp14:sizeRelH relativeFrom="margin">
+              <wp14:pctWidth>0</wp14:pctWidth>
+            </wp14:sizeRelH>
+            <wp14:sizeRelV relativeFrom="margin">
+              <wp14:pctHeight>0</wp14:pctHeight>
+            </wp14:sizeRelV>
+          </wp:anchor>
+        </w:drawing>
+      </w:r>
+      <w:r>
+        <w:rPr>
+          <w:rFonts w:eastAsia="Times New Roman" w:cstheme="minorHAnsi"/>
+          <w:sz w:val="24"/>
+          <w:szCs w:val="24"/>
+        </w:rPr>
+        <w:t>Nakon uspešne prijave, dispečeru se otvara početna stranica(Slika 19.). Klikom na dugme “Chat”, sistem ga preusmerava na komunikaciju sa vozačima, klijentima I administratorom. Klikom na dugme “Odjava”, odjavljuje se sa svog profila, što ga vraća na početnu stranicu za prijavu. Klikom na hamburger meni u gornjem levom uglu, otvaraju mu se dodatne opcije. Dodatne opcije su dugmad “Prodaja tura”, “Chat”, “Izveštaji”, “Moj profil”, “Odjava” I dugme “Operativa”, što ga zapravo vraća na početnu stranicu. Klikom na dugme “Prodaja tura”, sistem ga odvodi na stranicu preko koje može da kreira novi zahtev I da prati već postojeće zahteve</w:t>
+      </w:r>
+      <w:r>
+        <w:rPr>
+          <w:rFonts w:eastAsia="Times New Roman" w:cstheme="minorHAnsi"/>
+          <w:sz w:val="24"/>
+          <w:szCs w:val="24"/>
+        </w:rPr>
+        <w:t>(Slika 22.)</w:t>
+      </w:r>
+      <w:r>
+        <w:rPr>
+          <w:rFonts w:eastAsia="Times New Roman" w:cstheme="minorHAnsi"/>
+          <w:sz w:val="24"/>
+          <w:szCs w:val="24"/>
+        </w:rPr>
+        <w:t>. Na toj stranici nalazi se dugme “Novi zahtev” I standardna dugmad za odjavu, chat I notifikacije. Takođe, nalaze se I 4 kartice u sredini – “Novi zahtevi”, “Poslate ponude”, “Prihvaćene ponude” I “Odbijene ponude”.</w:t>
+      </w:r>
+      <w:r>
+        <w:rPr>
+          <w:rFonts w:eastAsia="Times New Roman" w:cstheme="minorHAnsi"/>
+          <w:sz w:val="24"/>
+          <w:szCs w:val="24"/>
+        </w:rPr>
+        <w:t xml:space="preserve"> Ispod kartica nalazi se lista “Zahtevi”, koja kada se klikne otvara listu zahteva različitih statusa I dispečer je u mogućnosti da odabere zahtev I klikne na njega I tako uđe u detalje tog zahteva</w:t>
+      </w:r>
+      <w:r>
+        <w:rPr>
+          <w:rFonts w:eastAsia="Times New Roman" w:cstheme="minorHAnsi"/>
+          <w:sz w:val="24"/>
+          <w:szCs w:val="24"/>
+        </w:rPr>
+        <w:t>(Slika 23.)</w:t>
+      </w:r>
+      <w:r>
+        <w:rPr>
+          <w:rFonts w:eastAsia="Times New Roman" w:cstheme="minorHAnsi"/>
+          <w:sz w:val="24"/>
+          <w:szCs w:val="24"/>
+        </w:rPr>
+        <w:t>. Lista je ograničene visine I postoji mogućnost listanja(scroll). Prilikom klika na jednu od ovih 4 kartica, lista sa zahtevima se filtrira. Primera radi, ukoliko kliknemo na karticu “Poslate ponude”, ta kartica će zatamneti I lista od zahteva sa različitim statusima će se filtrirati samo na zahteve koji su već obrađeni I ponuda od strane dispečera je poslata</w:t>
+      </w:r>
+      <w:r>
+        <w:rPr>
+          <w:rFonts w:eastAsia="Times New Roman" w:cstheme="minorHAnsi"/>
+          <w:sz w:val="24"/>
+          <w:szCs w:val="24"/>
+        </w:rPr>
+        <w:t>(Slika 24.)</w:t>
+      </w:r>
+      <w:r>
+        <w:rPr>
+          <w:rFonts w:eastAsia="Times New Roman" w:cstheme="minorHAnsi"/>
+          <w:sz w:val="24"/>
+          <w:szCs w:val="24"/>
+        </w:rPr>
+        <w:t>.</w:t>
+      </w:r>
+    </w:p>
+    <w:p>
+      <w:pPr>
+        <w:spacing w:before="100" w:beforeAutospacing="1" w:after="100" w:afterAutospacing="1" w:line="240" w:lineRule="auto"/>
+        <w:jc w:val="both"/>
+        <w:rPr>
+          <w:sz w:val="24"/>
+          <w:szCs w:val="24"/>
+        </w:rPr>
+      </w:pPr>
+    </w:p>
+    <w:p>
+      <w:pPr>
+        <w:spacing w:before="100" w:beforeAutospacing="1" w:after="100" w:afterAutospacing="1" w:line="240" w:lineRule="auto"/>
+        <w:jc w:val="both"/>
+        <w:rPr>
+          <w:sz w:val="24"/>
+          <w:szCs w:val="24"/>
+        </w:rPr>
+      </w:pPr>
+    </w:p>
+    <w:p>
+      <w:pPr>
+        <w:spacing w:before="100" w:beforeAutospacing="1" w:after="100" w:afterAutospacing="1" w:line="240" w:lineRule="auto"/>
+        <w:jc w:val="both"/>
+        <w:rPr>
+          <w:sz w:val="24"/>
+          <w:szCs w:val="24"/>
+        </w:rPr>
+      </w:pPr>
+    </w:p>
+    <w:p>
+      <w:pPr>
+        <w:spacing w:before="100" w:beforeAutospacing="1" w:after="100" w:afterAutospacing="1" w:line="240" w:lineRule="auto"/>
+        <w:jc w:val="both"/>
+        <w:rPr>
+          <w:rFonts w:eastAsia="Times New Roman" w:cstheme="minorHAnsi"/>
+          <w:sz w:val="24"/>
+          <w:szCs w:val="24"/>
+        </w:rPr>
+      </w:pPr>
+      <w:r>
+        <w:rPr>
+          <w:rFonts w:eastAsia="Times New Roman" w:cstheme="minorHAnsi"/>
+          <w:noProof/>
+          <w:sz w:val="24"/>
+          <w:szCs w:val="24"/>
+        </w:rPr>
+        <w:drawing>
+          <wp:anchor distT="0" distB="0" distL="114300" distR="114300" simplePos="0" relativeHeight="251737088" behindDoc="0" locked="0" layoutInCell="1" allowOverlap="1" wp14:anchorId="1ACECBA0" wp14:editId="142BF8B8">
+            <wp:simplePos x="0" y="0"/>
+            <wp:positionH relativeFrom="column">
+              <wp:posOffset>3347720</wp:posOffset>
+            </wp:positionH>
+            <wp:positionV relativeFrom="page">
+              <wp:posOffset>8731250</wp:posOffset>
+            </wp:positionV>
+            <wp:extent cx="738187" cy="628650"/>
+            <wp:effectExtent l="0" t="0" r="5080" b="0"/>
+            <wp:wrapNone/>
+            <wp:docPr id="47" name="Picture 47"/>
+            <wp:cNvGraphicFramePr>
+              <a:graphicFrameLocks xmlns:a="http://schemas.openxmlformats.org/drawingml/2006/main" noChangeAspect="1"/>
+            </wp:cNvGraphicFramePr>
+            <a:graphic xmlns:a="http://schemas.openxmlformats.org/drawingml/2006/main">
+              <a:graphicData uri="http://schemas.openxmlformats.org/drawingml/2006/picture">
+                <pic:pic xmlns:pic="http://schemas.openxmlformats.org/drawingml/2006/picture">
+                  <pic:nvPicPr>
+                    <pic:cNvPr id="0" name="Picture 23"/>
+                    <pic:cNvPicPr>
+                      <a:picLocks noChangeAspect="1" noChangeArrowheads="1"/>
+                    </pic:cNvPicPr>
+                  </pic:nvPicPr>
+                  <pic:blipFill>
+                    <a:blip r:embed="rId31" cstate="print">
+                      <a:extLst>
+                        <a:ext uri="{28A0092B-C50C-407E-A947-70E740481C1C}">
+                          <a14:useLocalDpi xmlns:a14="http://schemas.microsoft.com/office/drawing/2010/main" val="0"/>
+                        </a:ext>
+                      </a:extLst>
+                    </a:blip>
+                    <a:srcRect/>
+                    <a:stretch>
+                      <a:fillRect/>
+                    </a:stretch>
+                  </pic:blipFill>
+                  <pic:spPr bwMode="auto">
+                    <a:xfrm>
+                      <a:off x="0" y="0"/>
+                      <a:ext cx="738187" cy="628650"/>
+                    </a:xfrm>
+                    <a:prstGeom prst="rect">
+                      <a:avLst/>
+                    </a:prstGeom>
+                    <a:noFill/>
+                    <a:ln>
+                      <a:noFill/>
+                    </a:ln>
+                  </pic:spPr>
+                </pic:pic>
+              </a:graphicData>
+            </a:graphic>
+            <wp14:sizeRelH relativeFrom="margin">
+              <wp14:pctWidth>0</wp14:pctWidth>
+            </wp14:sizeRelH>
+            <wp14:sizeRelV relativeFrom="margin">
+              <wp14:pctHeight>0</wp14:pctHeight>
+            </wp14:sizeRelV>
+          </wp:anchor>
+        </w:drawing>
+      </w:r>
+    </w:p>
+    <w:p>
+      <w:pPr>
+        <w:tabs>
+          <w:tab w:val="left" w:pos="1265"/>
+        </w:tabs>
+        <w:jc w:val="both"/>
+        <w:rPr>
+          <w:sz w:val="24"/>
+          <w:szCs w:val="24"/>
+        </w:rPr>
+      </w:pPr>
+      <w:r>
+        <w:rPr>
+          <w:noProof/>
+          <w:sz w:val="36"/>
+          <w:szCs w:val="36"/>
+        </w:rPr>
+        <mc:AlternateContent>
+          <mc:Choice Requires="wps">
+            <w:drawing>
+              <wp:anchor distT="45720" distB="45720" distL="114300" distR="114300" simplePos="0" relativeHeight="251739136" behindDoc="0" locked="0" layoutInCell="1" allowOverlap="1" wp14:anchorId="5514413A" wp14:editId="43A1D64F">
+                <wp:simplePos x="0" y="0"/>
+                <wp:positionH relativeFrom="page">
+                  <wp:posOffset>4189095</wp:posOffset>
+                </wp:positionH>
+                <wp:positionV relativeFrom="page">
+                  <wp:align>bottom</wp:align>
+                </wp:positionV>
+                <wp:extent cx="1219200" cy="264160"/>
+                <wp:effectExtent l="0" t="0" r="19050" b="21590"/>
+                <wp:wrapSquare wrapText="bothSides"/>
+                <wp:docPr id="50" name="Text Box 2"/>
+                <wp:cNvGraphicFramePr>
+                  <a:graphicFrameLocks xmlns:a="http://schemas.openxmlformats.org/drawingml/2006/main"/>
+                </wp:cNvGraphicFramePr>
+                <a:graphic xmlns:a="http://schemas.openxmlformats.org/drawingml/2006/main">
+                  <a:graphicData uri="http://schemas.microsoft.com/office/word/2010/wordprocessingShape">
+                    <wps:wsp>
+                      <wps:cNvSpPr txBox="1">
+                        <a:spLocks noChangeArrowheads="1"/>
+                      </wps:cNvSpPr>
+                      <wps:spPr bwMode="auto">
+                        <a:xfrm>
+                          <a:off x="0" y="0"/>
+                          <a:ext cx="1219200" cy="264160"/>
+                        </a:xfrm>
+                        <a:prstGeom prst="rect">
+                          <a:avLst/>
+                        </a:prstGeom>
+                        <a:solidFill>
+                          <a:srgbClr val="FFFFFF"/>
+                        </a:solidFill>
+                        <a:ln w="9525">
+                          <a:solidFill>
+                            <a:schemeClr val="bg1"/>
+                          </a:solidFill>
+                          <a:miter lim="800000"/>
+                          <a:headEnd/>
+                          <a:tailEnd/>
+                        </a:ln>
+                      </wps:spPr>
+                      <wps:txbx>
+                        <w:txbxContent>
+                          <w:p>
+                            <w:pPr>
+                              <w:jc w:val="center"/>
+                            </w:pPr>
+                            <w:r>
+                              <w:t>Slika 2</w:t>
+                            </w:r>
+                            <w:r>
+                              <w:t>3.</w:t>
+                            </w:r>
+                          </w:p>
+                        </w:txbxContent>
+                      </wps:txbx>
+                      <wps:bodyPr rot="0" vert="horz" wrap="square" lIns="91440" tIns="45720" rIns="91440" bIns="45720" anchor="t" anchorCtr="0">
+                        <a:noAutofit/>
+                      </wps:bodyPr>
+                    </wps:wsp>
+                  </a:graphicData>
+                </a:graphic>
+                <wp14:sizeRelH relativeFrom="margin">
+                  <wp14:pctWidth>0</wp14:pctWidth>
+                </wp14:sizeRelH>
+                <wp14:sizeRelV relativeFrom="margin">
+                  <wp14:pctHeight>0</wp14:pctHeight>
+                </wp14:sizeRelV>
+              </wp:anchor>
+            </w:drawing>
+          </mc:Choice>
+          <mc:Fallback>
+            <w:pict>
+              <v:shape w14:anchorId="5514413A" id="_x0000_s1046" type="#_x0000_t202" style="position:absolute;left:0;text-align:left;margin-left:329.85pt;margin-top:0;width:96pt;height:20.8pt;z-index:251739136;visibility:visible;mso-wrap-style:square;mso-width-percent:0;mso-height-percent:0;mso-wrap-distance-left:9pt;mso-wrap-distance-top:3.6pt;mso-wrap-distance-right:9pt;mso-wrap-distance-bottom:3.6pt;mso-position-horizontal:absolute;mso-position-horizontal-relative:page;mso-position-vertical:bottom;mso-position-vertical-relative:page;mso-width-percent:0;mso-height-percent:0;mso-width-relative:margin;mso-height-relative:margin;v-text-anchor:top" o:gfxdata="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" strokecolor="white [3212]">
+                <v:textbox>
+                  <w:txbxContent>
+                    <w:p>
+                      <w:pPr>
+                        <w:jc w:val="center"/>
+                      </w:pPr>
+                      <w:r>
+                        <w:t>Slika 2</w:t>
+                      </w:r>
+                      <w:r>
+                        <w:t>3.</w:t>
+                      </w:r>
+                    </w:p>
+                  </w:txbxContent>
+                </v:textbox>
+                <w10:wrap type="square" anchorx="page" anchory="page"/>
+              </v:shape>
+            </w:pict>
+          </mc:Fallback>
+        </mc:AlternateContent>
+      </w:r>
+      <w:r>
+        <w:rPr>
+          <w:noProof/>
+          <w:sz w:val="36"/>
+          <w:szCs w:val="36"/>
+        </w:rPr>
+        <mc:AlternateContent>
+          <mc:Choice Requires="wps">
+            <w:drawing>
+              <wp:anchor distT="45720" distB="45720" distL="114300" distR="114300" simplePos="0" relativeHeight="251731968" behindDoc="0" locked="0" layoutInCell="1" allowOverlap="1" wp14:anchorId="7AF7CCBF" wp14:editId="29C83D27">
+                <wp:simplePos x="0" y="0"/>
+                <wp:positionH relativeFrom="page">
+                  <wp:posOffset>1911350</wp:posOffset>
+                </wp:positionH>
+                <wp:positionV relativeFrom="page">
+                  <wp:posOffset>9734550</wp:posOffset>
+                </wp:positionV>
+                <wp:extent cx="1758950" cy="295910"/>
+                <wp:effectExtent l="0" t="0" r="12700" b="27940"/>
+                <wp:wrapSquare wrapText="bothSides"/>
+                <wp:docPr id="45" name="Text Box 2"/>
+                <wp:cNvGraphicFramePr>
+                  <a:graphicFrameLocks xmlns:a="http://schemas.openxmlformats.org/drawingml/2006/main"/>
+                </wp:cNvGraphicFramePr>
+                <a:graphic xmlns:a="http://schemas.openxmlformats.org/drawingml/2006/main">
+                  <a:graphicData uri="http://schemas.microsoft.com/office/word/2010/wordprocessingShape">
+                    <wps:wsp>
+                      <wps:cNvSpPr txBox="1">
+                        <a:spLocks noChangeArrowheads="1"/>
+                      </wps:cNvSpPr>
+                      <wps:spPr bwMode="auto">
+                        <a:xfrm>
+                          <a:off x="0" y="0"/>
+                          <a:ext cx="1758950" cy="295910"/>
+                        </a:xfrm>
+                        <a:prstGeom prst="rect">
+                          <a:avLst/>
+                        </a:prstGeom>
+                        <a:solidFill>
+                          <a:srgbClr val="FFFFFF"/>
+                        </a:solidFill>
+                        <a:ln w="9525">
+                          <a:solidFill>
+                            <a:schemeClr val="bg1"/>
+                          </a:solidFill>
+                          <a:miter lim="800000"/>
+                          <a:headEnd/>
+                          <a:tailEnd/>
+                        </a:ln>
+                      </wps:spPr>
+                      <wps:txbx>
+                        <w:txbxContent>
+                          <w:p>
+                            <w:pPr>
+                              <w:jc w:val="center"/>
+                            </w:pPr>
+                            <w:r>
+                              <w:t>Slika 2</w:t>
+                            </w:r>
+                            <w:r>
+                              <w:t>2</w:t>
+                            </w:r>
+                            <w:r>
+                              <w:t xml:space="preserve">. </w:t>
+                            </w:r>
+                            <w:r>
+                              <w:t>Prodaja tura</w:t>
+                            </w:r>
+                          </w:p>
+                        </w:txbxContent>
+                      </wps:txbx>
+                      <wps:bodyPr rot="0" vert="horz" wrap="square" lIns="91440" tIns="45720" rIns="91440" bIns="45720" anchor="t" anchorCtr="0">
+                        <a:noAutofit/>
+                      </wps:bodyPr>
+                    </wps:wsp>
+                  </a:graphicData>
+                </a:graphic>
+                <wp14:sizeRelH relativeFrom="margin">
+                  <wp14:pctWidth>0</wp14:pctWidth>
+                </wp14:sizeRelH>
+                <wp14:sizeRelV relativeFrom="margin">
+                  <wp14:pctHeight>0</wp14:pctHeight>
+                </wp14:sizeRelV>
+              </wp:anchor>
+            </w:drawing>
+          </mc:Choice>
+          <mc:Fallback>
+            <w:pict>
+              <v:shape w14:anchorId="7AF7CCBF" id="_x0000_s1047" type="#_x0000_t202" style="position:absolute;left:0;text-align:left;margin-left:150.5pt;margin-top:766.5pt;width:138.5pt;height:23.3pt;z-index:251731968;visibility:visible;mso-wrap-style:square;mso-width-percent:0;mso-height-percent:0;mso-wrap-distance-left:9pt;mso-wrap-distance-top:3.6pt;mso-wrap-distance-right:9pt;mso-wrap-distance-bottom:3.6pt;mso-position-horizontal:absolute;mso-position-horizontal-relative:page;mso-position-vertical:absolute;mso-position-vertical-relative:page;mso-width-percent:0;mso-height-percent:0;mso-width-relative:margin;mso-height-relative:margin;v-text-anchor:top" o:gfxdata="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" strokecolor="white [3212]">
+                <v:textbox>
+                  <w:txbxContent>
+                    <w:p>
+                      <w:pPr>
+                        <w:jc w:val="center"/>
+                      </w:pPr>
+                      <w:r>
+                        <w:t>Slika 2</w:t>
+                      </w:r>
+                      <w:r>
+                        <w:t>2</w:t>
+                      </w:r>
+                      <w:r>
+                        <w:t xml:space="preserve">. </w:t>
+                      </w:r>
+                      <w:r>
+                        <w:t>Prodaja tura</w:t>
+                      </w:r>
+                    </w:p>
+                  </w:txbxContent>
+                </v:textbox>
+                <w10:wrap type="square" anchorx="page" anchory="page"/>
+              </v:shape>
+            </w:pict>
+          </mc:Fallback>
+        </mc:AlternateContent>
+      </w:r>
+      <w:r>
+        <w:rPr>
+          <w:noProof/>
+          <w:sz w:val="36"/>
+          <w:szCs w:val="36"/>
+        </w:rPr>
+        <mc:AlternateContent>
+          <mc:Choice Requires="wps">
+            <w:drawing>
+              <wp:anchor distT="45720" distB="45720" distL="114300" distR="114300" simplePos="0" relativeHeight="251729920" behindDoc="0" locked="0" layoutInCell="1" allowOverlap="1" wp14:anchorId="12159D8D" wp14:editId="0DC21348">
+                <wp:simplePos x="0" y="0"/>
+                <wp:positionH relativeFrom="page">
+                  <wp:posOffset>187688</wp:posOffset>
+                </wp:positionH>
+                <wp:positionV relativeFrom="page">
+                  <wp:posOffset>9734550</wp:posOffset>
+                </wp:positionV>
+                <wp:extent cx="1955800" cy="295910"/>
+                <wp:effectExtent l="0" t="0" r="25400" b="27940"/>
+                <wp:wrapSquare wrapText="bothSides"/>
+                <wp:docPr id="44" name="Text Box 2"/>
+                <wp:cNvGraphicFramePr>
+                  <a:graphicFrameLocks xmlns:a="http://schemas.openxmlformats.org/drawingml/2006/main"/>
+                </wp:cNvGraphicFramePr>
+                <a:graphic xmlns:a="http://schemas.openxmlformats.org/drawingml/2006/main">
+                  <a:graphicData uri="http://schemas.microsoft.com/office/word/2010/wordprocessingShape">
+                    <wps:wsp>
+                      <wps:cNvSpPr txBox="1">
+                        <a:spLocks noChangeArrowheads="1"/>
+                      </wps:cNvSpPr>
+                      <wps:spPr bwMode="auto">
+                        <a:xfrm>
+                          <a:off x="0" y="0"/>
+                          <a:ext cx="1955800" cy="295910"/>
+                        </a:xfrm>
+                        <a:prstGeom prst="rect">
+                          <a:avLst/>
+                        </a:prstGeom>
+                        <a:solidFill>
+                          <a:srgbClr val="FFFFFF"/>
+                        </a:solidFill>
+                        <a:ln w="9525">
+                          <a:solidFill>
+                            <a:schemeClr val="bg1"/>
+                          </a:solidFill>
+                          <a:miter lim="800000"/>
+                          <a:headEnd/>
+                          <a:tailEnd/>
+                        </a:ln>
+                      </wps:spPr>
+                      <wps:txbx>
+                        <w:txbxContent>
+                          <w:p>
+                            <w:pPr>
+                              <w:jc w:val="center"/>
+                            </w:pPr>
+                            <w:r>
+                              <w:t xml:space="preserve">Slika </w:t>
+                            </w:r>
+                            <w:r>
+                              <w:t>21</w:t>
+                            </w:r>
+                            <w:r>
+                              <w:t>.</w:t>
+                            </w:r>
+                            <w:r>
+                              <w:t xml:space="preserve"> Hamburger meni</w:t>
+                            </w:r>
+                          </w:p>
+                        </w:txbxContent>
+                      </wps:txbx>
+                      <wps:bodyPr rot="0" vert="horz" wrap="square" lIns="91440" tIns="45720" rIns="91440" bIns="45720" anchor="t" anchorCtr="0">
+                        <a:noAutofit/>
+                      </wps:bodyPr>
+                    </wps:wsp>
+                  </a:graphicData>
+                </a:graphic>
+                <wp14:sizeRelH relativeFrom="margin">
+                  <wp14:pctWidth>0</wp14:pctWidth>
+                </wp14:sizeRelH>
+                <wp14:sizeRelV relativeFrom="margin">
+                  <wp14:pctHeight>0</wp14:pctHeight>
+                </wp14:sizeRelV>
+              </wp:anchor>
+            </w:drawing>
+          </mc:Choice>
+          <mc:Fallback>
+            <w:pict>
+              <v:shape w14:anchorId="12159D8D" id="_x0000_s1048" type="#_x0000_t202" style="position:absolute;left:0;text-align:left;margin-left:14.8pt;margin-top:766.5pt;width:154pt;height:23.3pt;z-index:251729920;visibility:visible;mso-wrap-style:square;mso-width-percent:0;mso-height-percent:0;mso-wrap-distance-left:9pt;mso-wrap-distance-top:3.6pt;mso-wrap-distance-right:9pt;mso-wrap-distance-bottom:3.6pt;mso-position-horizontal:absolute;mso-position-horizontal-relative:page;mso-position-vertical:absolute;mso-position-vertical-relative:page;mso-width-percent:0;mso-height-percent:0;mso-width-relative:margin;mso-height-relative:margin;v-text-anchor:top" o:gfxdata="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" strokecolor="white [3212]">
+                <v:textbox>
+                  <w:txbxContent>
+                    <w:p>
+                      <w:pPr>
+                        <w:jc w:val="center"/>
+                      </w:pPr>
+                      <w:r>
+                        <w:t xml:space="preserve">Slika </w:t>
+                      </w:r>
+                      <w:r>
+                        <w:t>21</w:t>
+                      </w:r>
+                      <w:r>
+                        <w:t>.</w:t>
+                      </w:r>
+                      <w:r>
+                        <w:t xml:space="preserve"> Hamburger meni</w:t>
+                      </w:r>
+                    </w:p>
+                  </w:txbxContent>
+                </v:textbox>
+                <w10:wrap type="square" anchorx="page" anchory="page"/>
+              </v:shape>
+            </w:pict>
+          </mc:Fallback>
+        </mc:AlternateContent>
+      </w:r>
+      <w:r>
+        <w:rPr>
+          <w:noProof/>
+          <w:sz w:val="36"/>
+          <w:szCs w:val="36"/>
+        </w:rPr>
+        <mc:AlternateContent>
+          <mc:Choice Requires="wps">
+            <w:drawing>
+              <wp:anchor distT="45720" distB="45720" distL="114300" distR="114300" simplePos="0" relativeHeight="251741184" behindDoc="0" locked="0" layoutInCell="1" allowOverlap="1" wp14:anchorId="581C9DEB" wp14:editId="3F16D708">
+                <wp:simplePos x="0" y="0"/>
+                <wp:positionH relativeFrom="page">
+                  <wp:posOffset>5928451</wp:posOffset>
+                </wp:positionH>
+                <wp:positionV relativeFrom="page">
+                  <wp:align>bottom</wp:align>
+                </wp:positionV>
+                <wp:extent cx="1219200" cy="295910"/>
+                <wp:effectExtent l="0" t="0" r="19050" b="27940"/>
+                <wp:wrapSquare wrapText="bothSides"/>
+                <wp:docPr id="51" name="Text Box 2"/>
+                <wp:cNvGraphicFramePr>
+                  <a:graphicFrameLocks xmlns:a="http://schemas.openxmlformats.org/drawingml/2006/main"/>
+                </wp:cNvGraphicFramePr>
+                <a:graphic xmlns:a="http://schemas.openxmlformats.org/drawingml/2006/main">
+                  <a:graphicData uri="http://schemas.microsoft.com/office/word/2010/wordprocessingShape">
+                    <wps:wsp>
+                      <wps:cNvSpPr txBox="1">
+                        <a:spLocks noChangeArrowheads="1"/>
+                      </wps:cNvSpPr>
+                      <wps:spPr bwMode="auto">
+                        <a:xfrm>
+                          <a:off x="0" y="0"/>
+                          <a:ext cx="1219200" cy="295910"/>
+                        </a:xfrm>
+                        <a:prstGeom prst="rect">
+                          <a:avLst/>
+                        </a:prstGeom>
+                        <a:solidFill>
+                          <a:srgbClr val="FFFFFF"/>
+                        </a:solidFill>
+                        <a:ln w="9525">
+                          <a:solidFill>
+                            <a:schemeClr val="bg1"/>
+                          </a:solidFill>
+                          <a:miter lim="800000"/>
+                          <a:headEnd/>
+                          <a:tailEnd/>
+                        </a:ln>
+                      </wps:spPr>
+                      <wps:txbx>
+                        <w:txbxContent>
+                          <w:p>
+                            <w:pPr>
+                              <w:jc w:val="center"/>
+                            </w:pPr>
+                            <w:r>
+                              <w:t>Slika 2</w:t>
+                            </w:r>
+                            <w:r>
+                              <w:t>4</w:t>
+                            </w:r>
+                            <w:r>
+                              <w:t>.</w:t>
+                            </w:r>
+                          </w:p>
+                        </w:txbxContent>
+                      </wps:txbx>
+                      <wps:bodyPr rot="0" vert="horz" wrap="square" lIns="91440" tIns="45720" rIns="91440" bIns="45720" anchor="t" anchorCtr="0">
+                        <a:noAutofit/>
+                      </wps:bodyPr>
+                    </wps:wsp>
+                  </a:graphicData>
+                </a:graphic>
+                <wp14:sizeRelH relativeFrom="margin">
+                  <wp14:pctWidth>0</wp14:pctWidth>
+                </wp14:sizeRelH>
+                <wp14:sizeRelV relativeFrom="margin">
+                  <wp14:pctHeight>0</wp14:pctHeight>
+                </wp14:sizeRelV>
+              </wp:anchor>
+            </w:drawing>
+          </mc:Choice>
+          <mc:Fallback>
+            <w:pict>
+              <v:shape w14:anchorId="581C9DEB" id="_x0000_s1049" type="#_x0000_t202" style="position:absolute;left:0;text-align:left;margin-left:466.8pt;margin-top:0;width:96pt;height:23.3pt;z-index:251741184;visibility:visible;mso-wrap-style:square;mso-width-percent:0;mso-height-percent:0;mso-wrap-distance-left:9pt;mso-wrap-distance-top:3.6pt;mso-wrap-distance-right:9pt;mso-wrap-distance-bottom:3.6pt;mso-position-horizontal:absolute;mso-position-horizontal-relative:page;mso-position-vertical:bottom;mso-position-vertical-relative:page;mso-width-percent:0;mso-height-percent:0;mso-width-relative:margin;mso-height-relative:margin;v-text-anchor:top" o:gfxdata="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" strokecolor="white [3212]">
+                <v:textbox>
+                  <w:txbxContent>
+                    <w:p>
+                      <w:pPr>
+                        <w:jc w:val="center"/>
+                      </w:pPr>
+                      <w:r>
+                        <w:t>Slika 2</w:t>
+                      </w:r>
+                      <w:r>
+                        <w:t>4</w:t>
+                      </w:r>
+                      <w:r>
+                        <w:t>.</w:t>
+                      </w:r>
+                    </w:p>
+                  </w:txbxContent>
+                </v:textbox>
+                <w10:wrap type="square" anchorx="page" anchory="page"/>
+              </v:shape>
+            </w:pict>
+          </mc:Fallback>
+        </mc:AlternateContent>
+      </w:r>
     </w:p>
     <w:sectPr>
       <w:pgSz w:w="12240" w:h="15840"/>

--- a/predlog rešenja.docx
+++ b/predlog rešenja.docx
@@ -50,7 +50,7 @@
                     </pic:cNvPicPr>
                   </pic:nvPicPr>
                   <pic:blipFill>
-                    <a:blip r:embed="rId7" cstate="print">
+                    <a:blip r:embed="rId8" cstate="print">
                       <a:extLst>
                         <a:ext uri="{28A0092B-C50C-407E-A947-70E740481C1C}">
                           <a14:useLocalDpi xmlns:a14="http://schemas.microsoft.com/office/drawing/2010/main" val="0"/>
@@ -1091,7 +1091,7 @@
                     </pic:cNvPicPr>
                   </pic:nvPicPr>
                   <pic:blipFill>
-                    <a:blip r:embed="rId8">
+                    <a:blip r:embed="rId9">
                       <a:extLst>
                         <a:ext uri="{28A0092B-C50C-407E-A947-70E740481C1C}">
                           <a14:useLocalDpi xmlns:a14="http://schemas.microsoft.com/office/drawing/2010/main" val="0"/>
@@ -1476,7 +1476,7 @@
                     <pic:cNvPicPr/>
                   </pic:nvPicPr>
                   <pic:blipFill>
-                    <a:blip r:embed="rId9"/>
+                    <a:blip r:embed="rId10"/>
                     <a:stretch>
                       <a:fillRect/>
                     </a:stretch>
@@ -1660,7 +1660,7 @@
                     </pic:cNvPicPr>
                   </pic:nvPicPr>
                   <pic:blipFill>
-                    <a:blip r:embed="rId10">
+                    <a:blip r:embed="rId11">
                       <a:extLst>
                         <a:ext uri="{28A0092B-C50C-407E-A947-70E740481C1C}">
                           <a14:useLocalDpi xmlns:a14="http://schemas.microsoft.com/office/drawing/2010/main" val="0"/>
@@ -1915,7 +1915,7 @@
                     </pic:cNvPicPr>
                   </pic:nvPicPr>
                   <pic:blipFill>
-                    <a:blip r:embed="rId11">
+                    <a:blip r:embed="rId12">
                       <a:extLst>
                         <a:ext uri="{28A0092B-C50C-407E-A947-70E740481C1C}">
                           <a14:useLocalDpi xmlns:a14="http://schemas.microsoft.com/office/drawing/2010/main" val="0"/>
@@ -2196,7 +2196,7 @@
                     </pic:cNvPicPr>
                   </pic:nvPicPr>
                   <pic:blipFill>
-                    <a:blip r:embed="rId12">
+                    <a:blip r:embed="rId13">
                       <a:extLst>
                         <a:ext uri="{28A0092B-C50C-407E-A947-70E740481C1C}">
                           <a14:useLocalDpi xmlns:a14="http://schemas.microsoft.com/office/drawing/2010/main" val="0"/>
@@ -2585,7 +2585,7 @@
                     </pic:cNvPicPr>
                   </pic:nvPicPr>
                   <pic:blipFill>
-                    <a:blip r:embed="rId13">
+                    <a:blip r:embed="rId14">
                       <a:extLst>
                         <a:ext uri="{28A0092B-C50C-407E-A947-70E740481C1C}">
                           <a14:useLocalDpi xmlns:a14="http://schemas.microsoft.com/office/drawing/2010/main" val="0"/>
@@ -2899,7 +2899,7 @@
                     </pic:cNvPicPr>
                   </pic:nvPicPr>
                   <pic:blipFill>
-                    <a:blip r:embed="rId14">
+                    <a:blip r:embed="rId15">
                       <a:extLst>
                         <a:ext uri="{28A0092B-C50C-407E-A947-70E740481C1C}">
                           <a14:useLocalDpi xmlns:a14="http://schemas.microsoft.com/office/drawing/2010/main" val="0"/>
@@ -3174,7 +3174,7 @@
                     </pic:cNvPicPr>
                   </pic:nvPicPr>
                   <pic:blipFill>
-                    <a:blip r:embed="rId15">
+                    <a:blip r:embed="rId16">
                       <a:extLst>
                         <a:ext uri="{28A0092B-C50C-407E-A947-70E740481C1C}">
                           <a14:useLocalDpi xmlns:a14="http://schemas.microsoft.com/office/drawing/2010/main" val="0"/>
@@ -3579,7 +3579,7 @@
                     </pic:cNvPicPr>
                   </pic:nvPicPr>
                   <pic:blipFill>
-                    <a:blip r:embed="rId16">
+                    <a:blip r:embed="rId17">
                       <a:extLst>
                         <a:ext uri="{28A0092B-C50C-407E-A947-70E740481C1C}">
                           <a14:useLocalDpi xmlns:a14="http://schemas.microsoft.com/office/drawing/2010/main" val="0"/>
@@ -3846,57 +3846,14 @@
           <w:sz w:val="24"/>
           <w:szCs w:val="24"/>
         </w:rPr>
-        <w:t>Nakon prikaza procesa prodaje na kontekstnom nivou (A-0), izvršena je njegova dekompozicija na prvom nivou, čime je dobijen detaljniji prikaz aktivnosti koje čine ovaj proces.</w:t>
-      </w:r>
-      <w:r>
-        <w:rPr>
-          <w:rFonts w:eastAsia="Times New Roman" w:cstheme="minorHAnsi"/>
-          <w:sz w:val="24"/>
-          <w:szCs w:val="24"/>
-        </w:rPr>
-        <w:t xml:space="preserve"> </w:t>
-      </w:r>
-      <w:r>
-        <w:rPr>
-          <w:sz w:val="24"/>
-          <w:szCs w:val="24"/>
-        </w:rPr>
-        <w:t>P</w:t>
-      </w:r>
-      <w:r>
-        <w:rPr>
-          <w:sz w:val="24"/>
-          <w:szCs w:val="24"/>
-        </w:rPr>
-        <w:t>roces</w:t>
-      </w:r>
-      <w:r>
-        <w:rPr>
-          <w:sz w:val="24"/>
-          <w:szCs w:val="24"/>
-        </w:rPr>
-        <w:t xml:space="preserve"> </w:t>
-      </w:r>
-      <w:r>
-        <w:rPr>
-          <w:sz w:val="24"/>
-          <w:szCs w:val="24"/>
-        </w:rPr>
-        <w:t>prodaje transportnih usluga</w:t>
-      </w:r>
-      <w:r>
-        <w:rPr>
-          <w:sz w:val="24"/>
-          <w:szCs w:val="24"/>
-        </w:rPr>
-        <w:t xml:space="preserve"> je razložen</w:t>
-      </w:r>
-      <w:r>
-        <w:rPr>
-          <w:sz w:val="24"/>
-          <w:szCs w:val="24"/>
-        </w:rPr>
-        <w:t xml:space="preserve"> na osnovne funkcije prijema zahteva, provere dostupnosti resursa, kreiranja ponude, obrade rezervacije i realizacije ture, pri čemu su funkcije povezane odgovarajućim ulazima i izlazima, uz uticaj kontrolnih faktora i korišćenje potrebnih resursa. Podaci o realizaciji prodaje koriste se za izradu analize uspešnosti, koja predstavlja kontrolni faktor za unapređenje budućih aktivnosti, naročito u procesu kreiranja ponude</w:t>
+        <w:t xml:space="preserve">Nakon prikaza procesa prodaje na kontekstnom nivou (A-0), izvršena je njegova dekompozicija na prvom nivou, čime je dobijen detaljniji prikaz aktivnosti koje čine ovaj proces. </w:t>
+      </w:r>
+      <w:r>
+        <w:rPr>
+          <w:sz w:val="24"/>
+          <w:szCs w:val="24"/>
+        </w:rPr>
+        <w:t>Proces prodaje transportnih usluga je razložen na osnovne funkcije prijema zahteva, provere dostupnosti resursa, kreiranja ponude, obrade rezervacije i realizacije ture, pri čemu su funkcije povezane odgovarajućim ulazima i izlazima, uz uticaj kontrolnih faktora i korišćenje potrebnih resursa. Podaci o realizaciji prodaje koriste se za izradu analize uspešnosti, koja predstavlja kontrolni faktor za unapređenje budućih aktivnosti, naročito u procesu kreiranja ponude</w:t>
       </w:r>
     </w:p>
     <w:p>
@@ -4010,16 +3967,7 @@
                               <w:jc w:val="both"/>
                             </w:pPr>
                             <w:r>
-                              <w:t xml:space="preserve">Slika </w:t>
-                            </w:r>
-                            <w:r>
-                              <w:t>10</w:t>
-                            </w:r>
-                            <w:r>
-                              <w:t xml:space="preserve">. dekompozicija </w:t>
-                            </w:r>
-                            <w:r>
-                              <w:t>IDEF0</w:t>
+                              <w:t>Slika 10. dekompozicija IDEF0</w:t>
                             </w:r>
                           </w:p>
                         </w:txbxContent>
@@ -4049,16 +3997,7 @@
                         <w:jc w:val="both"/>
                       </w:pPr>
                       <w:r>
-                        <w:t xml:space="preserve">Slika </w:t>
-                      </w:r>
-                      <w:r>
-                        <w:t>10</w:t>
-                      </w:r>
-                      <w:r>
-                        <w:t xml:space="preserve">. dekompozicija </w:t>
-                      </w:r>
-                      <w:r>
-                        <w:t>IDEF0</w:t>
+                        <w:t>Slika 10. dekompozicija IDEF0</w:t>
                       </w:r>
                     </w:p>
                   </w:txbxContent>
@@ -4099,7 +4038,7 @@
                     </pic:cNvPicPr>
                   </pic:nvPicPr>
                   <pic:blipFill>
-                    <a:blip r:embed="rId17">
+                    <a:blip r:embed="rId18">
                       <a:extLst>
                         <a:ext uri="{28A0092B-C50C-407E-A947-70E740481C1C}">
                           <a14:useLocalDpi xmlns:a14="http://schemas.microsoft.com/office/drawing/2010/main" val="0"/>
@@ -4369,16 +4308,7 @@
                               <w:jc w:val="center"/>
                             </w:pPr>
                             <w:r>
-                              <w:t>Slika 1</w:t>
-                            </w:r>
-                            <w:r>
-                              <w:t>1</w:t>
-                            </w:r>
-                            <w:r>
-                              <w:t xml:space="preserve">. </w:t>
-                            </w:r>
-                            <w:r>
-                              <w:t>MOV dijagram</w:t>
+                              <w:t>Slika 11. MOV dijagram</w:t>
                             </w:r>
                           </w:p>
                         </w:txbxContent>
@@ -4408,16 +4338,7 @@
                         <w:jc w:val="center"/>
                       </w:pPr>
                       <w:r>
-                        <w:t>Slika 1</w:t>
-                      </w:r>
-                      <w:r>
-                        <w:t>1</w:t>
-                      </w:r>
-                      <w:r>
-                        <w:t xml:space="preserve">. </w:t>
-                      </w:r>
-                      <w:r>
-                        <w:t>MOV dijagram</w:t>
+                        <w:t>Slika 11. MOV dijagram</w:t>
                       </w:r>
                     </w:p>
                   </w:txbxContent>
@@ -4458,7 +4379,7 @@
                     </pic:cNvPicPr>
                   </pic:nvPicPr>
                   <pic:blipFill>
-                    <a:blip r:embed="rId18">
+                    <a:blip r:embed="rId19">
                       <a:extLst>
                         <a:ext uri="{28A0092B-C50C-407E-A947-70E740481C1C}">
                           <a14:useLocalDpi xmlns:a14="http://schemas.microsoft.com/office/drawing/2010/main" val="0"/>
@@ -4557,19 +4478,7 @@
         <w:rPr>
           <w:rFonts w:asciiTheme="minorHAnsi" w:hAnsiTheme="minorHAnsi" w:cstheme="minorHAnsi"/>
         </w:rPr>
-        <w:t>Predložena aplikacija namenjena je podršci procesu prodaje transportnih usluga u okviru sistema MPM Transport.</w:t>
-      </w:r>
-      <w:r>
-        <w:rPr>
-          <w:rFonts w:asciiTheme="minorHAnsi" w:hAnsiTheme="minorHAnsi" w:cstheme="minorHAnsi"/>
-        </w:rPr>
-        <w:t xml:space="preserve"> </w:t>
-      </w:r>
-      <w:r>
-        <w:rPr>
-          <w:rFonts w:asciiTheme="minorHAnsi" w:hAnsiTheme="minorHAnsi" w:cstheme="minorHAnsi"/>
-        </w:rPr>
-        <w:t>Aplikacija je namenjena zaposlenima u prodaji i logistici, sa ciljem da omogući jednostavno i efikasno upravljanje procesom prodaje transportnih usluga. Kroz aplikaciju korisnici imaju mogućnost da unose i obrađuju zahteve za transport, kreiraju ponude, evidentiraju rezervacije i prate realizaciju transportnih tura.</w:t>
+        <w:t>Predložena aplikacija namenjena je podršci procesu prodaje transportnih usluga u okviru sistema MPM Transport. Aplikacija je namenjena zaposlenima u prodaji i logistici, sa ciljem da omogući jednostavno i efikasno upravljanje procesom prodaje transportnih usluga. Kroz aplikaciju korisnici imaju mogućnost da unose i obrađuju zahteve za transport, kreiraju ponude, evidentiraju rezervacije i prate realizaciju transportnih tura.</w:t>
       </w:r>
       <w:r>
         <w:rPr>
@@ -4818,7 +4727,7 @@
                     </pic:cNvPicPr>
                   </pic:nvPicPr>
                   <pic:blipFill>
-                    <a:blip r:embed="rId19" cstate="print">
+                    <a:blip r:embed="rId20" cstate="print">
                       <a:extLst>
                         <a:ext uri="{28A0092B-C50C-407E-A947-70E740481C1C}">
                           <a14:useLocalDpi xmlns:a14="http://schemas.microsoft.com/office/drawing/2010/main" val="0"/>
@@ -4893,7 +4802,7 @@
                     </pic:cNvPicPr>
                   </pic:nvPicPr>
                   <pic:blipFill>
-                    <a:blip r:embed="rId20" cstate="print">
+                    <a:blip r:embed="rId21" cstate="print">
                       <a:extLst>
                         <a:ext uri="{28A0092B-C50C-407E-A947-70E740481C1C}">
                           <a14:useLocalDpi xmlns:a14="http://schemas.microsoft.com/office/drawing/2010/main" val="0"/>
@@ -4968,7 +4877,7 @@
                     </pic:cNvPicPr>
                   </pic:nvPicPr>
                   <pic:blipFill>
-                    <a:blip r:embed="rId21" cstate="print">
+                    <a:blip r:embed="rId22" cstate="print">
                       <a:extLst>
                         <a:ext uri="{28A0092B-C50C-407E-A947-70E740481C1C}">
                           <a14:useLocalDpi xmlns:a14="http://schemas.microsoft.com/office/drawing/2010/main" val="0"/>
@@ -5035,7 +4944,7 @@
                     </pic:cNvPicPr>
                   </pic:nvPicPr>
                   <pic:blipFill>
-                    <a:blip r:embed="rId22" cstate="print">
+                    <a:blip r:embed="rId23" cstate="print">
                       <a:extLst>
                         <a:ext uri="{28A0092B-C50C-407E-A947-70E740481C1C}">
                           <a14:useLocalDpi xmlns:a14="http://schemas.microsoft.com/office/drawing/2010/main" val="0"/>
@@ -5209,10 +5118,7 @@
                               <w:jc w:val="center"/>
                             </w:pPr>
                             <w:r>
-                              <w:t>Slik</w:t>
-                            </w:r>
-                            <w:r>
-                              <w:t>a 15.</w:t>
+                              <w:t>Slika 15.</w:t>
                             </w:r>
                           </w:p>
                         </w:txbxContent>
@@ -5242,10 +5148,7 @@
                         <w:jc w:val="center"/>
                       </w:pPr>
                       <w:r>
-                        <w:t>Slik</w:t>
-                      </w:r>
-                      <w:r>
-                        <w:t>a 15.</w:t>
+                        <w:t>Slika 15.</w:t>
                       </w:r>
                     </w:p>
                   </w:txbxContent>
@@ -5313,13 +5216,7 @@
                               <w:jc w:val="center"/>
                             </w:pPr>
                             <w:r>
-                              <w:t>Slika 1</w:t>
-                            </w:r>
-                            <w:r>
-                              <w:t>4</w:t>
-                            </w:r>
-                            <w:r>
-                              <w:t xml:space="preserve">. </w:t>
+                              <w:t xml:space="preserve">Slika 14. </w:t>
                             </w:r>
                           </w:p>
                         </w:txbxContent>
@@ -5349,13 +5246,7 @@
                         <w:jc w:val="center"/>
                       </w:pPr>
                       <w:r>
-                        <w:t>Slika 1</w:t>
-                      </w:r>
-                      <w:r>
-                        <w:t>4</w:t>
-                      </w:r>
-                      <w:r>
-                        <w:t xml:space="preserve">. </w:t>
+                        <w:t xml:space="preserve">Slika 14. </w:t>
                       </w:r>
                     </w:p>
                   </w:txbxContent>
@@ -5431,16 +5322,7 @@
                               <w:jc w:val="center"/>
                             </w:pPr>
                             <w:r>
-                              <w:t>Slika 1</w:t>
-                            </w:r>
-                            <w:r>
-                              <w:t>3</w:t>
-                            </w:r>
-                            <w:r>
-                              <w:t xml:space="preserve">. </w:t>
-                            </w:r>
-                            <w:r>
-                              <w:t>Ekran za prijavu</w:t>
+                              <w:t>Slika 13. Ekran za prijavu</w:t>
                             </w:r>
                           </w:p>
                         </w:txbxContent>
@@ -5470,16 +5352,7 @@
                         <w:jc w:val="center"/>
                       </w:pPr>
                       <w:r>
-                        <w:t>Slika 1</w:t>
-                      </w:r>
-                      <w:r>
-                        <w:t>3</w:t>
-                      </w:r>
-                      <w:r>
-                        <w:t xml:space="preserve">. </w:t>
-                      </w:r>
-                      <w:r>
-                        <w:t>Ekran za prijavu</w:t>
+                        <w:t>Slika 13. Ekran za prijavu</w:t>
                       </w:r>
                     </w:p>
                   </w:txbxContent>
@@ -5547,16 +5420,7 @@
                               <w:jc w:val="center"/>
                             </w:pPr>
                             <w:r>
-                              <w:t>Slika 1</w:t>
-                            </w:r>
-                            <w:r>
-                              <w:t>2</w:t>
-                            </w:r>
-                            <w:r>
-                              <w:t>.</w:t>
-                            </w:r>
-                            <w:r>
-                              <w:t xml:space="preserve"> Početni ekran</w:t>
+                              <w:t>Slika 12. Početni ekran</w:t>
                             </w:r>
                           </w:p>
                         </w:txbxContent>
@@ -5586,16 +5450,7 @@
                         <w:jc w:val="center"/>
                       </w:pPr>
                       <w:r>
-                        <w:t>Slika 1</w:t>
-                      </w:r>
-                      <w:r>
-                        <w:t>2</w:t>
-                      </w:r>
-                      <w:r>
-                        <w:t>.</w:t>
-                      </w:r>
-                      <w:r>
-                        <w:t xml:space="preserve"> Početni ekran</w:t>
+                        <w:t>Slika 12. Početni ekran</w:t>
                       </w:r>
                     </w:p>
                   </w:txbxContent>
@@ -5800,16 +5655,7 @@
                               <w:jc w:val="center"/>
                             </w:pPr>
                             <w:r>
-                              <w:t>Slika 1</w:t>
-                            </w:r>
-                            <w:r>
-                              <w:t>6</w:t>
-                            </w:r>
-                            <w:r>
-                              <w:t>.</w:t>
-                            </w:r>
-                            <w:r>
-                              <w:t xml:space="preserve"> Administrator</w:t>
+                              <w:t>Slika 16. Administrator</w:t>
                             </w:r>
                           </w:p>
                         </w:txbxContent>
@@ -5839,16 +5685,7 @@
                         <w:jc w:val="center"/>
                       </w:pPr>
                       <w:r>
-                        <w:t>Slika 1</w:t>
-                      </w:r>
-                      <w:r>
-                        <w:t>6</w:t>
-                      </w:r>
-                      <w:r>
-                        <w:t>.</w:t>
-                      </w:r>
-                      <w:r>
-                        <w:t xml:space="preserve"> Administrator</w:t>
+                        <w:t>Slika 16. Administrator</w:t>
                       </w:r>
                     </w:p>
                   </w:txbxContent>
@@ -5916,16 +5753,7 @@
                               <w:jc w:val="center"/>
                             </w:pPr>
                             <w:r>
-                              <w:t>Slika 1</w:t>
-                            </w:r>
-                            <w:r>
-                              <w:t>7</w:t>
-                            </w:r>
-                            <w:r>
-                              <w:t>.</w:t>
-                            </w:r>
-                            <w:r>
-                              <w:t xml:space="preserve"> Menadžer</w:t>
+                              <w:t>Slika 17. Menadžer</w:t>
                             </w:r>
                           </w:p>
                         </w:txbxContent>
@@ -5955,16 +5783,7 @@
                         <w:jc w:val="center"/>
                       </w:pPr>
                       <w:r>
-                        <w:t>Slika 1</w:t>
-                      </w:r>
-                      <w:r>
-                        <w:t>7</w:t>
-                      </w:r>
-                      <w:r>
-                        <w:t>.</w:t>
-                      </w:r>
-                      <w:r>
-                        <w:t xml:space="preserve"> Menadžer</w:t>
+                        <w:t>Slika 17. Menadžer</w:t>
                       </w:r>
                     </w:p>
                   </w:txbxContent>
@@ -6032,16 +5851,7 @@
                               <w:jc w:val="center"/>
                             </w:pPr>
                             <w:r>
-                              <w:t xml:space="preserve">Slika </w:t>
-                            </w:r>
-                            <w:r>
-                              <w:t>20</w:t>
-                            </w:r>
-                            <w:r>
-                              <w:t>.</w:t>
-                            </w:r>
-                            <w:r>
-                              <w:t xml:space="preserve"> Vozač</w:t>
+                              <w:t>Slika 20. Vozač</w:t>
                             </w:r>
                           </w:p>
                         </w:txbxContent>
@@ -6071,16 +5881,7 @@
                         <w:jc w:val="center"/>
                       </w:pPr>
                       <w:r>
-                        <w:t xml:space="preserve">Slika </w:t>
-                      </w:r>
-                      <w:r>
-                        <w:t>20</w:t>
-                      </w:r>
-                      <w:r>
-                        <w:t>.</w:t>
-                      </w:r>
-                      <w:r>
-                        <w:t xml:space="preserve"> Vozač</w:t>
+                        <w:t>Slika 20. Vozač</w:t>
                       </w:r>
                     </w:p>
                   </w:txbxContent>
@@ -6148,16 +5949,7 @@
                               <w:jc w:val="center"/>
                             </w:pPr>
                             <w:r>
-                              <w:t>Slika 1</w:t>
-                            </w:r>
-                            <w:r>
-                              <w:t>9</w:t>
-                            </w:r>
-                            <w:r>
-                              <w:t>.</w:t>
-                            </w:r>
-                            <w:r>
-                              <w:t xml:space="preserve"> Dispečer</w:t>
+                              <w:t>Slika 19. Dispečer</w:t>
                             </w:r>
                           </w:p>
                         </w:txbxContent>
@@ -6187,16 +5979,7 @@
                         <w:jc w:val="center"/>
                       </w:pPr>
                       <w:r>
-                        <w:t>Slika 1</w:t>
-                      </w:r>
-                      <w:r>
-                        <w:t>9</w:t>
-                      </w:r>
-                      <w:r>
-                        <w:t>.</w:t>
-                      </w:r>
-                      <w:r>
-                        <w:t xml:space="preserve"> Dispečer</w:t>
+                        <w:t>Slika 19. Dispečer</w:t>
                       </w:r>
                     </w:p>
                   </w:txbxContent>
@@ -6264,16 +6047,7 @@
                               <w:jc w:val="center"/>
                             </w:pPr>
                             <w:r>
-                              <w:t>Slika 1</w:t>
-                            </w:r>
-                            <w:r>
-                              <w:t>8</w:t>
-                            </w:r>
-                            <w:r>
-                              <w:t>.</w:t>
-                            </w:r>
-                            <w:r>
-                              <w:t xml:space="preserve"> Klijent</w:t>
+                              <w:t>Slika 18. Klijent</w:t>
                             </w:r>
                           </w:p>
                         </w:txbxContent>
@@ -6303,16 +6077,7 @@
                         <w:jc w:val="center"/>
                       </w:pPr>
                       <w:r>
-                        <w:t>Slika 1</w:t>
-                      </w:r>
-                      <w:r>
-                        <w:t>8</w:t>
-                      </w:r>
-                      <w:r>
-                        <w:t>.</w:t>
-                      </w:r>
-                      <w:r>
-                        <w:t xml:space="preserve"> Klijent</w:t>
+                        <w:t>Slika 18. Klijent</w:t>
                       </w:r>
                     </w:p>
                   </w:txbxContent>
@@ -6361,7 +6126,7 @@
                     </pic:cNvPicPr>
                   </pic:nvPicPr>
                   <pic:blipFill>
-                    <a:blip r:embed="rId23" cstate="print">
+                    <a:blip r:embed="rId24" cstate="print">
                       <a:extLst>
                         <a:ext uri="{28A0092B-C50C-407E-A947-70E740481C1C}">
                           <a14:useLocalDpi xmlns:a14="http://schemas.microsoft.com/office/drawing/2010/main" val="0"/>
@@ -6425,75 +6190,6 @@
                 <pic:pic xmlns:pic="http://schemas.openxmlformats.org/drawingml/2006/picture">
                   <pic:nvPicPr>
                     <pic:cNvPr id="0" name="Picture 16"/>
-                    <pic:cNvPicPr>
-                      <a:picLocks noChangeAspect="1" noChangeArrowheads="1"/>
-                    </pic:cNvPicPr>
-                  </pic:nvPicPr>
-                  <pic:blipFill>
-                    <a:blip r:embed="rId24" cstate="print">
-                      <a:extLst>
-                        <a:ext uri="{28A0092B-C50C-407E-A947-70E740481C1C}">
-                          <a14:useLocalDpi xmlns:a14="http://schemas.microsoft.com/office/drawing/2010/main" val="0"/>
-                        </a:ext>
-                      </a:extLst>
-                    </a:blip>
-                    <a:srcRect/>
-                    <a:stretch>
-                      <a:fillRect/>
-                    </a:stretch>
-                  </pic:blipFill>
-                  <pic:spPr bwMode="auto">
-                    <a:xfrm>
-                      <a:off x="0" y="0"/>
-                      <a:ext cx="1310005" cy="2834640"/>
-                    </a:xfrm>
-                    <a:prstGeom prst="rect">
-                      <a:avLst/>
-                    </a:prstGeom>
-                    <a:noFill/>
-                    <a:ln>
-                      <a:noFill/>
-                    </a:ln>
-                  </pic:spPr>
-                </pic:pic>
-              </a:graphicData>
-            </a:graphic>
-          </wp:anchor>
-        </w:drawing>
-      </w:r>
-      <w:r>
-        <w:rPr>
-          <w:noProof/>
-        </w:rPr>
-        <w:drawing>
-          <wp:anchor distT="0" distB="0" distL="114300" distR="114300" simplePos="0" relativeHeight="251711488" behindDoc="1" locked="0" layoutInCell="1" allowOverlap="1" wp14:anchorId="218BF0D2" wp14:editId="7A06AB0B">
-            <wp:simplePos x="0" y="0"/>
-            <wp:positionH relativeFrom="margin">
-              <wp:posOffset>2153708</wp:posOffset>
-            </wp:positionH>
-            <wp:positionV relativeFrom="page">
-              <wp:posOffset>2283460</wp:posOffset>
-            </wp:positionV>
-            <wp:extent cx="1310005" cy="2834640"/>
-            <wp:effectExtent l="0" t="0" r="4445" b="3810"/>
-            <wp:wrapTight wrapText="bothSides">
-              <wp:wrapPolygon edited="0">
-                <wp:start x="0" y="0"/>
-                <wp:lineTo x="0" y="21484"/>
-                <wp:lineTo x="21359" y="21484"/>
-                <wp:lineTo x="21359" y="0"/>
-                <wp:lineTo x="0" y="0"/>
-              </wp:wrapPolygon>
-            </wp:wrapTight>
-            <wp:docPr id="35" name="Picture 35"/>
-            <wp:cNvGraphicFramePr>
-              <a:graphicFrameLocks xmlns:a="http://schemas.openxmlformats.org/drawingml/2006/main" noChangeAspect="1"/>
-            </wp:cNvGraphicFramePr>
-            <a:graphic xmlns:a="http://schemas.openxmlformats.org/drawingml/2006/main">
-              <a:graphicData uri="http://schemas.openxmlformats.org/drawingml/2006/picture">
-                <pic:pic xmlns:pic="http://schemas.openxmlformats.org/drawingml/2006/picture">
-                  <pic:nvPicPr>
-                    <pic:cNvPr id="0" name="Picture 18"/>
                     <pic:cNvPicPr>
                       <a:picLocks noChangeAspect="1" noChangeArrowheads="1"/>
                     </pic:cNvPicPr>
@@ -6535,13 +6231,13 @@
           <w:noProof/>
         </w:rPr>
         <w:drawing>
-          <wp:anchor distT="0" distB="0" distL="114300" distR="114300" simplePos="0" relativeHeight="251712512" behindDoc="1" locked="0" layoutInCell="1" allowOverlap="1" wp14:anchorId="097816DE" wp14:editId="22EB9334">
+          <wp:anchor distT="0" distB="0" distL="114300" distR="114300" simplePos="0" relativeHeight="251711488" behindDoc="1" locked="0" layoutInCell="1" allowOverlap="1" wp14:anchorId="218BF0D2" wp14:editId="7A06AB0B">
             <wp:simplePos x="0" y="0"/>
-            <wp:positionH relativeFrom="column">
-              <wp:posOffset>668231</wp:posOffset>
+            <wp:positionH relativeFrom="margin">
+              <wp:posOffset>2153708</wp:posOffset>
             </wp:positionH>
             <wp:positionV relativeFrom="page">
-              <wp:posOffset>2287905</wp:posOffset>
+              <wp:posOffset>2283460</wp:posOffset>
             </wp:positionV>
             <wp:extent cx="1310005" cy="2834640"/>
             <wp:effectExtent l="0" t="0" r="4445" b="3810"/>
@@ -6554,7 +6250,7 @@
                 <wp:lineTo x="0" y="0"/>
               </wp:wrapPolygon>
             </wp:wrapTight>
-            <wp:docPr id="32" name="Picture 32"/>
+            <wp:docPr id="35" name="Picture 35"/>
             <wp:cNvGraphicFramePr>
               <a:graphicFrameLocks xmlns:a="http://schemas.openxmlformats.org/drawingml/2006/main" noChangeAspect="1"/>
             </wp:cNvGraphicFramePr>
@@ -6562,7 +6258,7 @@
               <a:graphicData uri="http://schemas.openxmlformats.org/drawingml/2006/picture">
                 <pic:pic xmlns:pic="http://schemas.openxmlformats.org/drawingml/2006/picture">
                   <pic:nvPicPr>
-                    <pic:cNvPr id="0" name="Picture 12"/>
+                    <pic:cNvPr id="0" name="Picture 18"/>
                     <pic:cNvPicPr>
                       <a:picLocks noChangeAspect="1" noChangeArrowheads="1"/>
                     </pic:cNvPicPr>
@@ -6604,13 +6300,13 @@
           <w:noProof/>
         </w:rPr>
         <w:drawing>
-          <wp:anchor distT="0" distB="0" distL="114300" distR="114300" simplePos="0" relativeHeight="251709440" behindDoc="1" locked="0" layoutInCell="1" allowOverlap="1" wp14:anchorId="0714CA8B" wp14:editId="3D44A049">
+          <wp:anchor distT="0" distB="0" distL="114300" distR="114300" simplePos="0" relativeHeight="251712512" behindDoc="1" locked="0" layoutInCell="1" allowOverlap="1" wp14:anchorId="097816DE" wp14:editId="22EB9334">
             <wp:simplePos x="0" y="0"/>
             <wp:positionH relativeFrom="column">
-              <wp:posOffset>-803275</wp:posOffset>
+              <wp:posOffset>668231</wp:posOffset>
             </wp:positionH>
             <wp:positionV relativeFrom="page">
-              <wp:posOffset>2287058</wp:posOffset>
+              <wp:posOffset>2287905</wp:posOffset>
             </wp:positionV>
             <wp:extent cx="1310005" cy="2834640"/>
             <wp:effectExtent l="0" t="0" r="4445" b="3810"/>
@@ -6623,7 +6319,7 @@
                 <wp:lineTo x="0" y="0"/>
               </wp:wrapPolygon>
             </wp:wrapTight>
-            <wp:docPr id="33" name="Picture 33"/>
+            <wp:docPr id="32" name="Picture 32"/>
             <wp:cNvGraphicFramePr>
               <a:graphicFrameLocks xmlns:a="http://schemas.openxmlformats.org/drawingml/2006/main" noChangeAspect="1"/>
             </wp:cNvGraphicFramePr>
@@ -6631,7 +6327,7 @@
               <a:graphicData uri="http://schemas.openxmlformats.org/drawingml/2006/picture">
                 <pic:pic xmlns:pic="http://schemas.openxmlformats.org/drawingml/2006/picture">
                   <pic:nvPicPr>
-                    <pic:cNvPr id="0" name="Picture 14"/>
+                    <pic:cNvPr id="0" name="Picture 12"/>
                     <pic:cNvPicPr>
                       <a:picLocks noChangeAspect="1" noChangeArrowheads="1"/>
                     </pic:cNvPicPr>
@@ -6668,6 +6364,75 @@
           </wp:anchor>
         </w:drawing>
       </w:r>
+      <w:r>
+        <w:rPr>
+          <w:noProof/>
+        </w:rPr>
+        <w:drawing>
+          <wp:anchor distT="0" distB="0" distL="114300" distR="114300" simplePos="0" relativeHeight="251709440" behindDoc="1" locked="0" layoutInCell="1" allowOverlap="1" wp14:anchorId="0714CA8B" wp14:editId="3D44A049">
+            <wp:simplePos x="0" y="0"/>
+            <wp:positionH relativeFrom="column">
+              <wp:posOffset>-803275</wp:posOffset>
+            </wp:positionH>
+            <wp:positionV relativeFrom="page">
+              <wp:posOffset>2287058</wp:posOffset>
+            </wp:positionV>
+            <wp:extent cx="1310005" cy="2834640"/>
+            <wp:effectExtent l="0" t="0" r="4445" b="3810"/>
+            <wp:wrapTight wrapText="bothSides">
+              <wp:wrapPolygon edited="0">
+                <wp:start x="0" y="0"/>
+                <wp:lineTo x="0" y="21484"/>
+                <wp:lineTo x="21359" y="21484"/>
+                <wp:lineTo x="21359" y="0"/>
+                <wp:lineTo x="0" y="0"/>
+              </wp:wrapPolygon>
+            </wp:wrapTight>
+            <wp:docPr id="33" name="Picture 33"/>
+            <wp:cNvGraphicFramePr>
+              <a:graphicFrameLocks xmlns:a="http://schemas.openxmlformats.org/drawingml/2006/main" noChangeAspect="1"/>
+            </wp:cNvGraphicFramePr>
+            <a:graphic xmlns:a="http://schemas.openxmlformats.org/drawingml/2006/main">
+              <a:graphicData uri="http://schemas.openxmlformats.org/drawingml/2006/picture">
+                <pic:pic xmlns:pic="http://schemas.openxmlformats.org/drawingml/2006/picture">
+                  <pic:nvPicPr>
+                    <pic:cNvPr id="0" name="Picture 14"/>
+                    <pic:cNvPicPr>
+                      <a:picLocks noChangeAspect="1" noChangeArrowheads="1"/>
+                    </pic:cNvPicPr>
+                  </pic:nvPicPr>
+                  <pic:blipFill>
+                    <a:blip r:embed="rId28" cstate="print">
+                      <a:extLst>
+                        <a:ext uri="{28A0092B-C50C-407E-A947-70E740481C1C}">
+                          <a14:useLocalDpi xmlns:a14="http://schemas.microsoft.com/office/drawing/2010/main" val="0"/>
+                        </a:ext>
+                      </a:extLst>
+                    </a:blip>
+                    <a:srcRect/>
+                    <a:stretch>
+                      <a:fillRect/>
+                    </a:stretch>
+                  </pic:blipFill>
+                  <pic:spPr bwMode="auto">
+                    <a:xfrm>
+                      <a:off x="0" y="0"/>
+                      <a:ext cx="1310005" cy="2834640"/>
+                    </a:xfrm>
+                    <a:prstGeom prst="rect">
+                      <a:avLst/>
+                    </a:prstGeom>
+                    <a:noFill/>
+                    <a:ln>
+                      <a:noFill/>
+                    </a:ln>
+                  </pic:spPr>
+                </pic:pic>
+              </a:graphicData>
+            </a:graphic>
+          </wp:anchor>
+        </w:drawing>
+      </w:r>
     </w:p>
     <w:p>
       <w:pPr>
@@ -6870,7 +6635,15 @@
           <w:sz w:val="34"/>
           <w:szCs w:val="34"/>
         </w:rPr>
-        <w:t>4.3 Dispečer interfejs</w:t>
+        <w:t xml:space="preserve">4.3 </w:t>
+      </w:r>
+      <w:r>
+        <w:rPr>
+          <w:rFonts w:eastAsia="Times New Roman" w:cstheme="minorHAnsi"/>
+          <w:sz w:val="34"/>
+          <w:szCs w:val="34"/>
+        </w:rPr>
+        <w:t>Kreiranje I upravljanje zahtevima</w:t>
       </w:r>
     </w:p>
     <w:p>
@@ -6926,7 +6699,7 @@
                     </pic:cNvPicPr>
                   </pic:nvPicPr>
                   <pic:blipFill>
-                    <a:blip r:embed="rId28" cstate="print">
+                    <a:blip r:embed="rId29" cstate="print">
                       <a:extLst>
                         <a:ext uri="{28A0092B-C50C-407E-A947-70E740481C1C}">
                           <a14:useLocalDpi xmlns:a14="http://schemas.microsoft.com/office/drawing/2010/main" val="0"/>
@@ -7004,7 +6777,7 @@
                     </pic:cNvPicPr>
                   </pic:nvPicPr>
                   <pic:blipFill>
-                    <a:blip r:embed="rId29" cstate="print">
+                    <a:blip r:embed="rId30" cstate="print">
                       <a:extLst>
                         <a:ext uri="{28A0092B-C50C-407E-A947-70E740481C1C}">
                           <a14:useLocalDpi xmlns:a14="http://schemas.microsoft.com/office/drawing/2010/main" val="0"/>
@@ -7082,7 +6855,7 @@
                     </pic:cNvPicPr>
                   </pic:nvPicPr>
                   <pic:blipFill>
-                    <a:blip r:embed="rId29" cstate="print">
+                    <a:blip r:embed="rId30" cstate="print">
                       <a:extLst>
                         <a:ext uri="{28A0092B-C50C-407E-A947-70E740481C1C}">
                           <a14:useLocalDpi xmlns:a14="http://schemas.microsoft.com/office/drawing/2010/main" val="0"/>
@@ -7160,7 +6933,7 @@
                     </pic:cNvPicPr>
                   </pic:nvPicPr>
                   <pic:blipFill>
-                    <a:blip r:embed="rId30" cstate="print">
+                    <a:blip r:embed="rId31" cstate="print">
                       <a:extLst>
                         <a:ext uri="{28A0092B-C50C-407E-A947-70E740481C1C}">
                           <a14:useLocalDpi xmlns:a14="http://schemas.microsoft.com/office/drawing/2010/main" val="0"/>
@@ -7335,7 +7108,7 @@
                     </pic:cNvPicPr>
                   </pic:nvPicPr>
                   <pic:blipFill>
-                    <a:blip r:embed="rId31" cstate="print">
+                    <a:blip r:embed="rId32" cstate="print">
                       <a:extLst>
                         <a:ext uri="{28A0092B-C50C-407E-A947-70E740481C1C}">
                           <a14:useLocalDpi xmlns:a14="http://schemas.microsoft.com/office/drawing/2010/main" val="0"/>
@@ -7393,10 +7166,108 @@
         <mc:AlternateContent>
           <mc:Choice Requires="wps">
             <w:drawing>
-              <wp:anchor distT="45720" distB="45720" distL="114300" distR="114300" simplePos="0" relativeHeight="251739136" behindDoc="0" locked="0" layoutInCell="1" allowOverlap="1" wp14:anchorId="5514413A" wp14:editId="43A1D64F">
+              <wp:anchor distT="45720" distB="45720" distL="114300" distR="114300" simplePos="0" relativeHeight="251741184" behindDoc="0" locked="0" layoutInCell="1" allowOverlap="1" wp14:anchorId="581C9DEB" wp14:editId="7FC27C4F">
                 <wp:simplePos x="0" y="0"/>
                 <wp:positionH relativeFrom="page">
-                  <wp:posOffset>4189095</wp:posOffset>
+                  <wp:posOffset>6004560</wp:posOffset>
+                </wp:positionH>
+                <wp:positionV relativeFrom="page">
+                  <wp:align>bottom</wp:align>
+                </wp:positionV>
+                <wp:extent cx="1219200" cy="295910"/>
+                <wp:effectExtent l="0" t="0" r="19050" b="27940"/>
+                <wp:wrapSquare wrapText="bothSides"/>
+                <wp:docPr id="51" name="Text Box 2"/>
+                <wp:cNvGraphicFramePr>
+                  <a:graphicFrameLocks xmlns:a="http://schemas.openxmlformats.org/drawingml/2006/main"/>
+                </wp:cNvGraphicFramePr>
+                <a:graphic xmlns:a="http://schemas.openxmlformats.org/drawingml/2006/main">
+                  <a:graphicData uri="http://schemas.microsoft.com/office/word/2010/wordprocessingShape">
+                    <wps:wsp>
+                      <wps:cNvSpPr txBox="1">
+                        <a:spLocks noChangeArrowheads="1"/>
+                      </wps:cNvSpPr>
+                      <wps:spPr bwMode="auto">
+                        <a:xfrm>
+                          <a:off x="0" y="0"/>
+                          <a:ext cx="1219200" cy="295910"/>
+                        </a:xfrm>
+                        <a:prstGeom prst="rect">
+                          <a:avLst/>
+                        </a:prstGeom>
+                        <a:solidFill>
+                          <a:srgbClr val="FFFFFF"/>
+                        </a:solidFill>
+                        <a:ln w="9525">
+                          <a:solidFill>
+                            <a:schemeClr val="bg1"/>
+                          </a:solidFill>
+                          <a:miter lim="800000"/>
+                          <a:headEnd/>
+                          <a:tailEnd/>
+                        </a:ln>
+                      </wps:spPr>
+                      <wps:txbx>
+                        <w:txbxContent>
+                          <w:p>
+                            <w:pPr>
+                              <w:jc w:val="center"/>
+                            </w:pPr>
+                            <w:r>
+                              <w:t>Slika 24.</w:t>
+                            </w:r>
+                          </w:p>
+                        </w:txbxContent>
+                      </wps:txbx>
+                      <wps:bodyPr rot="0" vert="horz" wrap="square" lIns="91440" tIns="45720" rIns="91440" bIns="45720" anchor="t" anchorCtr="0">
+                        <a:noAutofit/>
+                      </wps:bodyPr>
+                    </wps:wsp>
+                  </a:graphicData>
+                </a:graphic>
+                <wp14:sizeRelH relativeFrom="margin">
+                  <wp14:pctWidth>0</wp14:pctWidth>
+                </wp14:sizeRelH>
+                <wp14:sizeRelV relativeFrom="margin">
+                  <wp14:pctHeight>0</wp14:pctHeight>
+                </wp14:sizeRelV>
+              </wp:anchor>
+            </w:drawing>
+          </mc:Choice>
+          <mc:Fallback>
+            <w:pict>
+              <v:shape w14:anchorId="581C9DEB" id="_x0000_s1046" type="#_x0000_t202" style="position:absolute;left:0;text-align:left;margin-left:472.8pt;margin-top:0;width:96pt;height:23.3pt;z-index:251741184;visibility:visible;mso-wrap-style:square;mso-width-percent:0;mso-height-percent:0;mso-wrap-distance-left:9pt;mso-wrap-distance-top:3.6pt;mso-wrap-distance-right:9pt;mso-wrap-distance-bottom:3.6pt;mso-position-horizontal:absolute;mso-position-horizontal-relative:page;mso-position-vertical:bottom;mso-position-vertical-relative:page;mso-width-percent:0;mso-height-percent:0;mso-width-relative:margin;mso-height-relative:margin;v-text-anchor:top" o:gfxdata="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" strokecolor="white [3212]">
+                <v:textbox>
+                  <w:txbxContent>
+                    <w:p>
+                      <w:pPr>
+                        <w:jc w:val="center"/>
+                      </w:pPr>
+                      <w:r>
+                        <w:t>Slika 24.</w:t>
+                      </w:r>
+                    </w:p>
+                  </w:txbxContent>
+                </v:textbox>
+                <w10:wrap type="square" anchorx="page" anchory="page"/>
+              </v:shape>
+            </w:pict>
+          </mc:Fallback>
+        </mc:AlternateContent>
+      </w:r>
+      <w:r>
+        <w:rPr>
+          <w:noProof/>
+          <w:sz w:val="36"/>
+          <w:szCs w:val="36"/>
+        </w:rPr>
+        <mc:AlternateContent>
+          <mc:Choice Requires="wps">
+            <w:drawing>
+              <wp:anchor distT="45720" distB="45720" distL="114300" distR="114300" simplePos="0" relativeHeight="251739136" behindDoc="0" locked="0" layoutInCell="1" allowOverlap="1" wp14:anchorId="5514413A" wp14:editId="737DC99C">
+                <wp:simplePos x="0" y="0"/>
+                <wp:positionH relativeFrom="page">
+                  <wp:posOffset>4150995</wp:posOffset>
                 </wp:positionH>
                 <wp:positionV relativeFrom="page">
                   <wp:align>bottom</wp:align>
@@ -7441,10 +7312,7 @@
                               <w:jc w:val="center"/>
                             </w:pPr>
                             <w:r>
-                              <w:t>Slika 2</w:t>
-                            </w:r>
-                            <w:r>
-                              <w:t>3.</w:t>
+                              <w:t>Slika 23.</w:t>
                             </w:r>
                           </w:p>
                         </w:txbxContent>
@@ -7466,7 +7334,7 @@
           </mc:Choice>
           <mc:Fallback>
             <w:pict>
-              <v:shape w14:anchorId="5514413A" id="_x0000_s1046" type="#_x0000_t202" style="position:absolute;left:0;text-align:left;margin-left:329.85pt;margin-top:0;width:96pt;height:20.8pt;z-index:251739136;visibility:visible;mso-wrap-style:square;mso-width-percent:0;mso-height-percent:0;mso-wrap-distance-left:9pt;mso-wrap-distance-top:3.6pt;mso-wrap-distance-right:9pt;mso-wrap-distance-bottom:3.6pt;mso-position-horizontal:absolute;mso-position-horizontal-relative:page;mso-position-vertical:bottom;mso-position-vertical-relative:page;mso-width-percent:0;mso-height-percent:0;mso-width-relative:margin;mso-height-relative:margin;v-text-anchor:top" o:gfxdata="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" strokecolor="white [3212]">
+              <v:shape w14:anchorId="5514413A" id="_x0000_s1047" type="#_x0000_t202" style="position:absolute;left:0;text-align:left;margin-left:326.85pt;margin-top:0;width:96pt;height:20.8pt;z-index:251739136;visibility:visible;mso-wrap-style:square;mso-width-percent:0;mso-height-percent:0;mso-wrap-distance-left:9pt;mso-wrap-distance-top:3.6pt;mso-wrap-distance-right:9pt;mso-wrap-distance-bottom:3.6pt;mso-position-horizontal:absolute;mso-position-horizontal-relative:page;mso-position-vertical:bottom;mso-position-vertical-relative:page;mso-width-percent:0;mso-height-percent:0;mso-width-relative:margin;mso-height-relative:margin;v-text-anchor:top" o:gfxdata="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" strokecolor="white [3212]">
                 <v:textbox>
                   <w:txbxContent>
                     <w:p>
@@ -7474,10 +7342,7 @@
                         <w:jc w:val="center"/>
                       </w:pPr>
                       <w:r>
-                        <w:t>Slika 2</w:t>
-                      </w:r>
-                      <w:r>
-                        <w:t>3.</w:t>
+                        <w:t>Slika 23.</w:t>
                       </w:r>
                     </w:p>
                   </w:txbxContent>
@@ -7497,13 +7362,13 @@
         <mc:AlternateContent>
           <mc:Choice Requires="wps">
             <w:drawing>
-              <wp:anchor distT="45720" distB="45720" distL="114300" distR="114300" simplePos="0" relativeHeight="251731968" behindDoc="0" locked="0" layoutInCell="1" allowOverlap="1" wp14:anchorId="7AF7CCBF" wp14:editId="29C83D27">
+              <wp:anchor distT="45720" distB="45720" distL="114300" distR="114300" simplePos="0" relativeHeight="251731968" behindDoc="0" locked="0" layoutInCell="1" allowOverlap="1" wp14:anchorId="7AF7CCBF" wp14:editId="74F9F5AB">
                 <wp:simplePos x="0" y="0"/>
                 <wp:positionH relativeFrom="page">
-                  <wp:posOffset>1911350</wp:posOffset>
+                  <wp:posOffset>2082800</wp:posOffset>
                 </wp:positionH>
                 <wp:positionV relativeFrom="page">
-                  <wp:posOffset>9734550</wp:posOffset>
+                  <wp:posOffset>9740900</wp:posOffset>
                 </wp:positionV>
                 <wp:extent cx="1758950" cy="295910"/>
                 <wp:effectExtent l="0" t="0" r="12700" b="27940"/>
@@ -7545,16 +7410,7 @@
                               <w:jc w:val="center"/>
                             </w:pPr>
                             <w:r>
-                              <w:t>Slika 2</w:t>
-                            </w:r>
-                            <w:r>
-                              <w:t>2</w:t>
-                            </w:r>
-                            <w:r>
-                              <w:t xml:space="preserve">. </w:t>
-                            </w:r>
-                            <w:r>
-                              <w:t>Prodaja tura</w:t>
+                              <w:t>Slika 22. Prodaja tura</w:t>
                             </w:r>
                           </w:p>
                         </w:txbxContent>
@@ -7576,7 +7432,7 @@
           </mc:Choice>
           <mc:Fallback>
             <w:pict>
-              <v:shape w14:anchorId="7AF7CCBF" id="_x0000_s1047" type="#_x0000_t202" style="position:absolute;left:0;text-align:left;margin-left:150.5pt;margin-top:766.5pt;width:138.5pt;height:23.3pt;z-index:251731968;visibility:visible;mso-wrap-style:square;mso-width-percent:0;mso-height-percent:0;mso-wrap-distance-left:9pt;mso-wrap-distance-top:3.6pt;mso-wrap-distance-right:9pt;mso-wrap-distance-bottom:3.6pt;mso-position-horizontal:absolute;mso-position-horizontal-relative:page;mso-position-vertical:absolute;mso-position-vertical-relative:page;mso-width-percent:0;mso-height-percent:0;mso-width-relative:margin;mso-height-relative:margin;v-text-anchor:top" o:gfxdata="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" strokecolor="white [3212]">
+              <v:shape w14:anchorId="7AF7CCBF" id="_x0000_s1048" type="#_x0000_t202" style="position:absolute;left:0;text-align:left;margin-left:164pt;margin-top:767pt;width:138.5pt;height:23.3pt;z-index:251731968;visibility:visible;mso-wrap-style:square;mso-width-percent:0;mso-height-percent:0;mso-wrap-distance-left:9pt;mso-wrap-distance-top:3.6pt;mso-wrap-distance-right:9pt;mso-wrap-distance-bottom:3.6pt;mso-position-horizontal:absolute;mso-position-horizontal-relative:page;mso-position-vertical:absolute;mso-position-vertical-relative:page;mso-width-percent:0;mso-height-percent:0;mso-width-relative:margin;mso-height-relative:margin;v-text-anchor:top" o:gfxdata="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" strokecolor="white [3212]">
                 <v:textbox>
                   <w:txbxContent>
                     <w:p>
@@ -7584,16 +7440,7 @@
                         <w:jc w:val="center"/>
                       </w:pPr>
                       <w:r>
-                        <w:t>Slika 2</w:t>
-                      </w:r>
-                      <w:r>
-                        <w:t>2</w:t>
-                      </w:r>
-                      <w:r>
-                        <w:t xml:space="preserve">. </w:t>
-                      </w:r>
-                      <w:r>
-                        <w:t>Prodaja tura</w:t>
+                        <w:t>Slika 22. Prodaja tura</w:t>
                       </w:r>
                     </w:p>
                   </w:txbxContent>
@@ -7613,13 +7460,13 @@
         <mc:AlternateContent>
           <mc:Choice Requires="wps">
             <w:drawing>
-              <wp:anchor distT="45720" distB="45720" distL="114300" distR="114300" simplePos="0" relativeHeight="251729920" behindDoc="0" locked="0" layoutInCell="1" allowOverlap="1" wp14:anchorId="12159D8D" wp14:editId="0DC21348">
+              <wp:anchor distT="45720" distB="45720" distL="114300" distR="114300" simplePos="0" relativeHeight="251729920" behindDoc="0" locked="0" layoutInCell="1" allowOverlap="1" wp14:anchorId="12159D8D" wp14:editId="69739B27">
                 <wp:simplePos x="0" y="0"/>
                 <wp:positionH relativeFrom="page">
-                  <wp:posOffset>187688</wp:posOffset>
+                  <wp:align>left</wp:align>
                 </wp:positionH>
                 <wp:positionV relativeFrom="page">
-                  <wp:posOffset>9734550</wp:posOffset>
+                  <wp:align>bottom</wp:align>
                 </wp:positionV>
                 <wp:extent cx="1955800" cy="295910"/>
                 <wp:effectExtent l="0" t="0" r="25400" b="27940"/>
@@ -7661,16 +7508,7 @@
                               <w:jc w:val="center"/>
                             </w:pPr>
                             <w:r>
-                              <w:t xml:space="preserve">Slika </w:t>
-                            </w:r>
-                            <w:r>
-                              <w:t>21</w:t>
-                            </w:r>
-                            <w:r>
-                              <w:t>.</w:t>
-                            </w:r>
-                            <w:r>
-                              <w:t xml:space="preserve"> Hamburger meni</w:t>
+                              <w:t>Slika 21. Hamburger meni</w:t>
                             </w:r>
                           </w:p>
                         </w:txbxContent>
@@ -7692,7 +7530,7 @@
           </mc:Choice>
           <mc:Fallback>
             <w:pict>
-              <v:shape w14:anchorId="12159D8D" id="_x0000_s1048" type="#_x0000_t202" style="position:absolute;left:0;text-align:left;margin-left:14.8pt;margin-top:766.5pt;width:154pt;height:23.3pt;z-index:251729920;visibility:visible;mso-wrap-style:square;mso-width-percent:0;mso-height-percent:0;mso-wrap-distance-left:9pt;mso-wrap-distance-top:3.6pt;mso-wrap-distance-right:9pt;mso-wrap-distance-bottom:3.6pt;mso-position-horizontal:absolute;mso-position-horizontal-relative:page;mso-position-vertical:absolute;mso-position-vertical-relative:page;mso-width-percent:0;mso-height-percent:0;mso-width-relative:margin;mso-height-relative:margin;v-text-anchor:top" o:gfxdata="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" strokecolor="white [3212]">
+              <v:shape w14:anchorId="12159D8D" id="_x0000_s1049" type="#_x0000_t202" style="position:absolute;left:0;text-align:left;margin-left:0;margin-top:0;width:154pt;height:23.3pt;z-index:251729920;visibility:visible;mso-wrap-style:square;mso-width-percent:0;mso-height-percent:0;mso-wrap-distance-left:9pt;mso-wrap-distance-top:3.6pt;mso-wrap-distance-right:9pt;mso-wrap-distance-bottom:3.6pt;mso-position-horizontal:left;mso-position-horizontal-relative:page;mso-position-vertical:bottom;mso-position-vertical-relative:page;mso-width-percent:0;mso-height-percent:0;mso-width-relative:margin;mso-height-relative:margin;v-text-anchor:top" o:gfxdata="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" strokecolor="white [3212]">
                 <v:textbox>
                   <w:txbxContent>
                     <w:p>
@@ -7700,16 +7538,7 @@
                         <w:jc w:val="center"/>
                       </w:pPr>
                       <w:r>
-                        <w:t xml:space="preserve">Slika </w:t>
-                      </w:r>
-                      <w:r>
-                        <w:t>21</w:t>
-                      </w:r>
-                      <w:r>
-                        <w:t>.</w:t>
-                      </w:r>
-                      <w:r>
-                        <w:t xml:space="preserve"> Hamburger meni</w:t>
+                        <w:t>Slika 21. Hamburger meni</w:t>
                       </w:r>
                     </w:p>
                   </w:txbxContent>
@@ -7720,6 +7549,223 @@
           </mc:Fallback>
         </mc:AlternateContent>
       </w:r>
+    </w:p>
+    <w:p>
+      <w:pPr>
+        <w:jc w:val="both"/>
+        <w:rPr>
+          <w:sz w:val="24"/>
+          <w:szCs w:val="24"/>
+        </w:rPr>
+      </w:pPr>
+      <w:r>
+        <w:rPr>
+          <w:sz w:val="24"/>
+          <w:szCs w:val="24"/>
+        </w:rPr>
+        <w:lastRenderedPageBreak/>
+        <w:t>Zahtevi, o kojima je prethodno bilo reči, predstavljaju početni element u ovom procesu prodaje. Zahtev za transport dolazi od klijenta, koji ga šalje preko e-maila, a dispečer kada dobije tu poštu, on u aplikaciji unosi podatke o tom zahtevu I kasnije kreira ponudu za klijenta. Na dispečerovom interfejsu nalazi se dugme “Novi zahtev”, koji služi za kreiranje novog zahteva. Prilikom klika na to dugme, sistem dispečera odvodi na drugi ekran</w:t>
+      </w:r>
+      <w:r>
+        <w:rPr>
+          <w:sz w:val="24"/>
+          <w:szCs w:val="24"/>
+        </w:rPr>
+        <w:t>(Slika 25.)</w:t>
+      </w:r>
+      <w:r>
+        <w:rPr>
+          <w:sz w:val="24"/>
+          <w:szCs w:val="24"/>
+        </w:rPr>
+        <w:t xml:space="preserve">, gde mu se pojavljuje lista sa već postojećim klijentima firme, gde može da izabere klijenta I posle u dole postavljenim poljima, da unosi podatke o tom zahtevu(količina, vrsta robe, vreme, datum,…). Nakon unosa podataka, dispečer klikće na dugme “Sačuvaj”, koje se nalazi u donjem levom uglu I prilikom klika na to dugme, podaci se automatski evidentiraju u bazi, a sistem dispečera vraća na ekran “Prodaje ture” I tu se onda primećuje ažurirana kartica </w:t>
+      </w:r>
+      <w:r>
+        <w:rPr>
+          <w:sz w:val="24"/>
+          <w:szCs w:val="24"/>
+        </w:rPr>
+        <w:t xml:space="preserve">sa </w:t>
+      </w:r>
+      <w:r>
+        <w:rPr>
+          <w:sz w:val="24"/>
+          <w:szCs w:val="24"/>
+        </w:rPr>
+        <w:t>novim zahtevima I takođe lista sa zahtevima. Ukoliko dispečer želi da otkaže zahtev, klikom na dugme u donjem desnom uglu, “Otkaži”, on otkazuje zahtev I vraća se na stranicu “Prodaja ture”. Ukoliko klijenta nema u listi klijenata, odnosno, firma prvi put posluje sa tim klijentom, dispečer ima opciju da klikne na dugme “Dodaj klijenta” I na taj način ga sistem odvodi na stranicu, gde dispečer unosi podatke o novom klijentu I klikće zatim na dugme “Sačuvaj klijenta”</w:t>
+      </w:r>
+      <w:r>
+        <w:rPr>
+          <w:sz w:val="24"/>
+          <w:szCs w:val="24"/>
+        </w:rPr>
+        <w:t>(Slika 26.)</w:t>
+      </w:r>
+      <w:r>
+        <w:rPr>
+          <w:sz w:val="24"/>
+          <w:szCs w:val="24"/>
+        </w:rPr>
+        <w:t>. Klikom na to dugme, podaci se automatski evidentiraju u bazi</w:t>
+      </w:r>
+      <w:r>
+        <w:rPr>
+          <w:sz w:val="24"/>
+          <w:szCs w:val="24"/>
+        </w:rPr>
+        <w:t xml:space="preserve">, a sistem dispečera vraća na stranicu za dodavanje zahteva, gde se u okviru liste klijenata ažurira, odnosno dodaje novi klijent(Slika 27). Postoji takođe I dugme “Otkaži”, klikom na njega otkazuje se unos klijenta I sistem dispečera vraća na stranicu upisa zahteva. </w:t>
+      </w:r>
+    </w:p>
+    <w:p>
+      <w:pPr>
+        <w:jc w:val="both"/>
+        <w:rPr>
+          <w:sz w:val="24"/>
+          <w:szCs w:val="24"/>
+        </w:rPr>
+      </w:pPr>
+      <w:r>
+        <w:rPr>
+          <w:noProof/>
+          <w:sz w:val="24"/>
+          <w:szCs w:val="24"/>
+        </w:rPr>
+        <w:drawing>
+          <wp:anchor distT="0" distB="0" distL="114300" distR="114300" simplePos="0" relativeHeight="251743232" behindDoc="1" locked="0" layoutInCell="1" allowOverlap="1" wp14:anchorId="006E72A5" wp14:editId="6341DEBF">
+            <wp:simplePos x="0" y="0"/>
+            <wp:positionH relativeFrom="margin">
+              <wp:align>right</wp:align>
+            </wp:positionH>
+            <wp:positionV relativeFrom="page">
+              <wp:posOffset>4909820</wp:posOffset>
+            </wp:positionV>
+            <wp:extent cx="1310640" cy="2834640"/>
+            <wp:effectExtent l="0" t="0" r="3810" b="3810"/>
+            <wp:wrapTight wrapText="bothSides">
+              <wp:wrapPolygon edited="0">
+                <wp:start x="0" y="0"/>
+                <wp:lineTo x="0" y="21484"/>
+                <wp:lineTo x="21349" y="21484"/>
+                <wp:lineTo x="21349" y="0"/>
+                <wp:lineTo x="0" y="0"/>
+              </wp:wrapPolygon>
+            </wp:wrapTight>
+            <wp:docPr id="41" name="Picture 41"/>
+            <wp:cNvGraphicFramePr>
+              <a:graphicFrameLocks xmlns:a="http://schemas.openxmlformats.org/drawingml/2006/main" noChangeAspect="1"/>
+            </wp:cNvGraphicFramePr>
+            <a:graphic xmlns:a="http://schemas.openxmlformats.org/drawingml/2006/main">
+              <a:graphicData uri="http://schemas.openxmlformats.org/drawingml/2006/picture">
+                <pic:pic xmlns:pic="http://schemas.openxmlformats.org/drawingml/2006/picture">
+                  <pic:nvPicPr>
+                    <pic:cNvPr id="0" name="Picture 2"/>
+                    <pic:cNvPicPr>
+                      <a:picLocks noChangeAspect="1" noChangeArrowheads="1"/>
+                    </pic:cNvPicPr>
+                  </pic:nvPicPr>
+                  <pic:blipFill>
+                    <a:blip r:embed="rId33" cstate="print">
+                      <a:extLst>
+                        <a:ext uri="{28A0092B-C50C-407E-A947-70E740481C1C}">
+                          <a14:useLocalDpi xmlns:a14="http://schemas.microsoft.com/office/drawing/2010/main" val="0"/>
+                        </a:ext>
+                      </a:extLst>
+                    </a:blip>
+                    <a:srcRect/>
+                    <a:stretch>
+                      <a:fillRect/>
+                    </a:stretch>
+                  </pic:blipFill>
+                  <pic:spPr bwMode="auto">
+                    <a:xfrm>
+                      <a:off x="0" y="0"/>
+                      <a:ext cx="1310640" cy="2834640"/>
+                    </a:xfrm>
+                    <a:prstGeom prst="rect">
+                      <a:avLst/>
+                    </a:prstGeom>
+                    <a:noFill/>
+                    <a:ln>
+                      <a:noFill/>
+                    </a:ln>
+                  </pic:spPr>
+                </pic:pic>
+              </a:graphicData>
+            </a:graphic>
+          </wp:anchor>
+        </w:drawing>
+      </w:r>
+      <w:r>
+        <w:rPr>
+          <w:noProof/>
+          <w:sz w:val="24"/>
+          <w:szCs w:val="24"/>
+        </w:rPr>
+        <w:drawing>
+          <wp:anchor distT="0" distB="0" distL="114300" distR="114300" simplePos="0" relativeHeight="251744256" behindDoc="1" locked="0" layoutInCell="1" allowOverlap="1" wp14:anchorId="420BF955" wp14:editId="12FCCDF8">
+            <wp:simplePos x="0" y="0"/>
+            <wp:positionH relativeFrom="margin">
+              <wp:posOffset>2320290</wp:posOffset>
+            </wp:positionH>
+            <wp:positionV relativeFrom="page">
+              <wp:posOffset>4890770</wp:posOffset>
+            </wp:positionV>
+            <wp:extent cx="1310640" cy="2834640"/>
+            <wp:effectExtent l="0" t="0" r="3810" b="3810"/>
+            <wp:wrapTight wrapText="bothSides">
+              <wp:wrapPolygon edited="0">
+                <wp:start x="0" y="0"/>
+                <wp:lineTo x="0" y="21484"/>
+                <wp:lineTo x="21349" y="21484"/>
+                <wp:lineTo x="21349" y="0"/>
+                <wp:lineTo x="0" y="0"/>
+              </wp:wrapPolygon>
+            </wp:wrapTight>
+            <wp:docPr id="22" name="Picture 22"/>
+            <wp:cNvGraphicFramePr>
+              <a:graphicFrameLocks xmlns:a="http://schemas.openxmlformats.org/drawingml/2006/main" noChangeAspect="1"/>
+            </wp:cNvGraphicFramePr>
+            <a:graphic xmlns:a="http://schemas.openxmlformats.org/drawingml/2006/main">
+              <a:graphicData uri="http://schemas.openxmlformats.org/drawingml/2006/picture">
+                <pic:pic xmlns:pic="http://schemas.openxmlformats.org/drawingml/2006/picture">
+                  <pic:nvPicPr>
+                    <pic:cNvPr id="0" name="Picture 1"/>
+                    <pic:cNvPicPr>
+                      <a:picLocks noChangeAspect="1" noChangeArrowheads="1"/>
+                    </pic:cNvPicPr>
+                  </pic:nvPicPr>
+                  <pic:blipFill>
+                    <a:blip r:embed="rId34" cstate="print">
+                      <a:extLst>
+                        <a:ext uri="{28A0092B-C50C-407E-A947-70E740481C1C}">
+                          <a14:useLocalDpi xmlns:a14="http://schemas.microsoft.com/office/drawing/2010/main" val="0"/>
+                        </a:ext>
+                      </a:extLst>
+                    </a:blip>
+                    <a:srcRect/>
+                    <a:stretch>
+                      <a:fillRect/>
+                    </a:stretch>
+                  </pic:blipFill>
+                  <pic:spPr bwMode="auto">
+                    <a:xfrm>
+                      <a:off x="0" y="0"/>
+                      <a:ext cx="1310640" cy="2834640"/>
+                    </a:xfrm>
+                    <a:prstGeom prst="rect">
+                      <a:avLst/>
+                    </a:prstGeom>
+                    <a:noFill/>
+                    <a:ln>
+                      <a:noFill/>
+                    </a:ln>
+                  </pic:spPr>
+                </pic:pic>
+              </a:graphicData>
+            </a:graphic>
+          </wp:anchor>
+        </w:drawing>
+      </w:r>
       <w:r>
         <w:rPr>
           <w:noProof/>
@@ -7729,18 +7775,18 @@
         <mc:AlternateContent>
           <mc:Choice Requires="wps">
             <w:drawing>
-              <wp:anchor distT="45720" distB="45720" distL="114300" distR="114300" simplePos="0" relativeHeight="251741184" behindDoc="0" locked="0" layoutInCell="1" allowOverlap="1" wp14:anchorId="581C9DEB" wp14:editId="3F16D708">
+              <wp:anchor distT="45720" distB="45720" distL="114300" distR="114300" simplePos="0" relativeHeight="251750400" behindDoc="0" locked="0" layoutInCell="1" allowOverlap="1" wp14:anchorId="682C6426" wp14:editId="49102165">
                 <wp:simplePos x="0" y="0"/>
                 <wp:positionH relativeFrom="page">
-                  <wp:posOffset>5928451</wp:posOffset>
+                  <wp:posOffset>5600700</wp:posOffset>
                 </wp:positionH>
                 <wp:positionV relativeFrom="page">
-                  <wp:align>bottom</wp:align>
+                  <wp:posOffset>7753350</wp:posOffset>
                 </wp:positionV>
                 <wp:extent cx="1219200" cy="295910"/>
                 <wp:effectExtent l="0" t="0" r="19050" b="27940"/>
                 <wp:wrapSquare wrapText="bothSides"/>
-                <wp:docPr id="51" name="Text Box 2"/>
+                <wp:docPr id="54" name="Text Box 2"/>
                 <wp:cNvGraphicFramePr>
                   <a:graphicFrameLocks xmlns:a="http://schemas.openxmlformats.org/drawingml/2006/main"/>
                 </wp:cNvGraphicFramePr>
@@ -7780,7 +7826,7 @@
                               <w:t>Slika 2</w:t>
                             </w:r>
                             <w:r>
-                              <w:t>4</w:t>
+                              <w:t>7</w:t>
                             </w:r>
                             <w:r>
                               <w:t>.</w:t>
@@ -7805,7 +7851,7 @@
           </mc:Choice>
           <mc:Fallback>
             <w:pict>
-              <v:shape w14:anchorId="581C9DEB" id="_x0000_s1049" type="#_x0000_t202" style="position:absolute;left:0;text-align:left;margin-left:466.8pt;margin-top:0;width:96pt;height:23.3pt;z-index:251741184;visibility:visible;mso-wrap-style:square;mso-width-percent:0;mso-height-percent:0;mso-wrap-distance-left:9pt;mso-wrap-distance-top:3.6pt;mso-wrap-distance-right:9pt;mso-wrap-distance-bottom:3.6pt;mso-position-horizontal:absolute;mso-position-horizontal-relative:page;mso-position-vertical:bottom;mso-position-vertical-relative:page;mso-width-percent:0;mso-height-percent:0;mso-width-relative:margin;mso-height-relative:margin;v-text-anchor:top" o:gfxdata="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" strokecolor="white [3212]">
+              <v:shape w14:anchorId="682C6426" id="_x0000_s1050" type="#_x0000_t202" style="position:absolute;left:0;text-align:left;margin-left:441pt;margin-top:610.5pt;width:96pt;height:23.3pt;z-index:251750400;visibility:visible;mso-wrap-style:square;mso-width-percent:0;mso-height-percent:0;mso-wrap-distance-left:9pt;mso-wrap-distance-top:3.6pt;mso-wrap-distance-right:9pt;mso-wrap-distance-bottom:3.6pt;mso-position-horizontal:absolute;mso-position-horizontal-relative:page;mso-position-vertical:absolute;mso-position-vertical-relative:page;mso-width-percent:0;mso-height-percent:0;mso-width-relative:margin;mso-height-relative:margin;v-text-anchor:top" o:gfxdata="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" strokecolor="white [3212]">
                 <v:textbox>
                   <w:txbxContent>
                     <w:p>
@@ -7816,7 +7862,7 @@
                         <w:t>Slika 2</w:t>
                       </w:r>
                       <w:r>
-                        <w:t>4</w:t>
+                        <w:t>7</w:t>
                       </w:r>
                       <w:r>
                         <w:t>.</w:t>
@@ -7829,6 +7875,573 @@
             </w:pict>
           </mc:Fallback>
         </mc:AlternateContent>
+      </w:r>
+      <w:r>
+        <w:rPr>
+          <w:noProof/>
+          <w:sz w:val="36"/>
+          <w:szCs w:val="36"/>
+        </w:rPr>
+        <mc:AlternateContent>
+          <mc:Choice Requires="wps">
+            <w:drawing>
+              <wp:anchor distT="45720" distB="45720" distL="114300" distR="114300" simplePos="0" relativeHeight="251748352" behindDoc="0" locked="0" layoutInCell="1" allowOverlap="1" wp14:anchorId="0657EAB6" wp14:editId="650ADF18">
+                <wp:simplePos x="0" y="0"/>
+                <wp:positionH relativeFrom="page">
+                  <wp:posOffset>3223260</wp:posOffset>
+                </wp:positionH>
+                <wp:positionV relativeFrom="page">
+                  <wp:posOffset>7745730</wp:posOffset>
+                </wp:positionV>
+                <wp:extent cx="1219200" cy="295910"/>
+                <wp:effectExtent l="0" t="0" r="19050" b="27940"/>
+                <wp:wrapSquare wrapText="bothSides"/>
+                <wp:docPr id="53" name="Text Box 2"/>
+                <wp:cNvGraphicFramePr>
+                  <a:graphicFrameLocks xmlns:a="http://schemas.openxmlformats.org/drawingml/2006/main"/>
+                </wp:cNvGraphicFramePr>
+                <a:graphic xmlns:a="http://schemas.openxmlformats.org/drawingml/2006/main">
+                  <a:graphicData uri="http://schemas.microsoft.com/office/word/2010/wordprocessingShape">
+                    <wps:wsp>
+                      <wps:cNvSpPr txBox="1">
+                        <a:spLocks noChangeArrowheads="1"/>
+                      </wps:cNvSpPr>
+                      <wps:spPr bwMode="auto">
+                        <a:xfrm>
+                          <a:off x="0" y="0"/>
+                          <a:ext cx="1219200" cy="295910"/>
+                        </a:xfrm>
+                        <a:prstGeom prst="rect">
+                          <a:avLst/>
+                        </a:prstGeom>
+                        <a:solidFill>
+                          <a:srgbClr val="FFFFFF"/>
+                        </a:solidFill>
+                        <a:ln w="9525">
+                          <a:solidFill>
+                            <a:schemeClr val="bg1"/>
+                          </a:solidFill>
+                          <a:miter lim="800000"/>
+                          <a:headEnd/>
+                          <a:tailEnd/>
+                        </a:ln>
+                      </wps:spPr>
+                      <wps:txbx>
+                        <w:txbxContent>
+                          <w:p>
+                            <w:pPr>
+                              <w:jc w:val="center"/>
+                            </w:pPr>
+                            <w:r>
+                              <w:t>Slika 2</w:t>
+                            </w:r>
+                            <w:r>
+                              <w:t>6</w:t>
+                            </w:r>
+                            <w:r>
+                              <w:t>.</w:t>
+                            </w:r>
+                          </w:p>
+                        </w:txbxContent>
+                      </wps:txbx>
+                      <wps:bodyPr rot="0" vert="horz" wrap="square" lIns="91440" tIns="45720" rIns="91440" bIns="45720" anchor="t" anchorCtr="0">
+                        <a:noAutofit/>
+                      </wps:bodyPr>
+                    </wps:wsp>
+                  </a:graphicData>
+                </a:graphic>
+                <wp14:sizeRelH relativeFrom="margin">
+                  <wp14:pctWidth>0</wp14:pctWidth>
+                </wp14:sizeRelH>
+                <wp14:sizeRelV relativeFrom="margin">
+                  <wp14:pctHeight>0</wp14:pctHeight>
+                </wp14:sizeRelV>
+              </wp:anchor>
+            </w:drawing>
+          </mc:Choice>
+          <mc:Fallback>
+            <w:pict>
+              <v:shape w14:anchorId="0657EAB6" id="_x0000_s1051" type="#_x0000_t202" style="position:absolute;left:0;text-align:left;margin-left:253.8pt;margin-top:609.9pt;width:96pt;height:23.3pt;z-index:251748352;visibility:visible;mso-wrap-style:square;mso-width-percent:0;mso-height-percent:0;mso-wrap-distance-left:9pt;mso-wrap-distance-top:3.6pt;mso-wrap-distance-right:9pt;mso-wrap-distance-bottom:3.6pt;mso-position-horizontal:absolute;mso-position-horizontal-relative:page;mso-position-vertical:absolute;mso-position-vertical-relative:page;mso-width-percent:0;mso-height-percent:0;mso-width-relative:margin;mso-height-relative:margin;v-text-anchor:top" o:gfxdata="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" strokecolor="white [3212]">
+                <v:textbox>
+                  <w:txbxContent>
+                    <w:p>
+                      <w:pPr>
+                        <w:jc w:val="center"/>
+                      </w:pPr>
+                      <w:r>
+                        <w:t>Slika 2</w:t>
+                      </w:r>
+                      <w:r>
+                        <w:t>6</w:t>
+                      </w:r>
+                      <w:r>
+                        <w:t>.</w:t>
+                      </w:r>
+                    </w:p>
+                  </w:txbxContent>
+                </v:textbox>
+                <w10:wrap type="square" anchorx="page" anchory="page"/>
+              </v:shape>
+            </w:pict>
+          </mc:Fallback>
+        </mc:AlternateContent>
+      </w:r>
+      <w:r>
+        <w:rPr>
+          <w:noProof/>
+          <w:sz w:val="36"/>
+          <w:szCs w:val="36"/>
+        </w:rPr>
+        <mc:AlternateContent>
+          <mc:Choice Requires="wps">
+            <w:drawing>
+              <wp:anchor distT="45720" distB="45720" distL="114300" distR="114300" simplePos="0" relativeHeight="251746304" behindDoc="0" locked="0" layoutInCell="1" allowOverlap="1" wp14:anchorId="34AB59BB" wp14:editId="0EEA3FA7">
+                <wp:simplePos x="0" y="0"/>
+                <wp:positionH relativeFrom="page">
+                  <wp:posOffset>960120</wp:posOffset>
+                </wp:positionH>
+                <wp:positionV relativeFrom="page">
+                  <wp:posOffset>7738110</wp:posOffset>
+                </wp:positionV>
+                <wp:extent cx="1219200" cy="295910"/>
+                <wp:effectExtent l="0" t="0" r="19050" b="27940"/>
+                <wp:wrapSquare wrapText="bothSides"/>
+                <wp:docPr id="52" name="Text Box 2"/>
+                <wp:cNvGraphicFramePr>
+                  <a:graphicFrameLocks xmlns:a="http://schemas.openxmlformats.org/drawingml/2006/main"/>
+                </wp:cNvGraphicFramePr>
+                <a:graphic xmlns:a="http://schemas.openxmlformats.org/drawingml/2006/main">
+                  <a:graphicData uri="http://schemas.microsoft.com/office/word/2010/wordprocessingShape">
+                    <wps:wsp>
+                      <wps:cNvSpPr txBox="1">
+                        <a:spLocks noChangeArrowheads="1"/>
+                      </wps:cNvSpPr>
+                      <wps:spPr bwMode="auto">
+                        <a:xfrm>
+                          <a:off x="0" y="0"/>
+                          <a:ext cx="1219200" cy="295910"/>
+                        </a:xfrm>
+                        <a:prstGeom prst="rect">
+                          <a:avLst/>
+                        </a:prstGeom>
+                        <a:solidFill>
+                          <a:srgbClr val="FFFFFF"/>
+                        </a:solidFill>
+                        <a:ln w="9525">
+                          <a:solidFill>
+                            <a:schemeClr val="bg1"/>
+                          </a:solidFill>
+                          <a:miter lim="800000"/>
+                          <a:headEnd/>
+                          <a:tailEnd/>
+                        </a:ln>
+                      </wps:spPr>
+                      <wps:txbx>
+                        <w:txbxContent>
+                          <w:p>
+                            <w:pPr>
+                              <w:jc w:val="center"/>
+                            </w:pPr>
+                            <w:r>
+                              <w:t>Slika 2</w:t>
+                            </w:r>
+                            <w:r>
+                              <w:t>5</w:t>
+                            </w:r>
+                            <w:r>
+                              <w:t>.</w:t>
+                            </w:r>
+                          </w:p>
+                        </w:txbxContent>
+                      </wps:txbx>
+                      <wps:bodyPr rot="0" vert="horz" wrap="square" lIns="91440" tIns="45720" rIns="91440" bIns="45720" anchor="t" anchorCtr="0">
+                        <a:noAutofit/>
+                      </wps:bodyPr>
+                    </wps:wsp>
+                  </a:graphicData>
+                </a:graphic>
+                <wp14:sizeRelH relativeFrom="margin">
+                  <wp14:pctWidth>0</wp14:pctWidth>
+                </wp14:sizeRelH>
+                <wp14:sizeRelV relativeFrom="margin">
+                  <wp14:pctHeight>0</wp14:pctHeight>
+                </wp14:sizeRelV>
+              </wp:anchor>
+            </w:drawing>
+          </mc:Choice>
+          <mc:Fallback>
+            <w:pict>
+              <v:shape w14:anchorId="34AB59BB" id="_x0000_s1052" type="#_x0000_t202" style="position:absolute;left:0;text-align:left;margin-left:75.6pt;margin-top:609.3pt;width:96pt;height:23.3pt;z-index:251746304;visibility:visible;mso-wrap-style:square;mso-width-percent:0;mso-height-percent:0;mso-wrap-distance-left:9pt;mso-wrap-distance-top:3.6pt;mso-wrap-distance-right:9pt;mso-wrap-distance-bottom:3.6pt;mso-position-horizontal:absolute;mso-position-horizontal-relative:page;mso-position-vertical:absolute;mso-position-vertical-relative:page;mso-width-percent:0;mso-height-percent:0;mso-width-relative:margin;mso-height-relative:margin;v-text-anchor:top" o:gfxdata="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" strokecolor="white [3212]">
+                <v:textbox>
+                  <w:txbxContent>
+                    <w:p>
+                      <w:pPr>
+                        <w:jc w:val="center"/>
+                      </w:pPr>
+                      <w:r>
+                        <w:t>Slika 2</w:t>
+                      </w:r>
+                      <w:r>
+                        <w:t>5</w:t>
+                      </w:r>
+                      <w:r>
+                        <w:t>.</w:t>
+                      </w:r>
+                    </w:p>
+                  </w:txbxContent>
+                </v:textbox>
+                <w10:wrap type="square" anchorx="page" anchory="page"/>
+              </v:shape>
+            </w:pict>
+          </mc:Fallback>
+        </mc:AlternateContent>
+      </w:r>
+      <w:r>
+        <w:rPr>
+          <w:noProof/>
+          <w:sz w:val="24"/>
+          <w:szCs w:val="24"/>
+        </w:rPr>
+        <w:drawing>
+          <wp:anchor distT="0" distB="0" distL="114300" distR="114300" simplePos="0" relativeHeight="251742208" behindDoc="1" locked="0" layoutInCell="1" allowOverlap="1" wp14:anchorId="7DDBA840" wp14:editId="6AE59993">
+            <wp:simplePos x="0" y="0"/>
+            <wp:positionH relativeFrom="margin">
+              <wp:align>left</wp:align>
+            </wp:positionH>
+            <wp:positionV relativeFrom="page">
+              <wp:posOffset>4903177</wp:posOffset>
+            </wp:positionV>
+            <wp:extent cx="1310640" cy="2834640"/>
+            <wp:effectExtent l="0" t="0" r="3810" b="3810"/>
+            <wp:wrapTight wrapText="bothSides">
+              <wp:wrapPolygon edited="0">
+                <wp:start x="0" y="0"/>
+                <wp:lineTo x="0" y="21484"/>
+                <wp:lineTo x="21349" y="21484"/>
+                <wp:lineTo x="21349" y="0"/>
+                <wp:lineTo x="0" y="0"/>
+              </wp:wrapPolygon>
+            </wp:wrapTight>
+            <wp:docPr id="49" name="Picture 49"/>
+            <wp:cNvGraphicFramePr>
+              <a:graphicFrameLocks xmlns:a="http://schemas.openxmlformats.org/drawingml/2006/main" noChangeAspect="1"/>
+            </wp:cNvGraphicFramePr>
+            <a:graphic xmlns:a="http://schemas.openxmlformats.org/drawingml/2006/main">
+              <a:graphicData uri="http://schemas.openxmlformats.org/drawingml/2006/picture">
+                <pic:pic xmlns:pic="http://schemas.openxmlformats.org/drawingml/2006/picture">
+                  <pic:nvPicPr>
+                    <pic:cNvPr id="0" name="Picture 3"/>
+                    <pic:cNvPicPr>
+                      <a:picLocks noChangeAspect="1" noChangeArrowheads="1"/>
+                    </pic:cNvPicPr>
+                  </pic:nvPicPr>
+                  <pic:blipFill>
+                    <a:blip r:embed="rId35" cstate="print">
+                      <a:extLst>
+                        <a:ext uri="{28A0092B-C50C-407E-A947-70E740481C1C}">
+                          <a14:useLocalDpi xmlns:a14="http://schemas.microsoft.com/office/drawing/2010/main" val="0"/>
+                        </a:ext>
+                      </a:extLst>
+                    </a:blip>
+                    <a:srcRect/>
+                    <a:stretch>
+                      <a:fillRect/>
+                    </a:stretch>
+                  </pic:blipFill>
+                  <pic:spPr bwMode="auto">
+                    <a:xfrm>
+                      <a:off x="0" y="0"/>
+                      <a:ext cx="1310640" cy="2834640"/>
+                    </a:xfrm>
+                    <a:prstGeom prst="rect">
+                      <a:avLst/>
+                    </a:prstGeom>
+                    <a:noFill/>
+                    <a:ln>
+                      <a:noFill/>
+                    </a:ln>
+                  </pic:spPr>
+                </pic:pic>
+              </a:graphicData>
+            </a:graphic>
+          </wp:anchor>
+        </w:drawing>
+      </w:r>
+      <w:r>
+        <w:rPr>
+          <w:sz w:val="24"/>
+          <w:szCs w:val="24"/>
+        </w:rPr>
+        <w:br w:type="page"/>
+      </w:r>
+    </w:p>
+    <w:p>
+      <w:pPr>
+        <w:tabs>
+          <w:tab w:val="left" w:pos="1265"/>
+        </w:tabs>
+        <w:jc w:val="both"/>
+        <w:rPr>
+          <w:sz w:val="34"/>
+          <w:szCs w:val="34"/>
+        </w:rPr>
+      </w:pPr>
+      <w:r>
+        <w:rPr>
+          <w:sz w:val="34"/>
+          <w:szCs w:val="34"/>
+        </w:rPr>
+        <w:lastRenderedPageBreak/>
+        <w:t>4.</w:t>
+      </w:r>
+      <w:r>
+        <w:rPr>
+          <w:sz w:val="34"/>
+          <w:szCs w:val="34"/>
+        </w:rPr>
+        <w:t>4 Kreiranje I upravljanje ponudama</w:t>
+      </w:r>
+    </w:p>
+    <w:p>
+      <w:pPr>
+        <w:tabs>
+          <w:tab w:val="left" w:pos="1265"/>
+        </w:tabs>
+        <w:jc w:val="both"/>
+        <w:rPr>
+          <w:sz w:val="24"/>
+          <w:szCs w:val="24"/>
+        </w:rPr>
+      </w:pPr>
+      <w:r>
+        <w:rPr>
+          <w:sz w:val="24"/>
+          <w:szCs w:val="24"/>
+        </w:rPr>
+        <w:t>Nakon kreiranja zahteva, sledeći korak u našem procesu je kreiranje I slanje ponude klijentu. Kreiranje ponude se vrši tako što dispečer ulazi u detalje zahteva na osnovu kojeg želi da kreira ponudu. Na toj stranici, osim detalja zahteva, nalazi se I dugme “Kreiraj ponudu”. Klikom na to dugme, sistem odvodi dispečera na stranicu sa poljima za unos podataka I sa dugmićima “Sačuvaj ponudu”, “Pošalji ponudu” I “Otkaži”</w:t>
+      </w:r>
+      <w:r>
+        <w:rPr>
+          <w:sz w:val="24"/>
+          <w:szCs w:val="24"/>
+        </w:rPr>
+        <w:t>(Slika 28)</w:t>
+      </w:r>
+      <w:r>
+        <w:rPr>
+          <w:sz w:val="24"/>
+          <w:szCs w:val="24"/>
+        </w:rPr>
+        <w:t>. U poljima za unos podataka, dispečer unosi podatke, s tim da ime klijenta je već upisano. Nakon unosa podataka, klikće se dugme “Sačuvaj ponudu”, pa se time aktivira I dugme “Pošalji ponudu”. Nakon čuvanja, ponuda se može poslati. Kada se klikne dugme “Pošalji ponudu”, ponuda se</w:t>
+      </w:r>
+      <w:r>
+        <w:rPr>
+          <w:sz w:val="24"/>
+          <w:szCs w:val="24"/>
+        </w:rPr>
+        <w:t xml:space="preserve"> preko servera</w:t>
+      </w:r>
+      <w:r>
+        <w:rPr>
+          <w:sz w:val="24"/>
+          <w:szCs w:val="24"/>
+        </w:rPr>
+        <w:t xml:space="preserve"> šalje klijentu</w:t>
+      </w:r>
+      <w:r>
+        <w:rPr>
+          <w:sz w:val="24"/>
+          <w:szCs w:val="24"/>
+        </w:rPr>
+        <w:t xml:space="preserve"> na mail</w:t>
+      </w:r>
+      <w:r>
+        <w:rPr>
+          <w:sz w:val="24"/>
+          <w:szCs w:val="24"/>
+        </w:rPr>
+        <w:t xml:space="preserve">, a sistem dispečera vraća na stranicu “Prodaja ture” I u karticama za poslate ponude, se može videti ažurirani broj istih. Takođe, lista zahteva se ažurira. </w:t>
+      </w:r>
+    </w:p>
+    <w:p>
+      <w:pPr>
+        <w:tabs>
+          <w:tab w:val="left" w:pos="1265"/>
+        </w:tabs>
+        <w:jc w:val="both"/>
+        <w:rPr>
+          <w:sz w:val="24"/>
+          <w:szCs w:val="24"/>
+        </w:rPr>
+      </w:pPr>
+      <w:r>
+        <w:rPr>
+          <w:noProof/>
+          <w:sz w:val="36"/>
+          <w:szCs w:val="36"/>
+        </w:rPr>
+        <mc:AlternateContent>
+          <mc:Choice Requires="wps">
+            <w:drawing>
+              <wp:anchor distT="45720" distB="45720" distL="114300" distR="114300" simplePos="0" relativeHeight="251753472" behindDoc="0" locked="0" layoutInCell="1" allowOverlap="1" wp14:anchorId="178EA41F" wp14:editId="7882C5AD">
+                <wp:simplePos x="0" y="0"/>
+                <wp:positionH relativeFrom="page">
+                  <wp:posOffset>3090333</wp:posOffset>
+                </wp:positionH>
+                <wp:positionV relativeFrom="page">
+                  <wp:posOffset>6460913</wp:posOffset>
+                </wp:positionV>
+                <wp:extent cx="1219200" cy="295910"/>
+                <wp:effectExtent l="0" t="0" r="19050" b="27940"/>
+                <wp:wrapSquare wrapText="bothSides"/>
+                <wp:docPr id="57" name="Text Box 2"/>
+                <wp:cNvGraphicFramePr>
+                  <a:graphicFrameLocks xmlns:a="http://schemas.openxmlformats.org/drawingml/2006/main"/>
+                </wp:cNvGraphicFramePr>
+                <a:graphic xmlns:a="http://schemas.openxmlformats.org/drawingml/2006/main">
+                  <a:graphicData uri="http://schemas.microsoft.com/office/word/2010/wordprocessingShape">
+                    <wps:wsp>
+                      <wps:cNvSpPr txBox="1">
+                        <a:spLocks noChangeArrowheads="1"/>
+                      </wps:cNvSpPr>
+                      <wps:spPr bwMode="auto">
+                        <a:xfrm>
+                          <a:off x="0" y="0"/>
+                          <a:ext cx="1219200" cy="295910"/>
+                        </a:xfrm>
+                        <a:prstGeom prst="rect">
+                          <a:avLst/>
+                        </a:prstGeom>
+                        <a:solidFill>
+                          <a:srgbClr val="FFFFFF"/>
+                        </a:solidFill>
+                        <a:ln w="9525">
+                          <a:solidFill>
+                            <a:schemeClr val="bg1"/>
+                          </a:solidFill>
+                          <a:miter lim="800000"/>
+                          <a:headEnd/>
+                          <a:tailEnd/>
+                        </a:ln>
+                      </wps:spPr>
+                      <wps:txbx>
+                        <w:txbxContent>
+                          <w:p>
+                            <w:pPr>
+                              <w:jc w:val="center"/>
+                            </w:pPr>
+                            <w:r>
+                              <w:t>Slika 27.</w:t>
+                            </w:r>
+                          </w:p>
+                        </w:txbxContent>
+                      </wps:txbx>
+                      <wps:bodyPr rot="0" vert="horz" wrap="square" lIns="91440" tIns="45720" rIns="91440" bIns="45720" anchor="t" anchorCtr="0">
+                        <a:noAutofit/>
+                      </wps:bodyPr>
+                    </wps:wsp>
+                  </a:graphicData>
+                </a:graphic>
+                <wp14:sizeRelH relativeFrom="margin">
+                  <wp14:pctWidth>0</wp14:pctWidth>
+                </wp14:sizeRelH>
+                <wp14:sizeRelV relativeFrom="margin">
+                  <wp14:pctHeight>0</wp14:pctHeight>
+                </wp14:sizeRelV>
+              </wp:anchor>
+            </w:drawing>
+          </mc:Choice>
+          <mc:Fallback>
+            <w:pict>
+              <v:shape w14:anchorId="178EA41F" id="_x0000_s1053" type="#_x0000_t202" style="position:absolute;left:0;text-align:left;margin-left:243.35pt;margin-top:508.75pt;width:96pt;height:23.3pt;z-index:251753472;visibility:visible;mso-wrap-style:square;mso-width-percent:0;mso-height-percent:0;mso-wrap-distance-left:9pt;mso-wrap-distance-top:3.6pt;mso-wrap-distance-right:9pt;mso-wrap-distance-bottom:3.6pt;mso-position-horizontal:absolute;mso-position-horizontal-relative:page;mso-position-vertical:absolute;mso-position-vertical-relative:page;mso-width-percent:0;mso-height-percent:0;mso-width-relative:margin;mso-height-relative:margin;v-text-anchor:top" o:gfxdata="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" strokecolor="white [3212]">
+                <v:textbox>
+                  <w:txbxContent>
+                    <w:p>
+                      <w:pPr>
+                        <w:jc w:val="center"/>
+                      </w:pPr>
+                      <w:r>
+                        <w:t>Slika 27.</w:t>
+                      </w:r>
+                    </w:p>
+                  </w:txbxContent>
+                </v:textbox>
+                <w10:wrap type="square" anchorx="page" anchory="page"/>
+              </v:shape>
+            </w:pict>
+          </mc:Fallback>
+        </mc:AlternateContent>
+      </w:r>
+      <w:r>
+        <w:rPr>
+          <w:noProof/>
+          <w:sz w:val="24"/>
+          <w:szCs w:val="24"/>
+        </w:rPr>
+        <w:drawing>
+          <wp:anchor distT="0" distB="0" distL="114300" distR="114300" simplePos="0" relativeHeight="251751424" behindDoc="1" locked="0" layoutInCell="1" allowOverlap="1" wp14:anchorId="35D2C1BC" wp14:editId="3C854657">
+            <wp:simplePos x="0" y="0"/>
+            <wp:positionH relativeFrom="column">
+              <wp:posOffset>2144486</wp:posOffset>
+            </wp:positionH>
+            <wp:positionV relativeFrom="paragraph">
+              <wp:posOffset>192767</wp:posOffset>
+            </wp:positionV>
+            <wp:extent cx="1310334" cy="2834640"/>
+            <wp:effectExtent l="0" t="0" r="4445" b="3810"/>
+            <wp:wrapTight wrapText="bothSides">
+              <wp:wrapPolygon edited="0">
+                <wp:start x="0" y="0"/>
+                <wp:lineTo x="0" y="21484"/>
+                <wp:lineTo x="21359" y="21484"/>
+                <wp:lineTo x="21359" y="0"/>
+                <wp:lineTo x="0" y="0"/>
+              </wp:wrapPolygon>
+            </wp:wrapTight>
+            <wp:docPr id="55" name="Picture 55"/>
+            <wp:cNvGraphicFramePr>
+              <a:graphicFrameLocks xmlns:a="http://schemas.openxmlformats.org/drawingml/2006/main" noChangeAspect="1"/>
+            </wp:cNvGraphicFramePr>
+            <a:graphic xmlns:a="http://schemas.openxmlformats.org/drawingml/2006/main">
+              <a:graphicData uri="http://schemas.openxmlformats.org/drawingml/2006/picture">
+                <pic:pic xmlns:pic="http://schemas.openxmlformats.org/drawingml/2006/picture">
+                  <pic:nvPicPr>
+                    <pic:cNvPr id="0" name="Picture 4"/>
+                    <pic:cNvPicPr>
+                      <a:picLocks noChangeAspect="1" noChangeArrowheads="1"/>
+                    </pic:cNvPicPr>
+                  </pic:nvPicPr>
+                  <pic:blipFill>
+                    <a:blip r:embed="rId36" cstate="print">
+                      <a:extLst>
+                        <a:ext uri="{28A0092B-C50C-407E-A947-70E740481C1C}">
+                          <a14:useLocalDpi xmlns:a14="http://schemas.microsoft.com/office/drawing/2010/main" val="0"/>
+                        </a:ext>
+                      </a:extLst>
+                    </a:blip>
+                    <a:srcRect/>
+                    <a:stretch>
+                      <a:fillRect/>
+                    </a:stretch>
+                  </pic:blipFill>
+                  <pic:spPr bwMode="auto">
+                    <a:xfrm>
+                      <a:off x="0" y="0"/>
+                      <a:ext cx="1310334" cy="2834640"/>
+                    </a:xfrm>
+                    <a:prstGeom prst="rect">
+                      <a:avLst/>
+                    </a:prstGeom>
+                    <a:noFill/>
+                    <a:ln>
+                      <a:noFill/>
+                    </a:ln>
+                  </pic:spPr>
+                </pic:pic>
+              </a:graphicData>
+            </a:graphic>
+          </wp:anchor>
+        </w:drawing>
       </w:r>
     </w:p>
     <w:sectPr>
@@ -9116,4 +9729,16 @@
     </a:ext>
   </a:extLst>
 </a:theme>
+</file>
+
+<file path=customXml/item1.xml><?xml version="1.0" encoding="utf-8"?>
+<b:Sources xmlns:b="http://schemas.openxmlformats.org/officeDocument/2006/bibliography" xmlns="http://schemas.openxmlformats.org/officeDocument/2006/bibliography" SelectedStyle="\APASixthEditionOfficeOnline.xsl" StyleName="APA" Version="6"/>
+</file>
+
+<file path=customXml/itemProps1.xml><?xml version="1.0" encoding="utf-8"?>
+<ds:datastoreItem xmlns:ds="http://schemas.openxmlformats.org/officeDocument/2006/customXml" ds:itemID="{6A27E907-B432-419B-AA50-B5AA81508418}">
+  <ds:schemaRefs>
+    <ds:schemaRef ds:uri="http://schemas.openxmlformats.org/officeDocument/2006/bibliography"/>
+  </ds:schemaRefs>
+</ds:datastoreItem>
 </file>
--- a/predlog rešenja.docx
+++ b/predlog rešenja.docx
@@ -7823,13 +7823,7 @@
                               <w:jc w:val="center"/>
                             </w:pPr>
                             <w:r>
-                              <w:t>Slika 2</w:t>
-                            </w:r>
-                            <w:r>
-                              <w:t>7</w:t>
-                            </w:r>
-                            <w:r>
-                              <w:t>.</w:t>
+                              <w:t>Slika 27.</w:t>
                             </w:r>
                           </w:p>
                         </w:txbxContent>
@@ -7859,13 +7853,7 @@
                         <w:jc w:val="center"/>
                       </w:pPr>
                       <w:r>
-                        <w:t>Slika 2</w:t>
-                      </w:r>
-                      <w:r>
-                        <w:t>7</w:t>
-                      </w:r>
-                      <w:r>
-                        <w:t>.</w:t>
+                        <w:t>Slika 27.</w:t>
                       </w:r>
                     </w:p>
                   </w:txbxContent>
@@ -7933,13 +7921,7 @@
                               <w:jc w:val="center"/>
                             </w:pPr>
                             <w:r>
-                              <w:t>Slika 2</w:t>
-                            </w:r>
-                            <w:r>
-                              <w:t>6</w:t>
-                            </w:r>
-                            <w:r>
-                              <w:t>.</w:t>
+                              <w:t>Slika 26.</w:t>
                             </w:r>
                           </w:p>
                         </w:txbxContent>
@@ -7969,13 +7951,7 @@
                         <w:jc w:val="center"/>
                       </w:pPr>
                       <w:r>
-                        <w:t>Slika 2</w:t>
-                      </w:r>
-                      <w:r>
-                        <w:t>6</w:t>
-                      </w:r>
-                      <w:r>
-                        <w:t>.</w:t>
+                        <w:t>Slika 26.</w:t>
                       </w:r>
                     </w:p>
                   </w:txbxContent>
@@ -8043,13 +8019,7 @@
                               <w:jc w:val="center"/>
                             </w:pPr>
                             <w:r>
-                              <w:t>Slika 2</w:t>
-                            </w:r>
-                            <w:r>
-                              <w:t>5</w:t>
-                            </w:r>
-                            <w:r>
-                              <w:t>.</w:t>
+                              <w:t>Slika 25.</w:t>
                             </w:r>
                           </w:p>
                         </w:txbxContent>
@@ -8079,13 +8049,7 @@
                         <w:jc w:val="center"/>
                       </w:pPr>
                       <w:r>
-                        <w:t>Slika 2</w:t>
-                      </w:r>
-                      <w:r>
-                        <w:t>5</w:t>
-                      </w:r>
-                      <w:r>
-                        <w:t>.</w:t>
+                        <w:t>Slika 25.</w:t>
                       </w:r>
                     </w:p>
                   </w:txbxContent>
@@ -8204,6 +8168,208 @@
     </w:p>
     <w:p>
       <w:pPr>
+        <w:pStyle w:val="NormalWeb"/>
+        <w:jc w:val="both"/>
+        <w:rPr>
+          <w:rFonts w:asciiTheme="minorHAnsi" w:hAnsiTheme="minorHAnsi" w:cstheme="minorHAnsi"/>
+        </w:rPr>
+      </w:pPr>
+      <w:r>
+        <w:rPr>
+          <w:noProof/>
+        </w:rPr>
+        <w:drawing>
+          <wp:anchor distT="0" distB="0" distL="114300" distR="114300" simplePos="0" relativeHeight="251751424" behindDoc="1" locked="0" layoutInCell="1" allowOverlap="1" wp14:anchorId="35D2C1BC" wp14:editId="62DA99CA">
+            <wp:simplePos x="0" y="0"/>
+            <wp:positionH relativeFrom="margin">
+              <wp:align>right</wp:align>
+            </wp:positionH>
+            <wp:positionV relativeFrom="paragraph">
+              <wp:posOffset>2310765</wp:posOffset>
+            </wp:positionV>
+            <wp:extent cx="1310005" cy="2834640"/>
+            <wp:effectExtent l="0" t="0" r="4445" b="3810"/>
+            <wp:wrapTight wrapText="bothSides">
+              <wp:wrapPolygon edited="0">
+                <wp:start x="0" y="0"/>
+                <wp:lineTo x="0" y="21484"/>
+                <wp:lineTo x="21359" y="21484"/>
+                <wp:lineTo x="21359" y="0"/>
+                <wp:lineTo x="0" y="0"/>
+              </wp:wrapPolygon>
+            </wp:wrapTight>
+            <wp:docPr id="55" name="Picture 55"/>
+            <wp:cNvGraphicFramePr>
+              <a:graphicFrameLocks xmlns:a="http://schemas.openxmlformats.org/drawingml/2006/main" noChangeAspect="1"/>
+            </wp:cNvGraphicFramePr>
+            <a:graphic xmlns:a="http://schemas.openxmlformats.org/drawingml/2006/main">
+              <a:graphicData uri="http://schemas.openxmlformats.org/drawingml/2006/picture">
+                <pic:pic xmlns:pic="http://schemas.openxmlformats.org/drawingml/2006/picture">
+                  <pic:nvPicPr>
+                    <pic:cNvPr id="0" name="Picture 4"/>
+                    <pic:cNvPicPr>
+                      <a:picLocks noChangeAspect="1" noChangeArrowheads="1"/>
+                    </pic:cNvPicPr>
+                  </pic:nvPicPr>
+                  <pic:blipFill>
+                    <a:blip r:embed="rId36" cstate="print">
+                      <a:extLst>
+                        <a:ext uri="{28A0092B-C50C-407E-A947-70E740481C1C}">
+                          <a14:useLocalDpi xmlns:a14="http://schemas.microsoft.com/office/drawing/2010/main" val="0"/>
+                        </a:ext>
+                      </a:extLst>
+                    </a:blip>
+                    <a:srcRect/>
+                    <a:stretch>
+                      <a:fillRect/>
+                    </a:stretch>
+                  </pic:blipFill>
+                  <pic:spPr bwMode="auto">
+                    <a:xfrm>
+                      <a:off x="0" y="0"/>
+                      <a:ext cx="1310005" cy="2834640"/>
+                    </a:xfrm>
+                    <a:prstGeom prst="rect">
+                      <a:avLst/>
+                    </a:prstGeom>
+                    <a:noFill/>
+                    <a:ln>
+                      <a:noFill/>
+                    </a:ln>
+                  </pic:spPr>
+                </pic:pic>
+              </a:graphicData>
+            </a:graphic>
+          </wp:anchor>
+        </w:drawing>
+      </w:r>
+      <w:r>
+        <w:rPr>
+          <w:rFonts w:asciiTheme="minorHAnsi" w:hAnsiTheme="minorHAnsi" w:cstheme="minorHAnsi"/>
+        </w:rPr>
+        <w:t>Nakon kreiranja zahteva, sledeći korak u našem procesu je kreiranje I slanje ponude klijentu. Kreiranje ponude se vrši tako što dispečer ulazi u detalje zahteva na osnovu kojeg želi da kreira ponudu. Na toj stranici, osim detalja zahteva, nalazi se I dugme “Kreiraj ponudu”</w:t>
+      </w:r>
+      <w:r>
+        <w:rPr>
+          <w:rFonts w:asciiTheme="minorHAnsi" w:hAnsiTheme="minorHAnsi" w:cstheme="minorHAnsi"/>
+        </w:rPr>
+        <w:t>(Slika 28.)</w:t>
+      </w:r>
+      <w:r>
+        <w:rPr>
+          <w:rFonts w:asciiTheme="minorHAnsi" w:hAnsiTheme="minorHAnsi" w:cstheme="minorHAnsi"/>
+        </w:rPr>
+        <w:t>. Klikom na to dugme, sistem odvodi dispečera na stranicu sa poljima za unos podataka I sa dugmićima “Sačuvaj ponudu”, “Pošalji ponudu” I “Otkaži”</w:t>
+      </w:r>
+      <w:r>
+        <w:rPr>
+          <w:rFonts w:asciiTheme="minorHAnsi" w:hAnsiTheme="minorHAnsi" w:cstheme="minorHAnsi"/>
+        </w:rPr>
+        <w:t>(Slika 2</w:t>
+      </w:r>
+      <w:r>
+        <w:rPr>
+          <w:rFonts w:asciiTheme="minorHAnsi" w:hAnsiTheme="minorHAnsi" w:cstheme="minorHAnsi"/>
+        </w:rPr>
+        <w:t>9</w:t>
+      </w:r>
+      <w:r>
+        <w:rPr>
+          <w:rFonts w:asciiTheme="minorHAnsi" w:hAnsiTheme="minorHAnsi" w:cstheme="minorHAnsi"/>
+        </w:rPr>
+        <w:t>)</w:t>
+      </w:r>
+      <w:r>
+        <w:rPr>
+          <w:rFonts w:asciiTheme="minorHAnsi" w:hAnsiTheme="minorHAnsi" w:cstheme="minorHAnsi"/>
+        </w:rPr>
+        <w:t>. U poljima za unos podataka, dispečer unosi podatke</w:t>
+      </w:r>
+      <w:r>
+        <w:rPr>
+          <w:rFonts w:asciiTheme="minorHAnsi" w:hAnsiTheme="minorHAnsi" w:cstheme="minorHAnsi"/>
+        </w:rPr>
+        <w:t>(Cena I napomena)</w:t>
+      </w:r>
+      <w:r>
+        <w:rPr>
+          <w:rFonts w:asciiTheme="minorHAnsi" w:hAnsiTheme="minorHAnsi" w:cstheme="minorHAnsi"/>
+        </w:rPr>
+        <w:t>, s tim da ime klijenta</w:t>
+      </w:r>
+      <w:r>
+        <w:rPr>
+          <w:rFonts w:asciiTheme="minorHAnsi" w:hAnsiTheme="minorHAnsi" w:cstheme="minorHAnsi"/>
+        </w:rPr>
+        <w:t>, relacija I datum transporta</w:t>
+      </w:r>
+      <w:r>
+        <w:rPr>
+          <w:rFonts w:asciiTheme="minorHAnsi" w:hAnsiTheme="minorHAnsi" w:cstheme="minorHAnsi"/>
+        </w:rPr>
+        <w:t xml:space="preserve"> je već upisano. Nakon unosa podataka, klikće se dugme “Sačuvaj ponudu”, pa se time aktivira</w:t>
+      </w:r>
+      <w:r>
+        <w:rPr>
+          <w:rFonts w:asciiTheme="minorHAnsi" w:hAnsiTheme="minorHAnsi" w:cstheme="minorHAnsi"/>
+        </w:rPr>
+        <w:t>(</w:t>
+      </w:r>
+      <w:r>
+        <w:rPr>
+          <w:rFonts w:asciiTheme="minorHAnsi" w:hAnsiTheme="minorHAnsi" w:cstheme="minorHAnsi"/>
+          <w:b/>
+          <w:bCs/>
+          <w:i/>
+          <w:iCs/>
+        </w:rPr>
+        <w:t>poplavi</w:t>
+      </w:r>
+      <w:r>
+        <w:rPr>
+          <w:rFonts w:asciiTheme="minorHAnsi" w:hAnsiTheme="minorHAnsi" w:cstheme="minorHAnsi"/>
+        </w:rPr>
+        <w:t>)</w:t>
+      </w:r>
+      <w:r>
+        <w:rPr>
+          <w:rFonts w:asciiTheme="minorHAnsi" w:hAnsiTheme="minorHAnsi" w:cstheme="minorHAnsi"/>
+        </w:rPr>
+        <w:t xml:space="preserve"> I dugme “Pošalji ponudu”</w:t>
+      </w:r>
+      <w:r>
+        <w:rPr>
+          <w:rFonts w:asciiTheme="minorHAnsi" w:hAnsiTheme="minorHAnsi" w:cstheme="minorHAnsi"/>
+        </w:rPr>
+        <w:t xml:space="preserve">(Slika </w:t>
+      </w:r>
+      <w:r>
+        <w:rPr>
+          <w:rFonts w:asciiTheme="minorHAnsi" w:hAnsiTheme="minorHAnsi" w:cstheme="minorHAnsi"/>
+        </w:rPr>
+        <w:t>30</w:t>
+      </w:r>
+      <w:r>
+        <w:rPr>
+          <w:rFonts w:asciiTheme="minorHAnsi" w:hAnsiTheme="minorHAnsi" w:cstheme="minorHAnsi"/>
+        </w:rPr>
+        <w:t>.)</w:t>
+      </w:r>
+      <w:r>
+        <w:rPr>
+          <w:rFonts w:asciiTheme="minorHAnsi" w:hAnsiTheme="minorHAnsi" w:cstheme="minorHAnsi"/>
+        </w:rPr>
+        <w:t xml:space="preserve">. Nakon čuvanja, ponuda se može poslati. </w:t>
+      </w:r>
+      <w:r>
+        <w:rPr>
+          <w:rFonts w:asciiTheme="minorHAnsi" w:hAnsiTheme="minorHAnsi" w:cstheme="minorHAnsi"/>
+        </w:rPr>
+        <w:t>Klikom na dugme „Pošalji ponudu“, ponuda se prosleđuje klijentu putem elektronske pošte, nakon čega se korisnik vraća na stranicu „Prodaja tura“. U okviru kartica za poslate ponude prikazuje se ažurirani broj ponuda, dok se lista zahteva takođe ažurira u skladu sa izvršenim promenama.</w:t>
+      </w:r>
+    </w:p>
+    <w:p>
+      <w:pPr>
         <w:tabs>
           <w:tab w:val="left" w:pos="1265"/>
         </w:tabs>
@@ -8215,52 +8381,145 @@
       </w:pPr>
       <w:r>
         <w:rPr>
-          <w:sz w:val="24"/>
-          <w:szCs w:val="24"/>
-        </w:rPr>
-        <w:t>Nakon kreiranja zahteva, sledeći korak u našem procesu je kreiranje I slanje ponude klijentu. Kreiranje ponude se vrši tako što dispečer ulazi u detalje zahteva na osnovu kojeg želi da kreira ponudu. Na toj stranici, osim detalja zahteva, nalazi se I dugme “Kreiraj ponudu”. Klikom na to dugme, sistem odvodi dispečera na stranicu sa poljima za unos podataka I sa dugmićima “Sačuvaj ponudu”, “Pošalji ponudu” I “Otkaži”</w:t>
-      </w:r>
-      <w:r>
-        <w:rPr>
-          <w:sz w:val="24"/>
-          <w:szCs w:val="24"/>
-        </w:rPr>
-        <w:t>(Slika 28)</w:t>
-      </w:r>
-      <w:r>
-        <w:rPr>
-          <w:sz w:val="24"/>
-          <w:szCs w:val="24"/>
-        </w:rPr>
-        <w:t>. U poljima za unos podataka, dispečer unosi podatke, s tim da ime klijenta je već upisano. Nakon unosa podataka, klikće se dugme “Sačuvaj ponudu”, pa se time aktivira I dugme “Pošalji ponudu”. Nakon čuvanja, ponuda se može poslati. Kada se klikne dugme “Pošalji ponudu”, ponuda se</w:t>
-      </w:r>
-      <w:r>
-        <w:rPr>
-          <w:sz w:val="24"/>
-          <w:szCs w:val="24"/>
-        </w:rPr>
-        <w:t xml:space="preserve"> preko servera</w:t>
-      </w:r>
-      <w:r>
-        <w:rPr>
-          <w:sz w:val="24"/>
-          <w:szCs w:val="24"/>
-        </w:rPr>
-        <w:t xml:space="preserve"> šalje klijentu</w:t>
-      </w:r>
-      <w:r>
-        <w:rPr>
-          <w:sz w:val="24"/>
-          <w:szCs w:val="24"/>
-        </w:rPr>
-        <w:t xml:space="preserve"> na mail</w:t>
-      </w:r>
-      <w:r>
-        <w:rPr>
-          <w:sz w:val="24"/>
-          <w:szCs w:val="24"/>
-        </w:rPr>
-        <w:t xml:space="preserve">, a sistem dispečera vraća na stranicu “Prodaja ture” I u karticama za poslate ponude, se može videti ažurirani broj istih. Takođe, lista zahteva se ažurira. </w:t>
+          <w:rFonts w:cstheme="minorHAnsi"/>
+          <w:noProof/>
+        </w:rPr>
+        <w:drawing>
+          <wp:anchor distT="0" distB="0" distL="114300" distR="114300" simplePos="0" relativeHeight="251757568" behindDoc="1" locked="0" layoutInCell="1" allowOverlap="1" wp14:anchorId="53D23364" wp14:editId="77CDAE0D">
+            <wp:simplePos x="0" y="0"/>
+            <wp:positionH relativeFrom="margin">
+              <wp:align>left</wp:align>
+            </wp:positionH>
+            <wp:positionV relativeFrom="margin">
+              <wp:posOffset>2695575</wp:posOffset>
+            </wp:positionV>
+            <wp:extent cx="1310640" cy="2834640"/>
+            <wp:effectExtent l="0" t="0" r="3810" b="3810"/>
+            <wp:wrapTight wrapText="bothSides">
+              <wp:wrapPolygon edited="0">
+                <wp:start x="0" y="0"/>
+                <wp:lineTo x="0" y="21484"/>
+                <wp:lineTo x="21349" y="21484"/>
+                <wp:lineTo x="21349" y="0"/>
+                <wp:lineTo x="0" y="0"/>
+              </wp:wrapPolygon>
+            </wp:wrapTight>
+            <wp:docPr id="59" name="Picture 59"/>
+            <wp:cNvGraphicFramePr>
+              <a:graphicFrameLocks xmlns:a="http://schemas.openxmlformats.org/drawingml/2006/main" noChangeAspect="1"/>
+            </wp:cNvGraphicFramePr>
+            <a:graphic xmlns:a="http://schemas.openxmlformats.org/drawingml/2006/main">
+              <a:graphicData uri="http://schemas.openxmlformats.org/drawingml/2006/picture">
+                <pic:pic xmlns:pic="http://schemas.openxmlformats.org/drawingml/2006/picture">
+                  <pic:nvPicPr>
+                    <pic:cNvPr id="0" name="Picture 2"/>
+                    <pic:cNvPicPr>
+                      <a:picLocks noChangeAspect="1" noChangeArrowheads="1"/>
+                    </pic:cNvPicPr>
+                  </pic:nvPicPr>
+                  <pic:blipFill>
+                    <a:blip r:embed="rId37" cstate="print">
+                      <a:extLst>
+                        <a:ext uri="{28A0092B-C50C-407E-A947-70E740481C1C}">
+                          <a14:useLocalDpi xmlns:a14="http://schemas.microsoft.com/office/drawing/2010/main" val="0"/>
+                        </a:ext>
+                      </a:extLst>
+                    </a:blip>
+                    <a:srcRect/>
+                    <a:stretch>
+                      <a:fillRect/>
+                    </a:stretch>
+                  </pic:blipFill>
+                  <pic:spPr bwMode="auto">
+                    <a:xfrm>
+                      <a:off x="0" y="0"/>
+                      <a:ext cx="1310640" cy="2834640"/>
+                    </a:xfrm>
+                    <a:prstGeom prst="rect">
+                      <a:avLst/>
+                    </a:prstGeom>
+                    <a:noFill/>
+                    <a:ln>
+                      <a:noFill/>
+                    </a:ln>
+                  </pic:spPr>
+                </pic:pic>
+              </a:graphicData>
+            </a:graphic>
+          </wp:anchor>
+        </w:drawing>
+      </w:r>
+      <w:r>
+        <w:rPr>
+          <w:noProof/>
+          <w:sz w:val="24"/>
+          <w:szCs w:val="24"/>
+          <w:lang w:val="sr-Latn-RS"/>
+        </w:rPr>
+        <w:drawing>
+          <wp:anchor distT="0" distB="0" distL="114300" distR="114300" simplePos="0" relativeHeight="251754496" behindDoc="1" locked="0" layoutInCell="1" allowOverlap="1" wp14:anchorId="3F685DE2" wp14:editId="25FBAB9F">
+            <wp:simplePos x="0" y="0"/>
+            <wp:positionH relativeFrom="margin">
+              <wp:align>center</wp:align>
+            </wp:positionH>
+            <wp:positionV relativeFrom="margin">
+              <wp:posOffset>2695575</wp:posOffset>
+            </wp:positionV>
+            <wp:extent cx="1310640" cy="2834640"/>
+            <wp:effectExtent l="0" t="0" r="3810" b="3810"/>
+            <wp:wrapTight wrapText="bothSides">
+              <wp:wrapPolygon edited="0">
+                <wp:start x="0" y="0"/>
+                <wp:lineTo x="0" y="21484"/>
+                <wp:lineTo x="21349" y="21484"/>
+                <wp:lineTo x="21349" y="0"/>
+                <wp:lineTo x="0" y="0"/>
+              </wp:wrapPolygon>
+            </wp:wrapTight>
+            <wp:docPr id="56" name="Picture 56"/>
+            <wp:cNvGraphicFramePr>
+              <a:graphicFrameLocks xmlns:a="http://schemas.openxmlformats.org/drawingml/2006/main" noChangeAspect="1"/>
+            </wp:cNvGraphicFramePr>
+            <a:graphic xmlns:a="http://schemas.openxmlformats.org/drawingml/2006/main">
+              <a:graphicData uri="http://schemas.openxmlformats.org/drawingml/2006/picture">
+                <pic:pic xmlns:pic="http://schemas.openxmlformats.org/drawingml/2006/picture">
+                  <pic:nvPicPr>
+                    <pic:cNvPr id="0" name="Picture 1"/>
+                    <pic:cNvPicPr>
+                      <a:picLocks noChangeAspect="1" noChangeArrowheads="1"/>
+                    </pic:cNvPicPr>
+                  </pic:nvPicPr>
+                  <pic:blipFill>
+                    <a:blip r:embed="rId38" cstate="print">
+                      <a:extLst>
+                        <a:ext uri="{28A0092B-C50C-407E-A947-70E740481C1C}">
+                          <a14:useLocalDpi xmlns:a14="http://schemas.microsoft.com/office/drawing/2010/main" val="0"/>
+                        </a:ext>
+                      </a:extLst>
+                    </a:blip>
+                    <a:srcRect/>
+                    <a:stretch>
+                      <a:fillRect/>
+                    </a:stretch>
+                  </pic:blipFill>
+                  <pic:spPr bwMode="auto">
+                    <a:xfrm>
+                      <a:off x="0" y="0"/>
+                      <a:ext cx="1310640" cy="2834640"/>
+                    </a:xfrm>
+                    <a:prstGeom prst="rect">
+                      <a:avLst/>
+                    </a:prstGeom>
+                    <a:noFill/>
+                    <a:ln>
+                      <a:noFill/>
+                    </a:ln>
+                  </pic:spPr>
+                </pic:pic>
+              </a:graphicData>
+            </a:graphic>
+          </wp:anchor>
+        </w:drawing>
       </w:r>
     </w:p>
     <w:p>
@@ -8274,6 +8533,62 @@
           <w:szCs w:val="24"/>
         </w:rPr>
       </w:pPr>
+    </w:p>
+    <w:p>
+      <w:pPr>
+        <w:rPr>
+          <w:sz w:val="24"/>
+          <w:szCs w:val="24"/>
+        </w:rPr>
+      </w:pPr>
+    </w:p>
+    <w:p>
+      <w:pPr>
+        <w:rPr>
+          <w:sz w:val="24"/>
+          <w:szCs w:val="24"/>
+        </w:rPr>
+      </w:pPr>
+    </w:p>
+    <w:p>
+      <w:pPr>
+        <w:rPr>
+          <w:sz w:val="24"/>
+          <w:szCs w:val="24"/>
+        </w:rPr>
+      </w:pPr>
+    </w:p>
+    <w:p>
+      <w:pPr>
+        <w:rPr>
+          <w:sz w:val="24"/>
+          <w:szCs w:val="24"/>
+        </w:rPr>
+      </w:pPr>
+    </w:p>
+    <w:p>
+      <w:pPr>
+        <w:rPr>
+          <w:sz w:val="24"/>
+          <w:szCs w:val="24"/>
+        </w:rPr>
+      </w:pPr>
+    </w:p>
+    <w:p>
+      <w:pPr>
+        <w:rPr>
+          <w:sz w:val="24"/>
+          <w:szCs w:val="24"/>
+        </w:rPr>
+      </w:pPr>
+    </w:p>
+    <w:p>
+      <w:pPr>
+        <w:rPr>
+          <w:sz w:val="24"/>
+          <w:szCs w:val="24"/>
+        </w:rPr>
+      </w:pPr>
       <w:r>
         <w:rPr>
           <w:noProof/>
@@ -8283,13 +8598,241 @@
         <mc:AlternateContent>
           <mc:Choice Requires="wps">
             <w:drawing>
-              <wp:anchor distT="45720" distB="45720" distL="114300" distR="114300" simplePos="0" relativeHeight="251753472" behindDoc="0" locked="0" layoutInCell="1" allowOverlap="1" wp14:anchorId="178EA41F" wp14:editId="7882C5AD">
+              <wp:anchor distT="45720" distB="45720" distL="114300" distR="114300" simplePos="0" relativeHeight="251759616" behindDoc="0" locked="0" layoutInCell="1" allowOverlap="1" wp14:anchorId="57CDAB9F" wp14:editId="551FC451">
+                <wp:simplePos x="0" y="0"/>
+                <wp:positionH relativeFrom="margin">
+                  <wp:align>right</wp:align>
+                </wp:positionH>
+                <wp:positionV relativeFrom="page">
+                  <wp:posOffset>6457315</wp:posOffset>
+                </wp:positionV>
+                <wp:extent cx="1219200" cy="295910"/>
+                <wp:effectExtent l="0" t="0" r="19050" b="27940"/>
+                <wp:wrapSquare wrapText="bothSides"/>
+                <wp:docPr id="60" name="Text Box 2"/>
+                <wp:cNvGraphicFramePr>
+                  <a:graphicFrameLocks xmlns:a="http://schemas.openxmlformats.org/drawingml/2006/main"/>
+                </wp:cNvGraphicFramePr>
+                <a:graphic xmlns:a="http://schemas.openxmlformats.org/drawingml/2006/main">
+                  <a:graphicData uri="http://schemas.microsoft.com/office/word/2010/wordprocessingShape">
+                    <wps:wsp>
+                      <wps:cNvSpPr txBox="1">
+                        <a:spLocks noChangeArrowheads="1"/>
+                      </wps:cNvSpPr>
+                      <wps:spPr bwMode="auto">
+                        <a:xfrm>
+                          <a:off x="0" y="0"/>
+                          <a:ext cx="1219200" cy="295910"/>
+                        </a:xfrm>
+                        <a:prstGeom prst="rect">
+                          <a:avLst/>
+                        </a:prstGeom>
+                        <a:solidFill>
+                          <a:srgbClr val="FFFFFF"/>
+                        </a:solidFill>
+                        <a:ln w="9525">
+                          <a:solidFill>
+                            <a:schemeClr val="bg1"/>
+                          </a:solidFill>
+                          <a:miter lim="800000"/>
+                          <a:headEnd/>
+                          <a:tailEnd/>
+                        </a:ln>
+                      </wps:spPr>
+                      <wps:txbx>
+                        <w:txbxContent>
+                          <w:p>
+                            <w:pPr>
+                              <w:jc w:val="center"/>
+                            </w:pPr>
+                            <w:r>
+                              <w:t xml:space="preserve">Slika </w:t>
+                            </w:r>
+                            <w:r>
+                              <w:t>30</w:t>
+                            </w:r>
+                            <w:r>
+                              <w:t>.</w:t>
+                            </w:r>
+                          </w:p>
+                        </w:txbxContent>
+                      </wps:txbx>
+                      <wps:bodyPr rot="0" vert="horz" wrap="square" lIns="91440" tIns="45720" rIns="91440" bIns="45720" anchor="t" anchorCtr="0">
+                        <a:noAutofit/>
+                      </wps:bodyPr>
+                    </wps:wsp>
+                  </a:graphicData>
+                </a:graphic>
+                <wp14:sizeRelH relativeFrom="margin">
+                  <wp14:pctWidth>0</wp14:pctWidth>
+                </wp14:sizeRelH>
+                <wp14:sizeRelV relativeFrom="margin">
+                  <wp14:pctHeight>0</wp14:pctHeight>
+                </wp14:sizeRelV>
+              </wp:anchor>
+            </w:drawing>
+          </mc:Choice>
+          <mc:Fallback>
+            <w:pict>
+              <v:shape w14:anchorId="57CDAB9F" id="_x0000_s1053" type="#_x0000_t202" style="position:absolute;margin-left:44.8pt;margin-top:508.45pt;width:96pt;height:23.3pt;z-index:251759616;visibility:visible;mso-wrap-style:square;mso-width-percent:0;mso-height-percent:0;mso-wrap-distance-left:9pt;mso-wrap-distance-top:3.6pt;mso-wrap-distance-right:9pt;mso-wrap-distance-bottom:3.6pt;mso-position-horizontal:right;mso-position-horizontal-relative:margin;mso-position-vertical:absolute;mso-position-vertical-relative:page;mso-width-percent:0;mso-height-percent:0;mso-width-relative:margin;mso-height-relative:margin;v-text-anchor:top" o:gfxdata="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" strokecolor="white [3212]">
+                <v:textbox>
+                  <w:txbxContent>
+                    <w:p>
+                      <w:pPr>
+                        <w:jc w:val="center"/>
+                      </w:pPr>
+                      <w:r>
+                        <w:t xml:space="preserve">Slika </w:t>
+                      </w:r>
+                      <w:r>
+                        <w:t>30</w:t>
+                      </w:r>
+                      <w:r>
+                        <w:t>.</w:t>
+                      </w:r>
+                    </w:p>
+                  </w:txbxContent>
+                </v:textbox>
+                <w10:wrap type="square" anchorx="margin" anchory="page"/>
+              </v:shape>
+            </w:pict>
+          </mc:Fallback>
+        </mc:AlternateContent>
+      </w:r>
+    </w:p>
+    <w:p>
+      <w:pPr>
+        <w:rPr>
+          <w:sz w:val="24"/>
+          <w:szCs w:val="24"/>
+        </w:rPr>
+      </w:pPr>
+      <w:r>
+        <w:rPr>
+          <w:noProof/>
+          <w:sz w:val="36"/>
+          <w:szCs w:val="36"/>
+        </w:rPr>
+        <mc:AlternateContent>
+          <mc:Choice Requires="wps">
+            <w:drawing>
+              <wp:anchor distT="45720" distB="45720" distL="114300" distR="114300" simplePos="0" relativeHeight="251756544" behindDoc="0" locked="0" layoutInCell="1" allowOverlap="1" wp14:anchorId="4BD2E322" wp14:editId="189C2E82">
+                <wp:simplePos x="0" y="0"/>
+                <wp:positionH relativeFrom="margin">
+                  <wp:align>center</wp:align>
+                </wp:positionH>
+                <wp:positionV relativeFrom="page">
+                  <wp:posOffset>6446429</wp:posOffset>
+                </wp:positionV>
+                <wp:extent cx="1219200" cy="295910"/>
+                <wp:effectExtent l="0" t="0" r="19050" b="27940"/>
+                <wp:wrapSquare wrapText="bothSides"/>
+                <wp:docPr id="58" name="Text Box 2"/>
+                <wp:cNvGraphicFramePr>
+                  <a:graphicFrameLocks xmlns:a="http://schemas.openxmlformats.org/drawingml/2006/main"/>
+                </wp:cNvGraphicFramePr>
+                <a:graphic xmlns:a="http://schemas.openxmlformats.org/drawingml/2006/main">
+                  <a:graphicData uri="http://schemas.microsoft.com/office/word/2010/wordprocessingShape">
+                    <wps:wsp>
+                      <wps:cNvSpPr txBox="1">
+                        <a:spLocks noChangeArrowheads="1"/>
+                      </wps:cNvSpPr>
+                      <wps:spPr bwMode="auto">
+                        <a:xfrm>
+                          <a:off x="0" y="0"/>
+                          <a:ext cx="1219200" cy="295910"/>
+                        </a:xfrm>
+                        <a:prstGeom prst="rect">
+                          <a:avLst/>
+                        </a:prstGeom>
+                        <a:solidFill>
+                          <a:srgbClr val="FFFFFF"/>
+                        </a:solidFill>
+                        <a:ln w="9525">
+                          <a:solidFill>
+                            <a:schemeClr val="bg1"/>
+                          </a:solidFill>
+                          <a:miter lim="800000"/>
+                          <a:headEnd/>
+                          <a:tailEnd/>
+                        </a:ln>
+                      </wps:spPr>
+                      <wps:txbx>
+                        <w:txbxContent>
+                          <w:p>
+                            <w:pPr>
+                              <w:jc w:val="center"/>
+                            </w:pPr>
+                            <w:r>
+                              <w:t>Slika 2</w:t>
+                            </w:r>
+                            <w:r>
+                              <w:t>9</w:t>
+                            </w:r>
+                            <w:r>
+                              <w:t>.</w:t>
+                            </w:r>
+                          </w:p>
+                        </w:txbxContent>
+                      </wps:txbx>
+                      <wps:bodyPr rot="0" vert="horz" wrap="square" lIns="91440" tIns="45720" rIns="91440" bIns="45720" anchor="t" anchorCtr="0">
+                        <a:noAutofit/>
+                      </wps:bodyPr>
+                    </wps:wsp>
+                  </a:graphicData>
+                </a:graphic>
+                <wp14:sizeRelH relativeFrom="margin">
+                  <wp14:pctWidth>0</wp14:pctWidth>
+                </wp14:sizeRelH>
+                <wp14:sizeRelV relativeFrom="margin">
+                  <wp14:pctHeight>0</wp14:pctHeight>
+                </wp14:sizeRelV>
+              </wp:anchor>
+            </w:drawing>
+          </mc:Choice>
+          <mc:Fallback>
+            <w:pict>
+              <v:shape w14:anchorId="4BD2E322" id="_x0000_s1054" type="#_x0000_t202" style="position:absolute;margin-left:0;margin-top:507.6pt;width:96pt;height:23.3pt;z-index:251756544;visibility:visible;mso-wrap-style:square;mso-width-percent:0;mso-height-percent:0;mso-wrap-distance-left:9pt;mso-wrap-distance-top:3.6pt;mso-wrap-distance-right:9pt;mso-wrap-distance-bottom:3.6pt;mso-position-horizontal:center;mso-position-horizontal-relative:margin;mso-position-vertical:absolute;mso-position-vertical-relative:page;mso-width-percent:0;mso-height-percent:0;mso-width-relative:margin;mso-height-relative:margin;v-text-anchor:top" o:gfxdata="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" strokecolor="white [3212]">
+                <v:textbox>
+                  <w:txbxContent>
+                    <w:p>
+                      <w:pPr>
+                        <w:jc w:val="center"/>
+                      </w:pPr>
+                      <w:r>
+                        <w:t>Slika 2</w:t>
+                      </w:r>
+                      <w:r>
+                        <w:t>9</w:t>
+                      </w:r>
+                      <w:r>
+                        <w:t>.</w:t>
+                      </w:r>
+                    </w:p>
+                  </w:txbxContent>
+                </v:textbox>
+                <w10:wrap type="square" anchorx="margin" anchory="page"/>
+              </v:shape>
+            </w:pict>
+          </mc:Fallback>
+        </mc:AlternateContent>
+      </w:r>
+      <w:r>
+        <w:rPr>
+          <w:noProof/>
+          <w:sz w:val="36"/>
+          <w:szCs w:val="36"/>
+        </w:rPr>
+        <mc:AlternateContent>
+          <mc:Choice Requires="wps">
+            <w:drawing>
+              <wp:anchor distT="45720" distB="45720" distL="114300" distR="114300" simplePos="0" relativeHeight="251753472" behindDoc="0" locked="0" layoutInCell="1" allowOverlap="1" wp14:anchorId="178EA41F" wp14:editId="12DAF030">
                 <wp:simplePos x="0" y="0"/>
                 <wp:positionH relativeFrom="page">
-                  <wp:posOffset>3090333</wp:posOffset>
+                  <wp:posOffset>923653</wp:posOffset>
                 </wp:positionH>
                 <wp:positionV relativeFrom="page">
-                  <wp:posOffset>6460913</wp:posOffset>
+                  <wp:posOffset>6445794</wp:posOffset>
                 </wp:positionV>
                 <wp:extent cx="1219200" cy="295910"/>
                 <wp:effectExtent l="0" t="0" r="19050" b="27940"/>
@@ -8331,7 +8874,13 @@
                               <w:jc w:val="center"/>
                             </w:pPr>
                             <w:r>
-                              <w:t>Slika 27.</w:t>
+                              <w:t>Slika 2</w:t>
+                            </w:r>
+                            <w:r>
+                              <w:t>8</w:t>
+                            </w:r>
+                            <w:r>
+                              <w:t>.</w:t>
                             </w:r>
                           </w:p>
                         </w:txbxContent>
@@ -8353,7 +8902,7 @@
           </mc:Choice>
           <mc:Fallback>
             <w:pict>
-              <v:shape w14:anchorId="178EA41F" id="_x0000_s1053" type="#_x0000_t202" style="position:absolute;left:0;text-align:left;margin-left:243.35pt;margin-top:508.75pt;width:96pt;height:23.3pt;z-index:251753472;visibility:visible;mso-wrap-style:square;mso-width-percent:0;mso-height-percent:0;mso-wrap-distance-left:9pt;mso-wrap-distance-top:3.6pt;mso-wrap-distance-right:9pt;mso-wrap-distance-bottom:3.6pt;mso-position-horizontal:absolute;mso-position-horizontal-relative:page;mso-position-vertical:absolute;mso-position-vertical-relative:page;mso-width-percent:0;mso-height-percent:0;mso-width-relative:margin;mso-height-relative:margin;v-text-anchor:top" o:gfxdata="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" strokecolor="white [3212]">
+              <v:shape w14:anchorId="178EA41F" id="_x0000_s1055" type="#_x0000_t202" style="position:absolute;margin-left:72.75pt;margin-top:507.55pt;width:96pt;height:23.3pt;z-index:251753472;visibility:visible;mso-wrap-style:square;mso-width-percent:0;mso-height-percent:0;mso-wrap-distance-left:9pt;mso-wrap-distance-top:3.6pt;mso-wrap-distance-right:9pt;mso-wrap-distance-bottom:3.6pt;mso-position-horizontal:absolute;mso-position-horizontal-relative:page;mso-position-vertical:absolute;mso-position-vertical-relative:page;mso-width-percent:0;mso-height-percent:0;mso-width-relative:margin;mso-height-relative:margin;v-text-anchor:top" o:gfxdata="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" strokecolor="white [3212]">
                 <v:textbox>
                   <w:txbxContent>
                     <w:p>
@@ -8361,7 +8910,13 @@
                         <w:jc w:val="center"/>
                       </w:pPr>
                       <w:r>
-                        <w:t>Slika 27.</w:t>
+                        <w:t>Slika 2</w:t>
+                      </w:r>
+                      <w:r>
+                        <w:t>8</w:t>
+                      </w:r>
+                      <w:r>
+                        <w:t>.</w:t>
                       </w:r>
                     </w:p>
                   </w:txbxContent>
@@ -8372,22 +8927,385 @@
           </mc:Fallback>
         </mc:AlternateContent>
       </w:r>
+    </w:p>
+    <w:p>
+      <w:pPr>
+        <w:rPr>
+          <w:sz w:val="24"/>
+          <w:szCs w:val="24"/>
+        </w:rPr>
+      </w:pPr>
+    </w:p>
+    <w:p>
+      <w:pPr>
+        <w:tabs>
+          <w:tab w:val="left" w:pos="2533"/>
+        </w:tabs>
+        <w:jc w:val="both"/>
+        <w:rPr>
+          <w:sz w:val="24"/>
+          <w:szCs w:val="24"/>
+        </w:rPr>
+      </w:pPr>
+      <w:r>
+        <w:rPr>
+          <w:sz w:val="24"/>
+          <w:szCs w:val="24"/>
+        </w:rPr>
+        <w:tab/>
+      </w:r>
+    </w:p>
+    <w:p>
+      <w:pPr>
+        <w:tabs>
+          <w:tab w:val="left" w:pos="2533"/>
+        </w:tabs>
+        <w:jc w:val="both"/>
+        <w:rPr>
+          <w:sz w:val="34"/>
+          <w:szCs w:val="34"/>
+        </w:rPr>
+      </w:pPr>
+      <w:r>
+        <w:rPr>
+          <w:sz w:val="34"/>
+          <w:szCs w:val="34"/>
+        </w:rPr>
+        <w:t>4.5 Kreiranje rezervacije</w:t>
+      </w:r>
+    </w:p>
+    <w:p>
+      <w:pPr>
+        <w:tabs>
+          <w:tab w:val="left" w:pos="2533"/>
+        </w:tabs>
+        <w:jc w:val="both"/>
+        <w:rPr>
+          <w:sz w:val="24"/>
+          <w:szCs w:val="24"/>
+        </w:rPr>
+      </w:pPr>
+      <w:r>
+        <w:rPr>
+          <w:sz w:val="24"/>
+          <w:szCs w:val="24"/>
+        </w:rPr>
+        <w:t>Nakon što je ponuda poslata, čeka se odgovor klijenta. Klijent može da prihvati ponudu, a može I da je odbije, u zavisnosti od odgovora, odgovarajuća kartica na stranici “Prodaja tura” se ažurira. Ukoliko je ponuda prihvaćena, može se kreirati rezervacija. Klikom na detalje te prihvaćene ponude, dispečeru se pojavljuje dugme “Kreiraj rezervaciju”</w:t>
+      </w:r>
+      <w:r>
+        <w:rPr>
+          <w:sz w:val="24"/>
+          <w:szCs w:val="24"/>
+        </w:rPr>
+        <w:t>(Slika 31.)</w:t>
+      </w:r>
+      <w:r>
+        <w:rPr>
+          <w:sz w:val="24"/>
+          <w:szCs w:val="24"/>
+        </w:rPr>
+        <w:t>, klikom na to dugme, sistem dispečera preusmerava na stranicu sa poljima za podatke I dugmad – “Sačuvaj rezervaciju” I “Otkaži”</w:t>
+      </w:r>
+      <w:r>
+        <w:rPr>
+          <w:sz w:val="24"/>
+          <w:szCs w:val="24"/>
+        </w:rPr>
+        <w:t>(Slika 32)</w:t>
+      </w:r>
+      <w:r>
+        <w:rPr>
+          <w:sz w:val="24"/>
+          <w:szCs w:val="24"/>
+        </w:rPr>
+        <w:t>. Polj</w:t>
+      </w:r>
+      <w:r>
+        <w:rPr>
+          <w:sz w:val="24"/>
+          <w:szCs w:val="24"/>
+        </w:rPr>
+        <w:t xml:space="preserve">a za podatke se automatski popunjavaju, odnosno preuzimaju iz ponude. </w:t>
+      </w:r>
+      <w:r>
+        <w:rPr>
+          <w:sz w:val="24"/>
+          <w:szCs w:val="24"/>
+        </w:rPr>
+        <w:lastRenderedPageBreak/>
+        <w:t>K</w:t>
+      </w:r>
+      <w:r>
+        <w:rPr>
+          <w:sz w:val="24"/>
+          <w:szCs w:val="24"/>
+        </w:rPr>
+        <w:t>lik</w:t>
+      </w:r>
+      <w:r>
+        <w:rPr>
+          <w:sz w:val="24"/>
+          <w:szCs w:val="24"/>
+        </w:rPr>
+        <w:t>om</w:t>
+      </w:r>
+      <w:r>
+        <w:rPr>
+          <w:sz w:val="24"/>
+          <w:szCs w:val="24"/>
+        </w:rPr>
+        <w:t xml:space="preserve"> na dugme “Sačuvaj rezervaciju”</w:t>
+      </w:r>
+      <w:r>
+        <w:rPr>
+          <w:sz w:val="24"/>
+          <w:szCs w:val="24"/>
+        </w:rPr>
+        <w:t xml:space="preserve">, rezervacija se čuva I sistem dispečera preusmerava na </w:t>
+      </w:r>
       <w:r>
         <w:rPr>
           <w:noProof/>
+          <w:sz w:val="36"/>
+          <w:szCs w:val="36"/>
+        </w:rPr>
+        <mc:AlternateContent>
+          <mc:Choice Requires="wps">
+            <w:drawing>
+              <wp:anchor distT="45720" distB="45720" distL="114300" distR="114300" simplePos="0" relativeHeight="251765760" behindDoc="0" locked="0" layoutInCell="1" allowOverlap="1" wp14:anchorId="73B75BFE" wp14:editId="4AFB241B">
+                <wp:simplePos x="0" y="0"/>
+                <wp:positionH relativeFrom="margin">
+                  <wp:posOffset>3718560</wp:posOffset>
+                </wp:positionH>
+                <wp:positionV relativeFrom="page">
+                  <wp:posOffset>4638675</wp:posOffset>
+                </wp:positionV>
+                <wp:extent cx="1219200" cy="295910"/>
+                <wp:effectExtent l="0" t="0" r="19050" b="27940"/>
+                <wp:wrapSquare wrapText="bothSides"/>
+                <wp:docPr id="448" name="Text Box 2"/>
+                <wp:cNvGraphicFramePr>
+                  <a:graphicFrameLocks xmlns:a="http://schemas.openxmlformats.org/drawingml/2006/main"/>
+                </wp:cNvGraphicFramePr>
+                <a:graphic xmlns:a="http://schemas.openxmlformats.org/drawingml/2006/main">
+                  <a:graphicData uri="http://schemas.microsoft.com/office/word/2010/wordprocessingShape">
+                    <wps:wsp>
+                      <wps:cNvSpPr txBox="1">
+                        <a:spLocks noChangeArrowheads="1"/>
+                      </wps:cNvSpPr>
+                      <wps:spPr bwMode="auto">
+                        <a:xfrm>
+                          <a:off x="0" y="0"/>
+                          <a:ext cx="1219200" cy="295910"/>
+                        </a:xfrm>
+                        <a:prstGeom prst="rect">
+                          <a:avLst/>
+                        </a:prstGeom>
+                        <a:solidFill>
+                          <a:srgbClr val="FFFFFF"/>
+                        </a:solidFill>
+                        <a:ln w="9525">
+                          <a:solidFill>
+                            <a:schemeClr val="bg1"/>
+                          </a:solidFill>
+                          <a:miter lim="800000"/>
+                          <a:headEnd/>
+                          <a:tailEnd/>
+                        </a:ln>
+                      </wps:spPr>
+                      <wps:txbx>
+                        <w:txbxContent>
+                          <w:p>
+                            <w:pPr>
+                              <w:jc w:val="center"/>
+                            </w:pPr>
+                            <w:r>
+                              <w:t>Slika 3</w:t>
+                            </w:r>
+                            <w:r>
+                              <w:t>2</w:t>
+                            </w:r>
+                            <w:r>
+                              <w:t>.</w:t>
+                            </w:r>
+                          </w:p>
+                        </w:txbxContent>
+                      </wps:txbx>
+                      <wps:bodyPr rot="0" vert="horz" wrap="square" lIns="91440" tIns="45720" rIns="91440" bIns="45720" anchor="t" anchorCtr="0">
+                        <a:noAutofit/>
+                      </wps:bodyPr>
+                    </wps:wsp>
+                  </a:graphicData>
+                </a:graphic>
+                <wp14:sizeRelH relativeFrom="margin">
+                  <wp14:pctWidth>0</wp14:pctWidth>
+                </wp14:sizeRelH>
+                <wp14:sizeRelV relativeFrom="margin">
+                  <wp14:pctHeight>0</wp14:pctHeight>
+                </wp14:sizeRelV>
+              </wp:anchor>
+            </w:drawing>
+          </mc:Choice>
+          <mc:Fallback>
+            <w:pict>
+              <v:shape w14:anchorId="73B75BFE" id="_x0000_s1056" type="#_x0000_t202" style="position:absolute;left:0;text-align:left;margin-left:292.8pt;margin-top:365.25pt;width:96pt;height:23.3pt;z-index:251765760;visibility:visible;mso-wrap-style:square;mso-width-percent:0;mso-height-percent:0;mso-wrap-distance-left:9pt;mso-wrap-distance-top:3.6pt;mso-wrap-distance-right:9pt;mso-wrap-distance-bottom:3.6pt;mso-position-horizontal:absolute;mso-position-horizontal-relative:margin;mso-position-vertical:absolute;mso-position-vertical-relative:page;mso-width-percent:0;mso-height-percent:0;mso-width-relative:margin;mso-height-relative:margin;v-text-anchor:top" o:gfxdata="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" strokecolor="white [3212]">
+                <v:textbox>
+                  <w:txbxContent>
+                    <w:p>
+                      <w:pPr>
+                        <w:jc w:val="center"/>
+                      </w:pPr>
+                      <w:r>
+                        <w:t>Slika 3</w:t>
+                      </w:r>
+                      <w:r>
+                        <w:t>2</w:t>
+                      </w:r>
+                      <w:r>
+                        <w:t>.</w:t>
+                      </w:r>
+                    </w:p>
+                  </w:txbxContent>
+                </v:textbox>
+                <w10:wrap type="square" anchorx="margin" anchory="page"/>
+              </v:shape>
+            </w:pict>
+          </mc:Fallback>
+        </mc:AlternateContent>
+      </w:r>
+      <w:r>
+        <w:rPr>
+          <w:noProof/>
+          <w:sz w:val="36"/>
+          <w:szCs w:val="36"/>
+        </w:rPr>
+        <mc:AlternateContent>
+          <mc:Choice Requires="wps">
+            <w:drawing>
+              <wp:anchor distT="45720" distB="45720" distL="114300" distR="114300" simplePos="0" relativeHeight="251763712" behindDoc="0" locked="0" layoutInCell="1" allowOverlap="1" wp14:anchorId="236EB09E" wp14:editId="578D4315">
+                <wp:simplePos x="0" y="0"/>
+                <wp:positionH relativeFrom="margin">
+                  <wp:posOffset>1224915</wp:posOffset>
+                </wp:positionH>
+                <wp:positionV relativeFrom="margin">
+                  <wp:posOffset>3754755</wp:posOffset>
+                </wp:positionV>
+                <wp:extent cx="1219200" cy="295910"/>
+                <wp:effectExtent l="0" t="0" r="19050" b="27940"/>
+                <wp:wrapSquare wrapText="bothSides"/>
+                <wp:docPr id="63" name="Text Box 2"/>
+                <wp:cNvGraphicFramePr>
+                  <a:graphicFrameLocks xmlns:a="http://schemas.openxmlformats.org/drawingml/2006/main"/>
+                </wp:cNvGraphicFramePr>
+                <a:graphic xmlns:a="http://schemas.openxmlformats.org/drawingml/2006/main">
+                  <a:graphicData uri="http://schemas.microsoft.com/office/word/2010/wordprocessingShape">
+                    <wps:wsp>
+                      <wps:cNvSpPr txBox="1">
+                        <a:spLocks noChangeArrowheads="1"/>
+                      </wps:cNvSpPr>
+                      <wps:spPr bwMode="auto">
+                        <a:xfrm>
+                          <a:off x="0" y="0"/>
+                          <a:ext cx="1219200" cy="295910"/>
+                        </a:xfrm>
+                        <a:prstGeom prst="rect">
+                          <a:avLst/>
+                        </a:prstGeom>
+                        <a:solidFill>
+                          <a:srgbClr val="FFFFFF"/>
+                        </a:solidFill>
+                        <a:ln w="9525">
+                          <a:solidFill>
+                            <a:schemeClr val="bg1"/>
+                          </a:solidFill>
+                          <a:miter lim="800000"/>
+                          <a:headEnd/>
+                          <a:tailEnd/>
+                        </a:ln>
+                      </wps:spPr>
+                      <wps:txbx>
+                        <w:txbxContent>
+                          <w:p>
+                            <w:pPr>
+                              <w:jc w:val="center"/>
+                            </w:pPr>
+                            <w:r>
+                              <w:t>Slika 3</w:t>
+                            </w:r>
+                            <w:r>
+                              <w:t>1</w:t>
+                            </w:r>
+                            <w:r>
+                              <w:t>.</w:t>
+                            </w:r>
+                          </w:p>
+                        </w:txbxContent>
+                      </wps:txbx>
+                      <wps:bodyPr rot="0" vert="horz" wrap="square" lIns="91440" tIns="45720" rIns="91440" bIns="45720" anchor="t" anchorCtr="0">
+                        <a:noAutofit/>
+                      </wps:bodyPr>
+                    </wps:wsp>
+                  </a:graphicData>
+                </a:graphic>
+                <wp14:sizeRelH relativeFrom="margin">
+                  <wp14:pctWidth>0</wp14:pctWidth>
+                </wp14:sizeRelH>
+                <wp14:sizeRelV relativeFrom="margin">
+                  <wp14:pctHeight>0</wp14:pctHeight>
+                </wp14:sizeRelV>
+              </wp:anchor>
+            </w:drawing>
+          </mc:Choice>
+          <mc:Fallback>
+            <w:pict>
+              <v:shape w14:anchorId="236EB09E" id="_x0000_s1057" type="#_x0000_t202" style="position:absolute;left:0;text-align:left;margin-left:96.45pt;margin-top:295.65pt;width:96pt;height:23.3pt;z-index:251763712;visibility:visible;mso-wrap-style:square;mso-width-percent:0;mso-height-percent:0;mso-wrap-distance-left:9pt;mso-wrap-distance-top:3.6pt;mso-wrap-distance-right:9pt;mso-wrap-distance-bottom:3.6pt;mso-position-horizontal:absolute;mso-position-horizontal-relative:margin;mso-position-vertical:absolute;mso-position-vertical-relative:margin;mso-width-percent:0;mso-height-percent:0;mso-width-relative:margin;mso-height-relative:margin;v-text-anchor:top" o:gfxdata="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" strokecolor="white [3212]">
+                <v:textbox>
+                  <w:txbxContent>
+                    <w:p>
+                      <w:pPr>
+                        <w:jc w:val="center"/>
+                      </w:pPr>
+                      <w:r>
+                        <w:t>Slika 3</w:t>
+                      </w:r>
+                      <w:r>
+                        <w:t>1</w:t>
+                      </w:r>
+                      <w:r>
+                        <w:t>.</w:t>
+                      </w:r>
+                    </w:p>
+                  </w:txbxContent>
+                </v:textbox>
+                <w10:wrap type="square" anchorx="margin" anchory="margin"/>
+              </v:shape>
+            </w:pict>
+          </mc:Fallback>
+        </mc:AlternateContent>
+      </w:r>
+      <w:r>
+        <w:rPr>
+          <w:sz w:val="24"/>
+          <w:szCs w:val="24"/>
+        </w:rPr>
+        <w:t xml:space="preserve">stranicu za </w:t>
+      </w:r>
+      <w:r>
+        <w:rPr>
+          <w:noProof/>
           <w:sz w:val="24"/>
           <w:szCs w:val="24"/>
         </w:rPr>
         <w:drawing>
-          <wp:anchor distT="0" distB="0" distL="114300" distR="114300" simplePos="0" relativeHeight="251751424" behindDoc="1" locked="0" layoutInCell="1" allowOverlap="1" wp14:anchorId="35D2C1BC" wp14:editId="3C854657">
+          <wp:anchor distT="0" distB="0" distL="114300" distR="114300" simplePos="0" relativeHeight="251761664" behindDoc="1" locked="0" layoutInCell="1" allowOverlap="1" wp14:anchorId="6644BE65" wp14:editId="1294D70D">
             <wp:simplePos x="0" y="0"/>
-            <wp:positionH relativeFrom="column">
-              <wp:posOffset>2144486</wp:posOffset>
+            <wp:positionH relativeFrom="margin">
+              <wp:posOffset>3657600</wp:posOffset>
             </wp:positionH>
-            <wp:positionV relativeFrom="paragraph">
-              <wp:posOffset>192767</wp:posOffset>
+            <wp:positionV relativeFrom="page">
+              <wp:posOffset>1809750</wp:posOffset>
             </wp:positionV>
-            <wp:extent cx="1310334" cy="2834640"/>
+            <wp:extent cx="1310005" cy="2834640"/>
             <wp:effectExtent l="0" t="0" r="4445" b="3810"/>
             <wp:wrapTight wrapText="bothSides">
               <wp:wrapPolygon edited="0">
@@ -8398,7 +9316,7 @@
                 <wp:lineTo x="0" y="0"/>
               </wp:wrapPolygon>
             </wp:wrapTight>
-            <wp:docPr id="55" name="Picture 55"/>
+            <wp:docPr id="61" name="Picture 61"/>
             <wp:cNvGraphicFramePr>
               <a:graphicFrameLocks xmlns:a="http://schemas.openxmlformats.org/drawingml/2006/main" noChangeAspect="1"/>
             </wp:cNvGraphicFramePr>
@@ -8406,13 +9324,13 @@
               <a:graphicData uri="http://schemas.openxmlformats.org/drawingml/2006/picture">
                 <pic:pic xmlns:pic="http://schemas.openxmlformats.org/drawingml/2006/picture">
                   <pic:nvPicPr>
-                    <pic:cNvPr id="0" name="Picture 4"/>
+                    <pic:cNvPr id="0" name="Picture 3"/>
                     <pic:cNvPicPr>
                       <a:picLocks noChangeAspect="1" noChangeArrowheads="1"/>
                     </pic:cNvPicPr>
                   </pic:nvPicPr>
                   <pic:blipFill>
-                    <a:blip r:embed="rId36" cstate="print">
+                    <a:blip r:embed="rId39" cstate="print">
                       <a:extLst>
                         <a:ext uri="{28A0092B-C50C-407E-A947-70E740481C1C}">
                           <a14:useLocalDpi xmlns:a14="http://schemas.microsoft.com/office/drawing/2010/main" val="0"/>
@@ -8427,7 +9345,7 @@
                   <pic:spPr bwMode="auto">
                     <a:xfrm>
                       <a:off x="0" y="0"/>
-                      <a:ext cx="1310334" cy="2834640"/>
+                      <a:ext cx="1310005" cy="2834640"/>
                     </a:xfrm>
                     <a:prstGeom prst="rect">
                       <a:avLst/>
@@ -8440,6 +9358,1145 @@
                 </pic:pic>
               </a:graphicData>
             </a:graphic>
+          </wp:anchor>
+        </w:drawing>
+      </w:r>
+      <w:r>
+        <w:rPr>
+          <w:noProof/>
+          <w:sz w:val="24"/>
+          <w:szCs w:val="24"/>
+        </w:rPr>
+        <w:drawing>
+          <wp:anchor distT="0" distB="0" distL="114300" distR="114300" simplePos="0" relativeHeight="251760640" behindDoc="1" locked="0" layoutInCell="1" allowOverlap="1" wp14:anchorId="2AB1B08F" wp14:editId="4116627E">
+            <wp:simplePos x="0" y="0"/>
+            <wp:positionH relativeFrom="margin">
+              <wp:posOffset>1181100</wp:posOffset>
+            </wp:positionH>
+            <wp:positionV relativeFrom="page">
+              <wp:posOffset>1828800</wp:posOffset>
+            </wp:positionV>
+            <wp:extent cx="1310005" cy="2834640"/>
+            <wp:effectExtent l="0" t="0" r="4445" b="3810"/>
+            <wp:wrapTight wrapText="bothSides">
+              <wp:wrapPolygon edited="0">
+                <wp:start x="0" y="0"/>
+                <wp:lineTo x="0" y="21484"/>
+                <wp:lineTo x="21359" y="21484"/>
+                <wp:lineTo x="21359" y="0"/>
+                <wp:lineTo x="0" y="0"/>
+              </wp:wrapPolygon>
+            </wp:wrapTight>
+            <wp:docPr id="62" name="Picture 62"/>
+            <wp:cNvGraphicFramePr>
+              <a:graphicFrameLocks xmlns:a="http://schemas.openxmlformats.org/drawingml/2006/main" noChangeAspect="1"/>
+            </wp:cNvGraphicFramePr>
+            <a:graphic xmlns:a="http://schemas.openxmlformats.org/drawingml/2006/main">
+              <a:graphicData uri="http://schemas.openxmlformats.org/drawingml/2006/picture">
+                <pic:pic xmlns:pic="http://schemas.openxmlformats.org/drawingml/2006/picture">
+                  <pic:nvPicPr>
+                    <pic:cNvPr id="0" name="Picture 4"/>
+                    <pic:cNvPicPr>
+                      <a:picLocks noChangeAspect="1" noChangeArrowheads="1"/>
+                    </pic:cNvPicPr>
+                  </pic:nvPicPr>
+                  <pic:blipFill>
+                    <a:blip r:embed="rId40" cstate="print">
+                      <a:extLst>
+                        <a:ext uri="{28A0092B-C50C-407E-A947-70E740481C1C}">
+                          <a14:useLocalDpi xmlns:a14="http://schemas.microsoft.com/office/drawing/2010/main" val="0"/>
+                        </a:ext>
+                      </a:extLst>
+                    </a:blip>
+                    <a:srcRect/>
+                    <a:stretch>
+                      <a:fillRect/>
+                    </a:stretch>
+                  </pic:blipFill>
+                  <pic:spPr bwMode="auto">
+                    <a:xfrm>
+                      <a:off x="0" y="0"/>
+                      <a:ext cx="1310005" cy="2834640"/>
+                    </a:xfrm>
+                    <a:prstGeom prst="rect">
+                      <a:avLst/>
+                    </a:prstGeom>
+                    <a:noFill/>
+                    <a:ln>
+                      <a:noFill/>
+                    </a:ln>
+                  </pic:spPr>
+                </pic:pic>
+              </a:graphicData>
+            </a:graphic>
+          </wp:anchor>
+        </w:drawing>
+      </w:r>
+      <w:r>
+        <w:rPr>
+          <w:sz w:val="24"/>
+          <w:szCs w:val="24"/>
+        </w:rPr>
+        <w:t xml:space="preserve">kreiranje tura. </w:t>
+      </w:r>
+      <w:r>
+        <w:rPr>
+          <w:sz w:val="24"/>
+          <w:szCs w:val="24"/>
+        </w:rPr>
+        <w:t xml:space="preserve"> </w:t>
+      </w:r>
+    </w:p>
+    <w:p>
+      <w:pPr>
+        <w:rPr>
+          <w:sz w:val="24"/>
+          <w:szCs w:val="24"/>
+        </w:rPr>
+      </w:pPr>
+    </w:p>
+    <w:p>
+      <w:pPr>
+        <w:rPr>
+          <w:sz w:val="24"/>
+          <w:szCs w:val="24"/>
+        </w:rPr>
+      </w:pPr>
+    </w:p>
+    <w:p>
+      <w:pPr>
+        <w:rPr>
+          <w:sz w:val="24"/>
+          <w:szCs w:val="24"/>
+        </w:rPr>
+      </w:pPr>
+    </w:p>
+    <w:p>
+      <w:pPr>
+        <w:rPr>
+          <w:sz w:val="24"/>
+          <w:szCs w:val="24"/>
+        </w:rPr>
+      </w:pPr>
+    </w:p>
+    <w:p>
+      <w:pPr>
+        <w:rPr>
+          <w:sz w:val="24"/>
+          <w:szCs w:val="24"/>
+        </w:rPr>
+      </w:pPr>
+    </w:p>
+    <w:p>
+      <w:pPr>
+        <w:rPr>
+          <w:sz w:val="24"/>
+          <w:szCs w:val="24"/>
+        </w:rPr>
+      </w:pPr>
+    </w:p>
+    <w:p>
+      <w:pPr>
+        <w:rPr>
+          <w:sz w:val="24"/>
+          <w:szCs w:val="24"/>
+        </w:rPr>
+      </w:pPr>
+    </w:p>
+    <w:p>
+      <w:pPr>
+        <w:rPr>
+          <w:sz w:val="24"/>
+          <w:szCs w:val="24"/>
+        </w:rPr>
+      </w:pPr>
+    </w:p>
+    <w:p>
+      <w:pPr>
+        <w:rPr>
+          <w:sz w:val="24"/>
+          <w:szCs w:val="24"/>
+        </w:rPr>
+      </w:pPr>
+    </w:p>
+    <w:p>
+      <w:pPr>
+        <w:rPr>
+          <w:sz w:val="24"/>
+          <w:szCs w:val="24"/>
+        </w:rPr>
+      </w:pPr>
+    </w:p>
+    <w:p>
+      <w:pPr>
+        <w:rPr>
+          <w:sz w:val="24"/>
+          <w:szCs w:val="24"/>
+        </w:rPr>
+      </w:pPr>
+    </w:p>
+    <w:p>
+      <w:pPr>
+        <w:rPr>
+          <w:sz w:val="24"/>
+          <w:szCs w:val="24"/>
+        </w:rPr>
+      </w:pPr>
+    </w:p>
+    <w:p>
+      <w:pPr>
+        <w:rPr>
+          <w:sz w:val="24"/>
+          <w:szCs w:val="24"/>
+        </w:rPr>
+      </w:pPr>
+    </w:p>
+    <w:p>
+      <w:pPr>
+        <w:rPr>
+          <w:sz w:val="34"/>
+          <w:szCs w:val="34"/>
+        </w:rPr>
+      </w:pPr>
+      <w:r>
+        <w:rPr>
+          <w:sz w:val="34"/>
+          <w:szCs w:val="34"/>
+        </w:rPr>
+        <w:t>4.6 Kreiranje ture</w:t>
+      </w:r>
+    </w:p>
+    <w:p>
+      <w:pPr>
+        <w:rPr>
+          <w:sz w:val="24"/>
+          <w:szCs w:val="24"/>
+        </w:rPr>
+      </w:pPr>
+      <w:r>
+        <w:rPr>
+          <w:sz w:val="24"/>
+          <w:szCs w:val="24"/>
+        </w:rPr>
+        <w:t>Kada je rezervacija sačuvana, a dispečer preusmeren na stranicu za kreiranje tura</w:t>
+      </w:r>
+      <w:r>
+        <w:rPr>
+          <w:sz w:val="24"/>
+          <w:szCs w:val="24"/>
+        </w:rPr>
+        <w:t>(Slika 33.)</w:t>
+      </w:r>
+      <w:r>
+        <w:rPr>
+          <w:sz w:val="24"/>
+          <w:szCs w:val="24"/>
+        </w:rPr>
+        <w:t>, počinje provera resursa(Vozila I vozača) I dodeljivanje same ture. Na stranici “Kreiranje ture”</w:t>
+      </w:r>
+      <w:r>
+        <w:rPr>
+          <w:sz w:val="24"/>
+          <w:szCs w:val="24"/>
+        </w:rPr>
+        <w:t>, polja za podatke su popunjena automatski, a dispečer preko liste “Vozači” I liste “Vozila”, proverava koji vozači I koja vozila su slobodna, da bi im dodelio turu. U listama se nalaze I slobodni(označeni zelenom bojom) I zauzeti resursi(označeni crvenom bojom)</w:t>
+      </w:r>
+      <w:r>
+        <w:rPr>
+          <w:sz w:val="24"/>
+          <w:szCs w:val="24"/>
+        </w:rPr>
+        <w:t>(Slika 34.)</w:t>
+      </w:r>
+      <w:r>
+        <w:rPr>
+          <w:sz w:val="24"/>
+          <w:szCs w:val="24"/>
+        </w:rPr>
+        <w:t>, ali pomoću dugmića “Slobodni”, koji se nalazesa desne strane lista, dispečer filtrira listu samo na slobodne resurse</w:t>
+      </w:r>
+      <w:r>
+        <w:rPr>
+          <w:sz w:val="24"/>
+          <w:szCs w:val="24"/>
+        </w:rPr>
+        <w:t>(Slika 35. I Slika 36.)</w:t>
+      </w:r>
+      <w:r>
+        <w:rPr>
+          <w:sz w:val="24"/>
+          <w:szCs w:val="24"/>
+        </w:rPr>
+        <w:t>. Dugme “Kreiraj turu” ne može da se klikne dok se ne odaberu I vozač I vozilo, a dugme “Otkaži”, poništava turu I vraća dispečera na stranicu “Prodaja ture”.</w:t>
+      </w:r>
+    </w:p>
+    <w:p>
+      <w:pPr>
+        <w:rPr>
+          <w:sz w:val="24"/>
+          <w:szCs w:val="24"/>
+        </w:rPr>
+      </w:pPr>
+      <w:r>
+        <w:rPr>
+          <w:sz w:val="24"/>
+          <w:szCs w:val="24"/>
+        </w:rPr>
+        <w:br w:type="page"/>
+      </w:r>
+    </w:p>
+    <w:p>
+      <w:pPr>
+        <w:rPr>
+          <w:sz w:val="24"/>
+          <w:szCs w:val="24"/>
+        </w:rPr>
+      </w:pPr>
+      <w:r>
+        <w:rPr>
+          <w:noProof/>
+          <w:sz w:val="24"/>
+          <w:szCs w:val="24"/>
+        </w:rPr>
+        <w:lastRenderedPageBreak/>
+        <w:drawing>
+          <wp:anchor distT="0" distB="0" distL="114300" distR="114300" simplePos="0" relativeHeight="251767808" behindDoc="1" locked="0" layoutInCell="1" allowOverlap="1" wp14:anchorId="509062E4" wp14:editId="72C65F3C">
+            <wp:simplePos x="0" y="0"/>
+            <wp:positionH relativeFrom="margin">
+              <wp:posOffset>5018290</wp:posOffset>
+            </wp:positionH>
+            <wp:positionV relativeFrom="page">
+              <wp:posOffset>729384</wp:posOffset>
+            </wp:positionV>
+            <wp:extent cx="1310005" cy="2834640"/>
+            <wp:effectExtent l="0" t="0" r="4445" b="3810"/>
+            <wp:wrapTight wrapText="bothSides">
+              <wp:wrapPolygon edited="0">
+                <wp:start x="0" y="0"/>
+                <wp:lineTo x="0" y="21484"/>
+                <wp:lineTo x="21359" y="21484"/>
+                <wp:lineTo x="21359" y="0"/>
+                <wp:lineTo x="0" y="0"/>
+              </wp:wrapPolygon>
+            </wp:wrapTight>
+            <wp:docPr id="449" name="Picture 449"/>
+            <wp:cNvGraphicFramePr>
+              <a:graphicFrameLocks xmlns:a="http://schemas.openxmlformats.org/drawingml/2006/main" noChangeAspect="1"/>
+            </wp:cNvGraphicFramePr>
+            <a:graphic xmlns:a="http://schemas.openxmlformats.org/drawingml/2006/main">
+              <a:graphicData uri="http://schemas.openxmlformats.org/drawingml/2006/picture">
+                <pic:pic xmlns:pic="http://schemas.openxmlformats.org/drawingml/2006/picture">
+                  <pic:nvPicPr>
+                    <pic:cNvPr id="0" name="Picture 5"/>
+                    <pic:cNvPicPr>
+                      <a:picLocks noChangeAspect="1" noChangeArrowheads="1"/>
+                    </pic:cNvPicPr>
+                  </pic:nvPicPr>
+                  <pic:blipFill>
+                    <a:blip r:embed="rId41" cstate="print">
+                      <a:extLst>
+                        <a:ext uri="{28A0092B-C50C-407E-A947-70E740481C1C}">
+                          <a14:useLocalDpi xmlns:a14="http://schemas.microsoft.com/office/drawing/2010/main" val="0"/>
+                        </a:ext>
+                      </a:extLst>
+                    </a:blip>
+                    <a:srcRect/>
+                    <a:stretch>
+                      <a:fillRect/>
+                    </a:stretch>
+                  </pic:blipFill>
+                  <pic:spPr bwMode="auto">
+                    <a:xfrm>
+                      <a:off x="0" y="0"/>
+                      <a:ext cx="1310005" cy="2834640"/>
+                    </a:xfrm>
+                    <a:prstGeom prst="rect">
+                      <a:avLst/>
+                    </a:prstGeom>
+                    <a:noFill/>
+                    <a:ln>
+                      <a:noFill/>
+                    </a:ln>
+                  </pic:spPr>
+                </pic:pic>
+              </a:graphicData>
+            </a:graphic>
+          </wp:anchor>
+        </w:drawing>
+      </w:r>
+      <w:r>
+        <w:rPr>
+          <w:noProof/>
+          <w:sz w:val="24"/>
+          <w:szCs w:val="24"/>
+        </w:rPr>
+        <w:drawing>
+          <wp:anchor distT="0" distB="0" distL="114300" distR="114300" simplePos="0" relativeHeight="251766784" behindDoc="1" locked="0" layoutInCell="1" allowOverlap="1" wp14:anchorId="39140398" wp14:editId="01CE8312">
+            <wp:simplePos x="0" y="0"/>
+            <wp:positionH relativeFrom="column">
+              <wp:posOffset>3227994</wp:posOffset>
+            </wp:positionH>
+            <wp:positionV relativeFrom="page">
+              <wp:posOffset>745028</wp:posOffset>
+            </wp:positionV>
+            <wp:extent cx="1310005" cy="2834640"/>
+            <wp:effectExtent l="0" t="0" r="4445" b="3810"/>
+            <wp:wrapTight wrapText="bothSides">
+              <wp:wrapPolygon edited="0">
+                <wp:start x="0" y="0"/>
+                <wp:lineTo x="0" y="21484"/>
+                <wp:lineTo x="21359" y="21484"/>
+                <wp:lineTo x="21359" y="0"/>
+                <wp:lineTo x="0" y="0"/>
+              </wp:wrapPolygon>
+            </wp:wrapTight>
+            <wp:docPr id="450" name="Picture 450"/>
+            <wp:cNvGraphicFramePr>
+              <a:graphicFrameLocks xmlns:a="http://schemas.openxmlformats.org/drawingml/2006/main" noChangeAspect="1"/>
+            </wp:cNvGraphicFramePr>
+            <a:graphic xmlns:a="http://schemas.openxmlformats.org/drawingml/2006/main">
+              <a:graphicData uri="http://schemas.openxmlformats.org/drawingml/2006/picture">
+                <pic:pic xmlns:pic="http://schemas.openxmlformats.org/drawingml/2006/picture">
+                  <pic:nvPicPr>
+                    <pic:cNvPr id="0" name="Picture 6"/>
+                    <pic:cNvPicPr>
+                      <a:picLocks noChangeAspect="1" noChangeArrowheads="1"/>
+                    </pic:cNvPicPr>
+                  </pic:nvPicPr>
+                  <pic:blipFill>
+                    <a:blip r:embed="rId42" cstate="print">
+                      <a:extLst>
+                        <a:ext uri="{28A0092B-C50C-407E-A947-70E740481C1C}">
+                          <a14:useLocalDpi xmlns:a14="http://schemas.microsoft.com/office/drawing/2010/main" val="0"/>
+                        </a:ext>
+                      </a:extLst>
+                    </a:blip>
+                    <a:srcRect/>
+                    <a:stretch>
+                      <a:fillRect/>
+                    </a:stretch>
+                  </pic:blipFill>
+                  <pic:spPr bwMode="auto">
+                    <a:xfrm>
+                      <a:off x="0" y="0"/>
+                      <a:ext cx="1310005" cy="2834640"/>
+                    </a:xfrm>
+                    <a:prstGeom prst="rect">
+                      <a:avLst/>
+                    </a:prstGeom>
+                    <a:noFill/>
+                    <a:ln>
+                      <a:noFill/>
+                    </a:ln>
+                  </pic:spPr>
+                </pic:pic>
+              </a:graphicData>
+            </a:graphic>
+          </wp:anchor>
+        </w:drawing>
+      </w:r>
+      <w:r>
+        <w:rPr>
+          <w:noProof/>
+          <w:sz w:val="34"/>
+          <w:szCs w:val="34"/>
+        </w:rPr>
+        <w:drawing>
+          <wp:anchor distT="0" distB="0" distL="114300" distR="114300" simplePos="0" relativeHeight="251770880" behindDoc="1" locked="0" layoutInCell="1" allowOverlap="1" wp14:anchorId="5CAE38FF" wp14:editId="30417799">
+            <wp:simplePos x="0" y="0"/>
+            <wp:positionH relativeFrom="margin">
+              <wp:posOffset>1556022</wp:posOffset>
+            </wp:positionH>
+            <wp:positionV relativeFrom="margin">
+              <wp:posOffset>-157299</wp:posOffset>
+            </wp:positionV>
+            <wp:extent cx="1310005" cy="2834640"/>
+            <wp:effectExtent l="0" t="0" r="4445" b="3810"/>
+            <wp:wrapTight wrapText="bothSides">
+              <wp:wrapPolygon edited="0">
+                <wp:start x="0" y="0"/>
+                <wp:lineTo x="0" y="21484"/>
+                <wp:lineTo x="21359" y="21484"/>
+                <wp:lineTo x="21359" y="0"/>
+                <wp:lineTo x="0" y="0"/>
+              </wp:wrapPolygon>
+            </wp:wrapTight>
+            <wp:docPr id="453" name="Picture 453"/>
+            <wp:cNvGraphicFramePr>
+              <a:graphicFrameLocks xmlns:a="http://schemas.openxmlformats.org/drawingml/2006/main" noChangeAspect="1"/>
+            </wp:cNvGraphicFramePr>
+            <a:graphic xmlns:a="http://schemas.openxmlformats.org/drawingml/2006/main">
+              <a:graphicData uri="http://schemas.openxmlformats.org/drawingml/2006/picture">
+                <pic:pic xmlns:pic="http://schemas.openxmlformats.org/drawingml/2006/picture">
+                  <pic:nvPicPr>
+                    <pic:cNvPr id="0" name="Picture 7"/>
+                    <pic:cNvPicPr>
+                      <a:picLocks noChangeAspect="1" noChangeArrowheads="1"/>
+                    </pic:cNvPicPr>
+                  </pic:nvPicPr>
+                  <pic:blipFill>
+                    <a:blip r:embed="rId43" cstate="print">
+                      <a:extLst>
+                        <a:ext uri="{28A0092B-C50C-407E-A947-70E740481C1C}">
+                          <a14:useLocalDpi xmlns:a14="http://schemas.microsoft.com/office/drawing/2010/main" val="0"/>
+                        </a:ext>
+                      </a:extLst>
+                    </a:blip>
+                    <a:srcRect/>
+                    <a:stretch>
+                      <a:fillRect/>
+                    </a:stretch>
+                  </pic:blipFill>
+                  <pic:spPr bwMode="auto">
+                    <a:xfrm>
+                      <a:off x="0" y="0"/>
+                      <a:ext cx="1310005" cy="2834640"/>
+                    </a:xfrm>
+                    <a:prstGeom prst="rect">
+                      <a:avLst/>
+                    </a:prstGeom>
+                    <a:noFill/>
+                    <a:ln>
+                      <a:noFill/>
+                    </a:ln>
+                  </pic:spPr>
+                </pic:pic>
+              </a:graphicData>
+            </a:graphic>
+          </wp:anchor>
+        </w:drawing>
+      </w:r>
+      <w:r>
+        <w:rPr>
+          <w:noProof/>
+          <w:sz w:val="34"/>
+          <w:szCs w:val="34"/>
+        </w:rPr>
+        <w:drawing>
+          <wp:anchor distT="0" distB="0" distL="114300" distR="114300" simplePos="0" relativeHeight="251768832" behindDoc="1" locked="0" layoutInCell="1" allowOverlap="1" wp14:anchorId="3DD1DE94" wp14:editId="5E396154">
+            <wp:simplePos x="0" y="0"/>
+            <wp:positionH relativeFrom="margin">
+              <wp:posOffset>-261257</wp:posOffset>
+            </wp:positionH>
+            <wp:positionV relativeFrom="margin">
+              <wp:posOffset>-149135</wp:posOffset>
+            </wp:positionV>
+            <wp:extent cx="1310005" cy="2834640"/>
+            <wp:effectExtent l="0" t="0" r="4445" b="3810"/>
+            <wp:wrapTight wrapText="bothSides">
+              <wp:wrapPolygon edited="0">
+                <wp:start x="0" y="0"/>
+                <wp:lineTo x="0" y="21484"/>
+                <wp:lineTo x="21359" y="21484"/>
+                <wp:lineTo x="21359" y="0"/>
+                <wp:lineTo x="0" y="0"/>
+              </wp:wrapPolygon>
+            </wp:wrapTight>
+            <wp:docPr id="451" name="Picture 451"/>
+            <wp:cNvGraphicFramePr>
+              <a:graphicFrameLocks xmlns:a="http://schemas.openxmlformats.org/drawingml/2006/main" noChangeAspect="1"/>
+            </wp:cNvGraphicFramePr>
+            <a:graphic xmlns:a="http://schemas.openxmlformats.org/drawingml/2006/main">
+              <a:graphicData uri="http://schemas.openxmlformats.org/drawingml/2006/picture">
+                <pic:pic xmlns:pic="http://schemas.openxmlformats.org/drawingml/2006/picture">
+                  <pic:nvPicPr>
+                    <pic:cNvPr id="0" name="Picture 7"/>
+                    <pic:cNvPicPr>
+                      <a:picLocks noChangeAspect="1" noChangeArrowheads="1"/>
+                    </pic:cNvPicPr>
+                  </pic:nvPicPr>
+                  <pic:blipFill>
+                    <a:blip r:embed="rId43" cstate="print">
+                      <a:extLst>
+                        <a:ext uri="{28A0092B-C50C-407E-A947-70E740481C1C}">
+                          <a14:useLocalDpi xmlns:a14="http://schemas.microsoft.com/office/drawing/2010/main" val="0"/>
+                        </a:ext>
+                      </a:extLst>
+                    </a:blip>
+                    <a:srcRect/>
+                    <a:stretch>
+                      <a:fillRect/>
+                    </a:stretch>
+                  </pic:blipFill>
+                  <pic:spPr bwMode="auto">
+                    <a:xfrm>
+                      <a:off x="0" y="0"/>
+                      <a:ext cx="1310005" cy="2834640"/>
+                    </a:xfrm>
+                    <a:prstGeom prst="rect">
+                      <a:avLst/>
+                    </a:prstGeom>
+                    <a:noFill/>
+                    <a:ln>
+                      <a:noFill/>
+                    </a:ln>
+                  </pic:spPr>
+                </pic:pic>
+              </a:graphicData>
+            </a:graphic>
+          </wp:anchor>
+        </w:drawing>
+      </w:r>
+    </w:p>
+    <w:p>
+      <w:pPr>
+        <w:rPr>
+          <w:sz w:val="24"/>
+          <w:szCs w:val="24"/>
+        </w:rPr>
+      </w:pPr>
+    </w:p>
+    <w:p>
+      <w:pPr>
+        <w:rPr>
+          <w:sz w:val="24"/>
+          <w:szCs w:val="24"/>
+        </w:rPr>
+      </w:pPr>
+      <w:r>
+        <w:rPr>
+          <w:noProof/>
+          <w:sz w:val="36"/>
+          <w:szCs w:val="36"/>
+        </w:rPr>
+        <mc:AlternateContent>
+          <mc:Choice Requires="wps">
+            <w:drawing>
+              <wp:anchor distT="45720" distB="45720" distL="114300" distR="114300" simplePos="0" relativeHeight="251780096" behindDoc="0" locked="0" layoutInCell="1" allowOverlap="1" wp14:anchorId="794E1F5C" wp14:editId="0E18647F">
+                <wp:simplePos x="0" y="0"/>
+                <wp:positionH relativeFrom="margin">
+                  <wp:posOffset>4984750</wp:posOffset>
+                </wp:positionH>
+                <wp:positionV relativeFrom="margin">
+                  <wp:posOffset>2616200</wp:posOffset>
+                </wp:positionV>
+                <wp:extent cx="1466850" cy="476250"/>
+                <wp:effectExtent l="0" t="0" r="19050" b="19050"/>
+                <wp:wrapSquare wrapText="bothSides"/>
+                <wp:docPr id="458" name="Text Box 2"/>
+                <wp:cNvGraphicFramePr>
+                  <a:graphicFrameLocks xmlns:a="http://schemas.openxmlformats.org/drawingml/2006/main"/>
+                </wp:cNvGraphicFramePr>
+                <a:graphic xmlns:a="http://schemas.openxmlformats.org/drawingml/2006/main">
+                  <a:graphicData uri="http://schemas.microsoft.com/office/word/2010/wordprocessingShape">
+                    <wps:wsp>
+                      <wps:cNvSpPr txBox="1">
+                        <a:spLocks noChangeArrowheads="1"/>
+                      </wps:cNvSpPr>
+                      <wps:spPr bwMode="auto">
+                        <a:xfrm>
+                          <a:off x="0" y="0"/>
+                          <a:ext cx="1466850" cy="476250"/>
+                        </a:xfrm>
+                        <a:prstGeom prst="rect">
+                          <a:avLst/>
+                        </a:prstGeom>
+                        <a:solidFill>
+                          <a:srgbClr val="FFFFFF"/>
+                        </a:solidFill>
+                        <a:ln w="9525">
+                          <a:solidFill>
+                            <a:schemeClr val="bg1"/>
+                          </a:solidFill>
+                          <a:miter lim="800000"/>
+                          <a:headEnd/>
+                          <a:tailEnd/>
+                        </a:ln>
+                      </wps:spPr>
+                      <wps:txbx>
+                        <w:txbxContent>
+                          <w:p>
+                            <w:pPr>
+                              <w:jc w:val="center"/>
+                            </w:pPr>
+                            <w:r>
+                              <w:t>Slika 3</w:t>
+                            </w:r>
+                            <w:r>
+                              <w:t>6</w:t>
+                            </w:r>
+                            <w:r>
+                              <w:t xml:space="preserve">. </w:t>
+                            </w:r>
+                            <w:r>
+                              <w:t>Filtrirana lista vozila</w:t>
+                            </w:r>
+                          </w:p>
+                        </w:txbxContent>
+                      </wps:txbx>
+                      <wps:bodyPr rot="0" vert="horz" wrap="square" lIns="91440" tIns="45720" rIns="91440" bIns="45720" anchor="t" anchorCtr="0">
+                        <a:noAutofit/>
+                      </wps:bodyPr>
+                    </wps:wsp>
+                  </a:graphicData>
+                </a:graphic>
+                <wp14:sizeRelH relativeFrom="margin">
+                  <wp14:pctWidth>0</wp14:pctWidth>
+                </wp14:sizeRelH>
+                <wp14:sizeRelV relativeFrom="margin">
+                  <wp14:pctHeight>0</wp14:pctHeight>
+                </wp14:sizeRelV>
+              </wp:anchor>
+            </w:drawing>
+          </mc:Choice>
+          <mc:Fallback>
+            <w:pict>
+              <v:shape w14:anchorId="794E1F5C" id="_x0000_s1058" type="#_x0000_t202" style="position:absolute;margin-left:392.5pt;margin-top:206pt;width:115.5pt;height:37.5pt;z-index:251780096;visibility:visible;mso-wrap-style:square;mso-width-percent:0;mso-height-percent:0;mso-wrap-distance-left:9pt;mso-wrap-distance-top:3.6pt;mso-wrap-distance-right:9pt;mso-wrap-distance-bottom:3.6pt;mso-position-horizontal:absolute;mso-position-horizontal-relative:margin;mso-position-vertical:absolute;mso-position-vertical-relative:margin;mso-width-percent:0;mso-height-percent:0;mso-width-relative:margin;mso-height-relative:margin;v-text-anchor:top" o:gfxdata="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" strokecolor="white [3212]">
+                <v:textbox>
+                  <w:txbxContent>
+                    <w:p>
+                      <w:pPr>
+                        <w:jc w:val="center"/>
+                      </w:pPr>
+                      <w:r>
+                        <w:t>Slika 3</w:t>
+                      </w:r>
+                      <w:r>
+                        <w:t>6</w:t>
+                      </w:r>
+                      <w:r>
+                        <w:t xml:space="preserve">. </w:t>
+                      </w:r>
+                      <w:r>
+                        <w:t>Filtrirana lista vozila</w:t>
+                      </w:r>
+                    </w:p>
+                  </w:txbxContent>
+                </v:textbox>
+                <w10:wrap type="square" anchorx="margin" anchory="margin"/>
+              </v:shape>
+            </w:pict>
+          </mc:Fallback>
+        </mc:AlternateContent>
+      </w:r>
+      <w:r>
+        <w:rPr>
+          <w:noProof/>
+          <w:sz w:val="36"/>
+          <w:szCs w:val="36"/>
+        </w:rPr>
+        <mc:AlternateContent>
+          <mc:Choice Requires="wps">
+            <w:drawing>
+              <wp:anchor distT="45720" distB="45720" distL="114300" distR="114300" simplePos="0" relativeHeight="251778048" behindDoc="0" locked="0" layoutInCell="1" allowOverlap="1" wp14:anchorId="7D0B44AE" wp14:editId="2D43CAD5">
+                <wp:simplePos x="0" y="0"/>
+                <wp:positionH relativeFrom="margin">
+                  <wp:posOffset>3073400</wp:posOffset>
+                </wp:positionH>
+                <wp:positionV relativeFrom="margin">
+                  <wp:posOffset>2654300</wp:posOffset>
+                </wp:positionV>
+                <wp:extent cx="1663700" cy="635000"/>
+                <wp:effectExtent l="0" t="0" r="12700" b="12700"/>
+                <wp:wrapSquare wrapText="bothSides"/>
+                <wp:docPr id="456" name="Text Box 2"/>
+                <wp:cNvGraphicFramePr>
+                  <a:graphicFrameLocks xmlns:a="http://schemas.openxmlformats.org/drawingml/2006/main"/>
+                </wp:cNvGraphicFramePr>
+                <a:graphic xmlns:a="http://schemas.openxmlformats.org/drawingml/2006/main">
+                  <a:graphicData uri="http://schemas.microsoft.com/office/word/2010/wordprocessingShape">
+                    <wps:wsp>
+                      <wps:cNvSpPr txBox="1">
+                        <a:spLocks noChangeArrowheads="1"/>
+                      </wps:cNvSpPr>
+                      <wps:spPr bwMode="auto">
+                        <a:xfrm>
+                          <a:off x="0" y="0"/>
+                          <a:ext cx="1663700" cy="635000"/>
+                        </a:xfrm>
+                        <a:prstGeom prst="rect">
+                          <a:avLst/>
+                        </a:prstGeom>
+                        <a:solidFill>
+                          <a:srgbClr val="FFFFFF"/>
+                        </a:solidFill>
+                        <a:ln w="9525">
+                          <a:solidFill>
+                            <a:schemeClr val="bg1"/>
+                          </a:solidFill>
+                          <a:miter lim="800000"/>
+                          <a:headEnd/>
+                          <a:tailEnd/>
+                        </a:ln>
+                      </wps:spPr>
+                      <wps:txbx>
+                        <w:txbxContent>
+                          <w:p>
+                            <w:pPr>
+                              <w:jc w:val="center"/>
+                            </w:pPr>
+                            <w:r>
+                              <w:t>Slika 3</w:t>
+                            </w:r>
+                            <w:r>
+                              <w:t>5</w:t>
+                            </w:r>
+                            <w:r>
+                              <w:t xml:space="preserve">. </w:t>
+                            </w:r>
+                            <w:r>
+                              <w:t xml:space="preserve">Filtrirana </w:t>
+                            </w:r>
+                            <w:r>
+                              <w:t>Lista voz</w:t>
+                            </w:r>
+                            <w:r>
+                              <w:t>ača</w:t>
+                            </w:r>
+                          </w:p>
+                        </w:txbxContent>
+                      </wps:txbx>
+                      <wps:bodyPr rot="0" vert="horz" wrap="square" lIns="91440" tIns="45720" rIns="91440" bIns="45720" anchor="t" anchorCtr="0">
+                        <a:noAutofit/>
+                      </wps:bodyPr>
+                    </wps:wsp>
+                  </a:graphicData>
+                </a:graphic>
+                <wp14:sizeRelH relativeFrom="margin">
+                  <wp14:pctWidth>0</wp14:pctWidth>
+                </wp14:sizeRelH>
+                <wp14:sizeRelV relativeFrom="margin">
+                  <wp14:pctHeight>0</wp14:pctHeight>
+                </wp14:sizeRelV>
+              </wp:anchor>
+            </w:drawing>
+          </mc:Choice>
+          <mc:Fallback>
+            <w:pict>
+              <v:shape w14:anchorId="7D0B44AE" id="_x0000_s1059" type="#_x0000_t202" style="position:absolute;margin-left:242pt;margin-top:209pt;width:131pt;height:50pt;z-index:251778048;visibility:visible;mso-wrap-style:square;mso-width-percent:0;mso-height-percent:0;mso-wrap-distance-left:9pt;mso-wrap-distance-top:3.6pt;mso-wrap-distance-right:9pt;mso-wrap-distance-bottom:3.6pt;mso-position-horizontal:absolute;mso-position-horizontal-relative:margin;mso-position-vertical:absolute;mso-position-vertical-relative:margin;mso-width-percent:0;mso-height-percent:0;mso-width-relative:margin;mso-height-relative:margin;v-text-anchor:top" o:gfxdata="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" strokecolor="white [3212]">
+                <v:textbox>
+                  <w:txbxContent>
+                    <w:p>
+                      <w:pPr>
+                        <w:jc w:val="center"/>
+                      </w:pPr>
+                      <w:r>
+                        <w:t>Slika 3</w:t>
+                      </w:r>
+                      <w:r>
+                        <w:t>5</w:t>
+                      </w:r>
+                      <w:r>
+                        <w:t xml:space="preserve">. </w:t>
+                      </w:r>
+                      <w:r>
+                        <w:t xml:space="preserve">Filtrirana </w:t>
+                      </w:r>
+                      <w:r>
+                        <w:t>Lista voz</w:t>
+                      </w:r>
+                      <w:r>
+                        <w:t>ača</w:t>
+                      </w:r>
+                    </w:p>
+                  </w:txbxContent>
+                </v:textbox>
+                <w10:wrap type="square" anchorx="margin" anchory="margin"/>
+              </v:shape>
+            </w:pict>
+          </mc:Fallback>
+        </mc:AlternateContent>
+      </w:r>
+      <w:r>
+        <w:rPr>
+          <w:noProof/>
+          <w:sz w:val="36"/>
+          <w:szCs w:val="36"/>
+        </w:rPr>
+        <mc:AlternateContent>
+          <mc:Choice Requires="wps">
+            <w:drawing>
+              <wp:anchor distT="45720" distB="45720" distL="114300" distR="114300" simplePos="0" relativeHeight="251776000" behindDoc="0" locked="0" layoutInCell="1" allowOverlap="1" wp14:anchorId="3F86E7BB" wp14:editId="2648D4F5">
+                <wp:simplePos x="0" y="0"/>
+                <wp:positionH relativeFrom="margin">
+                  <wp:posOffset>1511300</wp:posOffset>
+                </wp:positionH>
+                <wp:positionV relativeFrom="margin">
+                  <wp:posOffset>2686050</wp:posOffset>
+                </wp:positionV>
+                <wp:extent cx="1320800" cy="295910"/>
+                <wp:effectExtent l="0" t="0" r="12700" b="27940"/>
+                <wp:wrapSquare wrapText="bothSides"/>
+                <wp:docPr id="455" name="Text Box 2"/>
+                <wp:cNvGraphicFramePr>
+                  <a:graphicFrameLocks xmlns:a="http://schemas.openxmlformats.org/drawingml/2006/main"/>
+                </wp:cNvGraphicFramePr>
+                <a:graphic xmlns:a="http://schemas.openxmlformats.org/drawingml/2006/main">
+                  <a:graphicData uri="http://schemas.microsoft.com/office/word/2010/wordprocessingShape">
+                    <wps:wsp>
+                      <wps:cNvSpPr txBox="1">
+                        <a:spLocks noChangeArrowheads="1"/>
+                      </wps:cNvSpPr>
+                      <wps:spPr bwMode="auto">
+                        <a:xfrm>
+                          <a:off x="0" y="0"/>
+                          <a:ext cx="1320800" cy="295910"/>
+                        </a:xfrm>
+                        <a:prstGeom prst="rect">
+                          <a:avLst/>
+                        </a:prstGeom>
+                        <a:solidFill>
+                          <a:srgbClr val="FFFFFF"/>
+                        </a:solidFill>
+                        <a:ln w="9525">
+                          <a:solidFill>
+                            <a:schemeClr val="bg1"/>
+                          </a:solidFill>
+                          <a:miter lim="800000"/>
+                          <a:headEnd/>
+                          <a:tailEnd/>
+                        </a:ln>
+                      </wps:spPr>
+                      <wps:txbx>
+                        <w:txbxContent>
+                          <w:p>
+                            <w:pPr>
+                              <w:jc w:val="center"/>
+                            </w:pPr>
+                            <w:r>
+                              <w:t>Slika 3</w:t>
+                            </w:r>
+                            <w:r>
+                              <w:t>4</w:t>
+                            </w:r>
+                            <w:r>
+                              <w:t>.</w:t>
+                            </w:r>
+                            <w:r>
+                              <w:t xml:space="preserve"> Lista vozila</w:t>
+                            </w:r>
+                          </w:p>
+                        </w:txbxContent>
+                      </wps:txbx>
+                      <wps:bodyPr rot="0" vert="horz" wrap="square" lIns="91440" tIns="45720" rIns="91440" bIns="45720" anchor="t" anchorCtr="0">
+                        <a:noAutofit/>
+                      </wps:bodyPr>
+                    </wps:wsp>
+                  </a:graphicData>
+                </a:graphic>
+                <wp14:sizeRelH relativeFrom="margin">
+                  <wp14:pctWidth>0</wp14:pctWidth>
+                </wp14:sizeRelH>
+                <wp14:sizeRelV relativeFrom="margin">
+                  <wp14:pctHeight>0</wp14:pctHeight>
+                </wp14:sizeRelV>
+              </wp:anchor>
+            </w:drawing>
+          </mc:Choice>
+          <mc:Fallback>
+            <w:pict>
+              <v:shape w14:anchorId="3F86E7BB" id="_x0000_s1060" type="#_x0000_t202" style="position:absolute;margin-left:119pt;margin-top:211.5pt;width:104pt;height:23.3pt;z-index:251776000;visibility:visible;mso-wrap-style:square;mso-width-percent:0;mso-height-percent:0;mso-wrap-distance-left:9pt;mso-wrap-distance-top:3.6pt;mso-wrap-distance-right:9pt;mso-wrap-distance-bottom:3.6pt;mso-position-horizontal:absolute;mso-position-horizontal-relative:margin;mso-position-vertical:absolute;mso-position-vertical-relative:margin;mso-width-percent:0;mso-height-percent:0;mso-width-relative:margin;mso-height-relative:margin;v-text-anchor:top" o:gfxdata="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" strokecolor="white [3212]">
+                <v:textbox>
+                  <w:txbxContent>
+                    <w:p>
+                      <w:pPr>
+                        <w:jc w:val="center"/>
+                      </w:pPr>
+                      <w:r>
+                        <w:t>Slika 3</w:t>
+                      </w:r>
+                      <w:r>
+                        <w:t>4</w:t>
+                      </w:r>
+                      <w:r>
+                        <w:t>.</w:t>
+                      </w:r>
+                      <w:r>
+                        <w:t xml:space="preserve"> Lista vozila</w:t>
+                      </w:r>
+                    </w:p>
+                  </w:txbxContent>
+                </v:textbox>
+                <w10:wrap type="square" anchorx="margin" anchory="margin"/>
+              </v:shape>
+            </w:pict>
+          </mc:Fallback>
+        </mc:AlternateContent>
+      </w:r>
+      <w:r>
+        <w:rPr>
+          <w:noProof/>
+          <w:sz w:val="36"/>
+          <w:szCs w:val="36"/>
+        </w:rPr>
+        <mc:AlternateContent>
+          <mc:Choice Requires="wps">
+            <w:drawing>
+              <wp:anchor distT="45720" distB="45720" distL="114300" distR="114300" simplePos="0" relativeHeight="251773952" behindDoc="0" locked="0" layoutInCell="1" allowOverlap="1" wp14:anchorId="158D4043" wp14:editId="5D7F1779">
+                <wp:simplePos x="0" y="0"/>
+                <wp:positionH relativeFrom="margin">
+                  <wp:posOffset>-223520</wp:posOffset>
+                </wp:positionH>
+                <wp:positionV relativeFrom="margin">
+                  <wp:posOffset>2684780</wp:posOffset>
+                </wp:positionV>
+                <wp:extent cx="1219200" cy="295910"/>
+                <wp:effectExtent l="0" t="0" r="19050" b="27940"/>
+                <wp:wrapSquare wrapText="bothSides"/>
+                <wp:docPr id="454" name="Text Box 2"/>
+                <wp:cNvGraphicFramePr>
+                  <a:graphicFrameLocks xmlns:a="http://schemas.openxmlformats.org/drawingml/2006/main"/>
+                </wp:cNvGraphicFramePr>
+                <a:graphic xmlns:a="http://schemas.openxmlformats.org/drawingml/2006/main">
+                  <a:graphicData uri="http://schemas.microsoft.com/office/word/2010/wordprocessingShape">
+                    <wps:wsp>
+                      <wps:cNvSpPr txBox="1">
+                        <a:spLocks noChangeArrowheads="1"/>
+                      </wps:cNvSpPr>
+                      <wps:spPr bwMode="auto">
+                        <a:xfrm>
+                          <a:off x="0" y="0"/>
+                          <a:ext cx="1219200" cy="295910"/>
+                        </a:xfrm>
+                        <a:prstGeom prst="rect">
+                          <a:avLst/>
+                        </a:prstGeom>
+                        <a:solidFill>
+                          <a:srgbClr val="FFFFFF"/>
+                        </a:solidFill>
+                        <a:ln w="9525">
+                          <a:solidFill>
+                            <a:schemeClr val="bg1"/>
+                          </a:solidFill>
+                          <a:miter lim="800000"/>
+                          <a:headEnd/>
+                          <a:tailEnd/>
+                        </a:ln>
+                      </wps:spPr>
+                      <wps:txbx>
+                        <w:txbxContent>
+                          <w:p>
+                            <w:pPr>
+                              <w:jc w:val="center"/>
+                            </w:pPr>
+                            <w:r>
+                              <w:t>Slika 3</w:t>
+                            </w:r>
+                            <w:r>
+                              <w:t>3</w:t>
+                            </w:r>
+                            <w:r>
+                              <w:t>.</w:t>
+                            </w:r>
+                          </w:p>
+                        </w:txbxContent>
+                      </wps:txbx>
+                      <wps:bodyPr rot="0" vert="horz" wrap="square" lIns="91440" tIns="45720" rIns="91440" bIns="45720" anchor="t" anchorCtr="0">
+                        <a:noAutofit/>
+                      </wps:bodyPr>
+                    </wps:wsp>
+                  </a:graphicData>
+                </a:graphic>
+                <wp14:sizeRelH relativeFrom="margin">
+                  <wp14:pctWidth>0</wp14:pctWidth>
+                </wp14:sizeRelH>
+                <wp14:sizeRelV relativeFrom="margin">
+                  <wp14:pctHeight>0</wp14:pctHeight>
+                </wp14:sizeRelV>
+              </wp:anchor>
+            </w:drawing>
+          </mc:Choice>
+          <mc:Fallback>
+            <w:pict>
+              <v:shape w14:anchorId="158D4043" id="_x0000_s1061" type="#_x0000_t202" style="position:absolute;margin-left:-17.6pt;margin-top:211.4pt;width:96pt;height:23.3pt;z-index:251773952;visibility:visible;mso-wrap-style:square;mso-width-percent:0;mso-height-percent:0;mso-wrap-distance-left:9pt;mso-wrap-distance-top:3.6pt;mso-wrap-distance-right:9pt;mso-wrap-distance-bottom:3.6pt;mso-position-horizontal:absolute;mso-position-horizontal-relative:margin;mso-position-vertical:absolute;mso-position-vertical-relative:margin;mso-width-percent:0;mso-height-percent:0;mso-width-relative:margin;mso-height-relative:margin;v-text-anchor:top" o:gfxdata="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" strokecolor="white [3212]">
+                <v:textbox>
+                  <w:txbxContent>
+                    <w:p>
+                      <w:pPr>
+                        <w:jc w:val="center"/>
+                      </w:pPr>
+                      <w:r>
+                        <w:t>Slika 3</w:t>
+                      </w:r>
+                      <w:r>
+                        <w:t>3</w:t>
+                      </w:r>
+                      <w:r>
+                        <w:t>.</w:t>
+                      </w:r>
+                    </w:p>
+                  </w:txbxContent>
+                </v:textbox>
+                <w10:wrap type="square" anchorx="margin" anchory="margin"/>
+              </v:shape>
+            </w:pict>
+          </mc:Fallback>
+        </mc:AlternateContent>
+      </w:r>
+      <w:r>
+        <w:rPr>
+          <w:noProof/>
+          <w:sz w:val="24"/>
+          <w:szCs w:val="24"/>
+        </w:rPr>
+        <w:drawing>
+          <wp:anchor distT="0" distB="0" distL="114300" distR="114300" simplePos="0" relativeHeight="251771904" behindDoc="1" locked="0" layoutInCell="1" allowOverlap="1" wp14:anchorId="4FDA13FC" wp14:editId="5DF40532">
+            <wp:simplePos x="0" y="0"/>
+            <wp:positionH relativeFrom="column">
+              <wp:posOffset>1617345</wp:posOffset>
+            </wp:positionH>
+            <wp:positionV relativeFrom="margin">
+              <wp:posOffset>1558290</wp:posOffset>
+            </wp:positionV>
+            <wp:extent cx="827405" cy="654050"/>
+            <wp:effectExtent l="0" t="0" r="0" b="0"/>
+            <wp:wrapTight wrapText="bothSides">
+              <wp:wrapPolygon edited="0">
+                <wp:start x="0" y="0"/>
+                <wp:lineTo x="0" y="18245"/>
+                <wp:lineTo x="20887" y="18245"/>
+                <wp:lineTo x="20887" y="0"/>
+                <wp:lineTo x="0" y="0"/>
+              </wp:wrapPolygon>
+            </wp:wrapTight>
+            <wp:docPr id="452" name="Picture 452"/>
+            <wp:cNvGraphicFramePr>
+              <a:graphicFrameLocks xmlns:a="http://schemas.openxmlformats.org/drawingml/2006/main" noChangeAspect="1"/>
+            </wp:cNvGraphicFramePr>
+            <a:graphic xmlns:a="http://schemas.openxmlformats.org/drawingml/2006/main">
+              <a:graphicData uri="http://schemas.openxmlformats.org/drawingml/2006/picture">
+                <pic:pic xmlns:pic="http://schemas.openxmlformats.org/drawingml/2006/picture">
+                  <pic:nvPicPr>
+                    <pic:cNvPr id="0" name="Picture 8"/>
+                    <pic:cNvPicPr>
+                      <a:picLocks noChangeAspect="1" noChangeArrowheads="1"/>
+                    </pic:cNvPicPr>
+                  </pic:nvPicPr>
+                  <pic:blipFill>
+                    <a:blip r:embed="rId44" cstate="print">
+                      <a:extLst>
+                        <a:ext uri="{28A0092B-C50C-407E-A947-70E740481C1C}">
+                          <a14:useLocalDpi xmlns:a14="http://schemas.microsoft.com/office/drawing/2010/main" val="0"/>
+                        </a:ext>
+                      </a:extLst>
+                    </a:blip>
+                    <a:srcRect/>
+                    <a:stretch>
+                      <a:fillRect/>
+                    </a:stretch>
+                  </pic:blipFill>
+                  <pic:spPr bwMode="auto">
+                    <a:xfrm>
+                      <a:off x="0" y="0"/>
+                      <a:ext cx="827405" cy="654050"/>
+                    </a:xfrm>
+                    <a:prstGeom prst="rect">
+                      <a:avLst/>
+                    </a:prstGeom>
+                    <a:noFill/>
+                    <a:ln>
+                      <a:noFill/>
+                    </a:ln>
+                  </pic:spPr>
+                </pic:pic>
+              </a:graphicData>
+            </a:graphic>
+            <wp14:sizeRelH relativeFrom="margin">
+              <wp14:pctWidth>0</wp14:pctWidth>
+            </wp14:sizeRelH>
+            <wp14:sizeRelV relativeFrom="margin">
+              <wp14:pctHeight>0</wp14:pctHeight>
+            </wp14:sizeRelV>
           </wp:anchor>
         </w:drawing>
       </w:r>

--- a/predlog rešenja.docx
+++ b/predlog rešenja.docx
@@ -284,22 +284,46 @@
     <w:p>
       <w:pPr>
         <w:rPr>
+          <w:sz w:val="28"/>
+          <w:szCs w:val="28"/>
+        </w:rPr>
+      </w:pPr>
+      <w:r>
+        <w:rPr>
+          <w:sz w:val="28"/>
+          <w:szCs w:val="28"/>
+        </w:rPr>
+        <w:t xml:space="preserve">Saša Stamenović                                                                          Marija Nikolić 025/2024    </w:t>
+      </w:r>
+    </w:p>
+    <w:p>
+      <w:pPr>
+        <w:rPr>
+          <w:sz w:val="28"/>
+          <w:szCs w:val="28"/>
+        </w:rPr>
+      </w:pPr>
+      <w:r>
+        <w:rPr>
+          <w:sz w:val="28"/>
+          <w:szCs w:val="28"/>
+        </w:rPr>
+        <w:br w:type="page"/>
+      </w:r>
+    </w:p>
+    <w:p>
+      <w:pPr>
+        <w:rPr>
           <w:sz w:val="40"/>
           <w:szCs w:val="40"/>
         </w:rPr>
       </w:pPr>
       <w:r>
         <w:rPr>
-          <w:sz w:val="28"/>
-          <w:szCs w:val="28"/>
-        </w:rPr>
-        <w:t xml:space="preserve">Saša Stamenović                                                                          Marija Nikolić 025/2024    </w:t>
-      </w:r>
-      <w:r>
-        <w:rPr>
           <w:b/>
           <w:bCs/>
         </w:rPr>
+        <w:lastRenderedPageBreak/>
         <w:br w:type="page"/>
       </w:r>
       <w:r>
@@ -6664,28 +6688,26 @@
           <w:szCs w:val="24"/>
         </w:rPr>
         <w:drawing>
-          <wp:anchor distT="0" distB="0" distL="114300" distR="114300" simplePos="0" relativeHeight="251726848" behindDoc="1" locked="0" layoutInCell="1" allowOverlap="1" wp14:anchorId="7CECAF1B" wp14:editId="016CC200">
+          <wp:anchor distT="0" distB="0" distL="114300" distR="114300" simplePos="0" relativeHeight="251732992" behindDoc="1" locked="0" layoutInCell="1" allowOverlap="1" wp14:anchorId="14895A3C" wp14:editId="5086A5CF">
             <wp:simplePos x="0" y="0"/>
-            <wp:positionH relativeFrom="column">
-              <wp:posOffset>-222703</wp:posOffset>
+            <wp:positionH relativeFrom="margin">
+              <wp:posOffset>4032885</wp:posOffset>
             </wp:positionH>
-            <wp:positionV relativeFrom="page">
-              <wp:posOffset>7036435</wp:posOffset>
+            <wp:positionV relativeFrom="margin">
+              <wp:posOffset>6243955</wp:posOffset>
             </wp:positionV>
-            <wp:extent cx="882650" cy="2698750"/>
-            <wp:effectExtent l="0" t="0" r="0" b="6350"/>
+            <wp:extent cx="1177925" cy="2548255"/>
+            <wp:effectExtent l="0" t="0" r="3175" b="4445"/>
             <wp:wrapTight wrapText="bothSides">
               <wp:wrapPolygon edited="0">
-                <wp:start x="932" y="0"/>
-                <wp:lineTo x="0" y="457"/>
-                <wp:lineTo x="0" y="21498"/>
-                <wp:lineTo x="20978" y="21498"/>
-                <wp:lineTo x="20978" y="152"/>
-                <wp:lineTo x="6527" y="0"/>
-                <wp:lineTo x="932" y="0"/>
+                <wp:start x="0" y="0"/>
+                <wp:lineTo x="0" y="21476"/>
+                <wp:lineTo x="21309" y="21476"/>
+                <wp:lineTo x="21309" y="0"/>
+                <wp:lineTo x="0" y="0"/>
               </wp:wrapPolygon>
             </wp:wrapTight>
-            <wp:docPr id="42" name="Picture 42"/>
+            <wp:docPr id="46" name="Picture 46"/>
             <wp:cNvGraphicFramePr>
               <a:graphicFrameLocks xmlns:a="http://schemas.openxmlformats.org/drawingml/2006/main" noChangeAspect="1"/>
             </wp:cNvGraphicFramePr>
@@ -6693,7 +6715,7 @@
               <a:graphicData uri="http://schemas.openxmlformats.org/drawingml/2006/picture">
                 <pic:pic xmlns:pic="http://schemas.openxmlformats.org/drawingml/2006/picture">
                   <pic:nvPicPr>
-                    <pic:cNvPr id="0" name="Picture 20"/>
+                    <pic:cNvPr id="0" name="Picture 22"/>
                     <pic:cNvPicPr>
                       <a:picLocks noChangeAspect="1" noChangeArrowheads="1"/>
                     </pic:cNvPicPr>
@@ -6714,7 +6736,7 @@
                   <pic:spPr bwMode="auto">
                     <a:xfrm>
                       <a:off x="0" y="0"/>
-                      <a:ext cx="882650" cy="2698750"/>
+                      <a:ext cx="1177925" cy="2548255"/>
                     </a:xfrm>
                     <a:prstGeom prst="rect">
                       <a:avLst/>
@@ -6744,13 +6766,91 @@
           <w:szCs w:val="24"/>
         </w:rPr>
         <w:drawing>
-          <wp:anchor distT="0" distB="0" distL="114300" distR="114300" simplePos="0" relativeHeight="251727872" behindDoc="1" locked="0" layoutInCell="1" allowOverlap="1" wp14:anchorId="2CEDD61C" wp14:editId="73B9DBB6">
+          <wp:anchor distT="0" distB="0" distL="114300" distR="114300" simplePos="0" relativeHeight="251736064" behindDoc="1" locked="0" layoutInCell="1" allowOverlap="1" wp14:anchorId="0877E826" wp14:editId="53BD549C">
             <wp:simplePos x="0" y="0"/>
             <wp:positionH relativeFrom="column">
-              <wp:posOffset>1380762</wp:posOffset>
+              <wp:posOffset>2579370</wp:posOffset>
             </wp:positionH>
             <wp:positionV relativeFrom="page">
-              <wp:posOffset>7160441</wp:posOffset>
+              <wp:posOffset>7173595</wp:posOffset>
+            </wp:positionV>
+            <wp:extent cx="1198245" cy="2597150"/>
+            <wp:effectExtent l="0" t="0" r="1905" b="0"/>
+            <wp:wrapTight wrapText="bothSides">
+              <wp:wrapPolygon edited="0">
+                <wp:start x="0" y="0"/>
+                <wp:lineTo x="0" y="21389"/>
+                <wp:lineTo x="21291" y="21389"/>
+                <wp:lineTo x="21291" y="0"/>
+                <wp:lineTo x="0" y="0"/>
+              </wp:wrapPolygon>
+            </wp:wrapTight>
+            <wp:docPr id="48" name="Picture 48"/>
+            <wp:cNvGraphicFramePr>
+              <a:graphicFrameLocks xmlns:a="http://schemas.openxmlformats.org/drawingml/2006/main" noChangeAspect="1"/>
+            </wp:cNvGraphicFramePr>
+            <a:graphic xmlns:a="http://schemas.openxmlformats.org/drawingml/2006/main">
+              <a:graphicData uri="http://schemas.openxmlformats.org/drawingml/2006/picture">
+                <pic:pic xmlns:pic="http://schemas.openxmlformats.org/drawingml/2006/picture">
+                  <pic:nvPicPr>
+                    <pic:cNvPr id="0" name="Picture 21"/>
+                    <pic:cNvPicPr>
+                      <a:picLocks noChangeAspect="1" noChangeArrowheads="1"/>
+                    </pic:cNvPicPr>
+                  </pic:nvPicPr>
+                  <pic:blipFill>
+                    <a:blip r:embed="rId30" cstate="print">
+                      <a:extLst>
+                        <a:ext uri="{28A0092B-C50C-407E-A947-70E740481C1C}">
+                          <a14:useLocalDpi xmlns:a14="http://schemas.microsoft.com/office/drawing/2010/main" val="0"/>
+                        </a:ext>
+                      </a:extLst>
+                    </a:blip>
+                    <a:srcRect/>
+                    <a:stretch>
+                      <a:fillRect/>
+                    </a:stretch>
+                  </pic:blipFill>
+                  <pic:spPr bwMode="auto">
+                    <a:xfrm>
+                      <a:off x="0" y="0"/>
+                      <a:ext cx="1198245" cy="2597150"/>
+                    </a:xfrm>
+                    <a:prstGeom prst="rect">
+                      <a:avLst/>
+                    </a:prstGeom>
+                    <a:noFill/>
+                    <a:ln>
+                      <a:noFill/>
+                    </a:ln>
+                  </pic:spPr>
+                </pic:pic>
+              </a:graphicData>
+            </a:graphic>
+            <wp14:sizeRelH relativeFrom="margin">
+              <wp14:pctWidth>0</wp14:pctWidth>
+            </wp14:sizeRelH>
+            <wp14:sizeRelV relativeFrom="margin">
+              <wp14:pctHeight>0</wp14:pctHeight>
+            </wp14:sizeRelV>
+          </wp:anchor>
+        </w:drawing>
+      </w:r>
+      <w:r>
+        <w:rPr>
+          <w:rFonts w:eastAsia="Times New Roman" w:cstheme="minorHAnsi"/>
+          <w:noProof/>
+          <w:sz w:val="24"/>
+          <w:szCs w:val="24"/>
+        </w:rPr>
+        <w:drawing>
+          <wp:anchor distT="0" distB="0" distL="114300" distR="114300" simplePos="0" relativeHeight="251727872" behindDoc="1" locked="0" layoutInCell="1" allowOverlap="1" wp14:anchorId="2CEDD61C" wp14:editId="00B5137B">
+            <wp:simplePos x="0" y="0"/>
+            <wp:positionH relativeFrom="column">
+              <wp:posOffset>938530</wp:posOffset>
+            </wp:positionH>
+            <wp:positionV relativeFrom="page">
+              <wp:posOffset>7169150</wp:posOffset>
             </wp:positionV>
             <wp:extent cx="1198245" cy="2597150"/>
             <wp:effectExtent l="0" t="0" r="1905" b="0"/>
@@ -6822,26 +6922,28 @@
           <w:szCs w:val="24"/>
         </w:rPr>
         <w:drawing>
-          <wp:anchor distT="0" distB="0" distL="114300" distR="114300" simplePos="0" relativeHeight="251736064" behindDoc="1" locked="0" layoutInCell="1" allowOverlap="1" wp14:anchorId="0877E826" wp14:editId="6864008D">
+          <wp:anchor distT="0" distB="0" distL="114300" distR="114300" simplePos="0" relativeHeight="251726848" behindDoc="1" locked="0" layoutInCell="1" allowOverlap="1" wp14:anchorId="7CECAF1B" wp14:editId="15E7090C">
             <wp:simplePos x="0" y="0"/>
             <wp:positionH relativeFrom="column">
-              <wp:posOffset>3295650</wp:posOffset>
+              <wp:posOffset>-755650</wp:posOffset>
             </wp:positionH>
             <wp:positionV relativeFrom="page">
-              <wp:posOffset>7166066</wp:posOffset>
+              <wp:posOffset>6990715</wp:posOffset>
             </wp:positionV>
-            <wp:extent cx="1198245" cy="2597150"/>
-            <wp:effectExtent l="0" t="0" r="1905" b="0"/>
+            <wp:extent cx="882650" cy="2698750"/>
+            <wp:effectExtent l="0" t="0" r="0" b="6350"/>
             <wp:wrapTight wrapText="bothSides">
               <wp:wrapPolygon edited="0">
-                <wp:start x="0" y="0"/>
-                <wp:lineTo x="0" y="21389"/>
-                <wp:lineTo x="21291" y="21389"/>
-                <wp:lineTo x="21291" y="0"/>
-                <wp:lineTo x="0" y="0"/>
+                <wp:start x="932" y="0"/>
+                <wp:lineTo x="0" y="457"/>
+                <wp:lineTo x="0" y="21498"/>
+                <wp:lineTo x="20978" y="21498"/>
+                <wp:lineTo x="20978" y="152"/>
+                <wp:lineTo x="6527" y="0"/>
+                <wp:lineTo x="932" y="0"/>
               </wp:wrapPolygon>
             </wp:wrapTight>
-            <wp:docPr id="48" name="Picture 48"/>
+            <wp:docPr id="42" name="Picture 42"/>
             <wp:cNvGraphicFramePr>
               <a:graphicFrameLocks xmlns:a="http://schemas.openxmlformats.org/drawingml/2006/main" noChangeAspect="1"/>
             </wp:cNvGraphicFramePr>
@@ -6849,13 +6951,13 @@
               <a:graphicData uri="http://schemas.openxmlformats.org/drawingml/2006/picture">
                 <pic:pic xmlns:pic="http://schemas.openxmlformats.org/drawingml/2006/picture">
                   <pic:nvPicPr>
-                    <pic:cNvPr id="0" name="Picture 21"/>
+                    <pic:cNvPr id="0" name="Picture 20"/>
                     <pic:cNvPicPr>
                       <a:picLocks noChangeAspect="1" noChangeArrowheads="1"/>
                     </pic:cNvPicPr>
                   </pic:nvPicPr>
                   <pic:blipFill>
-                    <a:blip r:embed="rId30" cstate="print">
+                    <a:blip r:embed="rId31" cstate="print">
                       <a:extLst>
                         <a:ext uri="{28A0092B-C50C-407E-A947-70E740481C1C}">
                           <a14:useLocalDpi xmlns:a14="http://schemas.microsoft.com/office/drawing/2010/main" val="0"/>
@@ -6870,7 +6972,7 @@
                   <pic:spPr bwMode="auto">
                     <a:xfrm>
                       <a:off x="0" y="0"/>
-                      <a:ext cx="1198245" cy="2597150"/>
+                      <a:ext cx="882650" cy="2698750"/>
                     </a:xfrm>
                     <a:prstGeom prst="rect">
                       <a:avLst/>
@@ -6895,84 +6997,6 @@
       <w:r>
         <w:rPr>
           <w:rFonts w:eastAsia="Times New Roman" w:cstheme="minorHAnsi"/>
-          <w:noProof/>
-          <w:sz w:val="24"/>
-          <w:szCs w:val="24"/>
-        </w:rPr>
-        <w:drawing>
-          <wp:anchor distT="0" distB="0" distL="114300" distR="114300" simplePos="0" relativeHeight="251732992" behindDoc="1" locked="0" layoutInCell="1" allowOverlap="1" wp14:anchorId="14895A3C" wp14:editId="03C00615">
-            <wp:simplePos x="0" y="0"/>
-            <wp:positionH relativeFrom="margin">
-              <wp:posOffset>5092065</wp:posOffset>
-            </wp:positionH>
-            <wp:positionV relativeFrom="margin">
-              <wp:posOffset>6259739</wp:posOffset>
-            </wp:positionV>
-            <wp:extent cx="1177925" cy="2548255"/>
-            <wp:effectExtent l="0" t="0" r="3175" b="4445"/>
-            <wp:wrapTight wrapText="bothSides">
-              <wp:wrapPolygon edited="0">
-                <wp:start x="0" y="0"/>
-                <wp:lineTo x="0" y="21476"/>
-                <wp:lineTo x="21309" y="21476"/>
-                <wp:lineTo x="21309" y="0"/>
-                <wp:lineTo x="0" y="0"/>
-              </wp:wrapPolygon>
-            </wp:wrapTight>
-            <wp:docPr id="46" name="Picture 46"/>
-            <wp:cNvGraphicFramePr>
-              <a:graphicFrameLocks xmlns:a="http://schemas.openxmlformats.org/drawingml/2006/main" noChangeAspect="1"/>
-            </wp:cNvGraphicFramePr>
-            <a:graphic xmlns:a="http://schemas.openxmlformats.org/drawingml/2006/main">
-              <a:graphicData uri="http://schemas.openxmlformats.org/drawingml/2006/picture">
-                <pic:pic xmlns:pic="http://schemas.openxmlformats.org/drawingml/2006/picture">
-                  <pic:nvPicPr>
-                    <pic:cNvPr id="0" name="Picture 22"/>
-                    <pic:cNvPicPr>
-                      <a:picLocks noChangeAspect="1" noChangeArrowheads="1"/>
-                    </pic:cNvPicPr>
-                  </pic:nvPicPr>
-                  <pic:blipFill>
-                    <a:blip r:embed="rId31" cstate="print">
-                      <a:extLst>
-                        <a:ext uri="{28A0092B-C50C-407E-A947-70E740481C1C}">
-                          <a14:useLocalDpi xmlns:a14="http://schemas.microsoft.com/office/drawing/2010/main" val="0"/>
-                        </a:ext>
-                      </a:extLst>
-                    </a:blip>
-                    <a:srcRect/>
-                    <a:stretch>
-                      <a:fillRect/>
-                    </a:stretch>
-                  </pic:blipFill>
-                  <pic:spPr bwMode="auto">
-                    <a:xfrm>
-                      <a:off x="0" y="0"/>
-                      <a:ext cx="1177925" cy="2548255"/>
-                    </a:xfrm>
-                    <a:prstGeom prst="rect">
-                      <a:avLst/>
-                    </a:prstGeom>
-                    <a:noFill/>
-                    <a:ln>
-                      <a:noFill/>
-                    </a:ln>
-                  </pic:spPr>
-                </pic:pic>
-              </a:graphicData>
-            </a:graphic>
-            <wp14:sizeRelH relativeFrom="margin">
-              <wp14:pctWidth>0</wp14:pctWidth>
-            </wp14:sizeRelH>
-            <wp14:sizeRelV relativeFrom="margin">
-              <wp14:pctHeight>0</wp14:pctHeight>
-            </wp14:sizeRelV>
-          </wp:anchor>
-        </w:drawing>
-      </w:r>
-      <w:r>
-        <w:rPr>
-          <w:rFonts w:eastAsia="Times New Roman" w:cstheme="minorHAnsi"/>
           <w:sz w:val="24"/>
           <w:szCs w:val="24"/>
         </w:rPr>
@@ -7054,97 +7078,6 @@
           <w:szCs w:val="24"/>
         </w:rPr>
       </w:pPr>
-    </w:p>
-    <w:p>
-      <w:pPr>
-        <w:spacing w:before="100" w:beforeAutospacing="1" w:after="100" w:afterAutospacing="1" w:line="240" w:lineRule="auto"/>
-        <w:jc w:val="both"/>
-        <w:rPr>
-          <w:sz w:val="24"/>
-          <w:szCs w:val="24"/>
-        </w:rPr>
-      </w:pPr>
-    </w:p>
-    <w:p>
-      <w:pPr>
-        <w:spacing w:before="100" w:beforeAutospacing="1" w:after="100" w:afterAutospacing="1" w:line="240" w:lineRule="auto"/>
-        <w:jc w:val="both"/>
-        <w:rPr>
-          <w:rFonts w:eastAsia="Times New Roman" w:cstheme="minorHAnsi"/>
-          <w:sz w:val="24"/>
-          <w:szCs w:val="24"/>
-        </w:rPr>
-      </w:pPr>
-      <w:r>
-        <w:rPr>
-          <w:rFonts w:eastAsia="Times New Roman" w:cstheme="minorHAnsi"/>
-          <w:noProof/>
-          <w:sz w:val="24"/>
-          <w:szCs w:val="24"/>
-        </w:rPr>
-        <w:drawing>
-          <wp:anchor distT="0" distB="0" distL="114300" distR="114300" simplePos="0" relativeHeight="251737088" behindDoc="0" locked="0" layoutInCell="1" allowOverlap="1" wp14:anchorId="1ACECBA0" wp14:editId="142BF8B8">
-            <wp:simplePos x="0" y="0"/>
-            <wp:positionH relativeFrom="column">
-              <wp:posOffset>3347720</wp:posOffset>
-            </wp:positionH>
-            <wp:positionV relativeFrom="page">
-              <wp:posOffset>8731250</wp:posOffset>
-            </wp:positionV>
-            <wp:extent cx="738187" cy="628650"/>
-            <wp:effectExtent l="0" t="0" r="5080" b="0"/>
-            <wp:wrapNone/>
-            <wp:docPr id="47" name="Picture 47"/>
-            <wp:cNvGraphicFramePr>
-              <a:graphicFrameLocks xmlns:a="http://schemas.openxmlformats.org/drawingml/2006/main" noChangeAspect="1"/>
-            </wp:cNvGraphicFramePr>
-            <a:graphic xmlns:a="http://schemas.openxmlformats.org/drawingml/2006/main">
-              <a:graphicData uri="http://schemas.openxmlformats.org/drawingml/2006/picture">
-                <pic:pic xmlns:pic="http://schemas.openxmlformats.org/drawingml/2006/picture">
-                  <pic:nvPicPr>
-                    <pic:cNvPr id="0" name="Picture 23"/>
-                    <pic:cNvPicPr>
-                      <a:picLocks noChangeAspect="1" noChangeArrowheads="1"/>
-                    </pic:cNvPicPr>
-                  </pic:nvPicPr>
-                  <pic:blipFill>
-                    <a:blip r:embed="rId32" cstate="print">
-                      <a:extLst>
-                        <a:ext uri="{28A0092B-C50C-407E-A947-70E740481C1C}">
-                          <a14:useLocalDpi xmlns:a14="http://schemas.microsoft.com/office/drawing/2010/main" val="0"/>
-                        </a:ext>
-                      </a:extLst>
-                    </a:blip>
-                    <a:srcRect/>
-                    <a:stretch>
-                      <a:fillRect/>
-                    </a:stretch>
-                  </pic:blipFill>
-                  <pic:spPr bwMode="auto">
-                    <a:xfrm>
-                      <a:off x="0" y="0"/>
-                      <a:ext cx="738187" cy="628650"/>
-                    </a:xfrm>
-                    <a:prstGeom prst="rect">
-                      <a:avLst/>
-                    </a:prstGeom>
-                    <a:noFill/>
-                    <a:ln>
-                      <a:noFill/>
-                    </a:ln>
-                  </pic:spPr>
-                </pic:pic>
-              </a:graphicData>
-            </a:graphic>
-            <wp14:sizeRelH relativeFrom="margin">
-              <wp14:pctWidth>0</wp14:pctWidth>
-            </wp14:sizeRelH>
-            <wp14:sizeRelV relativeFrom="margin">
-              <wp14:pctHeight>0</wp14:pctHeight>
-            </wp14:sizeRelV>
-          </wp:anchor>
-        </w:drawing>
-      </w:r>
     </w:p>
     <w:p>
       <w:pPr>
@@ -7166,10 +7099,10 @@
         <mc:AlternateContent>
           <mc:Choice Requires="wps">
             <w:drawing>
-              <wp:anchor distT="45720" distB="45720" distL="114300" distR="114300" simplePos="0" relativeHeight="251741184" behindDoc="0" locked="0" layoutInCell="1" allowOverlap="1" wp14:anchorId="581C9DEB" wp14:editId="7FC27C4F">
+              <wp:anchor distT="45720" distB="45720" distL="114300" distR="114300" simplePos="0" relativeHeight="251741184" behindDoc="0" locked="0" layoutInCell="1" allowOverlap="1" wp14:anchorId="581C9DEB" wp14:editId="09E5E91F">
                 <wp:simplePos x="0" y="0"/>
                 <wp:positionH relativeFrom="page">
-                  <wp:posOffset>6004560</wp:posOffset>
+                  <wp:posOffset>4951095</wp:posOffset>
                 </wp:positionH>
                 <wp:positionV relativeFrom="page">
                   <wp:align>bottom</wp:align>
@@ -7236,7 +7169,7 @@
           </mc:Choice>
           <mc:Fallback>
             <w:pict>
-              <v:shape w14:anchorId="581C9DEB" id="_x0000_s1046" type="#_x0000_t202" style="position:absolute;left:0;text-align:left;margin-left:472.8pt;margin-top:0;width:96pt;height:23.3pt;z-index:251741184;visibility:visible;mso-wrap-style:square;mso-width-percent:0;mso-height-percent:0;mso-wrap-distance-left:9pt;mso-wrap-distance-top:3.6pt;mso-wrap-distance-right:9pt;mso-wrap-distance-bottom:3.6pt;mso-position-horizontal:absolute;mso-position-horizontal-relative:page;mso-position-vertical:bottom;mso-position-vertical-relative:page;mso-width-percent:0;mso-height-percent:0;mso-width-relative:margin;mso-height-relative:margin;v-text-anchor:top" o:gfxdata="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" strokecolor="white [3212]">
+              <v:shape w14:anchorId="581C9DEB" id="_x0000_s1046" type="#_x0000_t202" style="position:absolute;left:0;text-align:left;margin-left:389.85pt;margin-top:0;width:96pt;height:23.3pt;z-index:251741184;visibility:visible;mso-wrap-style:square;mso-width-percent:0;mso-height-percent:0;mso-wrap-distance-left:9pt;mso-wrap-distance-top:3.6pt;mso-wrap-distance-right:9pt;mso-wrap-distance-bottom:3.6pt;mso-position-horizontal:absolute;mso-position-horizontal-relative:page;mso-position-vertical:bottom;mso-position-vertical-relative:page;mso-width-percent:0;mso-height-percent:0;mso-width-relative:margin;mso-height-relative:margin;v-text-anchor:top" o:gfxdata="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" strokecolor="white [3212]">
                 <v:textbox>
                   <w:txbxContent>
                     <w:p>
@@ -7264,13 +7197,13 @@
         <mc:AlternateContent>
           <mc:Choice Requires="wps">
             <w:drawing>
-              <wp:anchor distT="45720" distB="45720" distL="114300" distR="114300" simplePos="0" relativeHeight="251739136" behindDoc="0" locked="0" layoutInCell="1" allowOverlap="1" wp14:anchorId="5514413A" wp14:editId="737DC99C">
+              <wp:anchor distT="45720" distB="45720" distL="114300" distR="114300" simplePos="0" relativeHeight="251739136" behindDoc="0" locked="0" layoutInCell="1" allowOverlap="1" wp14:anchorId="5514413A" wp14:editId="749BC5FC">
                 <wp:simplePos x="0" y="0"/>
                 <wp:positionH relativeFrom="page">
-                  <wp:posOffset>4150995</wp:posOffset>
+                  <wp:posOffset>3510915</wp:posOffset>
                 </wp:positionH>
                 <wp:positionV relativeFrom="page">
-                  <wp:align>bottom</wp:align>
+                  <wp:posOffset>9763760</wp:posOffset>
                 </wp:positionV>
                 <wp:extent cx="1219200" cy="264160"/>
                 <wp:effectExtent l="0" t="0" r="19050" b="21590"/>
@@ -7334,7 +7267,7 @@
           </mc:Choice>
           <mc:Fallback>
             <w:pict>
-              <v:shape w14:anchorId="5514413A" id="_x0000_s1047" type="#_x0000_t202" style="position:absolute;left:0;text-align:left;margin-left:326.85pt;margin-top:0;width:96pt;height:20.8pt;z-index:251739136;visibility:visible;mso-wrap-style:square;mso-width-percent:0;mso-height-percent:0;mso-wrap-distance-left:9pt;mso-wrap-distance-top:3.6pt;mso-wrap-distance-right:9pt;mso-wrap-distance-bottom:3.6pt;mso-position-horizontal:absolute;mso-position-horizontal-relative:page;mso-position-vertical:bottom;mso-position-vertical-relative:page;mso-width-percent:0;mso-height-percent:0;mso-width-relative:margin;mso-height-relative:margin;v-text-anchor:top" o:gfxdata="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" strokecolor="white [3212]">
+              <v:shape w14:anchorId="5514413A" id="_x0000_s1047" type="#_x0000_t202" style="position:absolute;left:0;text-align:left;margin-left:276.45pt;margin-top:768.8pt;width:96pt;height:20.8pt;z-index:251739136;visibility:visible;mso-wrap-style:square;mso-width-percent:0;mso-height-percent:0;mso-wrap-distance-left:9pt;mso-wrap-distance-top:3.6pt;mso-wrap-distance-right:9pt;mso-wrap-distance-bottom:3.6pt;mso-position-horizontal:absolute;mso-position-horizontal-relative:page;mso-position-vertical:absolute;mso-position-vertical-relative:page;mso-width-percent:0;mso-height-percent:0;mso-width-relative:margin;mso-height-relative:margin;v-text-anchor:top" o:gfxdata="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" strokecolor="white [3212]">
                 <v:textbox>
                   <w:txbxContent>
                     <w:p>
@@ -7355,6 +7288,76 @@
       </w:r>
       <w:r>
         <w:rPr>
+          <w:rFonts w:eastAsia="Times New Roman" w:cstheme="minorHAnsi"/>
+          <w:noProof/>
+          <w:sz w:val="24"/>
+          <w:szCs w:val="24"/>
+        </w:rPr>
+        <w:drawing>
+          <wp:anchor distT="0" distB="0" distL="114300" distR="114300" simplePos="0" relativeHeight="251737088" behindDoc="0" locked="0" layoutInCell="1" allowOverlap="1" wp14:anchorId="1ACECBA0" wp14:editId="0B108068">
+            <wp:simplePos x="0" y="0"/>
+            <wp:positionH relativeFrom="column">
+              <wp:posOffset>2639060</wp:posOffset>
+            </wp:positionH>
+            <wp:positionV relativeFrom="page">
+              <wp:posOffset>8746490</wp:posOffset>
+            </wp:positionV>
+            <wp:extent cx="738187" cy="628650"/>
+            <wp:effectExtent l="0" t="0" r="5080" b="0"/>
+            <wp:wrapNone/>
+            <wp:docPr id="47" name="Picture 47"/>
+            <wp:cNvGraphicFramePr>
+              <a:graphicFrameLocks xmlns:a="http://schemas.openxmlformats.org/drawingml/2006/main" noChangeAspect="1"/>
+            </wp:cNvGraphicFramePr>
+            <a:graphic xmlns:a="http://schemas.openxmlformats.org/drawingml/2006/main">
+              <a:graphicData uri="http://schemas.openxmlformats.org/drawingml/2006/picture">
+                <pic:pic xmlns:pic="http://schemas.openxmlformats.org/drawingml/2006/picture">
+                  <pic:nvPicPr>
+                    <pic:cNvPr id="0" name="Picture 23"/>
+                    <pic:cNvPicPr>
+                      <a:picLocks noChangeAspect="1" noChangeArrowheads="1"/>
+                    </pic:cNvPicPr>
+                  </pic:nvPicPr>
+                  <pic:blipFill>
+                    <a:blip r:embed="rId32" cstate="print">
+                      <a:extLst>
+                        <a:ext uri="{28A0092B-C50C-407E-A947-70E740481C1C}">
+                          <a14:useLocalDpi xmlns:a14="http://schemas.microsoft.com/office/drawing/2010/main" val="0"/>
+                        </a:ext>
+                      </a:extLst>
+                    </a:blip>
+                    <a:srcRect/>
+                    <a:stretch>
+                      <a:fillRect/>
+                    </a:stretch>
+                  </pic:blipFill>
+                  <pic:spPr bwMode="auto">
+                    <a:xfrm>
+                      <a:off x="0" y="0"/>
+                      <a:ext cx="738187" cy="628650"/>
+                    </a:xfrm>
+                    <a:prstGeom prst="rect">
+                      <a:avLst/>
+                    </a:prstGeom>
+                    <a:noFill/>
+                    <a:ln>
+                      <a:noFill/>
+                    </a:ln>
+                  </pic:spPr>
+                </pic:pic>
+              </a:graphicData>
+            </a:graphic>
+            <wp14:sizeRelH relativeFrom="margin">
+              <wp14:pctWidth>0</wp14:pctWidth>
+            </wp14:sizeRelH>
+            <wp14:sizeRelV relativeFrom="margin">
+              <wp14:pctHeight>0</wp14:pctHeight>
+            </wp14:sizeRelV>
+          </wp:anchor>
+        </w:drawing>
+      </w:r>
+      <w:r>
+        <w:rPr>
           <w:noProof/>
           <w:sz w:val="36"/>
           <w:szCs w:val="36"/>
@@ -7362,16 +7365,16 @@
         <mc:AlternateContent>
           <mc:Choice Requires="wps">
             <w:drawing>
-              <wp:anchor distT="45720" distB="45720" distL="114300" distR="114300" simplePos="0" relativeHeight="251731968" behindDoc="0" locked="0" layoutInCell="1" allowOverlap="1" wp14:anchorId="7AF7CCBF" wp14:editId="74F9F5AB">
+              <wp:anchor distT="45720" distB="45720" distL="114300" distR="114300" simplePos="0" relativeHeight="251731968" behindDoc="0" locked="0" layoutInCell="1" allowOverlap="1" wp14:anchorId="7AF7CCBF" wp14:editId="1F24448B">
                 <wp:simplePos x="0" y="0"/>
                 <wp:positionH relativeFrom="page">
-                  <wp:posOffset>2082800</wp:posOffset>
+                  <wp:posOffset>1859280</wp:posOffset>
                 </wp:positionH>
                 <wp:positionV relativeFrom="page">
-                  <wp:posOffset>9740900</wp:posOffset>
+                  <wp:posOffset>9756140</wp:posOffset>
                 </wp:positionV>
-                <wp:extent cx="1758950" cy="295910"/>
-                <wp:effectExtent l="0" t="0" r="12700" b="27940"/>
+                <wp:extent cx="1447800" cy="234950"/>
+                <wp:effectExtent l="0" t="0" r="19050" b="12700"/>
                 <wp:wrapSquare wrapText="bothSides"/>
                 <wp:docPr id="45" name="Text Box 2"/>
                 <wp:cNvGraphicFramePr>
@@ -7386,7 +7389,7 @@
                       <wps:spPr bwMode="auto">
                         <a:xfrm>
                           <a:off x="0" y="0"/>
-                          <a:ext cx="1758950" cy="295910"/>
+                          <a:ext cx="1447800" cy="234950"/>
                         </a:xfrm>
                         <a:prstGeom prst="rect">
                           <a:avLst/>
@@ -7432,7 +7435,7 @@
           </mc:Choice>
           <mc:Fallback>
             <w:pict>
-              <v:shape w14:anchorId="7AF7CCBF" id="_x0000_s1048" type="#_x0000_t202" style="position:absolute;left:0;text-align:left;margin-left:164pt;margin-top:767pt;width:138.5pt;height:23.3pt;z-index:251731968;visibility:visible;mso-wrap-style:square;mso-width-percent:0;mso-height-percent:0;mso-wrap-distance-left:9pt;mso-wrap-distance-top:3.6pt;mso-wrap-distance-right:9pt;mso-wrap-distance-bottom:3.6pt;mso-position-horizontal:absolute;mso-position-horizontal-relative:page;mso-position-vertical:absolute;mso-position-vertical-relative:page;mso-width-percent:0;mso-height-percent:0;mso-width-relative:margin;mso-height-relative:margin;v-text-anchor:top" o:gfxdata="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" strokecolor="white [3212]">
+              <v:shape w14:anchorId="7AF7CCBF" id="_x0000_s1048" type="#_x0000_t202" style="position:absolute;left:0;text-align:left;margin-left:146.4pt;margin-top:768.2pt;width:114pt;height:18.5pt;z-index:251731968;visibility:visible;mso-wrap-style:square;mso-width-percent:0;mso-height-percent:0;mso-wrap-distance-left:9pt;mso-wrap-distance-top:3.6pt;mso-wrap-distance-right:9pt;mso-wrap-distance-bottom:3.6pt;mso-position-horizontal:absolute;mso-position-horizontal-relative:page;mso-position-vertical:absolute;mso-position-vertical-relative:page;mso-width-percent:0;mso-height-percent:0;mso-width-relative:margin;mso-height-relative:margin;v-text-anchor:top" o:gfxdata="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" strokecolor="white [3212]">
                 <v:textbox>
                   <w:txbxContent>
                     <w:p>
@@ -7460,13 +7463,13 @@
         <mc:AlternateContent>
           <mc:Choice Requires="wps">
             <w:drawing>
-              <wp:anchor distT="45720" distB="45720" distL="114300" distR="114300" simplePos="0" relativeHeight="251729920" behindDoc="0" locked="0" layoutInCell="1" allowOverlap="1" wp14:anchorId="12159D8D" wp14:editId="69739B27">
+              <wp:anchor distT="45720" distB="45720" distL="114300" distR="114300" simplePos="0" relativeHeight="251729920" behindDoc="0" locked="0" layoutInCell="1" allowOverlap="1" wp14:anchorId="12159D8D" wp14:editId="022739E1">
                 <wp:simplePos x="0" y="0"/>
                 <wp:positionH relativeFrom="page">
-                  <wp:align>left</wp:align>
+                  <wp:posOffset>-137160</wp:posOffset>
                 </wp:positionH>
                 <wp:positionV relativeFrom="page">
-                  <wp:align>bottom</wp:align>
+                  <wp:posOffset>9734550</wp:posOffset>
                 </wp:positionV>
                 <wp:extent cx="1955800" cy="295910"/>
                 <wp:effectExtent l="0" t="0" r="25400" b="27940"/>
@@ -7530,7 +7533,7 @@
           </mc:Choice>
           <mc:Fallback>
             <w:pict>
-              <v:shape w14:anchorId="12159D8D" id="_x0000_s1049" type="#_x0000_t202" style="position:absolute;left:0;text-align:left;margin-left:0;margin-top:0;width:154pt;height:23.3pt;z-index:251729920;visibility:visible;mso-wrap-style:square;mso-width-percent:0;mso-height-percent:0;mso-wrap-distance-left:9pt;mso-wrap-distance-top:3.6pt;mso-wrap-distance-right:9pt;mso-wrap-distance-bottom:3.6pt;mso-position-horizontal:left;mso-position-horizontal-relative:page;mso-position-vertical:bottom;mso-position-vertical-relative:page;mso-width-percent:0;mso-height-percent:0;mso-width-relative:margin;mso-height-relative:margin;v-text-anchor:top" o:gfxdata="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" strokecolor="white [3212]">
+              <v:shape w14:anchorId="12159D8D" id="_x0000_s1049" type="#_x0000_t202" style="position:absolute;left:0;text-align:left;margin-left:-10.8pt;margin-top:766.5pt;width:154pt;height:23.3pt;z-index:251729920;visibility:visible;mso-wrap-style:square;mso-width-percent:0;mso-height-percent:0;mso-wrap-distance-left:9pt;mso-wrap-distance-top:3.6pt;mso-wrap-distance-right:9pt;mso-wrap-distance-bottom:3.6pt;mso-position-horizontal:absolute;mso-position-horizontal-relative:page;mso-position-vertical:absolute;mso-position-vertical-relative:page;mso-width-percent:0;mso-height-percent:0;mso-width-relative:margin;mso-height-relative:margin;v-text-anchor:top" o:gfxdata="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" strokecolor="white [3212]">
                 <v:textbox>
                   <w:txbxContent>
                     <w:p>
@@ -7558,6 +7561,15 @@
           <w:szCs w:val="24"/>
         </w:rPr>
       </w:pPr>
+    </w:p>
+    <w:p>
+      <w:pPr>
+        <w:jc w:val="both"/>
+        <w:rPr>
+          <w:sz w:val="24"/>
+          <w:szCs w:val="24"/>
+        </w:rPr>
+      </w:pPr>
       <w:r>
         <w:rPr>
           <w:sz w:val="24"/>
@@ -7616,156 +7628,56 @@
         <w:t xml:space="preserve">, a sistem dispečera vraća na stranicu za dodavanje zahteva, gde se u okviru liste klijenata ažurira, odnosno dodaje novi klijent(Slika 27). Postoji takođe I dugme “Otkaži”, klikom na njega otkazuje se unos klijenta I sistem dispečera vraća na stranicu upisa zahteva. </w:t>
       </w:r>
     </w:p>
-    <w:p>
-      <w:pPr>
-        <w:jc w:val="both"/>
-        <w:rPr>
-          <w:sz w:val="24"/>
-          <w:szCs w:val="24"/>
-        </w:rPr>
-      </w:pPr>
-      <w:r>
-        <w:rPr>
+    <w:sdt>
+      <w:sdtPr>
+        <w:id w:val="1960758276"/>
+        <w:docPartObj>
+          <w:docPartGallery w:val="Table of Contents"/>
+          <w:docPartUnique/>
+        </w:docPartObj>
+      </w:sdtPr>
+      <w:sdtEndPr>
+        <w:rPr>
+          <w:rFonts w:asciiTheme="minorHAnsi" w:eastAsiaTheme="minorHAnsi" w:hAnsiTheme="minorHAnsi" w:cstheme="minorBidi"/>
+          <w:b/>
+          <w:bCs/>
           <w:noProof/>
-          <w:sz w:val="24"/>
-          <w:szCs w:val="24"/>
-        </w:rPr>
-        <w:drawing>
-          <wp:anchor distT="0" distB="0" distL="114300" distR="114300" simplePos="0" relativeHeight="251743232" behindDoc="1" locked="0" layoutInCell="1" allowOverlap="1" wp14:anchorId="006E72A5" wp14:editId="6341DEBF">
-            <wp:simplePos x="0" y="0"/>
-            <wp:positionH relativeFrom="margin">
-              <wp:align>right</wp:align>
-            </wp:positionH>
-            <wp:positionV relativeFrom="page">
-              <wp:posOffset>4909820</wp:posOffset>
-            </wp:positionV>
-            <wp:extent cx="1310640" cy="2834640"/>
-            <wp:effectExtent l="0" t="0" r="3810" b="3810"/>
-            <wp:wrapTight wrapText="bothSides">
-              <wp:wrapPolygon edited="0">
-                <wp:start x="0" y="0"/>
-                <wp:lineTo x="0" y="21484"/>
-                <wp:lineTo x="21349" y="21484"/>
-                <wp:lineTo x="21349" y="0"/>
-                <wp:lineTo x="0" y="0"/>
-              </wp:wrapPolygon>
-            </wp:wrapTight>
-            <wp:docPr id="41" name="Picture 41"/>
-            <wp:cNvGraphicFramePr>
-              <a:graphicFrameLocks xmlns:a="http://schemas.openxmlformats.org/drawingml/2006/main" noChangeAspect="1"/>
-            </wp:cNvGraphicFramePr>
-            <a:graphic xmlns:a="http://schemas.openxmlformats.org/drawingml/2006/main">
-              <a:graphicData uri="http://schemas.openxmlformats.org/drawingml/2006/picture">
-                <pic:pic xmlns:pic="http://schemas.openxmlformats.org/drawingml/2006/picture">
-                  <pic:nvPicPr>
-                    <pic:cNvPr id="0" name="Picture 2"/>
-                    <pic:cNvPicPr>
-                      <a:picLocks noChangeAspect="1" noChangeArrowheads="1"/>
-                    </pic:cNvPicPr>
-                  </pic:nvPicPr>
-                  <pic:blipFill>
-                    <a:blip r:embed="rId33" cstate="print">
-                      <a:extLst>
-                        <a:ext uri="{28A0092B-C50C-407E-A947-70E740481C1C}">
-                          <a14:useLocalDpi xmlns:a14="http://schemas.microsoft.com/office/drawing/2010/main" val="0"/>
-                        </a:ext>
-                      </a:extLst>
-                    </a:blip>
-                    <a:srcRect/>
-                    <a:stretch>
-                      <a:fillRect/>
-                    </a:stretch>
-                  </pic:blipFill>
-                  <pic:spPr bwMode="auto">
-                    <a:xfrm>
-                      <a:off x="0" y="0"/>
-                      <a:ext cx="1310640" cy="2834640"/>
-                    </a:xfrm>
-                    <a:prstGeom prst="rect">
-                      <a:avLst/>
-                    </a:prstGeom>
-                    <a:noFill/>
-                    <a:ln>
-                      <a:noFill/>
-                    </a:ln>
-                  </pic:spPr>
-                </pic:pic>
-              </a:graphicData>
-            </a:graphic>
-          </wp:anchor>
-        </w:drawing>
-      </w:r>
-      <w:r>
-        <w:rPr>
-          <w:noProof/>
-          <w:sz w:val="24"/>
-          <w:szCs w:val="24"/>
-        </w:rPr>
-        <w:drawing>
-          <wp:anchor distT="0" distB="0" distL="114300" distR="114300" simplePos="0" relativeHeight="251744256" behindDoc="1" locked="0" layoutInCell="1" allowOverlap="1" wp14:anchorId="420BF955" wp14:editId="12FCCDF8">
-            <wp:simplePos x="0" y="0"/>
-            <wp:positionH relativeFrom="margin">
-              <wp:posOffset>2320290</wp:posOffset>
-            </wp:positionH>
-            <wp:positionV relativeFrom="page">
-              <wp:posOffset>4890770</wp:posOffset>
-            </wp:positionV>
-            <wp:extent cx="1310640" cy="2834640"/>
-            <wp:effectExtent l="0" t="0" r="3810" b="3810"/>
-            <wp:wrapTight wrapText="bothSides">
-              <wp:wrapPolygon edited="0">
-                <wp:start x="0" y="0"/>
-                <wp:lineTo x="0" y="21484"/>
-                <wp:lineTo x="21349" y="21484"/>
-                <wp:lineTo x="21349" y="0"/>
-                <wp:lineTo x="0" y="0"/>
-              </wp:wrapPolygon>
-            </wp:wrapTight>
-            <wp:docPr id="22" name="Picture 22"/>
-            <wp:cNvGraphicFramePr>
-              <a:graphicFrameLocks xmlns:a="http://schemas.openxmlformats.org/drawingml/2006/main" noChangeAspect="1"/>
-            </wp:cNvGraphicFramePr>
-            <a:graphic xmlns:a="http://schemas.openxmlformats.org/drawingml/2006/main">
-              <a:graphicData uri="http://schemas.openxmlformats.org/drawingml/2006/picture">
-                <pic:pic xmlns:pic="http://schemas.openxmlformats.org/drawingml/2006/picture">
-                  <pic:nvPicPr>
-                    <pic:cNvPr id="0" name="Picture 1"/>
-                    <pic:cNvPicPr>
-                      <a:picLocks noChangeAspect="1" noChangeArrowheads="1"/>
-                    </pic:cNvPicPr>
-                  </pic:nvPicPr>
-                  <pic:blipFill>
-                    <a:blip r:embed="rId34" cstate="print">
-                      <a:extLst>
-                        <a:ext uri="{28A0092B-C50C-407E-A947-70E740481C1C}">
-                          <a14:useLocalDpi xmlns:a14="http://schemas.microsoft.com/office/drawing/2010/main" val="0"/>
-                        </a:ext>
-                      </a:extLst>
-                    </a:blip>
-                    <a:srcRect/>
-                    <a:stretch>
-                      <a:fillRect/>
-                    </a:stretch>
-                  </pic:blipFill>
-                  <pic:spPr bwMode="auto">
-                    <a:xfrm>
-                      <a:off x="0" y="0"/>
-                      <a:ext cx="1310640" cy="2834640"/>
-                    </a:xfrm>
-                    <a:prstGeom prst="rect">
-                      <a:avLst/>
-                    </a:prstGeom>
-                    <a:noFill/>
-                    <a:ln>
-                      <a:noFill/>
-                    </a:ln>
-                  </pic:spPr>
-                </pic:pic>
-              </a:graphicData>
-            </a:graphic>
-          </wp:anchor>
-        </w:drawing>
-      </w:r>
+          <w:color w:val="auto"/>
+          <w:sz w:val="22"/>
+          <w:szCs w:val="22"/>
+        </w:rPr>
+      </w:sdtEndPr>
+      <w:sdtContent>
+        <w:p>
+          <w:pPr>
+            <w:pStyle w:val="TOCHeading"/>
+          </w:pPr>
+          <w:r>
+            <w:t>Contents</w:t>
+          </w:r>
+        </w:p>
+        <w:p>
+          <w:fldSimple w:instr=" TOC \o &quot;1-3&quot; \h \z \u ">
+            <w:r>
+              <w:rPr>
+                <w:b/>
+                <w:bCs/>
+                <w:noProof/>
+              </w:rPr>
+              <w:t>No table of contents entries found.</w:t>
+            </w:r>
+          </w:fldSimple>
+        </w:p>
+      </w:sdtContent>
+    </w:sdt>
+    <w:p>
+      <w:pPr>
+        <w:jc w:val="both"/>
+        <w:rPr>
+          <w:sz w:val="24"/>
+          <w:szCs w:val="24"/>
+        </w:rPr>
+      </w:pPr>
       <w:r>
         <w:rPr>
           <w:noProof/>
@@ -7775,13 +7687,209 @@
         <mc:AlternateContent>
           <mc:Choice Requires="wps">
             <w:drawing>
-              <wp:anchor distT="45720" distB="45720" distL="114300" distR="114300" simplePos="0" relativeHeight="251750400" behindDoc="0" locked="0" layoutInCell="1" allowOverlap="1" wp14:anchorId="682C6426" wp14:editId="49102165">
+              <wp:anchor distT="45720" distB="45720" distL="114300" distR="114300" simplePos="0" relativeHeight="251746304" behindDoc="0" locked="0" layoutInCell="1" allowOverlap="1" wp14:anchorId="34AB59BB" wp14:editId="36312C0B">
                 <wp:simplePos x="0" y="0"/>
                 <wp:positionH relativeFrom="page">
-                  <wp:posOffset>5600700</wp:posOffset>
+                  <wp:posOffset>975360</wp:posOffset>
                 </wp:positionH>
-                <wp:positionV relativeFrom="page">
-                  <wp:posOffset>7753350</wp:posOffset>
+                <wp:positionV relativeFrom="margin">
+                  <wp:posOffset>6717030</wp:posOffset>
+                </wp:positionV>
+                <wp:extent cx="1219200" cy="295910"/>
+                <wp:effectExtent l="0" t="0" r="19050" b="27940"/>
+                <wp:wrapSquare wrapText="bothSides"/>
+                <wp:docPr id="52" name="Text Box 2"/>
+                <wp:cNvGraphicFramePr>
+                  <a:graphicFrameLocks xmlns:a="http://schemas.openxmlformats.org/drawingml/2006/main"/>
+                </wp:cNvGraphicFramePr>
+                <a:graphic xmlns:a="http://schemas.openxmlformats.org/drawingml/2006/main">
+                  <a:graphicData uri="http://schemas.microsoft.com/office/word/2010/wordprocessingShape">
+                    <wps:wsp>
+                      <wps:cNvSpPr txBox="1">
+                        <a:spLocks noChangeArrowheads="1"/>
+                      </wps:cNvSpPr>
+                      <wps:spPr bwMode="auto">
+                        <a:xfrm>
+                          <a:off x="0" y="0"/>
+                          <a:ext cx="1219200" cy="295910"/>
+                        </a:xfrm>
+                        <a:prstGeom prst="rect">
+                          <a:avLst/>
+                        </a:prstGeom>
+                        <a:solidFill>
+                          <a:srgbClr val="FFFFFF"/>
+                        </a:solidFill>
+                        <a:ln w="9525">
+                          <a:solidFill>
+                            <a:schemeClr val="bg1"/>
+                          </a:solidFill>
+                          <a:miter lim="800000"/>
+                          <a:headEnd/>
+                          <a:tailEnd/>
+                        </a:ln>
+                      </wps:spPr>
+                      <wps:txbx>
+                        <w:txbxContent>
+                          <w:p>
+                            <w:pPr>
+                              <w:jc w:val="center"/>
+                            </w:pPr>
+                            <w:r>
+                              <w:t>Slika 25.</w:t>
+                            </w:r>
+                          </w:p>
+                        </w:txbxContent>
+                      </wps:txbx>
+                      <wps:bodyPr rot="0" vert="horz" wrap="square" lIns="91440" tIns="45720" rIns="91440" bIns="45720" anchor="t" anchorCtr="0">
+                        <a:noAutofit/>
+                      </wps:bodyPr>
+                    </wps:wsp>
+                  </a:graphicData>
+                </a:graphic>
+                <wp14:sizeRelH relativeFrom="margin">
+                  <wp14:pctWidth>0</wp14:pctWidth>
+                </wp14:sizeRelH>
+                <wp14:sizeRelV relativeFrom="margin">
+                  <wp14:pctHeight>0</wp14:pctHeight>
+                </wp14:sizeRelV>
+              </wp:anchor>
+            </w:drawing>
+          </mc:Choice>
+          <mc:Fallback>
+            <w:pict>
+              <v:shape w14:anchorId="34AB59BB" id="_x0000_s1050" type="#_x0000_t202" style="position:absolute;left:0;text-align:left;margin-left:76.8pt;margin-top:528.9pt;width:96pt;height:23.3pt;z-index:251746304;visibility:visible;mso-wrap-style:square;mso-width-percent:0;mso-height-percent:0;mso-wrap-distance-left:9pt;mso-wrap-distance-top:3.6pt;mso-wrap-distance-right:9pt;mso-wrap-distance-bottom:3.6pt;mso-position-horizontal:absolute;mso-position-horizontal-relative:page;mso-position-vertical:absolute;mso-position-vertical-relative:margin;mso-width-percent:0;mso-height-percent:0;mso-width-relative:margin;mso-height-relative:margin;v-text-anchor:top" o:gfxdata="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" strokecolor="white [3212]">
+                <v:textbox>
+                  <w:txbxContent>
+                    <w:p>
+                      <w:pPr>
+                        <w:jc w:val="center"/>
+                      </w:pPr>
+                      <w:r>
+                        <w:t>Slika 25.</w:t>
+                      </w:r>
+                    </w:p>
+                  </w:txbxContent>
+                </v:textbox>
+                <w10:wrap type="square" anchorx="page" anchory="margin"/>
+              </v:shape>
+            </w:pict>
+          </mc:Fallback>
+        </mc:AlternateContent>
+      </w:r>
+      <w:r>
+        <w:rPr>
+          <w:noProof/>
+          <w:sz w:val="36"/>
+          <w:szCs w:val="36"/>
+        </w:rPr>
+        <mc:AlternateContent>
+          <mc:Choice Requires="wps">
+            <w:drawing>
+              <wp:anchor distT="45720" distB="45720" distL="114300" distR="114300" simplePos="0" relativeHeight="251748352" behindDoc="0" locked="0" layoutInCell="1" allowOverlap="1" wp14:anchorId="0657EAB6" wp14:editId="2FA7A68A">
+                <wp:simplePos x="0" y="0"/>
+                <wp:positionH relativeFrom="margin">
+                  <wp:posOffset>2398395</wp:posOffset>
+                </wp:positionH>
+                <wp:positionV relativeFrom="margin">
+                  <wp:posOffset>6701790</wp:posOffset>
+                </wp:positionV>
+                <wp:extent cx="1219200" cy="295910"/>
+                <wp:effectExtent l="0" t="0" r="19050" b="27940"/>
+                <wp:wrapSquare wrapText="bothSides"/>
+                <wp:docPr id="53" name="Text Box 2"/>
+                <wp:cNvGraphicFramePr>
+                  <a:graphicFrameLocks xmlns:a="http://schemas.openxmlformats.org/drawingml/2006/main"/>
+                </wp:cNvGraphicFramePr>
+                <a:graphic xmlns:a="http://schemas.openxmlformats.org/drawingml/2006/main">
+                  <a:graphicData uri="http://schemas.microsoft.com/office/word/2010/wordprocessingShape">
+                    <wps:wsp>
+                      <wps:cNvSpPr txBox="1">
+                        <a:spLocks noChangeArrowheads="1"/>
+                      </wps:cNvSpPr>
+                      <wps:spPr bwMode="auto">
+                        <a:xfrm>
+                          <a:off x="0" y="0"/>
+                          <a:ext cx="1219200" cy="295910"/>
+                        </a:xfrm>
+                        <a:prstGeom prst="rect">
+                          <a:avLst/>
+                        </a:prstGeom>
+                        <a:solidFill>
+                          <a:srgbClr val="FFFFFF"/>
+                        </a:solidFill>
+                        <a:ln w="9525">
+                          <a:solidFill>
+                            <a:schemeClr val="bg1"/>
+                          </a:solidFill>
+                          <a:miter lim="800000"/>
+                          <a:headEnd/>
+                          <a:tailEnd/>
+                        </a:ln>
+                      </wps:spPr>
+                      <wps:txbx>
+                        <w:txbxContent>
+                          <w:p>
+                            <w:pPr>
+                              <w:jc w:val="center"/>
+                            </w:pPr>
+                            <w:r>
+                              <w:t>Slika 26.</w:t>
+                            </w:r>
+                          </w:p>
+                        </w:txbxContent>
+                      </wps:txbx>
+                      <wps:bodyPr rot="0" vert="horz" wrap="square" lIns="91440" tIns="45720" rIns="91440" bIns="45720" anchor="t" anchorCtr="0">
+                        <a:noAutofit/>
+                      </wps:bodyPr>
+                    </wps:wsp>
+                  </a:graphicData>
+                </a:graphic>
+                <wp14:sizeRelH relativeFrom="margin">
+                  <wp14:pctWidth>0</wp14:pctWidth>
+                </wp14:sizeRelH>
+                <wp14:sizeRelV relativeFrom="margin">
+                  <wp14:pctHeight>0</wp14:pctHeight>
+                </wp14:sizeRelV>
+              </wp:anchor>
+            </w:drawing>
+          </mc:Choice>
+          <mc:Fallback>
+            <w:pict>
+              <v:shape w14:anchorId="0657EAB6" id="_x0000_s1051" type="#_x0000_t202" style="position:absolute;left:0;text-align:left;margin-left:188.85pt;margin-top:527.7pt;width:96pt;height:23.3pt;z-index:251748352;visibility:visible;mso-wrap-style:square;mso-width-percent:0;mso-height-percent:0;mso-wrap-distance-left:9pt;mso-wrap-distance-top:3.6pt;mso-wrap-distance-right:9pt;mso-wrap-distance-bottom:3.6pt;mso-position-horizontal:absolute;mso-position-horizontal-relative:margin;mso-position-vertical:absolute;mso-position-vertical-relative:margin;mso-width-percent:0;mso-height-percent:0;mso-width-relative:margin;mso-height-relative:margin;v-text-anchor:top" o:gfxdata="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" strokecolor="white [3212]">
+                <v:textbox>
+                  <w:txbxContent>
+                    <w:p>
+                      <w:pPr>
+                        <w:jc w:val="center"/>
+                      </w:pPr>
+                      <w:r>
+                        <w:t>Slika 26.</w:t>
+                      </w:r>
+                    </w:p>
+                  </w:txbxContent>
+                </v:textbox>
+                <w10:wrap type="square" anchorx="margin" anchory="margin"/>
+              </v:shape>
+            </w:pict>
+          </mc:Fallback>
+        </mc:AlternateContent>
+      </w:r>
+      <w:r>
+        <w:rPr>
+          <w:noProof/>
+          <w:sz w:val="36"/>
+          <w:szCs w:val="36"/>
+        </w:rPr>
+        <mc:AlternateContent>
+          <mc:Choice Requires="wps">
+            <w:drawing>
+              <wp:anchor distT="45720" distB="45720" distL="114300" distR="114300" simplePos="0" relativeHeight="251750400" behindDoc="0" locked="0" layoutInCell="1" allowOverlap="1" wp14:anchorId="682C6426" wp14:editId="130FA89E">
+                <wp:simplePos x="0" y="0"/>
+                <wp:positionH relativeFrom="margin">
+                  <wp:align>right</wp:align>
+                </wp:positionH>
+                <wp:positionV relativeFrom="margin">
+                  <wp:posOffset>6717030</wp:posOffset>
                 </wp:positionV>
                 <wp:extent cx="1219200" cy="295910"/>
                 <wp:effectExtent l="0" t="0" r="19050" b="27940"/>
@@ -7845,7 +7953,7 @@
           </mc:Choice>
           <mc:Fallback>
             <w:pict>
-              <v:shape w14:anchorId="682C6426" id="_x0000_s1050" type="#_x0000_t202" style="position:absolute;left:0;text-align:left;margin-left:441pt;margin-top:610.5pt;width:96pt;height:23.3pt;z-index:251750400;visibility:visible;mso-wrap-style:square;mso-width-percent:0;mso-height-percent:0;mso-wrap-distance-left:9pt;mso-wrap-distance-top:3.6pt;mso-wrap-distance-right:9pt;mso-wrap-distance-bottom:3.6pt;mso-position-horizontal:absolute;mso-position-horizontal-relative:page;mso-position-vertical:absolute;mso-position-vertical-relative:page;mso-width-percent:0;mso-height-percent:0;mso-width-relative:margin;mso-height-relative:margin;v-text-anchor:top" o:gfxdata="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" strokecolor="white [3212]">
+              <v:shape w14:anchorId="682C6426" id="_x0000_s1052" type="#_x0000_t202" style="position:absolute;left:0;text-align:left;margin-left:44.8pt;margin-top:528.9pt;width:96pt;height:23.3pt;z-index:251750400;visibility:visible;mso-wrap-style:square;mso-width-percent:0;mso-height-percent:0;mso-wrap-distance-left:9pt;mso-wrap-distance-top:3.6pt;mso-wrap-distance-right:9pt;mso-wrap-distance-bottom:3.6pt;mso-position-horizontal:right;mso-position-horizontal-relative:margin;mso-position-vertical:absolute;mso-position-vertical-relative:margin;mso-width-percent:0;mso-height-percent:0;mso-width-relative:margin;mso-height-relative:margin;v-text-anchor:top" o:gfxdata="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" strokecolor="white [3212]">
                 <v:textbox>
                   <w:txbxContent>
                     <w:p>
@@ -7858,7 +7966,7 @@
                     </w:p>
                   </w:txbxContent>
                 </v:textbox>
-                <w10:wrap type="square" anchorx="page" anchory="page"/>
+                <w10:wrap type="square" anchorx="margin" anchory="margin"/>
               </v:shape>
             </w:pict>
           </mc:Fallback>
@@ -7867,198 +7975,144 @@
       <w:r>
         <w:rPr>
           <w:noProof/>
-          <w:sz w:val="36"/>
-          <w:szCs w:val="36"/>
-        </w:rPr>
-        <mc:AlternateContent>
-          <mc:Choice Requires="wps">
-            <w:drawing>
-              <wp:anchor distT="45720" distB="45720" distL="114300" distR="114300" simplePos="0" relativeHeight="251748352" behindDoc="0" locked="0" layoutInCell="1" allowOverlap="1" wp14:anchorId="0657EAB6" wp14:editId="650ADF18">
-                <wp:simplePos x="0" y="0"/>
-                <wp:positionH relativeFrom="page">
-                  <wp:posOffset>3223260</wp:posOffset>
-                </wp:positionH>
-                <wp:positionV relativeFrom="page">
-                  <wp:posOffset>7745730</wp:posOffset>
-                </wp:positionV>
-                <wp:extent cx="1219200" cy="295910"/>
-                <wp:effectExtent l="0" t="0" r="19050" b="27940"/>
-                <wp:wrapSquare wrapText="bothSides"/>
-                <wp:docPr id="53" name="Text Box 2"/>
-                <wp:cNvGraphicFramePr>
-                  <a:graphicFrameLocks xmlns:a="http://schemas.openxmlformats.org/drawingml/2006/main"/>
-                </wp:cNvGraphicFramePr>
-                <a:graphic xmlns:a="http://schemas.openxmlformats.org/drawingml/2006/main">
-                  <a:graphicData uri="http://schemas.microsoft.com/office/word/2010/wordprocessingShape">
-                    <wps:wsp>
-                      <wps:cNvSpPr txBox="1">
-                        <a:spLocks noChangeArrowheads="1"/>
-                      </wps:cNvSpPr>
-                      <wps:spPr bwMode="auto">
-                        <a:xfrm>
-                          <a:off x="0" y="0"/>
-                          <a:ext cx="1219200" cy="295910"/>
-                        </a:xfrm>
-                        <a:prstGeom prst="rect">
-                          <a:avLst/>
-                        </a:prstGeom>
-                        <a:solidFill>
-                          <a:srgbClr val="FFFFFF"/>
-                        </a:solidFill>
-                        <a:ln w="9525">
-                          <a:solidFill>
-                            <a:schemeClr val="bg1"/>
-                          </a:solidFill>
-                          <a:miter lim="800000"/>
-                          <a:headEnd/>
-                          <a:tailEnd/>
-                        </a:ln>
-                      </wps:spPr>
-                      <wps:txbx>
-                        <w:txbxContent>
-                          <w:p>
-                            <w:pPr>
-                              <w:jc w:val="center"/>
-                            </w:pPr>
-                            <w:r>
-                              <w:t>Slika 26.</w:t>
-                            </w:r>
-                          </w:p>
-                        </w:txbxContent>
-                      </wps:txbx>
-                      <wps:bodyPr rot="0" vert="horz" wrap="square" lIns="91440" tIns="45720" rIns="91440" bIns="45720" anchor="t" anchorCtr="0">
-                        <a:noAutofit/>
-                      </wps:bodyPr>
-                    </wps:wsp>
-                  </a:graphicData>
-                </a:graphic>
-                <wp14:sizeRelH relativeFrom="margin">
-                  <wp14:pctWidth>0</wp14:pctWidth>
-                </wp14:sizeRelH>
-                <wp14:sizeRelV relativeFrom="margin">
-                  <wp14:pctHeight>0</wp14:pctHeight>
-                </wp14:sizeRelV>
-              </wp:anchor>
-            </w:drawing>
-          </mc:Choice>
-          <mc:Fallback>
-            <w:pict>
-              <v:shape w14:anchorId="0657EAB6" id="_x0000_s1051" type="#_x0000_t202" style="position:absolute;left:0;text-align:left;margin-left:253.8pt;margin-top:609.9pt;width:96pt;height:23.3pt;z-index:251748352;visibility:visible;mso-wrap-style:square;mso-width-percent:0;mso-height-percent:0;mso-wrap-distance-left:9pt;mso-wrap-distance-top:3.6pt;mso-wrap-distance-right:9pt;mso-wrap-distance-bottom:3.6pt;mso-position-horizontal:absolute;mso-position-horizontal-relative:page;mso-position-vertical:absolute;mso-position-vertical-relative:page;mso-width-percent:0;mso-height-percent:0;mso-width-relative:margin;mso-height-relative:margin;v-text-anchor:top" o:gfxdata="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" strokecolor="white [3212]">
-                <v:textbox>
-                  <w:txbxContent>
-                    <w:p>
-                      <w:pPr>
-                        <w:jc w:val="center"/>
-                      </w:pPr>
-                      <w:r>
-                        <w:t>Slika 26.</w:t>
-                      </w:r>
-                    </w:p>
-                  </w:txbxContent>
-                </v:textbox>
-                <w10:wrap type="square" anchorx="page" anchory="page"/>
-              </v:shape>
-            </w:pict>
-          </mc:Fallback>
-        </mc:AlternateContent>
+          <w:sz w:val="24"/>
+          <w:szCs w:val="24"/>
+        </w:rPr>
+        <w:drawing>
+          <wp:anchor distT="0" distB="0" distL="114300" distR="114300" simplePos="0" relativeHeight="251743232" behindDoc="1" locked="0" layoutInCell="1" allowOverlap="1" wp14:anchorId="006E72A5" wp14:editId="67EB1F52">
+            <wp:simplePos x="0" y="0"/>
+            <wp:positionH relativeFrom="margin">
+              <wp:align>right</wp:align>
+            </wp:positionH>
+            <wp:positionV relativeFrom="page">
+              <wp:posOffset>4803140</wp:posOffset>
+            </wp:positionV>
+            <wp:extent cx="1310640" cy="2834640"/>
+            <wp:effectExtent l="0" t="0" r="3810" b="3810"/>
+            <wp:wrapTight wrapText="bothSides">
+              <wp:wrapPolygon edited="0">
+                <wp:start x="0" y="0"/>
+                <wp:lineTo x="0" y="21484"/>
+                <wp:lineTo x="21349" y="21484"/>
+                <wp:lineTo x="21349" y="0"/>
+                <wp:lineTo x="0" y="0"/>
+              </wp:wrapPolygon>
+            </wp:wrapTight>
+            <wp:docPr id="41" name="Picture 41"/>
+            <wp:cNvGraphicFramePr>
+              <a:graphicFrameLocks xmlns:a="http://schemas.openxmlformats.org/drawingml/2006/main" noChangeAspect="1"/>
+            </wp:cNvGraphicFramePr>
+            <a:graphic xmlns:a="http://schemas.openxmlformats.org/drawingml/2006/main">
+              <a:graphicData uri="http://schemas.openxmlformats.org/drawingml/2006/picture">
+                <pic:pic xmlns:pic="http://schemas.openxmlformats.org/drawingml/2006/picture">
+                  <pic:nvPicPr>
+                    <pic:cNvPr id="0" name="Picture 2"/>
+                    <pic:cNvPicPr>
+                      <a:picLocks noChangeAspect="1" noChangeArrowheads="1"/>
+                    </pic:cNvPicPr>
+                  </pic:nvPicPr>
+                  <pic:blipFill>
+                    <a:blip r:embed="rId33" cstate="print">
+                      <a:extLst>
+                        <a:ext uri="{28A0092B-C50C-407E-A947-70E740481C1C}">
+                          <a14:useLocalDpi xmlns:a14="http://schemas.microsoft.com/office/drawing/2010/main" val="0"/>
+                        </a:ext>
+                      </a:extLst>
+                    </a:blip>
+                    <a:srcRect/>
+                    <a:stretch>
+                      <a:fillRect/>
+                    </a:stretch>
+                  </pic:blipFill>
+                  <pic:spPr bwMode="auto">
+                    <a:xfrm>
+                      <a:off x="0" y="0"/>
+                      <a:ext cx="1310640" cy="2834640"/>
+                    </a:xfrm>
+                    <a:prstGeom prst="rect">
+                      <a:avLst/>
+                    </a:prstGeom>
+                    <a:noFill/>
+                    <a:ln>
+                      <a:noFill/>
+                    </a:ln>
+                  </pic:spPr>
+                </pic:pic>
+              </a:graphicData>
+            </a:graphic>
+          </wp:anchor>
+        </w:drawing>
       </w:r>
       <w:r>
         <w:rPr>
           <w:noProof/>
-          <w:sz w:val="36"/>
-          <w:szCs w:val="36"/>
-        </w:rPr>
-        <mc:AlternateContent>
-          <mc:Choice Requires="wps">
-            <w:drawing>
-              <wp:anchor distT="45720" distB="45720" distL="114300" distR="114300" simplePos="0" relativeHeight="251746304" behindDoc="0" locked="0" layoutInCell="1" allowOverlap="1" wp14:anchorId="34AB59BB" wp14:editId="0EEA3FA7">
-                <wp:simplePos x="0" y="0"/>
-                <wp:positionH relativeFrom="page">
-                  <wp:posOffset>960120</wp:posOffset>
-                </wp:positionH>
-                <wp:positionV relativeFrom="page">
-                  <wp:posOffset>7738110</wp:posOffset>
-                </wp:positionV>
-                <wp:extent cx="1219200" cy="295910"/>
-                <wp:effectExtent l="0" t="0" r="19050" b="27940"/>
-                <wp:wrapSquare wrapText="bothSides"/>
-                <wp:docPr id="52" name="Text Box 2"/>
-                <wp:cNvGraphicFramePr>
-                  <a:graphicFrameLocks xmlns:a="http://schemas.openxmlformats.org/drawingml/2006/main"/>
-                </wp:cNvGraphicFramePr>
-                <a:graphic xmlns:a="http://schemas.openxmlformats.org/drawingml/2006/main">
-                  <a:graphicData uri="http://schemas.microsoft.com/office/word/2010/wordprocessingShape">
-                    <wps:wsp>
-                      <wps:cNvSpPr txBox="1">
-                        <a:spLocks noChangeArrowheads="1"/>
-                      </wps:cNvSpPr>
-                      <wps:spPr bwMode="auto">
-                        <a:xfrm>
-                          <a:off x="0" y="0"/>
-                          <a:ext cx="1219200" cy="295910"/>
-                        </a:xfrm>
-                        <a:prstGeom prst="rect">
-                          <a:avLst/>
-                        </a:prstGeom>
-                        <a:solidFill>
-                          <a:srgbClr val="FFFFFF"/>
-                        </a:solidFill>
-                        <a:ln w="9525">
-                          <a:solidFill>
-                            <a:schemeClr val="bg1"/>
-                          </a:solidFill>
-                          <a:miter lim="800000"/>
-                          <a:headEnd/>
-                          <a:tailEnd/>
-                        </a:ln>
-                      </wps:spPr>
-                      <wps:txbx>
-                        <w:txbxContent>
-                          <w:p>
-                            <w:pPr>
-                              <w:jc w:val="center"/>
-                            </w:pPr>
-                            <w:r>
-                              <w:t>Slika 25.</w:t>
-                            </w:r>
-                          </w:p>
-                        </w:txbxContent>
-                      </wps:txbx>
-                      <wps:bodyPr rot="0" vert="horz" wrap="square" lIns="91440" tIns="45720" rIns="91440" bIns="45720" anchor="t" anchorCtr="0">
-                        <a:noAutofit/>
-                      </wps:bodyPr>
-                    </wps:wsp>
-                  </a:graphicData>
-                </a:graphic>
-                <wp14:sizeRelH relativeFrom="margin">
-                  <wp14:pctWidth>0</wp14:pctWidth>
-                </wp14:sizeRelH>
-                <wp14:sizeRelV relativeFrom="margin">
-                  <wp14:pctHeight>0</wp14:pctHeight>
-                </wp14:sizeRelV>
-              </wp:anchor>
-            </w:drawing>
-          </mc:Choice>
-          <mc:Fallback>
-            <w:pict>
-              <v:shape w14:anchorId="34AB59BB" id="_x0000_s1052" type="#_x0000_t202" style="position:absolute;left:0;text-align:left;margin-left:75.6pt;margin-top:609.3pt;width:96pt;height:23.3pt;z-index:251746304;visibility:visible;mso-wrap-style:square;mso-width-percent:0;mso-height-percent:0;mso-wrap-distance-left:9pt;mso-wrap-distance-top:3.6pt;mso-wrap-distance-right:9pt;mso-wrap-distance-bottom:3.6pt;mso-position-horizontal:absolute;mso-position-horizontal-relative:page;mso-position-vertical:absolute;mso-position-vertical-relative:page;mso-width-percent:0;mso-height-percent:0;mso-width-relative:margin;mso-height-relative:margin;v-text-anchor:top" o:gfxdata="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" strokecolor="white [3212]">
-                <v:textbox>
-                  <w:txbxContent>
-                    <w:p>
-                      <w:pPr>
-                        <w:jc w:val="center"/>
-                      </w:pPr>
-                      <w:r>
-                        <w:t>Slika 25.</w:t>
-                      </w:r>
-                    </w:p>
-                  </w:txbxContent>
-                </v:textbox>
-                <w10:wrap type="square" anchorx="page" anchory="page"/>
-              </v:shape>
-            </w:pict>
-          </mc:Fallback>
-        </mc:AlternateContent>
+          <w:sz w:val="24"/>
+          <w:szCs w:val="24"/>
+        </w:rPr>
+        <w:drawing>
+          <wp:anchor distT="0" distB="0" distL="114300" distR="114300" simplePos="0" relativeHeight="251744256" behindDoc="1" locked="0" layoutInCell="1" allowOverlap="1" wp14:anchorId="420BF955" wp14:editId="4240879A">
+            <wp:simplePos x="0" y="0"/>
+            <wp:positionH relativeFrom="margin">
+              <wp:align>center</wp:align>
+            </wp:positionH>
+            <wp:positionV relativeFrom="page">
+              <wp:posOffset>4768850</wp:posOffset>
+            </wp:positionV>
+            <wp:extent cx="1310640" cy="2834640"/>
+            <wp:effectExtent l="0" t="0" r="3810" b="3810"/>
+            <wp:wrapTight wrapText="bothSides">
+              <wp:wrapPolygon edited="0">
+                <wp:start x="0" y="0"/>
+                <wp:lineTo x="0" y="21484"/>
+                <wp:lineTo x="21349" y="21484"/>
+                <wp:lineTo x="21349" y="0"/>
+                <wp:lineTo x="0" y="0"/>
+              </wp:wrapPolygon>
+            </wp:wrapTight>
+            <wp:docPr id="22" name="Picture 22"/>
+            <wp:cNvGraphicFramePr>
+              <a:graphicFrameLocks xmlns:a="http://schemas.openxmlformats.org/drawingml/2006/main" noChangeAspect="1"/>
+            </wp:cNvGraphicFramePr>
+            <a:graphic xmlns:a="http://schemas.openxmlformats.org/drawingml/2006/main">
+              <a:graphicData uri="http://schemas.openxmlformats.org/drawingml/2006/picture">
+                <pic:pic xmlns:pic="http://schemas.openxmlformats.org/drawingml/2006/picture">
+                  <pic:nvPicPr>
+                    <pic:cNvPr id="0" name="Picture 1"/>
+                    <pic:cNvPicPr>
+                      <a:picLocks noChangeAspect="1" noChangeArrowheads="1"/>
+                    </pic:cNvPicPr>
+                  </pic:nvPicPr>
+                  <pic:blipFill>
+                    <a:blip r:embed="rId34" cstate="print">
+                      <a:extLst>
+                        <a:ext uri="{28A0092B-C50C-407E-A947-70E740481C1C}">
+                          <a14:useLocalDpi xmlns:a14="http://schemas.microsoft.com/office/drawing/2010/main" val="0"/>
+                        </a:ext>
+                      </a:extLst>
+                    </a:blip>
+                    <a:srcRect/>
+                    <a:stretch>
+                      <a:fillRect/>
+                    </a:stretch>
+                  </pic:blipFill>
+                  <pic:spPr bwMode="auto">
+                    <a:xfrm>
+                      <a:off x="0" y="0"/>
+                      <a:ext cx="1310640" cy="2834640"/>
+                    </a:xfrm>
+                    <a:prstGeom prst="rect">
+                      <a:avLst/>
+                    </a:prstGeom>
+                    <a:noFill/>
+                    <a:ln>
+                      <a:noFill/>
+                    </a:ln>
+                  </pic:spPr>
+                </pic:pic>
+              </a:graphicData>
+            </a:graphic>
+          </wp:anchor>
+        </w:drawing>
       </w:r>
       <w:r>
         <w:rPr>
@@ -8067,13 +8121,13 @@
           <w:szCs w:val="24"/>
         </w:rPr>
         <w:drawing>
-          <wp:anchor distT="0" distB="0" distL="114300" distR="114300" simplePos="0" relativeHeight="251742208" behindDoc="1" locked="0" layoutInCell="1" allowOverlap="1" wp14:anchorId="7DDBA840" wp14:editId="6AE59993">
+          <wp:anchor distT="0" distB="0" distL="114300" distR="114300" simplePos="0" relativeHeight="251742208" behindDoc="1" locked="0" layoutInCell="1" allowOverlap="1" wp14:anchorId="7DDBA840" wp14:editId="03E7B83F">
             <wp:simplePos x="0" y="0"/>
             <wp:positionH relativeFrom="margin">
               <wp:align>left</wp:align>
             </wp:positionH>
             <wp:positionV relativeFrom="page">
-              <wp:posOffset>4903177</wp:posOffset>
+              <wp:posOffset>4811395</wp:posOffset>
             </wp:positionV>
             <wp:extent cx="1310640" cy="2834640"/>
             <wp:effectExtent l="0" t="0" r="3810" b="3810"/>
@@ -8764,13 +8818,7 @@
                               <w:jc w:val="center"/>
                             </w:pPr>
                             <w:r>
-                              <w:t>Slika 2</w:t>
-                            </w:r>
-                            <w:r>
-                              <w:t>9</w:t>
-                            </w:r>
-                            <w:r>
-                              <w:t>.</w:t>
+                              <w:t>Slika 29.</w:t>
                             </w:r>
                           </w:p>
                         </w:txbxContent>
@@ -8800,13 +8848,7 @@
                         <w:jc w:val="center"/>
                       </w:pPr>
                       <w:r>
-                        <w:t>Slika 2</w:t>
-                      </w:r>
-                      <w:r>
-                        <w:t>9</w:t>
-                      </w:r>
-                      <w:r>
-                        <w:t>.</w:t>
+                        <w:t>Slika 29.</w:t>
                       </w:r>
                     </w:p>
                   </w:txbxContent>
@@ -9120,13 +9162,7 @@
                               <w:jc w:val="center"/>
                             </w:pPr>
                             <w:r>
-                              <w:t>Slika 3</w:t>
-                            </w:r>
-                            <w:r>
-                              <w:t>2</w:t>
-                            </w:r>
-                            <w:r>
-                              <w:t>.</w:t>
+                              <w:t>Slika 32.</w:t>
                             </w:r>
                           </w:p>
                         </w:txbxContent>
@@ -9156,13 +9192,7 @@
                         <w:jc w:val="center"/>
                       </w:pPr>
                       <w:r>
-                        <w:t>Slika 3</w:t>
-                      </w:r>
-                      <w:r>
-                        <w:t>2</w:t>
-                      </w:r>
-                      <w:r>
-                        <w:t>.</w:t>
+                        <w:t>Slika 32.</w:t>
                       </w:r>
                     </w:p>
                   </w:txbxContent>
@@ -9230,13 +9260,7 @@
                               <w:jc w:val="center"/>
                             </w:pPr>
                             <w:r>
-                              <w:t>Slika 3</w:t>
-                            </w:r>
-                            <w:r>
-                              <w:t>1</w:t>
-                            </w:r>
-                            <w:r>
-                              <w:t>.</w:t>
+                              <w:t>Slika 31.</w:t>
                             </w:r>
                           </w:p>
                         </w:txbxContent>
@@ -9266,13 +9290,7 @@
                         <w:jc w:val="center"/>
                       </w:pPr>
                       <w:r>
-                        <w:t>Slika 3</w:t>
-                      </w:r>
-                      <w:r>
-                        <w:t>1</w:t>
-                      </w:r>
-                      <w:r>
-                        <w:t>.</w:t>
+                        <w:t>Slika 31.</w:t>
                       </w:r>
                     </w:p>
                   </w:txbxContent>
@@ -9628,6 +9646,13 @@
           <w:szCs w:val="24"/>
         </w:rPr>
         <w:t>. Dugme “Kreiraj turu” ne može da se klikne dok se ne odaberu I vozač I vozilo, a dugme “Otkaži”, poništava turu I vraća dispečera na stranicu “Prodaja ture”.</w:t>
+      </w:r>
+      <w:r>
+        <w:rPr>
+          <w:sz w:val="24"/>
+          <w:szCs w:val="24"/>
+        </w:rPr>
+        <w:t xml:space="preserve"> Klikom na dugme “Kreiraj turu”, tura se šalje vozaču I čeka se odgovor vozača, odnosno da li prihvata ili odbija turu. </w:t>
       </w:r>
     </w:p>
     <w:p>
@@ -10010,16 +10035,7 @@
                               <w:jc w:val="center"/>
                             </w:pPr>
                             <w:r>
-                              <w:t>Slika 3</w:t>
-                            </w:r>
-                            <w:r>
-                              <w:t>6</w:t>
-                            </w:r>
-                            <w:r>
-                              <w:t xml:space="preserve">. </w:t>
-                            </w:r>
-                            <w:r>
-                              <w:t>Filtrirana lista vozila</w:t>
+                              <w:t>Slika 36. Filtrirana lista vozila</w:t>
                             </w:r>
                           </w:p>
                         </w:txbxContent>
@@ -10049,16 +10065,7 @@
                         <w:jc w:val="center"/>
                       </w:pPr>
                       <w:r>
-                        <w:t>Slika 3</w:t>
-                      </w:r>
-                      <w:r>
-                        <w:t>6</w:t>
-                      </w:r>
-                      <w:r>
-                        <w:t xml:space="preserve">. </w:t>
-                      </w:r>
-                      <w:r>
-                        <w:t>Filtrirana lista vozila</w:t>
+                        <w:t>Slika 36. Filtrirana lista vozila</w:t>
                       </w:r>
                     </w:p>
                   </w:txbxContent>
@@ -10126,22 +10133,7 @@
                               <w:jc w:val="center"/>
                             </w:pPr>
                             <w:r>
-                              <w:t>Slika 3</w:t>
-                            </w:r>
-                            <w:r>
-                              <w:t>5</w:t>
-                            </w:r>
-                            <w:r>
-                              <w:t xml:space="preserve">. </w:t>
-                            </w:r>
-                            <w:r>
-                              <w:t xml:space="preserve">Filtrirana </w:t>
-                            </w:r>
-                            <w:r>
-                              <w:t>Lista voz</w:t>
-                            </w:r>
-                            <w:r>
-                              <w:t>ača</w:t>
+                              <w:t>Slika 35. Filtrirana Lista vozača</w:t>
                             </w:r>
                           </w:p>
                         </w:txbxContent>
@@ -10171,22 +10163,7 @@
                         <w:jc w:val="center"/>
                       </w:pPr>
                       <w:r>
-                        <w:t>Slika 3</w:t>
-                      </w:r>
-                      <w:r>
-                        <w:t>5</w:t>
-                      </w:r>
-                      <w:r>
-                        <w:t xml:space="preserve">. </w:t>
-                      </w:r>
-                      <w:r>
-                        <w:t xml:space="preserve">Filtrirana </w:t>
-                      </w:r>
-                      <w:r>
-                        <w:t>Lista voz</w:t>
-                      </w:r>
-                      <w:r>
-                        <w:t>ača</w:t>
+                        <w:t>Slika 35. Filtrirana Lista vozača</w:t>
                       </w:r>
                     </w:p>
                   </w:txbxContent>
@@ -10254,16 +10231,7 @@
                               <w:jc w:val="center"/>
                             </w:pPr>
                             <w:r>
-                              <w:t>Slika 3</w:t>
-                            </w:r>
-                            <w:r>
-                              <w:t>4</w:t>
-                            </w:r>
-                            <w:r>
-                              <w:t>.</w:t>
-                            </w:r>
-                            <w:r>
-                              <w:t xml:space="preserve"> Lista vozila</w:t>
+                              <w:t>Slika 34. Lista vozila</w:t>
                             </w:r>
                           </w:p>
                         </w:txbxContent>
@@ -10293,16 +10261,7 @@
                         <w:jc w:val="center"/>
                       </w:pPr>
                       <w:r>
-                        <w:t>Slika 3</w:t>
-                      </w:r>
-                      <w:r>
-                        <w:t>4</w:t>
-                      </w:r>
-                      <w:r>
-                        <w:t>.</w:t>
-                      </w:r>
-                      <w:r>
-                        <w:t xml:space="preserve"> Lista vozila</w:t>
+                        <w:t>Slika 34. Lista vozila</w:t>
                       </w:r>
                     </w:p>
                   </w:txbxContent>
@@ -10370,13 +10329,7 @@
                               <w:jc w:val="center"/>
                             </w:pPr>
                             <w:r>
-                              <w:t>Slika 3</w:t>
-                            </w:r>
-                            <w:r>
-                              <w:t>3</w:t>
-                            </w:r>
-                            <w:r>
-                              <w:t>.</w:t>
+                              <w:t>Slika 33.</w:t>
                             </w:r>
                           </w:p>
                         </w:txbxContent>
@@ -10406,13 +10359,7 @@
                         <w:jc w:val="center"/>
                       </w:pPr>
                       <w:r>
-                        <w:t>Slika 3</w:t>
-                      </w:r>
-                      <w:r>
-                        <w:t>3</w:t>
-                      </w:r>
-                      <w:r>
-                        <w:t>.</w:t>
+                        <w:t>Slika 33.</w:t>
                       </w:r>
                     </w:p>
                   </w:txbxContent>
@@ -10501,7 +10448,2496 @@
         </w:drawing>
       </w:r>
     </w:p>
+    <w:p>
+      <w:pPr>
+        <w:rPr>
+          <w:sz w:val="24"/>
+          <w:szCs w:val="24"/>
+        </w:rPr>
+      </w:pPr>
+    </w:p>
+    <w:p>
+      <w:pPr>
+        <w:rPr>
+          <w:sz w:val="24"/>
+          <w:szCs w:val="24"/>
+        </w:rPr>
+      </w:pPr>
+    </w:p>
+    <w:p>
+      <w:pPr>
+        <w:rPr>
+          <w:sz w:val="24"/>
+          <w:szCs w:val="24"/>
+        </w:rPr>
+      </w:pPr>
+    </w:p>
+    <w:p>
+      <w:pPr>
+        <w:rPr>
+          <w:sz w:val="24"/>
+          <w:szCs w:val="24"/>
+        </w:rPr>
+      </w:pPr>
+    </w:p>
+    <w:p>
+      <w:pPr>
+        <w:rPr>
+          <w:sz w:val="24"/>
+          <w:szCs w:val="24"/>
+        </w:rPr>
+      </w:pPr>
+    </w:p>
+    <w:p>
+      <w:pPr>
+        <w:rPr>
+          <w:sz w:val="24"/>
+          <w:szCs w:val="24"/>
+        </w:rPr>
+      </w:pPr>
+    </w:p>
+    <w:p>
+      <w:pPr>
+        <w:rPr>
+          <w:sz w:val="24"/>
+          <w:szCs w:val="24"/>
+        </w:rPr>
+      </w:pPr>
+    </w:p>
+    <w:p>
+      <w:pPr>
+        <w:rPr>
+          <w:sz w:val="24"/>
+          <w:szCs w:val="24"/>
+        </w:rPr>
+      </w:pPr>
+    </w:p>
+    <w:p>
+      <w:pPr>
+        <w:rPr>
+          <w:sz w:val="24"/>
+          <w:szCs w:val="24"/>
+        </w:rPr>
+      </w:pPr>
+    </w:p>
+    <w:p>
+      <w:pPr>
+        <w:tabs>
+          <w:tab w:val="left" w:pos="2800"/>
+        </w:tabs>
+        <w:rPr>
+          <w:sz w:val="24"/>
+          <w:szCs w:val="24"/>
+        </w:rPr>
+      </w:pPr>
+      <w:r>
+        <w:rPr>
+          <w:sz w:val="24"/>
+          <w:szCs w:val="24"/>
+        </w:rPr>
+        <w:tab/>
+      </w:r>
+    </w:p>
+    <w:p>
+      <w:pPr>
+        <w:tabs>
+          <w:tab w:val="left" w:pos="2800"/>
+        </w:tabs>
+        <w:rPr>
+          <w:sz w:val="32"/>
+          <w:szCs w:val="32"/>
+        </w:rPr>
+      </w:pPr>
+      <w:r>
+        <w:rPr>
+          <w:sz w:val="32"/>
+          <w:szCs w:val="32"/>
+        </w:rPr>
+        <w:t>4.6.1 Uloga vozača u prodaji</w:t>
+      </w:r>
+    </w:p>
+    <w:p>
+      <w:pPr>
+        <w:spacing w:before="100" w:beforeAutospacing="1" w:after="100" w:afterAutospacing="1" w:line="240" w:lineRule="auto"/>
+        <w:jc w:val="both"/>
+        <w:rPr>
+          <w:rFonts w:eastAsia="Times New Roman" w:cstheme="minorHAnsi"/>
+          <w:sz w:val="24"/>
+          <w:szCs w:val="24"/>
+        </w:rPr>
+      </w:pPr>
+      <w:r>
+        <w:rPr>
+          <w:rFonts w:eastAsia="Times New Roman" w:cstheme="minorHAnsi"/>
+          <w:sz w:val="24"/>
+          <w:szCs w:val="24"/>
+        </w:rPr>
+        <w:t xml:space="preserve">Nakon što dispečer kreira turu, ona se prosleđuje vozaču, koji na svojoj početnoj stranici dobija notifikaciju o novoj turi. Klikom na ikonu za notifikacije, </w:t>
+      </w:r>
+      <w:r>
+        <w:rPr>
+          <w:rFonts w:eastAsia="Times New Roman" w:cstheme="minorHAnsi"/>
+          <w:sz w:val="24"/>
+          <w:szCs w:val="24"/>
+        </w:rPr>
+        <w:t xml:space="preserve">koja se nalazi u gornjem desnom uglu na vozačevoj početnoj stranici, </w:t>
+      </w:r>
+      <w:r>
+        <w:rPr>
+          <w:rFonts w:eastAsia="Times New Roman" w:cstheme="minorHAnsi"/>
+          <w:sz w:val="24"/>
+          <w:szCs w:val="24"/>
+        </w:rPr>
+        <w:t xml:space="preserve">vozaču se prikazuje lista </w:t>
+      </w:r>
+      <w:r>
+        <w:rPr>
+          <w:rFonts w:eastAsia="Times New Roman" w:cstheme="minorHAnsi"/>
+          <w:sz w:val="24"/>
+          <w:szCs w:val="24"/>
+        </w:rPr>
+        <w:t>obaveštenja(Slika 37.)</w:t>
+      </w:r>
+      <w:r>
+        <w:rPr>
+          <w:rFonts w:eastAsia="Times New Roman" w:cstheme="minorHAnsi"/>
+          <w:sz w:val="24"/>
+          <w:szCs w:val="24"/>
+        </w:rPr>
+        <w:t>, gde ima mogućnost pregleda detalja ture.</w:t>
+      </w:r>
+      <w:r>
+        <w:rPr>
+          <w:rFonts w:eastAsia="Times New Roman" w:cstheme="minorHAnsi"/>
+          <w:sz w:val="24"/>
+          <w:szCs w:val="24"/>
+        </w:rPr>
+        <w:t xml:space="preserve"> </w:t>
+      </w:r>
+      <w:r>
+        <w:rPr>
+          <w:rFonts w:eastAsia="Times New Roman" w:cstheme="minorHAnsi"/>
+          <w:sz w:val="24"/>
+          <w:szCs w:val="24"/>
+        </w:rPr>
+        <w:t>U okviru detalja ture, vozač može da prihvati ili odbije dodeljenu turu</w:t>
+      </w:r>
+      <w:r>
+        <w:rPr>
+          <w:rFonts w:eastAsia="Times New Roman" w:cstheme="minorHAnsi"/>
+          <w:sz w:val="24"/>
+          <w:szCs w:val="24"/>
+        </w:rPr>
+        <w:t>(Slika 38.)</w:t>
+      </w:r>
+      <w:r>
+        <w:rPr>
+          <w:rFonts w:eastAsia="Times New Roman" w:cstheme="minorHAnsi"/>
+          <w:sz w:val="24"/>
+          <w:szCs w:val="24"/>
+        </w:rPr>
+        <w:t>. U slučaju odbijanja, vozač</w:t>
+      </w:r>
+      <w:r>
+        <w:rPr>
+          <w:rFonts w:eastAsia="Times New Roman" w:cstheme="minorHAnsi"/>
+          <w:sz w:val="24"/>
+          <w:szCs w:val="24"/>
+        </w:rPr>
+        <w:t xml:space="preserve">u se prilikom klika na dugme “Odbij turu” pojavljuje polje za unos </w:t>
+      </w:r>
+      <w:r>
+        <w:rPr>
+          <w:rFonts w:eastAsia="Times New Roman" w:cstheme="minorHAnsi"/>
+          <w:sz w:val="24"/>
+          <w:szCs w:val="24"/>
+        </w:rPr>
+        <w:t>razloga</w:t>
+      </w:r>
+      <w:r>
+        <w:rPr>
+          <w:rFonts w:eastAsia="Times New Roman" w:cstheme="minorHAnsi"/>
+          <w:sz w:val="24"/>
+          <w:szCs w:val="24"/>
+        </w:rPr>
+        <w:t>(Slika 39.)</w:t>
+      </w:r>
+      <w:r>
+        <w:rPr>
+          <w:rFonts w:eastAsia="Times New Roman" w:cstheme="minorHAnsi"/>
+          <w:sz w:val="24"/>
+          <w:szCs w:val="24"/>
+        </w:rPr>
+        <w:t>, nakon čega se obaveštenje prosleđuje dispečeru radi daljeg postupanja. Ukoliko vozač prihvati turu, ona prelazi u fazu realizacije, a sistem automatski ažurira stanje u okviru operativnog dela aplikacije.</w:t>
+      </w:r>
+      <w:r>
+        <w:rPr>
+          <w:rFonts w:eastAsia="Times New Roman" w:cstheme="minorHAnsi"/>
+          <w:sz w:val="24"/>
+          <w:szCs w:val="24"/>
+        </w:rPr>
+        <w:t xml:space="preserve"> Sistem, nakon prihvatanja ture, vozača preusmerava na stranicu sa detaljima ture, poljima za štikliranje, kao I dugmetom za prijavu problema(Slika 40.). </w:t>
+      </w:r>
+      <w:r>
+        <w:rPr>
+          <w:rFonts w:eastAsia="Times New Roman" w:cstheme="minorHAnsi"/>
+          <w:sz w:val="24"/>
+          <w:szCs w:val="24"/>
+        </w:rPr>
+        <w:t>Tokom realizacije, vozač ne menja status direktno, već vrši određene akcije koje odražavaju tok transporta. Klikom na opciju „Roba utovarena“ označava se završetak utovara, nakon čega sistem ažurira status ture i ona prelazi u fazu vožnje. Nakon isporuke robe, vozač označava opciju „Roba isporučena“, čime se tura završava.</w:t>
+      </w:r>
+      <w:r>
+        <w:rPr>
+          <w:rFonts w:eastAsia="Times New Roman" w:cstheme="minorHAnsi"/>
+          <w:sz w:val="24"/>
+          <w:szCs w:val="24"/>
+        </w:rPr>
+        <w:t xml:space="preserve"> Polje “Roba isporučena” ne može da se štiklira pre nego se prethodno polje štiklira(Slika 41.). </w:t>
+      </w:r>
+    </w:p>
+    <w:p>
+      <w:pPr>
+        <w:spacing w:before="100" w:beforeAutospacing="1" w:after="100" w:afterAutospacing="1" w:line="240" w:lineRule="auto"/>
+        <w:jc w:val="both"/>
+        <w:rPr>
+          <w:rFonts w:eastAsia="Times New Roman" w:cstheme="minorHAnsi"/>
+          <w:sz w:val="24"/>
+          <w:szCs w:val="24"/>
+        </w:rPr>
+      </w:pPr>
+      <w:r>
+        <w:rPr>
+          <w:rFonts w:eastAsia="Times New Roman" w:cstheme="minorHAnsi"/>
+          <w:sz w:val="24"/>
+          <w:szCs w:val="24"/>
+        </w:rPr>
+        <w:t>U slučaju nepredviđenih situacija, vozač ima mogućnost da prijavi problem, čime se dispečer obaveštava i može preduzeti odgovarajuće mere. Na osnovu ovih akcija, kartice u okviru ekrana „Operativa“ se automatski ažuriraju, čime se omogućava praćenje stanja transporta u realnom vremenu.</w:t>
+      </w:r>
+      <w:r>
+        <w:rPr>
+          <w:rFonts w:eastAsia="Times New Roman" w:cstheme="minorHAnsi"/>
+          <w:sz w:val="24"/>
+          <w:szCs w:val="24"/>
+        </w:rPr>
+        <w:t xml:space="preserve"> Takođe, dispečer ima mogućnost da isporuku ture prati preko mape. </w:t>
+      </w:r>
+    </w:p>
+    <w:p>
+      <w:pPr>
+        <w:tabs>
+          <w:tab w:val="left" w:pos="2800"/>
+        </w:tabs>
+        <w:jc w:val="both"/>
+        <w:rPr>
+          <w:sz w:val="24"/>
+          <w:szCs w:val="24"/>
+        </w:rPr>
+      </w:pPr>
+    </w:p>
+    <w:p>
+      <w:pPr>
+        <w:tabs>
+          <w:tab w:val="left" w:pos="2800"/>
+        </w:tabs>
+        <w:jc w:val="both"/>
+        <w:rPr>
+          <w:sz w:val="24"/>
+          <w:szCs w:val="24"/>
+        </w:rPr>
+      </w:pPr>
+    </w:p>
+    <w:p>
+      <w:pPr>
+        <w:tabs>
+          <w:tab w:val="left" w:pos="2800"/>
+        </w:tabs>
+        <w:jc w:val="both"/>
+        <w:rPr>
+          <w:sz w:val="24"/>
+          <w:szCs w:val="24"/>
+        </w:rPr>
+      </w:pPr>
+    </w:p>
+    <w:p>
+      <w:pPr>
+        <w:tabs>
+          <w:tab w:val="left" w:pos="2800"/>
+        </w:tabs>
+        <w:jc w:val="both"/>
+        <w:rPr>
+          <w:sz w:val="24"/>
+          <w:szCs w:val="24"/>
+        </w:rPr>
+      </w:pPr>
+    </w:p>
+    <w:p>
+      <w:pPr>
+        <w:tabs>
+          <w:tab w:val="left" w:pos="2800"/>
+        </w:tabs>
+        <w:jc w:val="both"/>
+        <w:rPr>
+          <w:sz w:val="24"/>
+          <w:szCs w:val="24"/>
+        </w:rPr>
+      </w:pPr>
+    </w:p>
+    <w:p>
+      <w:pPr>
+        <w:tabs>
+          <w:tab w:val="left" w:pos="2800"/>
+        </w:tabs>
+        <w:jc w:val="both"/>
+        <w:rPr>
+          <w:sz w:val="24"/>
+          <w:szCs w:val="24"/>
+        </w:rPr>
+      </w:pPr>
+    </w:p>
+    <w:p>
+      <w:pPr>
+        <w:tabs>
+          <w:tab w:val="left" w:pos="2800"/>
+        </w:tabs>
+        <w:jc w:val="both"/>
+        <w:rPr>
+          <w:sz w:val="24"/>
+          <w:szCs w:val="24"/>
+        </w:rPr>
+      </w:pPr>
+    </w:p>
+    <w:p>
+      <w:pPr>
+        <w:tabs>
+          <w:tab w:val="left" w:pos="2800"/>
+        </w:tabs>
+        <w:jc w:val="both"/>
+        <w:rPr>
+          <w:sz w:val="24"/>
+          <w:szCs w:val="24"/>
+        </w:rPr>
+      </w:pPr>
+    </w:p>
+    <w:p>
+      <w:pPr>
+        <w:tabs>
+          <w:tab w:val="left" w:pos="2800"/>
+        </w:tabs>
+        <w:jc w:val="both"/>
+        <w:rPr>
+          <w:sz w:val="24"/>
+          <w:szCs w:val="24"/>
+        </w:rPr>
+      </w:pPr>
+    </w:p>
+    <w:p>
+      <w:pPr>
+        <w:tabs>
+          <w:tab w:val="left" w:pos="2800"/>
+        </w:tabs>
+        <w:jc w:val="both"/>
+        <w:rPr>
+          <w:sz w:val="24"/>
+          <w:szCs w:val="24"/>
+        </w:rPr>
+      </w:pPr>
+    </w:p>
+    <w:p>
+      <w:pPr>
+        <w:tabs>
+          <w:tab w:val="left" w:pos="2800"/>
+        </w:tabs>
+        <w:jc w:val="both"/>
+        <w:rPr>
+          <w:sz w:val="24"/>
+          <w:szCs w:val="24"/>
+        </w:rPr>
+      </w:pPr>
+    </w:p>
+    <w:p>
+      <w:pPr>
+        <w:tabs>
+          <w:tab w:val="left" w:pos="2800"/>
+        </w:tabs>
+        <w:jc w:val="both"/>
+        <w:rPr>
+          <w:sz w:val="24"/>
+          <w:szCs w:val="24"/>
+        </w:rPr>
+      </w:pPr>
+    </w:p>
+    <w:p>
+      <w:pPr>
+        <w:tabs>
+          <w:tab w:val="left" w:pos="2800"/>
+        </w:tabs>
+        <w:jc w:val="both"/>
+        <w:rPr>
+          <w:sz w:val="24"/>
+          <w:szCs w:val="24"/>
+        </w:rPr>
+      </w:pPr>
+    </w:p>
+    <w:p>
+      <w:pPr>
+        <w:tabs>
+          <w:tab w:val="left" w:pos="2800"/>
+        </w:tabs>
+        <w:jc w:val="both"/>
+        <w:rPr>
+          <w:sz w:val="24"/>
+          <w:szCs w:val="24"/>
+        </w:rPr>
+      </w:pPr>
+    </w:p>
+    <w:p>
+      <w:pPr>
+        <w:tabs>
+          <w:tab w:val="left" w:pos="2800"/>
+        </w:tabs>
+        <w:jc w:val="both"/>
+        <w:rPr>
+          <w:sz w:val="24"/>
+          <w:szCs w:val="24"/>
+        </w:rPr>
+      </w:pPr>
+    </w:p>
+    <w:p>
+      <w:pPr>
+        <w:tabs>
+          <w:tab w:val="left" w:pos="2800"/>
+        </w:tabs>
+        <w:jc w:val="both"/>
+        <w:rPr>
+          <w:sz w:val="24"/>
+          <w:szCs w:val="24"/>
+        </w:rPr>
+      </w:pPr>
+    </w:p>
+    <w:p>
+      <w:pPr>
+        <w:tabs>
+          <w:tab w:val="left" w:pos="2800"/>
+        </w:tabs>
+        <w:jc w:val="both"/>
+        <w:rPr>
+          <w:sz w:val="24"/>
+          <w:szCs w:val="24"/>
+        </w:rPr>
+      </w:pPr>
+    </w:p>
+    <w:p>
+      <w:pPr>
+        <w:tabs>
+          <w:tab w:val="left" w:pos="2800"/>
+        </w:tabs>
+        <w:jc w:val="both"/>
+        <w:rPr>
+          <w:sz w:val="24"/>
+          <w:szCs w:val="24"/>
+        </w:rPr>
+      </w:pPr>
+    </w:p>
+    <w:p>
+      <w:pPr>
+        <w:tabs>
+          <w:tab w:val="left" w:pos="2800"/>
+        </w:tabs>
+        <w:jc w:val="both"/>
+        <w:rPr>
+          <w:sz w:val="24"/>
+          <w:szCs w:val="24"/>
+        </w:rPr>
+      </w:pPr>
+    </w:p>
+    <w:p>
+      <w:pPr>
+        <w:tabs>
+          <w:tab w:val="left" w:pos="2800"/>
+        </w:tabs>
+        <w:jc w:val="both"/>
+        <w:rPr>
+          <w:sz w:val="24"/>
+          <w:szCs w:val="24"/>
+        </w:rPr>
+      </w:pPr>
+    </w:p>
+    <w:p>
+      <w:pPr>
+        <w:tabs>
+          <w:tab w:val="left" w:pos="2800"/>
+        </w:tabs>
+        <w:jc w:val="both"/>
+        <w:rPr>
+          <w:sz w:val="24"/>
+          <w:szCs w:val="24"/>
+        </w:rPr>
+      </w:pPr>
+    </w:p>
+    <w:p>
+      <w:pPr>
+        <w:tabs>
+          <w:tab w:val="left" w:pos="2800"/>
+        </w:tabs>
+        <w:jc w:val="both"/>
+        <w:rPr>
+          <w:sz w:val="24"/>
+          <w:szCs w:val="24"/>
+        </w:rPr>
+      </w:pPr>
+    </w:p>
+    <w:p>
+      <w:pPr>
+        <w:tabs>
+          <w:tab w:val="left" w:pos="2800"/>
+        </w:tabs>
+        <w:jc w:val="both"/>
+        <w:rPr>
+          <w:sz w:val="24"/>
+          <w:szCs w:val="24"/>
+        </w:rPr>
+      </w:pPr>
+    </w:p>
+    <w:p>
+      <w:pPr>
+        <w:tabs>
+          <w:tab w:val="left" w:pos="2800"/>
+        </w:tabs>
+        <w:jc w:val="both"/>
+        <w:rPr>
+          <w:sz w:val="24"/>
+          <w:szCs w:val="24"/>
+        </w:rPr>
+      </w:pPr>
+    </w:p>
+    <w:p>
+      <w:pPr>
+        <w:tabs>
+          <w:tab w:val="left" w:pos="2800"/>
+        </w:tabs>
+        <w:jc w:val="both"/>
+        <w:rPr>
+          <w:sz w:val="24"/>
+          <w:szCs w:val="24"/>
+        </w:rPr>
+      </w:pPr>
+    </w:p>
+    <w:p>
+      <w:pPr>
+        <w:tabs>
+          <w:tab w:val="left" w:pos="2800"/>
+        </w:tabs>
+        <w:jc w:val="both"/>
+        <w:rPr>
+          <w:sz w:val="24"/>
+          <w:szCs w:val="24"/>
+        </w:rPr>
+      </w:pPr>
+    </w:p>
+    <w:p>
+      <w:pPr>
+        <w:rPr>
+          <w:sz w:val="24"/>
+          <w:szCs w:val="24"/>
+        </w:rPr>
+      </w:pPr>
+      <w:r>
+        <w:rPr>
+          <w:noProof/>
+          <w:sz w:val="36"/>
+          <w:szCs w:val="36"/>
+        </w:rPr>
+        <mc:AlternateContent>
+          <mc:Choice Requires="wps">
+            <w:drawing>
+              <wp:anchor distT="45720" distB="45720" distL="114300" distR="114300" simplePos="0" relativeHeight="251798528" behindDoc="0" locked="0" layoutInCell="1" allowOverlap="1" wp14:anchorId="4AE4D818" wp14:editId="53A0648A">
+                <wp:simplePos x="0" y="0"/>
+                <wp:positionH relativeFrom="margin">
+                  <wp:posOffset>3898900</wp:posOffset>
+                </wp:positionH>
+                <wp:positionV relativeFrom="margin">
+                  <wp:posOffset>6248400</wp:posOffset>
+                </wp:positionV>
+                <wp:extent cx="1625600" cy="685800"/>
+                <wp:effectExtent l="0" t="0" r="12700" b="19050"/>
+                <wp:wrapSquare wrapText="bothSides"/>
+                <wp:docPr id="470" name="Text Box 2"/>
+                <wp:cNvGraphicFramePr>
+                  <a:graphicFrameLocks xmlns:a="http://schemas.openxmlformats.org/drawingml/2006/main"/>
+                </wp:cNvGraphicFramePr>
+                <a:graphic xmlns:a="http://schemas.openxmlformats.org/drawingml/2006/main">
+                  <a:graphicData uri="http://schemas.microsoft.com/office/word/2010/wordprocessingShape">
+                    <wps:wsp>
+                      <wps:cNvSpPr txBox="1">
+                        <a:spLocks noChangeArrowheads="1"/>
+                      </wps:cNvSpPr>
+                      <wps:spPr bwMode="auto">
+                        <a:xfrm>
+                          <a:off x="0" y="0"/>
+                          <a:ext cx="1625600" cy="685800"/>
+                        </a:xfrm>
+                        <a:prstGeom prst="rect">
+                          <a:avLst/>
+                        </a:prstGeom>
+                        <a:solidFill>
+                          <a:srgbClr val="FFFFFF"/>
+                        </a:solidFill>
+                        <a:ln w="9525">
+                          <a:solidFill>
+                            <a:schemeClr val="bg1"/>
+                          </a:solidFill>
+                          <a:miter lim="800000"/>
+                          <a:headEnd/>
+                          <a:tailEnd/>
+                        </a:ln>
+                      </wps:spPr>
+                      <wps:txbx>
+                        <w:txbxContent>
+                          <w:p>
+                            <w:pPr>
+                              <w:jc w:val="center"/>
+                            </w:pPr>
+                            <w:r>
+                              <w:t xml:space="preserve">Slika </w:t>
+                            </w:r>
+                            <w:r>
+                              <w:t>4</w:t>
+                            </w:r>
+                            <w:r>
+                              <w:t>2</w:t>
+                            </w:r>
+                            <w:r>
+                              <w:t>.</w:t>
+                            </w:r>
+                            <w:r>
+                              <w:t xml:space="preserve"> Vozač početna stranica</w:t>
+                            </w:r>
+                            <w:r>
+                              <w:t xml:space="preserve"> </w:t>
+                            </w:r>
+                          </w:p>
+                        </w:txbxContent>
+                      </wps:txbx>
+                      <wps:bodyPr rot="0" vert="horz" wrap="square" lIns="91440" tIns="45720" rIns="91440" bIns="45720" anchor="t" anchorCtr="0">
+                        <a:noAutofit/>
+                      </wps:bodyPr>
+                    </wps:wsp>
+                  </a:graphicData>
+                </a:graphic>
+                <wp14:sizeRelH relativeFrom="margin">
+                  <wp14:pctWidth>0</wp14:pctWidth>
+                </wp14:sizeRelH>
+                <wp14:sizeRelV relativeFrom="margin">
+                  <wp14:pctHeight>0</wp14:pctHeight>
+                </wp14:sizeRelV>
+              </wp:anchor>
+            </w:drawing>
+          </mc:Choice>
+          <mc:Fallback>
+            <w:pict>
+              <v:shape w14:anchorId="4AE4D818" id="_x0000_s1062" type="#_x0000_t202" style="position:absolute;margin-left:307pt;margin-top:492pt;width:128pt;height:54pt;z-index:251798528;visibility:visible;mso-wrap-style:square;mso-width-percent:0;mso-height-percent:0;mso-wrap-distance-left:9pt;mso-wrap-distance-top:3.6pt;mso-wrap-distance-right:9pt;mso-wrap-distance-bottom:3.6pt;mso-position-horizontal:absolute;mso-position-horizontal-relative:margin;mso-position-vertical:absolute;mso-position-vertical-relative:margin;mso-width-percent:0;mso-height-percent:0;mso-width-relative:margin;mso-height-relative:margin;v-text-anchor:top" o:gfxdata="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" strokecolor="white [3212]">
+                <v:textbox>
+                  <w:txbxContent>
+                    <w:p>
+                      <w:pPr>
+                        <w:jc w:val="center"/>
+                      </w:pPr>
+                      <w:r>
+                        <w:t xml:space="preserve">Slika </w:t>
+                      </w:r>
+                      <w:r>
+                        <w:t>4</w:t>
+                      </w:r>
+                      <w:r>
+                        <w:t>2</w:t>
+                      </w:r>
+                      <w:r>
+                        <w:t>.</w:t>
+                      </w:r>
+                      <w:r>
+                        <w:t xml:space="preserve"> Vozač početna stranica</w:t>
+                      </w:r>
+                      <w:r>
+                        <w:t xml:space="preserve"> </w:t>
+                      </w:r>
+                    </w:p>
+                  </w:txbxContent>
+                </v:textbox>
+                <w10:wrap type="square" anchorx="margin" anchory="margin"/>
+              </v:shape>
+            </w:pict>
+          </mc:Fallback>
+        </mc:AlternateContent>
+      </w:r>
+      <w:r>
+        <w:rPr>
+          <w:noProof/>
+          <w:sz w:val="24"/>
+          <w:szCs w:val="24"/>
+        </w:rPr>
+        <w:drawing>
+          <wp:anchor distT="0" distB="0" distL="114300" distR="114300" simplePos="0" relativeHeight="251781120" behindDoc="1" locked="0" layoutInCell="1" allowOverlap="1" wp14:anchorId="11D28A6B" wp14:editId="204310A0">
+            <wp:simplePos x="0" y="0"/>
+            <wp:positionH relativeFrom="column">
+              <wp:posOffset>4005580</wp:posOffset>
+            </wp:positionH>
+            <wp:positionV relativeFrom="page">
+              <wp:posOffset>4331970</wp:posOffset>
+            </wp:positionV>
+            <wp:extent cx="1310640" cy="2834640"/>
+            <wp:effectExtent l="0" t="0" r="3810" b="3810"/>
+            <wp:wrapTight wrapText="bothSides">
+              <wp:wrapPolygon edited="0">
+                <wp:start x="0" y="0"/>
+                <wp:lineTo x="0" y="21484"/>
+                <wp:lineTo x="21349" y="21484"/>
+                <wp:lineTo x="21349" y="0"/>
+                <wp:lineTo x="0" y="0"/>
+              </wp:wrapPolygon>
+            </wp:wrapTight>
+            <wp:docPr id="460" name="Picture 460"/>
+            <wp:cNvGraphicFramePr>
+              <a:graphicFrameLocks xmlns:a="http://schemas.openxmlformats.org/drawingml/2006/main" noChangeAspect="1"/>
+            </wp:cNvGraphicFramePr>
+            <a:graphic xmlns:a="http://schemas.openxmlformats.org/drawingml/2006/main">
+              <a:graphicData uri="http://schemas.openxmlformats.org/drawingml/2006/picture">
+                <pic:pic xmlns:pic="http://schemas.openxmlformats.org/drawingml/2006/picture">
+                  <pic:nvPicPr>
+                    <pic:cNvPr id="0" name="Picture 2"/>
+                    <pic:cNvPicPr>
+                      <a:picLocks noChangeAspect="1" noChangeArrowheads="1"/>
+                    </pic:cNvPicPr>
+                  </pic:nvPicPr>
+                  <pic:blipFill>
+                    <a:blip r:embed="rId45" cstate="print">
+                      <a:extLst>
+                        <a:ext uri="{28A0092B-C50C-407E-A947-70E740481C1C}">
+                          <a14:useLocalDpi xmlns:a14="http://schemas.microsoft.com/office/drawing/2010/main" val="0"/>
+                        </a:ext>
+                      </a:extLst>
+                    </a:blip>
+                    <a:srcRect/>
+                    <a:stretch>
+                      <a:fillRect/>
+                    </a:stretch>
+                  </pic:blipFill>
+                  <pic:spPr bwMode="auto">
+                    <a:xfrm>
+                      <a:off x="0" y="0"/>
+                      <a:ext cx="1310640" cy="2834640"/>
+                    </a:xfrm>
+                    <a:prstGeom prst="rect">
+                      <a:avLst/>
+                    </a:prstGeom>
+                    <a:noFill/>
+                    <a:ln>
+                      <a:noFill/>
+                    </a:ln>
+                  </pic:spPr>
+                </pic:pic>
+              </a:graphicData>
+            </a:graphic>
+          </wp:anchor>
+        </w:drawing>
+      </w:r>
+      <w:r>
+        <w:rPr>
+          <w:noProof/>
+          <w:sz w:val="36"/>
+          <w:szCs w:val="36"/>
+        </w:rPr>
+        <mc:AlternateContent>
+          <mc:Choice Requires="wps">
+            <w:drawing>
+              <wp:anchor distT="45720" distB="45720" distL="114300" distR="114300" simplePos="0" relativeHeight="251796480" behindDoc="0" locked="0" layoutInCell="1" allowOverlap="1" wp14:anchorId="1DC44627" wp14:editId="5E549EF4">
+                <wp:simplePos x="0" y="0"/>
+                <wp:positionH relativeFrom="margin">
+                  <wp:posOffset>2057400</wp:posOffset>
+                </wp:positionH>
+                <wp:positionV relativeFrom="margin">
+                  <wp:posOffset>6271260</wp:posOffset>
+                </wp:positionV>
+                <wp:extent cx="1052830" cy="260985"/>
+                <wp:effectExtent l="0" t="0" r="13970" b="24765"/>
+                <wp:wrapSquare wrapText="bothSides"/>
+                <wp:docPr id="469" name="Text Box 2"/>
+                <wp:cNvGraphicFramePr>
+                  <a:graphicFrameLocks xmlns:a="http://schemas.openxmlformats.org/drawingml/2006/main"/>
+                </wp:cNvGraphicFramePr>
+                <a:graphic xmlns:a="http://schemas.openxmlformats.org/drawingml/2006/main">
+                  <a:graphicData uri="http://schemas.microsoft.com/office/word/2010/wordprocessingShape">
+                    <wps:wsp>
+                      <wps:cNvSpPr txBox="1">
+                        <a:spLocks noChangeArrowheads="1"/>
+                      </wps:cNvSpPr>
+                      <wps:spPr bwMode="auto">
+                        <a:xfrm>
+                          <a:off x="0" y="0"/>
+                          <a:ext cx="1052830" cy="260985"/>
+                        </a:xfrm>
+                        <a:prstGeom prst="rect">
+                          <a:avLst/>
+                        </a:prstGeom>
+                        <a:solidFill>
+                          <a:srgbClr val="FFFFFF"/>
+                        </a:solidFill>
+                        <a:ln w="9525">
+                          <a:solidFill>
+                            <a:schemeClr val="bg1"/>
+                          </a:solidFill>
+                          <a:miter lim="800000"/>
+                          <a:headEnd/>
+                          <a:tailEnd/>
+                        </a:ln>
+                      </wps:spPr>
+                      <wps:txbx>
+                        <w:txbxContent>
+                          <w:p>
+                            <w:pPr>
+                              <w:jc w:val="center"/>
+                            </w:pPr>
+                            <w:r>
+                              <w:t xml:space="preserve">Slika </w:t>
+                            </w:r>
+                            <w:r>
+                              <w:t>4</w:t>
+                            </w:r>
+                            <w:r>
+                              <w:t>1</w:t>
+                            </w:r>
+                            <w:r>
+                              <w:t xml:space="preserve">. </w:t>
+                            </w:r>
+                          </w:p>
+                        </w:txbxContent>
+                      </wps:txbx>
+                      <wps:bodyPr rot="0" vert="horz" wrap="square" lIns="91440" tIns="45720" rIns="91440" bIns="45720" anchor="t" anchorCtr="0">
+                        <a:noAutofit/>
+                      </wps:bodyPr>
+                    </wps:wsp>
+                  </a:graphicData>
+                </a:graphic>
+                <wp14:sizeRelH relativeFrom="margin">
+                  <wp14:pctWidth>0</wp14:pctWidth>
+                </wp14:sizeRelH>
+                <wp14:sizeRelV relativeFrom="margin">
+                  <wp14:pctHeight>0</wp14:pctHeight>
+                </wp14:sizeRelV>
+              </wp:anchor>
+            </w:drawing>
+          </mc:Choice>
+          <mc:Fallback>
+            <w:pict>
+              <v:shape w14:anchorId="1DC44627" id="_x0000_s1063" type="#_x0000_t202" style="position:absolute;margin-left:162pt;margin-top:493.8pt;width:82.9pt;height:20.55pt;z-index:251796480;visibility:visible;mso-wrap-style:square;mso-width-percent:0;mso-height-percent:0;mso-wrap-distance-left:9pt;mso-wrap-distance-top:3.6pt;mso-wrap-distance-right:9pt;mso-wrap-distance-bottom:3.6pt;mso-position-horizontal:absolute;mso-position-horizontal-relative:margin;mso-position-vertical:absolute;mso-position-vertical-relative:margin;mso-width-percent:0;mso-height-percent:0;mso-width-relative:margin;mso-height-relative:margin;v-text-anchor:top" o:gfxdata="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" strokecolor="white [3212]">
+                <v:textbox>
+                  <w:txbxContent>
+                    <w:p>
+                      <w:pPr>
+                        <w:jc w:val="center"/>
+                      </w:pPr>
+                      <w:r>
+                        <w:t xml:space="preserve">Slika </w:t>
+                      </w:r>
+                      <w:r>
+                        <w:t>4</w:t>
+                      </w:r>
+                      <w:r>
+                        <w:t>1</w:t>
+                      </w:r>
+                      <w:r>
+                        <w:t xml:space="preserve">. </w:t>
+                      </w:r>
+                    </w:p>
+                  </w:txbxContent>
+                </v:textbox>
+                <w10:wrap type="square" anchorx="margin" anchory="margin"/>
+              </v:shape>
+            </w:pict>
+          </mc:Fallback>
+        </mc:AlternateContent>
+      </w:r>
+      <w:r>
+        <w:rPr>
+          <w:noProof/>
+          <w:sz w:val="24"/>
+          <w:szCs w:val="24"/>
+        </w:rPr>
+        <w:drawing>
+          <wp:anchor distT="0" distB="0" distL="114300" distR="114300" simplePos="0" relativeHeight="251785216" behindDoc="1" locked="0" layoutInCell="1" allowOverlap="1" wp14:anchorId="048BCAB9" wp14:editId="1D985423">
+            <wp:simplePos x="0" y="0"/>
+            <wp:positionH relativeFrom="column">
+              <wp:posOffset>1920240</wp:posOffset>
+            </wp:positionH>
+            <wp:positionV relativeFrom="margin">
+              <wp:posOffset>3435350</wp:posOffset>
+            </wp:positionV>
+            <wp:extent cx="1310640" cy="2834640"/>
+            <wp:effectExtent l="0" t="0" r="3810" b="3810"/>
+            <wp:wrapTight wrapText="bothSides">
+              <wp:wrapPolygon edited="0">
+                <wp:start x="0" y="0"/>
+                <wp:lineTo x="0" y="21484"/>
+                <wp:lineTo x="21349" y="21484"/>
+                <wp:lineTo x="21349" y="0"/>
+                <wp:lineTo x="0" y="0"/>
+              </wp:wrapPolygon>
+            </wp:wrapTight>
+            <wp:docPr id="463" name="Picture 463"/>
+            <wp:cNvGraphicFramePr>
+              <a:graphicFrameLocks xmlns:a="http://schemas.openxmlformats.org/drawingml/2006/main" noChangeAspect="1"/>
+            </wp:cNvGraphicFramePr>
+            <a:graphic xmlns:a="http://schemas.openxmlformats.org/drawingml/2006/main">
+              <a:graphicData uri="http://schemas.openxmlformats.org/drawingml/2006/picture">
+                <pic:pic xmlns:pic="http://schemas.openxmlformats.org/drawingml/2006/picture">
+                  <pic:nvPicPr>
+                    <pic:cNvPr id="0" name="Picture 5"/>
+                    <pic:cNvPicPr>
+                      <a:picLocks noChangeAspect="1" noChangeArrowheads="1"/>
+                    </pic:cNvPicPr>
+                  </pic:nvPicPr>
+                  <pic:blipFill>
+                    <a:blip r:embed="rId46" cstate="print">
+                      <a:extLst>
+                        <a:ext uri="{28A0092B-C50C-407E-A947-70E740481C1C}">
+                          <a14:useLocalDpi xmlns:a14="http://schemas.microsoft.com/office/drawing/2010/main" val="0"/>
+                        </a:ext>
+                      </a:extLst>
+                    </a:blip>
+                    <a:srcRect/>
+                    <a:stretch>
+                      <a:fillRect/>
+                    </a:stretch>
+                  </pic:blipFill>
+                  <pic:spPr bwMode="auto">
+                    <a:xfrm>
+                      <a:off x="0" y="0"/>
+                      <a:ext cx="1310640" cy="2834640"/>
+                    </a:xfrm>
+                    <a:prstGeom prst="rect">
+                      <a:avLst/>
+                    </a:prstGeom>
+                    <a:noFill/>
+                    <a:ln>
+                      <a:noFill/>
+                    </a:ln>
+                  </pic:spPr>
+                </pic:pic>
+              </a:graphicData>
+            </a:graphic>
+          </wp:anchor>
+        </w:drawing>
+      </w:r>
+      <w:r>
+        <w:rPr>
+          <w:noProof/>
+          <w:sz w:val="36"/>
+          <w:szCs w:val="36"/>
+        </w:rPr>
+        <mc:AlternateContent>
+          <mc:Choice Requires="wps">
+            <w:drawing>
+              <wp:anchor distT="45720" distB="45720" distL="114300" distR="114300" simplePos="0" relativeHeight="251794432" behindDoc="0" locked="0" layoutInCell="1" allowOverlap="1" wp14:anchorId="178D6D59" wp14:editId="6752F58F">
+                <wp:simplePos x="0" y="0"/>
+                <wp:positionH relativeFrom="margin">
+                  <wp:posOffset>152400</wp:posOffset>
+                </wp:positionH>
+                <wp:positionV relativeFrom="margin">
+                  <wp:posOffset>6233160</wp:posOffset>
+                </wp:positionV>
+                <wp:extent cx="1052830" cy="260985"/>
+                <wp:effectExtent l="0" t="0" r="13970" b="24765"/>
+                <wp:wrapSquare wrapText="bothSides"/>
+                <wp:docPr id="468" name="Text Box 2"/>
+                <wp:cNvGraphicFramePr>
+                  <a:graphicFrameLocks xmlns:a="http://schemas.openxmlformats.org/drawingml/2006/main"/>
+                </wp:cNvGraphicFramePr>
+                <a:graphic xmlns:a="http://schemas.openxmlformats.org/drawingml/2006/main">
+                  <a:graphicData uri="http://schemas.microsoft.com/office/word/2010/wordprocessingShape">
+                    <wps:wsp>
+                      <wps:cNvSpPr txBox="1">
+                        <a:spLocks noChangeArrowheads="1"/>
+                      </wps:cNvSpPr>
+                      <wps:spPr bwMode="auto">
+                        <a:xfrm>
+                          <a:off x="0" y="0"/>
+                          <a:ext cx="1052830" cy="260985"/>
+                        </a:xfrm>
+                        <a:prstGeom prst="rect">
+                          <a:avLst/>
+                        </a:prstGeom>
+                        <a:solidFill>
+                          <a:srgbClr val="FFFFFF"/>
+                        </a:solidFill>
+                        <a:ln w="9525">
+                          <a:solidFill>
+                            <a:schemeClr val="bg1"/>
+                          </a:solidFill>
+                          <a:miter lim="800000"/>
+                          <a:headEnd/>
+                          <a:tailEnd/>
+                        </a:ln>
+                      </wps:spPr>
+                      <wps:txbx>
+                        <w:txbxContent>
+                          <w:p>
+                            <w:pPr>
+                              <w:jc w:val="center"/>
+                            </w:pPr>
+                            <w:r>
+                              <w:t xml:space="preserve">Slika </w:t>
+                            </w:r>
+                            <w:r>
+                              <w:t>40</w:t>
+                            </w:r>
+                            <w:r>
+                              <w:t xml:space="preserve">. </w:t>
+                            </w:r>
+                          </w:p>
+                        </w:txbxContent>
+                      </wps:txbx>
+                      <wps:bodyPr rot="0" vert="horz" wrap="square" lIns="91440" tIns="45720" rIns="91440" bIns="45720" anchor="t" anchorCtr="0">
+                        <a:noAutofit/>
+                      </wps:bodyPr>
+                    </wps:wsp>
+                  </a:graphicData>
+                </a:graphic>
+                <wp14:sizeRelH relativeFrom="margin">
+                  <wp14:pctWidth>0</wp14:pctWidth>
+                </wp14:sizeRelH>
+                <wp14:sizeRelV relativeFrom="margin">
+                  <wp14:pctHeight>0</wp14:pctHeight>
+                </wp14:sizeRelV>
+              </wp:anchor>
+            </w:drawing>
+          </mc:Choice>
+          <mc:Fallback>
+            <w:pict>
+              <v:shape w14:anchorId="178D6D59" id="_x0000_s1064" type="#_x0000_t202" style="position:absolute;margin-left:12pt;margin-top:490.8pt;width:82.9pt;height:20.55pt;z-index:251794432;visibility:visible;mso-wrap-style:square;mso-width-percent:0;mso-height-percent:0;mso-wrap-distance-left:9pt;mso-wrap-distance-top:3.6pt;mso-wrap-distance-right:9pt;mso-wrap-distance-bottom:3.6pt;mso-position-horizontal:absolute;mso-position-horizontal-relative:margin;mso-position-vertical:absolute;mso-position-vertical-relative:margin;mso-width-percent:0;mso-height-percent:0;mso-width-relative:margin;mso-height-relative:margin;v-text-anchor:top" o:gfxdata="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" strokecolor="white [3212]">
+                <v:textbox>
+                  <w:txbxContent>
+                    <w:p>
+                      <w:pPr>
+                        <w:jc w:val="center"/>
+                      </w:pPr>
+                      <w:r>
+                        <w:t xml:space="preserve">Slika </w:t>
+                      </w:r>
+                      <w:r>
+                        <w:t>40</w:t>
+                      </w:r>
+                      <w:r>
+                        <w:t xml:space="preserve">. </w:t>
+                      </w:r>
+                    </w:p>
+                  </w:txbxContent>
+                </v:textbox>
+                <w10:wrap type="square" anchorx="margin" anchory="margin"/>
+              </v:shape>
+            </w:pict>
+          </mc:Fallback>
+        </mc:AlternateContent>
+      </w:r>
+      <w:r>
+        <w:rPr>
+          <w:noProof/>
+          <w:sz w:val="24"/>
+          <w:szCs w:val="24"/>
+        </w:rPr>
+        <w:drawing>
+          <wp:anchor distT="0" distB="0" distL="114300" distR="114300" simplePos="0" relativeHeight="251786240" behindDoc="1" locked="0" layoutInCell="1" allowOverlap="1" wp14:anchorId="249F9D41" wp14:editId="7FAE32BC">
+            <wp:simplePos x="0" y="0"/>
+            <wp:positionH relativeFrom="margin">
+              <wp:align>left</wp:align>
+            </wp:positionH>
+            <wp:positionV relativeFrom="page">
+              <wp:posOffset>4311650</wp:posOffset>
+            </wp:positionV>
+            <wp:extent cx="1310640" cy="2834640"/>
+            <wp:effectExtent l="0" t="0" r="3810" b="3810"/>
+            <wp:wrapTight wrapText="bothSides">
+              <wp:wrapPolygon edited="0">
+                <wp:start x="0" y="0"/>
+                <wp:lineTo x="0" y="21484"/>
+                <wp:lineTo x="21349" y="21484"/>
+                <wp:lineTo x="21349" y="0"/>
+                <wp:lineTo x="0" y="0"/>
+              </wp:wrapPolygon>
+            </wp:wrapTight>
+            <wp:docPr id="464" name="Picture 464"/>
+            <wp:cNvGraphicFramePr>
+              <a:graphicFrameLocks xmlns:a="http://schemas.openxmlformats.org/drawingml/2006/main" noChangeAspect="1"/>
+            </wp:cNvGraphicFramePr>
+            <a:graphic xmlns:a="http://schemas.openxmlformats.org/drawingml/2006/main">
+              <a:graphicData uri="http://schemas.openxmlformats.org/drawingml/2006/picture">
+                <pic:pic xmlns:pic="http://schemas.openxmlformats.org/drawingml/2006/picture">
+                  <pic:nvPicPr>
+                    <pic:cNvPr id="0" name="Picture 6"/>
+                    <pic:cNvPicPr>
+                      <a:picLocks noChangeAspect="1" noChangeArrowheads="1"/>
+                    </pic:cNvPicPr>
+                  </pic:nvPicPr>
+                  <pic:blipFill>
+                    <a:blip r:embed="rId47" cstate="print">
+                      <a:extLst>
+                        <a:ext uri="{28A0092B-C50C-407E-A947-70E740481C1C}">
+                          <a14:useLocalDpi xmlns:a14="http://schemas.microsoft.com/office/drawing/2010/main" val="0"/>
+                        </a:ext>
+                      </a:extLst>
+                    </a:blip>
+                    <a:srcRect/>
+                    <a:stretch>
+                      <a:fillRect/>
+                    </a:stretch>
+                  </pic:blipFill>
+                  <pic:spPr bwMode="auto">
+                    <a:xfrm>
+                      <a:off x="0" y="0"/>
+                      <a:ext cx="1310640" cy="2834640"/>
+                    </a:xfrm>
+                    <a:prstGeom prst="rect">
+                      <a:avLst/>
+                    </a:prstGeom>
+                    <a:noFill/>
+                    <a:ln>
+                      <a:noFill/>
+                    </a:ln>
+                  </pic:spPr>
+                </pic:pic>
+              </a:graphicData>
+            </a:graphic>
+          </wp:anchor>
+        </w:drawing>
+      </w:r>
+      <w:r>
+        <w:rPr>
+          <w:noProof/>
+          <w:sz w:val="36"/>
+          <w:szCs w:val="36"/>
+        </w:rPr>
+        <mc:AlternateContent>
+          <mc:Choice Requires="wps">
+            <w:drawing>
+              <wp:anchor distT="45720" distB="45720" distL="114300" distR="114300" simplePos="0" relativeHeight="251792384" behindDoc="0" locked="0" layoutInCell="1" allowOverlap="1" wp14:anchorId="224E4B44" wp14:editId="05D2361E">
+                <wp:simplePos x="0" y="0"/>
+                <wp:positionH relativeFrom="margin">
+                  <wp:posOffset>4114800</wp:posOffset>
+                </wp:positionH>
+                <wp:positionV relativeFrom="margin">
+                  <wp:posOffset>2753360</wp:posOffset>
+                </wp:positionV>
+                <wp:extent cx="1052830" cy="260985"/>
+                <wp:effectExtent l="0" t="0" r="13970" b="24765"/>
+                <wp:wrapSquare wrapText="bothSides"/>
+                <wp:docPr id="467" name="Text Box 2"/>
+                <wp:cNvGraphicFramePr>
+                  <a:graphicFrameLocks xmlns:a="http://schemas.openxmlformats.org/drawingml/2006/main"/>
+                </wp:cNvGraphicFramePr>
+                <a:graphic xmlns:a="http://schemas.openxmlformats.org/drawingml/2006/main">
+                  <a:graphicData uri="http://schemas.microsoft.com/office/word/2010/wordprocessingShape">
+                    <wps:wsp>
+                      <wps:cNvSpPr txBox="1">
+                        <a:spLocks noChangeArrowheads="1"/>
+                      </wps:cNvSpPr>
+                      <wps:spPr bwMode="auto">
+                        <a:xfrm>
+                          <a:off x="0" y="0"/>
+                          <a:ext cx="1052830" cy="260985"/>
+                        </a:xfrm>
+                        <a:prstGeom prst="rect">
+                          <a:avLst/>
+                        </a:prstGeom>
+                        <a:solidFill>
+                          <a:srgbClr val="FFFFFF"/>
+                        </a:solidFill>
+                        <a:ln w="9525">
+                          <a:solidFill>
+                            <a:schemeClr val="bg1"/>
+                          </a:solidFill>
+                          <a:miter lim="800000"/>
+                          <a:headEnd/>
+                          <a:tailEnd/>
+                        </a:ln>
+                      </wps:spPr>
+                      <wps:txbx>
+                        <w:txbxContent>
+                          <w:p>
+                            <w:pPr>
+                              <w:jc w:val="center"/>
+                            </w:pPr>
+                            <w:r>
+                              <w:t>Slika 3</w:t>
+                            </w:r>
+                            <w:r>
+                              <w:t>9</w:t>
+                            </w:r>
+                            <w:r>
+                              <w:t xml:space="preserve">. </w:t>
+                            </w:r>
+                          </w:p>
+                        </w:txbxContent>
+                      </wps:txbx>
+                      <wps:bodyPr rot="0" vert="horz" wrap="square" lIns="91440" tIns="45720" rIns="91440" bIns="45720" anchor="t" anchorCtr="0">
+                        <a:noAutofit/>
+                      </wps:bodyPr>
+                    </wps:wsp>
+                  </a:graphicData>
+                </a:graphic>
+                <wp14:sizeRelH relativeFrom="margin">
+                  <wp14:pctWidth>0</wp14:pctWidth>
+                </wp14:sizeRelH>
+                <wp14:sizeRelV relativeFrom="margin">
+                  <wp14:pctHeight>0</wp14:pctHeight>
+                </wp14:sizeRelV>
+              </wp:anchor>
+            </w:drawing>
+          </mc:Choice>
+          <mc:Fallback>
+            <w:pict>
+              <v:shape w14:anchorId="224E4B44" id="_x0000_s1065" type="#_x0000_t202" style="position:absolute;margin-left:324pt;margin-top:216.8pt;width:82.9pt;height:20.55pt;z-index:251792384;visibility:visible;mso-wrap-style:square;mso-width-percent:0;mso-height-percent:0;mso-wrap-distance-left:9pt;mso-wrap-distance-top:3.6pt;mso-wrap-distance-right:9pt;mso-wrap-distance-bottom:3.6pt;mso-position-horizontal:absolute;mso-position-horizontal-relative:margin;mso-position-vertical:absolute;mso-position-vertical-relative:margin;mso-width-percent:0;mso-height-percent:0;mso-width-relative:margin;mso-height-relative:margin;v-text-anchor:top" o:gfxdata="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" strokecolor="white [3212]">
+                <v:textbox>
+                  <w:txbxContent>
+                    <w:p>
+                      <w:pPr>
+                        <w:jc w:val="center"/>
+                      </w:pPr>
+                      <w:r>
+                        <w:t>Slika 3</w:t>
+                      </w:r>
+                      <w:r>
+                        <w:t>9</w:t>
+                      </w:r>
+                      <w:r>
+                        <w:t xml:space="preserve">. </w:t>
+                      </w:r>
+                    </w:p>
+                  </w:txbxContent>
+                </v:textbox>
+                <w10:wrap type="square" anchorx="margin" anchory="margin"/>
+              </v:shape>
+            </w:pict>
+          </mc:Fallback>
+        </mc:AlternateContent>
+      </w:r>
+      <w:r>
+        <w:rPr>
+          <w:noProof/>
+          <w:sz w:val="24"/>
+          <w:szCs w:val="24"/>
+        </w:rPr>
+        <w:drawing>
+          <wp:anchor distT="0" distB="0" distL="114300" distR="114300" simplePos="0" relativeHeight="251784192" behindDoc="1" locked="0" layoutInCell="1" allowOverlap="1" wp14:anchorId="132E8CB4" wp14:editId="55FA3F09">
+            <wp:simplePos x="0" y="0"/>
+            <wp:positionH relativeFrom="column">
+              <wp:posOffset>3954780</wp:posOffset>
+            </wp:positionH>
+            <wp:positionV relativeFrom="page">
+              <wp:posOffset>843280</wp:posOffset>
+            </wp:positionV>
+            <wp:extent cx="1310640" cy="2834640"/>
+            <wp:effectExtent l="0" t="0" r="3810" b="3810"/>
+            <wp:wrapTight wrapText="bothSides">
+              <wp:wrapPolygon edited="0">
+                <wp:start x="0" y="0"/>
+                <wp:lineTo x="0" y="21484"/>
+                <wp:lineTo x="21349" y="21484"/>
+                <wp:lineTo x="21349" y="0"/>
+                <wp:lineTo x="0" y="0"/>
+              </wp:wrapPolygon>
+            </wp:wrapTight>
+            <wp:docPr id="462" name="Picture 462"/>
+            <wp:cNvGraphicFramePr>
+              <a:graphicFrameLocks xmlns:a="http://schemas.openxmlformats.org/drawingml/2006/main" noChangeAspect="1"/>
+            </wp:cNvGraphicFramePr>
+            <a:graphic xmlns:a="http://schemas.openxmlformats.org/drawingml/2006/main">
+              <a:graphicData uri="http://schemas.openxmlformats.org/drawingml/2006/picture">
+                <pic:pic xmlns:pic="http://schemas.openxmlformats.org/drawingml/2006/picture">
+                  <pic:nvPicPr>
+                    <pic:cNvPr id="0" name="Picture 4"/>
+                    <pic:cNvPicPr>
+                      <a:picLocks noChangeAspect="1" noChangeArrowheads="1"/>
+                    </pic:cNvPicPr>
+                  </pic:nvPicPr>
+                  <pic:blipFill>
+                    <a:blip r:embed="rId48" cstate="print">
+                      <a:extLst>
+                        <a:ext uri="{28A0092B-C50C-407E-A947-70E740481C1C}">
+                          <a14:useLocalDpi xmlns:a14="http://schemas.microsoft.com/office/drawing/2010/main" val="0"/>
+                        </a:ext>
+                      </a:extLst>
+                    </a:blip>
+                    <a:srcRect/>
+                    <a:stretch>
+                      <a:fillRect/>
+                    </a:stretch>
+                  </pic:blipFill>
+                  <pic:spPr bwMode="auto">
+                    <a:xfrm>
+                      <a:off x="0" y="0"/>
+                      <a:ext cx="1310640" cy="2834640"/>
+                    </a:xfrm>
+                    <a:prstGeom prst="rect">
+                      <a:avLst/>
+                    </a:prstGeom>
+                    <a:noFill/>
+                    <a:ln>
+                      <a:noFill/>
+                    </a:ln>
+                  </pic:spPr>
+                </pic:pic>
+              </a:graphicData>
+            </a:graphic>
+          </wp:anchor>
+        </w:drawing>
+      </w:r>
+      <w:r>
+        <w:rPr>
+          <w:noProof/>
+          <w:sz w:val="24"/>
+          <w:szCs w:val="24"/>
+        </w:rPr>
+        <w:drawing>
+          <wp:anchor distT="0" distB="0" distL="114300" distR="114300" simplePos="0" relativeHeight="251783168" behindDoc="1" locked="0" layoutInCell="1" allowOverlap="1" wp14:anchorId="387646FE" wp14:editId="0C50AD53">
+            <wp:simplePos x="0" y="0"/>
+            <wp:positionH relativeFrom="column">
+              <wp:posOffset>1892300</wp:posOffset>
+            </wp:positionH>
+            <wp:positionV relativeFrom="page">
+              <wp:posOffset>810260</wp:posOffset>
+            </wp:positionV>
+            <wp:extent cx="1310640" cy="2834640"/>
+            <wp:effectExtent l="0" t="0" r="3810" b="3810"/>
+            <wp:wrapTight wrapText="bothSides">
+              <wp:wrapPolygon edited="0">
+                <wp:start x="0" y="0"/>
+                <wp:lineTo x="0" y="21484"/>
+                <wp:lineTo x="21349" y="21484"/>
+                <wp:lineTo x="21349" y="0"/>
+                <wp:lineTo x="0" y="0"/>
+              </wp:wrapPolygon>
+            </wp:wrapTight>
+            <wp:docPr id="461" name="Picture 461"/>
+            <wp:cNvGraphicFramePr>
+              <a:graphicFrameLocks xmlns:a="http://schemas.openxmlformats.org/drawingml/2006/main" noChangeAspect="1"/>
+            </wp:cNvGraphicFramePr>
+            <a:graphic xmlns:a="http://schemas.openxmlformats.org/drawingml/2006/main">
+              <a:graphicData uri="http://schemas.openxmlformats.org/drawingml/2006/picture">
+                <pic:pic xmlns:pic="http://schemas.openxmlformats.org/drawingml/2006/picture">
+                  <pic:nvPicPr>
+                    <pic:cNvPr id="0" name="Picture 3"/>
+                    <pic:cNvPicPr>
+                      <a:picLocks noChangeAspect="1" noChangeArrowheads="1"/>
+                    </pic:cNvPicPr>
+                  </pic:nvPicPr>
+                  <pic:blipFill>
+                    <a:blip r:embed="rId49" cstate="print">
+                      <a:extLst>
+                        <a:ext uri="{28A0092B-C50C-407E-A947-70E740481C1C}">
+                          <a14:useLocalDpi xmlns:a14="http://schemas.microsoft.com/office/drawing/2010/main" val="0"/>
+                        </a:ext>
+                      </a:extLst>
+                    </a:blip>
+                    <a:srcRect/>
+                    <a:stretch>
+                      <a:fillRect/>
+                    </a:stretch>
+                  </pic:blipFill>
+                  <pic:spPr bwMode="auto">
+                    <a:xfrm>
+                      <a:off x="0" y="0"/>
+                      <a:ext cx="1310640" cy="2834640"/>
+                    </a:xfrm>
+                    <a:prstGeom prst="rect">
+                      <a:avLst/>
+                    </a:prstGeom>
+                    <a:noFill/>
+                    <a:ln>
+                      <a:noFill/>
+                    </a:ln>
+                  </pic:spPr>
+                </pic:pic>
+              </a:graphicData>
+            </a:graphic>
+          </wp:anchor>
+        </w:drawing>
+      </w:r>
+      <w:r>
+        <w:rPr>
+          <w:noProof/>
+          <w:sz w:val="36"/>
+          <w:szCs w:val="36"/>
+        </w:rPr>
+        <mc:AlternateContent>
+          <mc:Choice Requires="wps">
+            <w:drawing>
+              <wp:anchor distT="45720" distB="45720" distL="114300" distR="114300" simplePos="0" relativeHeight="251790336" behindDoc="0" locked="0" layoutInCell="1" allowOverlap="1" wp14:anchorId="1E72E5C8" wp14:editId="12C6D7A6">
+                <wp:simplePos x="0" y="0"/>
+                <wp:positionH relativeFrom="margin">
+                  <wp:posOffset>2006600</wp:posOffset>
+                </wp:positionH>
+                <wp:positionV relativeFrom="margin">
+                  <wp:posOffset>2740660</wp:posOffset>
+                </wp:positionV>
+                <wp:extent cx="1052830" cy="260985"/>
+                <wp:effectExtent l="0" t="0" r="13970" b="24765"/>
+                <wp:wrapSquare wrapText="bothSides"/>
+                <wp:docPr id="466" name="Text Box 2"/>
+                <wp:cNvGraphicFramePr>
+                  <a:graphicFrameLocks xmlns:a="http://schemas.openxmlformats.org/drawingml/2006/main"/>
+                </wp:cNvGraphicFramePr>
+                <a:graphic xmlns:a="http://schemas.openxmlformats.org/drawingml/2006/main">
+                  <a:graphicData uri="http://schemas.microsoft.com/office/word/2010/wordprocessingShape">
+                    <wps:wsp>
+                      <wps:cNvSpPr txBox="1">
+                        <a:spLocks noChangeArrowheads="1"/>
+                      </wps:cNvSpPr>
+                      <wps:spPr bwMode="auto">
+                        <a:xfrm>
+                          <a:off x="0" y="0"/>
+                          <a:ext cx="1052830" cy="260985"/>
+                        </a:xfrm>
+                        <a:prstGeom prst="rect">
+                          <a:avLst/>
+                        </a:prstGeom>
+                        <a:solidFill>
+                          <a:srgbClr val="FFFFFF"/>
+                        </a:solidFill>
+                        <a:ln w="9525">
+                          <a:solidFill>
+                            <a:schemeClr val="bg1"/>
+                          </a:solidFill>
+                          <a:miter lim="800000"/>
+                          <a:headEnd/>
+                          <a:tailEnd/>
+                        </a:ln>
+                      </wps:spPr>
+                      <wps:txbx>
+                        <w:txbxContent>
+                          <w:p>
+                            <w:pPr>
+                              <w:jc w:val="center"/>
+                            </w:pPr>
+                            <w:r>
+                              <w:t xml:space="preserve">Slika </w:t>
+                            </w:r>
+                            <w:r>
+                              <w:t>38</w:t>
+                            </w:r>
+                            <w:r>
+                              <w:t xml:space="preserve">. </w:t>
+                            </w:r>
+                          </w:p>
+                        </w:txbxContent>
+                      </wps:txbx>
+                      <wps:bodyPr rot="0" vert="horz" wrap="square" lIns="91440" tIns="45720" rIns="91440" bIns="45720" anchor="t" anchorCtr="0">
+                        <a:noAutofit/>
+                      </wps:bodyPr>
+                    </wps:wsp>
+                  </a:graphicData>
+                </a:graphic>
+                <wp14:sizeRelH relativeFrom="margin">
+                  <wp14:pctWidth>0</wp14:pctWidth>
+                </wp14:sizeRelH>
+                <wp14:sizeRelV relativeFrom="margin">
+                  <wp14:pctHeight>0</wp14:pctHeight>
+                </wp14:sizeRelV>
+              </wp:anchor>
+            </w:drawing>
+          </mc:Choice>
+          <mc:Fallback>
+            <w:pict>
+              <v:shape w14:anchorId="1E72E5C8" id="_x0000_s1066" type="#_x0000_t202" style="position:absolute;margin-left:158pt;margin-top:215.8pt;width:82.9pt;height:20.55pt;z-index:251790336;visibility:visible;mso-wrap-style:square;mso-width-percent:0;mso-height-percent:0;mso-wrap-distance-left:9pt;mso-wrap-distance-top:3.6pt;mso-wrap-distance-right:9pt;mso-wrap-distance-bottom:3.6pt;mso-position-horizontal:absolute;mso-position-horizontal-relative:margin;mso-position-vertical:absolute;mso-position-vertical-relative:margin;mso-width-percent:0;mso-height-percent:0;mso-width-relative:margin;mso-height-relative:margin;v-text-anchor:top" o:gfxdata="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" strokecolor="white [3212]">
+                <v:textbox>
+                  <w:txbxContent>
+                    <w:p>
+                      <w:pPr>
+                        <w:jc w:val="center"/>
+                      </w:pPr>
+                      <w:r>
+                        <w:t xml:space="preserve">Slika </w:t>
+                      </w:r>
+                      <w:r>
+                        <w:t>38</w:t>
+                      </w:r>
+                      <w:r>
+                        <w:t xml:space="preserve">. </w:t>
+                      </w:r>
+                    </w:p>
+                  </w:txbxContent>
+                </v:textbox>
+                <w10:wrap type="square" anchorx="margin" anchory="margin"/>
+              </v:shape>
+            </w:pict>
+          </mc:Fallback>
+        </mc:AlternateContent>
+      </w:r>
+      <w:r>
+        <w:rPr>
+          <w:noProof/>
+          <w:sz w:val="36"/>
+          <w:szCs w:val="36"/>
+        </w:rPr>
+        <mc:AlternateContent>
+          <mc:Choice Requires="wps">
+            <w:drawing>
+              <wp:anchor distT="45720" distB="45720" distL="114300" distR="114300" simplePos="0" relativeHeight="251788288" behindDoc="0" locked="0" layoutInCell="1" allowOverlap="1" wp14:anchorId="12900389" wp14:editId="462F89BB">
+                <wp:simplePos x="0" y="0"/>
+                <wp:positionH relativeFrom="margin">
+                  <wp:posOffset>131618</wp:posOffset>
+                </wp:positionH>
+                <wp:positionV relativeFrom="margin">
+                  <wp:posOffset>2730096</wp:posOffset>
+                </wp:positionV>
+                <wp:extent cx="1052830" cy="260985"/>
+                <wp:effectExtent l="0" t="0" r="13970" b="24765"/>
+                <wp:wrapSquare wrapText="bothSides"/>
+                <wp:docPr id="465" name="Text Box 2"/>
+                <wp:cNvGraphicFramePr>
+                  <a:graphicFrameLocks xmlns:a="http://schemas.openxmlformats.org/drawingml/2006/main"/>
+                </wp:cNvGraphicFramePr>
+                <a:graphic xmlns:a="http://schemas.openxmlformats.org/drawingml/2006/main">
+                  <a:graphicData uri="http://schemas.microsoft.com/office/word/2010/wordprocessingShape">
+                    <wps:wsp>
+                      <wps:cNvSpPr txBox="1">
+                        <a:spLocks noChangeArrowheads="1"/>
+                      </wps:cNvSpPr>
+                      <wps:spPr bwMode="auto">
+                        <a:xfrm>
+                          <a:off x="0" y="0"/>
+                          <a:ext cx="1052830" cy="260985"/>
+                        </a:xfrm>
+                        <a:prstGeom prst="rect">
+                          <a:avLst/>
+                        </a:prstGeom>
+                        <a:solidFill>
+                          <a:srgbClr val="FFFFFF"/>
+                        </a:solidFill>
+                        <a:ln w="9525">
+                          <a:solidFill>
+                            <a:schemeClr val="bg1"/>
+                          </a:solidFill>
+                          <a:miter lim="800000"/>
+                          <a:headEnd/>
+                          <a:tailEnd/>
+                        </a:ln>
+                      </wps:spPr>
+                      <wps:txbx>
+                        <w:txbxContent>
+                          <w:p>
+                            <w:pPr>
+                              <w:jc w:val="center"/>
+                            </w:pPr>
+                            <w:r>
+                              <w:t>Slika 3</w:t>
+                            </w:r>
+                            <w:r>
+                              <w:t xml:space="preserve">7. </w:t>
+                            </w:r>
+                          </w:p>
+                        </w:txbxContent>
+                      </wps:txbx>
+                      <wps:bodyPr rot="0" vert="horz" wrap="square" lIns="91440" tIns="45720" rIns="91440" bIns="45720" anchor="t" anchorCtr="0">
+                        <a:noAutofit/>
+                      </wps:bodyPr>
+                    </wps:wsp>
+                  </a:graphicData>
+                </a:graphic>
+                <wp14:sizeRelH relativeFrom="margin">
+                  <wp14:pctWidth>0</wp14:pctWidth>
+                </wp14:sizeRelH>
+                <wp14:sizeRelV relativeFrom="margin">
+                  <wp14:pctHeight>0</wp14:pctHeight>
+                </wp14:sizeRelV>
+              </wp:anchor>
+            </w:drawing>
+          </mc:Choice>
+          <mc:Fallback>
+            <w:pict>
+              <v:shape w14:anchorId="12900389" id="_x0000_s1067" type="#_x0000_t202" style="position:absolute;margin-left:10.35pt;margin-top:214.95pt;width:82.9pt;height:20.55pt;z-index:251788288;visibility:visible;mso-wrap-style:square;mso-width-percent:0;mso-height-percent:0;mso-wrap-distance-left:9pt;mso-wrap-distance-top:3.6pt;mso-wrap-distance-right:9pt;mso-wrap-distance-bottom:3.6pt;mso-position-horizontal:absolute;mso-position-horizontal-relative:margin;mso-position-vertical:absolute;mso-position-vertical-relative:margin;mso-width-percent:0;mso-height-percent:0;mso-width-relative:margin;mso-height-relative:margin;v-text-anchor:top" o:gfxdata="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" strokecolor="white [3212]">
+                <v:textbox>
+                  <w:txbxContent>
+                    <w:p>
+                      <w:pPr>
+                        <w:jc w:val="center"/>
+                      </w:pPr>
+                      <w:r>
+                        <w:t>Slika 3</w:t>
+                      </w:r>
+                      <w:r>
+                        <w:t xml:space="preserve">7. </w:t>
+                      </w:r>
+                    </w:p>
+                  </w:txbxContent>
+                </v:textbox>
+                <w10:wrap type="square" anchorx="margin" anchory="margin"/>
+              </v:shape>
+            </w:pict>
+          </mc:Fallback>
+        </mc:AlternateContent>
+      </w:r>
+      <w:r>
+        <w:rPr>
+          <w:noProof/>
+          <w:sz w:val="24"/>
+          <w:szCs w:val="24"/>
+        </w:rPr>
+        <w:drawing>
+          <wp:anchor distT="0" distB="0" distL="114300" distR="114300" simplePos="0" relativeHeight="251782144" behindDoc="1" locked="0" layoutInCell="1" allowOverlap="1" wp14:anchorId="6EF3DA66" wp14:editId="76BC06F1">
+            <wp:simplePos x="0" y="0"/>
+            <wp:positionH relativeFrom="margin">
+              <wp:align>left</wp:align>
+            </wp:positionH>
+            <wp:positionV relativeFrom="page">
+              <wp:posOffset>810986</wp:posOffset>
+            </wp:positionV>
+            <wp:extent cx="1310640" cy="2834640"/>
+            <wp:effectExtent l="0" t="0" r="3810" b="3810"/>
+            <wp:wrapTight wrapText="bothSides">
+              <wp:wrapPolygon edited="0">
+                <wp:start x="0" y="0"/>
+                <wp:lineTo x="0" y="21484"/>
+                <wp:lineTo x="21349" y="21484"/>
+                <wp:lineTo x="21349" y="0"/>
+                <wp:lineTo x="0" y="0"/>
+              </wp:wrapPolygon>
+            </wp:wrapTight>
+            <wp:docPr id="459" name="Picture 459"/>
+            <wp:cNvGraphicFramePr>
+              <a:graphicFrameLocks xmlns:a="http://schemas.openxmlformats.org/drawingml/2006/main" noChangeAspect="1"/>
+            </wp:cNvGraphicFramePr>
+            <a:graphic xmlns:a="http://schemas.openxmlformats.org/drawingml/2006/main">
+              <a:graphicData uri="http://schemas.openxmlformats.org/drawingml/2006/picture">
+                <pic:pic xmlns:pic="http://schemas.openxmlformats.org/drawingml/2006/picture">
+                  <pic:nvPicPr>
+                    <pic:cNvPr id="0" name="Picture 1"/>
+                    <pic:cNvPicPr>
+                      <a:picLocks noChangeAspect="1" noChangeArrowheads="1"/>
+                    </pic:cNvPicPr>
+                  </pic:nvPicPr>
+                  <pic:blipFill>
+                    <a:blip r:embed="rId50" cstate="print">
+                      <a:extLst>
+                        <a:ext uri="{28A0092B-C50C-407E-A947-70E740481C1C}">
+                          <a14:useLocalDpi xmlns:a14="http://schemas.microsoft.com/office/drawing/2010/main" val="0"/>
+                        </a:ext>
+                      </a:extLst>
+                    </a:blip>
+                    <a:srcRect/>
+                    <a:stretch>
+                      <a:fillRect/>
+                    </a:stretch>
+                  </pic:blipFill>
+                  <pic:spPr bwMode="auto">
+                    <a:xfrm>
+                      <a:off x="0" y="0"/>
+                      <a:ext cx="1310640" cy="2834640"/>
+                    </a:xfrm>
+                    <a:prstGeom prst="rect">
+                      <a:avLst/>
+                    </a:prstGeom>
+                    <a:noFill/>
+                    <a:ln>
+                      <a:noFill/>
+                    </a:ln>
+                  </pic:spPr>
+                </pic:pic>
+              </a:graphicData>
+            </a:graphic>
+          </wp:anchor>
+        </w:drawing>
+      </w:r>
+    </w:p>
+    <w:p>
+      <w:pPr>
+        <w:rPr>
+          <w:sz w:val="34"/>
+          <w:szCs w:val="34"/>
+        </w:rPr>
+      </w:pPr>
+      <w:r>
+        <w:rPr>
+          <w:sz w:val="34"/>
+          <w:szCs w:val="34"/>
+        </w:rPr>
+        <w:lastRenderedPageBreak/>
+        <w:t>4.7 Pregled I izveštaji</w:t>
+      </w:r>
+    </w:p>
+    <w:p>
+      <w:pPr>
+        <w:spacing w:before="100" w:beforeAutospacing="1" w:after="100" w:afterAutospacing="1" w:line="240" w:lineRule="auto"/>
+        <w:jc w:val="both"/>
+        <w:rPr>
+          <w:rFonts w:eastAsia="Times New Roman" w:cstheme="minorHAnsi"/>
+          <w:sz w:val="24"/>
+          <w:szCs w:val="24"/>
+        </w:rPr>
+      </w:pPr>
+      <w:r>
+        <w:rPr>
+          <w:rFonts w:eastAsia="Times New Roman" w:cstheme="minorHAnsi"/>
+          <w:sz w:val="24"/>
+          <w:szCs w:val="24"/>
+        </w:rPr>
+        <w:t>U okviru korisničkog interfejsa dispečera, pristup sekciji izveštaja omogućen je putem navigacionog (hamburger) menija, koji se nalazi u gornjem</w:t>
+      </w:r>
+      <w:r>
+        <w:rPr>
+          <w:rFonts w:eastAsia="Times New Roman" w:cstheme="minorHAnsi"/>
+          <w:sz w:val="24"/>
+          <w:szCs w:val="24"/>
+        </w:rPr>
+        <w:t xml:space="preserve"> levom uglu. </w:t>
+      </w:r>
+      <w:r>
+        <w:rPr>
+          <w:rFonts w:eastAsia="Times New Roman" w:cstheme="minorHAnsi"/>
+          <w:sz w:val="24"/>
+          <w:szCs w:val="24"/>
+        </w:rPr>
+        <w:t>Klikom na ikonu menija, korisniku se prikazuje lista dostupnih opcija, među kojima se nalazi i opcija „Izveštaji“.</w:t>
+      </w:r>
+      <w:r>
+        <w:rPr>
+          <w:rFonts w:eastAsia="Times New Roman" w:cstheme="minorHAnsi"/>
+          <w:sz w:val="24"/>
+          <w:szCs w:val="24"/>
+        </w:rPr>
+        <w:t xml:space="preserve"> </w:t>
+      </w:r>
+      <w:r>
+        <w:rPr>
+          <w:rFonts w:eastAsia="Times New Roman" w:cstheme="minorHAnsi"/>
+          <w:sz w:val="24"/>
+          <w:szCs w:val="24"/>
+        </w:rPr>
+        <w:t xml:space="preserve">Odabirom opcije „Izveštaji“, </w:t>
+      </w:r>
+      <w:r>
+        <w:rPr>
+          <w:rFonts w:eastAsia="Times New Roman" w:cstheme="minorHAnsi"/>
+          <w:sz w:val="24"/>
+          <w:szCs w:val="24"/>
+        </w:rPr>
+        <w:t xml:space="preserve">dispečer </w:t>
+      </w:r>
+      <w:r>
+        <w:rPr>
+          <w:rFonts w:eastAsia="Times New Roman" w:cstheme="minorHAnsi"/>
+          <w:sz w:val="24"/>
+          <w:szCs w:val="24"/>
+        </w:rPr>
+        <w:t>se preusmerava na ekran koji prikazuje pregled ključnih informacija o poslovanju. Na ovom ekranu nalaze se kartice sa agregiranim podacima, kao što su ukupan broj zahteva, broj poslatih ponuda, broj prihvaćenih i odbijenih ponuda, kao i broj realizovanih transportnih tura</w:t>
+      </w:r>
+      <w:r>
+        <w:rPr>
+          <w:rFonts w:eastAsia="Times New Roman" w:cstheme="minorHAnsi"/>
+          <w:sz w:val="24"/>
+          <w:szCs w:val="24"/>
+        </w:rPr>
+        <w:t>(Slika 43.)</w:t>
+      </w:r>
+      <w:r>
+        <w:rPr>
+          <w:rFonts w:eastAsia="Times New Roman" w:cstheme="minorHAnsi"/>
+          <w:sz w:val="24"/>
+          <w:szCs w:val="24"/>
+        </w:rPr>
+        <w:t>.</w:t>
+      </w:r>
+      <w:r>
+        <w:rPr>
+          <w:rFonts w:eastAsia="Times New Roman" w:cstheme="minorHAnsi"/>
+          <w:sz w:val="24"/>
+          <w:szCs w:val="24"/>
+        </w:rPr>
+        <w:t xml:space="preserve"> </w:t>
+      </w:r>
+      <w:r>
+        <w:rPr>
+          <w:rFonts w:eastAsia="Times New Roman" w:cstheme="minorHAnsi"/>
+          <w:sz w:val="24"/>
+          <w:szCs w:val="24"/>
+        </w:rPr>
+        <w:t>Kartice su organizovane na način koji omogućava brz i jednostavan pregled stanja u sistemu, čime korisnik može u kratkom vremenskom periodu steći uvid u tok i efikasnost procesa prodaje i realizacije transporta.</w:t>
+      </w:r>
+    </w:p>
+    <w:p>
+      <w:pPr>
+        <w:jc w:val="both"/>
+        <w:rPr>
+          <w:sz w:val="24"/>
+          <w:szCs w:val="24"/>
+        </w:rPr>
+      </w:pPr>
+      <w:r>
+        <w:rPr>
+          <w:rFonts w:eastAsia="Times New Roman" w:cstheme="minorHAnsi"/>
+          <w:noProof/>
+          <w:sz w:val="24"/>
+          <w:szCs w:val="24"/>
+        </w:rPr>
+        <w:drawing>
+          <wp:anchor distT="0" distB="0" distL="114300" distR="114300" simplePos="0" relativeHeight="251799552" behindDoc="1" locked="0" layoutInCell="1" allowOverlap="1" wp14:anchorId="7211522A" wp14:editId="2929368C">
+            <wp:simplePos x="0" y="0"/>
+            <wp:positionH relativeFrom="column">
+              <wp:posOffset>2268643</wp:posOffset>
+            </wp:positionH>
+            <wp:positionV relativeFrom="page">
+              <wp:posOffset>3302000</wp:posOffset>
+            </wp:positionV>
+            <wp:extent cx="1310640" cy="2834640"/>
+            <wp:effectExtent l="0" t="0" r="3810" b="3810"/>
+            <wp:wrapTight wrapText="bothSides">
+              <wp:wrapPolygon edited="0">
+                <wp:start x="0" y="0"/>
+                <wp:lineTo x="0" y="21484"/>
+                <wp:lineTo x="21349" y="21484"/>
+                <wp:lineTo x="21349" y="0"/>
+                <wp:lineTo x="0" y="0"/>
+              </wp:wrapPolygon>
+            </wp:wrapTight>
+            <wp:docPr id="471" name="Picture 471"/>
+            <wp:cNvGraphicFramePr>
+              <a:graphicFrameLocks xmlns:a="http://schemas.openxmlformats.org/drawingml/2006/main" noChangeAspect="1"/>
+            </wp:cNvGraphicFramePr>
+            <a:graphic xmlns:a="http://schemas.openxmlformats.org/drawingml/2006/main">
+              <a:graphicData uri="http://schemas.openxmlformats.org/drawingml/2006/picture">
+                <pic:pic xmlns:pic="http://schemas.openxmlformats.org/drawingml/2006/picture">
+                  <pic:nvPicPr>
+                    <pic:cNvPr id="0" name="Picture 7"/>
+                    <pic:cNvPicPr>
+                      <a:picLocks noChangeAspect="1" noChangeArrowheads="1"/>
+                    </pic:cNvPicPr>
+                  </pic:nvPicPr>
+                  <pic:blipFill>
+                    <a:blip r:embed="rId51" cstate="print">
+                      <a:extLst>
+                        <a:ext uri="{28A0092B-C50C-407E-A947-70E740481C1C}">
+                          <a14:useLocalDpi xmlns:a14="http://schemas.microsoft.com/office/drawing/2010/main" val="0"/>
+                        </a:ext>
+                      </a:extLst>
+                    </a:blip>
+                    <a:srcRect/>
+                    <a:stretch>
+                      <a:fillRect/>
+                    </a:stretch>
+                  </pic:blipFill>
+                  <pic:spPr bwMode="auto">
+                    <a:xfrm>
+                      <a:off x="0" y="0"/>
+                      <a:ext cx="1310640" cy="2834640"/>
+                    </a:xfrm>
+                    <a:prstGeom prst="rect">
+                      <a:avLst/>
+                    </a:prstGeom>
+                    <a:noFill/>
+                    <a:ln>
+                      <a:noFill/>
+                    </a:ln>
+                  </pic:spPr>
+                </pic:pic>
+              </a:graphicData>
+            </a:graphic>
+          </wp:anchor>
+        </w:drawing>
+      </w:r>
+    </w:p>
+    <w:p>
+      <w:pPr>
+        <w:rPr>
+          <w:sz w:val="24"/>
+          <w:szCs w:val="24"/>
+        </w:rPr>
+      </w:pPr>
+      <w:r>
+        <w:rPr>
+          <w:noProof/>
+          <w:sz w:val="36"/>
+          <w:szCs w:val="36"/>
+        </w:rPr>
+        <mc:AlternateContent>
+          <mc:Choice Requires="wps">
+            <w:drawing>
+              <wp:anchor distT="45720" distB="45720" distL="114300" distR="114300" simplePos="0" relativeHeight="251801600" behindDoc="0" locked="0" layoutInCell="1" allowOverlap="1" wp14:anchorId="508B35A9" wp14:editId="30868397">
+                <wp:simplePos x="0" y="0"/>
+                <wp:positionH relativeFrom="margin">
+                  <wp:posOffset>2404534</wp:posOffset>
+                </wp:positionH>
+                <wp:positionV relativeFrom="margin">
+                  <wp:posOffset>5261187</wp:posOffset>
+                </wp:positionV>
+                <wp:extent cx="1052830" cy="260985"/>
+                <wp:effectExtent l="0" t="0" r="13970" b="24765"/>
+                <wp:wrapSquare wrapText="bothSides"/>
+                <wp:docPr id="472" name="Text Box 2"/>
+                <wp:cNvGraphicFramePr>
+                  <a:graphicFrameLocks xmlns:a="http://schemas.openxmlformats.org/drawingml/2006/main"/>
+                </wp:cNvGraphicFramePr>
+                <a:graphic xmlns:a="http://schemas.openxmlformats.org/drawingml/2006/main">
+                  <a:graphicData uri="http://schemas.microsoft.com/office/word/2010/wordprocessingShape">
+                    <wps:wsp>
+                      <wps:cNvSpPr txBox="1">
+                        <a:spLocks noChangeArrowheads="1"/>
+                      </wps:cNvSpPr>
+                      <wps:spPr bwMode="auto">
+                        <a:xfrm>
+                          <a:off x="0" y="0"/>
+                          <a:ext cx="1052830" cy="260985"/>
+                        </a:xfrm>
+                        <a:prstGeom prst="rect">
+                          <a:avLst/>
+                        </a:prstGeom>
+                        <a:solidFill>
+                          <a:srgbClr val="FFFFFF"/>
+                        </a:solidFill>
+                        <a:ln w="9525">
+                          <a:solidFill>
+                            <a:schemeClr val="bg1"/>
+                          </a:solidFill>
+                          <a:miter lim="800000"/>
+                          <a:headEnd/>
+                          <a:tailEnd/>
+                        </a:ln>
+                      </wps:spPr>
+                      <wps:txbx>
+                        <w:txbxContent>
+                          <w:p>
+                            <w:pPr>
+                              <w:jc w:val="center"/>
+                            </w:pPr>
+                            <w:r>
+                              <w:t>Slika 4</w:t>
+                            </w:r>
+                            <w:r>
+                              <w:t>3</w:t>
+                            </w:r>
+                            <w:r>
+                              <w:t xml:space="preserve">. </w:t>
+                            </w:r>
+                          </w:p>
+                        </w:txbxContent>
+                      </wps:txbx>
+                      <wps:bodyPr rot="0" vert="horz" wrap="square" lIns="91440" tIns="45720" rIns="91440" bIns="45720" anchor="t" anchorCtr="0">
+                        <a:noAutofit/>
+                      </wps:bodyPr>
+                    </wps:wsp>
+                  </a:graphicData>
+                </a:graphic>
+                <wp14:sizeRelH relativeFrom="margin">
+                  <wp14:pctWidth>0</wp14:pctWidth>
+                </wp14:sizeRelH>
+                <wp14:sizeRelV relativeFrom="margin">
+                  <wp14:pctHeight>0</wp14:pctHeight>
+                </wp14:sizeRelV>
+              </wp:anchor>
+            </w:drawing>
+          </mc:Choice>
+          <mc:Fallback>
+            <w:pict>
+              <v:shape w14:anchorId="508B35A9" id="_x0000_s1068" type="#_x0000_t202" style="position:absolute;margin-left:189.35pt;margin-top:414.25pt;width:82.9pt;height:20.55pt;z-index:251801600;visibility:visible;mso-wrap-style:square;mso-width-percent:0;mso-height-percent:0;mso-wrap-distance-left:9pt;mso-wrap-distance-top:3.6pt;mso-wrap-distance-right:9pt;mso-wrap-distance-bottom:3.6pt;mso-position-horizontal:absolute;mso-position-horizontal-relative:margin;mso-position-vertical:absolute;mso-position-vertical-relative:margin;mso-width-percent:0;mso-height-percent:0;mso-width-relative:margin;mso-height-relative:margin;v-text-anchor:top" o:gfxdata="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" strokecolor="white [3212]">
+                <v:textbox>
+                  <w:txbxContent>
+                    <w:p>
+                      <w:pPr>
+                        <w:jc w:val="center"/>
+                      </w:pPr>
+                      <w:r>
+                        <w:t>Slika 4</w:t>
+                      </w:r>
+                      <w:r>
+                        <w:t>3</w:t>
+                      </w:r>
+                      <w:r>
+                        <w:t xml:space="preserve">. </w:t>
+                      </w:r>
+                    </w:p>
+                  </w:txbxContent>
+                </v:textbox>
+                <w10:wrap type="square" anchorx="margin" anchory="margin"/>
+              </v:shape>
+            </w:pict>
+          </mc:Fallback>
+        </mc:AlternateContent>
+      </w:r>
+    </w:p>
+    <w:p>
+      <w:pPr>
+        <w:rPr>
+          <w:sz w:val="24"/>
+          <w:szCs w:val="24"/>
+        </w:rPr>
+      </w:pPr>
+    </w:p>
+    <w:p>
+      <w:pPr>
+        <w:rPr>
+          <w:sz w:val="24"/>
+          <w:szCs w:val="24"/>
+        </w:rPr>
+      </w:pPr>
+    </w:p>
+    <w:p>
+      <w:pPr>
+        <w:rPr>
+          <w:sz w:val="24"/>
+          <w:szCs w:val="24"/>
+        </w:rPr>
+      </w:pPr>
+    </w:p>
+    <w:p>
+      <w:pPr>
+        <w:rPr>
+          <w:sz w:val="24"/>
+          <w:szCs w:val="24"/>
+        </w:rPr>
+      </w:pPr>
+    </w:p>
+    <w:p>
+      <w:pPr>
+        <w:rPr>
+          <w:sz w:val="24"/>
+          <w:szCs w:val="24"/>
+        </w:rPr>
+      </w:pPr>
+    </w:p>
+    <w:p>
+      <w:pPr>
+        <w:rPr>
+          <w:sz w:val="24"/>
+          <w:szCs w:val="24"/>
+        </w:rPr>
+      </w:pPr>
+    </w:p>
+    <w:p>
+      <w:pPr>
+        <w:rPr>
+          <w:sz w:val="24"/>
+          <w:szCs w:val="24"/>
+        </w:rPr>
+      </w:pPr>
+    </w:p>
+    <w:p>
+      <w:pPr>
+        <w:rPr>
+          <w:sz w:val="24"/>
+          <w:szCs w:val="24"/>
+        </w:rPr>
+      </w:pPr>
+    </w:p>
+    <w:p>
+      <w:pPr>
+        <w:rPr>
+          <w:sz w:val="24"/>
+          <w:szCs w:val="24"/>
+        </w:rPr>
+      </w:pPr>
+    </w:p>
+    <w:p>
+      <w:pPr>
+        <w:rPr>
+          <w:sz w:val="40"/>
+          <w:szCs w:val="40"/>
+        </w:rPr>
+      </w:pPr>
+    </w:p>
+    <w:p>
+      <w:pPr>
+        <w:rPr>
+          <w:sz w:val="40"/>
+          <w:szCs w:val="40"/>
+        </w:rPr>
+      </w:pPr>
+    </w:p>
+    <w:p>
+      <w:pPr>
+        <w:rPr>
+          <w:sz w:val="40"/>
+          <w:szCs w:val="40"/>
+        </w:rPr>
+      </w:pPr>
+    </w:p>
+    <w:p>
+      <w:pPr>
+        <w:rPr>
+          <w:sz w:val="40"/>
+          <w:szCs w:val="40"/>
+        </w:rPr>
+      </w:pPr>
+    </w:p>
+    <w:p>
+      <w:pPr>
+        <w:rPr>
+          <w:sz w:val="40"/>
+          <w:szCs w:val="40"/>
+        </w:rPr>
+      </w:pPr>
+    </w:p>
+    <w:p>
+      <w:pPr>
+        <w:rPr>
+          <w:sz w:val="40"/>
+          <w:szCs w:val="40"/>
+        </w:rPr>
+      </w:pPr>
+    </w:p>
+    <w:p>
+      <w:pPr>
+        <w:rPr>
+          <w:sz w:val="40"/>
+          <w:szCs w:val="40"/>
+        </w:rPr>
+      </w:pPr>
+      <w:r>
+        <w:rPr>
+          <w:sz w:val="40"/>
+          <w:szCs w:val="40"/>
+        </w:rPr>
+        <w:lastRenderedPageBreak/>
+        <w:t>5. Tehnički opis rešenja</w:t>
+      </w:r>
+    </w:p>
+    <w:p>
+      <w:pPr>
+        <w:rPr>
+          <w:sz w:val="40"/>
+          <w:szCs w:val="40"/>
+        </w:rPr>
+      </w:pPr>
+    </w:p>
+    <w:p>
+      <w:pPr>
+        <w:spacing w:before="100" w:beforeAutospacing="1" w:after="100" w:afterAutospacing="1" w:line="240" w:lineRule="auto"/>
+        <w:jc w:val="both"/>
+        <w:rPr>
+          <w:rFonts w:eastAsia="Times New Roman" w:cstheme="minorHAnsi"/>
+          <w:sz w:val="24"/>
+          <w:szCs w:val="24"/>
+        </w:rPr>
+      </w:pPr>
+      <w:r>
+        <w:rPr>
+          <w:rFonts w:eastAsia="Times New Roman" w:cstheme="minorHAnsi"/>
+          <w:sz w:val="24"/>
+          <w:szCs w:val="24"/>
+        </w:rPr>
+        <w:t>Predloženo aplikativno rešenje zamišljeno je tako da omogući korišćenje sistema na više različitih uređaja. Sistem je predviđen za upotrebu na računarima zaposlenih, ali i za pristup putem internet pretraživača, čime bi se omogućilo korišćenje aplikacije i na mobilnim uređajima, kao što su telefoni i tableti.</w:t>
+      </w:r>
+    </w:p>
+    <w:p>
+      <w:pPr>
+        <w:spacing w:before="100" w:beforeAutospacing="1" w:after="100" w:afterAutospacing="1" w:line="240" w:lineRule="auto"/>
+        <w:jc w:val="both"/>
+        <w:rPr>
+          <w:rFonts w:eastAsia="Times New Roman" w:cstheme="minorHAnsi"/>
+          <w:sz w:val="24"/>
+          <w:szCs w:val="24"/>
+        </w:rPr>
+      </w:pPr>
+      <w:r>
+        <w:rPr>
+          <w:rFonts w:eastAsia="Times New Roman" w:cstheme="minorHAnsi"/>
+          <w:sz w:val="24"/>
+          <w:szCs w:val="24"/>
+        </w:rPr>
+        <w:t>Cilj ovakvog pristupa je da korisnici mogu pristupati sistemu na fleksibilan način, u zavisnosti od svojih potreba i radnog okruženja. Na računarima bi aplikacija mogla biti korišćena kao instalirano rešenje, dok bi pristup putem veb okruženja omogućio prijavu i rad u sistemu bez potrebe za instalacijom dodatnog softvera.</w:t>
+      </w:r>
+      <w:r>
+        <w:rPr>
+          <w:rFonts w:eastAsia="Times New Roman" w:cstheme="minorHAnsi"/>
+          <w:sz w:val="24"/>
+          <w:szCs w:val="24"/>
+        </w:rPr>
+        <w:t xml:space="preserve"> </w:t>
+      </w:r>
+      <w:r>
+        <w:rPr>
+          <w:rFonts w:eastAsia="Times New Roman" w:cstheme="minorHAnsi"/>
+          <w:sz w:val="24"/>
+          <w:szCs w:val="24"/>
+        </w:rPr>
+        <w:t>Za realizaciju aplikacije koristi se programsko okruženje Embarcadero Delphi, dok je za skladištenje podataka predviđena baza podataka realizovana u Microsoft Access okruženju. U okviru baze čuvaju se podaci o korisnicima, klijentima, transportnim turama, vozilima, vozačima i realizaciji usluga. Osetljivi podaci, kao što su korisničke lozinke, čuvaju se u heširanom obliku radi povećanja bezbednosti sistema.</w:t>
+      </w:r>
+      <w:r>
+        <w:rPr>
+          <w:rFonts w:eastAsia="Times New Roman" w:cstheme="minorHAnsi"/>
+          <w:sz w:val="24"/>
+          <w:szCs w:val="24"/>
+        </w:rPr>
+        <w:t xml:space="preserve"> </w:t>
+      </w:r>
+      <w:r>
+        <w:rPr>
+          <w:sz w:val="24"/>
+          <w:szCs w:val="24"/>
+        </w:rPr>
+        <w:t>U okviru implementacije korišćen je MD5 algoritam za heširanje lozinki, čime se obezbeđuje osnovni nivo zaštite podataka.</w:t>
+      </w:r>
+    </w:p>
+    <w:p>
+      <w:pPr>
+        <w:spacing w:before="100" w:beforeAutospacing="1" w:after="100" w:afterAutospacing="1" w:line="240" w:lineRule="auto"/>
+        <w:jc w:val="both"/>
+        <w:rPr>
+          <w:rFonts w:eastAsia="Times New Roman" w:cstheme="minorHAnsi"/>
+          <w:sz w:val="24"/>
+          <w:szCs w:val="24"/>
+        </w:rPr>
+      </w:pPr>
+      <w:r>
+        <w:rPr>
+          <w:rFonts w:eastAsia="Times New Roman" w:cstheme="minorHAnsi"/>
+          <w:sz w:val="24"/>
+          <w:szCs w:val="24"/>
+        </w:rPr>
+        <w:t>Korisnički interfejs aplikacije dizajniran je u alatu Figma, pri čemu su ekrani oblikovani tako da budu pregledni i prilagođeni korišćenju na različitim uređajima.</w:t>
+      </w:r>
+    </w:p>
+    <w:p>
+      <w:pPr>
+        <w:spacing w:before="100" w:beforeAutospacing="1" w:after="100" w:afterAutospacing="1" w:line="240" w:lineRule="auto"/>
+        <w:jc w:val="both"/>
+        <w:rPr>
+          <w:rFonts w:eastAsia="Times New Roman" w:cstheme="minorHAnsi"/>
+          <w:sz w:val="24"/>
+          <w:szCs w:val="24"/>
+        </w:rPr>
+      </w:pPr>
+    </w:p>
+    <w:p>
+      <w:pPr>
+        <w:spacing w:before="100" w:beforeAutospacing="1" w:after="100" w:afterAutospacing="1" w:line="240" w:lineRule="auto"/>
+        <w:rPr>
+          <w:rFonts w:eastAsia="Times New Roman" w:cstheme="minorHAnsi"/>
+          <w:sz w:val="40"/>
+          <w:szCs w:val="40"/>
+        </w:rPr>
+      </w:pPr>
+    </w:p>
+    <w:p>
+      <w:pPr>
+        <w:spacing w:before="100" w:beforeAutospacing="1" w:after="100" w:afterAutospacing="1" w:line="240" w:lineRule="auto"/>
+        <w:rPr>
+          <w:rFonts w:eastAsia="Times New Roman" w:cstheme="minorHAnsi"/>
+          <w:sz w:val="40"/>
+          <w:szCs w:val="40"/>
+        </w:rPr>
+      </w:pPr>
+    </w:p>
+    <w:p>
+      <w:pPr>
+        <w:spacing w:before="100" w:beforeAutospacing="1" w:after="100" w:afterAutospacing="1" w:line="240" w:lineRule="auto"/>
+        <w:rPr>
+          <w:rFonts w:eastAsia="Times New Roman" w:cstheme="minorHAnsi"/>
+          <w:sz w:val="40"/>
+          <w:szCs w:val="40"/>
+        </w:rPr>
+      </w:pPr>
+    </w:p>
+    <w:p>
+      <w:pPr>
+        <w:spacing w:before="100" w:beforeAutospacing="1" w:after="100" w:afterAutospacing="1" w:line="240" w:lineRule="auto"/>
+        <w:rPr>
+          <w:rFonts w:eastAsia="Times New Roman" w:cstheme="minorHAnsi"/>
+          <w:sz w:val="40"/>
+          <w:szCs w:val="40"/>
+        </w:rPr>
+      </w:pPr>
+    </w:p>
+    <w:p>
+      <w:pPr>
+        <w:spacing w:before="100" w:beforeAutospacing="1" w:after="100" w:afterAutospacing="1" w:line="240" w:lineRule="auto"/>
+        <w:rPr>
+          <w:rFonts w:eastAsia="Times New Roman" w:cstheme="minorHAnsi"/>
+          <w:sz w:val="40"/>
+          <w:szCs w:val="40"/>
+        </w:rPr>
+      </w:pPr>
+    </w:p>
+    <w:p>
+      <w:pPr>
+        <w:spacing w:before="100" w:beforeAutospacing="1" w:after="100" w:afterAutospacing="1" w:line="240" w:lineRule="auto"/>
+        <w:rPr>
+          <w:rFonts w:eastAsia="Times New Roman" w:cstheme="minorHAnsi"/>
+          <w:sz w:val="40"/>
+          <w:szCs w:val="40"/>
+        </w:rPr>
+      </w:pPr>
+    </w:p>
+    <w:p>
+      <w:pPr>
+        <w:spacing w:before="100" w:beforeAutospacing="1" w:after="100" w:afterAutospacing="1" w:line="240" w:lineRule="auto"/>
+        <w:rPr>
+          <w:rFonts w:eastAsia="Times New Roman" w:cstheme="minorHAnsi"/>
+          <w:sz w:val="40"/>
+          <w:szCs w:val="40"/>
+        </w:rPr>
+      </w:pPr>
+    </w:p>
+    <w:p>
+      <w:pPr>
+        <w:spacing w:before="100" w:beforeAutospacing="1" w:after="100" w:afterAutospacing="1" w:line="240" w:lineRule="auto"/>
+        <w:rPr>
+          <w:rFonts w:eastAsia="Times New Roman" w:cstheme="minorHAnsi"/>
+          <w:sz w:val="40"/>
+          <w:szCs w:val="40"/>
+        </w:rPr>
+      </w:pPr>
+      <w:r>
+        <w:rPr>
+          <w:rFonts w:eastAsia="Times New Roman" w:cstheme="minorHAnsi"/>
+          <w:sz w:val="40"/>
+          <w:szCs w:val="40"/>
+        </w:rPr>
+        <w:lastRenderedPageBreak/>
+        <w:t>6. Zaključak</w:t>
+      </w:r>
+    </w:p>
+    <w:p>
+      <w:pPr>
+        <w:spacing w:before="100" w:beforeAutospacing="1" w:after="100" w:afterAutospacing="1" w:line="240" w:lineRule="auto"/>
+        <w:rPr>
+          <w:rFonts w:eastAsia="Times New Roman" w:cstheme="minorHAnsi"/>
+          <w:sz w:val="40"/>
+          <w:szCs w:val="40"/>
+        </w:rPr>
+      </w:pPr>
+    </w:p>
+    <w:p>
+      <w:pPr>
+        <w:spacing w:before="100" w:beforeAutospacing="1" w:after="100" w:afterAutospacing="1" w:line="240" w:lineRule="auto"/>
+        <w:jc w:val="both"/>
+        <w:rPr>
+          <w:rFonts w:eastAsia="Times New Roman" w:cstheme="minorHAnsi"/>
+          <w:sz w:val="24"/>
+          <w:szCs w:val="24"/>
+        </w:rPr>
+      </w:pPr>
+      <w:r>
+        <w:rPr>
+          <w:rFonts w:eastAsia="Times New Roman" w:cstheme="minorHAnsi"/>
+          <w:sz w:val="24"/>
+          <w:szCs w:val="24"/>
+        </w:rPr>
+        <w:t>U okviru ovog rada prikazan je predlog rešenja informacionog sistema za podršku procesu prodaje transportnih usluga u preduzeću MPM Transport. Kroz analizu poslovnog procesa i njegovo modelovanje primenom različitih dijagrama, kao što su SSA, DFD, IDEF0 i MOV, omogućeno je sagledavanje sistema iz više perspektiva i identifikacija ključnih aktivnosti.</w:t>
+      </w:r>
+      <w:r>
+        <w:rPr>
+          <w:rFonts w:eastAsia="Times New Roman" w:cstheme="minorHAnsi"/>
+          <w:sz w:val="24"/>
+          <w:szCs w:val="24"/>
+        </w:rPr>
+        <w:t xml:space="preserve"> </w:t>
+      </w:r>
+      <w:r>
+        <w:rPr>
+          <w:rFonts w:eastAsia="Times New Roman" w:cstheme="minorHAnsi"/>
+          <w:sz w:val="24"/>
+          <w:szCs w:val="24"/>
+        </w:rPr>
+        <w:t>Na osnovu izvršenog modelovanja razvijen je koncept aplikativnog rešenja koje obuhvata sve faze procesa, počev od prijema zahteva klijenata, preko kreiranja ponuda i rezervacija, do organizacije i realizacije transportnih tura. Poseban značaj ima operativni deo sistema, koji omogućava praćenje realizacije transporta kroz različite statuse, kao i pravovremenu reakciju u slučaju problema.</w:t>
+      </w:r>
+    </w:p>
+    <w:p>
+      <w:pPr>
+        <w:spacing w:before="100" w:beforeAutospacing="1" w:after="100" w:afterAutospacing="1" w:line="240" w:lineRule="auto"/>
+        <w:jc w:val="both"/>
+        <w:rPr>
+          <w:rFonts w:eastAsia="Times New Roman" w:cstheme="minorHAnsi"/>
+          <w:sz w:val="24"/>
+          <w:szCs w:val="24"/>
+        </w:rPr>
+      </w:pPr>
+      <w:r>
+        <w:rPr>
+          <w:rFonts w:eastAsia="Times New Roman" w:cstheme="minorHAnsi"/>
+          <w:sz w:val="24"/>
+          <w:szCs w:val="24"/>
+        </w:rPr>
+        <w:t>U radu je takođe prikazana uloga različitih korisnika, pre svega dispečera i vozača, čime je obezbeđena bolja koordinacija i efikasnije upravljanje procesima. Uvođenjem funkcionalnosti kao što su notifikacije, ažuriranje statusa i pregled podataka, sistem omogućava veću transparentnost i pouzdanost u radu.</w:t>
+      </w:r>
+    </w:p>
+    <w:p>
+      <w:pPr>
+        <w:spacing w:before="100" w:beforeAutospacing="1" w:after="100" w:afterAutospacing="1" w:line="240" w:lineRule="auto"/>
+        <w:jc w:val="both"/>
+        <w:rPr>
+          <w:rFonts w:eastAsia="Times New Roman" w:cstheme="minorHAnsi"/>
+          <w:sz w:val="24"/>
+          <w:szCs w:val="24"/>
+        </w:rPr>
+      </w:pPr>
+      <w:r>
+        <w:rPr>
+          <w:rFonts w:eastAsia="Times New Roman" w:cstheme="minorHAnsi"/>
+          <w:sz w:val="24"/>
+          <w:szCs w:val="24"/>
+        </w:rPr>
+        <w:t xml:space="preserve">Predloženo rešenje doprinosi unapređenju organizacije poslovanja, smanjenju mogućnosti grešaka i povećanju efikasnosti u realizaciji transportnih usluga. </w:t>
+      </w:r>
+    </w:p>
+    <w:p>
+      <w:pPr>
+        <w:spacing w:before="100" w:beforeAutospacing="1" w:after="100" w:afterAutospacing="1" w:line="240" w:lineRule="auto"/>
+        <w:jc w:val="both"/>
+        <w:rPr>
+          <w:rFonts w:eastAsia="Times New Roman" w:cstheme="minorHAnsi"/>
+          <w:sz w:val="24"/>
+          <w:szCs w:val="24"/>
+        </w:rPr>
+      </w:pPr>
+      <w:r>
+        <w:rPr>
+          <w:sz w:val="24"/>
+          <w:szCs w:val="24"/>
+        </w:rPr>
+        <w:t>Takođe, ostavlja mogućnost daljeg razvoja sistema kroz unapređenje funkcionalnosti i izveštaja u skladu sa potrebama poslovanja.</w:t>
+      </w:r>
+    </w:p>
+    <w:p>
+      <w:pPr>
+        <w:spacing w:before="100" w:beforeAutospacing="1" w:after="100" w:afterAutospacing="1" w:line="240" w:lineRule="auto"/>
+        <w:jc w:val="both"/>
+        <w:rPr>
+          <w:rFonts w:eastAsia="Times New Roman" w:cstheme="minorHAnsi"/>
+          <w:sz w:val="24"/>
+          <w:szCs w:val="24"/>
+        </w:rPr>
+      </w:pPr>
+    </w:p>
+    <w:p>
+      <w:pPr>
+        <w:spacing w:before="100" w:beforeAutospacing="1" w:after="100" w:afterAutospacing="1" w:line="240" w:lineRule="auto"/>
+        <w:jc w:val="both"/>
+        <w:rPr>
+          <w:rFonts w:eastAsia="Times New Roman" w:cstheme="minorHAnsi"/>
+          <w:sz w:val="40"/>
+          <w:szCs w:val="40"/>
+        </w:rPr>
+      </w:pPr>
+    </w:p>
+    <w:p>
+      <w:pPr>
+        <w:spacing w:before="100" w:beforeAutospacing="1" w:after="100" w:afterAutospacing="1" w:line="240" w:lineRule="auto"/>
+        <w:jc w:val="both"/>
+        <w:rPr>
+          <w:rFonts w:eastAsia="Times New Roman" w:cstheme="minorHAnsi"/>
+          <w:sz w:val="40"/>
+          <w:szCs w:val="40"/>
+        </w:rPr>
+      </w:pPr>
+    </w:p>
+    <w:p>
+      <w:pPr>
+        <w:jc w:val="both"/>
+        <w:rPr>
+          <w:rFonts w:cstheme="minorHAnsi"/>
+          <w:sz w:val="24"/>
+          <w:szCs w:val="24"/>
+        </w:rPr>
+      </w:pPr>
+    </w:p>
     <w:sectPr>
+      <w:footerReference w:type="default" r:id="rId52"/>
       <w:pgSz w:w="12240" w:h="15840"/>
       <w:pgMar w:top="1440" w:right="1440" w:bottom="1440" w:left="1440" w:header="720" w:footer="720" w:gutter="0"/>
       <w:cols w:space="720"/>
@@ -10534,6 +12970,59 @@
     </w:p>
   </w:endnote>
 </w:endnotes>
+</file>
+
+<file path=word/footer1.xml><?xml version="1.0" encoding="utf-8"?>
+<w:ftr xmlns:wpc="http://schemas.microsoft.com/office/word/2010/wordprocessingCanvas" xmlns:cx="http://schemas.microsoft.com/office/drawing/2014/chartex" xmlns:cx1="http://schemas.microsoft.com/office/drawing/2015/9/8/chartex" xmlns:cx2="http://schemas.microsoft.com/office/drawing/2015/10/21/chartex" xmlns:cx3="http://schemas.microsoft.com/office/drawing/2016/5/9/chartex" xmlns:cx4="http://schemas.microsoft.com/office/drawing/2016/5/10/chartex" xmlns:cx5="http://schemas.microsoft.com/office/drawing/2016/5/11/chartex" xmlns:cx6="http://schemas.microsoft.com/office/drawing/2016/5/12/chartex" xmlns:cx7="http://schemas.microsoft.com/office/drawing/2016/5/13/chartex" xmlns:cx8="http://schemas.microsoft.com/office/drawing/2016/5/14/chartex" xmlns:mc="http://schemas.openxmlformats.org/markup-compatibility/2006" xmlns:aink="http://schemas.microsoft.com/office/drawing/2016/ink" xmlns:am3d="http://schemas.microsoft.com/office/drawing/2017/model3d" xmlns:o="urn:schemas-microsoft-com:office:office" xmlns:r="http://schemas.openxmlformats.org/officeDocument/2006/relationships" xmlns:m="http://schemas.openxmlformats.org/officeDocument/2006/math" xmlns:v="urn:schemas-microsoft-com:vml" xmlns:wp14="http://schemas.microsoft.com/office/word/2010/wordprocessingDrawing" xmlns:wp="http://schemas.openxmlformats.org/drawingml/2006/wordprocessingDrawing" xmlns:w10="urn:schemas-microsoft-com:office:word" xmlns:w="http://schemas.openxmlformats.org/wordprocessingml/2006/main" xmlns:w14="http://schemas.microsoft.com/office/word/2010/wordml" xmlns:w15="http://schemas.microsoft.com/office/word/2012/wordml" xmlns:w16cex="http://schemas.microsoft.com/office/word/2018/wordml/cex" xmlns:w16cid="http://schemas.microsoft.com/office/word/2016/wordml/cid" xmlns:w16="http://schemas.microsoft.com/office/word/2018/wordml" xmlns:w16sdtdh="http://schemas.microsoft.com/office/word/2020/wordml/sdtdatahash" xmlns:w16se="http://schemas.microsoft.com/office/word/2015/wordml/symex" xmlns:wpg="http://schemas.microsoft.com/office/word/2010/wordprocessingGroup" xmlns:wpi="http://schemas.microsoft.com/office/word/2010/wordprocessingInk" xmlns:wne="http://schemas.microsoft.com/office/word/2006/wordml" xmlns:wps="http://schemas.microsoft.com/office/word/2010/wordprocessingShape" mc:Ignorable="w14 w15 w16se w16cid w16 w16cex w16sdtdh wp14">
+  <w:sdt>
+    <w:sdtPr>
+      <w:id w:val="-2068944942"/>
+      <w:docPartObj>
+        <w:docPartGallery w:val="Page Numbers (Bottom of Page)"/>
+        <w:docPartUnique/>
+      </w:docPartObj>
+    </w:sdtPr>
+    <w:sdtEndPr>
+      <w:rPr>
+        <w:noProof/>
+      </w:rPr>
+    </w:sdtEndPr>
+    <w:sdtContent>
+      <w:p>
+        <w:pPr>
+          <w:pStyle w:val="Footer"/>
+          <w:jc w:val="right"/>
+        </w:pPr>
+        <w:r>
+          <w:fldChar w:fldCharType="begin"/>
+        </w:r>
+        <w:r>
+          <w:instrText xml:space="preserve"> PAGE   \* MERGEFORMAT </w:instrText>
+        </w:r>
+        <w:r>
+          <w:fldChar w:fldCharType="separate"/>
+        </w:r>
+        <w:r>
+          <w:rPr>
+            <w:noProof/>
+          </w:rPr>
+          <w:t>2</w:t>
+        </w:r>
+        <w:r>
+          <w:rPr>
+            <w:noProof/>
+          </w:rPr>
+          <w:fldChar w:fldCharType="end"/>
+        </w:r>
+      </w:p>
+    </w:sdtContent>
+  </w:sdt>
+  <w:p>
+    <w:pPr>
+      <w:pStyle w:val="Footer"/>
+    </w:pPr>
+  </w:p>
+</w:ftr>
 </file>
 
 <file path=word/footnotes.xml><?xml version="1.0" encoding="utf-8"?>
@@ -11357,6 +13846,27 @@
     <w:name w:val="Normal"/>
     <w:qFormat/>
   </w:style>
+  <w:style w:type="paragraph" w:styleId="Heading1">
+    <w:name w:val="heading 1"/>
+    <w:basedOn w:val="Normal"/>
+    <w:next w:val="Normal"/>
+    <w:link w:val="Heading1Char"/>
+    <w:uiPriority w:val="9"/>
+    <w:qFormat/>
+    <w:rsid w:val="00C23373"/>
+    <w:pPr>
+      <w:keepNext/>
+      <w:keepLines/>
+      <w:spacing w:before="240" w:after="0"/>
+      <w:outlineLvl w:val="0"/>
+    </w:pPr>
+    <w:rPr>
+      <w:rFonts w:asciiTheme="majorHAnsi" w:eastAsiaTheme="majorEastAsia" w:hAnsiTheme="majorHAnsi" w:cstheme="majorBidi"/>
+      <w:color w:val="2F5496" w:themeColor="accent1" w:themeShade="BF"/>
+      <w:sz w:val="32"/>
+      <w:szCs w:val="32"/>
+    </w:rPr>
+  </w:style>
   <w:style w:type="character" w:default="1" w:styleId="DefaultParagraphFont">
     <w:name w:val="Default Paragraph Font"/>
     <w:uiPriority w:val="1"/>
@@ -11489,6 +13999,31 @@
       <w:sz w:val="24"/>
       <w:szCs w:val="24"/>
     </w:rPr>
+  </w:style>
+  <w:style w:type="character" w:customStyle="1" w:styleId="Heading1Char">
+    <w:name w:val="Heading 1 Char"/>
+    <w:basedOn w:val="DefaultParagraphFont"/>
+    <w:link w:val="Heading1"/>
+    <w:uiPriority w:val="9"/>
+    <w:rsid w:val="00C23373"/>
+    <w:rPr>
+      <w:rFonts w:asciiTheme="majorHAnsi" w:eastAsiaTheme="majorEastAsia" w:hAnsiTheme="majorHAnsi" w:cstheme="majorBidi"/>
+      <w:color w:val="2F5496" w:themeColor="accent1" w:themeShade="BF"/>
+      <w:sz w:val="32"/>
+      <w:szCs w:val="32"/>
+    </w:rPr>
+  </w:style>
+  <w:style w:type="paragraph" w:styleId="TOCHeading">
+    <w:name w:val="TOC Heading"/>
+    <w:basedOn w:val="Heading1"/>
+    <w:next w:val="Normal"/>
+    <w:uiPriority w:val="39"/>
+    <w:unhideWhenUsed/>
+    <w:qFormat/>
+    <w:rsid w:val="00C23373"/>
+    <w:pPr>
+      <w:outlineLvl w:val="9"/>
+    </w:pPr>
   </w:style>
 </w:styles>
 </file>

--- a/predlog rešenja.docx
+++ b/predlog rešenja.docx
@@ -311,6 +311,985 @@
         <w:br w:type="page"/>
       </w:r>
     </w:p>
+    <w:sdt>
+      <w:sdtPr>
+        <w:id w:val="-2083214378"/>
+        <w:docPartObj>
+          <w:docPartGallery w:val="Table of Contents"/>
+          <w:docPartUnique/>
+        </w:docPartObj>
+      </w:sdtPr>
+      <w:sdtEndPr>
+        <w:rPr>
+          <w:rFonts w:asciiTheme="minorHAnsi" w:eastAsiaTheme="minorHAnsi" w:hAnsiTheme="minorHAnsi" w:cstheme="minorBidi"/>
+          <w:b/>
+          <w:bCs/>
+          <w:noProof/>
+          <w:color w:val="auto"/>
+          <w:sz w:val="22"/>
+          <w:szCs w:val="22"/>
+        </w:rPr>
+      </w:sdtEndPr>
+      <w:sdtContent>
+        <w:p>
+          <w:pPr>
+            <w:pStyle w:val="TOCHeading"/>
+          </w:pPr>
+          <w:r>
+            <w:t>Sadržaj</w:t>
+          </w:r>
+        </w:p>
+        <w:p>
+          <w:pPr>
+            <w:pStyle w:val="TOC1"/>
+            <w:tabs>
+              <w:tab w:val="right" w:leader="dot" w:pos="9350"/>
+            </w:tabs>
+            <w:rPr>
+              <w:noProof/>
+            </w:rPr>
+          </w:pPr>
+          <w:r>
+            <w:fldChar w:fldCharType="begin"/>
+          </w:r>
+          <w:r>
+            <w:instrText xml:space="preserve"> TOC \o "1-3" \h \z \u </w:instrText>
+          </w:r>
+          <w:r>
+            <w:fldChar w:fldCharType="separate"/>
+          </w:r>
+          <w:hyperlink w:anchor="_Toc226931149" w:history="1">
+            <w:r>
+              <w:rPr>
+                <w:rStyle w:val="Hyperlink"/>
+                <w:noProof/>
+              </w:rPr>
+              <w:t>1.</w:t>
+            </w:r>
+            <w:r>
+              <w:rPr>
+                <w:rStyle w:val="Hyperlink"/>
+                <w:b/>
+                <w:bCs/>
+                <w:noProof/>
+              </w:rPr>
+              <w:t xml:space="preserve"> </w:t>
+            </w:r>
+            <w:r>
+              <w:rPr>
+                <w:rStyle w:val="Hyperlink"/>
+                <w:noProof/>
+              </w:rPr>
+              <w:t>Uvod u predlog rešenja</w:t>
+            </w:r>
+            <w:r>
+              <w:rPr>
+                <w:noProof/>
+                <w:webHidden/>
+              </w:rPr>
+              <w:tab/>
+            </w:r>
+            <w:r>
+              <w:rPr>
+                <w:noProof/>
+                <w:webHidden/>
+              </w:rPr>
+              <w:fldChar w:fldCharType="begin"/>
+            </w:r>
+            <w:r>
+              <w:rPr>
+                <w:noProof/>
+                <w:webHidden/>
+              </w:rPr>
+              <w:instrText xml:space="preserve"> PAGEREF _Toc226931149 \h </w:instrText>
+            </w:r>
+            <w:r>
+              <w:rPr>
+                <w:noProof/>
+                <w:webHidden/>
+              </w:rPr>
+            </w:r>
+            <w:r>
+              <w:rPr>
+                <w:noProof/>
+                <w:webHidden/>
+              </w:rPr>
+              <w:fldChar w:fldCharType="separate"/>
+            </w:r>
+            <w:r>
+              <w:rPr>
+                <w:noProof/>
+                <w:webHidden/>
+              </w:rPr>
+              <w:t>3</w:t>
+            </w:r>
+            <w:r>
+              <w:rPr>
+                <w:noProof/>
+                <w:webHidden/>
+              </w:rPr>
+              <w:fldChar w:fldCharType="end"/>
+            </w:r>
+          </w:hyperlink>
+        </w:p>
+        <w:p>
+          <w:pPr>
+            <w:pStyle w:val="TOC1"/>
+            <w:tabs>
+              <w:tab w:val="right" w:leader="dot" w:pos="9350"/>
+            </w:tabs>
+            <w:rPr>
+              <w:noProof/>
+            </w:rPr>
+          </w:pPr>
+          <w:hyperlink w:anchor="_Toc226931150" w:history="1">
+            <w:r>
+              <w:rPr>
+                <w:rStyle w:val="Hyperlink"/>
+                <w:noProof/>
+              </w:rPr>
+              <w:t>2. Opis informacionog sistema</w:t>
+            </w:r>
+            <w:r>
+              <w:rPr>
+                <w:noProof/>
+                <w:webHidden/>
+              </w:rPr>
+              <w:tab/>
+            </w:r>
+            <w:r>
+              <w:rPr>
+                <w:noProof/>
+                <w:webHidden/>
+              </w:rPr>
+              <w:fldChar w:fldCharType="begin"/>
+            </w:r>
+            <w:r>
+              <w:rPr>
+                <w:noProof/>
+                <w:webHidden/>
+              </w:rPr>
+              <w:instrText xml:space="preserve"> PAGEREF _Toc226931150 \h </w:instrText>
+            </w:r>
+            <w:r>
+              <w:rPr>
+                <w:noProof/>
+                <w:webHidden/>
+              </w:rPr>
+            </w:r>
+            <w:r>
+              <w:rPr>
+                <w:noProof/>
+                <w:webHidden/>
+              </w:rPr>
+              <w:fldChar w:fldCharType="separate"/>
+            </w:r>
+            <w:r>
+              <w:rPr>
+                <w:noProof/>
+                <w:webHidden/>
+              </w:rPr>
+              <w:t>4</w:t>
+            </w:r>
+            <w:r>
+              <w:rPr>
+                <w:noProof/>
+                <w:webHidden/>
+              </w:rPr>
+              <w:fldChar w:fldCharType="end"/>
+            </w:r>
+          </w:hyperlink>
+        </w:p>
+        <w:p>
+          <w:pPr>
+            <w:pStyle w:val="TOC1"/>
+            <w:tabs>
+              <w:tab w:val="right" w:leader="dot" w:pos="9350"/>
+            </w:tabs>
+            <w:rPr>
+              <w:noProof/>
+            </w:rPr>
+          </w:pPr>
+          <w:hyperlink w:anchor="_Toc226931151" w:history="1">
+            <w:r>
+              <w:rPr>
+                <w:rStyle w:val="Hyperlink"/>
+                <w:noProof/>
+              </w:rPr>
+              <w:t>3. Modelovanje informacionog sistema</w:t>
+            </w:r>
+            <w:r>
+              <w:rPr>
+                <w:noProof/>
+                <w:webHidden/>
+              </w:rPr>
+              <w:tab/>
+            </w:r>
+            <w:r>
+              <w:rPr>
+                <w:noProof/>
+                <w:webHidden/>
+              </w:rPr>
+              <w:fldChar w:fldCharType="begin"/>
+            </w:r>
+            <w:r>
+              <w:rPr>
+                <w:noProof/>
+                <w:webHidden/>
+              </w:rPr>
+              <w:instrText xml:space="preserve"> PAGEREF _Toc226931151 \h </w:instrText>
+            </w:r>
+            <w:r>
+              <w:rPr>
+                <w:noProof/>
+                <w:webHidden/>
+              </w:rPr>
+            </w:r>
+            <w:r>
+              <w:rPr>
+                <w:noProof/>
+                <w:webHidden/>
+              </w:rPr>
+              <w:fldChar w:fldCharType="separate"/>
+            </w:r>
+            <w:r>
+              <w:rPr>
+                <w:noProof/>
+                <w:webHidden/>
+              </w:rPr>
+              <w:t>4</w:t>
+            </w:r>
+            <w:r>
+              <w:rPr>
+                <w:noProof/>
+                <w:webHidden/>
+              </w:rPr>
+              <w:fldChar w:fldCharType="end"/>
+            </w:r>
+          </w:hyperlink>
+        </w:p>
+        <w:p>
+          <w:pPr>
+            <w:pStyle w:val="TOC2"/>
+            <w:tabs>
+              <w:tab w:val="right" w:leader="dot" w:pos="9350"/>
+            </w:tabs>
+            <w:rPr>
+              <w:noProof/>
+            </w:rPr>
+          </w:pPr>
+          <w:hyperlink w:anchor="_Toc226931152" w:history="1">
+            <w:r>
+              <w:rPr>
+                <w:rStyle w:val="Hyperlink"/>
+                <w:noProof/>
+              </w:rPr>
+              <w:t>3.1 SSA dijagram</w:t>
+            </w:r>
+            <w:r>
+              <w:rPr>
+                <w:noProof/>
+                <w:webHidden/>
+              </w:rPr>
+              <w:tab/>
+            </w:r>
+            <w:r>
+              <w:rPr>
+                <w:noProof/>
+                <w:webHidden/>
+              </w:rPr>
+              <w:fldChar w:fldCharType="begin"/>
+            </w:r>
+            <w:r>
+              <w:rPr>
+                <w:noProof/>
+                <w:webHidden/>
+              </w:rPr>
+              <w:instrText xml:space="preserve"> PAGEREF _Toc226931152 \h </w:instrText>
+            </w:r>
+            <w:r>
+              <w:rPr>
+                <w:noProof/>
+                <w:webHidden/>
+              </w:rPr>
+            </w:r>
+            <w:r>
+              <w:rPr>
+                <w:noProof/>
+                <w:webHidden/>
+              </w:rPr>
+              <w:fldChar w:fldCharType="separate"/>
+            </w:r>
+            <w:r>
+              <w:rPr>
+                <w:noProof/>
+                <w:webHidden/>
+              </w:rPr>
+              <w:t>4</w:t>
+            </w:r>
+            <w:r>
+              <w:rPr>
+                <w:noProof/>
+                <w:webHidden/>
+              </w:rPr>
+              <w:fldChar w:fldCharType="end"/>
+            </w:r>
+          </w:hyperlink>
+        </w:p>
+        <w:p>
+          <w:pPr>
+            <w:pStyle w:val="TOC1"/>
+            <w:tabs>
+              <w:tab w:val="right" w:leader="dot" w:pos="9350"/>
+            </w:tabs>
+            <w:rPr>
+              <w:noProof/>
+            </w:rPr>
+          </w:pPr>
+          <w:hyperlink w:anchor="_Toc226931153" w:history="1">
+            <w:r>
+              <w:rPr>
+                <w:rStyle w:val="Hyperlink"/>
+                <w:noProof/>
+              </w:rPr>
+              <w:t>4. Opis funkcionalnosti aplikacije</w:t>
+            </w:r>
+            <w:r>
+              <w:rPr>
+                <w:noProof/>
+                <w:webHidden/>
+              </w:rPr>
+              <w:tab/>
+            </w:r>
+            <w:r>
+              <w:rPr>
+                <w:noProof/>
+                <w:webHidden/>
+              </w:rPr>
+              <w:fldChar w:fldCharType="begin"/>
+            </w:r>
+            <w:r>
+              <w:rPr>
+                <w:noProof/>
+                <w:webHidden/>
+              </w:rPr>
+              <w:instrText xml:space="preserve"> PAGEREF _Toc226931153 \h </w:instrText>
+            </w:r>
+            <w:r>
+              <w:rPr>
+                <w:noProof/>
+                <w:webHidden/>
+              </w:rPr>
+            </w:r>
+            <w:r>
+              <w:rPr>
+                <w:noProof/>
+                <w:webHidden/>
+              </w:rPr>
+              <w:fldChar w:fldCharType="separate"/>
+            </w:r>
+            <w:r>
+              <w:rPr>
+                <w:noProof/>
+                <w:webHidden/>
+              </w:rPr>
+              <w:t>13</w:t>
+            </w:r>
+            <w:r>
+              <w:rPr>
+                <w:noProof/>
+                <w:webHidden/>
+              </w:rPr>
+              <w:fldChar w:fldCharType="end"/>
+            </w:r>
+          </w:hyperlink>
+        </w:p>
+        <w:p>
+          <w:pPr>
+            <w:pStyle w:val="TOC2"/>
+            <w:tabs>
+              <w:tab w:val="right" w:leader="dot" w:pos="9350"/>
+            </w:tabs>
+            <w:rPr>
+              <w:noProof/>
+            </w:rPr>
+          </w:pPr>
+          <w:hyperlink w:anchor="_Toc226931154" w:history="1">
+            <w:r>
+              <w:rPr>
+                <w:rStyle w:val="Hyperlink"/>
+                <w:rFonts w:eastAsia="Times New Roman"/>
+                <w:noProof/>
+              </w:rPr>
+              <w:t>4.3 Kreiranje I upravljanje zahtevima</w:t>
+            </w:r>
+            <w:r>
+              <w:rPr>
+                <w:noProof/>
+                <w:webHidden/>
+              </w:rPr>
+              <w:tab/>
+            </w:r>
+            <w:r>
+              <w:rPr>
+                <w:noProof/>
+                <w:webHidden/>
+              </w:rPr>
+              <w:fldChar w:fldCharType="begin"/>
+            </w:r>
+            <w:r>
+              <w:rPr>
+                <w:noProof/>
+                <w:webHidden/>
+              </w:rPr>
+              <w:instrText xml:space="preserve"> PAGEREF _Toc226931154 \h </w:instrText>
+            </w:r>
+            <w:r>
+              <w:rPr>
+                <w:noProof/>
+                <w:webHidden/>
+              </w:rPr>
+            </w:r>
+            <w:r>
+              <w:rPr>
+                <w:noProof/>
+                <w:webHidden/>
+              </w:rPr>
+              <w:fldChar w:fldCharType="separate"/>
+            </w:r>
+            <w:r>
+              <w:rPr>
+                <w:noProof/>
+                <w:webHidden/>
+              </w:rPr>
+              <w:t>16</w:t>
+            </w:r>
+            <w:r>
+              <w:rPr>
+                <w:noProof/>
+                <w:webHidden/>
+              </w:rPr>
+              <w:fldChar w:fldCharType="end"/>
+            </w:r>
+          </w:hyperlink>
+        </w:p>
+        <w:p>
+          <w:pPr>
+            <w:pStyle w:val="TOC2"/>
+            <w:tabs>
+              <w:tab w:val="right" w:leader="dot" w:pos="9350"/>
+            </w:tabs>
+            <w:rPr>
+              <w:noProof/>
+            </w:rPr>
+          </w:pPr>
+          <w:hyperlink w:anchor="_Toc226931155" w:history="1">
+            <w:r>
+              <w:rPr>
+                <w:rStyle w:val="Hyperlink"/>
+                <w:noProof/>
+              </w:rPr>
+              <w:t>4.4 Kreiranje I upravljanje ponudama</w:t>
+            </w:r>
+            <w:r>
+              <w:rPr>
+                <w:noProof/>
+                <w:webHidden/>
+              </w:rPr>
+              <w:tab/>
+            </w:r>
+            <w:r>
+              <w:rPr>
+                <w:noProof/>
+                <w:webHidden/>
+              </w:rPr>
+              <w:fldChar w:fldCharType="begin"/>
+            </w:r>
+            <w:r>
+              <w:rPr>
+                <w:noProof/>
+                <w:webHidden/>
+              </w:rPr>
+              <w:instrText xml:space="preserve"> PAGEREF _Toc226931155 \h </w:instrText>
+            </w:r>
+            <w:r>
+              <w:rPr>
+                <w:noProof/>
+                <w:webHidden/>
+              </w:rPr>
+            </w:r>
+            <w:r>
+              <w:rPr>
+                <w:noProof/>
+                <w:webHidden/>
+              </w:rPr>
+              <w:fldChar w:fldCharType="separate"/>
+            </w:r>
+            <w:r>
+              <w:rPr>
+                <w:noProof/>
+                <w:webHidden/>
+              </w:rPr>
+              <w:t>18</w:t>
+            </w:r>
+            <w:r>
+              <w:rPr>
+                <w:noProof/>
+                <w:webHidden/>
+              </w:rPr>
+              <w:fldChar w:fldCharType="end"/>
+            </w:r>
+          </w:hyperlink>
+        </w:p>
+        <w:p>
+          <w:pPr>
+            <w:pStyle w:val="TOC2"/>
+            <w:tabs>
+              <w:tab w:val="right" w:leader="dot" w:pos="9350"/>
+            </w:tabs>
+            <w:rPr>
+              <w:noProof/>
+            </w:rPr>
+          </w:pPr>
+          <w:hyperlink w:anchor="_Toc226931156" w:history="1">
+            <w:r>
+              <w:rPr>
+                <w:rStyle w:val="Hyperlink"/>
+                <w:noProof/>
+              </w:rPr>
+              <w:t>4.5 Kreiranje rezervacije</w:t>
+            </w:r>
+            <w:r>
+              <w:rPr>
+                <w:noProof/>
+                <w:webHidden/>
+              </w:rPr>
+              <w:tab/>
+            </w:r>
+            <w:r>
+              <w:rPr>
+                <w:noProof/>
+                <w:webHidden/>
+              </w:rPr>
+              <w:fldChar w:fldCharType="begin"/>
+            </w:r>
+            <w:r>
+              <w:rPr>
+                <w:noProof/>
+                <w:webHidden/>
+              </w:rPr>
+              <w:instrText xml:space="preserve"> PAGEREF _Toc226931156 \h </w:instrText>
+            </w:r>
+            <w:r>
+              <w:rPr>
+                <w:noProof/>
+                <w:webHidden/>
+              </w:rPr>
+            </w:r>
+            <w:r>
+              <w:rPr>
+                <w:noProof/>
+                <w:webHidden/>
+              </w:rPr>
+              <w:fldChar w:fldCharType="separate"/>
+            </w:r>
+            <w:r>
+              <w:rPr>
+                <w:noProof/>
+                <w:webHidden/>
+              </w:rPr>
+              <w:t>18</w:t>
+            </w:r>
+            <w:r>
+              <w:rPr>
+                <w:noProof/>
+                <w:webHidden/>
+              </w:rPr>
+              <w:fldChar w:fldCharType="end"/>
+            </w:r>
+          </w:hyperlink>
+        </w:p>
+        <w:p>
+          <w:pPr>
+            <w:pStyle w:val="TOC2"/>
+            <w:tabs>
+              <w:tab w:val="right" w:leader="dot" w:pos="9350"/>
+            </w:tabs>
+            <w:rPr>
+              <w:noProof/>
+            </w:rPr>
+          </w:pPr>
+          <w:hyperlink w:anchor="_Toc226931157" w:history="1">
+            <w:r>
+              <w:rPr>
+                <w:rStyle w:val="Hyperlink"/>
+                <w:noProof/>
+              </w:rPr>
+              <w:t>4.6 Kreiranje ture</w:t>
+            </w:r>
+            <w:r>
+              <w:rPr>
+                <w:noProof/>
+                <w:webHidden/>
+              </w:rPr>
+              <w:tab/>
+            </w:r>
+            <w:r>
+              <w:rPr>
+                <w:noProof/>
+                <w:webHidden/>
+              </w:rPr>
+              <w:fldChar w:fldCharType="begin"/>
+            </w:r>
+            <w:r>
+              <w:rPr>
+                <w:noProof/>
+                <w:webHidden/>
+              </w:rPr>
+              <w:instrText xml:space="preserve"> PAGEREF _Toc226931157 \h </w:instrText>
+            </w:r>
+            <w:r>
+              <w:rPr>
+                <w:noProof/>
+                <w:webHidden/>
+              </w:rPr>
+            </w:r>
+            <w:r>
+              <w:rPr>
+                <w:noProof/>
+                <w:webHidden/>
+              </w:rPr>
+              <w:fldChar w:fldCharType="separate"/>
+            </w:r>
+            <w:r>
+              <w:rPr>
+                <w:noProof/>
+                <w:webHidden/>
+              </w:rPr>
+              <w:t>19</w:t>
+            </w:r>
+            <w:r>
+              <w:rPr>
+                <w:noProof/>
+                <w:webHidden/>
+              </w:rPr>
+              <w:fldChar w:fldCharType="end"/>
+            </w:r>
+          </w:hyperlink>
+        </w:p>
+        <w:p>
+          <w:pPr>
+            <w:pStyle w:val="TOC3"/>
+            <w:tabs>
+              <w:tab w:val="right" w:leader="dot" w:pos="9350"/>
+            </w:tabs>
+            <w:rPr>
+              <w:noProof/>
+            </w:rPr>
+          </w:pPr>
+          <w:hyperlink w:anchor="_Toc226931158" w:history="1">
+            <w:r>
+              <w:rPr>
+                <w:rStyle w:val="Hyperlink"/>
+                <w:noProof/>
+              </w:rPr>
+              <w:t>4.6.1 Uloga vozača u prodaji</w:t>
+            </w:r>
+            <w:r>
+              <w:rPr>
+                <w:noProof/>
+                <w:webHidden/>
+              </w:rPr>
+              <w:tab/>
+            </w:r>
+            <w:r>
+              <w:rPr>
+                <w:noProof/>
+                <w:webHidden/>
+              </w:rPr>
+              <w:fldChar w:fldCharType="begin"/>
+            </w:r>
+            <w:r>
+              <w:rPr>
+                <w:noProof/>
+                <w:webHidden/>
+              </w:rPr>
+              <w:instrText xml:space="preserve"> PAGEREF _Toc226931158 \h </w:instrText>
+            </w:r>
+            <w:r>
+              <w:rPr>
+                <w:noProof/>
+                <w:webHidden/>
+              </w:rPr>
+            </w:r>
+            <w:r>
+              <w:rPr>
+                <w:noProof/>
+                <w:webHidden/>
+              </w:rPr>
+              <w:fldChar w:fldCharType="separate"/>
+            </w:r>
+            <w:r>
+              <w:rPr>
+                <w:noProof/>
+                <w:webHidden/>
+              </w:rPr>
+              <w:t>20</w:t>
+            </w:r>
+            <w:r>
+              <w:rPr>
+                <w:noProof/>
+                <w:webHidden/>
+              </w:rPr>
+              <w:fldChar w:fldCharType="end"/>
+            </w:r>
+          </w:hyperlink>
+        </w:p>
+        <w:p>
+          <w:pPr>
+            <w:pStyle w:val="TOC2"/>
+            <w:tabs>
+              <w:tab w:val="right" w:leader="dot" w:pos="9350"/>
+            </w:tabs>
+            <w:rPr>
+              <w:noProof/>
+            </w:rPr>
+          </w:pPr>
+          <w:hyperlink w:anchor="_Toc226931159" w:history="1">
+            <w:r>
+              <w:rPr>
+                <w:rStyle w:val="Hyperlink"/>
+                <w:noProof/>
+              </w:rPr>
+              <w:t>4.7 Pregled I izveštaji</w:t>
+            </w:r>
+            <w:r>
+              <w:rPr>
+                <w:noProof/>
+                <w:webHidden/>
+              </w:rPr>
+              <w:tab/>
+            </w:r>
+            <w:r>
+              <w:rPr>
+                <w:noProof/>
+                <w:webHidden/>
+              </w:rPr>
+              <w:fldChar w:fldCharType="begin"/>
+            </w:r>
+            <w:r>
+              <w:rPr>
+                <w:noProof/>
+                <w:webHidden/>
+              </w:rPr>
+              <w:instrText xml:space="preserve"> PAGEREF _Toc226931159 \h </w:instrText>
+            </w:r>
+            <w:r>
+              <w:rPr>
+                <w:noProof/>
+                <w:webHidden/>
+              </w:rPr>
+            </w:r>
+            <w:r>
+              <w:rPr>
+                <w:noProof/>
+                <w:webHidden/>
+              </w:rPr>
+              <w:fldChar w:fldCharType="separate"/>
+            </w:r>
+            <w:r>
+              <w:rPr>
+                <w:noProof/>
+                <w:webHidden/>
+              </w:rPr>
+              <w:t>22</w:t>
+            </w:r>
+            <w:r>
+              <w:rPr>
+                <w:noProof/>
+                <w:webHidden/>
+              </w:rPr>
+              <w:fldChar w:fldCharType="end"/>
+            </w:r>
+          </w:hyperlink>
+        </w:p>
+        <w:p>
+          <w:pPr>
+            <w:pStyle w:val="TOC1"/>
+            <w:tabs>
+              <w:tab w:val="right" w:leader="dot" w:pos="9350"/>
+            </w:tabs>
+            <w:rPr>
+              <w:noProof/>
+            </w:rPr>
+          </w:pPr>
+          <w:hyperlink w:anchor="_Toc226931160" w:history="1">
+            <w:r>
+              <w:rPr>
+                <w:rStyle w:val="Hyperlink"/>
+                <w:noProof/>
+              </w:rPr>
+              <w:t>5. Tehnički opis rešenja</w:t>
+            </w:r>
+            <w:r>
+              <w:rPr>
+                <w:noProof/>
+                <w:webHidden/>
+              </w:rPr>
+              <w:tab/>
+            </w:r>
+            <w:r>
+              <w:rPr>
+                <w:noProof/>
+                <w:webHidden/>
+              </w:rPr>
+              <w:fldChar w:fldCharType="begin"/>
+            </w:r>
+            <w:r>
+              <w:rPr>
+                <w:noProof/>
+                <w:webHidden/>
+              </w:rPr>
+              <w:instrText xml:space="preserve"> PAGEREF _Toc226931160 \h </w:instrText>
+            </w:r>
+            <w:r>
+              <w:rPr>
+                <w:noProof/>
+                <w:webHidden/>
+              </w:rPr>
+            </w:r>
+            <w:r>
+              <w:rPr>
+                <w:noProof/>
+                <w:webHidden/>
+              </w:rPr>
+              <w:fldChar w:fldCharType="separate"/>
+            </w:r>
+            <w:r>
+              <w:rPr>
+                <w:noProof/>
+                <w:webHidden/>
+              </w:rPr>
+              <w:t>23</w:t>
+            </w:r>
+            <w:r>
+              <w:rPr>
+                <w:noProof/>
+                <w:webHidden/>
+              </w:rPr>
+              <w:fldChar w:fldCharType="end"/>
+            </w:r>
+          </w:hyperlink>
+        </w:p>
+        <w:p>
+          <w:pPr>
+            <w:pStyle w:val="TOC1"/>
+            <w:tabs>
+              <w:tab w:val="right" w:leader="dot" w:pos="9350"/>
+            </w:tabs>
+            <w:rPr>
+              <w:noProof/>
+            </w:rPr>
+          </w:pPr>
+          <w:hyperlink w:anchor="_Toc226931161" w:history="1">
+            <w:r>
+              <w:rPr>
+                <w:rStyle w:val="Hyperlink"/>
+                <w:rFonts w:eastAsia="Times New Roman"/>
+                <w:noProof/>
+              </w:rPr>
+              <w:t>6. Zaključak</w:t>
+            </w:r>
+            <w:r>
+              <w:rPr>
+                <w:noProof/>
+                <w:webHidden/>
+              </w:rPr>
+              <w:tab/>
+            </w:r>
+            <w:r>
+              <w:rPr>
+                <w:noProof/>
+                <w:webHidden/>
+              </w:rPr>
+              <w:fldChar w:fldCharType="begin"/>
+            </w:r>
+            <w:r>
+              <w:rPr>
+                <w:noProof/>
+                <w:webHidden/>
+              </w:rPr>
+              <w:instrText xml:space="preserve"> PAGEREF _Toc226931161 \h </w:instrText>
+            </w:r>
+            <w:r>
+              <w:rPr>
+                <w:noProof/>
+                <w:webHidden/>
+              </w:rPr>
+            </w:r>
+            <w:r>
+              <w:rPr>
+                <w:noProof/>
+                <w:webHidden/>
+              </w:rPr>
+              <w:fldChar w:fldCharType="separate"/>
+            </w:r>
+            <w:r>
+              <w:rPr>
+                <w:noProof/>
+                <w:webHidden/>
+              </w:rPr>
+              <w:t>24</w:t>
+            </w:r>
+            <w:r>
+              <w:rPr>
+                <w:noProof/>
+                <w:webHidden/>
+              </w:rPr>
+              <w:fldChar w:fldCharType="end"/>
+            </w:r>
+          </w:hyperlink>
+        </w:p>
+        <w:p>
+          <w:r>
+            <w:rPr>
+              <w:b/>
+              <w:bCs/>
+              <w:noProof/>
+            </w:rPr>
+            <w:fldChar w:fldCharType="end"/>
+          </w:r>
+        </w:p>
+      </w:sdtContent>
+    </w:sdt>
+    <w:p>
+      <w:pPr>
+        <w:pStyle w:val="Heading1"/>
+      </w:pPr>
+      <w:r>
+        <w:rPr>
+          <w:b/>
+          <w:bCs/>
+        </w:rPr>
+        <w:br w:type="page"/>
+      </w:r>
+      <w:bookmarkStart w:id="0" w:name="_Toc226931149"/>
+      <w:r>
+        <w:lastRenderedPageBreak/>
+        <w:t>1.</w:t>
+      </w:r>
+      <w:r>
+        <w:rPr>
+          <w:b/>
+          <w:bCs/>
+        </w:rPr>
+        <w:t xml:space="preserve"> </w:t>
+      </w:r>
+      <w:r>
+        <w:t>Uvod u predlog rešenja</w:t>
+      </w:r>
+      <w:bookmarkEnd w:id="0"/>
+    </w:p>
     <w:p>
       <w:pPr>
         <w:rPr>
@@ -318,44 +1297,6 @@
           <w:szCs w:val="40"/>
         </w:rPr>
       </w:pPr>
-      <w:r>
-        <w:rPr>
-          <w:b/>
-          <w:bCs/>
-        </w:rPr>
-        <w:lastRenderedPageBreak/>
-        <w:br w:type="page"/>
-      </w:r>
-      <w:r>
-        <w:rPr>
-          <w:sz w:val="40"/>
-          <w:szCs w:val="40"/>
-        </w:rPr>
-        <w:lastRenderedPageBreak/>
-        <w:t>1.</w:t>
-      </w:r>
-      <w:r>
-        <w:rPr>
-          <w:b/>
-          <w:bCs/>
-        </w:rPr>
-        <w:t xml:space="preserve"> </w:t>
-      </w:r>
-      <w:r>
-        <w:rPr>
-          <w:sz w:val="40"/>
-          <w:szCs w:val="40"/>
-        </w:rPr>
-        <w:t>Uvod u predlog rešenja</w:t>
-      </w:r>
-    </w:p>
-    <w:p>
-      <w:pPr>
-        <w:rPr>
-          <w:sz w:val="40"/>
-          <w:szCs w:val="40"/>
-        </w:rPr>
-      </w:pPr>
     </w:p>
     <w:p>
       <w:pPr>
@@ -366,7 +1307,7 @@
           <w:lang w:val="sr-Latn-RS"/>
         </w:rPr>
       </w:pPr>
-      <w:bookmarkStart w:id="0" w:name="_Hlk226741399"/>
+      <w:bookmarkStart w:id="1" w:name="_Hlk226741399"/>
       <w:r>
         <w:rPr>
           <w:sz w:val="24"/>
@@ -622,22 +1563,17 @@
         </w:rPr>
       </w:pPr>
     </w:p>
-    <w:bookmarkEnd w:id="0"/>
-    <w:p>
-      <w:pPr>
-        <w:rPr>
-          <w:sz w:val="40"/>
-          <w:szCs w:val="40"/>
-        </w:rPr>
-      </w:pPr>
-      <w:r>
-        <w:rPr>
-          <w:sz w:val="40"/>
-          <w:szCs w:val="40"/>
-        </w:rPr>
+    <w:p>
+      <w:pPr>
+        <w:pStyle w:val="Heading1"/>
+      </w:pPr>
+      <w:bookmarkStart w:id="2" w:name="_Toc226931150"/>
+      <w:bookmarkEnd w:id="1"/>
+      <w:r>
         <w:lastRenderedPageBreak/>
         <w:t>2. Opis informacionog sistema</w:t>
       </w:r>
+      <w:bookmarkEnd w:id="2"/>
     </w:p>
     <w:p>
       <w:pPr>
@@ -772,32 +1708,19 @@
     </w:p>
     <w:p>
       <w:pPr>
-        <w:rPr>
-          <w:sz w:val="40"/>
-          <w:szCs w:val="40"/>
-        </w:rPr>
-      </w:pPr>
-      <w:r>
-        <w:rPr>
-          <w:sz w:val="40"/>
-          <w:szCs w:val="40"/>
-        </w:rPr>
+        <w:pStyle w:val="Heading1"/>
+      </w:pPr>
+      <w:bookmarkStart w:id="3" w:name="_Toc226931151"/>
+      <w:r>
         <w:t>3</w:t>
       </w:r>
       <w:r>
-        <w:rPr>
-          <w:sz w:val="40"/>
-          <w:szCs w:val="40"/>
-        </w:rPr>
         <w:t xml:space="preserve">. </w:t>
       </w:r>
       <w:r>
-        <w:rPr>
-          <w:sz w:val="40"/>
-          <w:szCs w:val="40"/>
-        </w:rPr>
         <w:t>Modelovanje informacionog sistema</w:t>
       </w:r>
+      <w:bookmarkEnd w:id="3"/>
     </w:p>
     <w:p>
       <w:pPr>
@@ -878,31 +1801,21 @@
     </w:p>
     <w:p>
       <w:pPr>
-        <w:rPr>
-          <w:sz w:val="34"/>
-          <w:szCs w:val="34"/>
-        </w:rPr>
-      </w:pPr>
-      <w:r>
-        <w:rPr>
-          <w:sz w:val="34"/>
-          <w:szCs w:val="34"/>
-        </w:rPr>
+        <w:pStyle w:val="Heading2"/>
+      </w:pPr>
+      <w:bookmarkStart w:id="4" w:name="_Toc226931152"/>
+      <w:r>
         <w:t>3</w:t>
       </w:r>
       <w:r>
-        <w:rPr>
-          <w:sz w:val="34"/>
-          <w:szCs w:val="34"/>
-        </w:rPr>
         <w:t xml:space="preserve">.1 SSA </w:t>
       </w:r>
       <w:r>
-        <w:rPr>
-          <w:sz w:val="34"/>
-          <w:szCs w:val="34"/>
-        </w:rPr>
-        <w:t xml:space="preserve">dijagram </w:t>
+        <w:t>dijagram</w:t>
+      </w:r>
+      <w:bookmarkEnd w:id="4"/>
+      <w:r>
+        <w:t xml:space="preserve"> </w:t>
       </w:r>
     </w:p>
     <w:p>
@@ -4463,6 +5376,16 @@
     </w:p>
     <w:p>
       <w:pPr>
+        <w:pStyle w:val="Heading1"/>
+      </w:pPr>
+      <w:bookmarkStart w:id="5" w:name="_Toc226931153"/>
+      <w:r>
+        <w:t>4. Opis funkcionalnosti aplikacije</w:t>
+      </w:r>
+      <w:bookmarkEnd w:id="5"/>
+    </w:p>
+    <w:p>
+      <w:pPr>
         <w:tabs>
           <w:tab w:val="left" w:pos="1265"/>
         </w:tabs>
@@ -4471,24 +5394,6 @@
           <w:szCs w:val="40"/>
         </w:rPr>
       </w:pPr>
-      <w:r>
-        <w:rPr>
-          <w:sz w:val="40"/>
-          <w:szCs w:val="40"/>
-        </w:rPr>
-        <w:t>4. Opis funkcionalnosti aplikacije</w:t>
-      </w:r>
-    </w:p>
-    <w:p>
-      <w:pPr>
-        <w:tabs>
-          <w:tab w:val="left" w:pos="1265"/>
-        </w:tabs>
-        <w:rPr>
-          <w:sz w:val="40"/>
-          <w:szCs w:val="40"/>
-        </w:rPr>
-      </w:pPr>
     </w:p>
     <w:p>
       <w:pPr>
@@ -4563,13 +5468,17 @@
           <w:sz w:val="34"/>
           <w:szCs w:val="34"/>
         </w:rPr>
-        <w:t>4.1 Prijava korisni</w:t>
-      </w:r>
-      <w:r>
-        <w:rPr>
-          <w:rFonts w:eastAsia="Times New Roman" w:cstheme="minorHAnsi"/>
-          <w:sz w:val="34"/>
-          <w:szCs w:val="34"/>
+        <w:t xml:space="preserve">4.1 </w:t>
+      </w:r>
+      <w:r>
+        <w:rPr>
+          <w:rStyle w:val="Heading2Char"/>
+        </w:rPr>
+        <w:t>Prijava korisni</w:t>
+      </w:r>
+      <w:r>
+        <w:rPr>
+          <w:rStyle w:val="Heading2Char"/>
         </w:rPr>
         <w:t>ka</w:t>
       </w:r>
@@ -5566,7 +6475,15 @@
           <w:szCs w:val="34"/>
         </w:rPr>
         <w:lastRenderedPageBreak/>
-        <w:t>4.2 Korisnički interfejsi</w:t>
+        <w:t xml:space="preserve">4.2 </w:t>
+      </w:r>
+      <w:r>
+        <w:rPr>
+          <w:rFonts w:asciiTheme="majorHAnsi" w:hAnsiTheme="majorHAnsi" w:cstheme="majorHAnsi"/>
+          <w:sz w:val="34"/>
+          <w:szCs w:val="34"/>
+        </w:rPr>
+        <w:t>Korisnički interfejsi</w:t>
       </w:r>
     </w:p>
     <w:p>
@@ -6583,8 +7500,54 @@
           <w:szCs w:val="24"/>
         </w:rPr>
         <w:lastRenderedPageBreak/>
-        <w:t xml:space="preserve">Dispečer nakon prijave otvara svoju početnu stranicu(Slika 19.) na kojoj je prevashodno prikazana operativa – mapa za praćenje vozača, dugme za odjavu I dugme “Chat”. Takođe, ima I 4 kartice koje prikazuju status vozila I broj vozila u nekom stanju. U gornjem desnom uglu, takođe ima I dugme za notifikacije u obliku zvona. Dispečer u levom gornjem uglu ima hamburger meni sa dodatnim opcijama. </w:t>
-      </w:r>
+        <w:t>Dispečer nakon prijave otvara svoju početnu stranicu(Slika 19.) na kojoj je prevashodno prikazana operativa – mapa za praćenje vozača, dugme za odjavu I dugme “Chat”. Takođe, ima I 4 kartice koje prikazuju status vozila I broj vozila u nekom stanju. U gornjem desnom uglu, takođe ima I dugme za notifikacije u obliku zvona. Dispečer u levom gornjem uglu ima hamburger meni sa dodatnim opcijama. Vozač nakon prijave otvara svoju početnu stranicu(Sika 20.) na kojoj je prikazana velika mapa, jer prilikom realizacije tura, ona mu je najpotrebnija, treba da mu bude pri ruci. U donjem delu stranice, ima 3 dugmeta-dugme za komunikaciju(desno), dugme za otvaranje profila korisnika(levo) I dugme preko kojeg ulazi u trenutnu narudžbinu(sredina).</w:t>
+      </w:r>
+      <w:r>
+        <w:rPr>
+          <w:rFonts w:eastAsia="Times New Roman" w:cstheme="minorHAnsi"/>
+          <w:sz w:val="24"/>
+          <w:szCs w:val="24"/>
+        </w:rPr>
+        <w:t xml:space="preserve"> </w:t>
+      </w:r>
+      <w:r>
+        <w:rPr>
+          <w:rFonts w:eastAsia="Times New Roman" w:cstheme="minorHAnsi"/>
+          <w:sz w:val="24"/>
+          <w:szCs w:val="24"/>
+        </w:rPr>
+        <w:t xml:space="preserve">Prikazani su </w:t>
+      </w:r>
+      <w:r>
+        <w:rPr>
+          <w:rFonts w:eastAsia="Times New Roman" w:cstheme="minorHAnsi"/>
+          <w:sz w:val="24"/>
+          <w:szCs w:val="24"/>
+        </w:rPr>
+        <w:t>osnovni interfejsi za različite tipove korisnika, dok će detaljan prikaz funkcionalnosti biti dat za korisnike koji učestvuju u procesu prodaje transportnih usluga.</w:t>
+      </w:r>
+    </w:p>
+    <w:p>
+      <w:pPr>
+        <w:pStyle w:val="Heading2"/>
+        <w:rPr>
+          <w:rFonts w:eastAsia="Times New Roman"/>
+        </w:rPr>
+      </w:pPr>
+      <w:bookmarkStart w:id="6" w:name="_Toc226931154"/>
+      <w:r>
+        <w:rPr>
+          <w:rFonts w:eastAsia="Times New Roman"/>
+        </w:rPr>
+        <w:t xml:space="preserve">4.3 </w:t>
+      </w:r>
+      <w:r>
+        <w:rPr>
+          <w:rFonts w:eastAsia="Times New Roman"/>
+        </w:rPr>
+        <w:t>Kreiranje I upravljanje zahtevima</w:t>
+      </w:r>
+      <w:bookmarkEnd w:id="6"/>
     </w:p>
     <w:p>
       <w:pPr>
@@ -6599,102 +7562,18 @@
       <w:r>
         <w:rPr>
           <w:rFonts w:eastAsia="Times New Roman" w:cstheme="minorHAnsi"/>
-          <w:sz w:val="24"/>
-          <w:szCs w:val="24"/>
-        </w:rPr>
-        <w:t>Vozač nakon prijave otvara svoju početnu stranicu(Sika 20.) na kojoj je prikazana velika mapa, jer prilikom realizacije tura, ona mu je najpotrebnija, treba da mu bude pri ruci. U donjem delu stranice, ima 3 dugmeta-dugme za komunikaciju(desno), dugme za otvaranje profila korisnika(levo) I dugme preko kojeg ulazi u trenutnu narudžbinu(sredina).</w:t>
-      </w:r>
-    </w:p>
-    <w:p>
-      <w:pPr>
-        <w:spacing w:before="100" w:beforeAutospacing="1" w:after="100" w:afterAutospacing="1" w:line="240" w:lineRule="auto"/>
-        <w:jc w:val="both"/>
-        <w:rPr>
-          <w:rFonts w:eastAsia="Times New Roman" w:cstheme="minorHAnsi"/>
-          <w:sz w:val="24"/>
-          <w:szCs w:val="24"/>
-        </w:rPr>
-      </w:pPr>
-      <w:r>
-        <w:rPr>
-          <w:rFonts w:eastAsia="Times New Roman" w:cstheme="minorHAnsi"/>
-          <w:sz w:val="24"/>
-          <w:szCs w:val="24"/>
-        </w:rPr>
-        <w:t xml:space="preserve">Prikazani su </w:t>
-      </w:r>
-      <w:r>
-        <w:rPr>
-          <w:rFonts w:eastAsia="Times New Roman" w:cstheme="minorHAnsi"/>
-          <w:sz w:val="24"/>
-          <w:szCs w:val="24"/>
-        </w:rPr>
-        <w:t>osnovni interfejsi za različite tipove korisnika, dok će detaljan prikaz funkcionalnosti biti dat za korisnike koji učestvuju u procesu prodaje transportnih usluga.</w:t>
-      </w:r>
-    </w:p>
-    <w:p>
-      <w:pPr>
-        <w:spacing w:before="100" w:beforeAutospacing="1" w:after="100" w:afterAutospacing="1" w:line="240" w:lineRule="auto"/>
-        <w:jc w:val="both"/>
-        <w:rPr>
-          <w:rFonts w:eastAsia="Times New Roman" w:cstheme="minorHAnsi"/>
-          <w:sz w:val="24"/>
-          <w:szCs w:val="24"/>
-        </w:rPr>
-      </w:pPr>
-    </w:p>
-    <w:p>
-      <w:pPr>
-        <w:spacing w:before="100" w:beforeAutospacing="1" w:after="100" w:afterAutospacing="1" w:line="240" w:lineRule="auto"/>
-        <w:jc w:val="both"/>
-        <w:rPr>
-          <w:rFonts w:eastAsia="Times New Roman" w:cstheme="minorHAnsi"/>
-          <w:sz w:val="34"/>
-          <w:szCs w:val="34"/>
-        </w:rPr>
-      </w:pPr>
-      <w:r>
-        <w:rPr>
-          <w:rFonts w:eastAsia="Times New Roman" w:cstheme="minorHAnsi"/>
-          <w:sz w:val="34"/>
-          <w:szCs w:val="34"/>
-        </w:rPr>
-        <w:t xml:space="preserve">4.3 </w:t>
-      </w:r>
-      <w:r>
-        <w:rPr>
-          <w:rFonts w:eastAsia="Times New Roman" w:cstheme="minorHAnsi"/>
-          <w:sz w:val="34"/>
-          <w:szCs w:val="34"/>
-        </w:rPr>
-        <w:t>Kreiranje I upravljanje zahtevima</w:t>
-      </w:r>
-    </w:p>
-    <w:p>
-      <w:pPr>
-        <w:spacing w:before="100" w:beforeAutospacing="1" w:after="100" w:afterAutospacing="1" w:line="240" w:lineRule="auto"/>
-        <w:jc w:val="both"/>
-        <w:rPr>
-          <w:rFonts w:eastAsia="Times New Roman" w:cstheme="minorHAnsi"/>
-          <w:sz w:val="24"/>
-          <w:szCs w:val="24"/>
-        </w:rPr>
-      </w:pPr>
-      <w:r>
-        <w:rPr>
-          <w:rFonts w:eastAsia="Times New Roman" w:cstheme="minorHAnsi"/>
           <w:noProof/>
           <w:sz w:val="24"/>
           <w:szCs w:val="24"/>
         </w:rPr>
         <w:drawing>
-          <wp:anchor distT="0" distB="0" distL="114300" distR="114300" simplePos="0" relativeHeight="251732992" behindDoc="1" locked="0" layoutInCell="1" allowOverlap="1" wp14:anchorId="14895A3C" wp14:editId="5086A5CF">
+          <wp:anchor distT="0" distB="0" distL="114300" distR="114300" simplePos="0" relativeHeight="251732992" behindDoc="1" locked="0" layoutInCell="1" allowOverlap="1" wp14:anchorId="14895A3C" wp14:editId="3DDF8A4B">
             <wp:simplePos x="0" y="0"/>
             <wp:positionH relativeFrom="margin">
-              <wp:posOffset>4032885</wp:posOffset>
+              <wp:posOffset>4401185</wp:posOffset>
             </wp:positionH>
             <wp:positionV relativeFrom="margin">
-              <wp:posOffset>6243955</wp:posOffset>
+              <wp:posOffset>5372100</wp:posOffset>
             </wp:positionV>
             <wp:extent cx="1177925" cy="2548255"/>
             <wp:effectExtent l="0" t="0" r="3175" b="4445"/>
@@ -6766,13 +7645,13 @@
           <w:szCs w:val="24"/>
         </w:rPr>
         <w:drawing>
-          <wp:anchor distT="0" distB="0" distL="114300" distR="114300" simplePos="0" relativeHeight="251736064" behindDoc="1" locked="0" layoutInCell="1" allowOverlap="1" wp14:anchorId="0877E826" wp14:editId="53BD549C">
+          <wp:anchor distT="0" distB="0" distL="114300" distR="114300" simplePos="0" relativeHeight="251736064" behindDoc="1" locked="0" layoutInCell="1" allowOverlap="1" wp14:anchorId="0877E826" wp14:editId="28519AD4">
             <wp:simplePos x="0" y="0"/>
             <wp:positionH relativeFrom="column">
-              <wp:posOffset>2579370</wp:posOffset>
+              <wp:posOffset>2719070</wp:posOffset>
             </wp:positionH>
-            <wp:positionV relativeFrom="page">
-              <wp:posOffset>7173595</wp:posOffset>
+            <wp:positionV relativeFrom="margin">
+              <wp:posOffset>5353050</wp:posOffset>
             </wp:positionV>
             <wp:extent cx="1198245" cy="2597150"/>
             <wp:effectExtent l="0" t="0" r="1905" b="0"/>
@@ -6844,13 +7723,13 @@
           <w:szCs w:val="24"/>
         </w:rPr>
         <w:drawing>
-          <wp:anchor distT="0" distB="0" distL="114300" distR="114300" simplePos="0" relativeHeight="251727872" behindDoc="1" locked="0" layoutInCell="1" allowOverlap="1" wp14:anchorId="2CEDD61C" wp14:editId="00B5137B">
+          <wp:anchor distT="0" distB="0" distL="114300" distR="114300" simplePos="0" relativeHeight="251727872" behindDoc="1" locked="0" layoutInCell="1" allowOverlap="1" wp14:anchorId="2CEDD61C" wp14:editId="3DDC41EB">
             <wp:simplePos x="0" y="0"/>
             <wp:positionH relativeFrom="column">
-              <wp:posOffset>938530</wp:posOffset>
+              <wp:posOffset>991235</wp:posOffset>
             </wp:positionH>
             <wp:positionV relativeFrom="page">
-              <wp:posOffset>7169150</wp:posOffset>
+              <wp:posOffset>6243955</wp:posOffset>
             </wp:positionV>
             <wp:extent cx="1198245" cy="2597150"/>
             <wp:effectExtent l="0" t="0" r="1905" b="0"/>
@@ -6922,13 +7801,13 @@
           <w:szCs w:val="24"/>
         </w:rPr>
         <w:drawing>
-          <wp:anchor distT="0" distB="0" distL="114300" distR="114300" simplePos="0" relativeHeight="251726848" behindDoc="1" locked="0" layoutInCell="1" allowOverlap="1" wp14:anchorId="7CECAF1B" wp14:editId="15E7090C">
+          <wp:anchor distT="0" distB="0" distL="114300" distR="114300" simplePos="0" relativeHeight="251726848" behindDoc="1" locked="0" layoutInCell="1" allowOverlap="1" wp14:anchorId="7CECAF1B" wp14:editId="0ADD2BD3">
             <wp:simplePos x="0" y="0"/>
             <wp:positionH relativeFrom="column">
-              <wp:posOffset>-755650</wp:posOffset>
+              <wp:posOffset>-698500</wp:posOffset>
             </wp:positionH>
             <wp:positionV relativeFrom="page">
-              <wp:posOffset>6990715</wp:posOffset>
+              <wp:posOffset>6133465</wp:posOffset>
             </wp:positionV>
             <wp:extent cx="882650" cy="2698750"/>
             <wp:effectExtent l="0" t="0" r="0" b="6350"/>
@@ -7090,6 +7969,112 @@
           <w:szCs w:val="24"/>
         </w:rPr>
       </w:pPr>
+    </w:p>
+    <w:p>
+      <w:pPr>
+        <w:jc w:val="both"/>
+        <w:rPr>
+          <w:sz w:val="24"/>
+          <w:szCs w:val="24"/>
+        </w:rPr>
+      </w:pPr>
+      <w:r>
+        <w:rPr>
+          <w:rFonts w:eastAsia="Times New Roman" w:cstheme="minorHAnsi"/>
+          <w:noProof/>
+          <w:sz w:val="24"/>
+          <w:szCs w:val="24"/>
+        </w:rPr>
+        <w:drawing>
+          <wp:anchor distT="0" distB="0" distL="114300" distR="114300" simplePos="0" relativeHeight="251737088" behindDoc="0" locked="0" layoutInCell="1" allowOverlap="1" wp14:anchorId="1ACECBA0" wp14:editId="16178DA2">
+            <wp:simplePos x="0" y="0"/>
+            <wp:positionH relativeFrom="column">
+              <wp:posOffset>2770678</wp:posOffset>
+            </wp:positionH>
+            <wp:positionV relativeFrom="page">
+              <wp:posOffset>7977563</wp:posOffset>
+            </wp:positionV>
+            <wp:extent cx="738187" cy="628650"/>
+            <wp:effectExtent l="0" t="0" r="5080" b="0"/>
+            <wp:wrapNone/>
+            <wp:docPr id="47" name="Picture 47"/>
+            <wp:cNvGraphicFramePr>
+              <a:graphicFrameLocks xmlns:a="http://schemas.openxmlformats.org/drawingml/2006/main" noChangeAspect="1"/>
+            </wp:cNvGraphicFramePr>
+            <a:graphic xmlns:a="http://schemas.openxmlformats.org/drawingml/2006/main">
+              <a:graphicData uri="http://schemas.openxmlformats.org/drawingml/2006/picture">
+                <pic:pic xmlns:pic="http://schemas.openxmlformats.org/drawingml/2006/picture">
+                  <pic:nvPicPr>
+                    <pic:cNvPr id="0" name="Picture 23"/>
+                    <pic:cNvPicPr>
+                      <a:picLocks noChangeAspect="1" noChangeArrowheads="1"/>
+                    </pic:cNvPicPr>
+                  </pic:nvPicPr>
+                  <pic:blipFill>
+                    <a:blip r:embed="rId32" cstate="print">
+                      <a:extLst>
+                        <a:ext uri="{28A0092B-C50C-407E-A947-70E740481C1C}">
+                          <a14:useLocalDpi xmlns:a14="http://schemas.microsoft.com/office/drawing/2010/main" val="0"/>
+                        </a:ext>
+                      </a:extLst>
+                    </a:blip>
+                    <a:srcRect/>
+                    <a:stretch>
+                      <a:fillRect/>
+                    </a:stretch>
+                  </pic:blipFill>
+                  <pic:spPr bwMode="auto">
+                    <a:xfrm>
+                      <a:off x="0" y="0"/>
+                      <a:ext cx="738187" cy="628650"/>
+                    </a:xfrm>
+                    <a:prstGeom prst="rect">
+                      <a:avLst/>
+                    </a:prstGeom>
+                    <a:noFill/>
+                    <a:ln>
+                      <a:noFill/>
+                    </a:ln>
+                  </pic:spPr>
+                </pic:pic>
+              </a:graphicData>
+            </a:graphic>
+            <wp14:sizeRelH relativeFrom="margin">
+              <wp14:pctWidth>0</wp14:pctWidth>
+            </wp14:sizeRelH>
+            <wp14:sizeRelV relativeFrom="margin">
+              <wp14:pctHeight>0</wp14:pctHeight>
+            </wp14:sizeRelV>
+          </wp:anchor>
+        </w:drawing>
+      </w:r>
+    </w:p>
+    <w:p>
+      <w:pPr>
+        <w:jc w:val="both"/>
+        <w:rPr>
+          <w:sz w:val="24"/>
+          <w:szCs w:val="24"/>
+        </w:rPr>
+      </w:pPr>
+    </w:p>
+    <w:p>
+      <w:pPr>
+        <w:jc w:val="both"/>
+        <w:rPr>
+          <w:sz w:val="24"/>
+          <w:szCs w:val="24"/>
+        </w:rPr>
+      </w:pPr>
+    </w:p>
+    <w:p>
+      <w:pPr>
+        <w:jc w:val="both"/>
+        <w:rPr>
+          <w:sz w:val="24"/>
+          <w:szCs w:val="24"/>
+        </w:rPr>
+      </w:pPr>
       <w:r>
         <w:rPr>
           <w:noProof/>
@@ -7099,13 +8084,307 @@
         <mc:AlternateContent>
           <mc:Choice Requires="wps">
             <w:drawing>
-              <wp:anchor distT="45720" distB="45720" distL="114300" distR="114300" simplePos="0" relativeHeight="251741184" behindDoc="0" locked="0" layoutInCell="1" allowOverlap="1" wp14:anchorId="581C9DEB" wp14:editId="09E5E91F">
+              <wp:anchor distT="45720" distB="45720" distL="114300" distR="114300" simplePos="0" relativeHeight="251729920" behindDoc="0" locked="0" layoutInCell="1" allowOverlap="1" wp14:anchorId="12159D8D" wp14:editId="7A682FDF">
                 <wp:simplePos x="0" y="0"/>
                 <wp:positionH relativeFrom="page">
-                  <wp:posOffset>4951095</wp:posOffset>
+                  <wp:posOffset>-101600</wp:posOffset>
+                </wp:positionH>
+                <wp:positionV relativeFrom="margin">
+                  <wp:posOffset>7941310</wp:posOffset>
+                </wp:positionV>
+                <wp:extent cx="1955800" cy="295910"/>
+                <wp:effectExtent l="0" t="0" r="25400" b="27940"/>
+                <wp:wrapSquare wrapText="bothSides"/>
+                <wp:docPr id="44" name="Text Box 2"/>
+                <wp:cNvGraphicFramePr>
+                  <a:graphicFrameLocks xmlns:a="http://schemas.openxmlformats.org/drawingml/2006/main"/>
+                </wp:cNvGraphicFramePr>
+                <a:graphic xmlns:a="http://schemas.openxmlformats.org/drawingml/2006/main">
+                  <a:graphicData uri="http://schemas.microsoft.com/office/word/2010/wordprocessingShape">
+                    <wps:wsp>
+                      <wps:cNvSpPr txBox="1">
+                        <a:spLocks noChangeArrowheads="1"/>
+                      </wps:cNvSpPr>
+                      <wps:spPr bwMode="auto">
+                        <a:xfrm>
+                          <a:off x="0" y="0"/>
+                          <a:ext cx="1955800" cy="295910"/>
+                        </a:xfrm>
+                        <a:prstGeom prst="rect">
+                          <a:avLst/>
+                        </a:prstGeom>
+                        <a:solidFill>
+                          <a:srgbClr val="FFFFFF"/>
+                        </a:solidFill>
+                        <a:ln w="9525">
+                          <a:solidFill>
+                            <a:schemeClr val="bg1"/>
+                          </a:solidFill>
+                          <a:miter lim="800000"/>
+                          <a:headEnd/>
+                          <a:tailEnd/>
+                        </a:ln>
+                      </wps:spPr>
+                      <wps:txbx>
+                        <w:txbxContent>
+                          <w:p>
+                            <w:pPr>
+                              <w:jc w:val="center"/>
+                            </w:pPr>
+                            <w:r>
+                              <w:t>Slika 21. Hamburger meni</w:t>
+                            </w:r>
+                          </w:p>
+                        </w:txbxContent>
+                      </wps:txbx>
+                      <wps:bodyPr rot="0" vert="horz" wrap="square" lIns="91440" tIns="45720" rIns="91440" bIns="45720" anchor="t" anchorCtr="0">
+                        <a:noAutofit/>
+                      </wps:bodyPr>
+                    </wps:wsp>
+                  </a:graphicData>
+                </a:graphic>
+                <wp14:sizeRelH relativeFrom="margin">
+                  <wp14:pctWidth>0</wp14:pctWidth>
+                </wp14:sizeRelH>
+                <wp14:sizeRelV relativeFrom="margin">
+                  <wp14:pctHeight>0</wp14:pctHeight>
+                </wp14:sizeRelV>
+              </wp:anchor>
+            </w:drawing>
+          </mc:Choice>
+          <mc:Fallback>
+            <w:pict>
+              <v:shape w14:anchorId="12159D8D" id="_x0000_s1046" type="#_x0000_t202" style="position:absolute;left:0;text-align:left;margin-left:-8pt;margin-top:625.3pt;width:154pt;height:23.3pt;z-index:251729920;visibility:visible;mso-wrap-style:square;mso-width-percent:0;mso-height-percent:0;mso-wrap-distance-left:9pt;mso-wrap-distance-top:3.6pt;mso-wrap-distance-right:9pt;mso-wrap-distance-bottom:3.6pt;mso-position-horizontal:absolute;mso-position-horizontal-relative:page;mso-position-vertical:absolute;mso-position-vertical-relative:margin;mso-width-percent:0;mso-height-percent:0;mso-width-relative:margin;mso-height-relative:margin;v-text-anchor:top" o:gfxdata="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" strokecolor="white [3212]">
+                <v:textbox>
+                  <w:txbxContent>
+                    <w:p>
+                      <w:pPr>
+                        <w:jc w:val="center"/>
+                      </w:pPr>
+                      <w:r>
+                        <w:t>Slika 21. Hamburger meni</w:t>
+                      </w:r>
+                    </w:p>
+                  </w:txbxContent>
+                </v:textbox>
+                <w10:wrap type="square" anchorx="page" anchory="margin"/>
+              </v:shape>
+            </w:pict>
+          </mc:Fallback>
+        </mc:AlternateContent>
+      </w:r>
+      <w:r>
+        <w:rPr>
+          <w:noProof/>
+          <w:sz w:val="36"/>
+          <w:szCs w:val="36"/>
+        </w:rPr>
+        <mc:AlternateContent>
+          <mc:Choice Requires="wps">
+            <w:drawing>
+              <wp:anchor distT="45720" distB="45720" distL="114300" distR="114300" simplePos="0" relativeHeight="251731968" behindDoc="0" locked="0" layoutInCell="1" allowOverlap="1" wp14:anchorId="7AF7CCBF" wp14:editId="2519B5F6">
+                <wp:simplePos x="0" y="0"/>
+                <wp:positionH relativeFrom="page">
+                  <wp:posOffset>1790700</wp:posOffset>
                 </wp:positionH>
                 <wp:positionV relativeFrom="page">
+                  <wp:posOffset>8836025</wp:posOffset>
+                </wp:positionV>
+                <wp:extent cx="1447800" cy="234950"/>
+                <wp:effectExtent l="0" t="0" r="19050" b="12700"/>
+                <wp:wrapSquare wrapText="bothSides"/>
+                <wp:docPr id="45" name="Text Box 2"/>
+                <wp:cNvGraphicFramePr>
+                  <a:graphicFrameLocks xmlns:a="http://schemas.openxmlformats.org/drawingml/2006/main"/>
+                </wp:cNvGraphicFramePr>
+                <a:graphic xmlns:a="http://schemas.openxmlformats.org/drawingml/2006/main">
+                  <a:graphicData uri="http://schemas.microsoft.com/office/word/2010/wordprocessingShape">
+                    <wps:wsp>
+                      <wps:cNvSpPr txBox="1">
+                        <a:spLocks noChangeArrowheads="1"/>
+                      </wps:cNvSpPr>
+                      <wps:spPr bwMode="auto">
+                        <a:xfrm>
+                          <a:off x="0" y="0"/>
+                          <a:ext cx="1447800" cy="234950"/>
+                        </a:xfrm>
+                        <a:prstGeom prst="rect">
+                          <a:avLst/>
+                        </a:prstGeom>
+                        <a:solidFill>
+                          <a:srgbClr val="FFFFFF"/>
+                        </a:solidFill>
+                        <a:ln w="9525">
+                          <a:solidFill>
+                            <a:schemeClr val="bg1"/>
+                          </a:solidFill>
+                          <a:miter lim="800000"/>
+                          <a:headEnd/>
+                          <a:tailEnd/>
+                        </a:ln>
+                      </wps:spPr>
+                      <wps:txbx>
+                        <w:txbxContent>
+                          <w:p>
+                            <w:pPr>
+                              <w:jc w:val="center"/>
+                            </w:pPr>
+                            <w:r>
+                              <w:t>Slika 22. Prodaja tura</w:t>
+                            </w:r>
+                          </w:p>
+                        </w:txbxContent>
+                      </wps:txbx>
+                      <wps:bodyPr rot="0" vert="horz" wrap="square" lIns="91440" tIns="45720" rIns="91440" bIns="45720" anchor="t" anchorCtr="0">
+                        <a:noAutofit/>
+                      </wps:bodyPr>
+                    </wps:wsp>
+                  </a:graphicData>
+                </a:graphic>
+                <wp14:sizeRelH relativeFrom="margin">
+                  <wp14:pctWidth>0</wp14:pctWidth>
+                </wp14:sizeRelH>
+                <wp14:sizeRelV relativeFrom="margin">
+                  <wp14:pctHeight>0</wp14:pctHeight>
+                </wp14:sizeRelV>
+              </wp:anchor>
+            </w:drawing>
+          </mc:Choice>
+          <mc:Fallback>
+            <w:pict>
+              <v:shape w14:anchorId="7AF7CCBF" id="_x0000_s1047" type="#_x0000_t202" style="position:absolute;left:0;text-align:left;margin-left:141pt;margin-top:695.75pt;width:114pt;height:18.5pt;z-index:251731968;visibility:visible;mso-wrap-style:square;mso-width-percent:0;mso-height-percent:0;mso-wrap-distance-left:9pt;mso-wrap-distance-top:3.6pt;mso-wrap-distance-right:9pt;mso-wrap-distance-bottom:3.6pt;mso-position-horizontal:absolute;mso-position-horizontal-relative:page;mso-position-vertical:absolute;mso-position-vertical-relative:page;mso-width-percent:0;mso-height-percent:0;mso-width-relative:margin;mso-height-relative:margin;v-text-anchor:top" o:gfxdata="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" strokecolor="white [3212]">
+                <v:textbox>
+                  <w:txbxContent>
+                    <w:p>
+                      <w:pPr>
+                        <w:jc w:val="center"/>
+                      </w:pPr>
+                      <w:r>
+                        <w:t>Slika 22. Prodaja tura</w:t>
+                      </w:r>
+                    </w:p>
+                  </w:txbxContent>
+                </v:textbox>
+                <w10:wrap type="square" anchorx="page" anchory="page"/>
+              </v:shape>
+            </w:pict>
+          </mc:Fallback>
+        </mc:AlternateContent>
+      </w:r>
+      <w:r>
+        <w:rPr>
+          <w:noProof/>
+          <w:sz w:val="36"/>
+          <w:szCs w:val="36"/>
+        </w:rPr>
+        <mc:AlternateContent>
+          <mc:Choice Requires="wps">
+            <w:drawing>
+              <wp:anchor distT="45720" distB="45720" distL="114300" distR="114300" simplePos="0" relativeHeight="251739136" behindDoc="0" locked="0" layoutInCell="1" allowOverlap="1" wp14:anchorId="5514413A" wp14:editId="48D088D0">
+                <wp:simplePos x="0" y="0"/>
+                <wp:positionH relativeFrom="page">
+                  <wp:posOffset>3642360</wp:posOffset>
+                </wp:positionH>
+                <wp:positionV relativeFrom="margin">
                   <wp:align>bottom</wp:align>
+                </wp:positionV>
+                <wp:extent cx="1219200" cy="264160"/>
+                <wp:effectExtent l="0" t="0" r="19050" b="21590"/>
+                <wp:wrapSquare wrapText="bothSides"/>
+                <wp:docPr id="50" name="Text Box 2"/>
+                <wp:cNvGraphicFramePr>
+                  <a:graphicFrameLocks xmlns:a="http://schemas.openxmlformats.org/drawingml/2006/main"/>
+                </wp:cNvGraphicFramePr>
+                <a:graphic xmlns:a="http://schemas.openxmlformats.org/drawingml/2006/main">
+                  <a:graphicData uri="http://schemas.microsoft.com/office/word/2010/wordprocessingShape">
+                    <wps:wsp>
+                      <wps:cNvSpPr txBox="1">
+                        <a:spLocks noChangeArrowheads="1"/>
+                      </wps:cNvSpPr>
+                      <wps:spPr bwMode="auto">
+                        <a:xfrm>
+                          <a:off x="0" y="0"/>
+                          <a:ext cx="1219200" cy="264160"/>
+                        </a:xfrm>
+                        <a:prstGeom prst="rect">
+                          <a:avLst/>
+                        </a:prstGeom>
+                        <a:solidFill>
+                          <a:srgbClr val="FFFFFF"/>
+                        </a:solidFill>
+                        <a:ln w="9525">
+                          <a:solidFill>
+                            <a:schemeClr val="bg1"/>
+                          </a:solidFill>
+                          <a:miter lim="800000"/>
+                          <a:headEnd/>
+                          <a:tailEnd/>
+                        </a:ln>
+                      </wps:spPr>
+                      <wps:txbx>
+                        <w:txbxContent>
+                          <w:p>
+                            <w:pPr>
+                              <w:jc w:val="center"/>
+                            </w:pPr>
+                            <w:r>
+                              <w:t>Slika 23.</w:t>
+                            </w:r>
+                          </w:p>
+                        </w:txbxContent>
+                      </wps:txbx>
+                      <wps:bodyPr rot="0" vert="horz" wrap="square" lIns="91440" tIns="45720" rIns="91440" bIns="45720" anchor="t" anchorCtr="0">
+                        <a:noAutofit/>
+                      </wps:bodyPr>
+                    </wps:wsp>
+                  </a:graphicData>
+                </a:graphic>
+                <wp14:sizeRelH relativeFrom="margin">
+                  <wp14:pctWidth>0</wp14:pctWidth>
+                </wp14:sizeRelH>
+                <wp14:sizeRelV relativeFrom="margin">
+                  <wp14:pctHeight>0</wp14:pctHeight>
+                </wp14:sizeRelV>
+              </wp:anchor>
+            </w:drawing>
+          </mc:Choice>
+          <mc:Fallback>
+            <w:pict>
+              <v:shape w14:anchorId="5514413A" id="_x0000_s1048" type="#_x0000_t202" style="position:absolute;left:0;text-align:left;margin-left:286.8pt;margin-top:0;width:96pt;height:20.8pt;z-index:251739136;visibility:visible;mso-wrap-style:square;mso-width-percent:0;mso-height-percent:0;mso-wrap-distance-left:9pt;mso-wrap-distance-top:3.6pt;mso-wrap-distance-right:9pt;mso-wrap-distance-bottom:3.6pt;mso-position-horizontal:absolute;mso-position-horizontal-relative:page;mso-position-vertical:bottom;mso-position-vertical-relative:margin;mso-width-percent:0;mso-height-percent:0;mso-width-relative:margin;mso-height-relative:margin;v-text-anchor:top" o:gfxdata="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" strokecolor="white [3212]">
+                <v:textbox>
+                  <w:txbxContent>
+                    <w:p>
+                      <w:pPr>
+                        <w:jc w:val="center"/>
+                      </w:pPr>
+                      <w:r>
+                        <w:t>Slika 23.</w:t>
+                      </w:r>
+                    </w:p>
+                  </w:txbxContent>
+                </v:textbox>
+                <w10:wrap type="square" anchorx="page" anchory="margin"/>
+              </v:shape>
+            </w:pict>
+          </mc:Fallback>
+        </mc:AlternateContent>
+      </w:r>
+      <w:r>
+        <w:rPr>
+          <w:noProof/>
+          <w:sz w:val="36"/>
+          <w:szCs w:val="36"/>
+        </w:rPr>
+        <mc:AlternateContent>
+          <mc:Choice Requires="wps">
+            <w:drawing>
+              <wp:anchor distT="45720" distB="45720" distL="114300" distR="114300" simplePos="0" relativeHeight="251741184" behindDoc="0" locked="0" layoutInCell="1" allowOverlap="1" wp14:anchorId="581C9DEB" wp14:editId="509F3997">
+                <wp:simplePos x="0" y="0"/>
+                <wp:positionH relativeFrom="page">
+                  <wp:posOffset>5330190</wp:posOffset>
+                </wp:positionH>
+                <wp:positionV relativeFrom="bottomMargin">
+                  <wp:posOffset>-307340</wp:posOffset>
                 </wp:positionV>
                 <wp:extent cx="1219200" cy="295910"/>
                 <wp:effectExtent l="0" t="0" r="19050" b="27940"/>
@@ -7169,7 +8448,7 @@
           </mc:Choice>
           <mc:Fallback>
             <w:pict>
-              <v:shape w14:anchorId="581C9DEB" id="_x0000_s1046" type="#_x0000_t202" style="position:absolute;left:0;text-align:left;margin-left:389.85pt;margin-top:0;width:96pt;height:23.3pt;z-index:251741184;visibility:visible;mso-wrap-style:square;mso-width-percent:0;mso-height-percent:0;mso-wrap-distance-left:9pt;mso-wrap-distance-top:3.6pt;mso-wrap-distance-right:9pt;mso-wrap-distance-bottom:3.6pt;mso-position-horizontal:absolute;mso-position-horizontal-relative:page;mso-position-vertical:bottom;mso-position-vertical-relative:page;mso-width-percent:0;mso-height-percent:0;mso-width-relative:margin;mso-height-relative:margin;v-text-anchor:top" o:gfxdata="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" strokecolor="white [3212]">
+              <v:shape w14:anchorId="581C9DEB" id="_x0000_s1049" type="#_x0000_t202" style="position:absolute;left:0;text-align:left;margin-left:419.7pt;margin-top:-24.2pt;width:96pt;height:23.3pt;z-index:251741184;visibility:visible;mso-wrap-style:square;mso-width-percent:0;mso-height-percent:0;mso-wrap-distance-left:9pt;mso-wrap-distance-top:3.6pt;mso-wrap-distance-right:9pt;mso-wrap-distance-bottom:3.6pt;mso-position-horizontal:absolute;mso-position-horizontal-relative:page;mso-position-vertical:absolute;mso-position-vertical-relative:bottom-margin-area;mso-width-percent:0;mso-height-percent:0;mso-width-relative:margin;mso-height-relative:margin;v-text-anchor:top" o:gfxdata="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" strokecolor="white [3212]">
                 <v:textbox>
                   <w:txbxContent>
                     <w:p>
@@ -7182,385 +8461,12 @@
                     </w:p>
                   </w:txbxContent>
                 </v:textbox>
-                <w10:wrap type="square" anchorx="page" anchory="page"/>
+                <w10:wrap type="square" anchorx="page" anchory="margin"/>
               </v:shape>
             </w:pict>
           </mc:Fallback>
         </mc:AlternateContent>
       </w:r>
-      <w:r>
-        <w:rPr>
-          <w:noProof/>
-          <w:sz w:val="36"/>
-          <w:szCs w:val="36"/>
-        </w:rPr>
-        <mc:AlternateContent>
-          <mc:Choice Requires="wps">
-            <w:drawing>
-              <wp:anchor distT="45720" distB="45720" distL="114300" distR="114300" simplePos="0" relativeHeight="251739136" behindDoc="0" locked="0" layoutInCell="1" allowOverlap="1" wp14:anchorId="5514413A" wp14:editId="749BC5FC">
-                <wp:simplePos x="0" y="0"/>
-                <wp:positionH relativeFrom="page">
-                  <wp:posOffset>3510915</wp:posOffset>
-                </wp:positionH>
-                <wp:positionV relativeFrom="page">
-                  <wp:posOffset>9763760</wp:posOffset>
-                </wp:positionV>
-                <wp:extent cx="1219200" cy="264160"/>
-                <wp:effectExtent l="0" t="0" r="19050" b="21590"/>
-                <wp:wrapSquare wrapText="bothSides"/>
-                <wp:docPr id="50" name="Text Box 2"/>
-                <wp:cNvGraphicFramePr>
-                  <a:graphicFrameLocks xmlns:a="http://schemas.openxmlformats.org/drawingml/2006/main"/>
-                </wp:cNvGraphicFramePr>
-                <a:graphic xmlns:a="http://schemas.openxmlformats.org/drawingml/2006/main">
-                  <a:graphicData uri="http://schemas.microsoft.com/office/word/2010/wordprocessingShape">
-                    <wps:wsp>
-                      <wps:cNvSpPr txBox="1">
-                        <a:spLocks noChangeArrowheads="1"/>
-                      </wps:cNvSpPr>
-                      <wps:spPr bwMode="auto">
-                        <a:xfrm>
-                          <a:off x="0" y="0"/>
-                          <a:ext cx="1219200" cy="264160"/>
-                        </a:xfrm>
-                        <a:prstGeom prst="rect">
-                          <a:avLst/>
-                        </a:prstGeom>
-                        <a:solidFill>
-                          <a:srgbClr val="FFFFFF"/>
-                        </a:solidFill>
-                        <a:ln w="9525">
-                          <a:solidFill>
-                            <a:schemeClr val="bg1"/>
-                          </a:solidFill>
-                          <a:miter lim="800000"/>
-                          <a:headEnd/>
-                          <a:tailEnd/>
-                        </a:ln>
-                      </wps:spPr>
-                      <wps:txbx>
-                        <w:txbxContent>
-                          <w:p>
-                            <w:pPr>
-                              <w:jc w:val="center"/>
-                            </w:pPr>
-                            <w:r>
-                              <w:t>Slika 23.</w:t>
-                            </w:r>
-                          </w:p>
-                        </w:txbxContent>
-                      </wps:txbx>
-                      <wps:bodyPr rot="0" vert="horz" wrap="square" lIns="91440" tIns="45720" rIns="91440" bIns="45720" anchor="t" anchorCtr="0">
-                        <a:noAutofit/>
-                      </wps:bodyPr>
-                    </wps:wsp>
-                  </a:graphicData>
-                </a:graphic>
-                <wp14:sizeRelH relativeFrom="margin">
-                  <wp14:pctWidth>0</wp14:pctWidth>
-                </wp14:sizeRelH>
-                <wp14:sizeRelV relativeFrom="margin">
-                  <wp14:pctHeight>0</wp14:pctHeight>
-                </wp14:sizeRelV>
-              </wp:anchor>
-            </w:drawing>
-          </mc:Choice>
-          <mc:Fallback>
-            <w:pict>
-              <v:shape w14:anchorId="5514413A" id="_x0000_s1047" type="#_x0000_t202" style="position:absolute;left:0;text-align:left;margin-left:276.45pt;margin-top:768.8pt;width:96pt;height:20.8pt;z-index:251739136;visibility:visible;mso-wrap-style:square;mso-width-percent:0;mso-height-percent:0;mso-wrap-distance-left:9pt;mso-wrap-distance-top:3.6pt;mso-wrap-distance-right:9pt;mso-wrap-distance-bottom:3.6pt;mso-position-horizontal:absolute;mso-position-horizontal-relative:page;mso-position-vertical:absolute;mso-position-vertical-relative:page;mso-width-percent:0;mso-height-percent:0;mso-width-relative:margin;mso-height-relative:margin;v-text-anchor:top" o:gfxdata="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" strokecolor="white [3212]">
-                <v:textbox>
-                  <w:txbxContent>
-                    <w:p>
-                      <w:pPr>
-                        <w:jc w:val="center"/>
-                      </w:pPr>
-                      <w:r>
-                        <w:t>Slika 23.</w:t>
-                      </w:r>
-                    </w:p>
-                  </w:txbxContent>
-                </v:textbox>
-                <w10:wrap type="square" anchorx="page" anchory="page"/>
-              </v:shape>
-            </w:pict>
-          </mc:Fallback>
-        </mc:AlternateContent>
-      </w:r>
-      <w:r>
-        <w:rPr>
-          <w:rFonts w:eastAsia="Times New Roman" w:cstheme="minorHAnsi"/>
-          <w:noProof/>
-          <w:sz w:val="24"/>
-          <w:szCs w:val="24"/>
-        </w:rPr>
-        <w:drawing>
-          <wp:anchor distT="0" distB="0" distL="114300" distR="114300" simplePos="0" relativeHeight="251737088" behindDoc="0" locked="0" layoutInCell="1" allowOverlap="1" wp14:anchorId="1ACECBA0" wp14:editId="0B108068">
-            <wp:simplePos x="0" y="0"/>
-            <wp:positionH relativeFrom="column">
-              <wp:posOffset>2639060</wp:posOffset>
-            </wp:positionH>
-            <wp:positionV relativeFrom="page">
-              <wp:posOffset>8746490</wp:posOffset>
-            </wp:positionV>
-            <wp:extent cx="738187" cy="628650"/>
-            <wp:effectExtent l="0" t="0" r="5080" b="0"/>
-            <wp:wrapNone/>
-            <wp:docPr id="47" name="Picture 47"/>
-            <wp:cNvGraphicFramePr>
-              <a:graphicFrameLocks xmlns:a="http://schemas.openxmlformats.org/drawingml/2006/main" noChangeAspect="1"/>
-            </wp:cNvGraphicFramePr>
-            <a:graphic xmlns:a="http://schemas.openxmlformats.org/drawingml/2006/main">
-              <a:graphicData uri="http://schemas.openxmlformats.org/drawingml/2006/picture">
-                <pic:pic xmlns:pic="http://schemas.openxmlformats.org/drawingml/2006/picture">
-                  <pic:nvPicPr>
-                    <pic:cNvPr id="0" name="Picture 23"/>
-                    <pic:cNvPicPr>
-                      <a:picLocks noChangeAspect="1" noChangeArrowheads="1"/>
-                    </pic:cNvPicPr>
-                  </pic:nvPicPr>
-                  <pic:blipFill>
-                    <a:blip r:embed="rId32" cstate="print">
-                      <a:extLst>
-                        <a:ext uri="{28A0092B-C50C-407E-A947-70E740481C1C}">
-                          <a14:useLocalDpi xmlns:a14="http://schemas.microsoft.com/office/drawing/2010/main" val="0"/>
-                        </a:ext>
-                      </a:extLst>
-                    </a:blip>
-                    <a:srcRect/>
-                    <a:stretch>
-                      <a:fillRect/>
-                    </a:stretch>
-                  </pic:blipFill>
-                  <pic:spPr bwMode="auto">
-                    <a:xfrm>
-                      <a:off x="0" y="0"/>
-                      <a:ext cx="738187" cy="628650"/>
-                    </a:xfrm>
-                    <a:prstGeom prst="rect">
-                      <a:avLst/>
-                    </a:prstGeom>
-                    <a:noFill/>
-                    <a:ln>
-                      <a:noFill/>
-                    </a:ln>
-                  </pic:spPr>
-                </pic:pic>
-              </a:graphicData>
-            </a:graphic>
-            <wp14:sizeRelH relativeFrom="margin">
-              <wp14:pctWidth>0</wp14:pctWidth>
-            </wp14:sizeRelH>
-            <wp14:sizeRelV relativeFrom="margin">
-              <wp14:pctHeight>0</wp14:pctHeight>
-            </wp14:sizeRelV>
-          </wp:anchor>
-        </w:drawing>
-      </w:r>
-      <w:r>
-        <w:rPr>
-          <w:noProof/>
-          <w:sz w:val="36"/>
-          <w:szCs w:val="36"/>
-        </w:rPr>
-        <mc:AlternateContent>
-          <mc:Choice Requires="wps">
-            <w:drawing>
-              <wp:anchor distT="45720" distB="45720" distL="114300" distR="114300" simplePos="0" relativeHeight="251731968" behindDoc="0" locked="0" layoutInCell="1" allowOverlap="1" wp14:anchorId="7AF7CCBF" wp14:editId="1F24448B">
-                <wp:simplePos x="0" y="0"/>
-                <wp:positionH relativeFrom="page">
-                  <wp:posOffset>1859280</wp:posOffset>
-                </wp:positionH>
-                <wp:positionV relativeFrom="page">
-                  <wp:posOffset>9756140</wp:posOffset>
-                </wp:positionV>
-                <wp:extent cx="1447800" cy="234950"/>
-                <wp:effectExtent l="0" t="0" r="19050" b="12700"/>
-                <wp:wrapSquare wrapText="bothSides"/>
-                <wp:docPr id="45" name="Text Box 2"/>
-                <wp:cNvGraphicFramePr>
-                  <a:graphicFrameLocks xmlns:a="http://schemas.openxmlformats.org/drawingml/2006/main"/>
-                </wp:cNvGraphicFramePr>
-                <a:graphic xmlns:a="http://schemas.openxmlformats.org/drawingml/2006/main">
-                  <a:graphicData uri="http://schemas.microsoft.com/office/word/2010/wordprocessingShape">
-                    <wps:wsp>
-                      <wps:cNvSpPr txBox="1">
-                        <a:spLocks noChangeArrowheads="1"/>
-                      </wps:cNvSpPr>
-                      <wps:spPr bwMode="auto">
-                        <a:xfrm>
-                          <a:off x="0" y="0"/>
-                          <a:ext cx="1447800" cy="234950"/>
-                        </a:xfrm>
-                        <a:prstGeom prst="rect">
-                          <a:avLst/>
-                        </a:prstGeom>
-                        <a:solidFill>
-                          <a:srgbClr val="FFFFFF"/>
-                        </a:solidFill>
-                        <a:ln w="9525">
-                          <a:solidFill>
-                            <a:schemeClr val="bg1"/>
-                          </a:solidFill>
-                          <a:miter lim="800000"/>
-                          <a:headEnd/>
-                          <a:tailEnd/>
-                        </a:ln>
-                      </wps:spPr>
-                      <wps:txbx>
-                        <w:txbxContent>
-                          <w:p>
-                            <w:pPr>
-                              <w:jc w:val="center"/>
-                            </w:pPr>
-                            <w:r>
-                              <w:t>Slika 22. Prodaja tura</w:t>
-                            </w:r>
-                          </w:p>
-                        </w:txbxContent>
-                      </wps:txbx>
-                      <wps:bodyPr rot="0" vert="horz" wrap="square" lIns="91440" tIns="45720" rIns="91440" bIns="45720" anchor="t" anchorCtr="0">
-                        <a:noAutofit/>
-                      </wps:bodyPr>
-                    </wps:wsp>
-                  </a:graphicData>
-                </a:graphic>
-                <wp14:sizeRelH relativeFrom="margin">
-                  <wp14:pctWidth>0</wp14:pctWidth>
-                </wp14:sizeRelH>
-                <wp14:sizeRelV relativeFrom="margin">
-                  <wp14:pctHeight>0</wp14:pctHeight>
-                </wp14:sizeRelV>
-              </wp:anchor>
-            </w:drawing>
-          </mc:Choice>
-          <mc:Fallback>
-            <w:pict>
-              <v:shape w14:anchorId="7AF7CCBF" id="_x0000_s1048" type="#_x0000_t202" style="position:absolute;left:0;text-align:left;margin-left:146.4pt;margin-top:768.2pt;width:114pt;height:18.5pt;z-index:251731968;visibility:visible;mso-wrap-style:square;mso-width-percent:0;mso-height-percent:0;mso-wrap-distance-left:9pt;mso-wrap-distance-top:3.6pt;mso-wrap-distance-right:9pt;mso-wrap-distance-bottom:3.6pt;mso-position-horizontal:absolute;mso-position-horizontal-relative:page;mso-position-vertical:absolute;mso-position-vertical-relative:page;mso-width-percent:0;mso-height-percent:0;mso-width-relative:margin;mso-height-relative:margin;v-text-anchor:top" o:gfxdata="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" strokecolor="white [3212]">
-                <v:textbox>
-                  <w:txbxContent>
-                    <w:p>
-                      <w:pPr>
-                        <w:jc w:val="center"/>
-                      </w:pPr>
-                      <w:r>
-                        <w:t>Slika 22. Prodaja tura</w:t>
-                      </w:r>
-                    </w:p>
-                  </w:txbxContent>
-                </v:textbox>
-                <w10:wrap type="square" anchorx="page" anchory="page"/>
-              </v:shape>
-            </w:pict>
-          </mc:Fallback>
-        </mc:AlternateContent>
-      </w:r>
-      <w:r>
-        <w:rPr>
-          <w:noProof/>
-          <w:sz w:val="36"/>
-          <w:szCs w:val="36"/>
-        </w:rPr>
-        <mc:AlternateContent>
-          <mc:Choice Requires="wps">
-            <w:drawing>
-              <wp:anchor distT="45720" distB="45720" distL="114300" distR="114300" simplePos="0" relativeHeight="251729920" behindDoc="0" locked="0" layoutInCell="1" allowOverlap="1" wp14:anchorId="12159D8D" wp14:editId="022739E1">
-                <wp:simplePos x="0" y="0"/>
-                <wp:positionH relativeFrom="page">
-                  <wp:posOffset>-137160</wp:posOffset>
-                </wp:positionH>
-                <wp:positionV relativeFrom="page">
-                  <wp:posOffset>9734550</wp:posOffset>
-                </wp:positionV>
-                <wp:extent cx="1955800" cy="295910"/>
-                <wp:effectExtent l="0" t="0" r="25400" b="27940"/>
-                <wp:wrapSquare wrapText="bothSides"/>
-                <wp:docPr id="44" name="Text Box 2"/>
-                <wp:cNvGraphicFramePr>
-                  <a:graphicFrameLocks xmlns:a="http://schemas.openxmlformats.org/drawingml/2006/main"/>
-                </wp:cNvGraphicFramePr>
-                <a:graphic xmlns:a="http://schemas.openxmlformats.org/drawingml/2006/main">
-                  <a:graphicData uri="http://schemas.microsoft.com/office/word/2010/wordprocessingShape">
-                    <wps:wsp>
-                      <wps:cNvSpPr txBox="1">
-                        <a:spLocks noChangeArrowheads="1"/>
-                      </wps:cNvSpPr>
-                      <wps:spPr bwMode="auto">
-                        <a:xfrm>
-                          <a:off x="0" y="0"/>
-                          <a:ext cx="1955800" cy="295910"/>
-                        </a:xfrm>
-                        <a:prstGeom prst="rect">
-                          <a:avLst/>
-                        </a:prstGeom>
-                        <a:solidFill>
-                          <a:srgbClr val="FFFFFF"/>
-                        </a:solidFill>
-                        <a:ln w="9525">
-                          <a:solidFill>
-                            <a:schemeClr val="bg1"/>
-                          </a:solidFill>
-                          <a:miter lim="800000"/>
-                          <a:headEnd/>
-                          <a:tailEnd/>
-                        </a:ln>
-                      </wps:spPr>
-                      <wps:txbx>
-                        <w:txbxContent>
-                          <w:p>
-                            <w:pPr>
-                              <w:jc w:val="center"/>
-                            </w:pPr>
-                            <w:r>
-                              <w:t>Slika 21. Hamburger meni</w:t>
-                            </w:r>
-                          </w:p>
-                        </w:txbxContent>
-                      </wps:txbx>
-                      <wps:bodyPr rot="0" vert="horz" wrap="square" lIns="91440" tIns="45720" rIns="91440" bIns="45720" anchor="t" anchorCtr="0">
-                        <a:noAutofit/>
-                      </wps:bodyPr>
-                    </wps:wsp>
-                  </a:graphicData>
-                </a:graphic>
-                <wp14:sizeRelH relativeFrom="margin">
-                  <wp14:pctWidth>0</wp14:pctWidth>
-                </wp14:sizeRelH>
-                <wp14:sizeRelV relativeFrom="margin">
-                  <wp14:pctHeight>0</wp14:pctHeight>
-                </wp14:sizeRelV>
-              </wp:anchor>
-            </w:drawing>
-          </mc:Choice>
-          <mc:Fallback>
-            <w:pict>
-              <v:shape w14:anchorId="12159D8D" id="_x0000_s1049" type="#_x0000_t202" style="position:absolute;left:0;text-align:left;margin-left:-10.8pt;margin-top:766.5pt;width:154pt;height:23.3pt;z-index:251729920;visibility:visible;mso-wrap-style:square;mso-width-percent:0;mso-height-percent:0;mso-wrap-distance-left:9pt;mso-wrap-distance-top:3.6pt;mso-wrap-distance-right:9pt;mso-wrap-distance-bottom:3.6pt;mso-position-horizontal:absolute;mso-position-horizontal-relative:page;mso-position-vertical:absolute;mso-position-vertical-relative:page;mso-width-percent:0;mso-height-percent:0;mso-width-relative:margin;mso-height-relative:margin;v-text-anchor:top" o:gfxdata="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" strokecolor="white [3212]">
-                <v:textbox>
-                  <w:txbxContent>
-                    <w:p>
-                      <w:pPr>
-                        <w:jc w:val="center"/>
-                      </w:pPr>
-                      <w:r>
-                        <w:t>Slika 21. Hamburger meni</w:t>
-                      </w:r>
-                    </w:p>
-                  </w:txbxContent>
-                </v:textbox>
-                <w10:wrap type="square" anchorx="page" anchory="page"/>
-              </v:shape>
-            </w:pict>
-          </mc:Fallback>
-        </mc:AlternateContent>
-      </w:r>
-    </w:p>
-    <w:p>
-      <w:pPr>
-        <w:jc w:val="both"/>
-        <w:rPr>
-          <w:sz w:val="24"/>
-          <w:szCs w:val="24"/>
-        </w:rPr>
-      </w:pPr>
     </w:p>
     <w:p>
       <w:pPr>
@@ -7628,48 +8534,6 @@
         <w:t xml:space="preserve">, a sistem dispečera vraća na stranicu za dodavanje zahteva, gde se u okviru liste klijenata ažurira, odnosno dodaje novi klijent(Slika 27). Postoji takođe I dugme “Otkaži”, klikom na njega otkazuje se unos klijenta I sistem dispečera vraća na stranicu upisa zahteva. </w:t>
       </w:r>
     </w:p>
-    <w:sdt>
-      <w:sdtPr>
-        <w:id w:val="1960758276"/>
-        <w:docPartObj>
-          <w:docPartGallery w:val="Table of Contents"/>
-          <w:docPartUnique/>
-        </w:docPartObj>
-      </w:sdtPr>
-      <w:sdtEndPr>
-        <w:rPr>
-          <w:rFonts w:asciiTheme="minorHAnsi" w:eastAsiaTheme="minorHAnsi" w:hAnsiTheme="minorHAnsi" w:cstheme="minorBidi"/>
-          <w:b/>
-          <w:bCs/>
-          <w:noProof/>
-          <w:color w:val="auto"/>
-          <w:sz w:val="22"/>
-          <w:szCs w:val="22"/>
-        </w:rPr>
-      </w:sdtEndPr>
-      <w:sdtContent>
-        <w:p>
-          <w:pPr>
-            <w:pStyle w:val="TOCHeading"/>
-          </w:pPr>
-          <w:r>
-            <w:t>Contents</w:t>
-          </w:r>
-        </w:p>
-        <w:p>
-          <w:fldSimple w:instr=" TOC \o &quot;1-3&quot; \h \z \u ">
-            <w:r>
-              <w:rPr>
-                <w:b/>
-                <w:bCs/>
-                <w:noProof/>
-              </w:rPr>
-              <w:t>No table of contents entries found.</w:t>
-            </w:r>
-          </w:fldSimple>
-        </w:p>
-      </w:sdtContent>
-    </w:sdt>
     <w:p>
       <w:pPr>
         <w:jc w:val="both"/>
@@ -8195,30 +9059,17 @@
     </w:p>
     <w:p>
       <w:pPr>
-        <w:tabs>
-          <w:tab w:val="left" w:pos="1265"/>
-        </w:tabs>
-        <w:jc w:val="both"/>
-        <w:rPr>
-          <w:sz w:val="34"/>
-          <w:szCs w:val="34"/>
-        </w:rPr>
-      </w:pPr>
-      <w:r>
-        <w:rPr>
-          <w:sz w:val="34"/>
-          <w:szCs w:val="34"/>
-        </w:rPr>
+        <w:pStyle w:val="Heading2"/>
+      </w:pPr>
+      <w:bookmarkStart w:id="7" w:name="_Toc226931155"/>
+      <w:r>
         <w:lastRenderedPageBreak/>
         <w:t>4.</w:t>
       </w:r>
       <w:r>
-        <w:rPr>
-          <w:sz w:val="34"/>
-          <w:szCs w:val="34"/>
-        </w:rPr>
         <w:t>4 Kreiranje I upravljanje ponudama</w:t>
       </w:r>
+      <w:bookmarkEnd w:id="7"/>
     </w:p>
     <w:p>
       <w:pPr>
@@ -8999,22 +9850,13 @@
     </w:p>
     <w:p>
       <w:pPr>
-        <w:tabs>
-          <w:tab w:val="left" w:pos="2533"/>
-        </w:tabs>
-        <w:jc w:val="both"/>
-        <w:rPr>
-          <w:sz w:val="34"/>
-          <w:szCs w:val="34"/>
-        </w:rPr>
-      </w:pPr>
-      <w:r>
-        <w:rPr>
-          <w:sz w:val="34"/>
-          <w:szCs w:val="34"/>
-        </w:rPr>
+        <w:pStyle w:val="Heading2"/>
+      </w:pPr>
+      <w:bookmarkStart w:id="8" w:name="_Toc226931156"/>
+      <w:r>
         <w:t>4.5 Kreiranje rezervacije</w:t>
       </w:r>
+      <w:bookmarkEnd w:id="8"/>
     </w:p>
     <w:p>
       <w:pPr>
@@ -9571,18 +10413,13 @@
     </w:p>
     <w:p>
       <w:pPr>
-        <w:rPr>
-          <w:sz w:val="34"/>
-          <w:szCs w:val="34"/>
-        </w:rPr>
-      </w:pPr>
-      <w:r>
-        <w:rPr>
-          <w:sz w:val="34"/>
-          <w:szCs w:val="34"/>
-        </w:rPr>
+        <w:pStyle w:val="Heading2"/>
+      </w:pPr>
+      <w:bookmarkStart w:id="9" w:name="_Toc226931157"/>
+      <w:r>
         <w:t>4.6 Kreiranje ture</w:t>
       </w:r>
+      <w:bookmarkEnd w:id="9"/>
     </w:p>
     <w:p>
       <w:pPr>
@@ -10540,21 +11377,13 @@
     </w:p>
     <w:p>
       <w:pPr>
-        <w:tabs>
-          <w:tab w:val="left" w:pos="2800"/>
-        </w:tabs>
-        <w:rPr>
-          <w:sz w:val="32"/>
-          <w:szCs w:val="32"/>
-        </w:rPr>
-      </w:pPr>
-      <w:r>
-        <w:rPr>
-          <w:sz w:val="32"/>
-          <w:szCs w:val="32"/>
-        </w:rPr>
+        <w:pStyle w:val="Heading3"/>
+      </w:pPr>
+      <w:bookmarkStart w:id="10" w:name="_Toc226931158"/>
+      <w:r>
         <w:t>4.6.1 Uloga vozača u prodaji</w:t>
       </w:r>
+      <w:bookmarkEnd w:id="10"/>
     </w:p>
     <w:p>
       <w:pPr>
@@ -11098,22 +11927,13 @@
                               <w:jc w:val="center"/>
                             </w:pPr>
                             <w:r>
-                              <w:t xml:space="preserve">Slika </w:t>
-                            </w:r>
-                            <w:r>
-                              <w:t>4</w:t>
+                              <w:t>Slika 4</w:t>
                             </w:r>
                             <w:r>
                               <w:t>2</w:t>
                             </w:r>
                             <w:r>
-                              <w:t>.</w:t>
-                            </w:r>
-                            <w:r>
-                              <w:t xml:space="preserve"> Vozač početna stranica</w:t>
-                            </w:r>
-                            <w:r>
-                              <w:t xml:space="preserve"> </w:t>
+                              <w:t xml:space="preserve">. Vozač početna stranica </w:t>
                             </w:r>
                           </w:p>
                         </w:txbxContent>
@@ -11143,22 +11963,13 @@
                         <w:jc w:val="center"/>
                       </w:pPr>
                       <w:r>
-                        <w:t xml:space="preserve">Slika </w:t>
-                      </w:r>
-                      <w:r>
-                        <w:t>4</w:t>
+                        <w:t>Slika 4</w:t>
                       </w:r>
                       <w:r>
                         <w:t>2</w:t>
                       </w:r>
                       <w:r>
-                        <w:t>.</w:t>
-                      </w:r>
-                      <w:r>
-                        <w:t xml:space="preserve"> Vozač početna stranica</w:t>
-                      </w:r>
-                      <w:r>
-                        <w:t xml:space="preserve"> </w:t>
+                        <w:t xml:space="preserve">. Vozač početna stranica </w:t>
                       </w:r>
                     </w:p>
                   </w:txbxContent>
@@ -11297,10 +12108,7 @@
                               <w:jc w:val="center"/>
                             </w:pPr>
                             <w:r>
-                              <w:t xml:space="preserve">Slika </w:t>
-                            </w:r>
-                            <w:r>
-                              <w:t>4</w:t>
+                              <w:t>Slika 4</w:t>
                             </w:r>
                             <w:r>
                               <w:t>1</w:t>
@@ -11336,10 +12144,7 @@
                         <w:jc w:val="center"/>
                       </w:pPr>
                       <w:r>
-                        <w:t xml:space="preserve">Slika </w:t>
-                      </w:r>
-                      <w:r>
-                        <w:t>4</w:t>
+                        <w:t>Slika 4</w:t>
                       </w:r>
                       <w:r>
                         <w:t>1</w:t>
@@ -11665,13 +12470,7 @@
                               <w:jc w:val="center"/>
                             </w:pPr>
                             <w:r>
-                              <w:t>Slika 3</w:t>
-                            </w:r>
-                            <w:r>
-                              <w:t>9</w:t>
-                            </w:r>
-                            <w:r>
-                              <w:t xml:space="preserve">. </w:t>
+                              <w:t xml:space="preserve">Slika 39. </w:t>
                             </w:r>
                           </w:p>
                         </w:txbxContent>
@@ -11701,13 +12500,7 @@
                         <w:jc w:val="center"/>
                       </w:pPr>
                       <w:r>
-                        <w:t>Slika 3</w:t>
-                      </w:r>
-                      <w:r>
-                        <w:t>9</w:t>
-                      </w:r>
-                      <w:r>
-                        <w:t xml:space="preserve">. </w:t>
+                        <w:t xml:space="preserve">Slika 39. </w:t>
                       </w:r>
                     </w:p>
                   </w:txbxContent>
@@ -11917,13 +12710,7 @@
                               <w:jc w:val="center"/>
                             </w:pPr>
                             <w:r>
-                              <w:t xml:space="preserve">Slika </w:t>
-                            </w:r>
-                            <w:r>
-                              <w:t>38</w:t>
-                            </w:r>
-                            <w:r>
-                              <w:t xml:space="preserve">. </w:t>
+                              <w:t xml:space="preserve">Slika 38. </w:t>
                             </w:r>
                           </w:p>
                         </w:txbxContent>
@@ -11953,13 +12740,7 @@
                         <w:jc w:val="center"/>
                       </w:pPr>
                       <w:r>
-                        <w:t xml:space="preserve">Slika </w:t>
-                      </w:r>
-                      <w:r>
-                        <w:t>38</w:t>
-                      </w:r>
-                      <w:r>
-                        <w:t xml:space="preserve">. </w:t>
+                        <w:t xml:space="preserve">Slika 38. </w:t>
                       </w:r>
                     </w:p>
                   </w:txbxContent>
@@ -12027,10 +12808,7 @@
                               <w:jc w:val="center"/>
                             </w:pPr>
                             <w:r>
-                              <w:t>Slika 3</w:t>
-                            </w:r>
-                            <w:r>
-                              <w:t xml:space="preserve">7. </w:t>
+                              <w:t xml:space="preserve">Slika 37. </w:t>
                             </w:r>
                           </w:p>
                         </w:txbxContent>
@@ -12060,10 +12838,7 @@
                         <w:jc w:val="center"/>
                       </w:pPr>
                       <w:r>
-                        <w:t>Slika 3</w:t>
-                      </w:r>
-                      <w:r>
-                        <w:t xml:space="preserve">7. </w:t>
+                        <w:t xml:space="preserve">Slika 37. </w:t>
                       </w:r>
                     </w:p>
                   </w:txbxContent>
@@ -12148,19 +12923,14 @@
     </w:p>
     <w:p>
       <w:pPr>
-        <w:rPr>
-          <w:sz w:val="34"/>
-          <w:szCs w:val="34"/>
-        </w:rPr>
-      </w:pPr>
-      <w:r>
-        <w:rPr>
-          <w:sz w:val="34"/>
-          <w:szCs w:val="34"/>
-        </w:rPr>
+        <w:pStyle w:val="Heading2"/>
+      </w:pPr>
+      <w:bookmarkStart w:id="11" w:name="_Toc226931159"/>
+      <w:r>
         <w:lastRenderedPageBreak/>
         <w:t>4.7 Pregled I izveštaji</w:t>
       </w:r>
+      <w:bookmarkEnd w:id="11"/>
     </w:p>
     <w:p>
       <w:pPr>
@@ -12406,13 +13176,7 @@
                               <w:jc w:val="center"/>
                             </w:pPr>
                             <w:r>
-                              <w:t>Slika 4</w:t>
-                            </w:r>
-                            <w:r>
-                              <w:t>3</w:t>
-                            </w:r>
-                            <w:r>
-                              <w:t xml:space="preserve">. </w:t>
+                              <w:t xml:space="preserve">Slika 43. </w:t>
                             </w:r>
                           </w:p>
                         </w:txbxContent>
@@ -12442,13 +13206,7 @@
                         <w:jc w:val="center"/>
                       </w:pPr>
                       <w:r>
-                        <w:t>Slika 4</w:t>
-                      </w:r>
-                      <w:r>
-                        <w:t>3</w:t>
-                      </w:r>
-                      <w:r>
-                        <w:t xml:space="preserve">. </w:t>
+                        <w:t xml:space="preserve">Slika 43. </w:t>
                       </w:r>
                     </w:p>
                   </w:txbxContent>
@@ -12582,23 +13340,137 @@
     </w:p>
     <w:p>
       <w:pPr>
+        <w:pStyle w:val="Heading1"/>
+      </w:pPr>
+      <w:bookmarkStart w:id="12" w:name="_Toc226931160"/>
+      <w:r>
+        <w:lastRenderedPageBreak/>
+        <w:t>5. Tehnički opis rešenja</w:t>
+      </w:r>
+      <w:bookmarkEnd w:id="12"/>
+    </w:p>
+    <w:p>
+      <w:pPr>
         <w:rPr>
           <w:sz w:val="40"/>
           <w:szCs w:val="40"/>
         </w:rPr>
       </w:pPr>
-      <w:r>
-        <w:rPr>
+    </w:p>
+    <w:p>
+      <w:pPr>
+        <w:spacing w:before="100" w:beforeAutospacing="1" w:after="100" w:afterAutospacing="1" w:line="240" w:lineRule="auto"/>
+        <w:jc w:val="both"/>
+        <w:rPr>
+          <w:rFonts w:eastAsia="Times New Roman" w:cstheme="minorHAnsi"/>
+          <w:sz w:val="24"/>
+          <w:szCs w:val="24"/>
+        </w:rPr>
+      </w:pPr>
+      <w:r>
+        <w:rPr>
+          <w:rFonts w:eastAsia="Times New Roman" w:cstheme="minorHAnsi"/>
+          <w:sz w:val="24"/>
+          <w:szCs w:val="24"/>
+        </w:rPr>
+        <w:t>Predloženo aplikativno rešenje zamišljeno je tako da omogući korišćenje sistema na više različitih uređaja. Sistem je predviđen za upotrebu na računarima zaposlenih, ali i za pristup putem internet pretraživača, čime bi se omogućilo korišćenje aplikacije i na mobilnim uređajima, kao što su telefoni i tableti.</w:t>
+      </w:r>
+    </w:p>
+    <w:p>
+      <w:pPr>
+        <w:spacing w:before="100" w:beforeAutospacing="1" w:after="100" w:afterAutospacing="1" w:line="240" w:lineRule="auto"/>
+        <w:jc w:val="both"/>
+        <w:rPr>
+          <w:rFonts w:eastAsia="Times New Roman" w:cstheme="minorHAnsi"/>
+          <w:sz w:val="24"/>
+          <w:szCs w:val="24"/>
+        </w:rPr>
+      </w:pPr>
+      <w:r>
+        <w:rPr>
+          <w:rFonts w:eastAsia="Times New Roman" w:cstheme="minorHAnsi"/>
+          <w:sz w:val="24"/>
+          <w:szCs w:val="24"/>
+        </w:rPr>
+        <w:t>Cilj ovakvog pristupa je da korisnici mogu pristupati sistemu na fleksibilan način, u zavisnosti od svojih potreba i radnog okruženja. Na računarima bi aplikacija mogla biti korišćena kao instalirano rešenje, dok bi pristup putem veb okruženja omogućio prijavu i rad u sistemu bez potrebe za instalacijom dodatnog softvera.</w:t>
+      </w:r>
+      <w:r>
+        <w:rPr>
+          <w:rFonts w:eastAsia="Times New Roman" w:cstheme="minorHAnsi"/>
+          <w:sz w:val="24"/>
+          <w:szCs w:val="24"/>
+        </w:rPr>
+        <w:t xml:space="preserve"> </w:t>
+      </w:r>
+      <w:r>
+        <w:rPr>
+          <w:rFonts w:eastAsia="Times New Roman" w:cstheme="minorHAnsi"/>
+          <w:sz w:val="24"/>
+          <w:szCs w:val="24"/>
+        </w:rPr>
+        <w:t>Za realizaciju aplikacije koristi se programsko okruženje Embarcadero Delphi, dok je za skladištenje podataka predviđena baza podataka realizovana u Microsoft Access okruženju. U okviru baze čuvaju se podaci o korisnicima, klijentima, transportnim turama, vozilima, vozačima i realizaciji usluga. Osetljivi podaci, kao što su korisničke lozinke, čuvaju se u heširanom obliku radi povećanja bezbednosti sistema.</w:t>
+      </w:r>
+      <w:r>
+        <w:rPr>
+          <w:rFonts w:eastAsia="Times New Roman" w:cstheme="minorHAnsi"/>
+          <w:sz w:val="24"/>
+          <w:szCs w:val="24"/>
+        </w:rPr>
+        <w:t xml:space="preserve"> </w:t>
+      </w:r>
+      <w:r>
+        <w:rPr>
+          <w:sz w:val="24"/>
+          <w:szCs w:val="24"/>
+        </w:rPr>
+        <w:t>U okviru implementacije korišćen je MD5 algoritam za heširanje lozinki, čime se obezbeđuje osnovni nivo zaštite podataka.</w:t>
+      </w:r>
+    </w:p>
+    <w:p>
+      <w:pPr>
+        <w:spacing w:before="100" w:beforeAutospacing="1" w:after="100" w:afterAutospacing="1" w:line="240" w:lineRule="auto"/>
+        <w:jc w:val="both"/>
+        <w:rPr>
+          <w:rFonts w:eastAsia="Times New Roman" w:cstheme="minorHAnsi"/>
+          <w:sz w:val="24"/>
+          <w:szCs w:val="24"/>
+        </w:rPr>
+      </w:pPr>
+      <w:r>
+        <w:rPr>
+          <w:rFonts w:eastAsia="Times New Roman" w:cstheme="minorHAnsi"/>
+          <w:sz w:val="24"/>
+          <w:szCs w:val="24"/>
+        </w:rPr>
+        <w:t>Korisnički interfejs aplikacije dizajniran je u alatu Figma, pri čemu su ekrani oblikovani tako da budu pregledni i prilagođeni korišćenju na različitim uređajima.</w:t>
+      </w:r>
+    </w:p>
+    <w:p>
+      <w:pPr>
+        <w:spacing w:before="100" w:beforeAutospacing="1" w:after="100" w:afterAutospacing="1" w:line="240" w:lineRule="auto"/>
+        <w:jc w:val="both"/>
+        <w:rPr>
+          <w:rFonts w:eastAsia="Times New Roman" w:cstheme="minorHAnsi"/>
+          <w:sz w:val="24"/>
+          <w:szCs w:val="24"/>
+        </w:rPr>
+      </w:pPr>
+    </w:p>
+    <w:p>
+      <w:pPr>
+        <w:spacing w:before="100" w:beforeAutospacing="1" w:after="100" w:afterAutospacing="1" w:line="240" w:lineRule="auto"/>
+        <w:rPr>
+          <w:rFonts w:eastAsia="Times New Roman" w:cstheme="minorHAnsi"/>
           <w:sz w:val="40"/>
           <w:szCs w:val="40"/>
         </w:rPr>
-        <w:lastRenderedPageBreak/>
-        <w:t>5. Tehnički opis rešenja</w:t>
-      </w:r>
-    </w:p>
-    <w:p>
-      <w:pPr>
-        <w:rPr>
+      </w:pPr>
+    </w:p>
+    <w:p>
+      <w:pPr>
+        <w:spacing w:before="100" w:beforeAutospacing="1" w:after="100" w:afterAutospacing="1" w:line="240" w:lineRule="auto"/>
+        <w:rPr>
+          <w:rFonts w:eastAsia="Times New Roman" w:cstheme="minorHAnsi"/>
           <w:sz w:val="40"/>
           <w:szCs w:val="40"/>
         </w:rPr>
@@ -12607,105 +13479,6 @@
     <w:p>
       <w:pPr>
         <w:spacing w:before="100" w:beforeAutospacing="1" w:after="100" w:afterAutospacing="1" w:line="240" w:lineRule="auto"/>
-        <w:jc w:val="both"/>
-        <w:rPr>
-          <w:rFonts w:eastAsia="Times New Roman" w:cstheme="minorHAnsi"/>
-          <w:sz w:val="24"/>
-          <w:szCs w:val="24"/>
-        </w:rPr>
-      </w:pPr>
-      <w:r>
-        <w:rPr>
-          <w:rFonts w:eastAsia="Times New Roman" w:cstheme="minorHAnsi"/>
-          <w:sz w:val="24"/>
-          <w:szCs w:val="24"/>
-        </w:rPr>
-        <w:t>Predloženo aplikativno rešenje zamišljeno je tako da omogući korišćenje sistema na više različitih uređaja. Sistem je predviđen za upotrebu na računarima zaposlenih, ali i za pristup putem internet pretraživača, čime bi se omogućilo korišćenje aplikacije i na mobilnim uređajima, kao što su telefoni i tableti.</w:t>
-      </w:r>
-    </w:p>
-    <w:p>
-      <w:pPr>
-        <w:spacing w:before="100" w:beforeAutospacing="1" w:after="100" w:afterAutospacing="1" w:line="240" w:lineRule="auto"/>
-        <w:jc w:val="both"/>
-        <w:rPr>
-          <w:rFonts w:eastAsia="Times New Roman" w:cstheme="minorHAnsi"/>
-          <w:sz w:val="24"/>
-          <w:szCs w:val="24"/>
-        </w:rPr>
-      </w:pPr>
-      <w:r>
-        <w:rPr>
-          <w:rFonts w:eastAsia="Times New Roman" w:cstheme="minorHAnsi"/>
-          <w:sz w:val="24"/>
-          <w:szCs w:val="24"/>
-        </w:rPr>
-        <w:t>Cilj ovakvog pristupa je da korisnici mogu pristupati sistemu na fleksibilan način, u zavisnosti od svojih potreba i radnog okruženja. Na računarima bi aplikacija mogla biti korišćena kao instalirano rešenje, dok bi pristup putem veb okruženja omogućio prijavu i rad u sistemu bez potrebe za instalacijom dodatnog softvera.</w:t>
-      </w:r>
-      <w:r>
-        <w:rPr>
-          <w:rFonts w:eastAsia="Times New Roman" w:cstheme="minorHAnsi"/>
-          <w:sz w:val="24"/>
-          <w:szCs w:val="24"/>
-        </w:rPr>
-        <w:t xml:space="preserve"> </w:t>
-      </w:r>
-      <w:r>
-        <w:rPr>
-          <w:rFonts w:eastAsia="Times New Roman" w:cstheme="minorHAnsi"/>
-          <w:sz w:val="24"/>
-          <w:szCs w:val="24"/>
-        </w:rPr>
-        <w:t>Za realizaciju aplikacije koristi se programsko okruženje Embarcadero Delphi, dok je za skladištenje podataka predviđena baza podataka realizovana u Microsoft Access okruženju. U okviru baze čuvaju se podaci o korisnicima, klijentima, transportnim turama, vozilima, vozačima i realizaciji usluga. Osetljivi podaci, kao što su korisničke lozinke, čuvaju se u heširanom obliku radi povećanja bezbednosti sistema.</w:t>
-      </w:r>
-      <w:r>
-        <w:rPr>
-          <w:rFonts w:eastAsia="Times New Roman" w:cstheme="minorHAnsi"/>
-          <w:sz w:val="24"/>
-          <w:szCs w:val="24"/>
-        </w:rPr>
-        <w:t xml:space="preserve"> </w:t>
-      </w:r>
-      <w:r>
-        <w:rPr>
-          <w:sz w:val="24"/>
-          <w:szCs w:val="24"/>
-        </w:rPr>
-        <w:t>U okviru implementacije korišćen je MD5 algoritam za heširanje lozinki, čime se obezbeđuje osnovni nivo zaštite podataka.</w:t>
-      </w:r>
-    </w:p>
-    <w:p>
-      <w:pPr>
-        <w:spacing w:before="100" w:beforeAutospacing="1" w:after="100" w:afterAutospacing="1" w:line="240" w:lineRule="auto"/>
-        <w:jc w:val="both"/>
-        <w:rPr>
-          <w:rFonts w:eastAsia="Times New Roman" w:cstheme="minorHAnsi"/>
-          <w:sz w:val="24"/>
-          <w:szCs w:val="24"/>
-        </w:rPr>
-      </w:pPr>
-      <w:r>
-        <w:rPr>
-          <w:rFonts w:eastAsia="Times New Roman" w:cstheme="minorHAnsi"/>
-          <w:sz w:val="24"/>
-          <w:szCs w:val="24"/>
-        </w:rPr>
-        <w:t>Korisnički interfejs aplikacije dizajniran je u alatu Figma, pri čemu su ekrani oblikovani tako da budu pregledni i prilagođeni korišćenju na različitim uređajima.</w:t>
-      </w:r>
-    </w:p>
-    <w:p>
-      <w:pPr>
-        <w:spacing w:before="100" w:beforeAutospacing="1" w:after="100" w:afterAutospacing="1" w:line="240" w:lineRule="auto"/>
-        <w:jc w:val="both"/>
-        <w:rPr>
-          <w:rFonts w:eastAsia="Times New Roman" w:cstheme="minorHAnsi"/>
-          <w:sz w:val="24"/>
-          <w:szCs w:val="24"/>
-        </w:rPr>
-      </w:pPr>
-    </w:p>
-    <w:p>
-      <w:pPr>
-        <w:spacing w:before="100" w:beforeAutospacing="1" w:after="100" w:afterAutospacing="1" w:line="240" w:lineRule="auto"/>
         <w:rPr>
           <w:rFonts w:eastAsia="Times New Roman" w:cstheme="minorHAnsi"/>
           <w:sz w:val="40"/>
@@ -12755,42 +13528,20 @@
     </w:p>
     <w:p>
       <w:pPr>
-        <w:spacing w:before="100" w:beforeAutospacing="1" w:after="100" w:afterAutospacing="1" w:line="240" w:lineRule="auto"/>
-        <w:rPr>
-          <w:rFonts w:eastAsia="Times New Roman" w:cstheme="minorHAnsi"/>
-          <w:sz w:val="40"/>
-          <w:szCs w:val="40"/>
-        </w:rPr>
-      </w:pPr>
-    </w:p>
-    <w:p>
-      <w:pPr>
-        <w:spacing w:before="100" w:beforeAutospacing="1" w:after="100" w:afterAutospacing="1" w:line="240" w:lineRule="auto"/>
-        <w:rPr>
-          <w:rFonts w:eastAsia="Times New Roman" w:cstheme="minorHAnsi"/>
-          <w:sz w:val="40"/>
-          <w:szCs w:val="40"/>
-        </w:rPr>
-      </w:pPr>
-    </w:p>
-    <w:p>
-      <w:pPr>
-        <w:spacing w:before="100" w:beforeAutospacing="1" w:after="100" w:afterAutospacing="1" w:line="240" w:lineRule="auto"/>
-        <w:rPr>
-          <w:rFonts w:eastAsia="Times New Roman" w:cstheme="minorHAnsi"/>
-          <w:sz w:val="40"/>
-          <w:szCs w:val="40"/>
-        </w:rPr>
-      </w:pPr>
-      <w:r>
-        <w:rPr>
-          <w:rFonts w:eastAsia="Times New Roman" w:cstheme="minorHAnsi"/>
-          <w:sz w:val="40"/>
-          <w:szCs w:val="40"/>
+        <w:pStyle w:val="Heading1"/>
+        <w:rPr>
+          <w:rFonts w:eastAsia="Times New Roman"/>
+        </w:rPr>
+      </w:pPr>
+      <w:bookmarkStart w:id="13" w:name="_Toc226931161"/>
+      <w:r>
+        <w:rPr>
+          <w:rFonts w:eastAsia="Times New Roman"/>
         </w:rPr>
         <w:lastRenderedPageBreak/>
         <w:t>6. Zaključak</w:t>
       </w:r>
+      <w:bookmarkEnd w:id="13"/>
     </w:p>
     <w:p>
       <w:pPr>
@@ -13853,7 +14604,7 @@
     <w:link w:val="Heading1Char"/>
     <w:uiPriority w:val="9"/>
     <w:qFormat/>
-    <w:rsid w:val="00C23373"/>
+    <w:rsid w:val="005322BD"/>
     <w:pPr>
       <w:keepNext/>
       <w:keepLines/>
@@ -13862,9 +14613,53 @@
     </w:pPr>
     <w:rPr>
       <w:rFonts w:asciiTheme="majorHAnsi" w:eastAsiaTheme="majorEastAsia" w:hAnsiTheme="majorHAnsi" w:cstheme="majorBidi"/>
-      <w:color w:val="2F5496" w:themeColor="accent1" w:themeShade="BF"/>
-      <w:sz w:val="32"/>
+      <w:color w:val="000000" w:themeColor="text1"/>
+      <w:sz w:val="40"/>
       <w:szCs w:val="32"/>
+    </w:rPr>
+  </w:style>
+  <w:style w:type="paragraph" w:styleId="Heading2">
+    <w:name w:val="heading 2"/>
+    <w:basedOn w:val="Normal"/>
+    <w:next w:val="Normal"/>
+    <w:link w:val="Heading2Char"/>
+    <w:uiPriority w:val="9"/>
+    <w:unhideWhenUsed/>
+    <w:qFormat/>
+    <w:rsid w:val="005322BD"/>
+    <w:pPr>
+      <w:keepNext/>
+      <w:keepLines/>
+      <w:spacing w:before="40" w:after="0"/>
+      <w:outlineLvl w:val="1"/>
+    </w:pPr>
+    <w:rPr>
+      <w:rFonts w:asciiTheme="majorHAnsi" w:eastAsiaTheme="majorEastAsia" w:hAnsiTheme="majorHAnsi" w:cstheme="majorBidi"/>
+      <w:color w:val="000000" w:themeColor="text1"/>
+      <w:sz w:val="34"/>
+      <w:szCs w:val="26"/>
+    </w:rPr>
+  </w:style>
+  <w:style w:type="paragraph" w:styleId="Heading3">
+    <w:name w:val="heading 3"/>
+    <w:basedOn w:val="Normal"/>
+    <w:next w:val="Normal"/>
+    <w:link w:val="Heading3Char"/>
+    <w:uiPriority w:val="9"/>
+    <w:unhideWhenUsed/>
+    <w:qFormat/>
+    <w:rsid w:val="00D82E7D"/>
+    <w:pPr>
+      <w:keepNext/>
+      <w:keepLines/>
+      <w:spacing w:before="40" w:after="0"/>
+      <w:outlineLvl w:val="2"/>
+    </w:pPr>
+    <w:rPr>
+      <w:rFonts w:asciiTheme="majorHAnsi" w:eastAsiaTheme="majorEastAsia" w:hAnsiTheme="majorHAnsi" w:cstheme="majorBidi"/>
+      <w:color w:val="000000" w:themeColor="text1"/>
+      <w:sz w:val="30"/>
+      <w:szCs w:val="24"/>
     </w:rPr>
   </w:style>
   <w:style w:type="character" w:default="1" w:styleId="DefaultParagraphFont">
@@ -14005,11 +14800,11 @@
     <w:basedOn w:val="DefaultParagraphFont"/>
     <w:link w:val="Heading1"/>
     <w:uiPriority w:val="9"/>
-    <w:rsid w:val="00C23373"/>
+    <w:rsid w:val="005322BD"/>
     <w:rPr>
       <w:rFonts w:asciiTheme="majorHAnsi" w:eastAsiaTheme="majorEastAsia" w:hAnsiTheme="majorHAnsi" w:cstheme="majorBidi"/>
-      <w:color w:val="2F5496" w:themeColor="accent1" w:themeShade="BF"/>
-      <w:sz w:val="32"/>
+      <w:color w:val="000000" w:themeColor="text1"/>
+      <w:sz w:val="40"/>
       <w:szCs w:val="32"/>
     </w:rPr>
   </w:style>
@@ -14024,6 +14819,81 @@
     <w:pPr>
       <w:outlineLvl w:val="9"/>
     </w:pPr>
+  </w:style>
+  <w:style w:type="character" w:customStyle="1" w:styleId="Heading2Char">
+    <w:name w:val="Heading 2 Char"/>
+    <w:basedOn w:val="DefaultParagraphFont"/>
+    <w:link w:val="Heading2"/>
+    <w:uiPriority w:val="9"/>
+    <w:rsid w:val="005322BD"/>
+    <w:rPr>
+      <w:rFonts w:asciiTheme="majorHAnsi" w:eastAsiaTheme="majorEastAsia" w:hAnsiTheme="majorHAnsi" w:cstheme="majorBidi"/>
+      <w:color w:val="000000" w:themeColor="text1"/>
+      <w:sz w:val="34"/>
+      <w:szCs w:val="26"/>
+    </w:rPr>
+  </w:style>
+  <w:style w:type="character" w:customStyle="1" w:styleId="Heading3Char">
+    <w:name w:val="Heading 3 Char"/>
+    <w:basedOn w:val="DefaultParagraphFont"/>
+    <w:link w:val="Heading3"/>
+    <w:uiPriority w:val="9"/>
+    <w:rsid w:val="00D82E7D"/>
+    <w:rPr>
+      <w:rFonts w:asciiTheme="majorHAnsi" w:eastAsiaTheme="majorEastAsia" w:hAnsiTheme="majorHAnsi" w:cstheme="majorBidi"/>
+      <w:color w:val="000000" w:themeColor="text1"/>
+      <w:sz w:val="30"/>
+      <w:szCs w:val="24"/>
+    </w:rPr>
+  </w:style>
+  <w:style w:type="paragraph" w:styleId="TOC1">
+    <w:name w:val="toc 1"/>
+    <w:basedOn w:val="Normal"/>
+    <w:next w:val="Normal"/>
+    <w:autoRedefine/>
+    <w:uiPriority w:val="39"/>
+    <w:unhideWhenUsed/>
+    <w:rsid w:val="00D82E7D"/>
+    <w:pPr>
+      <w:spacing w:after="100"/>
+    </w:pPr>
+  </w:style>
+  <w:style w:type="paragraph" w:styleId="TOC2">
+    <w:name w:val="toc 2"/>
+    <w:basedOn w:val="Normal"/>
+    <w:next w:val="Normal"/>
+    <w:autoRedefine/>
+    <w:uiPriority w:val="39"/>
+    <w:unhideWhenUsed/>
+    <w:rsid w:val="00D82E7D"/>
+    <w:pPr>
+      <w:spacing w:after="100"/>
+      <w:ind w:left="220"/>
+    </w:pPr>
+  </w:style>
+  <w:style w:type="paragraph" w:styleId="TOC3">
+    <w:name w:val="toc 3"/>
+    <w:basedOn w:val="Normal"/>
+    <w:next w:val="Normal"/>
+    <w:autoRedefine/>
+    <w:uiPriority w:val="39"/>
+    <w:unhideWhenUsed/>
+    <w:rsid w:val="00D82E7D"/>
+    <w:pPr>
+      <w:spacing w:after="100"/>
+      <w:ind w:left="440"/>
+    </w:pPr>
+  </w:style>
+  <w:style w:type="character" w:styleId="Hyperlink">
+    <w:name w:val="Hyperlink"/>
+    <w:basedOn w:val="DefaultParagraphFont"/>
+    <w:uiPriority w:val="99"/>
+    <w:unhideWhenUsed/>
+    <w:rsid w:val="00D82E7D"/>
+    <w:rPr>
+      <w:color w:val="0563C1" w:themeColor="hyperlink"/>
+      <w:u w:val="single"/>
+    </w:rPr>
   </w:style>
 </w:styles>
 </file>

--- a/predlog rešenja.docx
+++ b/predlog rešenja.docx
@@ -313,7 +313,7 @@
     </w:p>
     <w:sdt>
       <w:sdtPr>
-        <w:id w:val="-2083214378"/>
+        <w:id w:val="-221913582"/>
         <w:docPartObj>
           <w:docPartGallery w:val="Table of Contents"/>
           <w:docPartUnique/>
@@ -336,7 +336,7 @@
             <w:pStyle w:val="TOCHeading"/>
           </w:pPr>
           <w:r>
-            <w:t>Sadržaj</w:t>
+            <w:t>Contents</w:t>
           </w:r>
         </w:p>
         <w:p>
@@ -346,6 +346,7 @@
               <w:tab w:val="right" w:leader="dot" w:pos="9350"/>
             </w:tabs>
             <w:rPr>
+              <w:rFonts w:eastAsiaTheme="minorEastAsia"/>
               <w:noProof/>
             </w:rPr>
           </w:pPr>
@@ -358,7 +359,7 @@
           <w:r>
             <w:fldChar w:fldCharType="separate"/>
           </w:r>
-          <w:hyperlink w:anchor="_Toc226931149" w:history="1">
+          <w:hyperlink w:anchor="_Toc227231917" w:history="1">
             <w:r>
               <w:rPr>
                 <w:rStyle w:val="Hyperlink"/>
@@ -401,7 +402,7 @@
                 <w:noProof/>
                 <w:webHidden/>
               </w:rPr>
-              <w:instrText xml:space="preserve"> PAGEREF _Toc226931149 \h </w:instrText>
+              <w:instrText xml:space="preserve"> PAGEREF _Toc227231917 \h </w:instrText>
             </w:r>
             <w:r>
               <w:rPr>
@@ -439,10 +440,11 @@
               <w:tab w:val="right" w:leader="dot" w:pos="9350"/>
             </w:tabs>
             <w:rPr>
+              <w:rFonts w:eastAsiaTheme="minorEastAsia"/>
               <w:noProof/>
             </w:rPr>
           </w:pPr>
-          <w:hyperlink w:anchor="_Toc226931150" w:history="1">
+          <w:hyperlink w:anchor="_Toc227231918" w:history="1">
             <w:r>
               <w:rPr>
                 <w:rStyle w:val="Hyperlink"/>
@@ -469,7 +471,7 @@
                 <w:noProof/>
                 <w:webHidden/>
               </w:rPr>
-              <w:instrText xml:space="preserve"> PAGEREF _Toc226931150 \h </w:instrText>
+              <w:instrText xml:space="preserve"> PAGEREF _Toc227231918 \h </w:instrText>
             </w:r>
             <w:r>
               <w:rPr>
@@ -507,10 +509,11 @@
               <w:tab w:val="right" w:leader="dot" w:pos="9350"/>
             </w:tabs>
             <w:rPr>
+              <w:rFonts w:eastAsiaTheme="minorEastAsia"/>
               <w:noProof/>
             </w:rPr>
           </w:pPr>
-          <w:hyperlink w:anchor="_Toc226931151" w:history="1">
+          <w:hyperlink w:anchor="_Toc227231919" w:history="1">
             <w:r>
               <w:rPr>
                 <w:rStyle w:val="Hyperlink"/>
@@ -537,7 +540,7 @@
                 <w:noProof/>
                 <w:webHidden/>
               </w:rPr>
-              <w:instrText xml:space="preserve"> PAGEREF _Toc226931151 \h </w:instrText>
+              <w:instrText xml:space="preserve"> PAGEREF _Toc227231919 \h </w:instrText>
             </w:r>
             <w:r>
               <w:rPr>
@@ -575,10 +578,11 @@
               <w:tab w:val="right" w:leader="dot" w:pos="9350"/>
             </w:tabs>
             <w:rPr>
+              <w:rFonts w:eastAsiaTheme="minorEastAsia"/>
               <w:noProof/>
             </w:rPr>
           </w:pPr>
-          <w:hyperlink w:anchor="_Toc226931152" w:history="1">
+          <w:hyperlink w:anchor="_Toc227231920" w:history="1">
             <w:r>
               <w:rPr>
                 <w:rStyle w:val="Hyperlink"/>
@@ -605,7 +609,7 @@
                 <w:noProof/>
                 <w:webHidden/>
               </w:rPr>
-              <w:instrText xml:space="preserve"> PAGEREF _Toc226931152 \h </w:instrText>
+              <w:instrText xml:space="preserve"> PAGEREF _Toc227231920 \h </w:instrText>
             </w:r>
             <w:r>
               <w:rPr>
@@ -626,6 +630,144 @@
                 <w:webHidden/>
               </w:rPr>
               <w:t>4</w:t>
+            </w:r>
+            <w:r>
+              <w:rPr>
+                <w:noProof/>
+                <w:webHidden/>
+              </w:rPr>
+              <w:fldChar w:fldCharType="end"/>
+            </w:r>
+          </w:hyperlink>
+        </w:p>
+        <w:p>
+          <w:pPr>
+            <w:pStyle w:val="TOC2"/>
+            <w:tabs>
+              <w:tab w:val="right" w:leader="dot" w:pos="9350"/>
+            </w:tabs>
+            <w:rPr>
+              <w:rFonts w:eastAsiaTheme="minorEastAsia"/>
+              <w:noProof/>
+            </w:rPr>
+          </w:pPr>
+          <w:hyperlink w:anchor="_Toc227231921" w:history="1">
+            <w:r>
+              <w:rPr>
+                <w:rStyle w:val="Hyperlink"/>
+                <w:noProof/>
+              </w:rPr>
+              <w:t>3. 2 IDEF0 dijagram</w:t>
+            </w:r>
+            <w:r>
+              <w:rPr>
+                <w:noProof/>
+                <w:webHidden/>
+              </w:rPr>
+              <w:tab/>
+            </w:r>
+            <w:r>
+              <w:rPr>
+                <w:noProof/>
+                <w:webHidden/>
+              </w:rPr>
+              <w:fldChar w:fldCharType="begin"/>
+            </w:r>
+            <w:r>
+              <w:rPr>
+                <w:noProof/>
+                <w:webHidden/>
+              </w:rPr>
+              <w:instrText xml:space="preserve"> PAGEREF _Toc227231921 \h </w:instrText>
+            </w:r>
+            <w:r>
+              <w:rPr>
+                <w:noProof/>
+                <w:webHidden/>
+              </w:rPr>
+            </w:r>
+            <w:r>
+              <w:rPr>
+                <w:noProof/>
+                <w:webHidden/>
+              </w:rPr>
+              <w:fldChar w:fldCharType="separate"/>
+            </w:r>
+            <w:r>
+              <w:rPr>
+                <w:noProof/>
+                <w:webHidden/>
+              </w:rPr>
+              <w:t>10</w:t>
+            </w:r>
+            <w:r>
+              <w:rPr>
+                <w:noProof/>
+                <w:webHidden/>
+              </w:rPr>
+              <w:fldChar w:fldCharType="end"/>
+            </w:r>
+          </w:hyperlink>
+        </w:p>
+        <w:p>
+          <w:pPr>
+            <w:pStyle w:val="TOC2"/>
+            <w:tabs>
+              <w:tab w:val="right" w:leader="dot" w:pos="9350"/>
+            </w:tabs>
+            <w:rPr>
+              <w:rFonts w:eastAsiaTheme="minorEastAsia"/>
+              <w:noProof/>
+            </w:rPr>
+          </w:pPr>
+          <w:hyperlink w:anchor="_Toc227231922" w:history="1">
+            <w:r>
+              <w:rPr>
+                <w:rStyle w:val="Hyperlink"/>
+                <w:noProof/>
+              </w:rPr>
+              <w:t>3.3. MOV Dijagram</w:t>
+            </w:r>
+            <w:r>
+              <w:rPr>
+                <w:noProof/>
+                <w:webHidden/>
+              </w:rPr>
+              <w:tab/>
+            </w:r>
+            <w:r>
+              <w:rPr>
+                <w:noProof/>
+                <w:webHidden/>
+              </w:rPr>
+              <w:fldChar w:fldCharType="begin"/>
+            </w:r>
+            <w:r>
+              <w:rPr>
+                <w:noProof/>
+                <w:webHidden/>
+              </w:rPr>
+              <w:instrText xml:space="preserve"> PAGEREF _Toc227231922 \h </w:instrText>
+            </w:r>
+            <w:r>
+              <w:rPr>
+                <w:noProof/>
+                <w:webHidden/>
+              </w:rPr>
+            </w:r>
+            <w:r>
+              <w:rPr>
+                <w:noProof/>
+                <w:webHidden/>
+              </w:rPr>
+              <w:fldChar w:fldCharType="separate"/>
+            </w:r>
+            <w:r>
+              <w:rPr>
+                <w:noProof/>
+                <w:webHidden/>
+              </w:rPr>
+              <w:t>12</w:t>
             </w:r>
             <w:r>
               <w:rPr>
@@ -643,10 +785,11 @@
               <w:tab w:val="right" w:leader="dot" w:pos="9350"/>
             </w:tabs>
             <w:rPr>
+              <w:rFonts w:eastAsiaTheme="minorEastAsia"/>
               <w:noProof/>
             </w:rPr>
           </w:pPr>
-          <w:hyperlink w:anchor="_Toc226931153" w:history="1">
+          <w:hyperlink w:anchor="_Toc227231923" w:history="1">
             <w:r>
               <w:rPr>
                 <w:rStyle w:val="Hyperlink"/>
@@ -673,7 +816,7 @@
                 <w:noProof/>
                 <w:webHidden/>
               </w:rPr>
-              <w:instrText xml:space="preserve"> PAGEREF _Toc226931153 \h </w:instrText>
+              <w:instrText xml:space="preserve"> PAGEREF _Toc227231923 \h </w:instrText>
             </w:r>
             <w:r>
               <w:rPr>
@@ -711,17 +854,32 @@
               <w:tab w:val="right" w:leader="dot" w:pos="9350"/>
             </w:tabs>
             <w:rPr>
+              <w:rFonts w:eastAsiaTheme="minorEastAsia"/>
               <w:noProof/>
             </w:rPr>
           </w:pPr>
-          <w:hyperlink w:anchor="_Toc226931154" w:history="1">
+          <w:hyperlink w:anchor="_Toc227231924" w:history="1">
             <w:r>
               <w:rPr>
                 <w:rStyle w:val="Hyperlink"/>
-                <w:rFonts w:eastAsia="Times New Roman"/>
                 <w:noProof/>
               </w:rPr>
-              <w:t>4.3 Kreiranje I upravljanje zahtevima</w:t>
+              <w:t>4.1</w:t>
+            </w:r>
+            <w:r>
+              <w:rPr>
+                <w:rStyle w:val="Hyperlink"/>
+                <w:rFonts w:eastAsia="Times New Roman" w:cstheme="minorHAnsi"/>
+                <w:noProof/>
+              </w:rPr>
+              <w:t xml:space="preserve"> </w:t>
+            </w:r>
+            <w:r>
+              <w:rPr>
+                <w:rStyle w:val="Hyperlink"/>
+                <w:noProof/>
+              </w:rPr>
+              <w:t>Prijava korisnika</w:t>
             </w:r>
             <w:r>
               <w:rPr>
@@ -742,7 +900,7 @@
                 <w:noProof/>
                 <w:webHidden/>
               </w:rPr>
-              <w:instrText xml:space="preserve"> PAGEREF _Toc226931154 \h </w:instrText>
+              <w:instrText xml:space="preserve"> PAGEREF _Toc227231924 \h </w:instrText>
             </w:r>
             <w:r>
               <w:rPr>
@@ -762,7 +920,7 @@
                 <w:noProof/>
                 <w:webHidden/>
               </w:rPr>
-              <w:t>16</w:t>
+              <w:t>13</w:t>
             </w:r>
             <w:r>
               <w:rPr>
@@ -780,16 +938,17 @@
               <w:tab w:val="right" w:leader="dot" w:pos="9350"/>
             </w:tabs>
             <w:rPr>
+              <w:rFonts w:eastAsiaTheme="minorEastAsia"/>
               <w:noProof/>
             </w:rPr>
           </w:pPr>
-          <w:hyperlink w:anchor="_Toc226931155" w:history="1">
+          <w:hyperlink w:anchor="_Toc227231925" w:history="1">
             <w:r>
               <w:rPr>
                 <w:rStyle w:val="Hyperlink"/>
                 <w:noProof/>
               </w:rPr>
-              <w:t>4.4 Kreiranje I upravljanje ponudama</w:t>
+              <w:t>4.2 Korisnički interfejsi</w:t>
             </w:r>
             <w:r>
               <w:rPr>
@@ -810,7 +969,7 @@
                 <w:noProof/>
                 <w:webHidden/>
               </w:rPr>
-              <w:instrText xml:space="preserve"> PAGEREF _Toc226931155 \h </w:instrText>
+              <w:instrText xml:space="preserve"> PAGEREF _Toc227231925 \h </w:instrText>
             </w:r>
             <w:r>
               <w:rPr>
@@ -830,7 +989,7 @@
                 <w:noProof/>
                 <w:webHidden/>
               </w:rPr>
-              <w:t>18</w:t>
+              <w:t>15</w:t>
             </w:r>
             <w:r>
               <w:rPr>
@@ -848,16 +1007,18 @@
               <w:tab w:val="right" w:leader="dot" w:pos="9350"/>
             </w:tabs>
             <w:rPr>
+              <w:rFonts w:eastAsiaTheme="minorEastAsia"/>
               <w:noProof/>
             </w:rPr>
           </w:pPr>
-          <w:hyperlink w:anchor="_Toc226931156" w:history="1">
+          <w:hyperlink w:anchor="_Toc227231926" w:history="1">
             <w:r>
               <w:rPr>
                 <w:rStyle w:val="Hyperlink"/>
+                <w:rFonts w:eastAsia="Times New Roman"/>
                 <w:noProof/>
               </w:rPr>
-              <w:t>4.5 Kreiranje rezervacije</w:t>
+              <w:t>4.3 Kreiranje I upravljanje zahtevima</w:t>
             </w:r>
             <w:r>
               <w:rPr>
@@ -878,7 +1039,7 @@
                 <w:noProof/>
                 <w:webHidden/>
               </w:rPr>
-              <w:instrText xml:space="preserve"> PAGEREF _Toc226931156 \h </w:instrText>
+              <w:instrText xml:space="preserve"> PAGEREF _Toc227231926 \h </w:instrText>
             </w:r>
             <w:r>
               <w:rPr>
@@ -898,7 +1059,7 @@
                 <w:noProof/>
                 <w:webHidden/>
               </w:rPr>
-              <w:t>18</w:t>
+              <w:t>16</w:t>
             </w:r>
             <w:r>
               <w:rPr>
@@ -916,16 +1077,17 @@
               <w:tab w:val="right" w:leader="dot" w:pos="9350"/>
             </w:tabs>
             <w:rPr>
+              <w:rFonts w:eastAsiaTheme="minorEastAsia"/>
               <w:noProof/>
             </w:rPr>
           </w:pPr>
-          <w:hyperlink w:anchor="_Toc226931157" w:history="1">
+          <w:hyperlink w:anchor="_Toc227231927" w:history="1">
             <w:r>
               <w:rPr>
                 <w:rStyle w:val="Hyperlink"/>
                 <w:noProof/>
               </w:rPr>
-              <w:t>4.6 Kreiranje ture</w:t>
+              <w:t>4.4 Kreiranje I upravljanje ponudama</w:t>
             </w:r>
             <w:r>
               <w:rPr>
@@ -946,7 +1108,145 @@
                 <w:noProof/>
                 <w:webHidden/>
               </w:rPr>
-              <w:instrText xml:space="preserve"> PAGEREF _Toc226931157 \h </w:instrText>
+              <w:instrText xml:space="preserve"> PAGEREF _Toc227231927 \h </w:instrText>
+            </w:r>
+            <w:r>
+              <w:rPr>
+                <w:noProof/>
+                <w:webHidden/>
+              </w:rPr>
+            </w:r>
+            <w:r>
+              <w:rPr>
+                <w:noProof/>
+                <w:webHidden/>
+              </w:rPr>
+              <w:fldChar w:fldCharType="separate"/>
+            </w:r>
+            <w:r>
+              <w:rPr>
+                <w:noProof/>
+                <w:webHidden/>
+              </w:rPr>
+              <w:t>18</w:t>
+            </w:r>
+            <w:r>
+              <w:rPr>
+                <w:noProof/>
+                <w:webHidden/>
+              </w:rPr>
+              <w:fldChar w:fldCharType="end"/>
+            </w:r>
+          </w:hyperlink>
+        </w:p>
+        <w:p>
+          <w:pPr>
+            <w:pStyle w:val="TOC2"/>
+            <w:tabs>
+              <w:tab w:val="right" w:leader="dot" w:pos="9350"/>
+            </w:tabs>
+            <w:rPr>
+              <w:rFonts w:eastAsiaTheme="minorEastAsia"/>
+              <w:noProof/>
+            </w:rPr>
+          </w:pPr>
+          <w:hyperlink w:anchor="_Toc227231928" w:history="1">
+            <w:r>
+              <w:rPr>
+                <w:rStyle w:val="Hyperlink"/>
+                <w:noProof/>
+              </w:rPr>
+              <w:t>4.5 Kreiranje rezervacije</w:t>
+            </w:r>
+            <w:r>
+              <w:rPr>
+                <w:noProof/>
+                <w:webHidden/>
+              </w:rPr>
+              <w:tab/>
+            </w:r>
+            <w:r>
+              <w:rPr>
+                <w:noProof/>
+                <w:webHidden/>
+              </w:rPr>
+              <w:fldChar w:fldCharType="begin"/>
+            </w:r>
+            <w:r>
+              <w:rPr>
+                <w:noProof/>
+                <w:webHidden/>
+              </w:rPr>
+              <w:instrText xml:space="preserve"> PAGEREF _Toc227231928 \h </w:instrText>
+            </w:r>
+            <w:r>
+              <w:rPr>
+                <w:noProof/>
+                <w:webHidden/>
+              </w:rPr>
+            </w:r>
+            <w:r>
+              <w:rPr>
+                <w:noProof/>
+                <w:webHidden/>
+              </w:rPr>
+              <w:fldChar w:fldCharType="separate"/>
+            </w:r>
+            <w:r>
+              <w:rPr>
+                <w:noProof/>
+                <w:webHidden/>
+              </w:rPr>
+              <w:t>18</w:t>
+            </w:r>
+            <w:r>
+              <w:rPr>
+                <w:noProof/>
+                <w:webHidden/>
+              </w:rPr>
+              <w:fldChar w:fldCharType="end"/>
+            </w:r>
+          </w:hyperlink>
+        </w:p>
+        <w:p>
+          <w:pPr>
+            <w:pStyle w:val="TOC2"/>
+            <w:tabs>
+              <w:tab w:val="right" w:leader="dot" w:pos="9350"/>
+            </w:tabs>
+            <w:rPr>
+              <w:rFonts w:eastAsiaTheme="minorEastAsia"/>
+              <w:noProof/>
+            </w:rPr>
+          </w:pPr>
+          <w:hyperlink w:anchor="_Toc227231929" w:history="1">
+            <w:r>
+              <w:rPr>
+                <w:rStyle w:val="Hyperlink"/>
+                <w:noProof/>
+              </w:rPr>
+              <w:t>4.6 Kreiranje ture</w:t>
+            </w:r>
+            <w:r>
+              <w:rPr>
+                <w:noProof/>
+                <w:webHidden/>
+              </w:rPr>
+              <w:tab/>
+            </w:r>
+            <w:r>
+              <w:rPr>
+                <w:noProof/>
+                <w:webHidden/>
+              </w:rPr>
+              <w:fldChar w:fldCharType="begin"/>
+            </w:r>
+            <w:r>
+              <w:rPr>
+                <w:noProof/>
+                <w:webHidden/>
+              </w:rPr>
+              <w:instrText xml:space="preserve"> PAGEREF _Toc227231929 \h </w:instrText>
             </w:r>
             <w:r>
               <w:rPr>
@@ -984,10 +1284,11 @@
               <w:tab w:val="right" w:leader="dot" w:pos="9350"/>
             </w:tabs>
             <w:rPr>
+              <w:rFonts w:eastAsiaTheme="minorEastAsia"/>
               <w:noProof/>
             </w:rPr>
           </w:pPr>
-          <w:hyperlink w:anchor="_Toc226931158" w:history="1">
+          <w:hyperlink w:anchor="_Toc227231930" w:history="1">
             <w:r>
               <w:rPr>
                 <w:rStyle w:val="Hyperlink"/>
@@ -1014,7 +1315,7 @@
                 <w:noProof/>
                 <w:webHidden/>
               </w:rPr>
-              <w:instrText xml:space="preserve"> PAGEREF _Toc226931158 \h </w:instrText>
+              <w:instrText xml:space="preserve"> PAGEREF _Toc227231930 \h </w:instrText>
             </w:r>
             <w:r>
               <w:rPr>
@@ -1052,10 +1353,11 @@
               <w:tab w:val="right" w:leader="dot" w:pos="9350"/>
             </w:tabs>
             <w:rPr>
+              <w:rFonts w:eastAsiaTheme="minorEastAsia"/>
               <w:noProof/>
             </w:rPr>
           </w:pPr>
-          <w:hyperlink w:anchor="_Toc226931159" w:history="1">
+          <w:hyperlink w:anchor="_Toc227231931" w:history="1">
             <w:r>
               <w:rPr>
                 <w:rStyle w:val="Hyperlink"/>
@@ -1082,7 +1384,7 @@
                 <w:noProof/>
                 <w:webHidden/>
               </w:rPr>
-              <w:instrText xml:space="preserve"> PAGEREF _Toc226931159 \h </w:instrText>
+              <w:instrText xml:space="preserve"> PAGEREF _Toc227231931 \h </w:instrText>
             </w:r>
             <w:r>
               <w:rPr>
@@ -1120,10 +1422,11 @@
               <w:tab w:val="right" w:leader="dot" w:pos="9350"/>
             </w:tabs>
             <w:rPr>
+              <w:rFonts w:eastAsiaTheme="minorEastAsia"/>
               <w:noProof/>
             </w:rPr>
           </w:pPr>
-          <w:hyperlink w:anchor="_Toc226931160" w:history="1">
+          <w:hyperlink w:anchor="_Toc227231932" w:history="1">
             <w:r>
               <w:rPr>
                 <w:rStyle w:val="Hyperlink"/>
@@ -1150,7 +1453,7 @@
                 <w:noProof/>
                 <w:webHidden/>
               </w:rPr>
-              <w:instrText xml:space="preserve"> PAGEREF _Toc226931160 \h </w:instrText>
+              <w:instrText xml:space="preserve"> PAGEREF _Toc227231932 \h </w:instrText>
             </w:r>
             <w:r>
               <w:rPr>
@@ -1188,17 +1491,18 @@
               <w:tab w:val="right" w:leader="dot" w:pos="9350"/>
             </w:tabs>
             <w:rPr>
+              <w:rFonts w:eastAsiaTheme="minorEastAsia"/>
               <w:noProof/>
             </w:rPr>
           </w:pPr>
-          <w:hyperlink w:anchor="_Toc226931161" w:history="1">
+          <w:hyperlink w:anchor="_Toc227231933" w:history="1">
             <w:r>
               <w:rPr>
                 <w:rStyle w:val="Hyperlink"/>
                 <w:rFonts w:eastAsia="Times New Roman"/>
                 <w:noProof/>
               </w:rPr>
-              <w:t>6. Zaključak</w:t>
+              <w:t>6. Plan realizacije aplikacije</w:t>
             </w:r>
             <w:r>
               <w:rPr>
@@ -1219,7 +1523,7 @@
                 <w:noProof/>
                 <w:webHidden/>
               </w:rPr>
-              <w:instrText xml:space="preserve"> PAGEREF _Toc226931161 \h </w:instrText>
+              <w:instrText xml:space="preserve"> PAGEREF _Toc227231933 \h </w:instrText>
             </w:r>
             <w:r>
               <w:rPr>
@@ -1240,6 +1544,76 @@
                 <w:webHidden/>
               </w:rPr>
               <w:t>24</w:t>
+            </w:r>
+            <w:r>
+              <w:rPr>
+                <w:noProof/>
+                <w:webHidden/>
+              </w:rPr>
+              <w:fldChar w:fldCharType="end"/>
+            </w:r>
+          </w:hyperlink>
+        </w:p>
+        <w:p>
+          <w:pPr>
+            <w:pStyle w:val="TOC1"/>
+            <w:tabs>
+              <w:tab w:val="right" w:leader="dot" w:pos="9350"/>
+            </w:tabs>
+            <w:rPr>
+              <w:rFonts w:eastAsiaTheme="minorEastAsia"/>
+              <w:noProof/>
+            </w:rPr>
+          </w:pPr>
+          <w:hyperlink w:anchor="_Toc227231934" w:history="1">
+            <w:r>
+              <w:rPr>
+                <w:rStyle w:val="Hyperlink"/>
+                <w:rFonts w:eastAsia="Times New Roman"/>
+                <w:noProof/>
+              </w:rPr>
+              <w:t>7. Zaključak</w:t>
+            </w:r>
+            <w:r>
+              <w:rPr>
+                <w:noProof/>
+                <w:webHidden/>
+              </w:rPr>
+              <w:tab/>
+            </w:r>
+            <w:r>
+              <w:rPr>
+                <w:noProof/>
+                <w:webHidden/>
+              </w:rPr>
+              <w:fldChar w:fldCharType="begin"/>
+            </w:r>
+            <w:r>
+              <w:rPr>
+                <w:noProof/>
+                <w:webHidden/>
+              </w:rPr>
+              <w:instrText xml:space="preserve"> PAGEREF _Toc227231934 \h </w:instrText>
+            </w:r>
+            <w:r>
+              <w:rPr>
+                <w:noProof/>
+                <w:webHidden/>
+              </w:rPr>
+            </w:r>
+            <w:r>
+              <w:rPr>
+                <w:noProof/>
+                <w:webHidden/>
+              </w:rPr>
+              <w:fldChar w:fldCharType="separate"/>
+            </w:r>
+            <w:r>
+              <w:rPr>
+                <w:noProof/>
+                <w:webHidden/>
+              </w:rPr>
+              <w:t>25</w:t>
             </w:r>
             <w:r>
               <w:rPr>
@@ -1262,6 +1636,9 @@
         </w:p>
       </w:sdtContent>
     </w:sdt>
+    <w:p/>
+    <w:p/>
+    <w:p/>
     <w:p>
       <w:pPr>
         <w:pStyle w:val="Heading1"/>
@@ -1274,6 +1651,9 @@
         <w:br w:type="page"/>
       </w:r>
       <w:bookmarkStart w:id="0" w:name="_Toc226931149"/>
+      <w:bookmarkStart w:id="1" w:name="_Toc227230533"/>
+      <w:bookmarkStart w:id="2" w:name="_Toc227230588"/>
+      <w:bookmarkStart w:id="3" w:name="_Toc227231917"/>
       <w:r>
         <w:lastRenderedPageBreak/>
         <w:t>1.</w:t>
@@ -1289,6 +1669,9 @@
         <w:t>Uvod u predlog rešenja</w:t>
       </w:r>
       <w:bookmarkEnd w:id="0"/>
+      <w:bookmarkEnd w:id="1"/>
+      <w:bookmarkEnd w:id="2"/>
+      <w:bookmarkEnd w:id="3"/>
     </w:p>
     <w:p>
       <w:pPr>
@@ -1307,7 +1690,7 @@
           <w:lang w:val="sr-Latn-RS"/>
         </w:rPr>
       </w:pPr>
-      <w:bookmarkStart w:id="1" w:name="_Hlk226741399"/>
+      <w:bookmarkStart w:id="4" w:name="_Hlk226741399"/>
       <w:r>
         <w:rPr>
           <w:sz w:val="24"/>
@@ -1567,13 +1950,19 @@
       <w:pPr>
         <w:pStyle w:val="Heading1"/>
       </w:pPr>
-      <w:bookmarkStart w:id="2" w:name="_Toc226931150"/>
-      <w:bookmarkEnd w:id="1"/>
+      <w:bookmarkStart w:id="5" w:name="_Toc226931150"/>
+      <w:bookmarkStart w:id="6" w:name="_Toc227230534"/>
+      <w:bookmarkStart w:id="7" w:name="_Toc227230589"/>
+      <w:bookmarkStart w:id="8" w:name="_Toc227231918"/>
+      <w:bookmarkEnd w:id="4"/>
       <w:r>
         <w:lastRenderedPageBreak/>
         <w:t>2. Opis informacionog sistema</w:t>
       </w:r>
-      <w:bookmarkEnd w:id="2"/>
+      <w:bookmarkEnd w:id="5"/>
+      <w:bookmarkEnd w:id="6"/>
+      <w:bookmarkEnd w:id="7"/>
+      <w:bookmarkEnd w:id="8"/>
     </w:p>
     <w:p>
       <w:pPr>
@@ -1710,7 +2099,10 @@
       <w:pPr>
         <w:pStyle w:val="Heading1"/>
       </w:pPr>
-      <w:bookmarkStart w:id="3" w:name="_Toc226931151"/>
+      <w:bookmarkStart w:id="9" w:name="_Toc226931151"/>
+      <w:bookmarkStart w:id="10" w:name="_Toc227230535"/>
+      <w:bookmarkStart w:id="11" w:name="_Toc227230590"/>
+      <w:bookmarkStart w:id="12" w:name="_Toc227231919"/>
       <w:r>
         <w:t>3</w:t>
       </w:r>
@@ -1720,7 +2112,10 @@
       <w:r>
         <w:t>Modelovanje informacionog sistema</w:t>
       </w:r>
-      <w:bookmarkEnd w:id="3"/>
+      <w:bookmarkEnd w:id="9"/>
+      <w:bookmarkEnd w:id="10"/>
+      <w:bookmarkEnd w:id="11"/>
+      <w:bookmarkEnd w:id="12"/>
     </w:p>
     <w:p>
       <w:pPr>
@@ -1803,7 +2198,10 @@
       <w:pPr>
         <w:pStyle w:val="Heading2"/>
       </w:pPr>
-      <w:bookmarkStart w:id="4" w:name="_Toc226931152"/>
+      <w:bookmarkStart w:id="13" w:name="_Toc226931152"/>
+      <w:bookmarkStart w:id="14" w:name="_Toc227230536"/>
+      <w:bookmarkStart w:id="15" w:name="_Toc227230591"/>
+      <w:bookmarkStart w:id="16" w:name="_Toc227231920"/>
       <w:r>
         <w:t>3</w:t>
       </w:r>
@@ -1813,7 +2211,10 @@
       <w:r>
         <w:t>dijagram</w:t>
       </w:r>
-      <w:bookmarkEnd w:id="4"/>
+      <w:bookmarkEnd w:id="13"/>
+      <w:bookmarkEnd w:id="14"/>
+      <w:bookmarkEnd w:id="15"/>
+      <w:bookmarkEnd w:id="16"/>
       <w:r>
         <w:t xml:space="preserve"> </w:t>
       </w:r>
@@ -4293,50 +4694,29 @@
     </w:p>
     <w:p>
       <w:pPr>
-        <w:tabs>
-          <w:tab w:val="left" w:pos="1353"/>
-        </w:tabs>
-        <w:jc w:val="both"/>
-        <w:rPr>
-          <w:sz w:val="34"/>
-          <w:szCs w:val="34"/>
-        </w:rPr>
-      </w:pPr>
-      <w:r>
-        <w:rPr>
-          <w:sz w:val="34"/>
-          <w:szCs w:val="34"/>
-        </w:rPr>
+        <w:pStyle w:val="Heading2"/>
+      </w:pPr>
+      <w:bookmarkStart w:id="17" w:name="_Toc227230537"/>
+      <w:bookmarkStart w:id="18" w:name="_Toc227230592"/>
+      <w:bookmarkStart w:id="19" w:name="_Toc227231921"/>
+      <w:r>
         <w:t xml:space="preserve">3. </w:t>
       </w:r>
       <w:r>
-        <w:rPr>
-          <w:sz w:val="34"/>
-          <w:szCs w:val="34"/>
-        </w:rPr>
         <w:t xml:space="preserve">2 </w:t>
       </w:r>
       <w:r>
-        <w:rPr>
-          <w:sz w:val="34"/>
-          <w:szCs w:val="34"/>
-        </w:rPr>
         <w:t>IDEF</w:t>
       </w:r>
       <w:r>
-        <w:rPr>
-          <w:sz w:val="34"/>
-          <w:szCs w:val="34"/>
-        </w:rPr>
         <w:t>0</w:t>
       </w:r>
       <w:r>
-        <w:rPr>
-          <w:sz w:val="34"/>
-          <w:szCs w:val="34"/>
-        </w:rPr>
         <w:t xml:space="preserve"> dijagram</w:t>
       </w:r>
+      <w:bookmarkEnd w:id="17"/>
+      <w:bookmarkEnd w:id="18"/>
+      <w:bookmarkEnd w:id="19"/>
     </w:p>
     <w:p>
       <w:pPr>
@@ -5031,26 +5411,20 @@
     </w:p>
     <w:p>
       <w:pPr>
-        <w:jc w:val="both"/>
-        <w:rPr>
-          <w:sz w:val="34"/>
-          <w:szCs w:val="34"/>
-        </w:rPr>
-      </w:pPr>
-      <w:r>
-        <w:rPr>
-          <w:sz w:val="34"/>
-          <w:szCs w:val="34"/>
-        </w:rPr>
+        <w:pStyle w:val="Heading2"/>
+      </w:pPr>
+      <w:bookmarkStart w:id="20" w:name="_Toc227230538"/>
+      <w:bookmarkStart w:id="21" w:name="_Toc227230593"/>
+      <w:bookmarkStart w:id="22" w:name="_Toc227231922"/>
+      <w:r>
         <w:t>3.3</w:t>
       </w:r>
       <w:r>
-        <w:rPr>
-          <w:sz w:val="34"/>
-          <w:szCs w:val="34"/>
-        </w:rPr>
         <w:t>. MOV Dijagram</w:t>
       </w:r>
+      <w:bookmarkEnd w:id="20"/>
+      <w:bookmarkEnd w:id="21"/>
+      <w:bookmarkEnd w:id="22"/>
     </w:p>
     <w:p>
       <w:pPr>
@@ -5378,22 +5752,17 @@
       <w:pPr>
         <w:pStyle w:val="Heading1"/>
       </w:pPr>
-      <w:bookmarkStart w:id="5" w:name="_Toc226931153"/>
+      <w:bookmarkStart w:id="23" w:name="_Toc226931153"/>
+      <w:bookmarkStart w:id="24" w:name="_Toc227230539"/>
+      <w:bookmarkStart w:id="25" w:name="_Toc227230594"/>
+      <w:bookmarkStart w:id="26" w:name="_Toc227231923"/>
       <w:r>
         <w:t>4. Opis funkcionalnosti aplikacije</w:t>
       </w:r>
-      <w:bookmarkEnd w:id="5"/>
-    </w:p>
-    <w:p>
-      <w:pPr>
-        <w:tabs>
-          <w:tab w:val="left" w:pos="1265"/>
-        </w:tabs>
-        <w:rPr>
-          <w:sz w:val="40"/>
-          <w:szCs w:val="40"/>
-        </w:rPr>
-      </w:pPr>
+      <w:bookmarkEnd w:id="23"/>
+      <w:bookmarkEnd w:id="24"/>
+      <w:bookmarkEnd w:id="25"/>
+      <w:bookmarkEnd w:id="26"/>
     </w:p>
     <w:p>
       <w:pPr>
@@ -5443,6 +5812,47 @@
     </w:p>
     <w:p>
       <w:pPr>
+        <w:pStyle w:val="Heading2"/>
+        <w:rPr>
+          <w:rFonts w:eastAsia="Times New Roman" w:cstheme="minorHAnsi"/>
+          <w:sz w:val="24"/>
+          <w:szCs w:val="24"/>
+        </w:rPr>
+      </w:pPr>
+      <w:bookmarkStart w:id="27" w:name="_Toc227230540"/>
+      <w:bookmarkStart w:id="28" w:name="_Toc227230595"/>
+      <w:bookmarkStart w:id="29" w:name="_Toc227231924"/>
+      <w:r>
+        <w:rPr>
+          <w:rStyle w:val="Heading2Char"/>
+        </w:rPr>
+        <w:t>4.1</w:t>
+      </w:r>
+      <w:bookmarkEnd w:id="27"/>
+      <w:r>
+        <w:rPr>
+          <w:rFonts w:eastAsia="Times New Roman" w:cstheme="minorHAnsi"/>
+          <w:szCs w:val="34"/>
+        </w:rPr>
+        <w:t xml:space="preserve"> </w:t>
+      </w:r>
+      <w:r>
+        <w:rPr>
+          <w:rStyle w:val="Heading2Char"/>
+        </w:rPr>
+        <w:t>Prijava korisni</w:t>
+      </w:r>
+      <w:r>
+        <w:rPr>
+          <w:rStyle w:val="Heading2Char"/>
+        </w:rPr>
+        <w:t>ka</w:t>
+      </w:r>
+      <w:bookmarkEnd w:id="28"/>
+      <w:bookmarkEnd w:id="29"/>
+    </w:p>
+    <w:p>
+      <w:pPr>
         <w:spacing w:before="100" w:beforeAutospacing="1" w:after="100" w:afterAutospacing="1" w:line="240" w:lineRule="auto"/>
         <w:jc w:val="both"/>
         <w:rPr>
@@ -5451,44 +5861,20 @@
           <w:szCs w:val="24"/>
         </w:rPr>
       </w:pPr>
+      <w:r>
+        <w:rPr>
+          <w:rFonts w:eastAsia="Times New Roman" w:cstheme="minorHAnsi"/>
+          <w:sz w:val="24"/>
+          <w:szCs w:val="24"/>
+        </w:rPr>
+        <w:t xml:space="preserve">Proces prijave korisnika predstavlja prvi korak u korišćenju aplikacije I omogućava pristup svim funkcionalnostima sistema. U ovom predlogu rešenja, tema je implementacija poslovnog procesa prodaje(booking tura), ali kako bi došli do same suštine, moraju se prvo objasniti početni koraci. </w:t>
+      </w:r>
     </w:p>
     <w:p>
       <w:pPr>
         <w:spacing w:before="100" w:beforeAutospacing="1" w:after="100" w:afterAutospacing="1" w:line="240" w:lineRule="auto"/>
         <w:jc w:val="both"/>
         <w:rPr>
-          <w:rFonts w:eastAsia="Times New Roman" w:cstheme="minorHAnsi"/>
-          <w:sz w:val="34"/>
-          <w:szCs w:val="34"/>
-        </w:rPr>
-      </w:pPr>
-      <w:r>
-        <w:rPr>
-          <w:rFonts w:eastAsia="Times New Roman" w:cstheme="minorHAnsi"/>
-          <w:sz w:val="34"/>
-          <w:szCs w:val="34"/>
-        </w:rPr>
-        <w:t xml:space="preserve">4.1 </w:t>
-      </w:r>
-      <w:r>
-        <w:rPr>
-          <w:rStyle w:val="Heading2Char"/>
-        </w:rPr>
-        <w:t>Prijava korisni</w:t>
-      </w:r>
-      <w:r>
-        <w:rPr>
-          <w:rStyle w:val="Heading2Char"/>
-        </w:rPr>
-        <w:t>ka</w:t>
-      </w:r>
-    </w:p>
-    <w:p>
-      <w:pPr>
-        <w:spacing w:before="100" w:beforeAutospacing="1" w:after="100" w:afterAutospacing="1" w:line="240" w:lineRule="auto"/>
-        <w:jc w:val="both"/>
-        <w:rPr>
-          <w:rFonts w:eastAsia="Times New Roman" w:cstheme="minorHAnsi"/>
           <w:sz w:val="24"/>
           <w:szCs w:val="24"/>
         </w:rPr>
@@ -5500,24 +5886,6 @@
           <w:szCs w:val="24"/>
         </w:rPr>
         <w:lastRenderedPageBreak/>
-        <w:t xml:space="preserve">Proces prijave korisnika predstavlja prvi korak u korišćenju aplikacije I omogućava pristup svim funkcionalnostima sistema. U ovom predlogu rešenja, tema je implementacija poslovnog procesa prodaje(booking tura), ali kako bi došli do same suštine, moraju se prvo objasniti početni koraci. </w:t>
-      </w:r>
-    </w:p>
-    <w:p>
-      <w:pPr>
-        <w:spacing w:before="100" w:beforeAutospacing="1" w:after="100" w:afterAutospacing="1" w:line="240" w:lineRule="auto"/>
-        <w:jc w:val="both"/>
-        <w:rPr>
-          <w:sz w:val="24"/>
-          <w:szCs w:val="24"/>
-        </w:rPr>
-      </w:pPr>
-      <w:r>
-        <w:rPr>
-          <w:rFonts w:eastAsia="Times New Roman" w:cstheme="minorHAnsi"/>
-          <w:sz w:val="24"/>
-          <w:szCs w:val="24"/>
-        </w:rPr>
         <w:t>Nakon pokretanja aplikacije, korisniku se prikazuje početni ekran</w:t>
       </w:r>
       <w:r>
@@ -6462,29 +6830,21 @@
     </w:p>
     <w:p>
       <w:pPr>
-        <w:spacing w:before="100" w:beforeAutospacing="1" w:after="100" w:afterAutospacing="1" w:line="240" w:lineRule="auto"/>
-        <w:jc w:val="both"/>
-        <w:rPr>
-          <w:sz w:val="34"/>
-          <w:szCs w:val="34"/>
-        </w:rPr>
-      </w:pPr>
-      <w:r>
-        <w:rPr>
-          <w:sz w:val="34"/>
-          <w:szCs w:val="34"/>
-        </w:rPr>
+        <w:pStyle w:val="Heading2"/>
+      </w:pPr>
+      <w:bookmarkStart w:id="30" w:name="_Toc227230541"/>
+      <w:bookmarkStart w:id="31" w:name="_Toc227230596"/>
+      <w:bookmarkStart w:id="32" w:name="_Toc227231925"/>
+      <w:r>
         <w:lastRenderedPageBreak/>
         <w:t xml:space="preserve">4.2 </w:t>
       </w:r>
       <w:r>
-        <w:rPr>
-          <w:rFonts w:asciiTheme="majorHAnsi" w:hAnsiTheme="majorHAnsi" w:cstheme="majorHAnsi"/>
-          <w:sz w:val="34"/>
-          <w:szCs w:val="34"/>
-        </w:rPr>
         <w:t>Korisnički interfejsi</w:t>
       </w:r>
+      <w:bookmarkEnd w:id="30"/>
+      <w:bookmarkEnd w:id="31"/>
+      <w:bookmarkEnd w:id="32"/>
     </w:p>
     <w:p>
       <w:pPr>
@@ -7385,6 +7745,14 @@
           <w:szCs w:val="24"/>
         </w:rPr>
       </w:pPr>
+      <w:r>
+        <w:rPr>
+          <w:rFonts w:eastAsia="Times New Roman" w:cstheme="minorHAnsi"/>
+          <w:sz w:val="24"/>
+          <w:szCs w:val="24"/>
+        </w:rPr>
+        <w:t xml:space="preserve">Početna stranica kod administratovog interfejsa(Slika 16.) sadrži mapu za praćenje ture, dugme “Otvori nalog”, dugme “Chat” I dugme “Upravljaj nalozima”, kao I dugme za odjavu. Dugme za otvaranje naloga koristi kada imamo novog korisnika I administratorova funkcija je da mu otvori nalog I prosledi potrebne podatke za prijavu. Prilikom otvaranja naloga preko aplikacije, podaci se automatski upisuju u bazu podataka. Dugme “Chat” služi za komunikaciju sa svim ostalim korisnicima, a dugme “Upravljaj nalozima” služi da može da uđe na tuđe interfejse. </w:t>
+      </w:r>
     </w:p>
     <w:p>
       <w:pPr>
@@ -7402,7 +7770,47 @@
           <w:sz w:val="24"/>
           <w:szCs w:val="24"/>
         </w:rPr>
-        <w:t xml:space="preserve">Početna stranica kod administratovog interfejsa(Slika 16.) sadrži mapu za praćenje ture, dugme “Otvori nalog”, dugme “Chat” I dugme “Upravljaj nalozima”, kao I dugme za odjavu. Dugme za otvaranje naloga koristi kada imamo novog korisnika I administratorova funkcija je da mu otvori nalog I prosledi potrebne podatke za prijavu. Prilikom otvaranja naloga preko aplikacije, podaci se automatski upisuju u bazu podataka. Dugme “Chat” služi za komunikaciju sa svim ostalim korisnicima, a dugme “Upravljaj nalozima” služi da može da uđe na tuđe interfejse. </w:t>
+        <w:t>Menažer na svojoj početnoj stranici</w:t>
+      </w:r>
+      <w:r>
+        <w:rPr>
+          <w:rFonts w:eastAsia="Times New Roman" w:cstheme="minorHAnsi"/>
+          <w:sz w:val="24"/>
+          <w:szCs w:val="24"/>
+        </w:rPr>
+        <w:t>(Slika 17.)</w:t>
+      </w:r>
+      <w:r>
+        <w:rPr>
+          <w:rFonts w:eastAsia="Times New Roman" w:cstheme="minorHAnsi"/>
+          <w:sz w:val="24"/>
+          <w:szCs w:val="24"/>
+        </w:rPr>
+        <w:t xml:space="preserve"> ima takođe mapu I dugmad za analize, kao I dugme “Chat”</w:t>
+      </w:r>
+      <w:r>
+        <w:rPr>
+          <w:rFonts w:eastAsia="Times New Roman" w:cstheme="minorHAnsi"/>
+          <w:sz w:val="24"/>
+          <w:szCs w:val="24"/>
+        </w:rPr>
+        <w:t xml:space="preserve"> I “Odjava”</w:t>
+      </w:r>
+      <w:r>
+        <w:rPr>
+          <w:rFonts w:eastAsia="Times New Roman" w:cstheme="minorHAnsi"/>
+          <w:sz w:val="24"/>
+          <w:szCs w:val="24"/>
+        </w:rPr>
+        <w:t xml:space="preserve">. Dugmad za analize su “Isporuke”, “Fakture”, “Analize”, “Finansije”. Pošto menadžer ima nadzor nad svim resursima I dužan je da vrši analize resursa, isporuka, finansija, </w:t>
+      </w:r>
+      <w:r>
+        <w:rPr>
+          <w:rFonts w:eastAsia="Times New Roman" w:cstheme="minorHAnsi"/>
+          <w:sz w:val="24"/>
+          <w:szCs w:val="24"/>
+        </w:rPr>
+        <w:t xml:space="preserve">već napomenuta dugmad su mu najbitnija. </w:t>
       </w:r>
     </w:p>
     <w:p>
@@ -7421,47 +7829,7 @@
           <w:sz w:val="24"/>
           <w:szCs w:val="24"/>
         </w:rPr>
-        <w:t>Menažer na svojoj početnoj stranici</w:t>
-      </w:r>
-      <w:r>
-        <w:rPr>
-          <w:rFonts w:eastAsia="Times New Roman" w:cstheme="minorHAnsi"/>
-          <w:sz w:val="24"/>
-          <w:szCs w:val="24"/>
-        </w:rPr>
-        <w:t>(Slika 17.)</w:t>
-      </w:r>
-      <w:r>
-        <w:rPr>
-          <w:rFonts w:eastAsia="Times New Roman" w:cstheme="minorHAnsi"/>
-          <w:sz w:val="24"/>
-          <w:szCs w:val="24"/>
-        </w:rPr>
-        <w:t xml:space="preserve"> ima takođe mapu I dugmad za analize, kao I dugme “Chat”</w:t>
-      </w:r>
-      <w:r>
-        <w:rPr>
-          <w:rFonts w:eastAsia="Times New Roman" w:cstheme="minorHAnsi"/>
-          <w:sz w:val="24"/>
-          <w:szCs w:val="24"/>
-        </w:rPr>
-        <w:t xml:space="preserve"> I “Odjava”</w:t>
-      </w:r>
-      <w:r>
-        <w:rPr>
-          <w:rFonts w:eastAsia="Times New Roman" w:cstheme="minorHAnsi"/>
-          <w:sz w:val="24"/>
-          <w:szCs w:val="24"/>
-        </w:rPr>
-        <w:t xml:space="preserve">. Dugmad za analize su “Isporuke”, “Fakture”, “Analize”, “Finansije”. Pošto menadžer ima nadzor nad svim resursima I dužan je da vrši analize resursa, isporuka, finansija, </w:t>
-      </w:r>
-      <w:r>
-        <w:rPr>
-          <w:rFonts w:eastAsia="Times New Roman" w:cstheme="minorHAnsi"/>
-          <w:sz w:val="24"/>
-          <w:szCs w:val="24"/>
-        </w:rPr>
-        <w:t xml:space="preserve">već napomenuta dugmad su mu najbitnija. </w:t>
+        <w:t xml:space="preserve">Klijent na svojoj početnoj stranici(Slika 18.) ima mapu I dugme “Chat”, kao I hamburger meni sa leve strane. Na početnoj stranici, takođe ima I kontakt vozača koji vozi njegovu porudžbinu I I ima procenjeno vreme dolaska njegove porudžbine. Klijent preko “Chat” dugmeta pristupa komunikaciji, preko mape može da prati svoju porudžbinu, a klikom na hamburger meni otvara još niz opcija koje su mu potrebne. </w:t>
       </w:r>
     </w:p>
     <w:p>
@@ -7480,8 +7848,61 @@
           <w:sz w:val="24"/>
           <w:szCs w:val="24"/>
         </w:rPr>
-        <w:t xml:space="preserve">Klijent na svojoj početnoj stranici(Slika 18.) ima mapu I dugme “Chat”, kao I hamburger meni sa leve strane. Na početnoj stranici, takođe ima I kontakt vozača koji vozi njegovu porudžbinu I I ima procenjeno vreme dolaska njegove porudžbine. Klijent preko “Chat” dugmeta pristupa komunikaciji, preko mape može da prati svoju porudžbinu, a klikom na hamburger meni otvara još niz opcija koje su mu potrebne. </w:t>
-      </w:r>
+        <w:lastRenderedPageBreak/>
+        <w:t>Dispečer nakon prijave otvara svoju početnu stranicu(Slika 19.) na kojoj je prevashodno prikazana operativa – mapa za praćenje vozača, dugme za odjavu I dugme “Chat”. Takođe, ima I 4 kartice koje prikazuju status vozila I broj vozila u nekom stanju. U gornjem desnom uglu, takođe ima I dugme za notifikacije u obliku zvona. Dispečer u levom gornjem uglu ima hamburger meni sa dodatnim opcijama. Vozač nakon prijave otvara svoju početnu stranicu(Sika 20.) na kojoj je prikazana velika mapa, jer prilikom realizacije tura, ona mu je najpotrebnija, treba da mu bude pri ruci. U donjem delu stranice, ima 3 dugmeta-dugme za komunikaciju(desno), dugme za otvaranje profila korisnika(levo) I dugme preko kojeg ulazi u trenutnu narudžbinu(sredina).</w:t>
+      </w:r>
+      <w:r>
+        <w:rPr>
+          <w:rFonts w:eastAsia="Times New Roman" w:cstheme="minorHAnsi"/>
+          <w:sz w:val="24"/>
+          <w:szCs w:val="24"/>
+        </w:rPr>
+        <w:t xml:space="preserve"> </w:t>
+      </w:r>
+      <w:r>
+        <w:rPr>
+          <w:rFonts w:eastAsia="Times New Roman" w:cstheme="minorHAnsi"/>
+          <w:sz w:val="24"/>
+          <w:szCs w:val="24"/>
+        </w:rPr>
+        <w:t xml:space="preserve">Prikazani su </w:t>
+      </w:r>
+      <w:r>
+        <w:rPr>
+          <w:rFonts w:eastAsia="Times New Roman" w:cstheme="minorHAnsi"/>
+          <w:sz w:val="24"/>
+          <w:szCs w:val="24"/>
+        </w:rPr>
+        <w:t>osnovni interfejsi za različite tipove korisnika, dok će detaljan prikaz funkcionalnosti biti dat za korisnike koji učestvuju u procesu prodaje transportnih usluga.</w:t>
+      </w:r>
+    </w:p>
+    <w:p>
+      <w:pPr>
+        <w:pStyle w:val="Heading2"/>
+        <w:rPr>
+          <w:rFonts w:eastAsia="Times New Roman"/>
+        </w:rPr>
+      </w:pPr>
+      <w:bookmarkStart w:id="33" w:name="_Toc226931154"/>
+      <w:bookmarkStart w:id="34" w:name="_Toc227230542"/>
+      <w:bookmarkStart w:id="35" w:name="_Toc227230597"/>
+      <w:bookmarkStart w:id="36" w:name="_Toc227231926"/>
+      <w:r>
+        <w:rPr>
+          <w:rFonts w:eastAsia="Times New Roman"/>
+        </w:rPr>
+        <w:t xml:space="preserve">4.3 </w:t>
+      </w:r>
+      <w:r>
+        <w:rPr>
+          <w:rFonts w:eastAsia="Times New Roman"/>
+        </w:rPr>
+        <w:t>Kreiranje I upravljanje zahtevima</w:t>
+      </w:r>
+      <w:bookmarkEnd w:id="33"/>
+      <w:bookmarkEnd w:id="34"/>
+      <w:bookmarkEnd w:id="35"/>
+      <w:bookmarkEnd w:id="36"/>
     </w:p>
     <w:p>
       <w:pPr>
@@ -7496,78 +7917,12 @@
       <w:r>
         <w:rPr>
           <w:rFonts w:eastAsia="Times New Roman" w:cstheme="minorHAnsi"/>
-          <w:sz w:val="24"/>
-          <w:szCs w:val="24"/>
-        </w:rPr>
-        <w:lastRenderedPageBreak/>
-        <w:t>Dispečer nakon prijave otvara svoju početnu stranicu(Slika 19.) na kojoj je prevashodno prikazana operativa – mapa za praćenje vozača, dugme za odjavu I dugme “Chat”. Takođe, ima I 4 kartice koje prikazuju status vozila I broj vozila u nekom stanju. U gornjem desnom uglu, takođe ima I dugme za notifikacije u obliku zvona. Dispečer u levom gornjem uglu ima hamburger meni sa dodatnim opcijama. Vozač nakon prijave otvara svoju početnu stranicu(Sika 20.) na kojoj je prikazana velika mapa, jer prilikom realizacije tura, ona mu je najpotrebnija, treba da mu bude pri ruci. U donjem delu stranice, ima 3 dugmeta-dugme za komunikaciju(desno), dugme za otvaranje profila korisnika(levo) I dugme preko kojeg ulazi u trenutnu narudžbinu(sredina).</w:t>
-      </w:r>
-      <w:r>
-        <w:rPr>
-          <w:rFonts w:eastAsia="Times New Roman" w:cstheme="minorHAnsi"/>
-          <w:sz w:val="24"/>
-          <w:szCs w:val="24"/>
-        </w:rPr>
-        <w:t xml:space="preserve"> </w:t>
-      </w:r>
-      <w:r>
-        <w:rPr>
-          <w:rFonts w:eastAsia="Times New Roman" w:cstheme="minorHAnsi"/>
-          <w:sz w:val="24"/>
-          <w:szCs w:val="24"/>
-        </w:rPr>
-        <w:t xml:space="preserve">Prikazani su </w:t>
-      </w:r>
-      <w:r>
-        <w:rPr>
-          <w:rFonts w:eastAsia="Times New Roman" w:cstheme="minorHAnsi"/>
-          <w:sz w:val="24"/>
-          <w:szCs w:val="24"/>
-        </w:rPr>
-        <w:t>osnovni interfejsi za različite tipove korisnika, dok će detaljan prikaz funkcionalnosti biti dat za korisnike koji učestvuju u procesu prodaje transportnih usluga.</w:t>
-      </w:r>
-    </w:p>
-    <w:p>
-      <w:pPr>
-        <w:pStyle w:val="Heading2"/>
-        <w:rPr>
-          <w:rFonts w:eastAsia="Times New Roman"/>
-        </w:rPr>
-      </w:pPr>
-      <w:bookmarkStart w:id="6" w:name="_Toc226931154"/>
-      <w:r>
-        <w:rPr>
-          <w:rFonts w:eastAsia="Times New Roman"/>
-        </w:rPr>
-        <w:t xml:space="preserve">4.3 </w:t>
-      </w:r>
-      <w:r>
-        <w:rPr>
-          <w:rFonts w:eastAsia="Times New Roman"/>
-        </w:rPr>
-        <w:t>Kreiranje I upravljanje zahtevima</w:t>
-      </w:r>
-      <w:bookmarkEnd w:id="6"/>
-    </w:p>
-    <w:p>
-      <w:pPr>
-        <w:spacing w:before="100" w:beforeAutospacing="1" w:after="100" w:afterAutospacing="1" w:line="240" w:lineRule="auto"/>
-        <w:jc w:val="both"/>
-        <w:rPr>
-          <w:rFonts w:eastAsia="Times New Roman" w:cstheme="minorHAnsi"/>
-          <w:sz w:val="24"/>
-          <w:szCs w:val="24"/>
-        </w:rPr>
-      </w:pPr>
-      <w:r>
-        <w:rPr>
-          <w:rFonts w:eastAsia="Times New Roman" w:cstheme="minorHAnsi"/>
           <w:noProof/>
           <w:sz w:val="24"/>
           <w:szCs w:val="24"/>
         </w:rPr>
         <w:drawing>
-          <wp:anchor distT="0" distB="0" distL="114300" distR="114300" simplePos="0" relativeHeight="251732992" behindDoc="1" locked="0" layoutInCell="1" allowOverlap="1" wp14:anchorId="14895A3C" wp14:editId="3DDF8A4B">
+          <wp:anchor distT="0" distB="0" distL="114300" distR="114300" simplePos="0" relativeHeight="251732992" behindDoc="1" locked="0" layoutInCell="1" allowOverlap="1" wp14:anchorId="14895A3C" wp14:editId="1F03193A">
             <wp:simplePos x="0" y="0"/>
             <wp:positionH relativeFrom="margin">
               <wp:posOffset>4401185</wp:posOffset>
@@ -7645,7 +8000,7 @@
           <w:szCs w:val="24"/>
         </w:rPr>
         <w:drawing>
-          <wp:anchor distT="0" distB="0" distL="114300" distR="114300" simplePos="0" relativeHeight="251736064" behindDoc="1" locked="0" layoutInCell="1" allowOverlap="1" wp14:anchorId="0877E826" wp14:editId="28519AD4">
+          <wp:anchor distT="0" distB="0" distL="114300" distR="114300" simplePos="0" relativeHeight="251736064" behindDoc="1" locked="0" layoutInCell="1" allowOverlap="1" wp14:anchorId="0877E826" wp14:editId="0138BC48">
             <wp:simplePos x="0" y="0"/>
             <wp:positionH relativeFrom="column">
               <wp:posOffset>2719070</wp:posOffset>
@@ -7723,7 +8078,7 @@
           <w:szCs w:val="24"/>
         </w:rPr>
         <w:drawing>
-          <wp:anchor distT="0" distB="0" distL="114300" distR="114300" simplePos="0" relativeHeight="251727872" behindDoc="1" locked="0" layoutInCell="1" allowOverlap="1" wp14:anchorId="2CEDD61C" wp14:editId="3DDC41EB">
+          <wp:anchor distT="0" distB="0" distL="114300" distR="114300" simplePos="0" relativeHeight="251727872" behindDoc="1" locked="0" layoutInCell="1" allowOverlap="1" wp14:anchorId="2CEDD61C" wp14:editId="42F958EE">
             <wp:simplePos x="0" y="0"/>
             <wp:positionH relativeFrom="column">
               <wp:posOffset>991235</wp:posOffset>
@@ -7801,7 +8156,7 @@
           <w:szCs w:val="24"/>
         </w:rPr>
         <w:drawing>
-          <wp:anchor distT="0" distB="0" distL="114300" distR="114300" simplePos="0" relativeHeight="251726848" behindDoc="1" locked="0" layoutInCell="1" allowOverlap="1" wp14:anchorId="7CECAF1B" wp14:editId="0ADD2BD3">
+          <wp:anchor distT="0" distB="0" distL="114300" distR="114300" simplePos="0" relativeHeight="251726848" behindDoc="1" locked="0" layoutInCell="1" allowOverlap="1" wp14:anchorId="7CECAF1B" wp14:editId="149CC0F5">
             <wp:simplePos x="0" y="0"/>
             <wp:positionH relativeFrom="column">
               <wp:posOffset>-698500</wp:posOffset>
@@ -9061,7 +9416,10 @@
       <w:pPr>
         <w:pStyle w:val="Heading2"/>
       </w:pPr>
-      <w:bookmarkStart w:id="7" w:name="_Toc226931155"/>
+      <w:bookmarkStart w:id="37" w:name="_Toc226931155"/>
+      <w:bookmarkStart w:id="38" w:name="_Toc227230543"/>
+      <w:bookmarkStart w:id="39" w:name="_Toc227230598"/>
+      <w:bookmarkStart w:id="40" w:name="_Toc227231927"/>
       <w:r>
         <w:lastRenderedPageBreak/>
         <w:t>4.</w:t>
@@ -9069,7 +9427,10 @@
       <w:r>
         <w:t>4 Kreiranje I upravljanje ponudama</w:t>
       </w:r>
-      <w:bookmarkEnd w:id="7"/>
+      <w:bookmarkEnd w:id="37"/>
+      <w:bookmarkEnd w:id="38"/>
+      <w:bookmarkEnd w:id="39"/>
+      <w:bookmarkEnd w:id="40"/>
     </w:p>
     <w:p>
       <w:pPr>
@@ -9852,11 +10213,17 @@
       <w:pPr>
         <w:pStyle w:val="Heading2"/>
       </w:pPr>
-      <w:bookmarkStart w:id="8" w:name="_Toc226931156"/>
+      <w:bookmarkStart w:id="41" w:name="_Toc226931156"/>
+      <w:bookmarkStart w:id="42" w:name="_Toc227230544"/>
+      <w:bookmarkStart w:id="43" w:name="_Toc227230599"/>
+      <w:bookmarkStart w:id="44" w:name="_Toc227231928"/>
       <w:r>
         <w:t>4.5 Kreiranje rezervacije</w:t>
       </w:r>
-      <w:bookmarkEnd w:id="8"/>
+      <w:bookmarkEnd w:id="41"/>
+      <w:bookmarkEnd w:id="42"/>
+      <w:bookmarkEnd w:id="43"/>
+      <w:bookmarkEnd w:id="44"/>
     </w:p>
     <w:p>
       <w:pPr>
@@ -10415,11 +10782,17 @@
       <w:pPr>
         <w:pStyle w:val="Heading2"/>
       </w:pPr>
-      <w:bookmarkStart w:id="9" w:name="_Toc226931157"/>
+      <w:bookmarkStart w:id="45" w:name="_Toc226931157"/>
+      <w:bookmarkStart w:id="46" w:name="_Toc227230545"/>
+      <w:bookmarkStart w:id="47" w:name="_Toc227230600"/>
+      <w:bookmarkStart w:id="48" w:name="_Toc227231929"/>
       <w:r>
         <w:t>4.6 Kreiranje ture</w:t>
       </w:r>
-      <w:bookmarkEnd w:id="9"/>
+      <w:bookmarkEnd w:id="45"/>
+      <w:bookmarkEnd w:id="46"/>
+      <w:bookmarkEnd w:id="47"/>
+      <w:bookmarkEnd w:id="48"/>
     </w:p>
     <w:p>
       <w:pPr>
@@ -11379,11 +11752,17 @@
       <w:pPr>
         <w:pStyle w:val="Heading3"/>
       </w:pPr>
-      <w:bookmarkStart w:id="10" w:name="_Toc226931158"/>
+      <w:bookmarkStart w:id="49" w:name="_Toc226931158"/>
+      <w:bookmarkStart w:id="50" w:name="_Toc227230546"/>
+      <w:bookmarkStart w:id="51" w:name="_Toc227230601"/>
+      <w:bookmarkStart w:id="52" w:name="_Toc227231930"/>
       <w:r>
         <w:t>4.6.1 Uloga vozača u prodaji</w:t>
       </w:r>
-      <w:bookmarkEnd w:id="10"/>
+      <w:bookmarkEnd w:id="49"/>
+      <w:bookmarkEnd w:id="50"/>
+      <w:bookmarkEnd w:id="51"/>
+      <w:bookmarkEnd w:id="52"/>
     </w:p>
     <w:p>
       <w:pPr>
@@ -12925,12 +13304,18 @@
       <w:pPr>
         <w:pStyle w:val="Heading2"/>
       </w:pPr>
-      <w:bookmarkStart w:id="11" w:name="_Toc226931159"/>
+      <w:bookmarkStart w:id="53" w:name="_Toc226931159"/>
+      <w:bookmarkStart w:id="54" w:name="_Toc227230547"/>
+      <w:bookmarkStart w:id="55" w:name="_Toc227230602"/>
+      <w:bookmarkStart w:id="56" w:name="_Toc227231931"/>
       <w:r>
         <w:lastRenderedPageBreak/>
         <w:t>4.7 Pregled I izveštaji</w:t>
       </w:r>
-      <w:bookmarkEnd w:id="11"/>
+      <w:bookmarkEnd w:id="53"/>
+      <w:bookmarkEnd w:id="54"/>
+      <w:bookmarkEnd w:id="55"/>
+      <w:bookmarkEnd w:id="56"/>
     </w:p>
     <w:p>
       <w:pPr>
@@ -13342,12 +13727,18 @@
       <w:pPr>
         <w:pStyle w:val="Heading1"/>
       </w:pPr>
-      <w:bookmarkStart w:id="12" w:name="_Toc226931160"/>
+      <w:bookmarkStart w:id="57" w:name="_Toc226931160"/>
+      <w:bookmarkStart w:id="58" w:name="_Toc227230548"/>
+      <w:bookmarkStart w:id="59" w:name="_Toc227230603"/>
+      <w:bookmarkStart w:id="60" w:name="_Toc227231932"/>
       <w:r>
         <w:lastRenderedPageBreak/>
         <w:t>5. Tehnički opis rešenja</w:t>
       </w:r>
-      <w:bookmarkEnd w:id="12"/>
+      <w:bookmarkEnd w:id="57"/>
+      <w:bookmarkEnd w:id="58"/>
+      <w:bookmarkEnd w:id="59"/>
+      <w:bookmarkEnd w:id="60"/>
     </w:p>
     <w:p>
       <w:pPr>
@@ -13447,8 +13838,863 @@
     </w:p>
     <w:p>
       <w:pPr>
-        <w:spacing w:before="100" w:beforeAutospacing="1" w:after="100" w:afterAutospacing="1" w:line="240" w:lineRule="auto"/>
+        <w:rPr>
+          <w:rFonts w:eastAsia="Times New Roman" w:cstheme="minorHAnsi"/>
+          <w:sz w:val="24"/>
+          <w:szCs w:val="24"/>
+        </w:rPr>
+      </w:pPr>
+      <w:r>
+        <w:rPr>
+          <w:rFonts w:eastAsia="Times New Roman" w:cstheme="minorHAnsi"/>
+          <w:sz w:val="24"/>
+          <w:szCs w:val="24"/>
+        </w:rPr>
+        <w:br w:type="page"/>
+      </w:r>
+    </w:p>
+    <w:p>
+      <w:pPr>
+        <w:pStyle w:val="Heading1"/>
+        <w:rPr>
+          <w:rFonts w:eastAsia="Times New Roman"/>
+        </w:rPr>
+      </w:pPr>
+      <w:bookmarkStart w:id="61" w:name="_Toc227231933"/>
+      <w:r>
+        <w:rPr>
+          <w:rFonts w:eastAsia="Times New Roman"/>
+        </w:rPr>
+        <w:lastRenderedPageBreak/>
+        <w:t>6. Plan realizacije aplikacije</w:t>
+      </w:r>
+      <w:bookmarkEnd w:id="61"/>
+    </w:p>
+    <w:p/>
+    <w:p>
+      <w:pPr>
+        <w:pStyle w:val="isselectedend"/>
         <w:jc w:val="both"/>
+        <w:rPr>
+          <w:rFonts w:asciiTheme="minorHAnsi" w:hAnsiTheme="minorHAnsi" w:cstheme="minorHAnsi"/>
+        </w:rPr>
+      </w:pPr>
+      <w:r>
+        <w:rPr>
+          <w:rFonts w:asciiTheme="minorHAnsi" w:hAnsiTheme="minorHAnsi" w:cstheme="minorHAnsi"/>
+        </w:rPr>
+        <w:t>Termin plan realizacije aplikacije prikazuje raspored aktivnosti u okviru razvoja sistema, organizovan po nedeljama</w:t>
+      </w:r>
+      <w:r>
+        <w:rPr>
+          <w:rFonts w:asciiTheme="minorHAnsi" w:hAnsiTheme="minorHAnsi" w:cstheme="minorHAnsi"/>
+        </w:rPr>
+        <w:t xml:space="preserve">. </w:t>
+      </w:r>
+      <w:r>
+        <w:rPr>
+          <w:rFonts w:asciiTheme="minorHAnsi" w:hAnsiTheme="minorHAnsi" w:cstheme="minorHAnsi"/>
+        </w:rPr>
+        <w:t>Plan obuhvata ključne faze implementacije aplikacije, počev od kreiranja baze podataka, preko razvoja funkcionalnosti, do testiranja i finalizacije sistema.</w:t>
+      </w:r>
+      <w:r>
+        <w:rPr>
+          <w:rFonts w:asciiTheme="minorHAnsi" w:hAnsiTheme="minorHAnsi" w:cstheme="minorHAnsi"/>
+        </w:rPr>
+        <w:t xml:space="preserve"> </w:t>
+      </w:r>
+      <w:r>
+        <w:rPr>
+          <w:rFonts w:asciiTheme="minorHAnsi" w:hAnsiTheme="minorHAnsi" w:cstheme="minorHAnsi"/>
+        </w:rPr>
+        <w:t>Aktivnosti su raspoređene hronološki, pri čemu svaka faza predstavlja logičnu celinu u procesu razvoja aplikacije. Pojedine aktivnosti mogu se delimično realizovati paralelno, u zavisnosti od složenosti zadataka i dostupnosti resursa.</w:t>
+      </w:r>
+    </w:p>
+    <w:p>
+      <w:pPr>
+        <w:pStyle w:val="isselectedend"/>
+        <w:jc w:val="both"/>
+        <w:rPr>
+          <w:rFonts w:asciiTheme="minorHAnsi" w:hAnsiTheme="minorHAnsi" w:cstheme="minorHAnsi"/>
+        </w:rPr>
+      </w:pPr>
+      <w:r>
+        <w:rPr>
+          <w:rFonts w:asciiTheme="minorHAnsi" w:hAnsiTheme="minorHAnsi" w:cstheme="minorHAnsi"/>
+        </w:rPr>
+        <w:t xml:space="preserve">Implementacija funkcija počinje od 16.4.2026, </w:t>
+      </w:r>
+      <w:r>
+        <w:rPr>
+          <w:rFonts w:asciiTheme="minorHAnsi" w:hAnsiTheme="minorHAnsi" w:cstheme="minorHAnsi"/>
+        </w:rPr>
+        <w:t xml:space="preserve">a cilj je da se sve planirane funkcionalnosti implementiraju i sistem završi </w:t>
+      </w:r>
+      <w:r>
+        <w:rPr>
+          <w:rFonts w:asciiTheme="minorHAnsi" w:hAnsiTheme="minorHAnsi" w:cstheme="minorHAnsi"/>
+        </w:rPr>
+        <w:t>najkasnije do sredine</w:t>
+      </w:r>
+      <w:r>
+        <w:rPr>
+          <w:rFonts w:asciiTheme="minorHAnsi" w:hAnsiTheme="minorHAnsi" w:cstheme="minorHAnsi"/>
+        </w:rPr>
+        <w:t xml:space="preserve"> juna, odnosno pre početka junskog ispitnog roka.</w:t>
+      </w:r>
+    </w:p>
+    <w:p>
+      <w:pPr>
+        <w:pStyle w:val="isselectedend"/>
+        <w:numPr>
+          <w:ilvl w:val="0"/>
+          <w:numId w:val="6"/>
+        </w:numPr>
+        <w:jc w:val="both"/>
+        <w:rPr>
+          <w:rFonts w:asciiTheme="minorHAnsi" w:hAnsiTheme="minorHAnsi" w:cstheme="minorHAnsi"/>
+        </w:rPr>
+      </w:pPr>
+      <w:r>
+        <w:rPr>
+          <w:rFonts w:asciiTheme="minorHAnsi" w:hAnsiTheme="minorHAnsi" w:cstheme="minorHAnsi"/>
+        </w:rPr>
+        <w:t>Razvoj: april-maj</w:t>
+      </w:r>
+    </w:p>
+    <w:p>
+      <w:pPr>
+        <w:pStyle w:val="isselectedend"/>
+        <w:numPr>
+          <w:ilvl w:val="0"/>
+          <w:numId w:val="6"/>
+        </w:numPr>
+        <w:jc w:val="both"/>
+        <w:rPr>
+          <w:rFonts w:asciiTheme="minorHAnsi" w:hAnsiTheme="minorHAnsi" w:cstheme="minorHAnsi"/>
+        </w:rPr>
+      </w:pPr>
+      <w:r>
+        <w:rPr>
+          <w:rFonts w:asciiTheme="minorHAnsi" w:hAnsiTheme="minorHAnsi" w:cstheme="minorHAnsi"/>
+        </w:rPr>
+        <w:t>Završetak implememtacije: kraj maja-početak juna</w:t>
+      </w:r>
+    </w:p>
+    <w:p>
+      <w:pPr>
+        <w:pStyle w:val="isselectedend"/>
+        <w:numPr>
+          <w:ilvl w:val="0"/>
+          <w:numId w:val="6"/>
+        </w:numPr>
+        <w:jc w:val="both"/>
+        <w:rPr>
+          <w:rFonts w:asciiTheme="minorHAnsi" w:hAnsiTheme="minorHAnsi" w:cstheme="minorHAnsi"/>
+        </w:rPr>
+      </w:pPr>
+      <w:r>
+        <w:rPr>
+          <w:rFonts w:asciiTheme="minorHAnsi" w:hAnsiTheme="minorHAnsi" w:cstheme="minorHAnsi"/>
+        </w:rPr>
+        <w:t>Finalizacija: sredina juna</w:t>
+      </w:r>
+    </w:p>
+    <w:p/>
+    <w:tbl>
+      <w:tblPr>
+        <w:tblStyle w:val="TableGrid"/>
+        <w:tblpPr w:leftFromText="180" w:rightFromText="180" w:vertAnchor="page" w:horzAnchor="margin" w:tblpXSpec="center" w:tblpY="7548"/>
+        <w:tblW w:w="6205" w:type="dxa"/>
+        <w:tblLook w:val="04A0" w:firstRow="1" w:lastRow="0" w:firstColumn="1" w:lastColumn="0" w:noHBand="0" w:noVBand="1"/>
+      </w:tblPr>
+      <w:tblGrid>
+        <w:gridCol w:w="1795"/>
+        <w:gridCol w:w="4410"/>
+      </w:tblGrid>
+      <w:tr>
+        <w:trPr>
+          <w:trHeight w:val="421"/>
+        </w:trPr>
+        <w:tc>
+          <w:tcPr>
+            <w:tcW w:w="1795" w:type="dxa"/>
+            <w:tcBorders>
+              <w:bottom w:val="single" w:sz="4" w:space="0" w:color="auto"/>
+            </w:tcBorders>
+          </w:tcPr>
+          <w:p>
+            <w:pPr>
+              <w:jc w:val="center"/>
+              <w:rPr>
+                <w:rFonts w:eastAsia="Times New Roman" w:cstheme="minorHAnsi"/>
+                <w:b/>
+                <w:bCs/>
+                <w:sz w:val="24"/>
+                <w:szCs w:val="24"/>
+              </w:rPr>
+            </w:pPr>
+            <w:r>
+              <w:rPr>
+                <w:rFonts w:eastAsia="Times New Roman" w:cstheme="minorHAnsi"/>
+                <w:b/>
+                <w:bCs/>
+                <w:sz w:val="24"/>
+                <w:szCs w:val="24"/>
+              </w:rPr>
+              <w:t>Period</w:t>
+            </w:r>
+          </w:p>
+        </w:tc>
+        <w:tc>
+          <w:tcPr>
+            <w:tcW w:w="4410" w:type="dxa"/>
+          </w:tcPr>
+          <w:p>
+            <w:pPr>
+              <w:jc w:val="center"/>
+              <w:rPr>
+                <w:rFonts w:eastAsia="Times New Roman" w:cstheme="minorHAnsi"/>
+                <w:b/>
+                <w:bCs/>
+                <w:sz w:val="24"/>
+                <w:szCs w:val="24"/>
+              </w:rPr>
+            </w:pPr>
+            <w:r>
+              <w:rPr>
+                <w:rFonts w:eastAsia="Times New Roman" w:cstheme="minorHAnsi"/>
+                <w:b/>
+                <w:bCs/>
+                <w:sz w:val="24"/>
+                <w:szCs w:val="24"/>
+              </w:rPr>
+              <w:t>Funkcionalnost koja se razvija</w:t>
+            </w:r>
+          </w:p>
+        </w:tc>
+      </w:tr>
+      <w:tr>
+        <w:trPr>
+          <w:trHeight w:val="421"/>
+        </w:trPr>
+        <w:tc>
+          <w:tcPr>
+            <w:tcW w:w="1795" w:type="dxa"/>
+            <w:tcBorders>
+              <w:bottom w:val="single" w:sz="4" w:space="0" w:color="auto"/>
+            </w:tcBorders>
+          </w:tcPr>
+          <w:p>
+            <w:pPr>
+              <w:pStyle w:val="ListParagraph"/>
+              <w:numPr>
+                <w:ilvl w:val="0"/>
+                <w:numId w:val="5"/>
+              </w:numPr>
+              <w:spacing w:line="240" w:lineRule="auto"/>
+              <w:rPr>
+                <w:rFonts w:eastAsia="Times New Roman" w:cstheme="minorHAnsi"/>
+                <w:sz w:val="24"/>
+                <w:szCs w:val="24"/>
+              </w:rPr>
+            </w:pPr>
+            <w:r>
+              <w:rPr>
+                <w:rFonts w:eastAsia="Times New Roman" w:cstheme="minorHAnsi"/>
+                <w:sz w:val="24"/>
+                <w:szCs w:val="24"/>
+              </w:rPr>
+              <w:t>Nedelja</w:t>
+            </w:r>
+          </w:p>
+        </w:tc>
+        <w:tc>
+          <w:tcPr>
+            <w:tcW w:w="4410" w:type="dxa"/>
+          </w:tcPr>
+          <w:p>
+            <w:pPr>
+              <w:jc w:val="center"/>
+              <w:rPr>
+                <w:rFonts w:eastAsia="Times New Roman" w:cstheme="minorHAnsi"/>
+                <w:sz w:val="24"/>
+                <w:szCs w:val="24"/>
+              </w:rPr>
+            </w:pPr>
+            <w:r>
+              <w:rPr>
+                <w:rFonts w:eastAsia="Times New Roman" w:cstheme="minorHAnsi"/>
+                <w:sz w:val="24"/>
+                <w:szCs w:val="24"/>
+              </w:rPr>
+              <w:t>Kreiranje baza podataka</w:t>
+            </w:r>
+          </w:p>
+        </w:tc>
+      </w:tr>
+      <w:tr>
+        <w:trPr>
+          <w:trHeight w:val="388"/>
+        </w:trPr>
+        <w:tc>
+          <w:tcPr>
+            <w:tcW w:w="1795" w:type="dxa"/>
+            <w:tcBorders>
+              <w:top w:val="single" w:sz="4" w:space="0" w:color="auto"/>
+            </w:tcBorders>
+          </w:tcPr>
+          <w:p>
+            <w:pPr>
+              <w:pStyle w:val="ListParagraph"/>
+              <w:numPr>
+                <w:ilvl w:val="0"/>
+                <w:numId w:val="5"/>
+              </w:numPr>
+              <w:spacing w:line="240" w:lineRule="auto"/>
+              <w:rPr>
+                <w:rFonts w:eastAsia="Times New Roman" w:cstheme="minorHAnsi"/>
+                <w:sz w:val="24"/>
+                <w:szCs w:val="24"/>
+              </w:rPr>
+            </w:pPr>
+            <w:r>
+              <w:rPr>
+                <w:rFonts w:eastAsia="Times New Roman" w:cstheme="minorHAnsi"/>
+                <w:sz w:val="24"/>
+                <w:szCs w:val="24"/>
+              </w:rPr>
+              <w:t>Nedelja</w:t>
+            </w:r>
+          </w:p>
+        </w:tc>
+        <w:tc>
+          <w:tcPr>
+            <w:tcW w:w="4410" w:type="dxa"/>
+          </w:tcPr>
+          <w:p>
+            <w:pPr>
+              <w:jc w:val="center"/>
+              <w:rPr>
+                <w:rFonts w:eastAsia="Times New Roman" w:cstheme="minorHAnsi"/>
+                <w:sz w:val="24"/>
+                <w:szCs w:val="24"/>
+              </w:rPr>
+            </w:pPr>
+            <w:r>
+              <w:rPr>
+                <w:rFonts w:eastAsia="Times New Roman" w:cstheme="minorHAnsi"/>
+                <w:sz w:val="24"/>
+                <w:szCs w:val="24"/>
+              </w:rPr>
+              <w:t>Implementacija prijave korisnika</w:t>
+            </w:r>
+          </w:p>
+        </w:tc>
+      </w:tr>
+      <w:tr>
+        <w:trPr>
+          <w:trHeight w:val="421"/>
+        </w:trPr>
+        <w:tc>
+          <w:tcPr>
+            <w:tcW w:w="1795" w:type="dxa"/>
+          </w:tcPr>
+          <w:p>
+            <w:pPr>
+              <w:pStyle w:val="ListParagraph"/>
+              <w:numPr>
+                <w:ilvl w:val="0"/>
+                <w:numId w:val="5"/>
+              </w:numPr>
+              <w:spacing w:line="240" w:lineRule="auto"/>
+              <w:rPr>
+                <w:rFonts w:eastAsia="Times New Roman" w:cstheme="minorHAnsi"/>
+                <w:sz w:val="24"/>
+                <w:szCs w:val="24"/>
+              </w:rPr>
+            </w:pPr>
+            <w:r>
+              <w:rPr>
+                <w:rFonts w:eastAsia="Times New Roman" w:cstheme="minorHAnsi"/>
+                <w:sz w:val="24"/>
+                <w:szCs w:val="24"/>
+              </w:rPr>
+              <w:t>Nedelja</w:t>
+            </w:r>
+          </w:p>
+        </w:tc>
+        <w:tc>
+          <w:tcPr>
+            <w:tcW w:w="4410" w:type="dxa"/>
+          </w:tcPr>
+          <w:p>
+            <w:pPr>
+              <w:jc w:val="center"/>
+              <w:rPr>
+                <w:rFonts w:eastAsia="Times New Roman" w:cstheme="minorHAnsi"/>
+                <w:sz w:val="24"/>
+                <w:szCs w:val="24"/>
+              </w:rPr>
+            </w:pPr>
+            <w:r>
+              <w:rPr>
+                <w:rFonts w:eastAsia="Times New Roman" w:cstheme="minorHAnsi"/>
+                <w:sz w:val="24"/>
+                <w:szCs w:val="24"/>
+              </w:rPr>
+              <w:t>Rad sa klijentima I unos zahteva</w:t>
+            </w:r>
+          </w:p>
+        </w:tc>
+      </w:tr>
+      <w:tr>
+        <w:trPr>
+          <w:trHeight w:val="388"/>
+        </w:trPr>
+        <w:tc>
+          <w:tcPr>
+            <w:tcW w:w="1795" w:type="dxa"/>
+          </w:tcPr>
+          <w:p>
+            <w:pPr>
+              <w:pStyle w:val="ListParagraph"/>
+              <w:numPr>
+                <w:ilvl w:val="0"/>
+                <w:numId w:val="5"/>
+              </w:numPr>
+              <w:spacing w:line="240" w:lineRule="auto"/>
+              <w:rPr>
+                <w:rFonts w:eastAsia="Times New Roman" w:cstheme="minorHAnsi"/>
+                <w:sz w:val="24"/>
+                <w:szCs w:val="24"/>
+              </w:rPr>
+            </w:pPr>
+            <w:r>
+              <w:rPr>
+                <w:rFonts w:eastAsia="Times New Roman" w:cstheme="minorHAnsi"/>
+                <w:sz w:val="24"/>
+                <w:szCs w:val="24"/>
+              </w:rPr>
+              <w:t>Nedelja</w:t>
+            </w:r>
+          </w:p>
+        </w:tc>
+        <w:tc>
+          <w:tcPr>
+            <w:tcW w:w="4410" w:type="dxa"/>
+          </w:tcPr>
+          <w:p>
+            <w:pPr>
+              <w:jc w:val="center"/>
+              <w:rPr>
+                <w:rFonts w:eastAsia="Times New Roman" w:cstheme="minorHAnsi"/>
+                <w:sz w:val="24"/>
+                <w:szCs w:val="24"/>
+              </w:rPr>
+            </w:pPr>
+            <w:r>
+              <w:rPr>
+                <w:rFonts w:eastAsia="Times New Roman" w:cstheme="minorHAnsi"/>
+                <w:sz w:val="24"/>
+                <w:szCs w:val="24"/>
+              </w:rPr>
+              <w:t>Kreiranje ponude</w:t>
+            </w:r>
+          </w:p>
+        </w:tc>
+      </w:tr>
+      <w:tr>
+        <w:trPr>
+          <w:trHeight w:val="421"/>
+        </w:trPr>
+        <w:tc>
+          <w:tcPr>
+            <w:tcW w:w="1795" w:type="dxa"/>
+          </w:tcPr>
+          <w:p>
+            <w:pPr>
+              <w:pStyle w:val="ListParagraph"/>
+              <w:numPr>
+                <w:ilvl w:val="0"/>
+                <w:numId w:val="5"/>
+              </w:numPr>
+              <w:spacing w:line="240" w:lineRule="auto"/>
+              <w:rPr>
+                <w:rFonts w:eastAsia="Times New Roman" w:cstheme="minorHAnsi"/>
+                <w:sz w:val="24"/>
+                <w:szCs w:val="24"/>
+              </w:rPr>
+            </w:pPr>
+            <w:r>
+              <w:rPr>
+                <w:rFonts w:eastAsia="Times New Roman" w:cstheme="minorHAnsi"/>
+                <w:sz w:val="24"/>
+                <w:szCs w:val="24"/>
+              </w:rPr>
+              <w:t>Nedelja</w:t>
+            </w:r>
+          </w:p>
+        </w:tc>
+        <w:tc>
+          <w:tcPr>
+            <w:tcW w:w="4410" w:type="dxa"/>
+          </w:tcPr>
+          <w:p>
+            <w:pPr>
+              <w:jc w:val="center"/>
+              <w:rPr>
+                <w:rFonts w:eastAsia="Times New Roman" w:cstheme="minorHAnsi"/>
+                <w:sz w:val="24"/>
+                <w:szCs w:val="24"/>
+              </w:rPr>
+            </w:pPr>
+            <w:r>
+              <w:rPr>
+                <w:rFonts w:eastAsia="Times New Roman" w:cstheme="minorHAnsi"/>
+                <w:sz w:val="24"/>
+                <w:szCs w:val="24"/>
+              </w:rPr>
+              <w:t>Kreiranje rezervacije</w:t>
+            </w:r>
+          </w:p>
+        </w:tc>
+      </w:tr>
+      <w:tr>
+        <w:trPr>
+          <w:trHeight w:val="421"/>
+        </w:trPr>
+        <w:tc>
+          <w:tcPr>
+            <w:tcW w:w="1795" w:type="dxa"/>
+          </w:tcPr>
+          <w:p>
+            <w:pPr>
+              <w:pStyle w:val="ListParagraph"/>
+              <w:numPr>
+                <w:ilvl w:val="0"/>
+                <w:numId w:val="5"/>
+              </w:numPr>
+              <w:spacing w:line="240" w:lineRule="auto"/>
+              <w:rPr>
+                <w:rFonts w:eastAsia="Times New Roman" w:cstheme="minorHAnsi"/>
+                <w:sz w:val="24"/>
+                <w:szCs w:val="24"/>
+              </w:rPr>
+            </w:pPr>
+            <w:r>
+              <w:rPr>
+                <w:rFonts w:eastAsia="Times New Roman" w:cstheme="minorHAnsi"/>
+                <w:sz w:val="24"/>
+                <w:szCs w:val="24"/>
+              </w:rPr>
+              <w:t>Nedelja</w:t>
+            </w:r>
+          </w:p>
+        </w:tc>
+        <w:tc>
+          <w:tcPr>
+            <w:tcW w:w="4410" w:type="dxa"/>
+          </w:tcPr>
+          <w:p>
+            <w:pPr>
+              <w:jc w:val="center"/>
+              <w:rPr>
+                <w:rFonts w:eastAsia="Times New Roman" w:cstheme="minorHAnsi"/>
+                <w:sz w:val="24"/>
+                <w:szCs w:val="24"/>
+              </w:rPr>
+            </w:pPr>
+            <w:r>
+              <w:rPr>
+                <w:rFonts w:eastAsia="Times New Roman" w:cstheme="minorHAnsi"/>
+                <w:sz w:val="24"/>
+                <w:szCs w:val="24"/>
+              </w:rPr>
+              <w:t>Organizacija transportnih tura</w:t>
+            </w:r>
+          </w:p>
+        </w:tc>
+      </w:tr>
+      <w:tr>
+        <w:trPr>
+          <w:trHeight w:val="388"/>
+        </w:trPr>
+        <w:tc>
+          <w:tcPr>
+            <w:tcW w:w="1795" w:type="dxa"/>
+          </w:tcPr>
+          <w:p>
+            <w:pPr>
+              <w:pStyle w:val="ListParagraph"/>
+              <w:numPr>
+                <w:ilvl w:val="0"/>
+                <w:numId w:val="5"/>
+              </w:numPr>
+              <w:spacing w:line="240" w:lineRule="auto"/>
+              <w:rPr>
+                <w:rFonts w:eastAsia="Times New Roman" w:cstheme="minorHAnsi"/>
+                <w:sz w:val="24"/>
+                <w:szCs w:val="24"/>
+              </w:rPr>
+            </w:pPr>
+            <w:r>
+              <w:rPr>
+                <w:rFonts w:eastAsia="Times New Roman" w:cstheme="minorHAnsi"/>
+                <w:sz w:val="24"/>
+                <w:szCs w:val="24"/>
+              </w:rPr>
+              <w:t>Nedelja</w:t>
+            </w:r>
+          </w:p>
+        </w:tc>
+        <w:tc>
+          <w:tcPr>
+            <w:tcW w:w="4410" w:type="dxa"/>
+          </w:tcPr>
+          <w:p>
+            <w:pPr>
+              <w:jc w:val="center"/>
+              <w:rPr>
+                <w:rFonts w:eastAsia="Times New Roman" w:cstheme="minorHAnsi"/>
+                <w:sz w:val="24"/>
+                <w:szCs w:val="24"/>
+              </w:rPr>
+            </w:pPr>
+            <w:r>
+              <w:rPr>
+                <w:rFonts w:eastAsia="Times New Roman" w:cstheme="minorHAnsi"/>
+                <w:sz w:val="24"/>
+                <w:szCs w:val="24"/>
+              </w:rPr>
+              <w:t>Funkcionalnosti vozača</w:t>
+            </w:r>
+          </w:p>
+        </w:tc>
+      </w:tr>
+      <w:tr>
+        <w:trPr>
+          <w:trHeight w:val="421"/>
+        </w:trPr>
+        <w:tc>
+          <w:tcPr>
+            <w:tcW w:w="1795" w:type="dxa"/>
+          </w:tcPr>
+          <w:p>
+            <w:pPr>
+              <w:pStyle w:val="ListParagraph"/>
+              <w:numPr>
+                <w:ilvl w:val="0"/>
+                <w:numId w:val="5"/>
+              </w:numPr>
+              <w:spacing w:line="240" w:lineRule="auto"/>
+              <w:rPr>
+                <w:rFonts w:eastAsia="Times New Roman" w:cstheme="minorHAnsi"/>
+                <w:sz w:val="24"/>
+                <w:szCs w:val="24"/>
+              </w:rPr>
+            </w:pPr>
+            <w:r>
+              <w:rPr>
+                <w:rFonts w:eastAsia="Times New Roman" w:cstheme="minorHAnsi"/>
+                <w:sz w:val="24"/>
+                <w:szCs w:val="24"/>
+              </w:rPr>
+              <w:t>Nedelja</w:t>
+            </w:r>
+          </w:p>
+        </w:tc>
+        <w:tc>
+          <w:tcPr>
+            <w:tcW w:w="4410" w:type="dxa"/>
+          </w:tcPr>
+          <w:p>
+            <w:pPr>
+              <w:jc w:val="center"/>
+              <w:rPr>
+                <w:rFonts w:eastAsia="Times New Roman" w:cstheme="minorHAnsi"/>
+                <w:sz w:val="24"/>
+                <w:szCs w:val="24"/>
+              </w:rPr>
+            </w:pPr>
+            <w:r>
+              <w:rPr>
+                <w:rFonts w:eastAsia="Times New Roman" w:cstheme="minorHAnsi"/>
+                <w:sz w:val="24"/>
+                <w:szCs w:val="24"/>
+              </w:rPr>
+              <w:t>Nadogradnja operative (status I izveštaji)</w:t>
+            </w:r>
+          </w:p>
+        </w:tc>
+      </w:tr>
+      <w:tr>
+        <w:trPr>
+          <w:trHeight w:val="421"/>
+        </w:trPr>
+        <w:tc>
+          <w:tcPr>
+            <w:tcW w:w="1795" w:type="dxa"/>
+          </w:tcPr>
+          <w:p>
+            <w:pPr>
+              <w:pStyle w:val="ListParagraph"/>
+              <w:numPr>
+                <w:ilvl w:val="0"/>
+                <w:numId w:val="5"/>
+              </w:numPr>
+              <w:spacing w:line="240" w:lineRule="auto"/>
+              <w:rPr>
+                <w:rFonts w:eastAsia="Times New Roman" w:cstheme="minorHAnsi"/>
+                <w:sz w:val="24"/>
+                <w:szCs w:val="24"/>
+              </w:rPr>
+            </w:pPr>
+            <w:r>
+              <w:rPr>
+                <w:rFonts w:eastAsia="Times New Roman" w:cstheme="minorHAnsi"/>
+                <w:sz w:val="24"/>
+                <w:szCs w:val="24"/>
+              </w:rPr>
+              <w:t>Nedelja</w:t>
+            </w:r>
+          </w:p>
+        </w:tc>
+        <w:tc>
+          <w:tcPr>
+            <w:tcW w:w="4410" w:type="dxa"/>
+          </w:tcPr>
+          <w:p>
+            <w:pPr>
+              <w:jc w:val="center"/>
+              <w:rPr>
+                <w:rFonts w:eastAsia="Times New Roman" w:cstheme="minorHAnsi"/>
+                <w:sz w:val="24"/>
+                <w:szCs w:val="24"/>
+              </w:rPr>
+            </w:pPr>
+            <w:r>
+              <w:rPr>
+                <w:rFonts w:eastAsia="Times New Roman" w:cstheme="minorHAnsi"/>
+                <w:sz w:val="24"/>
+                <w:szCs w:val="24"/>
+              </w:rPr>
+              <w:t>Testiranje I ispravljanje grešaka</w:t>
+            </w:r>
+          </w:p>
+        </w:tc>
+      </w:tr>
+    </w:tbl>
+    <w:p>
+      <w:pPr>
+        <w:rPr>
+          <w:rFonts w:eastAsia="Times New Roman" w:cstheme="minorHAnsi"/>
+          <w:sz w:val="24"/>
+          <w:szCs w:val="24"/>
+        </w:rPr>
+      </w:pPr>
+    </w:p>
+    <w:p>
+      <w:pPr>
+        <w:rPr>
+          <w:rFonts w:eastAsia="Times New Roman" w:cstheme="minorHAnsi"/>
+          <w:sz w:val="24"/>
+          <w:szCs w:val="24"/>
+        </w:rPr>
+      </w:pPr>
+    </w:p>
+    <w:p>
+      <w:pPr>
+        <w:rPr>
+          <w:rFonts w:eastAsia="Times New Roman" w:cstheme="minorHAnsi"/>
+          <w:sz w:val="24"/>
+          <w:szCs w:val="24"/>
+        </w:rPr>
+      </w:pPr>
+    </w:p>
+    <w:p>
+      <w:pPr>
+        <w:rPr>
+          <w:rFonts w:eastAsia="Times New Roman" w:cstheme="minorHAnsi"/>
+          <w:sz w:val="24"/>
+          <w:szCs w:val="24"/>
+        </w:rPr>
+      </w:pPr>
+    </w:p>
+    <w:p>
+      <w:pPr>
+        <w:rPr>
+          <w:rFonts w:eastAsia="Times New Roman" w:cstheme="minorHAnsi"/>
+          <w:sz w:val="24"/>
+          <w:szCs w:val="24"/>
+        </w:rPr>
+      </w:pPr>
+    </w:p>
+    <w:p>
+      <w:pPr>
+        <w:rPr>
+          <w:rFonts w:eastAsia="Times New Roman" w:cstheme="minorHAnsi"/>
+          <w:sz w:val="24"/>
+          <w:szCs w:val="24"/>
+        </w:rPr>
+      </w:pPr>
+    </w:p>
+    <w:p>
+      <w:pPr>
+        <w:rPr>
+          <w:rFonts w:eastAsia="Times New Roman" w:cstheme="minorHAnsi"/>
+          <w:sz w:val="24"/>
+          <w:szCs w:val="24"/>
+        </w:rPr>
+      </w:pPr>
+    </w:p>
+    <w:p>
+      <w:pPr>
+        <w:rPr>
+          <w:rFonts w:eastAsia="Times New Roman" w:cstheme="minorHAnsi"/>
+          <w:sz w:val="24"/>
+          <w:szCs w:val="24"/>
+        </w:rPr>
+      </w:pPr>
+    </w:p>
+    <w:p>
+      <w:pPr>
+        <w:rPr>
+          <w:rFonts w:eastAsia="Times New Roman" w:cstheme="minorHAnsi"/>
+          <w:sz w:val="24"/>
+          <w:szCs w:val="24"/>
+        </w:rPr>
+      </w:pPr>
+    </w:p>
+    <w:p>
+      <w:pPr>
+        <w:rPr>
+          <w:rFonts w:eastAsia="Times New Roman" w:cstheme="minorHAnsi"/>
+          <w:sz w:val="24"/>
+          <w:szCs w:val="24"/>
+        </w:rPr>
+      </w:pPr>
+    </w:p>
+    <w:p>
+      <w:pPr>
+        <w:rPr>
+          <w:rFonts w:eastAsia="Times New Roman" w:cstheme="minorHAnsi"/>
+          <w:sz w:val="24"/>
+          <w:szCs w:val="24"/>
+        </w:rPr>
+      </w:pPr>
+    </w:p>
+    <w:p>
+      <w:pPr>
+        <w:rPr>
+          <w:rFonts w:eastAsia="Times New Roman" w:cstheme="minorHAnsi"/>
+          <w:sz w:val="24"/>
+          <w:szCs w:val="24"/>
+        </w:rPr>
+      </w:pPr>
+    </w:p>
+    <w:p>
+      <w:pPr>
         <w:rPr>
           <w:rFonts w:eastAsia="Times New Roman" w:cstheme="minorHAnsi"/>
           <w:sz w:val="24"/>
@@ -13468,80 +14714,32 @@
     </w:p>
     <w:p>
       <w:pPr>
-        <w:spacing w:before="100" w:beforeAutospacing="1" w:after="100" w:afterAutospacing="1" w:line="240" w:lineRule="auto"/>
-        <w:rPr>
-          <w:rFonts w:eastAsia="Times New Roman" w:cstheme="minorHAnsi"/>
-          <w:sz w:val="40"/>
-          <w:szCs w:val="40"/>
-        </w:rPr>
-      </w:pPr>
-    </w:p>
-    <w:p>
-      <w:pPr>
-        <w:spacing w:before="100" w:beforeAutospacing="1" w:after="100" w:afterAutospacing="1" w:line="240" w:lineRule="auto"/>
-        <w:rPr>
-          <w:rFonts w:eastAsia="Times New Roman" w:cstheme="minorHAnsi"/>
-          <w:sz w:val="40"/>
-          <w:szCs w:val="40"/>
-        </w:rPr>
-      </w:pPr>
-    </w:p>
-    <w:p>
-      <w:pPr>
-        <w:spacing w:before="100" w:beforeAutospacing="1" w:after="100" w:afterAutospacing="1" w:line="240" w:lineRule="auto"/>
-        <w:rPr>
-          <w:rFonts w:eastAsia="Times New Roman" w:cstheme="minorHAnsi"/>
-          <w:sz w:val="40"/>
-          <w:szCs w:val="40"/>
-        </w:rPr>
-      </w:pPr>
-    </w:p>
-    <w:p>
-      <w:pPr>
-        <w:spacing w:before="100" w:beforeAutospacing="1" w:after="100" w:afterAutospacing="1" w:line="240" w:lineRule="auto"/>
-        <w:rPr>
-          <w:rFonts w:eastAsia="Times New Roman" w:cstheme="minorHAnsi"/>
-          <w:sz w:val="40"/>
-          <w:szCs w:val="40"/>
-        </w:rPr>
-      </w:pPr>
-    </w:p>
-    <w:p>
-      <w:pPr>
-        <w:spacing w:before="100" w:beforeAutospacing="1" w:after="100" w:afterAutospacing="1" w:line="240" w:lineRule="auto"/>
-        <w:rPr>
-          <w:rFonts w:eastAsia="Times New Roman" w:cstheme="minorHAnsi"/>
-          <w:sz w:val="40"/>
-          <w:szCs w:val="40"/>
-        </w:rPr>
-      </w:pPr>
-    </w:p>
-    <w:p>
-      <w:pPr>
-        <w:spacing w:before="100" w:beforeAutospacing="1" w:after="100" w:afterAutospacing="1" w:line="240" w:lineRule="auto"/>
-        <w:rPr>
-          <w:rFonts w:eastAsia="Times New Roman" w:cstheme="minorHAnsi"/>
-          <w:sz w:val="40"/>
-          <w:szCs w:val="40"/>
-        </w:rPr>
-      </w:pPr>
-    </w:p>
-    <w:p>
-      <w:pPr>
         <w:pStyle w:val="Heading1"/>
         <w:rPr>
           <w:rFonts w:eastAsia="Times New Roman"/>
         </w:rPr>
       </w:pPr>
-      <w:bookmarkStart w:id="13" w:name="_Toc226931161"/>
+      <w:bookmarkStart w:id="62" w:name="_Toc226931161"/>
+      <w:bookmarkStart w:id="63" w:name="_Toc227230549"/>
+      <w:bookmarkStart w:id="64" w:name="_Toc227230604"/>
+      <w:bookmarkStart w:id="65" w:name="_Toc227231934"/>
       <w:r>
         <w:rPr>
           <w:rFonts w:eastAsia="Times New Roman"/>
         </w:rPr>
         <w:lastRenderedPageBreak/>
-        <w:t>6. Zaključak</w:t>
-      </w:r>
-      <w:bookmarkEnd w:id="13"/>
+        <w:t>7</w:t>
+      </w:r>
+      <w:r>
+        <w:rPr>
+          <w:rFonts w:eastAsia="Times New Roman"/>
+        </w:rPr>
+        <w:t>. Zaključak</w:t>
+      </w:r>
+      <w:bookmarkEnd w:id="62"/>
+      <w:bookmarkEnd w:id="63"/>
+      <w:bookmarkEnd w:id="64"/>
+      <w:bookmarkEnd w:id="65"/>
     </w:p>
     <w:p>
       <w:pPr>
@@ -13982,6 +15180,208 @@
     </w:lvl>
   </w:abstractNum>
   <w:abstractNum w:abstractNumId="2" w15:restartNumberingAfterBreak="0">
+    <w:nsid w:val="54E820F4"/>
+    <w:multiLevelType w:val="hybridMultilevel"/>
+    <w:tmpl w:val="CE04004A"/>
+    <w:lvl w:ilvl="0" w:tplc="04090001">
+      <w:start w:val="1"/>
+      <w:numFmt w:val="bullet"/>
+      <w:lvlText w:val=""/>
+      <w:lvlJc w:val="left"/>
+      <w:pPr>
+        <w:ind w:left="720" w:hanging="360"/>
+      </w:pPr>
+      <w:rPr>
+        <w:rFonts w:ascii="Symbol" w:hAnsi="Symbol" w:hint="default"/>
+      </w:rPr>
+    </w:lvl>
+    <w:lvl w:ilvl="1" w:tplc="04090003" w:tentative="1">
+      <w:start w:val="1"/>
+      <w:numFmt w:val="bullet"/>
+      <w:lvlText w:val="o"/>
+      <w:lvlJc w:val="left"/>
+      <w:pPr>
+        <w:ind w:left="1440" w:hanging="360"/>
+      </w:pPr>
+      <w:rPr>
+        <w:rFonts w:ascii="Courier New" w:hAnsi="Courier New" w:cs="Courier New" w:hint="default"/>
+      </w:rPr>
+    </w:lvl>
+    <w:lvl w:ilvl="2" w:tplc="04090005" w:tentative="1">
+      <w:start w:val="1"/>
+      <w:numFmt w:val="bullet"/>
+      <w:lvlText w:val=""/>
+      <w:lvlJc w:val="left"/>
+      <w:pPr>
+        <w:ind w:left="2160" w:hanging="360"/>
+      </w:pPr>
+      <w:rPr>
+        <w:rFonts w:ascii="Wingdings" w:hAnsi="Wingdings" w:hint="default"/>
+      </w:rPr>
+    </w:lvl>
+    <w:lvl w:ilvl="3" w:tplc="04090001" w:tentative="1">
+      <w:start w:val="1"/>
+      <w:numFmt w:val="bullet"/>
+      <w:lvlText w:val=""/>
+      <w:lvlJc w:val="left"/>
+      <w:pPr>
+        <w:ind w:left="2880" w:hanging="360"/>
+      </w:pPr>
+      <w:rPr>
+        <w:rFonts w:ascii="Symbol" w:hAnsi="Symbol" w:hint="default"/>
+      </w:rPr>
+    </w:lvl>
+    <w:lvl w:ilvl="4" w:tplc="04090003" w:tentative="1">
+      <w:start w:val="1"/>
+      <w:numFmt w:val="bullet"/>
+      <w:lvlText w:val="o"/>
+      <w:lvlJc w:val="left"/>
+      <w:pPr>
+        <w:ind w:left="3600" w:hanging="360"/>
+      </w:pPr>
+      <w:rPr>
+        <w:rFonts w:ascii="Courier New" w:hAnsi="Courier New" w:cs="Courier New" w:hint="default"/>
+      </w:rPr>
+    </w:lvl>
+    <w:lvl w:ilvl="5" w:tplc="04090005" w:tentative="1">
+      <w:start w:val="1"/>
+      <w:numFmt w:val="bullet"/>
+      <w:lvlText w:val=""/>
+      <w:lvlJc w:val="left"/>
+      <w:pPr>
+        <w:ind w:left="4320" w:hanging="360"/>
+      </w:pPr>
+      <w:rPr>
+        <w:rFonts w:ascii="Wingdings" w:hAnsi="Wingdings" w:hint="default"/>
+      </w:rPr>
+    </w:lvl>
+    <w:lvl w:ilvl="6" w:tplc="04090001" w:tentative="1">
+      <w:start w:val="1"/>
+      <w:numFmt w:val="bullet"/>
+      <w:lvlText w:val=""/>
+      <w:lvlJc w:val="left"/>
+      <w:pPr>
+        <w:ind w:left="5040" w:hanging="360"/>
+      </w:pPr>
+      <w:rPr>
+        <w:rFonts w:ascii="Symbol" w:hAnsi="Symbol" w:hint="default"/>
+      </w:rPr>
+    </w:lvl>
+    <w:lvl w:ilvl="7" w:tplc="04090003" w:tentative="1">
+      <w:start w:val="1"/>
+      <w:numFmt w:val="bullet"/>
+      <w:lvlText w:val="o"/>
+      <w:lvlJc w:val="left"/>
+      <w:pPr>
+        <w:ind w:left="5760" w:hanging="360"/>
+      </w:pPr>
+      <w:rPr>
+        <w:rFonts w:ascii="Courier New" w:hAnsi="Courier New" w:cs="Courier New" w:hint="default"/>
+      </w:rPr>
+    </w:lvl>
+    <w:lvl w:ilvl="8" w:tplc="04090005" w:tentative="1">
+      <w:start w:val="1"/>
+      <w:numFmt w:val="bullet"/>
+      <w:lvlText w:val=""/>
+      <w:lvlJc w:val="left"/>
+      <w:pPr>
+        <w:ind w:left="6480" w:hanging="360"/>
+      </w:pPr>
+      <w:rPr>
+        <w:rFonts w:ascii="Wingdings" w:hAnsi="Wingdings" w:hint="default"/>
+      </w:rPr>
+    </w:lvl>
+  </w:abstractNum>
+  <w:abstractNum w:abstractNumId="3" w15:restartNumberingAfterBreak="0">
+    <w:nsid w:val="5FE474A7"/>
+    <w:multiLevelType w:val="hybridMultilevel"/>
+    <w:tmpl w:val="B55656C4"/>
+    <w:lvl w:ilvl="0" w:tplc="0409000F">
+      <w:start w:val="1"/>
+      <w:numFmt w:val="decimal"/>
+      <w:lvlText w:val="%1."/>
+      <w:lvlJc w:val="left"/>
+      <w:pPr>
+        <w:ind w:left="720" w:hanging="360"/>
+      </w:pPr>
+      <w:rPr>
+        <w:rFonts w:hint="default"/>
+      </w:rPr>
+    </w:lvl>
+    <w:lvl w:ilvl="1" w:tplc="04090019" w:tentative="1">
+      <w:start w:val="1"/>
+      <w:numFmt w:val="lowerLetter"/>
+      <w:lvlText w:val="%2."/>
+      <w:lvlJc w:val="left"/>
+      <w:pPr>
+        <w:ind w:left="1440" w:hanging="360"/>
+      </w:pPr>
+    </w:lvl>
+    <w:lvl w:ilvl="2" w:tplc="0409001B" w:tentative="1">
+      <w:start w:val="1"/>
+      <w:numFmt w:val="lowerRoman"/>
+      <w:lvlText w:val="%3."/>
+      <w:lvlJc w:val="right"/>
+      <w:pPr>
+        <w:ind w:left="2160" w:hanging="180"/>
+      </w:pPr>
+    </w:lvl>
+    <w:lvl w:ilvl="3" w:tplc="0409000F" w:tentative="1">
+      <w:start w:val="1"/>
+      <w:numFmt w:val="decimal"/>
+      <w:lvlText w:val="%4."/>
+      <w:lvlJc w:val="left"/>
+      <w:pPr>
+        <w:ind w:left="2880" w:hanging="360"/>
+      </w:pPr>
+    </w:lvl>
+    <w:lvl w:ilvl="4" w:tplc="04090019" w:tentative="1">
+      <w:start w:val="1"/>
+      <w:numFmt w:val="lowerLetter"/>
+      <w:lvlText w:val="%5."/>
+      <w:lvlJc w:val="left"/>
+      <w:pPr>
+        <w:ind w:left="3600" w:hanging="360"/>
+      </w:pPr>
+    </w:lvl>
+    <w:lvl w:ilvl="5" w:tplc="0409001B" w:tentative="1">
+      <w:start w:val="1"/>
+      <w:numFmt w:val="lowerRoman"/>
+      <w:lvlText w:val="%6."/>
+      <w:lvlJc w:val="right"/>
+      <w:pPr>
+        <w:ind w:left="4320" w:hanging="180"/>
+      </w:pPr>
+    </w:lvl>
+    <w:lvl w:ilvl="6" w:tplc="0409000F" w:tentative="1">
+      <w:start w:val="1"/>
+      <w:numFmt w:val="decimal"/>
+      <w:lvlText w:val="%7."/>
+      <w:lvlJc w:val="left"/>
+      <w:pPr>
+        <w:ind w:left="5040" w:hanging="360"/>
+      </w:pPr>
+    </w:lvl>
+    <w:lvl w:ilvl="7" w:tplc="04090019" w:tentative="1">
+      <w:start w:val="1"/>
+      <w:numFmt w:val="lowerLetter"/>
+      <w:lvlText w:val="%8."/>
+      <w:lvlJc w:val="left"/>
+      <w:pPr>
+        <w:ind w:left="5760" w:hanging="360"/>
+      </w:pPr>
+    </w:lvl>
+    <w:lvl w:ilvl="8" w:tplc="0409001B" w:tentative="1">
+      <w:start w:val="1"/>
+      <w:numFmt w:val="lowerRoman"/>
+      <w:lvlText w:val="%9."/>
+      <w:lvlJc w:val="right"/>
+      <w:pPr>
+        <w:ind w:left="6480" w:hanging="180"/>
+      </w:pPr>
+    </w:lvl>
+  </w:abstractNum>
+  <w:abstractNum w:abstractNumId="4" w15:restartNumberingAfterBreak="0">
     <w:nsid w:val="6E0052BB"/>
     <w:multiLevelType w:val="hybridMultilevel"/>
     <w:tmpl w:val="19DC8262"/>
@@ -14094,7 +15494,7 @@
       </w:rPr>
     </w:lvl>
   </w:abstractNum>
-  <w:abstractNum w:abstractNumId="3" w15:restartNumberingAfterBreak="0">
+  <w:abstractNum w:abstractNumId="5" w15:restartNumberingAfterBreak="0">
     <w:nsid w:val="7AF9693D"/>
     <w:multiLevelType w:val="hybridMultilevel"/>
     <w:tmpl w:val="CCE2AA36"/>
@@ -14184,7 +15584,7 @@
     </w:lvl>
   </w:abstractNum>
   <w:num w:numId="1">
-    <w:abstractNumId w:val="2"/>
+    <w:abstractNumId w:val="4"/>
   </w:num>
   <w:num w:numId="2">
     <w:abstractNumId w:val="1"/>
@@ -14193,7 +15593,13 @@
     <w:abstractNumId w:val="0"/>
   </w:num>
   <w:num w:numId="4">
+    <w:abstractNumId w:val="5"/>
+  </w:num>
+  <w:num w:numId="5">
     <w:abstractNumId w:val="3"/>
+  </w:num>
+  <w:num w:numId="6">
+    <w:abstractNumId w:val="2"/>
   </w:num>
 </w:numbering>
 </file>
@@ -14895,6 +16301,25 @@
       <w:u w:val="single"/>
     </w:rPr>
   </w:style>
+  <w:style w:type="table" w:styleId="TableGrid">
+    <w:name w:val="Table Grid"/>
+    <w:basedOn w:val="TableNormal"/>
+    <w:uiPriority w:val="39"/>
+    <w:rsid w:val="00305752"/>
+    <w:pPr>
+      <w:spacing w:after="0" w:line="240" w:lineRule="auto"/>
+    </w:pPr>
+    <w:tblPr>
+      <w:tblBorders>
+        <w:top w:val="single" w:sz="4" w:space="0" w:color="auto"/>
+        <w:left w:val="single" w:sz="4" w:space="0" w:color="auto"/>
+        <w:bottom w:val="single" w:sz="4" w:space="0" w:color="auto"/>
+        <w:right w:val="single" w:sz="4" w:space="0" w:color="auto"/>
+        <w:insideH w:val="single" w:sz="4" w:space="0" w:color="auto"/>
+        <w:insideV w:val="single" w:sz="4" w:space="0" w:color="auto"/>
+      </w:tblBorders>
+    </w:tblPr>
+  </w:style>
 </w:styles>
 </file>
 

--- a/predlog rešenja.docx
+++ b/predlog rešenja.docx
@@ -313,6 +313,12 @@
     </w:p>
     <w:sdt>
       <w:sdtPr>
+        <w:rPr>
+          <w:rFonts w:asciiTheme="minorHAnsi" w:eastAsiaTheme="minorHAnsi" w:hAnsiTheme="minorHAnsi" w:cstheme="minorBidi"/>
+          <w:color w:val="auto"/>
+          <w:sz w:val="22"/>
+          <w:szCs w:val="22"/>
+        </w:rPr>
         <w:id w:val="-221913582"/>
         <w:docPartObj>
           <w:docPartGallery w:val="Table of Contents"/>
@@ -321,13 +327,9 @@
       </w:sdtPr>
       <w:sdtEndPr>
         <w:rPr>
-          <w:rFonts w:asciiTheme="minorHAnsi" w:eastAsiaTheme="minorHAnsi" w:hAnsiTheme="minorHAnsi" w:cstheme="minorBidi"/>
           <w:b/>
           <w:bCs/>
           <w:noProof/>
-          <w:color w:val="auto"/>
-          <w:sz w:val="22"/>
-          <w:szCs w:val="22"/>
         </w:rPr>
       </w:sdtEndPr>
       <w:sdtContent>
@@ -1495,76 +1497,6 @@
               <w:noProof/>
             </w:rPr>
           </w:pPr>
-          <w:hyperlink w:anchor="_Toc227231933" w:history="1">
-            <w:r>
-              <w:rPr>
-                <w:rStyle w:val="Hyperlink"/>
-                <w:rFonts w:eastAsia="Times New Roman"/>
-                <w:noProof/>
-              </w:rPr>
-              <w:t>6. Plan realizacije aplikacije</w:t>
-            </w:r>
-            <w:r>
-              <w:rPr>
-                <w:noProof/>
-                <w:webHidden/>
-              </w:rPr>
-              <w:tab/>
-            </w:r>
-            <w:r>
-              <w:rPr>
-                <w:noProof/>
-                <w:webHidden/>
-              </w:rPr>
-              <w:fldChar w:fldCharType="begin"/>
-            </w:r>
-            <w:r>
-              <w:rPr>
-                <w:noProof/>
-                <w:webHidden/>
-              </w:rPr>
-              <w:instrText xml:space="preserve"> PAGEREF _Toc227231933 \h </w:instrText>
-            </w:r>
-            <w:r>
-              <w:rPr>
-                <w:noProof/>
-                <w:webHidden/>
-              </w:rPr>
-            </w:r>
-            <w:r>
-              <w:rPr>
-                <w:noProof/>
-                <w:webHidden/>
-              </w:rPr>
-              <w:fldChar w:fldCharType="separate"/>
-            </w:r>
-            <w:r>
-              <w:rPr>
-                <w:noProof/>
-                <w:webHidden/>
-              </w:rPr>
-              <w:t>24</w:t>
-            </w:r>
-            <w:r>
-              <w:rPr>
-                <w:noProof/>
-                <w:webHidden/>
-              </w:rPr>
-              <w:fldChar w:fldCharType="end"/>
-            </w:r>
-          </w:hyperlink>
-        </w:p>
-        <w:p>
-          <w:pPr>
-            <w:pStyle w:val="TOC1"/>
-            <w:tabs>
-              <w:tab w:val="right" w:leader="dot" w:pos="9350"/>
-            </w:tabs>
-            <w:rPr>
-              <w:rFonts w:eastAsiaTheme="minorEastAsia"/>
-              <w:noProof/>
-            </w:rPr>
-          </w:pPr>
           <w:hyperlink w:anchor="_Toc227231934" w:history="1">
             <w:r>
               <w:rPr>
@@ -1572,7 +1504,15 @@
                 <w:rFonts w:eastAsia="Times New Roman"/>
                 <w:noProof/>
               </w:rPr>
-              <w:t>7. Zaključak</w:t>
+              <w:t>6</w:t>
+            </w:r>
+            <w:r>
+              <w:rPr>
+                <w:rStyle w:val="Hyperlink"/>
+                <w:rFonts w:eastAsia="Times New Roman"/>
+                <w:noProof/>
+              </w:rPr>
+              <w:t>. Zaključak</w:t>
             </w:r>
             <w:r>
               <w:rPr>
@@ -1613,7 +1553,14 @@
                 <w:noProof/>
                 <w:webHidden/>
               </w:rPr>
-              <w:t>25</w:t>
+              <w:t>2</w:t>
+            </w:r>
+            <w:r>
+              <w:rPr>
+                <w:noProof/>
+                <w:webHidden/>
+              </w:rPr>
+              <w:t>4</w:t>
             </w:r>
             <w:r>
               <w:rPr>
@@ -13844,791 +13791,6 @@
           <w:szCs w:val="24"/>
         </w:rPr>
       </w:pPr>
-      <w:r>
-        <w:rPr>
-          <w:rFonts w:eastAsia="Times New Roman" w:cstheme="minorHAnsi"/>
-          <w:sz w:val="24"/>
-          <w:szCs w:val="24"/>
-        </w:rPr>
-        <w:br w:type="page"/>
-      </w:r>
-    </w:p>
-    <w:p>
-      <w:pPr>
-        <w:pStyle w:val="Heading1"/>
-        <w:rPr>
-          <w:rFonts w:eastAsia="Times New Roman"/>
-        </w:rPr>
-      </w:pPr>
-      <w:bookmarkStart w:id="61" w:name="_Toc227231933"/>
-      <w:r>
-        <w:rPr>
-          <w:rFonts w:eastAsia="Times New Roman"/>
-        </w:rPr>
-        <w:lastRenderedPageBreak/>
-        <w:t>6. Plan realizacije aplikacije</w:t>
-      </w:r>
-      <w:bookmarkEnd w:id="61"/>
-    </w:p>
-    <w:p/>
-    <w:p>
-      <w:pPr>
-        <w:pStyle w:val="isselectedend"/>
-        <w:jc w:val="both"/>
-        <w:rPr>
-          <w:rFonts w:asciiTheme="minorHAnsi" w:hAnsiTheme="minorHAnsi" w:cstheme="minorHAnsi"/>
-        </w:rPr>
-      </w:pPr>
-      <w:r>
-        <w:rPr>
-          <w:rFonts w:asciiTheme="minorHAnsi" w:hAnsiTheme="minorHAnsi" w:cstheme="minorHAnsi"/>
-        </w:rPr>
-        <w:t>Termin plan realizacije aplikacije prikazuje raspored aktivnosti u okviru razvoja sistema, organizovan po nedeljama</w:t>
-      </w:r>
-      <w:r>
-        <w:rPr>
-          <w:rFonts w:asciiTheme="minorHAnsi" w:hAnsiTheme="minorHAnsi" w:cstheme="minorHAnsi"/>
-        </w:rPr>
-        <w:t xml:space="preserve">. </w:t>
-      </w:r>
-      <w:r>
-        <w:rPr>
-          <w:rFonts w:asciiTheme="minorHAnsi" w:hAnsiTheme="minorHAnsi" w:cstheme="minorHAnsi"/>
-        </w:rPr>
-        <w:t>Plan obuhvata ključne faze implementacije aplikacije, počev od kreiranja baze podataka, preko razvoja funkcionalnosti, do testiranja i finalizacije sistema.</w:t>
-      </w:r>
-      <w:r>
-        <w:rPr>
-          <w:rFonts w:asciiTheme="minorHAnsi" w:hAnsiTheme="minorHAnsi" w:cstheme="minorHAnsi"/>
-        </w:rPr>
-        <w:t xml:space="preserve"> </w:t>
-      </w:r>
-      <w:r>
-        <w:rPr>
-          <w:rFonts w:asciiTheme="minorHAnsi" w:hAnsiTheme="minorHAnsi" w:cstheme="minorHAnsi"/>
-        </w:rPr>
-        <w:t>Aktivnosti su raspoređene hronološki, pri čemu svaka faza predstavlja logičnu celinu u procesu razvoja aplikacije. Pojedine aktivnosti mogu se delimično realizovati paralelno, u zavisnosti od složenosti zadataka i dostupnosti resursa.</w:t>
-      </w:r>
-    </w:p>
-    <w:p>
-      <w:pPr>
-        <w:pStyle w:val="isselectedend"/>
-        <w:jc w:val="both"/>
-        <w:rPr>
-          <w:rFonts w:asciiTheme="minorHAnsi" w:hAnsiTheme="minorHAnsi" w:cstheme="minorHAnsi"/>
-        </w:rPr>
-      </w:pPr>
-      <w:r>
-        <w:rPr>
-          <w:rFonts w:asciiTheme="minorHAnsi" w:hAnsiTheme="minorHAnsi" w:cstheme="minorHAnsi"/>
-        </w:rPr>
-        <w:t xml:space="preserve">Implementacija funkcija počinje od 16.4.2026, </w:t>
-      </w:r>
-      <w:r>
-        <w:rPr>
-          <w:rFonts w:asciiTheme="minorHAnsi" w:hAnsiTheme="minorHAnsi" w:cstheme="minorHAnsi"/>
-        </w:rPr>
-        <w:t xml:space="preserve">a cilj je da se sve planirane funkcionalnosti implementiraju i sistem završi </w:t>
-      </w:r>
-      <w:r>
-        <w:rPr>
-          <w:rFonts w:asciiTheme="minorHAnsi" w:hAnsiTheme="minorHAnsi" w:cstheme="minorHAnsi"/>
-        </w:rPr>
-        <w:t>najkasnije do sredine</w:t>
-      </w:r>
-      <w:r>
-        <w:rPr>
-          <w:rFonts w:asciiTheme="minorHAnsi" w:hAnsiTheme="minorHAnsi" w:cstheme="minorHAnsi"/>
-        </w:rPr>
-        <w:t xml:space="preserve"> juna, odnosno pre početka junskog ispitnog roka.</w:t>
-      </w:r>
-    </w:p>
-    <w:p>
-      <w:pPr>
-        <w:pStyle w:val="isselectedend"/>
-        <w:numPr>
-          <w:ilvl w:val="0"/>
-          <w:numId w:val="6"/>
-        </w:numPr>
-        <w:jc w:val="both"/>
-        <w:rPr>
-          <w:rFonts w:asciiTheme="minorHAnsi" w:hAnsiTheme="minorHAnsi" w:cstheme="minorHAnsi"/>
-        </w:rPr>
-      </w:pPr>
-      <w:r>
-        <w:rPr>
-          <w:rFonts w:asciiTheme="minorHAnsi" w:hAnsiTheme="minorHAnsi" w:cstheme="minorHAnsi"/>
-        </w:rPr>
-        <w:t>Razvoj: april-maj</w:t>
-      </w:r>
-    </w:p>
-    <w:p>
-      <w:pPr>
-        <w:pStyle w:val="isselectedend"/>
-        <w:numPr>
-          <w:ilvl w:val="0"/>
-          <w:numId w:val="6"/>
-        </w:numPr>
-        <w:jc w:val="both"/>
-        <w:rPr>
-          <w:rFonts w:asciiTheme="minorHAnsi" w:hAnsiTheme="minorHAnsi" w:cstheme="minorHAnsi"/>
-        </w:rPr>
-      </w:pPr>
-      <w:r>
-        <w:rPr>
-          <w:rFonts w:asciiTheme="minorHAnsi" w:hAnsiTheme="minorHAnsi" w:cstheme="minorHAnsi"/>
-        </w:rPr>
-        <w:t>Završetak implememtacije: kraj maja-početak juna</w:t>
-      </w:r>
-    </w:p>
-    <w:p>
-      <w:pPr>
-        <w:pStyle w:val="isselectedend"/>
-        <w:numPr>
-          <w:ilvl w:val="0"/>
-          <w:numId w:val="6"/>
-        </w:numPr>
-        <w:jc w:val="both"/>
-        <w:rPr>
-          <w:rFonts w:asciiTheme="minorHAnsi" w:hAnsiTheme="minorHAnsi" w:cstheme="minorHAnsi"/>
-        </w:rPr>
-      </w:pPr>
-      <w:r>
-        <w:rPr>
-          <w:rFonts w:asciiTheme="minorHAnsi" w:hAnsiTheme="minorHAnsi" w:cstheme="minorHAnsi"/>
-        </w:rPr>
-        <w:t>Finalizacija: sredina juna</w:t>
-      </w:r>
-    </w:p>
-    <w:p/>
-    <w:tbl>
-      <w:tblPr>
-        <w:tblStyle w:val="TableGrid"/>
-        <w:tblpPr w:leftFromText="180" w:rightFromText="180" w:vertAnchor="page" w:horzAnchor="margin" w:tblpXSpec="center" w:tblpY="7548"/>
-        <w:tblW w:w="6205" w:type="dxa"/>
-        <w:tblLook w:val="04A0" w:firstRow="1" w:lastRow="0" w:firstColumn="1" w:lastColumn="0" w:noHBand="0" w:noVBand="1"/>
-      </w:tblPr>
-      <w:tblGrid>
-        <w:gridCol w:w="1795"/>
-        <w:gridCol w:w="4410"/>
-      </w:tblGrid>
-      <w:tr>
-        <w:trPr>
-          <w:trHeight w:val="421"/>
-        </w:trPr>
-        <w:tc>
-          <w:tcPr>
-            <w:tcW w:w="1795" w:type="dxa"/>
-            <w:tcBorders>
-              <w:bottom w:val="single" w:sz="4" w:space="0" w:color="auto"/>
-            </w:tcBorders>
-          </w:tcPr>
-          <w:p>
-            <w:pPr>
-              <w:jc w:val="center"/>
-              <w:rPr>
-                <w:rFonts w:eastAsia="Times New Roman" w:cstheme="minorHAnsi"/>
-                <w:b/>
-                <w:bCs/>
-                <w:sz w:val="24"/>
-                <w:szCs w:val="24"/>
-              </w:rPr>
-            </w:pPr>
-            <w:r>
-              <w:rPr>
-                <w:rFonts w:eastAsia="Times New Roman" w:cstheme="minorHAnsi"/>
-                <w:b/>
-                <w:bCs/>
-                <w:sz w:val="24"/>
-                <w:szCs w:val="24"/>
-              </w:rPr>
-              <w:t>Period</w:t>
-            </w:r>
-          </w:p>
-        </w:tc>
-        <w:tc>
-          <w:tcPr>
-            <w:tcW w:w="4410" w:type="dxa"/>
-          </w:tcPr>
-          <w:p>
-            <w:pPr>
-              <w:jc w:val="center"/>
-              <w:rPr>
-                <w:rFonts w:eastAsia="Times New Roman" w:cstheme="minorHAnsi"/>
-                <w:b/>
-                <w:bCs/>
-                <w:sz w:val="24"/>
-                <w:szCs w:val="24"/>
-              </w:rPr>
-            </w:pPr>
-            <w:r>
-              <w:rPr>
-                <w:rFonts w:eastAsia="Times New Roman" w:cstheme="minorHAnsi"/>
-                <w:b/>
-                <w:bCs/>
-                <w:sz w:val="24"/>
-                <w:szCs w:val="24"/>
-              </w:rPr>
-              <w:t>Funkcionalnost koja se razvija</w:t>
-            </w:r>
-          </w:p>
-        </w:tc>
-      </w:tr>
-      <w:tr>
-        <w:trPr>
-          <w:trHeight w:val="421"/>
-        </w:trPr>
-        <w:tc>
-          <w:tcPr>
-            <w:tcW w:w="1795" w:type="dxa"/>
-            <w:tcBorders>
-              <w:bottom w:val="single" w:sz="4" w:space="0" w:color="auto"/>
-            </w:tcBorders>
-          </w:tcPr>
-          <w:p>
-            <w:pPr>
-              <w:pStyle w:val="ListParagraph"/>
-              <w:numPr>
-                <w:ilvl w:val="0"/>
-                <w:numId w:val="5"/>
-              </w:numPr>
-              <w:spacing w:line="240" w:lineRule="auto"/>
-              <w:rPr>
-                <w:rFonts w:eastAsia="Times New Roman" w:cstheme="minorHAnsi"/>
-                <w:sz w:val="24"/>
-                <w:szCs w:val="24"/>
-              </w:rPr>
-            </w:pPr>
-            <w:r>
-              <w:rPr>
-                <w:rFonts w:eastAsia="Times New Roman" w:cstheme="minorHAnsi"/>
-                <w:sz w:val="24"/>
-                <w:szCs w:val="24"/>
-              </w:rPr>
-              <w:t>Nedelja</w:t>
-            </w:r>
-          </w:p>
-        </w:tc>
-        <w:tc>
-          <w:tcPr>
-            <w:tcW w:w="4410" w:type="dxa"/>
-          </w:tcPr>
-          <w:p>
-            <w:pPr>
-              <w:jc w:val="center"/>
-              <w:rPr>
-                <w:rFonts w:eastAsia="Times New Roman" w:cstheme="minorHAnsi"/>
-                <w:sz w:val="24"/>
-                <w:szCs w:val="24"/>
-              </w:rPr>
-            </w:pPr>
-            <w:r>
-              <w:rPr>
-                <w:rFonts w:eastAsia="Times New Roman" w:cstheme="minorHAnsi"/>
-                <w:sz w:val="24"/>
-                <w:szCs w:val="24"/>
-              </w:rPr>
-              <w:t>Kreiranje baza podataka</w:t>
-            </w:r>
-          </w:p>
-        </w:tc>
-      </w:tr>
-      <w:tr>
-        <w:trPr>
-          <w:trHeight w:val="388"/>
-        </w:trPr>
-        <w:tc>
-          <w:tcPr>
-            <w:tcW w:w="1795" w:type="dxa"/>
-            <w:tcBorders>
-              <w:top w:val="single" w:sz="4" w:space="0" w:color="auto"/>
-            </w:tcBorders>
-          </w:tcPr>
-          <w:p>
-            <w:pPr>
-              <w:pStyle w:val="ListParagraph"/>
-              <w:numPr>
-                <w:ilvl w:val="0"/>
-                <w:numId w:val="5"/>
-              </w:numPr>
-              <w:spacing w:line="240" w:lineRule="auto"/>
-              <w:rPr>
-                <w:rFonts w:eastAsia="Times New Roman" w:cstheme="minorHAnsi"/>
-                <w:sz w:val="24"/>
-                <w:szCs w:val="24"/>
-              </w:rPr>
-            </w:pPr>
-            <w:r>
-              <w:rPr>
-                <w:rFonts w:eastAsia="Times New Roman" w:cstheme="minorHAnsi"/>
-                <w:sz w:val="24"/>
-                <w:szCs w:val="24"/>
-              </w:rPr>
-              <w:t>Nedelja</w:t>
-            </w:r>
-          </w:p>
-        </w:tc>
-        <w:tc>
-          <w:tcPr>
-            <w:tcW w:w="4410" w:type="dxa"/>
-          </w:tcPr>
-          <w:p>
-            <w:pPr>
-              <w:jc w:val="center"/>
-              <w:rPr>
-                <w:rFonts w:eastAsia="Times New Roman" w:cstheme="minorHAnsi"/>
-                <w:sz w:val="24"/>
-                <w:szCs w:val="24"/>
-              </w:rPr>
-            </w:pPr>
-            <w:r>
-              <w:rPr>
-                <w:rFonts w:eastAsia="Times New Roman" w:cstheme="minorHAnsi"/>
-                <w:sz w:val="24"/>
-                <w:szCs w:val="24"/>
-              </w:rPr>
-              <w:t>Implementacija prijave korisnika</w:t>
-            </w:r>
-          </w:p>
-        </w:tc>
-      </w:tr>
-      <w:tr>
-        <w:trPr>
-          <w:trHeight w:val="421"/>
-        </w:trPr>
-        <w:tc>
-          <w:tcPr>
-            <w:tcW w:w="1795" w:type="dxa"/>
-          </w:tcPr>
-          <w:p>
-            <w:pPr>
-              <w:pStyle w:val="ListParagraph"/>
-              <w:numPr>
-                <w:ilvl w:val="0"/>
-                <w:numId w:val="5"/>
-              </w:numPr>
-              <w:spacing w:line="240" w:lineRule="auto"/>
-              <w:rPr>
-                <w:rFonts w:eastAsia="Times New Roman" w:cstheme="minorHAnsi"/>
-                <w:sz w:val="24"/>
-                <w:szCs w:val="24"/>
-              </w:rPr>
-            </w:pPr>
-            <w:r>
-              <w:rPr>
-                <w:rFonts w:eastAsia="Times New Roman" w:cstheme="minorHAnsi"/>
-                <w:sz w:val="24"/>
-                <w:szCs w:val="24"/>
-              </w:rPr>
-              <w:t>Nedelja</w:t>
-            </w:r>
-          </w:p>
-        </w:tc>
-        <w:tc>
-          <w:tcPr>
-            <w:tcW w:w="4410" w:type="dxa"/>
-          </w:tcPr>
-          <w:p>
-            <w:pPr>
-              <w:jc w:val="center"/>
-              <w:rPr>
-                <w:rFonts w:eastAsia="Times New Roman" w:cstheme="minorHAnsi"/>
-                <w:sz w:val="24"/>
-                <w:szCs w:val="24"/>
-              </w:rPr>
-            </w:pPr>
-            <w:r>
-              <w:rPr>
-                <w:rFonts w:eastAsia="Times New Roman" w:cstheme="minorHAnsi"/>
-                <w:sz w:val="24"/>
-                <w:szCs w:val="24"/>
-              </w:rPr>
-              <w:t>Rad sa klijentima I unos zahteva</w:t>
-            </w:r>
-          </w:p>
-        </w:tc>
-      </w:tr>
-      <w:tr>
-        <w:trPr>
-          <w:trHeight w:val="388"/>
-        </w:trPr>
-        <w:tc>
-          <w:tcPr>
-            <w:tcW w:w="1795" w:type="dxa"/>
-          </w:tcPr>
-          <w:p>
-            <w:pPr>
-              <w:pStyle w:val="ListParagraph"/>
-              <w:numPr>
-                <w:ilvl w:val="0"/>
-                <w:numId w:val="5"/>
-              </w:numPr>
-              <w:spacing w:line="240" w:lineRule="auto"/>
-              <w:rPr>
-                <w:rFonts w:eastAsia="Times New Roman" w:cstheme="minorHAnsi"/>
-                <w:sz w:val="24"/>
-                <w:szCs w:val="24"/>
-              </w:rPr>
-            </w:pPr>
-            <w:r>
-              <w:rPr>
-                <w:rFonts w:eastAsia="Times New Roman" w:cstheme="minorHAnsi"/>
-                <w:sz w:val="24"/>
-                <w:szCs w:val="24"/>
-              </w:rPr>
-              <w:t>Nedelja</w:t>
-            </w:r>
-          </w:p>
-        </w:tc>
-        <w:tc>
-          <w:tcPr>
-            <w:tcW w:w="4410" w:type="dxa"/>
-          </w:tcPr>
-          <w:p>
-            <w:pPr>
-              <w:jc w:val="center"/>
-              <w:rPr>
-                <w:rFonts w:eastAsia="Times New Roman" w:cstheme="minorHAnsi"/>
-                <w:sz w:val="24"/>
-                <w:szCs w:val="24"/>
-              </w:rPr>
-            </w:pPr>
-            <w:r>
-              <w:rPr>
-                <w:rFonts w:eastAsia="Times New Roman" w:cstheme="minorHAnsi"/>
-                <w:sz w:val="24"/>
-                <w:szCs w:val="24"/>
-              </w:rPr>
-              <w:t>Kreiranje ponude</w:t>
-            </w:r>
-          </w:p>
-        </w:tc>
-      </w:tr>
-      <w:tr>
-        <w:trPr>
-          <w:trHeight w:val="421"/>
-        </w:trPr>
-        <w:tc>
-          <w:tcPr>
-            <w:tcW w:w="1795" w:type="dxa"/>
-          </w:tcPr>
-          <w:p>
-            <w:pPr>
-              <w:pStyle w:val="ListParagraph"/>
-              <w:numPr>
-                <w:ilvl w:val="0"/>
-                <w:numId w:val="5"/>
-              </w:numPr>
-              <w:spacing w:line="240" w:lineRule="auto"/>
-              <w:rPr>
-                <w:rFonts w:eastAsia="Times New Roman" w:cstheme="minorHAnsi"/>
-                <w:sz w:val="24"/>
-                <w:szCs w:val="24"/>
-              </w:rPr>
-            </w:pPr>
-            <w:r>
-              <w:rPr>
-                <w:rFonts w:eastAsia="Times New Roman" w:cstheme="minorHAnsi"/>
-                <w:sz w:val="24"/>
-                <w:szCs w:val="24"/>
-              </w:rPr>
-              <w:t>Nedelja</w:t>
-            </w:r>
-          </w:p>
-        </w:tc>
-        <w:tc>
-          <w:tcPr>
-            <w:tcW w:w="4410" w:type="dxa"/>
-          </w:tcPr>
-          <w:p>
-            <w:pPr>
-              <w:jc w:val="center"/>
-              <w:rPr>
-                <w:rFonts w:eastAsia="Times New Roman" w:cstheme="minorHAnsi"/>
-                <w:sz w:val="24"/>
-                <w:szCs w:val="24"/>
-              </w:rPr>
-            </w:pPr>
-            <w:r>
-              <w:rPr>
-                <w:rFonts w:eastAsia="Times New Roman" w:cstheme="minorHAnsi"/>
-                <w:sz w:val="24"/>
-                <w:szCs w:val="24"/>
-              </w:rPr>
-              <w:t>Kreiranje rezervacije</w:t>
-            </w:r>
-          </w:p>
-        </w:tc>
-      </w:tr>
-      <w:tr>
-        <w:trPr>
-          <w:trHeight w:val="421"/>
-        </w:trPr>
-        <w:tc>
-          <w:tcPr>
-            <w:tcW w:w="1795" w:type="dxa"/>
-          </w:tcPr>
-          <w:p>
-            <w:pPr>
-              <w:pStyle w:val="ListParagraph"/>
-              <w:numPr>
-                <w:ilvl w:val="0"/>
-                <w:numId w:val="5"/>
-              </w:numPr>
-              <w:spacing w:line="240" w:lineRule="auto"/>
-              <w:rPr>
-                <w:rFonts w:eastAsia="Times New Roman" w:cstheme="minorHAnsi"/>
-                <w:sz w:val="24"/>
-                <w:szCs w:val="24"/>
-              </w:rPr>
-            </w:pPr>
-            <w:r>
-              <w:rPr>
-                <w:rFonts w:eastAsia="Times New Roman" w:cstheme="minorHAnsi"/>
-                <w:sz w:val="24"/>
-                <w:szCs w:val="24"/>
-              </w:rPr>
-              <w:t>Nedelja</w:t>
-            </w:r>
-          </w:p>
-        </w:tc>
-        <w:tc>
-          <w:tcPr>
-            <w:tcW w:w="4410" w:type="dxa"/>
-          </w:tcPr>
-          <w:p>
-            <w:pPr>
-              <w:jc w:val="center"/>
-              <w:rPr>
-                <w:rFonts w:eastAsia="Times New Roman" w:cstheme="minorHAnsi"/>
-                <w:sz w:val="24"/>
-                <w:szCs w:val="24"/>
-              </w:rPr>
-            </w:pPr>
-            <w:r>
-              <w:rPr>
-                <w:rFonts w:eastAsia="Times New Roman" w:cstheme="minorHAnsi"/>
-                <w:sz w:val="24"/>
-                <w:szCs w:val="24"/>
-              </w:rPr>
-              <w:t>Organizacija transportnih tura</w:t>
-            </w:r>
-          </w:p>
-        </w:tc>
-      </w:tr>
-      <w:tr>
-        <w:trPr>
-          <w:trHeight w:val="388"/>
-        </w:trPr>
-        <w:tc>
-          <w:tcPr>
-            <w:tcW w:w="1795" w:type="dxa"/>
-          </w:tcPr>
-          <w:p>
-            <w:pPr>
-              <w:pStyle w:val="ListParagraph"/>
-              <w:numPr>
-                <w:ilvl w:val="0"/>
-                <w:numId w:val="5"/>
-              </w:numPr>
-              <w:spacing w:line="240" w:lineRule="auto"/>
-              <w:rPr>
-                <w:rFonts w:eastAsia="Times New Roman" w:cstheme="minorHAnsi"/>
-                <w:sz w:val="24"/>
-                <w:szCs w:val="24"/>
-              </w:rPr>
-            </w:pPr>
-            <w:r>
-              <w:rPr>
-                <w:rFonts w:eastAsia="Times New Roman" w:cstheme="minorHAnsi"/>
-                <w:sz w:val="24"/>
-                <w:szCs w:val="24"/>
-              </w:rPr>
-              <w:t>Nedelja</w:t>
-            </w:r>
-          </w:p>
-        </w:tc>
-        <w:tc>
-          <w:tcPr>
-            <w:tcW w:w="4410" w:type="dxa"/>
-          </w:tcPr>
-          <w:p>
-            <w:pPr>
-              <w:jc w:val="center"/>
-              <w:rPr>
-                <w:rFonts w:eastAsia="Times New Roman" w:cstheme="minorHAnsi"/>
-                <w:sz w:val="24"/>
-                <w:szCs w:val="24"/>
-              </w:rPr>
-            </w:pPr>
-            <w:r>
-              <w:rPr>
-                <w:rFonts w:eastAsia="Times New Roman" w:cstheme="minorHAnsi"/>
-                <w:sz w:val="24"/>
-                <w:szCs w:val="24"/>
-              </w:rPr>
-              <w:t>Funkcionalnosti vozača</w:t>
-            </w:r>
-          </w:p>
-        </w:tc>
-      </w:tr>
-      <w:tr>
-        <w:trPr>
-          <w:trHeight w:val="421"/>
-        </w:trPr>
-        <w:tc>
-          <w:tcPr>
-            <w:tcW w:w="1795" w:type="dxa"/>
-          </w:tcPr>
-          <w:p>
-            <w:pPr>
-              <w:pStyle w:val="ListParagraph"/>
-              <w:numPr>
-                <w:ilvl w:val="0"/>
-                <w:numId w:val="5"/>
-              </w:numPr>
-              <w:spacing w:line="240" w:lineRule="auto"/>
-              <w:rPr>
-                <w:rFonts w:eastAsia="Times New Roman" w:cstheme="minorHAnsi"/>
-                <w:sz w:val="24"/>
-                <w:szCs w:val="24"/>
-              </w:rPr>
-            </w:pPr>
-            <w:r>
-              <w:rPr>
-                <w:rFonts w:eastAsia="Times New Roman" w:cstheme="minorHAnsi"/>
-                <w:sz w:val="24"/>
-                <w:szCs w:val="24"/>
-              </w:rPr>
-              <w:t>Nedelja</w:t>
-            </w:r>
-          </w:p>
-        </w:tc>
-        <w:tc>
-          <w:tcPr>
-            <w:tcW w:w="4410" w:type="dxa"/>
-          </w:tcPr>
-          <w:p>
-            <w:pPr>
-              <w:jc w:val="center"/>
-              <w:rPr>
-                <w:rFonts w:eastAsia="Times New Roman" w:cstheme="minorHAnsi"/>
-                <w:sz w:val="24"/>
-                <w:szCs w:val="24"/>
-              </w:rPr>
-            </w:pPr>
-            <w:r>
-              <w:rPr>
-                <w:rFonts w:eastAsia="Times New Roman" w:cstheme="minorHAnsi"/>
-                <w:sz w:val="24"/>
-                <w:szCs w:val="24"/>
-              </w:rPr>
-              <w:t>Nadogradnja operative (status I izveštaji)</w:t>
-            </w:r>
-          </w:p>
-        </w:tc>
-      </w:tr>
-      <w:tr>
-        <w:trPr>
-          <w:trHeight w:val="421"/>
-        </w:trPr>
-        <w:tc>
-          <w:tcPr>
-            <w:tcW w:w="1795" w:type="dxa"/>
-          </w:tcPr>
-          <w:p>
-            <w:pPr>
-              <w:pStyle w:val="ListParagraph"/>
-              <w:numPr>
-                <w:ilvl w:val="0"/>
-                <w:numId w:val="5"/>
-              </w:numPr>
-              <w:spacing w:line="240" w:lineRule="auto"/>
-              <w:rPr>
-                <w:rFonts w:eastAsia="Times New Roman" w:cstheme="minorHAnsi"/>
-                <w:sz w:val="24"/>
-                <w:szCs w:val="24"/>
-              </w:rPr>
-            </w:pPr>
-            <w:r>
-              <w:rPr>
-                <w:rFonts w:eastAsia="Times New Roman" w:cstheme="minorHAnsi"/>
-                <w:sz w:val="24"/>
-                <w:szCs w:val="24"/>
-              </w:rPr>
-              <w:t>Nedelja</w:t>
-            </w:r>
-          </w:p>
-        </w:tc>
-        <w:tc>
-          <w:tcPr>
-            <w:tcW w:w="4410" w:type="dxa"/>
-          </w:tcPr>
-          <w:p>
-            <w:pPr>
-              <w:jc w:val="center"/>
-              <w:rPr>
-                <w:rFonts w:eastAsia="Times New Roman" w:cstheme="minorHAnsi"/>
-                <w:sz w:val="24"/>
-                <w:szCs w:val="24"/>
-              </w:rPr>
-            </w:pPr>
-            <w:r>
-              <w:rPr>
-                <w:rFonts w:eastAsia="Times New Roman" w:cstheme="minorHAnsi"/>
-                <w:sz w:val="24"/>
-                <w:szCs w:val="24"/>
-              </w:rPr>
-              <w:t>Testiranje I ispravljanje grešaka</w:t>
-            </w:r>
-          </w:p>
-        </w:tc>
-      </w:tr>
-    </w:tbl>
-    <w:p>
-      <w:pPr>
-        <w:rPr>
-          <w:rFonts w:eastAsia="Times New Roman" w:cstheme="minorHAnsi"/>
-          <w:sz w:val="24"/>
-          <w:szCs w:val="24"/>
-        </w:rPr>
-      </w:pPr>
-    </w:p>
-    <w:p>
-      <w:pPr>
-        <w:rPr>
-          <w:rFonts w:eastAsia="Times New Roman" w:cstheme="minorHAnsi"/>
-          <w:sz w:val="24"/>
-          <w:szCs w:val="24"/>
-        </w:rPr>
-      </w:pPr>
-    </w:p>
-    <w:p>
-      <w:pPr>
-        <w:rPr>
-          <w:rFonts w:eastAsia="Times New Roman" w:cstheme="minorHAnsi"/>
-          <w:sz w:val="24"/>
-          <w:szCs w:val="24"/>
-        </w:rPr>
-      </w:pPr>
-    </w:p>
-    <w:p>
-      <w:pPr>
-        <w:rPr>
-          <w:rFonts w:eastAsia="Times New Roman" w:cstheme="minorHAnsi"/>
-          <w:sz w:val="24"/>
-          <w:szCs w:val="24"/>
-        </w:rPr>
-      </w:pPr>
-    </w:p>
-    <w:p>
-      <w:pPr>
-        <w:rPr>
-          <w:rFonts w:eastAsia="Times New Roman" w:cstheme="minorHAnsi"/>
-          <w:sz w:val="24"/>
-          <w:szCs w:val="24"/>
-        </w:rPr>
-      </w:pPr>
     </w:p>
     <w:p>
       <w:pPr>
@@ -14719,10 +13881,10 @@
           <w:rFonts w:eastAsia="Times New Roman"/>
         </w:rPr>
       </w:pPr>
-      <w:bookmarkStart w:id="62" w:name="_Toc226931161"/>
-      <w:bookmarkStart w:id="63" w:name="_Toc227230549"/>
-      <w:bookmarkStart w:id="64" w:name="_Toc227230604"/>
-      <w:bookmarkStart w:id="65" w:name="_Toc227231934"/>
+      <w:bookmarkStart w:id="61" w:name="_Toc226931161"/>
+      <w:bookmarkStart w:id="62" w:name="_Toc227230549"/>
+      <w:bookmarkStart w:id="63" w:name="_Toc227230604"/>
+      <w:bookmarkStart w:id="64" w:name="_Toc227231934"/>
       <w:r>
         <w:rPr>
           <w:rFonts w:eastAsia="Times New Roman"/>
@@ -14736,10 +13898,10 @@
         </w:rPr>
         <w:t>. Zaključak</w:t>
       </w:r>
+      <w:bookmarkEnd w:id="61"/>
       <w:bookmarkEnd w:id="62"/>
       <w:bookmarkEnd w:id="63"/>
       <w:bookmarkEnd w:id="64"/>
-      <w:bookmarkEnd w:id="65"/>
     </w:p>
     <w:p>
       <w:pPr>
